--- a/5.Memoria/TFM_Alejandra_Llord.docx
+++ b/5.Memoria/TFM_Alejandra_Llord.docx
@@ -5834,151 +5834,338 @@
     </w:p>
     <w:p>
       <w:pPr>
-        <w:rPr>
-          <w:rFonts w:cstheme="minorHAnsi"/>
-        </w:rPr>
-      </w:pPr>
-    </w:p>
-    <w:p>
-      <w:pPr>
-        <w:rPr>
-          <w:rFonts w:cstheme="minorHAnsi"/>
-        </w:rPr>
-      </w:pPr>
-    </w:p>
-    <w:p>
-      <w:pPr>
-        <w:rPr>
-          <w:rFonts w:cstheme="minorHAnsi"/>
-        </w:rPr>
-      </w:pPr>
-    </w:p>
-    <w:p>
-      <w:pPr>
-        <w:rPr>
-          <w:rFonts w:cstheme="minorHAnsi"/>
-        </w:rPr>
-      </w:pPr>
-    </w:p>
-    <w:p>
-      <w:pPr>
-        <w:rPr>
-          <w:rFonts w:cstheme="minorHAnsi"/>
-          <w:lang w:val="es-ES"/>
-        </w:rPr>
-      </w:pPr>
-      <w:proofErr w:type="gramStart"/>
-      <w:r>
-        <w:rPr>
-          <w:rFonts w:cstheme="minorHAnsi"/>
-          <w:lang w:val="es-ES"/>
-        </w:rPr>
-        <w:t>  Contexto</w:t>
-      </w:r>
-      <w:proofErr w:type="gramEnd"/>
-      <w:r>
-        <w:rPr>
-          <w:rFonts w:cstheme="minorHAnsi"/>
-          <w:lang w:val="es-ES"/>
-        </w:rPr>
-        <w:t xml:space="preserve">: predicción de retornos </w:t>
-      </w:r>
-    </w:p>
-    <w:p>
-      <w:pPr>
-        <w:rPr>
-          <w:rFonts w:cstheme="minorHAnsi"/>
-          <w:lang w:val="es-ES"/>
-        </w:rPr>
-      </w:pPr>
-      <w:proofErr w:type="gramStart"/>
-      <w:r>
-        <w:rPr>
-          <w:rFonts w:cstheme="minorHAnsi"/>
-          <w:lang w:val="es-ES"/>
-        </w:rPr>
-        <w:t>  Problema</w:t>
-      </w:r>
-      <w:proofErr w:type="gramEnd"/>
-      <w:r>
-        <w:rPr>
-          <w:rFonts w:cstheme="minorHAnsi"/>
-          <w:lang w:val="es-ES"/>
-        </w:rPr>
-        <w:t xml:space="preserve">: baja predictibilidad </w:t>
-      </w:r>
-    </w:p>
-    <w:p>
-      <w:pPr>
-        <w:rPr>
-          <w:rFonts w:cstheme="minorHAnsi"/>
-          <w:lang w:val="es-ES"/>
-        </w:rPr>
-      </w:pPr>
-      <w:proofErr w:type="gramStart"/>
-      <w:r>
-        <w:rPr>
-          <w:rFonts w:cstheme="minorHAnsi"/>
-          <w:lang w:val="es-ES"/>
-        </w:rPr>
-        <w:t>  Objetivo</w:t>
-      </w:r>
-      <w:proofErr w:type="gramEnd"/>
-      <w:r>
-        <w:rPr>
-          <w:rFonts w:cstheme="minorHAnsi"/>
-          <w:lang w:val="es-ES"/>
-        </w:rPr>
-        <w:t xml:space="preserve">: comparar modelos (ML vs series temporales) </w:t>
-      </w:r>
-    </w:p>
-    <w:p>
-      <w:pPr>
-        <w:rPr>
-          <w:rFonts w:cstheme="minorHAnsi"/>
-          <w:lang w:val="es-ES"/>
-        </w:rPr>
-      </w:pPr>
-      <w:proofErr w:type="gramStart"/>
-      <w:r>
-        <w:rPr>
-          <w:rFonts w:cstheme="minorHAnsi"/>
-          <w:lang w:val="es-ES"/>
-        </w:rPr>
-        <w:t>  Aplicación</w:t>
-      </w:r>
-      <w:proofErr w:type="gramEnd"/>
-      <w:r>
-        <w:rPr>
-          <w:rFonts w:cstheme="minorHAnsi"/>
-          <w:lang w:val="es-ES"/>
-        </w:rPr>
-        <w:t xml:space="preserve">: optimización de carteras (Markowitz) </w:t>
-      </w:r>
-    </w:p>
-    <w:p>
-      <w:pPr>
-        <w:rPr>
-          <w:rFonts w:cstheme="minorHAnsi"/>
-          <w:lang w:val="es-ES"/>
-        </w:rPr>
-      </w:pPr>
-      <w:proofErr w:type="gramStart"/>
-      <w:r>
-        <w:rPr>
-          <w:rFonts w:cstheme="minorHAnsi"/>
-          <w:lang w:val="es-ES"/>
-        </w:rPr>
-        <w:t>  Estructura</w:t>
-      </w:r>
-      <w:proofErr w:type="gramEnd"/>
-      <w:r>
-        <w:rPr>
-          <w:rFonts w:cstheme="minorHAnsi"/>
-          <w:lang w:val="es-ES"/>
-        </w:rPr>
-        <w:t xml:space="preserve"> del trabajo</w:t>
-      </w:r>
+        <w:ind w:firstLine="0"/>
+      </w:pPr>
+      <w:r>
+        <w:t>El</w:t>
+      </w:r>
+      <w:r>
+        <w:t xml:space="preserve"> desarrollo del trabajo se ha organizado en cuatro fases principales, siguiendo un orden progresivo desde la preparación de los datos hasta la evaluación final de las carteras. Esta estructura permite avanzar de forma ordenada y conectar cada parte del trabajo con la siguiente.</w:t>
+      </w:r>
+    </w:p>
+    <w:p>
+      <w:pPr>
+        <w:pStyle w:val="Prrafodelista"/>
+        <w:numPr>
+          <w:ilvl w:val="0"/>
+          <w:numId w:val="41"/>
+        </w:numPr>
+        <w:rPr>
+          <w:lang w:val="es-ES"/>
+        </w:rPr>
+      </w:pPr>
+      <w:r>
+        <w:rPr>
+          <w:lang w:val="es-ES"/>
+        </w:rPr>
+        <w:t xml:space="preserve">La </w:t>
+      </w:r>
+      <w:r>
+        <w:rPr>
+          <w:b/>
+          <w:bCs/>
+          <w:lang w:val="es-ES"/>
+        </w:rPr>
+        <w:t>primera fase</w:t>
+      </w:r>
+      <w:r>
+        <w:rPr>
+          <w:lang w:val="es-ES"/>
+        </w:rPr>
+        <w:t xml:space="preserve"> corresponde al </w:t>
+      </w:r>
+      <w:r>
+        <w:rPr>
+          <w:b/>
+          <w:bCs/>
+          <w:lang w:val="es-ES"/>
+        </w:rPr>
+        <w:t>preprocesado y análisis inicial de los datos</w:t>
+      </w:r>
+      <w:r>
+        <w:rPr>
+          <w:lang w:val="es-ES"/>
+        </w:rPr>
+        <w:t xml:space="preserve">. En esta etapa se descargan los datos históricos de los </w:t>
+      </w:r>
+      <w:proofErr w:type="spellStart"/>
+      <w:r>
+        <w:rPr>
+          <w:lang w:val="es-ES"/>
+        </w:rPr>
+        <w:t>ETFs</w:t>
+      </w:r>
+      <w:proofErr w:type="spellEnd"/>
+      <w:r>
+        <w:rPr>
+          <w:lang w:val="es-ES"/>
+        </w:rPr>
+        <w:t>, se revisa su calidad y se construyen las variables necesarias para el estudio. También se calculan los retornos, se analiza la estacionariedad de las series y se realiza un primer análisis descriptivo mediante estadísticas, gráficos y correlaciones. El objetivo de esta fase es entender el comportamiento general de los activos antes de aplicar modelos de predicción.</w:t>
+      </w:r>
+    </w:p>
+    <w:p>
+      <w:pPr>
+        <w:pStyle w:val="Prrafodelista"/>
+        <w:numPr>
+          <w:ilvl w:val="0"/>
+          <w:numId w:val="41"/>
+        </w:numPr>
+        <w:rPr>
+          <w:lang w:val="es-ES"/>
+        </w:rPr>
+      </w:pPr>
+      <w:r>
+        <w:rPr>
+          <w:lang w:val="es-ES"/>
+        </w:rPr>
+        <w:t xml:space="preserve">La </w:t>
+      </w:r>
+      <w:r>
+        <w:rPr>
+          <w:b/>
+          <w:bCs/>
+          <w:lang w:val="es-ES"/>
+        </w:rPr>
+        <w:t>segunda fase</w:t>
+      </w:r>
+      <w:r>
+        <w:rPr>
+          <w:lang w:val="es-ES"/>
+        </w:rPr>
+        <w:t xml:space="preserve"> se centra en la </w:t>
+      </w:r>
+      <w:r>
+        <w:rPr>
+          <w:b/>
+          <w:bCs/>
+          <w:lang w:val="es-ES"/>
+        </w:rPr>
+        <w:t>modelización de los retornos</w:t>
+      </w:r>
+      <w:r>
+        <w:rPr>
+          <w:lang w:val="es-ES"/>
+        </w:rPr>
+        <w:t xml:space="preserve">. En esta parte se aplican modelos de series temporales y modelos de aprendizaje automático, tanto con datos diarios como con datos semanales. Para las series temporales se utilizan modelos ARIMA, mientras que en el caso del aprendizaje automático se prueban modelos como Ridge, Random Forest y </w:t>
+      </w:r>
+      <w:proofErr w:type="spellStart"/>
+      <w:r>
+        <w:rPr>
+          <w:lang w:val="es-ES"/>
+        </w:rPr>
+        <w:t>Gradient</w:t>
+      </w:r>
+      <w:proofErr w:type="spellEnd"/>
+      <w:r>
+        <w:rPr>
+          <w:lang w:val="es-ES"/>
+        </w:rPr>
+        <w:t xml:space="preserve"> </w:t>
+      </w:r>
+      <w:proofErr w:type="spellStart"/>
+      <w:r>
+        <w:rPr>
+          <w:lang w:val="es-ES"/>
+        </w:rPr>
+        <w:t>Boosting</w:t>
+      </w:r>
+      <w:proofErr w:type="spellEnd"/>
+      <w:r>
+        <w:rPr>
+          <w:lang w:val="es-ES"/>
+        </w:rPr>
+        <w:t>. Además, se comparan los resultados frente a modelos base, como la predicción del último valor observado o la predicción de retorno cero. Esta fase permite identificar qué enfoque ofrece mejores resultados para el problema planteado.</w:t>
+      </w:r>
+    </w:p>
+    <w:p>
+      <w:pPr>
+        <w:pStyle w:val="Prrafodelista"/>
+        <w:numPr>
+          <w:ilvl w:val="0"/>
+          <w:numId w:val="41"/>
+        </w:numPr>
+        <w:rPr>
+          <w:lang w:val="es-ES"/>
+        </w:rPr>
+      </w:pPr>
+      <w:r>
+        <w:rPr>
+          <w:lang w:val="es-ES"/>
+        </w:rPr>
+        <w:t xml:space="preserve">La </w:t>
+      </w:r>
+      <w:r>
+        <w:rPr>
+          <w:b/>
+          <w:bCs/>
+          <w:lang w:val="es-ES"/>
+        </w:rPr>
+        <w:t>tercera fase</w:t>
+      </w:r>
+      <w:r>
+        <w:rPr>
+          <w:lang w:val="es-ES"/>
+        </w:rPr>
+        <w:t xml:space="preserve"> corresponde a la </w:t>
+      </w:r>
+      <w:r>
+        <w:rPr>
+          <w:b/>
+          <w:bCs/>
+          <w:lang w:val="es-ES"/>
+        </w:rPr>
+        <w:t>optimización de carteras mediante el modelo de Markowitz</w:t>
+      </w:r>
+      <w:r>
+        <w:rPr>
+          <w:lang w:val="es-ES"/>
+        </w:rPr>
+        <w:t xml:space="preserve">. Una vez seleccionadas las predicciones más adecuadas, estas se utilizan como rentabilidades esperadas dentro de un modelo de cartera. Se comparan tres estrategias: una basada en medias históricas, otra basada en el último retorno conocido y otra basada en las predicciones obtenidas mediante ARIMA. El objetivo de esta fase es comprobar si las predicciones no solo son útiles desde </w:t>
+      </w:r>
+      <w:r>
+        <w:rPr>
+          <w:lang w:val="es-ES"/>
+        </w:rPr>
+        <w:lastRenderedPageBreak/>
+        <w:t>el punto de vista estadístico, sino también desde el punto de vista económico, es decir, si ayudan a construir una cartera con mejor comportamiento.</w:t>
+      </w:r>
+    </w:p>
+    <w:p>
+      <w:pPr>
+        <w:pStyle w:val="Prrafodelista"/>
+        <w:numPr>
+          <w:ilvl w:val="0"/>
+          <w:numId w:val="41"/>
+        </w:numPr>
+        <w:rPr>
+          <w:lang w:val="es-ES"/>
+        </w:rPr>
+      </w:pPr>
+      <w:r>
+        <w:rPr>
+          <w:lang w:val="es-ES"/>
+        </w:rPr>
+        <w:t xml:space="preserve">Por último, la </w:t>
+      </w:r>
+      <w:r>
+        <w:rPr>
+          <w:b/>
+          <w:bCs/>
+          <w:lang w:val="es-ES"/>
+        </w:rPr>
+        <w:t>cuarta fase</w:t>
+      </w:r>
+      <w:r>
+        <w:rPr>
+          <w:lang w:val="es-ES"/>
+        </w:rPr>
+        <w:t xml:space="preserve"> está dedicada a la </w:t>
+      </w:r>
+      <w:r>
+        <w:rPr>
+          <w:b/>
+          <w:bCs/>
+          <w:lang w:val="es-ES"/>
+        </w:rPr>
+        <w:t>redacción de la memoria y cierre del trabajo</w:t>
+      </w:r>
+      <w:r>
+        <w:rPr>
+          <w:lang w:val="es-ES"/>
+        </w:rPr>
+        <w:t xml:space="preserve">. En esta etapa se organizan los resultados obtenidos, se preparan las tablas y figuras necesarias, se redactan los distintos capítulos de la memoria y se revisa el documento final. También se incluyen las conclusiones del trabajo, las limitaciones encontradas y posibles líneas de mejora para </w:t>
+      </w:r>
+      <w:r>
+        <w:rPr>
+          <w:lang w:val="es-ES"/>
+        </w:rPr>
+        <w:t xml:space="preserve">futuros </w:t>
+      </w:r>
+      <w:r>
+        <w:rPr>
+          <w:lang w:val="es-ES"/>
+        </w:rPr>
+        <w:t>estudios.</w:t>
+      </w:r>
+    </w:p>
+    <w:p>
+      <w:pPr>
+        <w:ind w:firstLine="0"/>
+        <w:rPr>
+          <w:lang w:val="es-ES"/>
+        </w:rPr>
+      </w:pPr>
+    </w:p>
+    <w:p>
+      <w:pPr>
+        <w:ind w:firstLine="0"/>
+        <w:rPr>
+          <w:rFonts w:cstheme="minorHAnsi"/>
+        </w:rPr>
+      </w:pPr>
+      <w:r>
+        <w:rPr>
+          <w:rFonts w:cstheme="minorHAnsi"/>
+        </w:rPr>
+        <w:drawing>
+          <wp:inline distT="0" distB="0" distL="0" distR="0" wp14:anchorId="02A69B08" wp14:editId="6C44E0A7">
+            <wp:extent cx="5657850" cy="4492039"/>
+            <wp:effectExtent l="0" t="0" r="0" b="3810"/>
+            <wp:docPr id="973151360" name="Imagen 1"/>
+            <wp:cNvGraphicFramePr>
+              <a:graphicFrameLocks xmlns:a="http://schemas.openxmlformats.org/drawingml/2006/main" noChangeAspect="1"/>
+            </wp:cNvGraphicFramePr>
+            <a:graphic xmlns:a="http://schemas.openxmlformats.org/drawingml/2006/main">
+              <a:graphicData uri="http://schemas.openxmlformats.org/drawingml/2006/picture">
+                <pic:pic xmlns:pic="http://schemas.openxmlformats.org/drawingml/2006/picture">
+                  <pic:nvPicPr>
+                    <pic:cNvPr id="973151360" name=""/>
+                    <pic:cNvPicPr/>
+                  </pic:nvPicPr>
+                  <pic:blipFill rotWithShape="1">
+                    <a:blip r:embed="rId12"/>
+                    <a:srcRect t="784"/>
+                    <a:stretch>
+                      <a:fillRect/>
+                    </a:stretch>
+                  </pic:blipFill>
+                  <pic:spPr bwMode="auto">
+                    <a:xfrm>
+                      <a:off x="0" y="0"/>
+                      <a:ext cx="5658141" cy="4492270"/>
+                    </a:xfrm>
+                    <a:prstGeom prst="rect">
+                      <a:avLst/>
+                    </a:prstGeom>
+                    <a:ln>
+                      <a:noFill/>
+                    </a:ln>
+                    <a:extLst>
+                      <a:ext uri="{53640926-AAD7-44D8-BBD7-CCE9431645EC}">
+                        <a14:shadowObscured xmlns:a14="http://schemas.microsoft.com/office/drawing/2010/main"/>
+                      </a:ext>
+                    </a:extLst>
+                  </pic:spPr>
+                </pic:pic>
+              </a:graphicData>
+            </a:graphic>
+          </wp:inline>
+        </w:drawing>
+      </w:r>
+    </w:p>
+    <w:p>
+      <w:pPr>
+        <w:rPr>
+          <w:rFonts w:cstheme="minorHAnsi"/>
+        </w:rPr>
+      </w:pPr>
+    </w:p>
+    <w:p>
+      <w:pPr>
+        <w:rPr>
+          <w:rFonts w:cstheme="minorHAnsi"/>
+        </w:rPr>
+      </w:pPr>
     </w:p>
     <w:p>
       <w:pPr>
@@ -5986,7 +6173,7 @@
           <w:rFonts w:cstheme="minorHAnsi"/>
         </w:rPr>
         <w:sectPr>
-          <w:footerReference w:type="default" r:id="rId12"/>
+          <w:footerReference w:type="default" r:id="rId13"/>
           <w:type w:val="oddPage"/>
           <w:pgSz w:w="12240" w:h="15840"/>
           <w:pgMar w:top="1440" w:right="1440" w:bottom="1440" w:left="1440" w:header="720" w:footer="720" w:gutter="0"/>
@@ -6017,96 +6204,2159 @@
     </w:p>
     <w:p>
       <w:pPr>
-        <w:rPr>
-          <w:rFonts w:cstheme="minorHAnsi"/>
-          <w:color w:val="5B9BD5" w:themeColor="accent1"/>
-          <w:lang w:val="es-ES"/>
-        </w:rPr>
-      </w:pPr>
-      <w:r>
-        <w:rPr>
-          <w:rFonts w:cstheme="minorHAnsi"/>
-          <w:color w:val="5B9BD5" w:themeColor="accent1"/>
-          <w:lang w:val="es-ES"/>
-        </w:rPr>
+        <w:pStyle w:val="Ttulo2"/>
+      </w:pPr>
+      <w:r>
+        <w:t>Predicción de retornos financieros</w:t>
+      </w:r>
+    </w:p>
+    <w:p>
+      <w:pPr>
+        <w:pStyle w:val="Textoindependiente"/>
+        <w:ind w:firstLine="0"/>
+      </w:pPr>
+      <w:r>
+        <w:t>La predicción de retornos financieros</w:t>
+      </w:r>
+      <w:r>
         <w:t xml:space="preserve"> </w:t>
       </w:r>
-    </w:p>
-    <w:p>
-      <w:pPr>
-        <w:rPr>
-          <w:rFonts w:cstheme="minorHAnsi"/>
-          <w:lang w:val="es-ES"/>
-        </w:rPr>
-      </w:pPr>
-    </w:p>
-    <w:p>
-      <w:pPr>
-        <w:rPr>
-          <w:rFonts w:cstheme="minorHAnsi"/>
-          <w:lang w:val="es-ES"/>
-        </w:rPr>
-      </w:pPr>
+      <w:r>
+        <w:t>lleva décadas siendo un</w:t>
+      </w:r>
+      <w:r>
+        <w:t>o</w:t>
+      </w:r>
+      <w:r>
+        <w:t xml:space="preserve"> de l</w:t>
+      </w:r>
+      <w:r>
+        <w:t xml:space="preserve">os temas más </w:t>
+      </w:r>
+      <w:r>
+        <w:t>investiga</w:t>
+      </w:r>
+      <w:r>
+        <w:t>d</w:t>
+      </w:r>
+      <w:r>
+        <w:t>o</w:t>
+      </w:r>
+      <w:r>
+        <w:t>s en finanzas</w:t>
+      </w:r>
+      <w:r>
+        <w:t>.</w:t>
+      </w:r>
+      <w:r>
+        <w:rPr>
+          <w:rFonts w:ascii="Arial" w:hAnsi="Arial" w:cs="Arial"/>
+          <w:color w:val="141413"/>
+          <w:sz w:val="21"/>
+          <w:szCs w:val="21"/>
+        </w:rPr>
+        <w:t xml:space="preserve"> </w:t>
+      </w:r>
+      <w:r>
+        <w:t>Una de las</w:t>
+      </w:r>
+      <w:r>
+        <w:t xml:space="preserve"> teoría</w:t>
+      </w:r>
+      <w:r>
+        <w:t>s</w:t>
+      </w:r>
+      <w:r>
+        <w:t xml:space="preserve"> más conoci</w:t>
+      </w:r>
+      <w:r>
+        <w:t>das</w:t>
+      </w:r>
+      <w:r>
+        <w:t xml:space="preserve"> es la hipótesis de los mercados eficientes, de</w:t>
+      </w:r>
+      <w:r>
+        <w:t>sarrollada por</w:t>
+      </w:r>
+      <w:r>
+        <w:t xml:space="preserve"> Eugene</w:t>
+      </w:r>
+      <w:r>
+        <w:t xml:space="preserve"> Fama</w:t>
+      </w:r>
+      <w:r>
+        <w:t xml:space="preserve"> </w:t>
+      </w:r>
+      <w:sdt>
+        <w:sdtPr>
+          <w:rPr>
+            <w:rFonts w:ascii="Calibri" w:hAnsi="Calibri" w:cs="Calibri"/>
+            <w:color w:val="000000"/>
+          </w:rPr>
+          <w:tag w:val="MENDELEY_CITATION_v3_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"/>
+          <w:id w:val="-1563636985"/>
+          <w:placeholder>
+            <w:docPart w:val="DefaultPlaceholder_-1854013440"/>
+          </w:placeholder>
+        </w:sdtPr>
+        <w:sdtContent>
+          <w:r>
+            <w:rPr>
+              <w:rFonts w:ascii="Calibri" w:hAnsi="Calibri" w:cs="Calibri"/>
+              <w:color w:val="000000"/>
+            </w:rPr>
+            <w:t>[1]</w:t>
+          </w:r>
+        </w:sdtContent>
+      </w:sdt>
+      <w:r>
+        <w:t xml:space="preserve">. </w:t>
+      </w:r>
+      <w:r>
+        <w:t>Según esta teoría, en un mercado eficiente los precios de los activos reflejan la información disponible en cada momento</w:t>
+      </w:r>
+      <w:r>
+        <w:t xml:space="preserve">. </w:t>
+      </w:r>
+      <w:r>
+        <w:t xml:space="preserve"> </w:t>
+      </w:r>
+      <w:r>
+        <w:t>Esto implica que la informació</w:t>
+      </w:r>
+      <w:r>
+        <w:t xml:space="preserve">n que aportan </w:t>
+      </w:r>
+      <w:r>
+        <w:t>los precios y volúmenes pasados ya estaría incorporada en los precios actuales. Por tanto, resulta difícil obtener predicciones consistentes utilizando únicamente datos históricos de mercado.</w:t>
+      </w:r>
+    </w:p>
+    <w:p>
+      <w:pPr>
+        <w:pStyle w:val="Textoindependiente"/>
+        <w:ind w:firstLine="0"/>
+        <w:rPr>
+          <w:lang w:val="es-ES"/>
+        </w:rPr>
+      </w:pPr>
+      <w:r>
+        <w:t>Sin embargo, algunos estudios han encontrado patrones en los retornos pasados que pueden estar relacionados con los retornos futuros.</w:t>
+      </w:r>
+      <w:r>
+        <w:rPr>
+          <w:lang w:val="es-ES"/>
+        </w:rPr>
+        <w:t xml:space="preserve"> Jegadeesh y Titman</w:t>
+      </w:r>
+      <w:r>
+        <w:rPr>
+          <w:lang w:val="es-ES"/>
+        </w:rPr>
+        <w:t xml:space="preserve"> </w:t>
+      </w:r>
+      <w:sdt>
+        <w:sdtPr>
+          <w:rPr>
+            <w:rFonts w:ascii="Calibri" w:hAnsi="Calibri" w:cs="Calibri"/>
+            <w:color w:val="000000"/>
+            <w:lang w:val="es-ES"/>
+          </w:rPr>
+          <w:tag w:val="MENDELEY_CITATION_v3_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"/>
+          <w:id w:val="1481509364"/>
+          <w:placeholder>
+            <w:docPart w:val="DefaultPlaceholder_-1854013440"/>
+          </w:placeholder>
+        </w:sdtPr>
+        <w:sdtContent>
+          <w:r>
+            <w:rPr>
+              <w:rFonts w:ascii="Calibri" w:hAnsi="Calibri" w:cs="Calibri"/>
+              <w:color w:val="000000"/>
+              <w:lang w:val="es-ES"/>
+            </w:rPr>
+            <w:t>[2]</w:t>
+          </w:r>
+        </w:sdtContent>
+      </w:sdt>
+      <w:r>
+        <w:rPr>
+          <w:lang w:val="es-ES"/>
+        </w:rPr>
+        <w:t xml:space="preserve"> </w:t>
+      </w:r>
+      <w:r>
+        <w:t xml:space="preserve">documentaron el efecto </w:t>
+      </w:r>
+      <w:proofErr w:type="spellStart"/>
+      <w:r>
+        <w:rPr>
+          <w:i/>
+          <w:iCs/>
+        </w:rPr>
+        <w:t>momentum</w:t>
+      </w:r>
+      <w:proofErr w:type="spellEnd"/>
+      <w:r>
+        <w:t xml:space="preserve">, </w:t>
+      </w:r>
+      <w:r>
+        <w:t>el cual dice que</w:t>
+      </w:r>
+      <w:r>
+        <w:t xml:space="preserve"> los activos que han tenido un buen comportamiento en los últimos meses tienden a seguir comportándose</w:t>
+      </w:r>
+      <w:r>
+        <w:t xml:space="preserve"> bien</w:t>
+      </w:r>
+      <w:r>
+        <w:t xml:space="preserve"> </w:t>
+      </w:r>
+      <w:r>
+        <w:t>a</w:t>
+      </w:r>
+      <w:r>
+        <w:t xml:space="preserve"> corto plazo</w:t>
+      </w:r>
+      <w:r>
+        <w:t xml:space="preserve"> y viceversa</w:t>
+      </w:r>
+      <w:r>
+        <w:rPr>
+          <w:lang w:val="es-ES"/>
+        </w:rPr>
+        <w:t>.</w:t>
+      </w:r>
+      <w:r>
+        <w:rPr>
+          <w:lang w:val="es-ES"/>
+        </w:rPr>
+        <w:t xml:space="preserve"> Por otro lado, </w:t>
+      </w:r>
+      <w:r>
+        <w:rPr>
+          <w:lang w:val="es-ES"/>
+        </w:rPr>
+        <w:t>DeBondt y Thaler</w:t>
+      </w:r>
+      <w:r>
+        <w:rPr>
+          <w:lang w:val="es-ES"/>
+        </w:rPr>
+        <w:t xml:space="preserve"> </w:t>
+      </w:r>
+      <w:sdt>
+        <w:sdtPr>
+          <w:rPr>
+            <w:rFonts w:ascii="Calibri" w:hAnsi="Calibri" w:cs="Calibri"/>
+            <w:color w:val="000000"/>
+            <w:lang w:val="es-ES"/>
+          </w:rPr>
+          <w:tag w:val="MENDELEY_CITATION_v3_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"/>
+          <w:id w:val="-1519228757"/>
+          <w:placeholder>
+            <w:docPart w:val="DefaultPlaceholder_-1854013440"/>
+          </w:placeholder>
+        </w:sdtPr>
+        <w:sdtContent>
+          <w:r>
+            <w:rPr>
+              <w:rFonts w:ascii="Calibri" w:hAnsi="Calibri" w:cs="Calibri"/>
+              <w:color w:val="000000"/>
+              <w:lang w:val="es-ES"/>
+            </w:rPr>
+            <w:t>[3]</w:t>
+          </w:r>
+        </w:sdtContent>
+      </w:sdt>
+      <w:r>
+        <w:rPr>
+          <w:lang w:val="es-ES"/>
+        </w:rPr>
+        <w:t xml:space="preserve"> </w:t>
+      </w:r>
+      <w:r>
+        <w:t>observaron que, a largo plazo, algunos activos con fuertes caídas previas tienden a recuperarse</w:t>
+      </w:r>
+      <w:r>
+        <w:rPr>
+          <w:lang w:val="es-ES"/>
+        </w:rPr>
+        <w:t xml:space="preserve">. </w:t>
+      </w:r>
+      <w:r>
+        <w:t>Estos resultados no invalidan la hipótesis de los mercados eficientes</w:t>
+      </w:r>
+      <w:r>
+        <w:t xml:space="preserve"> </w:t>
+      </w:r>
+      <w:sdt>
+        <w:sdtPr>
+          <w:rPr>
+            <w:rFonts w:ascii="Calibri" w:hAnsi="Calibri" w:cs="Calibri"/>
+            <w:color w:val="000000"/>
+          </w:rPr>
+          <w:tag w:val="MENDELEY_CITATION_v3_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"/>
+          <w:id w:val="712472806"/>
+          <w:placeholder>
+            <w:docPart w:val="DefaultPlaceholder_-1854013440"/>
+          </w:placeholder>
+        </w:sdtPr>
+        <w:sdtContent>
+          <w:r>
+            <w:rPr>
+              <w:rFonts w:ascii="Calibri" w:hAnsi="Calibri" w:cs="Calibri"/>
+              <w:color w:val="000000"/>
+            </w:rPr>
+            <w:t>[1]</w:t>
+          </w:r>
+        </w:sdtContent>
+      </w:sdt>
+      <w:r>
+        <w:t xml:space="preserve">, pero sí muestran que los datos históricos pueden </w:t>
+      </w:r>
+      <w:r>
+        <w:t>tener</w:t>
+      </w:r>
+      <w:r>
+        <w:t xml:space="preserve"> ciertos patrones que merece la pena analizar.</w:t>
+      </w:r>
+      <w:r>
+        <w:rPr>
+          <w:lang w:val="es-ES"/>
+        </w:rPr>
+        <w:t xml:space="preserve"> </w:t>
+      </w:r>
+    </w:p>
+    <w:p>
+      <w:pPr>
+        <w:pStyle w:val="Textoindependiente"/>
+        <w:ind w:firstLine="0"/>
+      </w:pPr>
+      <w:r>
+        <w:t xml:space="preserve">Aun así, predecir retornos financieros </w:t>
+      </w:r>
+      <w:r>
+        <w:t>es</w:t>
+      </w:r>
+      <w:r>
+        <w:t xml:space="preserve"> una tarea especialmente </w:t>
+      </w:r>
+      <w:r>
+        <w:t>compleja.</w:t>
+      </w:r>
+      <w:r>
+        <w:rPr>
+          <w:lang w:val="es-ES"/>
+        </w:rPr>
+        <w:t xml:space="preserve"> </w:t>
+      </w:r>
+      <w:proofErr w:type="spellStart"/>
+      <w:r>
+        <w:rPr>
+          <w:lang w:val="es-ES"/>
+        </w:rPr>
+        <w:t>Cont</w:t>
+      </w:r>
+      <w:proofErr w:type="spellEnd"/>
+      <w:r>
+        <w:rPr>
+          <w:lang w:val="es-ES"/>
+        </w:rPr>
+        <w:t xml:space="preserve"> </w:t>
+      </w:r>
+      <w:sdt>
+        <w:sdtPr>
+          <w:rPr>
+            <w:rFonts w:ascii="Calibri" w:hAnsi="Calibri" w:cs="Calibri"/>
+            <w:color w:val="000000"/>
+            <w:lang w:val="es-ES"/>
+          </w:rPr>
+          <w:tag w:val="MENDELEY_CITATION_v3_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"/>
+          <w:id w:val="851464215"/>
+          <w:placeholder>
+            <w:docPart w:val="DefaultPlaceholder_-1854013440"/>
+          </w:placeholder>
+        </w:sdtPr>
+        <w:sdtContent>
+          <w:r>
+            <w:rPr>
+              <w:rFonts w:ascii="Calibri" w:hAnsi="Calibri" w:cs="Calibri"/>
+              <w:color w:val="000000"/>
+              <w:lang w:val="es-ES"/>
+            </w:rPr>
+            <w:t>[4]</w:t>
+          </w:r>
+        </w:sdtContent>
+      </w:sdt>
+      <w:r>
+        <w:rPr>
+          <w:lang w:val="es-ES"/>
+        </w:rPr>
+        <w:t xml:space="preserve"> </w:t>
+      </w:r>
+      <w:r>
+        <w:t>recopiló algunas de las propiedades estadísticas más habituales de los retornos financieros, como la presencia de movimientos extremos, la baja autocorrelación lineal y la existencia de periodos de alta volatilidad seguidos de otros más tranquilos. Estas características hacen que la señal sea débil y que gran parte de los movimientos observados estén dominados por ruido.</w:t>
+      </w:r>
+      <w:r>
+        <w:t xml:space="preserve"> </w:t>
+      </w:r>
+    </w:p>
+    <w:p>
+      <w:pPr>
+        <w:pStyle w:val="Textoindependiente"/>
+        <w:ind w:firstLine="0"/>
+        <w:rPr>
+          <w:lang w:val="es-ES"/>
+        </w:rPr>
+      </w:pPr>
+      <w:r>
+        <w:t>Por este motivo, este trabajo no parte de la idea de que el mercado pueda predecirse de forma exacta. El objetivo es más limitado: probar distintos modelos, medir qué capacidad predictiva tienen y analizar si sus predicciones pueden aportar valor dentro de una cartera de inversión.</w:t>
+      </w:r>
+    </w:p>
+    <w:p>
+      <w:pPr>
+        <w:pStyle w:val="Ttulo2"/>
+      </w:pPr>
+      <w:proofErr w:type="spellStart"/>
+      <w:r>
+        <w:t>ETFs</w:t>
+      </w:r>
+      <w:proofErr w:type="spellEnd"/>
+      <w:r>
+        <w:t xml:space="preserve"> </w:t>
+      </w:r>
+    </w:p>
+    <w:p>
+      <w:pPr>
+        <w:pStyle w:val="Textoindependiente"/>
+        <w:ind w:firstLine="0"/>
+      </w:pPr>
+      <w:r>
+        <w:t>Un ETF</w:t>
+      </w:r>
+      <w:r>
+        <w:t xml:space="preserve"> </w:t>
+      </w:r>
+      <w:r>
+        <w:t xml:space="preserve">(Exchange </w:t>
+      </w:r>
+      <w:proofErr w:type="spellStart"/>
+      <w:r>
+        <w:t>Traded</w:t>
+      </w:r>
+      <w:proofErr w:type="spellEnd"/>
+      <w:r>
+        <w:t xml:space="preserve"> Fund)</w:t>
+      </w:r>
+      <w:r>
+        <w:t xml:space="preserve"> es un producto financiero que agrupa muchas empresas o activos dentro de un solo fondo. En lugar de comprar acciones individuales que representan una sola empresa</w:t>
+      </w:r>
+      <w:r>
+        <w:t>, como</w:t>
+      </w:r>
+      <w:r>
+        <w:t xml:space="preserve"> </w:t>
+      </w:r>
+      <w:r>
+        <w:t>Apple</w:t>
+      </w:r>
+      <w:r>
+        <w:t xml:space="preserve"> o Banco Santander</w:t>
+      </w:r>
+      <w:r>
+        <w:t>. U</w:t>
+      </w:r>
+      <w:r>
+        <w:t>n</w:t>
+      </w:r>
+      <w:r>
+        <w:t xml:space="preserve"> ETF permite invertir en un conjunto amplio de empresas al mismo tiempo </w:t>
+      </w:r>
+      <w:r>
+        <w:lastRenderedPageBreak/>
+        <w:t>(por ejemplo, el índice S&amp;P 500</w:t>
+      </w:r>
+      <w:r>
+        <w:t xml:space="preserve"> </w:t>
+      </w:r>
+      <w:r>
+        <w:t>incluye las 500 mayores empresas de Estados unidos). Estos se compran y venden en bolsa</w:t>
+      </w:r>
+      <w:r>
+        <w:t xml:space="preserve"> de forma continua</w:t>
+      </w:r>
+      <w:r>
+        <w:t xml:space="preserve"> igual que una acción</w:t>
+      </w:r>
+      <w:r>
+        <w:t xml:space="preserve"> </w:t>
+      </w:r>
+      <w:sdt>
+        <w:sdtPr>
+          <w:rPr>
+            <w:rFonts w:ascii="Calibri" w:hAnsi="Calibri" w:cs="Calibri"/>
+            <w:color w:val="000000"/>
+          </w:rPr>
+          <w:tag w:val="MENDELEY_CITATION_v3_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"/>
+          <w:id w:val="1745993183"/>
+          <w:placeholder>
+            <w:docPart w:val="DefaultPlaceholder_-1854013440"/>
+          </w:placeholder>
+        </w:sdtPr>
+        <w:sdtContent>
+          <w:r>
+            <w:rPr>
+              <w:rFonts w:ascii="Calibri" w:hAnsi="Calibri" w:cs="Calibri"/>
+              <w:color w:val="000000"/>
+            </w:rPr>
+            <w:t>[5]</w:t>
+          </w:r>
+        </w:sdtContent>
+      </w:sdt>
+    </w:p>
+    <w:p>
+      <w:pPr>
+        <w:pStyle w:val="Textoindependiente"/>
+        <w:ind w:firstLine="0"/>
+      </w:pPr>
+      <w:r>
+        <w:t xml:space="preserve">Desde su aparición en los años noventa, los </w:t>
+      </w:r>
+      <w:proofErr w:type="spellStart"/>
+      <w:r>
+        <w:t>ETFs</w:t>
+      </w:r>
+      <w:proofErr w:type="spellEnd"/>
+      <w:r>
+        <w:t xml:space="preserve"> han ganado una gran importancia dentro de los mercados financieros. Su crecimiento se debe a que permiten invertir de forma diversificada, sencilla y con costes generalmente reducidos. Por este motivo, se han convertido en instrumentos muy utilizados tanto por inversores </w:t>
+      </w:r>
+      <w:r>
+        <w:t xml:space="preserve">individuales </w:t>
+      </w:r>
+      <w:r>
+        <w:t>como por gestores de carteras</w:t>
+      </w:r>
+      <w:r>
+        <w:t xml:space="preserve"> </w:t>
+      </w:r>
+      <w:sdt>
+        <w:sdtPr>
+          <w:rPr>
+            <w:rFonts w:ascii="Calibri" w:hAnsi="Calibri" w:cs="Calibri"/>
+            <w:color w:val="000000"/>
+          </w:rPr>
+          <w:tag w:val="MENDELEY_CITATION_v3_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"/>
+          <w:id w:val="1634217697"/>
+          <w:placeholder>
+            <w:docPart w:val="DefaultPlaceholder_-1854013440"/>
+          </w:placeholder>
+        </w:sdtPr>
+        <w:sdtContent>
+          <w:r>
+            <w:rPr>
+              <w:rFonts w:ascii="Calibri" w:hAnsi="Calibri" w:cs="Calibri"/>
+              <w:color w:val="000000"/>
+            </w:rPr>
+            <w:t>[6]</w:t>
+          </w:r>
+        </w:sdtContent>
+      </w:sdt>
+      <w:r>
+        <w:t>.</w:t>
+      </w:r>
+    </w:p>
+    <w:p>
+      <w:pPr>
+        <w:pStyle w:val="Textoindependiente"/>
+        <w:ind w:firstLine="0"/>
+      </w:pPr>
+    </w:p>
+    <w:p>
+      <w:pPr>
+        <w:pStyle w:val="Ttulo2"/>
+      </w:pPr>
+      <w:r>
+        <w:t>Modelos de series temporales</w:t>
+      </w:r>
+    </w:p>
+    <w:p>
+      <w:pPr>
+        <w:pStyle w:val="Textoindependiente"/>
+        <w:ind w:firstLine="0"/>
+      </w:pPr>
+      <w:r>
+        <w:t xml:space="preserve">Una serie temporal es un conjunto de observaciones ordenadas en el tiempo. En este trabajo, cada ETF puede entenderse como una serie temporal, ya que para cada activo </w:t>
+      </w:r>
+      <w:r>
+        <w:t>se entiende por</w:t>
+      </w:r>
+      <w:r>
+        <w:t xml:space="preserve"> una secuencia de precios, volúmenes </w:t>
+      </w:r>
+      <w:r>
+        <w:t xml:space="preserve">o </w:t>
+      </w:r>
+      <w:r>
+        <w:t>retornos observados en distintos días. La característica principal de este tipo de datos es que el orden temporal importa</w:t>
+      </w:r>
+      <w:r>
+        <w:t>,</w:t>
+      </w:r>
+      <w:r>
+        <w:t xml:space="preserve"> una observación no se interpreta de forma aislada, sino </w:t>
+      </w:r>
+      <w:r>
+        <w:t>que se</w:t>
+      </w:r>
+      <w:r>
+        <w:t xml:space="preserve"> relaci</w:t>
+      </w:r>
+      <w:r>
+        <w:t>ona</w:t>
+      </w:r>
+      <w:r>
+        <w:t xml:space="preserve"> con las observaciones anteriores.</w:t>
+      </w:r>
+    </w:p>
+    <w:p>
+      <w:pPr>
+        <w:pStyle w:val="Textoindependiente"/>
+        <w:ind w:firstLine="0"/>
+      </w:pPr>
+      <w:r>
+        <w:rPr>
+          <w:lang w:val="es-ES"/>
+        </w:rPr>
+        <w:t xml:space="preserve">Los modelos de series temporales son métodos estadísticos que intentan </w:t>
+      </w:r>
+      <w:r>
+        <w:t>describir y</w:t>
+      </w:r>
+      <w:r>
+        <w:t xml:space="preserve"> </w:t>
+      </w:r>
+      <w:r>
+        <w:rPr>
+          <w:lang w:val="es-ES"/>
+        </w:rPr>
+        <w:t>predecir</w:t>
+      </w:r>
+      <w:r>
+        <w:rPr>
+          <w:lang w:val="es-ES"/>
+        </w:rPr>
+        <w:t xml:space="preserve"> la evolución de una variable a lo largo del tiempo. Su objetivo es identificar si existe algún patrón en el pasado que pueda ayudar a explicar el comportamiento futuro. </w:t>
+      </w:r>
+      <w:r>
+        <w:t>En el contexto financiero, este tipo de modelos se ha utilizado para estudiar precios, retornos, volatilidad y otros indicadores de mercado.</w:t>
+      </w:r>
+    </w:p>
+    <w:p>
+      <w:pPr>
+        <w:pStyle w:val="Textoindependiente"/>
+        <w:ind w:firstLine="0"/>
+        <w:rPr>
+          <w:lang w:val="es-ES"/>
+        </w:rPr>
+      </w:pPr>
+      <w:r>
+        <w:t>Antes de modelizar una serie, sin embargo, hay que entender qué tipo de estructura tiene. Una serie puede tener tendencia, es decir, una dirección sostenida al alza o a la baja a lo largo del tiempo. Puede tener estacionalidad, es decir, patrones que se repiten en ciclos regulares. Y puede ser estacionaria o no estacionaria: una serie estacionaria tiene media y varianza estables en el tiempo, mientras que una serie no estacionaria cambia de nivel o de comportamiento. La mayoría de las series financieras no son estacionarias en nivel, pero sí lo son cuando se trabaja con retornos en lugar de precios, ya que los retornos oscilan alrededor de cero sin una tendencia clara.</w:t>
+      </w:r>
+    </w:p>
+    <w:p>
+      <w:pPr>
+        <w:pStyle w:val="Textoindependiente"/>
+        <w:ind w:firstLine="0"/>
+        <w:rPr>
+          <w:lang w:val="es-ES"/>
+        </w:rPr>
+      </w:pPr>
+      <w:r>
+        <w:rPr>
+          <w:lang w:val="es-ES"/>
+        </w:rPr>
+        <w:t>Dentro de este grupo, los modelos ARIMA (</w:t>
+      </w:r>
+      <w:proofErr w:type="spellStart"/>
+      <w:r>
+        <w:rPr>
+          <w:lang w:val="es-ES"/>
+        </w:rPr>
+        <w:t>Autoregressive</w:t>
+      </w:r>
+      <w:proofErr w:type="spellEnd"/>
+      <w:r>
+        <w:rPr>
+          <w:lang w:val="es-ES"/>
+        </w:rPr>
+        <w:t xml:space="preserve"> </w:t>
+      </w:r>
+      <w:proofErr w:type="spellStart"/>
+      <w:r>
+        <w:rPr>
+          <w:lang w:val="es-ES"/>
+        </w:rPr>
+        <w:t>Integrated</w:t>
+      </w:r>
+      <w:proofErr w:type="spellEnd"/>
+      <w:r>
+        <w:rPr>
+          <w:lang w:val="es-ES"/>
+        </w:rPr>
+        <w:t xml:space="preserve"> </w:t>
+      </w:r>
+      <w:proofErr w:type="spellStart"/>
+      <w:r>
+        <w:rPr>
+          <w:lang w:val="es-ES"/>
+        </w:rPr>
+        <w:t>Moving</w:t>
+      </w:r>
+      <w:proofErr w:type="spellEnd"/>
+      <w:r>
+        <w:rPr>
+          <w:lang w:val="es-ES"/>
+        </w:rPr>
+        <w:t xml:space="preserve"> </w:t>
+      </w:r>
+      <w:proofErr w:type="spellStart"/>
+      <w:r>
+        <w:rPr>
+          <w:lang w:val="es-ES"/>
+        </w:rPr>
+        <w:t>Average</w:t>
+      </w:r>
+      <w:proofErr w:type="spellEnd"/>
+      <w:r>
+        <w:rPr>
+          <w:lang w:val="es-ES"/>
+        </w:rPr>
+        <w:t xml:space="preserve">) </w:t>
+      </w:r>
+      <w:r>
+        <w:t>son una de las herramientas más utilizadas para el análisis y la predicción de series temporales</w:t>
+      </w:r>
+      <w:r>
+        <w:rPr>
+          <w:lang w:val="es-ES"/>
+        </w:rPr>
+        <w:t xml:space="preserve">. </w:t>
+      </w:r>
+      <w:r>
+        <w:rPr>
+          <w:lang w:val="es-ES"/>
+        </w:rPr>
+        <w:t>Un modelo ARIMA se define a partir de tres componentes. La primera es la componente autorregresiva</w:t>
+      </w:r>
+      <w:r>
+        <w:rPr>
+          <w:lang w:val="es-ES"/>
+        </w:rPr>
+        <w:t xml:space="preserve"> (AR)</w:t>
+      </w:r>
+      <w:r>
+        <w:rPr>
+          <w:lang w:val="es-ES"/>
+        </w:rPr>
+        <w:t>, que utiliza valores pasados de la propia serie para explicar su comportamiento actual. La segunda es la componente integrada</w:t>
+      </w:r>
+      <w:r>
+        <w:rPr>
+          <w:lang w:val="es-ES"/>
+        </w:rPr>
+        <w:t xml:space="preserve"> (I)</w:t>
+      </w:r>
+      <w:r>
+        <w:rPr>
+          <w:lang w:val="es-ES"/>
+        </w:rPr>
+        <w:t xml:space="preserve">, que permite transformar una serie no estacionaria en una serie estacionaria mediante </w:t>
+      </w:r>
+      <w:r>
+        <w:rPr>
+          <w:lang w:val="es-ES"/>
+        </w:rPr>
+        <w:lastRenderedPageBreak/>
+        <w:t xml:space="preserve">diferenciación. La tercera es la componente de medias móviles </w:t>
+      </w:r>
+      <w:r>
+        <w:rPr>
+          <w:lang w:val="es-ES"/>
+        </w:rPr>
+        <w:t>(</w:t>
+      </w:r>
+      <w:r>
+        <w:rPr>
+          <w:lang w:val="es-ES"/>
+        </w:rPr>
+        <w:t>MA</w:t>
+      </w:r>
+      <w:r>
+        <w:rPr>
+          <w:lang w:val="es-ES"/>
+        </w:rPr>
+        <w:t>)</w:t>
+      </w:r>
+      <w:r>
+        <w:rPr>
+          <w:lang w:val="es-ES"/>
+        </w:rPr>
+        <w:t>, que utiliza los errores de predicción pasados para corregir la predicción actual.</w:t>
+      </w:r>
+      <w:r>
+        <w:rPr>
+          <w:lang w:val="es-ES"/>
+        </w:rPr>
+        <w:t xml:space="preserve"> </w:t>
+      </w:r>
+      <w:r>
+        <w:rPr>
+          <w:lang w:val="es-ES"/>
+        </w:rPr>
+        <w:t>Por lo que un</w:t>
+      </w:r>
+      <w:r>
+        <w:rPr>
+          <w:lang w:val="es-ES"/>
+        </w:rPr>
+        <w:t xml:space="preserve"> modelo ARIMA </w:t>
+      </w:r>
+      <w:r>
+        <w:rPr>
+          <w:lang w:val="es-ES"/>
+        </w:rPr>
+        <w:t>estudia</w:t>
+      </w:r>
+      <w:r>
+        <w:rPr>
+          <w:lang w:val="es-ES"/>
+        </w:rPr>
+        <w:t xml:space="preserve"> si los valores pasados de la serie ayudan a anticipar el valor futuro</w:t>
+      </w:r>
+      <w:r>
+        <w:rPr>
+          <w:lang w:val="es-ES"/>
+        </w:rPr>
+        <w:t xml:space="preserve"> y </w:t>
+      </w:r>
+      <w:r>
+        <w:rPr>
+          <w:lang w:val="es-ES"/>
+        </w:rPr>
+        <w:t xml:space="preserve">si los errores cometidos por el modelo en periodos anteriores contienen información útil para ajustar la nueva predicción. </w:t>
+      </w:r>
+      <w:r>
+        <w:rPr>
+          <w:lang w:val="es-ES"/>
+        </w:rPr>
+        <w:t xml:space="preserve"> </w:t>
+      </w:r>
+    </w:p>
+    <w:p>
+      <w:pPr>
+        <w:pStyle w:val="Textoindependiente"/>
+        <w:ind w:firstLine="0"/>
+        <w:rPr>
+          <w:lang w:val="es-ES"/>
+        </w:rPr>
+      </w:pPr>
+      <w:r>
+        <w:rPr>
+          <w:lang w:val="es-ES"/>
+        </w:rPr>
+        <w:t>Para la selección de los parámetros de ARIMA se sigue l</w:t>
+      </w:r>
+      <w:r>
+        <w:rPr>
+          <w:lang w:val="es-ES"/>
+        </w:rPr>
+        <w:t xml:space="preserve">a metodología </w:t>
+      </w:r>
+      <w:r>
+        <w:rPr>
+          <w:lang w:val="es-ES"/>
+        </w:rPr>
+        <w:t>de</w:t>
+      </w:r>
+      <w:r>
+        <w:rPr>
+          <w:lang w:val="es-ES"/>
+        </w:rPr>
+        <w:t xml:space="preserve"> Box, Jenkins y Reinsel </w:t>
+      </w:r>
+      <w:sdt>
+        <w:sdtPr>
+          <w:rPr>
+            <w:rFonts w:ascii="Calibri" w:hAnsi="Calibri" w:cs="Calibri"/>
+            <w:color w:val="000000"/>
+            <w:lang w:val="es-ES"/>
+          </w:rPr>
+          <w:tag w:val="MENDELEY_CITATION_v3_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"/>
+          <w:id w:val="-1055855981"/>
+          <w:placeholder>
+            <w:docPart w:val="DefaultPlaceholder_-1854013440"/>
+          </w:placeholder>
+        </w:sdtPr>
+        <w:sdtContent>
+          <w:r>
+            <w:rPr>
+              <w:rFonts w:ascii="Calibri" w:hAnsi="Calibri" w:cs="Calibri"/>
+              <w:color w:val="000000"/>
+              <w:lang w:val="es-ES"/>
+            </w:rPr>
+            <w:t>[7]</w:t>
+          </w:r>
+        </w:sdtContent>
+      </w:sdt>
+      <w:r>
+        <w:rPr>
+          <w:lang w:val="es-ES"/>
+        </w:rPr>
+        <w:t xml:space="preserve">. Esta propone un proceso ordenado </w:t>
+      </w:r>
+      <w:r>
+        <w:rPr>
+          <w:lang w:val="es-ES"/>
+        </w:rPr>
+        <w:t>en el que se prepara la serie, se identifican los componentes del modelo</w:t>
+      </w:r>
+      <w:r>
+        <w:rPr>
+          <w:lang w:val="es-ES"/>
+        </w:rPr>
+        <w:t xml:space="preserve">, </w:t>
+      </w:r>
+      <w:r>
+        <w:rPr>
+          <w:lang w:val="es-ES"/>
+        </w:rPr>
+        <w:t xml:space="preserve">se </w:t>
+      </w:r>
+      <w:r>
+        <w:rPr>
+          <w:lang w:val="es-ES"/>
+        </w:rPr>
+        <w:t>estima</w:t>
+      </w:r>
+      <w:r>
+        <w:rPr>
+          <w:lang w:val="es-ES"/>
+        </w:rPr>
+        <w:t>n</w:t>
+      </w:r>
+      <w:r>
+        <w:rPr>
+          <w:lang w:val="es-ES"/>
+        </w:rPr>
+        <w:t xml:space="preserve"> y </w:t>
+      </w:r>
+      <w:r>
+        <w:rPr>
+          <w:lang w:val="es-ES"/>
+        </w:rPr>
+        <w:t xml:space="preserve">se </w:t>
+      </w:r>
+      <w:r>
+        <w:rPr>
+          <w:lang w:val="es-ES"/>
+        </w:rPr>
+        <w:t>valida</w:t>
+      </w:r>
+      <w:r>
+        <w:rPr>
+          <w:lang w:val="es-ES"/>
+        </w:rPr>
+        <w:t>n</w:t>
+      </w:r>
+      <w:r>
+        <w:rPr>
+          <w:lang w:val="es-ES"/>
+        </w:rPr>
+        <w:t xml:space="preserve"> </w:t>
+      </w:r>
+      <w:r>
+        <w:rPr>
+          <w:lang w:val="es-ES"/>
+        </w:rPr>
+        <w:t>los resultados</w:t>
+      </w:r>
+      <w:r>
+        <w:rPr>
+          <w:lang w:val="es-ES"/>
+        </w:rPr>
+        <w:t>.</w:t>
+      </w:r>
+      <w:r>
+        <w:rPr>
+          <w:lang w:val="es-ES"/>
+        </w:rPr>
+        <w:t xml:space="preserve"> AIC / BIC?</w:t>
+      </w:r>
+    </w:p>
+    <w:p>
+      <w:pPr>
+        <w:pStyle w:val="Textoindependiente"/>
+        <w:ind w:firstLine="0"/>
+        <w:rPr>
+          <w:lang w:val="es-ES"/>
+        </w:rPr>
+      </w:pPr>
+      <w:r>
+        <w:rPr>
+          <w:lang w:val="es-ES"/>
+        </w:rPr>
+        <w:t>La principal ventaja de ARIMA es que es interpretable y funciona bien con series individuales sin necesitar muchas variables externas. Su limitación más clara es que analiza cada ETF por separado y solo detecta relaciones lineales, por lo que no puede aprovechar información cruzada entre activos ni capturar dinámicas más complejas. Por eso en este trabajo se compara con modelos de aprendizaje automático, que en principio sí pueden hacer las dos cosas.</w:t>
+      </w:r>
+    </w:p>
+    <w:p>
+      <w:pPr>
+        <w:pStyle w:val="Textoindependiente"/>
+        <w:ind w:firstLine="0"/>
+        <w:rPr>
+          <w:lang w:val="es-ES"/>
+        </w:rPr>
+      </w:pPr>
+      <w:r>
+        <w:rPr>
+          <w:lang w:val="es-ES"/>
+        </w:rPr>
+        <w:t xml:space="preserve">Sin embargo, también presentan limitaciones. En primer lugar, trabajan normalmente con una única serie cada vez, por lo que no aprovechan de forma directa la información de otros </w:t>
+      </w:r>
+      <w:proofErr w:type="spellStart"/>
+      <w:r>
+        <w:rPr>
+          <w:lang w:val="es-ES"/>
+        </w:rPr>
+        <w:t>ETFs</w:t>
+      </w:r>
+      <w:proofErr w:type="spellEnd"/>
+      <w:r>
+        <w:rPr>
+          <w:lang w:val="es-ES"/>
+        </w:rPr>
+        <w:t>. En segundo lugar, se basan en relaciones lineales, lo que puede limitar su capacidad para capturar comportamientos más complejos del mercado. Por este motivo, en este trabajo se comparan posteriormente con modelos de aprendizaje automático, que pueden incorporar más variables y relaciones entre activos.</w:t>
+      </w:r>
+    </w:p>
+    <w:p>
+      <w:pPr>
+        <w:pStyle w:val="Textoindependiente"/>
+        <w:ind w:firstLine="0"/>
+      </w:pPr>
+    </w:p>
+    <w:p>
+      <w:pPr>
+        <w:pStyle w:val="Ttulo2"/>
+      </w:pPr>
+      <w:r>
+        <w:t xml:space="preserve">Modelos de </w:t>
+      </w:r>
+      <w:r>
+        <w:rPr>
+          <w:lang w:val="es-ES"/>
+        </w:rPr>
+        <w:t>aprendizaje automático</w:t>
+      </w:r>
+      <w:r>
+        <w:t xml:space="preserve"> </w:t>
+      </w:r>
+      <w:r>
+        <w:t>en finanzas</w:t>
+      </w:r>
+    </w:p>
+    <w:p>
+      <w:pPr>
+        <w:pStyle w:val="Textoindependiente"/>
+        <w:ind w:firstLine="0"/>
+        <w:rPr>
+          <w:lang w:val="es-ES"/>
+        </w:rPr>
+      </w:pPr>
+      <w:r>
+        <w:rPr>
+          <w:lang w:val="es-ES"/>
+        </w:rPr>
+        <w:t>El aprendizaje automático agrupa un conjunto de técnicas que permiten construir modelos a partir de datos. En lugar de fijar una relación concreta entre las variables, estos métodos intentan aprender patrones a partir de la información disponible. En este trabajo se utiliza aprendizaje supervisado, ya que el objetivo es predecir una variable conocida</w:t>
+      </w:r>
+      <w:r>
+        <w:rPr>
+          <w:lang w:val="es-ES"/>
+        </w:rPr>
+        <w:t xml:space="preserve">, </w:t>
+      </w:r>
+      <w:r>
+        <w:rPr>
+          <w:lang w:val="es-ES"/>
+        </w:rPr>
+        <w:t>el retorno</w:t>
+      </w:r>
+      <w:r>
+        <w:rPr>
+          <w:lang w:val="es-ES"/>
+        </w:rPr>
+        <w:t xml:space="preserve"> a</w:t>
+      </w:r>
+      <w:r>
+        <w:rPr>
+          <w:lang w:val="es-ES"/>
+        </w:rPr>
+        <w:t xml:space="preserve"> futuro de cada ETF.</w:t>
+      </w:r>
+    </w:p>
+    <w:p>
+      <w:pPr>
+        <w:pStyle w:val="Textoindependiente"/>
+        <w:ind w:firstLine="0"/>
+        <w:rPr>
+          <w:lang w:val="es-ES"/>
+        </w:rPr>
+      </w:pPr>
+      <w:r>
+        <w:rPr>
+          <w:lang w:val="es-ES"/>
+        </w:rPr>
+        <w:t>En finanzas, los modelos de</w:t>
+      </w:r>
+      <w:r>
+        <w:rPr>
+          <w:lang w:val="es-ES"/>
+        </w:rPr>
+        <w:t xml:space="preserve"> </w:t>
+      </w:r>
+      <w:r>
+        <w:rPr>
+          <w:lang w:val="es-ES"/>
+        </w:rPr>
+        <w:t>aprendizaje automático se han utilizado para tareas como la predicción de retornos, la selección de activos, la gestión del riesgo o la construcción de carteras. Su principal ventaja es que pueden trabajar con muchas variables al mismo tiempo y detectar relaciones más complejas</w:t>
+      </w:r>
+      <w:r>
+        <w:rPr>
+          <w:lang w:val="es-ES"/>
+        </w:rPr>
+        <w:t xml:space="preserve">. </w:t>
+      </w:r>
+      <w:r>
+        <w:rPr>
+          <w:lang w:val="es-ES"/>
+        </w:rPr>
+        <w:t xml:space="preserve">Esto </w:t>
+      </w:r>
+      <w:r>
+        <w:rPr>
+          <w:lang w:val="es-ES"/>
+        </w:rPr>
+        <w:t>es</w:t>
+      </w:r>
+      <w:r>
+        <w:rPr>
+          <w:lang w:val="es-ES"/>
+        </w:rPr>
+        <w:t xml:space="preserve"> útil en mercados financieros</w:t>
+      </w:r>
+      <w:r>
+        <w:rPr>
+          <w:lang w:val="es-ES"/>
+        </w:rPr>
+        <w:t xml:space="preserve"> ya que </w:t>
+      </w:r>
+      <w:r>
+        <w:rPr>
+          <w:lang w:val="es-ES"/>
+        </w:rPr>
+        <w:t>el comportamiento de un activo puede depender no solo de su propi</w:t>
+      </w:r>
+      <w:r>
+        <w:rPr>
+          <w:lang w:val="es-ES"/>
+        </w:rPr>
+        <w:t>o histórico</w:t>
+      </w:r>
+      <w:r>
+        <w:rPr>
+          <w:lang w:val="es-ES"/>
+        </w:rPr>
+        <w:t>, sino también del comportamiento de otros activos, del volumen negociado o de señales temporales.</w:t>
+      </w:r>
+    </w:p>
+    <w:p>
+      <w:pPr>
+        <w:pStyle w:val="Textoindependiente"/>
+        <w:ind w:firstLine="0"/>
+        <w:rPr>
+          <w:lang w:val="es-ES"/>
+        </w:rPr>
+      </w:pPr>
+      <w:r>
+        <w:rPr>
+          <w:lang w:val="es-ES"/>
+        </w:rPr>
+        <w:lastRenderedPageBreak/>
+        <w:t>Aun así, aplicar estos modelos a datos financieros presenta dificultades importantes. Los retornos suelen ser ruidosos, tienen una señal débil y cambian con el tiempo. Esto significa que un modelo puede ajustarse bien a los datos históricos, pero no necesariamente funcionar igual de bien en datos nuevos</w:t>
+      </w:r>
+      <w:r>
+        <w:rPr>
+          <w:lang w:val="es-ES"/>
+        </w:rPr>
+        <w:t>.</w:t>
+      </w:r>
+      <w:r>
+        <w:rPr>
+          <w:lang w:val="es-ES"/>
+        </w:rPr>
+        <w:t xml:space="preserve"> </w:t>
+      </w:r>
+    </w:p>
+    <w:p>
+      <w:pPr>
+        <w:pStyle w:val="Textoindependiente"/>
+        <w:ind w:firstLine="0"/>
+        <w:rPr>
+          <w:lang w:val="es-ES"/>
+        </w:rPr>
+      </w:pPr>
+      <w:r>
+        <w:rPr>
+          <w:lang w:val="es-ES"/>
+        </w:rPr>
+        <w:t xml:space="preserve">En este trabajo se utilizan varios modelos de aprendizaje automático: regresión lineal, Ridge, Random Forest y </w:t>
+      </w:r>
+      <w:proofErr w:type="spellStart"/>
+      <w:r>
+        <w:rPr>
+          <w:lang w:val="es-ES"/>
+        </w:rPr>
+        <w:t>Gradient</w:t>
+      </w:r>
+      <w:proofErr w:type="spellEnd"/>
+      <w:r>
+        <w:rPr>
+          <w:lang w:val="es-ES"/>
+        </w:rPr>
+        <w:t xml:space="preserve"> </w:t>
+      </w:r>
+      <w:proofErr w:type="spellStart"/>
+      <w:r>
+        <w:rPr>
+          <w:lang w:val="es-ES"/>
+        </w:rPr>
+        <w:t>Boosting</w:t>
+      </w:r>
+      <w:proofErr w:type="spellEnd"/>
+      <w:r>
+        <w:rPr>
+          <w:lang w:val="es-ES"/>
+        </w:rPr>
+        <w:t>.</w:t>
+      </w:r>
+    </w:p>
+    <w:p>
+      <w:pPr>
+        <w:pStyle w:val="Ttulo3"/>
+      </w:pPr>
+      <w:r>
+        <w:t>Regresión lineal</w:t>
+      </w:r>
+    </w:p>
+    <w:p>
+      <w:pPr>
+        <w:pStyle w:val="Textoindependiente"/>
+        <w:ind w:firstLine="0"/>
+        <w:rPr>
+          <w:lang w:val="es-ES"/>
+        </w:rPr>
+      </w:pPr>
+      <w:r>
+        <w:rPr>
+          <w:lang w:val="es-ES"/>
+        </w:rPr>
+        <w:t xml:space="preserve">La regresión lineal es uno de los modelos más simples dentro del aprendizaje supervisado. Su objetivo es explicar una variable dependiente, en este caso el retorno futuro de un ETF, como una combinación lineal de varias variables explicativas. Estas variables pueden ser retornos pasados, cambios en el volumen, variables de calendario u otras </w:t>
+      </w:r>
+      <w:r>
+        <w:rPr>
+          <w:lang w:val="es-ES"/>
+        </w:rPr>
+        <w:t>variables</w:t>
+      </w:r>
+      <w:r>
+        <w:rPr>
+          <w:lang w:val="es-ES"/>
+        </w:rPr>
+        <w:t xml:space="preserve"> disponible</w:t>
+      </w:r>
+      <w:r>
+        <w:rPr>
+          <w:lang w:val="es-ES"/>
+        </w:rPr>
+        <w:t>s</w:t>
+      </w:r>
+      <w:r>
+        <w:rPr>
+          <w:lang w:val="es-ES"/>
+        </w:rPr>
+        <w:t>.</w:t>
+      </w:r>
+    </w:p>
+    <w:p>
+      <w:pPr>
+        <w:pStyle w:val="Textoindependiente"/>
+        <w:ind w:firstLine="0"/>
+        <w:jc w:val="center"/>
+        <w:rPr>
+          <w:lang w:val="es-ES"/>
+        </w:rPr>
+      </w:pPr>
+      <m:oMathPara>
+        <m:oMath>
+          <m:acc>
+            <m:accPr>
+              <m:ctrlPr>
+                <w:rPr>
+                  <w:rFonts w:ascii="Cambria Math" w:hAnsi="Cambria Math"/>
+                </w:rPr>
+              </m:ctrlPr>
+            </m:accPr>
+            <m:e>
+              <m:r>
+                <w:rPr>
+                  <w:rFonts w:ascii="Cambria Math" w:hAnsi="Cambria Math"/>
+                </w:rPr>
+                <m:t>y</m:t>
+              </m:r>
+            </m:e>
+          </m:acc>
+          <m:r>
+            <w:rPr>
+              <w:rFonts w:ascii="Cambria Math" w:hAnsi="Cambria Math"/>
+            </w:rPr>
+            <m:t>=</m:t>
+          </m:r>
+          <m:sSub>
+            <m:sSubPr>
+              <m:ctrlPr>
+                <w:rPr>
+                  <w:rFonts w:ascii="Cambria Math" w:hAnsi="Cambria Math"/>
+                  <w:i/>
+                </w:rPr>
+              </m:ctrlPr>
+            </m:sSubPr>
+            <m:e>
+              <m:r>
+                <w:rPr>
+                  <w:rFonts w:ascii="Cambria Math" w:hAnsi="Cambria Math"/>
+                </w:rPr>
+                <m:t>β</m:t>
+              </m:r>
+            </m:e>
+            <m:sub>
+              <m:r>
+                <w:rPr>
+                  <w:rFonts w:ascii="Cambria Math" w:hAnsi="Cambria Math"/>
+                </w:rPr>
+                <m:t>0</m:t>
+              </m:r>
+            </m:sub>
+          </m:sSub>
+          <m:r>
+            <w:rPr>
+              <w:rFonts w:ascii="Cambria Math" w:hAnsi="Cambria Math"/>
+            </w:rPr>
+            <m:t>​</m:t>
+          </m:r>
+          <m:sSub>
+            <m:sSubPr>
+              <m:ctrlPr>
+                <w:rPr>
+                  <w:rFonts w:ascii="Cambria Math" w:hAnsi="Cambria Math"/>
+                  <w:i/>
+                </w:rPr>
+              </m:ctrlPr>
+            </m:sSubPr>
+            <m:e>
+              <m:r>
+                <w:rPr>
+                  <w:rFonts w:ascii="Cambria Math" w:hAnsi="Cambria Math"/>
+                </w:rPr>
+                <m:t>x</m:t>
+              </m:r>
+            </m:e>
+            <m:sub>
+              <m:r>
+                <w:rPr>
+                  <w:rFonts w:ascii="Cambria Math" w:hAnsi="Cambria Math"/>
+                </w:rPr>
+                <m:t>0</m:t>
+              </m:r>
+            </m:sub>
+          </m:sSub>
+          <m:r>
+            <w:rPr>
+              <w:rFonts w:ascii="Cambria Math" w:hAnsi="Cambria Math"/>
+            </w:rPr>
+            <m:t>​</m:t>
+          </m:r>
+          <m:r>
+            <w:rPr>
+              <w:rFonts w:ascii="Cambria Math" w:hAnsi="Cambria Math"/>
+            </w:rPr>
+            <m:t>+</m:t>
+          </m:r>
+          <m:sSub>
+            <m:sSubPr>
+              <m:ctrlPr>
+                <w:rPr>
+                  <w:rFonts w:ascii="Cambria Math" w:hAnsi="Cambria Math"/>
+                  <w:i/>
+                </w:rPr>
+              </m:ctrlPr>
+            </m:sSubPr>
+            <m:e>
+              <m:r>
+                <w:rPr>
+                  <w:rFonts w:ascii="Cambria Math" w:hAnsi="Cambria Math"/>
+                </w:rPr>
+                <m:t>β</m:t>
+              </m:r>
+            </m:e>
+            <m:sub>
+              <m:r>
+                <w:rPr>
+                  <w:rFonts w:ascii="Cambria Math" w:hAnsi="Cambria Math"/>
+                </w:rPr>
+                <m:t>1</m:t>
+              </m:r>
+            </m:sub>
+          </m:sSub>
+          <m:sSub>
+            <m:sSubPr>
+              <m:ctrlPr>
+                <w:rPr>
+                  <w:rFonts w:ascii="Cambria Math" w:hAnsi="Cambria Math"/>
+                  <w:i/>
+                </w:rPr>
+              </m:ctrlPr>
+            </m:sSubPr>
+            <m:e>
+              <m:r>
+                <w:rPr>
+                  <w:rFonts w:ascii="Cambria Math" w:hAnsi="Cambria Math"/>
+                </w:rPr>
+                <m:t>x</m:t>
+              </m:r>
+            </m:e>
+            <m:sub>
+              <m:r>
+                <w:rPr>
+                  <w:rFonts w:ascii="Cambria Math" w:hAnsi="Cambria Math"/>
+                </w:rPr>
+                <m:t>1</m:t>
+              </m:r>
+            </m:sub>
+          </m:sSub>
+          <m:r>
+            <w:rPr>
+              <w:rFonts w:ascii="Cambria Math" w:hAnsi="Cambria Math"/>
+            </w:rPr>
+            <m:t>​</m:t>
+          </m:r>
+          <m:r>
+            <w:rPr>
+              <w:rFonts w:ascii="Cambria Math" w:hAnsi="Cambria Math"/>
+            </w:rPr>
+            <m:t>+</m:t>
+          </m:r>
+          <m:sSub>
+            <m:sSubPr>
+              <m:ctrlPr>
+                <w:rPr>
+                  <w:rFonts w:ascii="Cambria Math" w:hAnsi="Cambria Math"/>
+                  <w:i/>
+                </w:rPr>
+              </m:ctrlPr>
+            </m:sSubPr>
+            <m:e>
+              <m:r>
+                <w:rPr>
+                  <w:rFonts w:ascii="Cambria Math" w:hAnsi="Cambria Math"/>
+                </w:rPr>
+                <m:t>β</m:t>
+              </m:r>
+            </m:e>
+            <m:sub>
+              <m:r>
+                <w:rPr>
+                  <w:rFonts w:ascii="Cambria Math" w:hAnsi="Cambria Math"/>
+                </w:rPr>
+                <m:t>2</m:t>
+              </m:r>
+            </m:sub>
+          </m:sSub>
+          <m:r>
+            <w:rPr>
+              <w:rFonts w:ascii="Cambria Math" w:hAnsi="Cambria Math"/>
+            </w:rPr>
+            <m:t>​</m:t>
+          </m:r>
+          <m:sSub>
+            <m:sSubPr>
+              <m:ctrlPr>
+                <w:rPr>
+                  <w:rFonts w:ascii="Cambria Math" w:hAnsi="Cambria Math"/>
+                  <w:i/>
+                </w:rPr>
+              </m:ctrlPr>
+            </m:sSubPr>
+            <m:e>
+              <m:r>
+                <w:rPr>
+                  <w:rFonts w:ascii="Cambria Math" w:hAnsi="Cambria Math"/>
+                </w:rPr>
+                <m:t>x</m:t>
+              </m:r>
+            </m:e>
+            <m:sub>
+              <m:r>
+                <w:rPr>
+                  <w:rFonts w:ascii="Cambria Math" w:hAnsi="Cambria Math"/>
+                </w:rPr>
+                <m:t>2</m:t>
+              </m:r>
+            </m:sub>
+          </m:sSub>
+          <m:r>
+            <w:rPr>
+              <w:rFonts w:ascii="Cambria Math" w:hAnsi="Cambria Math"/>
+            </w:rPr>
+            <m:t>​</m:t>
+          </m:r>
+          <m:r>
+            <w:rPr>
+              <w:rFonts w:ascii="Cambria Math" w:hAnsi="Cambria Math"/>
+            </w:rPr>
+            <m:t>+</m:t>
+          </m:r>
+          <m:r>
+            <w:rPr>
+              <w:rFonts w:ascii="Cambria Math" w:hAnsi="Cambria Math"/>
+            </w:rPr>
+            <m:t>​</m:t>
+          </m:r>
+          <m:r>
+            <w:rPr>
+              <w:rFonts w:ascii="Cambria Math" w:hAnsi="Cambria Math"/>
+            </w:rPr>
+            <m:t>...+</m:t>
+          </m:r>
+          <m:sSub>
+            <m:sSubPr>
+              <m:ctrlPr>
+                <w:rPr>
+                  <w:rFonts w:ascii="Cambria Math" w:hAnsi="Cambria Math"/>
+                  <w:i/>
+                </w:rPr>
+              </m:ctrlPr>
+            </m:sSubPr>
+            <m:e>
+              <m:r>
+                <w:rPr>
+                  <w:rFonts w:ascii="Cambria Math" w:hAnsi="Cambria Math"/>
+                </w:rPr>
+                <m:t>β</m:t>
+              </m:r>
+            </m:e>
+            <m:sub>
+              <m:r>
+                <w:rPr>
+                  <w:rFonts w:ascii="Cambria Math" w:hAnsi="Cambria Math"/>
+                </w:rPr>
+                <m:t>p</m:t>
+              </m:r>
+            </m:sub>
+          </m:sSub>
+          <m:r>
+            <w:rPr>
+              <w:rFonts w:ascii="Cambria Math" w:hAnsi="Cambria Math"/>
+            </w:rPr>
+            <m:t>​</m:t>
+          </m:r>
+          <m:sSub>
+            <m:sSubPr>
+              <m:ctrlPr>
+                <w:rPr>
+                  <w:rFonts w:ascii="Cambria Math" w:hAnsi="Cambria Math"/>
+                  <w:i/>
+                </w:rPr>
+              </m:ctrlPr>
+            </m:sSubPr>
+            <m:e>
+              <m:r>
+                <w:rPr>
+                  <w:rFonts w:ascii="Cambria Math" w:hAnsi="Cambria Math"/>
+                </w:rPr>
+                <m:t>x</m:t>
+              </m:r>
+            </m:e>
+            <m:sub>
+              <m:r>
+                <w:rPr>
+                  <w:rFonts w:ascii="Cambria Math" w:hAnsi="Cambria Math"/>
+                </w:rPr>
+                <m:t>p</m:t>
+              </m:r>
+            </m:sub>
+          </m:sSub>
+          <m:r>
+            <w:rPr>
+              <w:rFonts w:ascii="Cambria Math" w:hAnsi="Cambria Math"/>
+            </w:rPr>
+            <m:t>​</m:t>
+          </m:r>
+        </m:oMath>
+      </m:oMathPara>
+    </w:p>
+    <w:p>
+      <w:pPr>
+        <w:pStyle w:val="Textoindependiente"/>
+        <w:ind w:firstLine="0"/>
+      </w:pPr>
+      <w:r>
+        <w:rPr>
+          <w:lang w:val="es-ES"/>
+        </w:rPr>
+        <w:t>D</w:t>
+      </w:r>
+      <w:r>
+        <w:t xml:space="preserve">onde </w:t>
+      </w:r>
+      <m:oMath>
+        <m:acc>
+          <m:accPr>
+            <m:ctrlPr>
+              <w:rPr>
+                <w:rFonts w:ascii="Cambria Math" w:hAnsi="Cambria Math"/>
+              </w:rPr>
+            </m:ctrlPr>
+          </m:accPr>
+          <m:e>
+            <m:r>
+              <w:rPr>
+                <w:rFonts w:ascii="Cambria Math" w:hAnsi="Cambria Math"/>
+              </w:rPr>
+              <m:t>y</m:t>
+            </m:r>
+          </m:e>
+        </m:acc>
+        <m:r>
+          <w:rPr>
+            <w:rFonts w:ascii="Cambria Math" w:hAnsi="Cambria Math"/>
+          </w:rPr>
+          <m:t xml:space="preserve"> </m:t>
+        </m:r>
+      </m:oMath>
+      <w:r>
+        <w:t xml:space="preserve">representa la predicción del retorno futuro, </w:t>
+      </w:r>
+      <m:oMath>
+        <m:sSub>
+          <m:sSubPr>
+            <m:ctrlPr>
+              <w:rPr>
+                <w:rFonts w:ascii="Cambria Math" w:hAnsi="Cambria Math"/>
+              </w:rPr>
+            </m:ctrlPr>
+          </m:sSubPr>
+          <m:e>
+            <m:r>
+              <w:rPr>
+                <w:rFonts w:ascii="Cambria Math" w:hAnsi="Cambria Math"/>
+              </w:rPr>
+              <m:t>x</m:t>
+            </m:r>
+          </m:e>
+          <m:sub>
+            <m:r>
+              <w:rPr>
+                <w:rFonts w:ascii="Cambria Math" w:hAnsi="Cambria Math"/>
+              </w:rPr>
+              <m:t>1</m:t>
+            </m:r>
+          </m:sub>
+        </m:sSub>
+        <m:r>
+          <w:rPr>
+            <w:rFonts w:ascii="Cambria Math" w:hAnsi="Cambria Math"/>
+          </w:rPr>
+          <m:t>,</m:t>
+        </m:r>
+        <m:sSub>
+          <m:sSubPr>
+            <m:ctrlPr>
+              <w:rPr>
+                <w:rFonts w:ascii="Cambria Math" w:hAnsi="Cambria Math"/>
+              </w:rPr>
+            </m:ctrlPr>
+          </m:sSubPr>
+          <m:e>
+            <m:r>
+              <w:rPr>
+                <w:rFonts w:ascii="Cambria Math" w:hAnsi="Cambria Math"/>
+              </w:rPr>
+              <m:t>x</m:t>
+            </m:r>
+          </m:e>
+          <m:sub>
+            <m:r>
+              <w:rPr>
+                <w:rFonts w:ascii="Cambria Math" w:hAnsi="Cambria Math"/>
+              </w:rPr>
+              <m:t>2</m:t>
+            </m:r>
+          </m:sub>
+        </m:sSub>
+        <m:r>
+          <w:rPr>
+            <w:rFonts w:ascii="Cambria Math" w:hAnsi="Cambria Math"/>
+          </w:rPr>
+          <m:t>,</m:t>
+        </m:r>
+        <m:r>
+          <m:rPr>
+            <m:sty m:val="p"/>
+          </m:rPr>
+          <w:rPr>
+            <w:rFonts w:ascii="Cambria Math" w:hAnsi="Cambria Math"/>
+          </w:rPr>
+          <m:t>...</m:t>
+        </m:r>
+        <m:r>
+          <w:rPr>
+            <w:rFonts w:ascii="Cambria Math" w:hAnsi="Cambria Math"/>
+          </w:rPr>
+          <m:t>,</m:t>
+        </m:r>
+        <m:sSub>
+          <m:sSubPr>
+            <m:ctrlPr>
+              <w:rPr>
+                <w:rFonts w:ascii="Cambria Math" w:hAnsi="Cambria Math"/>
+              </w:rPr>
+            </m:ctrlPr>
+          </m:sSubPr>
+          <m:e>
+            <m:r>
+              <w:rPr>
+                <w:rFonts w:ascii="Cambria Math" w:hAnsi="Cambria Math"/>
+              </w:rPr>
+              <m:t>x</m:t>
+            </m:r>
+          </m:e>
+          <m:sub>
+            <m:r>
+              <w:rPr>
+                <w:rFonts w:ascii="Cambria Math" w:hAnsi="Cambria Math"/>
+              </w:rPr>
+              <m:t>p</m:t>
+            </m:r>
+          </m:sub>
+        </m:sSub>
+      </m:oMath>
+      <w:r>
+        <w:t xml:space="preserve">son las variables explicativas utilizadas por el modelo y </w:t>
+      </w:r>
+      <m:oMath>
+        <m:sSub>
+          <m:sSubPr>
+            <m:ctrlPr>
+              <w:rPr>
+                <w:rFonts w:ascii="Cambria Math" w:hAnsi="Cambria Math"/>
+              </w:rPr>
+            </m:ctrlPr>
+          </m:sSubPr>
+          <m:e>
+            <m:r>
+              <w:rPr>
+                <w:rFonts w:ascii="Cambria Math" w:hAnsi="Cambria Math"/>
+              </w:rPr>
+              <m:t>β</m:t>
+            </m:r>
+          </m:e>
+          <m:sub>
+            <m:r>
+              <w:rPr>
+                <w:rFonts w:ascii="Cambria Math" w:hAnsi="Cambria Math"/>
+              </w:rPr>
+              <m:t>0</m:t>
+            </m:r>
+          </m:sub>
+        </m:sSub>
+        <m:r>
+          <w:rPr>
+            <w:rFonts w:ascii="Cambria Math" w:hAnsi="Cambria Math"/>
+          </w:rPr>
+          <m:t>,</m:t>
+        </m:r>
+        <m:sSub>
+          <m:sSubPr>
+            <m:ctrlPr>
+              <w:rPr>
+                <w:rFonts w:ascii="Cambria Math" w:hAnsi="Cambria Math"/>
+              </w:rPr>
+            </m:ctrlPr>
+          </m:sSubPr>
+          <m:e>
+            <m:r>
+              <w:rPr>
+                <w:rFonts w:ascii="Cambria Math" w:hAnsi="Cambria Math"/>
+              </w:rPr>
+              <m:t>β</m:t>
+            </m:r>
+          </m:e>
+          <m:sub>
+            <m:r>
+              <w:rPr>
+                <w:rFonts w:ascii="Cambria Math" w:hAnsi="Cambria Math"/>
+              </w:rPr>
+              <m:t>1</m:t>
+            </m:r>
+          </m:sub>
+        </m:sSub>
+        <m:r>
+          <w:rPr>
+            <w:rFonts w:ascii="Cambria Math" w:hAnsi="Cambria Math"/>
+          </w:rPr>
+          <m:t>,</m:t>
+        </m:r>
+        <m:r>
+          <m:rPr>
+            <m:sty m:val="p"/>
+          </m:rPr>
+          <w:rPr>
+            <w:rFonts w:ascii="Cambria Math" w:hAnsi="Cambria Math"/>
+          </w:rPr>
+          <m:t>...</m:t>
+        </m:r>
+        <m:r>
+          <w:rPr>
+            <w:rFonts w:ascii="Cambria Math" w:hAnsi="Cambria Math"/>
+          </w:rPr>
+          <m:t>,</m:t>
+        </m:r>
+        <m:sSub>
+          <m:sSubPr>
+            <m:ctrlPr>
+              <w:rPr>
+                <w:rFonts w:ascii="Cambria Math" w:hAnsi="Cambria Math"/>
+              </w:rPr>
+            </m:ctrlPr>
+          </m:sSubPr>
+          <m:e>
+            <m:r>
+              <w:rPr>
+                <w:rFonts w:ascii="Cambria Math" w:hAnsi="Cambria Math"/>
+              </w:rPr>
+              <m:t>β</m:t>
+            </m:r>
+          </m:e>
+          <m:sub>
+            <m:r>
+              <w:rPr>
+                <w:rFonts w:ascii="Cambria Math" w:hAnsi="Cambria Math"/>
+              </w:rPr>
+              <m:t>p</m:t>
+            </m:r>
+          </m:sub>
+        </m:sSub>
+      </m:oMath>
+      <w:r>
+        <w:t>son los coeficientes estimados.</w:t>
+      </w:r>
+      <w:r>
+        <w:t xml:space="preserve"> La regresión lineal minimiza el error:</w:t>
+      </w:r>
+    </w:p>
+    <w:p>
+      <w:pPr>
+        <w:pStyle w:val="Textoindependiente"/>
+        <w:ind w:firstLine="0"/>
+        <w:rPr>
+          <w:lang w:val="es-ES"/>
+        </w:rPr>
+      </w:pPr>
+      <w:sdt>
+        <w:sdtPr>
+          <w:rPr>
+            <w:rFonts w:ascii="Cambria Math" w:hAnsi="Cambria Math"/>
+            <w:i/>
+            <w:lang w:val="es-ES"/>
+          </w:rPr>
+          <w:id w:val="172148019"/>
+          <w:placeholder>
+            <w:docPart w:val="DefaultPlaceholder_2098659789"/>
+          </w:placeholder>
+          <w:temporary/>
+          <w:showingPlcHdr/>
+          <w:equation/>
+        </w:sdtPr>
+        <w:sdtContent>
+          <m:oMathPara>
+            <m:oMath>
+              <m:r>
+                <w:rPr>
+                  <w:rStyle w:val="Textodelmarcadordeposicin"/>
+                  <w:rFonts w:ascii="Cambria Math" w:hAnsi="Cambria Math"/>
+                  <w:lang w:val="es-ES" w:eastAsia="es-ES"/>
+                </w:rPr>
+                <m:t>Escriba aquí la ecuación.</m:t>
+              </m:r>
+            </m:oMath>
+          </m:oMathPara>
+        </w:sdtContent>
+      </w:sdt>
+    </w:p>
+    <w:p>
+      <w:pPr>
+        <w:pStyle w:val="Textoindependiente"/>
+        <w:ind w:firstLine="0"/>
+        <w:rPr>
+          <w:lang w:val="es-ES"/>
+        </w:rPr>
+      </w:pPr>
+      <w:r>
+        <w:rPr>
+          <w:lang w:val="es-ES"/>
+        </w:rPr>
+        <w:t>Su</w:t>
+      </w:r>
+      <w:r>
+        <w:rPr>
+          <w:lang w:val="es-ES"/>
+        </w:rPr>
+        <w:t xml:space="preserve"> principal ventaja es la interpretación. Cada coeficiente indica la relación estimada entre una variable de entrada y el retorno que se quiere predecir. Sin embargo, esta simplicidad también es una limitación. La regresión lineal solo puede capturar relaciones lineales y puede tener problemas cuando hay muchas variables o cuando estas están muy correlacionadas entre sí. En este trabajo se incluye como modelo base para comprobar hasta qué punto un enfoque lineal simple es suficiente para predecir retornos.</w:t>
+      </w:r>
+    </w:p>
+    <w:p>
+      <w:pPr>
+        <w:pStyle w:val="Ttulo3"/>
+        <w:rPr>
+          <w:lang w:val="es-ES"/>
+        </w:rPr>
+      </w:pPr>
+      <w:r>
+        <w:rPr>
+          <w:lang w:val="es-ES"/>
+        </w:rPr>
+        <w:t>Ridge</w:t>
+      </w:r>
+    </w:p>
+    <w:p>
+      <w:pPr>
+        <w:pStyle w:val="Textoindependiente"/>
+        <w:ind w:firstLine="0"/>
+        <w:rPr>
+          <w:lang w:val="es-ES"/>
+        </w:rPr>
+      </w:pPr>
+      <w:r>
+        <w:rPr>
+          <w:lang w:val="es-ES"/>
+        </w:rPr>
+        <w:t>Ridge es una extensión de la regresión lineal. La idea principal es mantener la estructura lineal del modelo, pero añadiendo una penalización sobre el tamaño de los coeficientes. Esta penalización evita que algunos coeficientes tomen valores demasiado grandes y ayuda a reducir el sobreajuste.</w:t>
+      </w:r>
+    </w:p>
+    <w:p>
+      <w:pPr>
+        <w:pStyle w:val="Textoindependiente"/>
+        <w:ind w:firstLine="0"/>
+        <w:rPr>
+          <w:lang w:val="es-ES"/>
+        </w:rPr>
+      </w:pPr>
+    </w:p>
+    <w:p>
+      <w:pPr>
+        <w:pStyle w:val="Textoindependiente"/>
+        <w:ind w:firstLine="0"/>
+        <w:rPr>
+          <w:lang w:val="es-ES"/>
+        </w:rPr>
+      </w:pPr>
+      <w:r>
+        <w:rPr>
+          <w:lang w:val="es-ES"/>
+        </w:rPr>
+        <w:t xml:space="preserve">Este modelo es especialmente útil cuando se trabaja con muchos datos de entrada y con variables relacionadas entre sí. En el caso de los </w:t>
+      </w:r>
+      <w:proofErr w:type="spellStart"/>
+      <w:r>
+        <w:rPr>
+          <w:lang w:val="es-ES"/>
+        </w:rPr>
+        <w:t>ETFs</w:t>
+      </w:r>
+      <w:proofErr w:type="spellEnd"/>
+      <w:r>
+        <w:rPr>
+          <w:lang w:val="es-ES"/>
+        </w:rPr>
+        <w:t xml:space="preserve">, esto es importante porque muchos activos se mueven de forma parecida. Por ejemplo, varios </w:t>
+      </w:r>
+      <w:proofErr w:type="spellStart"/>
+      <w:r>
+        <w:rPr>
+          <w:lang w:val="es-ES"/>
+        </w:rPr>
+        <w:t>ETFs</w:t>
+      </w:r>
+      <w:proofErr w:type="spellEnd"/>
+      <w:r>
+        <w:rPr>
+          <w:lang w:val="es-ES"/>
+        </w:rPr>
+        <w:t xml:space="preserve"> de renta variable estadounidense pueden estar altamente </w:t>
+      </w:r>
+      <w:r>
+        <w:rPr>
+          <w:lang w:val="es-ES"/>
+        </w:rPr>
+        <w:lastRenderedPageBreak/>
+        <w:t>correlacionados. En una regresión lineal normal, esta situación puede generar coeficientes inestables. Ridge ayuda a controlar ese problema y produce modelos más estables.</w:t>
+      </w:r>
+    </w:p>
+    <w:p>
+      <w:pPr>
+        <w:pStyle w:val="Textoindependiente"/>
+        <w:rPr>
+          <w:lang w:val="es-ES"/>
+        </w:rPr>
+      </w:pPr>
+      <w:r>
+        <w:rPr>
+          <w:lang w:val="es-ES"/>
+        </w:rPr>
+        <w:t xml:space="preserve">Hoerl y Kennard introdujeron la regresión Ridge como una forma de mejorar la estimación cuando las variables explicativas presentan problemas de correlación o falta de independencia entre ellas [CITAR: Hoerl y Kennard]. Por este motivo, Ridge es un modelo adecuado en contextos donde hay muchas variables y se quiere reducir el riesgo de sobreajuste sin perder la interpretabilidad de un modelo lineal. </w:t>
+      </w:r>
+    </w:p>
+    <w:p>
+      <w:pPr>
+        <w:pStyle w:val="Ttulo3"/>
+        <w:rPr>
+          <w:lang w:val="es-ES"/>
+        </w:rPr>
+      </w:pPr>
+      <w:r>
+        <w:rPr>
+          <w:lang w:val="es-ES"/>
+        </w:rPr>
+        <w:t>Random Forest</w:t>
+      </w:r>
+    </w:p>
+    <w:p>
+      <w:pPr>
+        <w:pStyle w:val="Textoindependiente"/>
+        <w:rPr>
+          <w:lang w:val="es-ES"/>
+        </w:rPr>
+      </w:pPr>
+      <w:r>
+        <w:rPr>
+          <w:lang w:val="es-ES"/>
+        </w:rPr>
+        <w:t xml:space="preserve">Random Forest es un modelo basado en árboles de decisión. Un árbol de decisión divide los datos en grupos mediante reglas sencillas, por </w:t>
+      </w:r>
       <w:proofErr w:type="gramStart"/>
       <w:r>
         <w:rPr>
-          <w:rFonts w:cstheme="minorHAnsi"/>
-          <w:lang w:val="es-ES"/>
-        </w:rPr>
-        <w:t>  Predicción</w:t>
+          <w:lang w:val="es-ES"/>
+        </w:rPr>
+        <w:t>ejemplo</w:t>
       </w:r>
       <w:proofErr w:type="gramEnd"/>
       <w:r>
         <w:rPr>
-          <w:rFonts w:cstheme="minorHAnsi"/>
-          <w:lang w:val="es-ES"/>
-        </w:rPr>
-        <w:t xml:space="preserve"> en finanzas </w:t>
-      </w:r>
-    </w:p>
-    <w:p>
-      <w:pPr>
-        <w:rPr>
-          <w:rFonts w:cstheme="minorHAnsi"/>
-          <w:lang w:val="es-ES"/>
-        </w:rPr>
-      </w:pPr>
-      <w:proofErr w:type="gramStart"/>
-      <w:r>
-        <w:rPr>
-          <w:rFonts w:cstheme="minorHAnsi"/>
-          <w:lang w:val="es-ES"/>
-        </w:rPr>
-        <w:t>  Modelos</w:t>
-      </w:r>
-      <w:proofErr w:type="gramEnd"/>
-      <w:r>
-        <w:rPr>
-          <w:rFonts w:cstheme="minorHAnsi"/>
-          <w:lang w:val="es-ES"/>
-        </w:rPr>
-        <w:t xml:space="preserve"> de series temporales (ARIMA) </w:t>
-      </w:r>
-    </w:p>
-    <w:p>
-      <w:pPr>
-        <w:rPr>
-          <w:rFonts w:cstheme="minorHAnsi"/>
-          <w:lang w:val="es-ES"/>
-        </w:rPr>
-      </w:pPr>
-      <w:proofErr w:type="gramStart"/>
-      <w:r>
-        <w:rPr>
-          <w:rFonts w:cstheme="minorHAnsi"/>
-          <w:lang w:val="es-ES"/>
-        </w:rPr>
-        <w:t>  Machine</w:t>
-      </w:r>
-      <w:proofErr w:type="gramEnd"/>
-      <w:r>
-        <w:rPr>
-          <w:rFonts w:cstheme="minorHAnsi"/>
+          <w:lang w:val="es-ES"/>
+        </w:rPr>
+        <w:t xml:space="preserve"> comparando si una variable está por encima o por debajo de cierto valor. El problema de un único árbol es que puede ajustarse demasiado a los datos de entrenamiento. Random Forest reduce este problema construyendo muchos árboles diferentes y combinando sus predicciones.</w:t>
+      </w:r>
+    </w:p>
+    <w:p>
+      <w:pPr>
+        <w:pStyle w:val="Textoindependiente"/>
+        <w:rPr>
+          <w:lang w:val="es-ES"/>
+        </w:rPr>
+      </w:pPr>
+      <w:r>
+        <w:rPr>
+          <w:lang w:val="es-ES"/>
+        </w:rPr>
+        <w:t>Cada árbol se entrena con una muestra distinta de los datos y utiliza solo una parte de las variables disponibles en cada división. Después, la predicción final se obtiene promediando las predicciones de todos los árboles. Esta forma de trabajar hace que el modelo sea más estable y menos dependiente de una única estructura.</w:t>
+      </w:r>
+    </w:p>
+    <w:p>
+      <w:pPr>
+        <w:pStyle w:val="Textoindependiente"/>
+        <w:rPr>
+          <w:lang w:val="es-ES"/>
+        </w:rPr>
+      </w:pPr>
+      <w:proofErr w:type="spellStart"/>
+      <w:r>
+        <w:rPr>
+          <w:lang w:val="es-ES"/>
+        </w:rPr>
+        <w:t>Breiman</w:t>
+      </w:r>
+      <w:proofErr w:type="spellEnd"/>
+      <w:r>
+        <w:rPr>
+          <w:lang w:val="es-ES"/>
+        </w:rPr>
+        <w:t xml:space="preserve"> propuso Random Forest como un método de combinación de árboles aleatorizados que permite mejorar la precisión y reducir el riesgo de sobreajuste frente a árboles individuales [CITAR: </w:t>
+      </w:r>
+      <w:proofErr w:type="spellStart"/>
+      <w:r>
+        <w:rPr>
+          <w:lang w:val="es-ES"/>
+        </w:rPr>
+        <w:t>Breiman</w:t>
+      </w:r>
+      <w:proofErr w:type="spellEnd"/>
+      <w:r>
+        <w:rPr>
+          <w:lang w:val="es-ES"/>
+        </w:rPr>
+        <w:t xml:space="preserve">]. En finanzas, este tipo de modelo puede ser útil porque permite capturar relaciones no lineales e interacciones entre variables. Por ejemplo, el efecto de un retorno pasado puede depender del comportamiento de otros </w:t>
+      </w:r>
+      <w:proofErr w:type="spellStart"/>
+      <w:r>
+        <w:rPr>
+          <w:lang w:val="es-ES"/>
+        </w:rPr>
+        <w:t>ETFs</w:t>
+      </w:r>
+      <w:proofErr w:type="spellEnd"/>
+      <w:r>
+        <w:rPr>
+          <w:lang w:val="es-ES"/>
+        </w:rPr>
+        <w:t xml:space="preserve"> o de la situación general del mercado. </w:t>
+      </w:r>
+    </w:p>
+    <w:p>
+      <w:pPr>
+        <w:pStyle w:val="Ttulo3"/>
+        <w:rPr>
+          <w:lang w:val="es-ES"/>
+        </w:rPr>
+      </w:pPr>
+      <w:proofErr w:type="spellStart"/>
+      <w:r>
+        <w:rPr>
+          <w:lang w:val="es-ES"/>
+        </w:rPr>
+        <w:t>Gradient</w:t>
+      </w:r>
+      <w:proofErr w:type="spellEnd"/>
+      <w:r>
+        <w:rPr>
           <w:lang w:val="es-ES"/>
         </w:rPr>
         <w:t xml:space="preserve"> </w:t>
@@ -6114,43 +8364,580 @@
       <w:proofErr w:type="spellStart"/>
       <w:r>
         <w:rPr>
-          <w:rFonts w:cstheme="minorHAnsi"/>
-          <w:lang w:val="es-ES"/>
-        </w:rPr>
-        <w:t>Learning</w:t>
+          <w:lang w:val="es-ES"/>
+        </w:rPr>
+        <w:t>Boosting</w:t>
       </w:r>
       <w:proofErr w:type="spellEnd"/>
-      <w:r>
-        <w:rPr>
-          <w:rFonts w:cstheme="minorHAnsi"/>
-          <w:lang w:val="es-ES"/>
-        </w:rPr>
-        <w:t xml:space="preserve"> en mercados </w:t>
-      </w:r>
-    </w:p>
-    <w:p>
-      <w:pPr>
-        <w:rPr>
-          <w:rFonts w:cstheme="minorHAnsi"/>
-          <w:lang w:val="es-ES"/>
-        </w:rPr>
-      </w:pPr>
-      <w:proofErr w:type="gramStart"/>
-      <w:r>
-        <w:rPr>
-          <w:rFonts w:cstheme="minorHAnsi"/>
-          <w:lang w:val="es-ES"/>
-        </w:rPr>
-        <w:t>  Optimización</w:t>
-      </w:r>
-      <w:proofErr w:type="gramEnd"/>
-      <w:r>
-        <w:rPr>
-          <w:rFonts w:cstheme="minorHAnsi"/>
-          <w:lang w:val="es-ES"/>
-        </w:rPr>
-        <w:t xml:space="preserve"> de carteras (Markowitz)</w:t>
-      </w:r>
+    </w:p>
+    <w:p>
+      <w:pPr>
+        <w:pStyle w:val="Textoindependiente"/>
+        <w:rPr>
+          <w:lang w:val="es-ES"/>
+        </w:rPr>
+      </w:pPr>
+      <w:proofErr w:type="spellStart"/>
+      <w:r>
+        <w:rPr>
+          <w:lang w:val="es-ES"/>
+        </w:rPr>
+        <w:t>Gradient</w:t>
+      </w:r>
+      <w:proofErr w:type="spellEnd"/>
+      <w:r>
+        <w:rPr>
+          <w:lang w:val="es-ES"/>
+        </w:rPr>
+        <w:t xml:space="preserve"> </w:t>
+      </w:r>
+      <w:proofErr w:type="spellStart"/>
+      <w:r>
+        <w:rPr>
+          <w:lang w:val="es-ES"/>
+        </w:rPr>
+        <w:t>Boosting</w:t>
+      </w:r>
+      <w:proofErr w:type="spellEnd"/>
+      <w:r>
+        <w:rPr>
+          <w:lang w:val="es-ES"/>
+        </w:rPr>
+        <w:t xml:space="preserve"> también utiliza árboles de decisión, pero de una forma diferente. Mientras que Random Forest construye muchos árboles de forma paralela e independiente, </w:t>
+      </w:r>
+      <w:proofErr w:type="spellStart"/>
+      <w:r>
+        <w:rPr>
+          <w:lang w:val="es-ES"/>
+        </w:rPr>
+        <w:t>Gradient</w:t>
+      </w:r>
+      <w:proofErr w:type="spellEnd"/>
+      <w:r>
+        <w:rPr>
+          <w:lang w:val="es-ES"/>
+        </w:rPr>
+        <w:t xml:space="preserve"> </w:t>
+      </w:r>
+      <w:proofErr w:type="spellStart"/>
+      <w:r>
+        <w:rPr>
+          <w:lang w:val="es-ES"/>
+        </w:rPr>
+        <w:t>Boosting</w:t>
+      </w:r>
+      <w:proofErr w:type="spellEnd"/>
+      <w:r>
+        <w:rPr>
+          <w:lang w:val="es-ES"/>
+        </w:rPr>
+        <w:t xml:space="preserve"> los construye de manera secuencial. Cada nuevo árbol intenta corregir los errores cometidos por los árboles anteriores.</w:t>
+      </w:r>
+    </w:p>
+    <w:p>
+      <w:pPr>
+        <w:pStyle w:val="Textoindependiente"/>
+        <w:rPr>
+          <w:lang w:val="es-ES"/>
+        </w:rPr>
+      </w:pPr>
+      <w:r>
+        <w:rPr>
+          <w:lang w:val="es-ES"/>
+        </w:rPr>
+        <w:t>La idea es que el modelo mejora poco a poco. Primero se construye un árbol sencillo. Después se observa dónde se ha equivocado más y se entrena un nuevo árbol para corregir esos errores. Este proceso se repite varias veces hasta construir un modelo final formado por muchos árboles pequeños.</w:t>
+      </w:r>
+    </w:p>
+    <w:p>
+      <w:pPr>
+        <w:pStyle w:val="Textoindependiente"/>
+        <w:rPr>
+          <w:lang w:val="es-ES"/>
+        </w:rPr>
+      </w:pPr>
+      <w:r>
+        <w:rPr>
+          <w:lang w:val="es-ES"/>
+        </w:rPr>
+        <w:lastRenderedPageBreak/>
+        <w:t xml:space="preserve">Friedman desarrolló el enfoque de </w:t>
+      </w:r>
+      <w:proofErr w:type="spellStart"/>
+      <w:r>
+        <w:rPr>
+          <w:lang w:val="es-ES"/>
+        </w:rPr>
+        <w:t>Gradient</w:t>
+      </w:r>
+      <w:proofErr w:type="spellEnd"/>
+      <w:r>
+        <w:rPr>
+          <w:lang w:val="es-ES"/>
+        </w:rPr>
+        <w:t xml:space="preserve"> </w:t>
+      </w:r>
+      <w:proofErr w:type="spellStart"/>
+      <w:r>
+        <w:rPr>
+          <w:lang w:val="es-ES"/>
+        </w:rPr>
+        <w:t>Boosting</w:t>
+      </w:r>
+      <w:proofErr w:type="spellEnd"/>
+      <w:r>
+        <w:rPr>
+          <w:lang w:val="es-ES"/>
+        </w:rPr>
+        <w:t xml:space="preserve"> como una técnica basada en la mejora progresiva del modelo mediante la minimización del error [CITAR: Friedman]. En problemas financieros puede ser interesante porque permite detectar señales débiles y combinaciones no lineales entre variables. Sin embargo, también puede </w:t>
+      </w:r>
+      <w:proofErr w:type="spellStart"/>
+      <w:r>
+        <w:rPr>
+          <w:lang w:val="es-ES"/>
+        </w:rPr>
+        <w:t>sobreajustar</w:t>
+      </w:r>
+      <w:proofErr w:type="spellEnd"/>
+      <w:r>
+        <w:rPr>
+          <w:lang w:val="es-ES"/>
+        </w:rPr>
+        <w:t xml:space="preserve"> si no se controla adecuadamente. Por ello, es necesario ajustar parámetros como el número de árboles, la profundidad máxima, la tasa de aprendizaje y la proporción de observaciones utilizadas en cada iteración. </w:t>
+      </w:r>
+    </w:p>
+    <w:p>
+      <w:pPr>
+        <w:pStyle w:val="Ttulo3"/>
+        <w:rPr>
+          <w:lang w:val="es-ES"/>
+        </w:rPr>
+      </w:pPr>
+      <w:r>
+        <w:rPr>
+          <w:lang w:val="es-ES"/>
+        </w:rPr>
+        <w:t xml:space="preserve">Uso de machine </w:t>
+      </w:r>
+      <w:proofErr w:type="spellStart"/>
+      <w:r>
+        <w:rPr>
+          <w:lang w:val="es-ES"/>
+        </w:rPr>
+        <w:t>learning</w:t>
+      </w:r>
+      <w:proofErr w:type="spellEnd"/>
+      <w:r>
+        <w:rPr>
+          <w:lang w:val="es-ES"/>
+        </w:rPr>
+        <w:t xml:space="preserve"> en predicción financiera</w:t>
+      </w:r>
+    </w:p>
+    <w:p>
+      <w:pPr>
+        <w:pStyle w:val="Textoindependiente"/>
+        <w:rPr>
+          <w:lang w:val="es-ES"/>
+        </w:rPr>
+      </w:pPr>
+      <w:r>
+        <w:rPr>
+          <w:lang w:val="es-ES"/>
+        </w:rPr>
+        <w:t xml:space="preserve">La literatura reciente ha mostrado un interés creciente por aplicar modelos de </w:t>
+      </w:r>
+      <w:r>
+        <w:rPr>
+          <w:i/>
+          <w:iCs/>
+          <w:lang w:val="es-ES"/>
+        </w:rPr>
+        <w:t xml:space="preserve">machine </w:t>
+      </w:r>
+      <w:proofErr w:type="spellStart"/>
+      <w:r>
+        <w:rPr>
+          <w:i/>
+          <w:iCs/>
+          <w:lang w:val="es-ES"/>
+        </w:rPr>
+        <w:t>learning</w:t>
+      </w:r>
+      <w:proofErr w:type="spellEnd"/>
+      <w:r>
+        <w:rPr>
+          <w:lang w:val="es-ES"/>
+        </w:rPr>
+        <w:t xml:space="preserve"> a la predicción financiera. </w:t>
+      </w:r>
+      <w:proofErr w:type="spellStart"/>
+      <w:r>
+        <w:rPr>
+          <w:lang w:val="es-ES"/>
+        </w:rPr>
+        <w:t>Gu</w:t>
+      </w:r>
+      <w:proofErr w:type="spellEnd"/>
+      <w:r>
+        <w:rPr>
+          <w:lang w:val="es-ES"/>
+        </w:rPr>
+        <w:t xml:space="preserve">, Kelly y Xiu comparan distintos métodos de aprendizaje automático en el contexto de la valoración de activos y muestran que los modelos más flexibles pueden mejorar a los enfoques lineales tradicionales, especialmente cuando son capaces de captar interacciones no lineales entre variables [CITAR: </w:t>
+      </w:r>
+      <w:proofErr w:type="spellStart"/>
+      <w:r>
+        <w:rPr>
+          <w:lang w:val="es-ES"/>
+        </w:rPr>
+        <w:t>Gu</w:t>
+      </w:r>
+      <w:proofErr w:type="spellEnd"/>
+      <w:r>
+        <w:rPr>
+          <w:lang w:val="es-ES"/>
+        </w:rPr>
+        <w:t xml:space="preserve">, Kelly y Xiu]. </w:t>
+      </w:r>
+    </w:p>
+    <w:p>
+      <w:pPr>
+        <w:pStyle w:val="Textoindependiente"/>
+        <w:rPr>
+          <w:lang w:val="es-ES"/>
+        </w:rPr>
+      </w:pPr>
+      <w:r>
+        <w:rPr>
+          <w:lang w:val="es-ES"/>
+        </w:rPr>
+        <w:t xml:space="preserve">Esta idea está relacionada con el planteamiento de este trabajo. Los retornos de los </w:t>
+      </w:r>
+      <w:proofErr w:type="spellStart"/>
+      <w:r>
+        <w:rPr>
+          <w:lang w:val="es-ES"/>
+        </w:rPr>
+        <w:t>ETFs</w:t>
+      </w:r>
+      <w:proofErr w:type="spellEnd"/>
+      <w:r>
+        <w:rPr>
+          <w:lang w:val="es-ES"/>
+        </w:rPr>
+        <w:t xml:space="preserve"> pueden depender de múltiples señales: la evolución reciente del propio ETF, el comportamiento de otros activos, los cambios en el volumen o determinados efectos de calendario. Por ello, tiene sentido comparar modelos lineales, como Ridge, con modelos más flexibles, como Random Forest y </w:t>
+      </w:r>
+      <w:proofErr w:type="spellStart"/>
+      <w:r>
+        <w:rPr>
+          <w:lang w:val="es-ES"/>
+        </w:rPr>
+        <w:t>Gradient</w:t>
+      </w:r>
+      <w:proofErr w:type="spellEnd"/>
+      <w:r>
+        <w:rPr>
+          <w:lang w:val="es-ES"/>
+        </w:rPr>
+        <w:t xml:space="preserve"> </w:t>
+      </w:r>
+      <w:proofErr w:type="spellStart"/>
+      <w:r>
+        <w:rPr>
+          <w:lang w:val="es-ES"/>
+        </w:rPr>
+        <w:t>Boosting</w:t>
+      </w:r>
+      <w:proofErr w:type="spellEnd"/>
+      <w:r>
+        <w:rPr>
+          <w:lang w:val="es-ES"/>
+        </w:rPr>
+        <w:t>.</w:t>
+      </w:r>
+    </w:p>
+    <w:p>
+      <w:pPr>
+        <w:pStyle w:val="Textoindependiente"/>
+        <w:rPr>
+          <w:lang w:val="es-ES"/>
+        </w:rPr>
+      </w:pPr>
+      <w:r>
+        <w:rPr>
+          <w:lang w:val="es-ES"/>
+        </w:rPr>
+        <w:t>No obstante, una mejora en las métricas de predicción no garantiza necesariamente una mejora en términos de inversión. Un modelo puede reducir el RMSE o el MAE, pero sus predicciones pueden no ser suficientemente útiles para construir una cartera con mejores resultados. Por esta razón, en este trabajo los modelos no se evalúan únicamente desde el punto de vista estadístico, sino también desde su posible utilidad dentro de un modelo de optimización de carteras.</w:t>
+      </w:r>
+    </w:p>
+    <w:p>
+      <w:pPr>
+        <w:pStyle w:val="Ttulo3"/>
+        <w:rPr>
+          <w:lang w:val="es-ES"/>
+        </w:rPr>
+      </w:pPr>
+      <w:r>
+        <w:rPr>
+          <w:lang w:val="es-ES"/>
+        </w:rPr>
+        <w:t>Validación temporal</w:t>
+      </w:r>
+    </w:p>
+    <w:p>
+      <w:pPr>
+        <w:pStyle w:val="Textoindependiente"/>
+        <w:rPr>
+          <w:lang w:val="es-ES"/>
+        </w:rPr>
+      </w:pPr>
+      <w:r>
+        <w:rPr>
+          <w:lang w:val="es-ES"/>
+        </w:rPr>
+        <w:t xml:space="preserve">Un aspecto clave en la aplicación de </w:t>
+      </w:r>
+      <w:r>
+        <w:rPr>
+          <w:i/>
+          <w:iCs/>
+          <w:lang w:val="es-ES"/>
+        </w:rPr>
+        <w:t xml:space="preserve">machine </w:t>
+      </w:r>
+      <w:proofErr w:type="spellStart"/>
+      <w:r>
+        <w:rPr>
+          <w:i/>
+          <w:iCs/>
+          <w:lang w:val="es-ES"/>
+        </w:rPr>
+        <w:t>learning</w:t>
+      </w:r>
+      <w:proofErr w:type="spellEnd"/>
+      <w:r>
+        <w:rPr>
+          <w:lang w:val="es-ES"/>
+        </w:rPr>
+        <w:t xml:space="preserve"> a series financieras es la forma de validar los modelos. En muchos problemas de aprendizaje automático se utiliza validación cruzada aleatoria. Esta técnica divide los datos en varios grupos mezclando observaciones de distintos momentos. Sin embargo, en series temporales financieras esta práctica no es adecuada, porque puede introducir información futura dentro del entrenamiento.</w:t>
+      </w:r>
+    </w:p>
+    <w:p>
+      <w:pPr>
+        <w:pStyle w:val="Textoindependiente"/>
+        <w:rPr>
+          <w:lang w:val="es-ES"/>
+        </w:rPr>
+      </w:pPr>
+      <w:r>
+        <w:rPr>
+          <w:lang w:val="es-ES"/>
+        </w:rPr>
+        <w:t xml:space="preserve">Para evitar este problema, en este trabajo se utiliza validación </w:t>
+      </w:r>
+      <w:proofErr w:type="spellStart"/>
+      <w:r>
+        <w:rPr>
+          <w:i/>
+          <w:iCs/>
+          <w:lang w:val="es-ES"/>
+        </w:rPr>
+        <w:t>walk</w:t>
+      </w:r>
+      <w:proofErr w:type="spellEnd"/>
+      <w:r>
+        <w:rPr>
+          <w:i/>
+          <w:iCs/>
+          <w:lang w:val="es-ES"/>
+        </w:rPr>
+        <w:t>-forward</w:t>
+      </w:r>
+      <w:r>
+        <w:rPr>
+          <w:lang w:val="es-ES"/>
+        </w:rPr>
+        <w:t xml:space="preserve"> con ventana expandible. Primero se entrena el modelo con un periodo histórico inicial y se predice el siguiente periodo. </w:t>
+      </w:r>
+      <w:r>
+        <w:rPr>
+          <w:lang w:val="es-ES"/>
+        </w:rPr>
+        <w:lastRenderedPageBreak/>
+        <w:t>Después, ese nuevo dato se incorpora al conjunto de entrenamiento y el modelo se vuelve a estimar. Este proceso se repite de forma sucesiva hasta completar todo el periodo de prueba.</w:t>
+      </w:r>
+    </w:p>
+    <w:p>
+      <w:pPr>
+        <w:pStyle w:val="Textoindependiente"/>
+        <w:rPr>
+          <w:lang w:val="es-ES"/>
+        </w:rPr>
+      </w:pPr>
+      <w:r>
+        <w:rPr>
+          <w:lang w:val="es-ES"/>
+        </w:rPr>
+        <w:t xml:space="preserve">Este enfoque reproduce mejor una situación real, ya que en cada momento el modelo solo utiliza información que habría estado disponible en esa fecha. De esta forma se evita el </w:t>
+      </w:r>
+      <w:r>
+        <w:rPr>
+          <w:i/>
+          <w:iCs/>
+          <w:lang w:val="es-ES"/>
+        </w:rPr>
+        <w:t>look-</w:t>
+      </w:r>
+      <w:proofErr w:type="spellStart"/>
+      <w:r>
+        <w:rPr>
+          <w:i/>
+          <w:iCs/>
+          <w:lang w:val="es-ES"/>
+        </w:rPr>
+        <w:t>ahead</w:t>
+      </w:r>
+      <w:proofErr w:type="spellEnd"/>
+      <w:r>
+        <w:rPr>
+          <w:i/>
+          <w:iCs/>
+          <w:lang w:val="es-ES"/>
+        </w:rPr>
+        <w:t xml:space="preserve"> </w:t>
+      </w:r>
+      <w:proofErr w:type="spellStart"/>
+      <w:r>
+        <w:rPr>
+          <w:i/>
+          <w:iCs/>
+          <w:lang w:val="es-ES"/>
+        </w:rPr>
+        <w:t>bias</w:t>
+      </w:r>
+      <w:proofErr w:type="spellEnd"/>
+      <w:r>
+        <w:rPr>
+          <w:lang w:val="es-ES"/>
+        </w:rPr>
+        <w:t>, que aparece cuando un modelo utiliza directa o indirectamente información del futuro. Controlar este problema es fundamental para que los resultados obtenidos sean realistas.</w:t>
+      </w:r>
+    </w:p>
+    <w:p>
+      <w:pPr>
+        <w:pStyle w:val="Textoindependiente"/>
+        <w:rPr>
+          <w:lang w:val="es-ES"/>
+        </w:rPr>
+      </w:pPr>
+      <w:r>
+        <w:rPr>
+          <w:lang w:val="es-ES"/>
+        </w:rPr>
+        <w:t xml:space="preserve">En resumen, los modelos de </w:t>
+      </w:r>
+      <w:r>
+        <w:rPr>
+          <w:i/>
+          <w:iCs/>
+          <w:lang w:val="es-ES"/>
+        </w:rPr>
+        <w:t xml:space="preserve">machine </w:t>
+      </w:r>
+      <w:proofErr w:type="spellStart"/>
+      <w:r>
+        <w:rPr>
+          <w:i/>
+          <w:iCs/>
+          <w:lang w:val="es-ES"/>
+        </w:rPr>
+        <w:t>learning</w:t>
+      </w:r>
+      <w:proofErr w:type="spellEnd"/>
+      <w:r>
+        <w:rPr>
+          <w:lang w:val="es-ES"/>
+        </w:rPr>
+        <w:t xml:space="preserve"> ofrecen una alternativa flexible para la predicción de retornos financieros. Ridge permite trabajar con muchas variables reduciendo el sobreajuste; Random Forest permite capturar relaciones no lineales mediante la combinación de árboles; y </w:t>
+      </w:r>
+      <w:proofErr w:type="spellStart"/>
+      <w:r>
+        <w:rPr>
+          <w:lang w:val="es-ES"/>
+        </w:rPr>
+        <w:t>Gradient</w:t>
+      </w:r>
+      <w:proofErr w:type="spellEnd"/>
+      <w:r>
+        <w:rPr>
+          <w:lang w:val="es-ES"/>
+        </w:rPr>
+        <w:t xml:space="preserve"> </w:t>
+      </w:r>
+      <w:proofErr w:type="spellStart"/>
+      <w:r>
+        <w:rPr>
+          <w:lang w:val="es-ES"/>
+        </w:rPr>
+        <w:t>Boosting</w:t>
+      </w:r>
+      <w:proofErr w:type="spellEnd"/>
+      <w:r>
+        <w:rPr>
+          <w:lang w:val="es-ES"/>
+        </w:rPr>
+        <w:t xml:space="preserve"> construye modelos secuenciales capaces de corregir errores anteriores. Sin embargo, debido al ruido propio de los datos financieros, estos modelos deben evaluarse con una metodología temporal cuidadosa y compararse siempre frente a modelos base.</w:t>
+      </w:r>
+    </w:p>
+    <w:p>
+      <w:pPr>
+        <w:pStyle w:val="Textoindependiente"/>
+        <w:ind w:firstLine="0"/>
+      </w:pPr>
+      <w:r>
+        <w:t>previa.</w:t>
+      </w:r>
+    </w:p>
+    <w:p>
+      <w:pPr>
+        <w:pStyle w:val="Ttulo2"/>
+      </w:pPr>
+      <w:r>
+        <w:t>Optimización de carteras y modelo de Markowitz</w:t>
+      </w:r>
+    </w:p>
+    <w:p>
+      <w:pPr>
+        <w:pStyle w:val="Textoindependiente"/>
+        <w:ind w:firstLine="0"/>
+      </w:pPr>
+      <w:r>
+        <w:t>La teoría moderna de carteras, formulada por Markowitz en 1952 [CITAR: Markowitz, 1952], establece que la cartera óptima para un inversor racional es aquella que, dado un nivel de rentabilidad esperada, minimiza el riesgo medido como la varianza. Este principio implica que combinar activos con baja correlación entre sí reduce el riesgo total de la cartera, lo que constituye el beneficio de la diversificación.</w:t>
+      </w:r>
+    </w:p>
+    <w:p>
+      <w:pPr>
+        <w:pStyle w:val="Textoindependiente"/>
+        <w:ind w:firstLine="0"/>
+      </w:pPr>
+      <w:r>
+        <w:t xml:space="preserve">El modelo de Markowitz requiere como inputs la rentabilidad esperada de cada activo y la matriz de covarianzas. La estimación de la rentabilidad esperada es el input más difícil de obtener con precisión. Una de las líneas de investigación más activas consiste en utilizar modelos predictivos para estimar este parámetro de forma más informada que una simple media histórica. Este trabajo se inscribe precisamente en esa línea: las predicciones ARIMA semanales sirven de input al optimizador, y el </w:t>
+      </w:r>
+      <w:proofErr w:type="spellStart"/>
+      <w:r>
+        <w:t>backtest</w:t>
+      </w:r>
+      <w:proofErr w:type="spellEnd"/>
+      <w:r>
+        <w:t xml:space="preserve"> permite evaluar si esa mejora predictiva se traduce en una mejor cartera.</w:t>
+      </w:r>
+    </w:p>
+    <w:p>
+      <w:pPr>
+        <w:rPr>
+          <w:rFonts w:cstheme="minorHAnsi"/>
+          <w:lang w:val="es-ES"/>
+        </w:rPr>
+      </w:pPr>
     </w:p>
     <w:p>
       <w:pPr>
@@ -6324,201 +9111,11 @@
           <w:i w:val="0"/>
           <w:iCs w:val="0"/>
           <w:sz w:val="22"/>
-          <w:szCs w:val="22"/>
-          <w:lang w:eastAsia="es-ES"/>
-        </w:rPr>
-      </w:pPr>
-      <w:r>
-        <w:rPr>
-          <w:rFonts w:cstheme="minorHAnsi"/>
-          <w:i w:val="0"/>
-          <w:iCs w:val="0"/>
-          <w:sz w:val="22"/>
-          <w:szCs w:val="22"/>
-          <w:lang w:eastAsia="es-ES"/>
-        </w:rPr>
-        <w:t xml:space="preserve">Un ETF es un producto financiero que agrupa muchas empresas o activos dentro de un solo </w:t>
-      </w:r>
-      <w:r>
-        <w:rPr>
-          <w:rFonts w:cstheme="minorHAnsi"/>
-          <w:i w:val="0"/>
-          <w:iCs w:val="0"/>
-          <w:sz w:val="22"/>
-          <w:szCs w:val="22"/>
-          <w:lang w:eastAsia="es-ES"/>
-        </w:rPr>
-        <w:t>fondo</w:t>
-      </w:r>
-      <w:r>
-        <w:rPr>
-          <w:rFonts w:cstheme="minorHAnsi"/>
-          <w:i w:val="0"/>
-          <w:iCs w:val="0"/>
-          <w:sz w:val="22"/>
-          <w:szCs w:val="22"/>
-          <w:lang w:eastAsia="es-ES"/>
-        </w:rPr>
-        <w:t>. En lugar de comprar acciones individuales</w:t>
-      </w:r>
-      <w:r>
-        <w:rPr>
-          <w:rFonts w:cstheme="minorHAnsi"/>
-          <w:i w:val="0"/>
-          <w:iCs w:val="0"/>
-          <w:sz w:val="22"/>
-          <w:szCs w:val="22"/>
-          <w:lang w:eastAsia="es-ES"/>
-        </w:rPr>
-        <w:t xml:space="preserve"> que representan una sola empresa</w:t>
-      </w:r>
-      <w:r>
-        <w:rPr>
-          <w:rFonts w:cstheme="minorHAnsi"/>
-          <w:i w:val="0"/>
-          <w:iCs w:val="0"/>
-          <w:sz w:val="22"/>
-          <w:szCs w:val="22"/>
-          <w:lang w:eastAsia="es-ES"/>
-        </w:rPr>
-        <w:t xml:space="preserve"> (por ejemplo, Apple o Banco Santander), un ETF permite invertir en un conjunto amplio de empresas al mismo tiempo </w:t>
-      </w:r>
-      <w:r>
-        <w:rPr>
-          <w:rFonts w:cstheme="minorHAnsi"/>
-          <w:i w:val="0"/>
-          <w:iCs w:val="0"/>
-          <w:sz w:val="22"/>
-          <w:szCs w:val="22"/>
-          <w:lang w:eastAsia="es-ES"/>
-        </w:rPr>
-        <w:t>(p</w:t>
-      </w:r>
-      <w:r>
-        <w:rPr>
-          <w:rFonts w:cstheme="minorHAnsi"/>
-          <w:i w:val="0"/>
-          <w:iCs w:val="0"/>
-          <w:sz w:val="22"/>
-          <w:szCs w:val="22"/>
-          <w:lang w:eastAsia="es-ES"/>
-        </w:rPr>
-        <w:t xml:space="preserve">or ejemplo, </w:t>
-      </w:r>
-      <w:r>
-        <w:rPr>
-          <w:rFonts w:cstheme="minorHAnsi"/>
-          <w:i w:val="0"/>
-          <w:iCs w:val="0"/>
-          <w:sz w:val="22"/>
-          <w:szCs w:val="22"/>
-          <w:lang w:eastAsia="es-ES"/>
-        </w:rPr>
-        <w:t xml:space="preserve">el </w:t>
-      </w:r>
-      <w:r>
-        <w:rPr>
-          <w:rFonts w:cstheme="minorHAnsi"/>
-          <w:i w:val="0"/>
-          <w:iCs w:val="0"/>
-          <w:sz w:val="22"/>
-          <w:szCs w:val="22"/>
-          <w:lang w:eastAsia="es-ES"/>
-        </w:rPr>
-        <w:t xml:space="preserve">índice S&amp;P 500, que incluye las 500 mayores empresas de Estados </w:t>
-      </w:r>
-      <w:r>
-        <w:rPr>
-          <w:rFonts w:cstheme="minorHAnsi"/>
-          <w:i w:val="0"/>
-          <w:iCs w:val="0"/>
-          <w:sz w:val="22"/>
-          <w:szCs w:val="22"/>
-          <w:lang w:eastAsia="es-ES"/>
-        </w:rPr>
-        <w:t>u</w:t>
-      </w:r>
-      <w:r>
-        <w:rPr>
-          <w:rFonts w:cstheme="minorHAnsi"/>
-          <w:i w:val="0"/>
-          <w:iCs w:val="0"/>
-          <w:sz w:val="22"/>
-          <w:szCs w:val="22"/>
-          <w:lang w:eastAsia="es-ES"/>
-        </w:rPr>
-        <w:t>nidos</w:t>
-      </w:r>
-      <w:r>
-        <w:rPr>
-          <w:rFonts w:cstheme="minorHAnsi"/>
-          <w:i w:val="0"/>
-          <w:iCs w:val="0"/>
-          <w:sz w:val="22"/>
-          <w:szCs w:val="22"/>
-          <w:lang w:eastAsia="es-ES"/>
-        </w:rPr>
-        <w:t>).</w:t>
-      </w:r>
-      <w:r>
-        <w:rPr>
-          <w:i w:val="0"/>
-          <w:iCs w:val="0"/>
-          <w:sz w:val="22"/>
-          <w:szCs w:val="24"/>
-        </w:rPr>
-        <w:t xml:space="preserve"> </w:t>
-      </w:r>
-      <w:r>
-        <w:rPr>
-          <w:rFonts w:cstheme="minorHAnsi"/>
-          <w:i w:val="0"/>
-          <w:iCs w:val="0"/>
-          <w:sz w:val="22"/>
-          <w:szCs w:val="22"/>
-          <w:lang w:eastAsia="es-ES"/>
-        </w:rPr>
-        <w:t>E</w:t>
-      </w:r>
-      <w:r>
-        <w:rPr>
-          <w:rFonts w:cstheme="minorHAnsi"/>
-          <w:i w:val="0"/>
-          <w:iCs w:val="0"/>
-          <w:sz w:val="22"/>
-          <w:szCs w:val="22"/>
-          <w:lang w:eastAsia="es-ES"/>
-        </w:rPr>
-        <w:t>stos se</w:t>
-      </w:r>
-      <w:r>
-        <w:rPr>
-          <w:rFonts w:cstheme="minorHAnsi"/>
-          <w:i w:val="0"/>
-          <w:iCs w:val="0"/>
-          <w:sz w:val="22"/>
-          <w:szCs w:val="22"/>
-          <w:lang w:eastAsia="es-ES"/>
-        </w:rPr>
-        <w:t xml:space="preserve"> compran y venden en bolsa igual que una acción</w:t>
-      </w:r>
-      <w:r>
-        <w:rPr>
-          <w:rFonts w:cstheme="minorHAnsi"/>
-          <w:i w:val="0"/>
-          <w:iCs w:val="0"/>
-          <w:sz w:val="22"/>
-          <w:szCs w:val="22"/>
-          <w:lang w:eastAsia="es-ES"/>
-        </w:rPr>
-        <w:t xml:space="preserve">. </w:t>
-      </w:r>
-    </w:p>
-    <w:p>
-      <w:pPr>
-        <w:pStyle w:val="Descripcin"/>
-        <w:spacing w:line="276" w:lineRule="auto"/>
-        <w:jc w:val="both"/>
+          <w:szCs w:val="36"/>
+          <w:lang w:val="es-ES" w:eastAsia="es-ES"/>
+        </w:rPr>
+      </w:pPr>
+      <w:r>
         <w:rPr>
           <w:rFonts w:cstheme="minorHAnsi"/>
           <w:i w:val="0"/>
@@ -6527,7 +9124,9 @@
           <w:szCs w:val="36"/>
           <w:lang w:val="es-ES" w:eastAsia="es-ES"/>
         </w:rPr>
-      </w:pPr>
+        <w:t xml:space="preserve">La elección de </w:t>
+      </w:r>
+      <w:proofErr w:type="spellStart"/>
       <w:r>
         <w:rPr>
           <w:rFonts w:cstheme="minorHAnsi"/>
@@ -6537,9 +9136,9 @@
           <w:szCs w:val="36"/>
           <w:lang w:val="es-ES" w:eastAsia="es-ES"/>
         </w:rPr>
-        <w:t xml:space="preserve">La elección de </w:t>
-      </w:r>
-      <w:proofErr w:type="spellStart"/>
+        <w:t>ETFs</w:t>
+      </w:r>
+      <w:proofErr w:type="spellEnd"/>
       <w:r>
         <w:rPr>
           <w:rFonts w:cstheme="minorHAnsi"/>
@@ -6549,9 +9148,8 @@
           <w:szCs w:val="36"/>
           <w:lang w:val="es-ES" w:eastAsia="es-ES"/>
         </w:rPr>
-        <w:t>ETFs</w:t>
-      </w:r>
-      <w:proofErr w:type="spellEnd"/>
+        <w:t xml:space="preserve"> en este trabajo se debe a que su comportamiento suele ser más estable que el de una acción individual. Una empresa concreta puede </w:t>
+      </w:r>
       <w:r>
         <w:rPr>
           <w:rFonts w:cstheme="minorHAnsi"/>
@@ -6561,7 +9159,7 @@
           <w:szCs w:val="36"/>
           <w:lang w:val="es-ES" w:eastAsia="es-ES"/>
         </w:rPr>
-        <w:t xml:space="preserve"> en este trabajo se debe a que su comportamiento suele ser más estable que el de una acción individual. Una empresa concreta puede </w:t>
+        <w:t>tener</w:t>
       </w:r>
       <w:r>
         <w:rPr>
@@ -6572,7 +9170,7 @@
           <w:szCs w:val="36"/>
           <w:lang w:val="es-ES" w:eastAsia="es-ES"/>
         </w:rPr>
-        <w:t>tener</w:t>
+        <w:t xml:space="preserve"> cambios muy bruscos por noticias o eventos propios. En cambio, un ETF incluye muchas empresas o activos, por lo que las subidas y bajadas de unas suelen compensarse con las de otras.</w:t>
       </w:r>
       <w:r>
         <w:rPr>
@@ -6583,7 +9181,7 @@
           <w:szCs w:val="36"/>
           <w:lang w:val="es-ES" w:eastAsia="es-ES"/>
         </w:rPr>
-        <w:t xml:space="preserve"> cambios muy bruscos por noticias o eventos propios. En cambio, un ETF incluye muchas empresas o activos, por lo que las subidas y bajadas de unas suelen compensarse con las de otras.</w:t>
+        <w:t xml:space="preserve"> </w:t>
       </w:r>
       <w:r>
         <w:rPr>
@@ -6594,7 +9192,7 @@
           <w:szCs w:val="36"/>
           <w:lang w:val="es-ES" w:eastAsia="es-ES"/>
         </w:rPr>
-        <w:t xml:space="preserve"> </w:t>
+        <w:t xml:space="preserve">Esto hace que sus precios y retornos sean más suaves y menos extremos, lo que </w:t>
       </w:r>
       <w:r>
         <w:rPr>
@@ -6605,7 +9203,7 @@
           <w:szCs w:val="36"/>
           <w:lang w:val="es-ES" w:eastAsia="es-ES"/>
         </w:rPr>
-        <w:t xml:space="preserve">Esto hace que sus precios y retornos sean más suaves y menos extremos, lo que </w:t>
+        <w:t>lo hace más apropiado</w:t>
       </w:r>
       <w:r>
         <w:rPr>
@@ -6616,7 +9214,7 @@
           <w:szCs w:val="36"/>
           <w:lang w:val="es-ES" w:eastAsia="es-ES"/>
         </w:rPr>
-        <w:t>lo hace más apropiado</w:t>
+        <w:t xml:space="preserve"> para </w:t>
       </w:r>
       <w:r>
         <w:rPr>
@@ -6627,7 +9225,7 @@
           <w:szCs w:val="36"/>
           <w:lang w:val="es-ES" w:eastAsia="es-ES"/>
         </w:rPr>
-        <w:t xml:space="preserve"> para </w:t>
+        <w:t xml:space="preserve">poder </w:t>
       </w:r>
       <w:r>
         <w:rPr>
@@ -6638,7 +9236,7 @@
           <w:szCs w:val="36"/>
           <w:lang w:val="es-ES" w:eastAsia="es-ES"/>
         </w:rPr>
-        <w:t xml:space="preserve">poder </w:t>
+        <w:t>aplicar modelos de predicción</w:t>
       </w:r>
       <w:r>
         <w:rPr>
@@ -6649,31 +9247,32 @@
           <w:szCs w:val="36"/>
           <w:lang w:val="es-ES" w:eastAsia="es-ES"/>
         </w:rPr>
-        <w:t>aplicar modelos de predicción</w:t>
-      </w:r>
+        <w:t>.</w:t>
+      </w:r>
+    </w:p>
+    <w:p>
+      <w:pPr>
+        <w:pStyle w:val="Descripcin"/>
+        <w:spacing w:line="276" w:lineRule="auto"/>
+        <w:jc w:val="both"/>
+        <w:rPr>
+          <w:rFonts w:cstheme="minorHAnsi"/>
+          <w:szCs w:val="22"/>
+          <w:lang w:val="es-ES" w:eastAsia="es-ES"/>
+        </w:rPr>
+      </w:pPr>
       <w:r>
         <w:rPr>
           <w:rFonts w:cstheme="minorHAnsi"/>
           <w:i w:val="0"/>
           <w:iCs w:val="0"/>
           <w:sz w:val="22"/>
-          <w:szCs w:val="36"/>
-          <w:lang w:val="es-ES" w:eastAsia="es-ES"/>
-        </w:rPr>
-        <w:t>.</w:t>
-      </w:r>
-    </w:p>
-    <w:p>
-      <w:pPr>
-        <w:pStyle w:val="Descripcin"/>
-        <w:spacing w:line="276" w:lineRule="auto"/>
-        <w:jc w:val="both"/>
-        <w:rPr>
-          <w:rFonts w:cstheme="minorHAnsi"/>
-          <w:szCs w:val="22"/>
-          <w:lang w:val="es-ES" w:eastAsia="es-ES"/>
-        </w:rPr>
-      </w:pPr>
+          <w:szCs w:val="22"/>
+          <w:lang w:eastAsia="es-ES"/>
+        </w:rPr>
+        <w:t xml:space="preserve">En este trabajo se han seleccionado 60 </w:t>
+      </w:r>
+      <w:proofErr w:type="spellStart"/>
       <w:r>
         <w:rPr>
           <w:rFonts w:cstheme="minorHAnsi"/>
@@ -6683,9 +9282,9 @@
           <w:szCs w:val="22"/>
           <w:lang w:eastAsia="es-ES"/>
         </w:rPr>
-        <w:t xml:space="preserve">En este trabajo se han seleccionado 60 </w:t>
-      </w:r>
-      <w:proofErr w:type="spellStart"/>
+        <w:t>ETFs</w:t>
+      </w:r>
+      <w:proofErr w:type="spellEnd"/>
       <w:r>
         <w:rPr>
           <w:rFonts w:cstheme="minorHAnsi"/>
@@ -6695,9 +9294,8 @@
           <w:szCs w:val="22"/>
           <w:lang w:eastAsia="es-ES"/>
         </w:rPr>
-        <w:t>ETFs</w:t>
-      </w:r>
-      <w:proofErr w:type="spellEnd"/>
+        <w:t xml:space="preserve"> agrupados en seis grandes categorías, con el objetivo de representar diferentes tipos de activo</w:t>
+      </w:r>
       <w:r>
         <w:rPr>
           <w:rFonts w:cstheme="minorHAnsi"/>
@@ -6707,7 +9305,7 @@
           <w:szCs w:val="22"/>
           <w:lang w:eastAsia="es-ES"/>
         </w:rPr>
-        <w:t xml:space="preserve"> agrupados en seis grandes categorías, con el objetivo de representar diferentes tipos de activo</w:t>
+        <w:t>s</w:t>
       </w:r>
       <w:r>
         <w:rPr>
@@ -6718,7 +9316,7 @@
           <w:szCs w:val="22"/>
           <w:lang w:eastAsia="es-ES"/>
         </w:rPr>
-        <w:t>s</w:t>
+        <w:t>. De esta manera,</w:t>
       </w:r>
       <w:r>
         <w:rPr>
@@ -6729,7 +9327,7 @@
           <w:szCs w:val="22"/>
           <w:lang w:eastAsia="es-ES"/>
         </w:rPr>
-        <w:t>. De esta manera,</w:t>
+        <w:t xml:space="preserve"> se engloba: </w:t>
       </w:r>
       <w:r>
         <w:rPr>
@@ -6740,7 +9338,7 @@
           <w:szCs w:val="22"/>
           <w:lang w:eastAsia="es-ES"/>
         </w:rPr>
-        <w:t xml:space="preserve"> se engloba: </w:t>
+        <w:t xml:space="preserve">renta variable estadounidense </w:t>
       </w:r>
       <w:r>
         <w:rPr>
@@ -6751,7 +9349,7 @@
           <w:szCs w:val="22"/>
           <w:lang w:eastAsia="es-ES"/>
         </w:rPr>
-        <w:t xml:space="preserve">renta variable estadounidense </w:t>
+        <w:t>e</w:t>
       </w:r>
       <w:r>
         <w:rPr>
@@ -6762,7 +9360,7 @@
           <w:szCs w:val="22"/>
           <w:lang w:eastAsia="es-ES"/>
         </w:rPr>
-        <w:t>e</w:t>
+        <w:t xml:space="preserve"> internacional, estilos de inversión, sectores económicos, renta fija y materias primas.</w:t>
       </w:r>
       <w:r>
         <w:rPr>
@@ -6773,8 +9371,9 @@
           <w:szCs w:val="22"/>
           <w:lang w:eastAsia="es-ES"/>
         </w:rPr>
-        <w:t xml:space="preserve"> internacional, estilos de inversión, sectores económicos, renta fija y materias primas.</w:t>
-      </w:r>
+        <w:t xml:space="preserve"> Utilizamos para ello la librería </w:t>
+      </w:r>
+      <w:proofErr w:type="spellStart"/>
       <w:r>
         <w:rPr>
           <w:rFonts w:cstheme="minorHAnsi"/>
@@ -6784,9 +9383,9 @@
           <w:szCs w:val="22"/>
           <w:lang w:eastAsia="es-ES"/>
         </w:rPr>
-        <w:t xml:space="preserve"> Utilizamos para ello la librería </w:t>
-      </w:r>
-      <w:proofErr w:type="spellStart"/>
+        <w:t>Yahoo</w:t>
+      </w:r>
+      <w:proofErr w:type="spellEnd"/>
       <w:r>
         <w:rPr>
           <w:rFonts w:cstheme="minorHAnsi"/>
@@ -6796,9 +9395,9 @@
           <w:szCs w:val="22"/>
           <w:lang w:eastAsia="es-ES"/>
         </w:rPr>
-        <w:t>Yahoo</w:t>
-      </w:r>
-      <w:proofErr w:type="spellEnd"/>
+        <w:t xml:space="preserve"> </w:t>
+      </w:r>
+      <w:proofErr w:type="spellStart"/>
       <w:r>
         <w:rPr>
           <w:rFonts w:cstheme="minorHAnsi"/>
@@ -6808,9 +9407,9 @@
           <w:szCs w:val="22"/>
           <w:lang w:eastAsia="es-ES"/>
         </w:rPr>
-        <w:t xml:space="preserve"> </w:t>
-      </w:r>
-      <w:proofErr w:type="spellStart"/>
+        <w:t>Finance</w:t>
+      </w:r>
+      <w:proofErr w:type="spellEnd"/>
       <w:r>
         <w:rPr>
           <w:rFonts w:cstheme="minorHAnsi"/>
@@ -6820,9 +9419,9 @@
           <w:szCs w:val="22"/>
           <w:lang w:eastAsia="es-ES"/>
         </w:rPr>
-        <w:t>Finance</w:t>
-      </w:r>
-      <w:proofErr w:type="spellEnd"/>
+        <w:t xml:space="preserve"> en </w:t>
+      </w:r>
+      <w:proofErr w:type="spellStart"/>
       <w:r>
         <w:rPr>
           <w:rFonts w:cstheme="minorHAnsi"/>
@@ -6832,18 +9431,6 @@
           <w:szCs w:val="22"/>
           <w:lang w:eastAsia="es-ES"/>
         </w:rPr>
-        <w:t xml:space="preserve"> en </w:t>
-      </w:r>
-      <w:proofErr w:type="spellStart"/>
-      <w:r>
-        <w:rPr>
-          <w:rFonts w:cstheme="minorHAnsi"/>
-          <w:i w:val="0"/>
-          <w:iCs w:val="0"/>
-          <w:sz w:val="22"/>
-          <w:szCs w:val="22"/>
-          <w:lang w:eastAsia="es-ES"/>
-        </w:rPr>
         <w:t>python</w:t>
       </w:r>
       <w:proofErr w:type="spellEnd"/>
@@ -6854,7 +9441,7 @@
         <w:spacing w:line="276" w:lineRule="auto"/>
         <w:rPr>
           <w:rFonts w:cstheme="minorHAnsi"/>
-          <w:i w:val="0"/>
+          <w:i/>
           <w:iCs/>
           <w:lang w:val="es-ES" w:eastAsia="es-ES"/>
         </w:rPr>
@@ -6862,7 +9449,6 @@
       <w:r>
         <w:rPr>
           <w:rFonts w:cstheme="minorHAnsi"/>
-          <w:i w:val="0"/>
           <w:iCs/>
           <w:lang w:val="es-ES" w:eastAsia="es-ES"/>
         </w:rPr>
@@ -6872,7 +9458,6 @@
       <w:r>
         <w:rPr>
           <w:rFonts w:cstheme="minorHAnsi"/>
-          <w:i w:val="0"/>
           <w:iCs/>
           <w:lang w:val="es-ES" w:eastAsia="es-ES"/>
         </w:rPr>
@@ -7691,7 +10276,6 @@
                 <w:szCs w:val="20"/>
                 <w:lang w:val="es-ES" w:eastAsia="es-ES"/>
               </w:rPr>
-              <w:lastRenderedPageBreak/>
               <w:t>IWM</w:t>
             </w:r>
           </w:p>
@@ -7995,7 +10579,7 @@
         <w:pStyle w:val="Ttulo3"/>
         <w:rPr>
           <w:rFonts w:cstheme="minorHAnsi"/>
-          <w:i w:val="0"/>
+          <w:i/>
           <w:iCs/>
           <w:lang w:val="es-ES" w:eastAsia="es-ES"/>
         </w:rPr>
@@ -8004,10 +10588,10 @@
       <w:r>
         <w:rPr>
           <w:rFonts w:cstheme="minorHAnsi"/>
-          <w:i w:val="0"/>
           <w:iCs/>
           <w:lang w:val="es-ES" w:eastAsia="es-ES"/>
         </w:rPr>
+        <w:lastRenderedPageBreak/>
         <w:t>Factores y estilos</w:t>
       </w:r>
       <w:bookmarkEnd w:id="19"/>
@@ -9567,7 +12151,7 @@
         <w:pStyle w:val="Ttulo3"/>
         <w:rPr>
           <w:rFonts w:cstheme="minorHAnsi"/>
-          <w:i w:val="0"/>
+          <w:i/>
           <w:iCs/>
           <w:lang w:val="es-ES" w:eastAsia="es-ES"/>
         </w:rPr>
@@ -9576,7 +12160,6 @@
       <w:r>
         <w:rPr>
           <w:rFonts w:cstheme="minorHAnsi"/>
-          <w:i w:val="0"/>
           <w:iCs/>
           <w:lang w:val="es-ES" w:eastAsia="es-ES"/>
         </w:rPr>
@@ -9891,7 +12474,6 @@
                 <w:szCs w:val="22"/>
                 <w:lang w:val="es-ES" w:eastAsia="es-ES"/>
               </w:rPr>
-              <w:lastRenderedPageBreak/>
               <w:t>XLF</w:t>
             </w:r>
           </w:p>
@@ -10328,6 +12910,7 @@
                 <w:szCs w:val="22"/>
                 <w:lang w:val="es-ES" w:eastAsia="es-ES"/>
               </w:rPr>
+              <w:lastRenderedPageBreak/>
               <w:t>XLE</w:t>
             </w:r>
           </w:p>
@@ -10879,7 +13462,7 @@
         <w:pStyle w:val="Ttulo3"/>
         <w:rPr>
           <w:rFonts w:cstheme="minorHAnsi"/>
-          <w:i w:val="0"/>
+          <w:i/>
           <w:iCs/>
           <w:lang w:val="es-ES" w:eastAsia="es-ES"/>
         </w:rPr>
@@ -10888,7 +13471,6 @@
       <w:r>
         <w:rPr>
           <w:rFonts w:cstheme="minorHAnsi"/>
-          <w:i w:val="0"/>
           <w:iCs/>
           <w:lang w:val="es-ES" w:eastAsia="es-ES"/>
         </w:rPr>
@@ -12255,7 +14837,6 @@
                 <w:szCs w:val="18"/>
                 <w:lang w:val="es-ES" w:eastAsia="es-ES"/>
               </w:rPr>
-              <w:lastRenderedPageBreak/>
               <w:t>EWZ</w:t>
             </w:r>
           </w:p>
@@ -12747,7 +15328,7 @@
         <w:pStyle w:val="Ttulo3"/>
         <w:rPr>
           <w:rFonts w:cstheme="minorHAnsi"/>
-          <w:i w:val="0"/>
+          <w:i/>
           <w:iCs/>
           <w:lang w:val="es-ES" w:eastAsia="es-ES"/>
         </w:rPr>
@@ -12756,7 +15337,6 @@
       <w:r>
         <w:rPr>
           <w:rFonts w:cstheme="minorHAnsi"/>
-          <w:i w:val="0"/>
           <w:iCs/>
           <w:lang w:val="es-ES" w:eastAsia="es-ES"/>
         </w:rPr>
@@ -12765,7 +15345,6 @@
       <w:r>
         <w:rPr>
           <w:rFonts w:cstheme="minorHAnsi"/>
-          <w:i w:val="0"/>
           <w:iCs/>
           <w:lang w:val="es-ES" w:eastAsia="es-ES"/>
         </w:rPr>
@@ -14125,7 +16704,7 @@
         <w:pStyle w:val="Ttulo3"/>
         <w:rPr>
           <w:rFonts w:cstheme="minorHAnsi"/>
-          <w:i w:val="0"/>
+          <w:i/>
           <w:iCs/>
           <w:lang w:val="es-ES" w:eastAsia="es-ES"/>
         </w:rPr>
@@ -14134,7 +16713,6 @@
       <w:r>
         <w:rPr>
           <w:rFonts w:cstheme="minorHAnsi"/>
-          <w:i w:val="0"/>
           <w:iCs/>
           <w:lang w:val="es-ES" w:eastAsia="es-ES"/>
         </w:rPr>
@@ -14428,7 +17006,6 @@
                 <w:szCs w:val="18"/>
                 <w:lang w:val="es-ES" w:eastAsia="es-ES"/>
               </w:rPr>
-              <w:lastRenderedPageBreak/>
               <w:t>GLD</w:t>
             </w:r>
           </w:p>
@@ -14958,6 +17535,7 @@
                 <w:szCs w:val="18"/>
                 <w:lang w:val="es-ES" w:eastAsia="es-ES"/>
               </w:rPr>
+              <w:lastRenderedPageBreak/>
               <w:t>VNQ</w:t>
             </w:r>
           </w:p>
@@ -16539,7 +19117,7 @@
         <w:pStyle w:val="Ttulo3"/>
         <w:rPr>
           <w:rFonts w:cstheme="minorHAnsi"/>
-          <w:i w:val="0"/>
+          <w:i/>
           <w:iCs/>
           <w:sz w:val="24"/>
           <w:szCs w:val="24"/>
@@ -16548,7 +19126,6 @@
       <w:r>
         <w:rPr>
           <w:rFonts w:cstheme="minorHAnsi"/>
-          <w:i w:val="0"/>
           <w:iCs/>
           <w:sz w:val="24"/>
           <w:szCs w:val="24"/>
@@ -16559,7 +19136,6 @@
       <w:r>
         <w:rPr>
           <w:rFonts w:cstheme="minorHAnsi"/>
-          <w:i w:val="0"/>
           <w:iCs/>
           <w:sz w:val="24"/>
           <w:szCs w:val="24"/>
@@ -16588,18 +19164,9 @@
       <w:r>
         <w:rPr>
           <w:rFonts w:cstheme="minorHAnsi"/>
-          <w:b/>
-          <w:bCs/>
-          <w:lang w:val="es-ES"/>
-        </w:rPr>
-        <w:t>media diaria</w:t>
-      </w:r>
-      <w:r>
-        <w:rPr>
-          <w:rFonts w:cstheme="minorHAnsi"/>
-          <w:lang w:val="es-ES"/>
-        </w:rPr>
-        <w:t>, que en prácticamente todos los casos es muy cercana a cero. Esto indica que las variaciones positivas y negativas tienden a compensarse en el corto plazo.</w:t>
+          <w:lang w:val="es-ES"/>
+        </w:rPr>
+        <w:t>media diaria, que en prácticamente todos los casos es muy cercana a cero. Esto indica que las variaciones positivas y negativas tienden a compensarse en el corto plazo.</w:t>
       </w:r>
     </w:p>
     <w:p>
@@ -16617,23 +19184,7 @@
           <w:rFonts w:cstheme="minorHAnsi"/>
           <w:lang w:val="es-ES"/>
         </w:rPr>
-        <w:t xml:space="preserve">La </w:t>
-      </w:r>
-      <w:r>
-        <w:rPr>
-          <w:rFonts w:cstheme="minorHAnsi"/>
-          <w:b/>
-          <w:bCs/>
-          <w:lang w:val="es-ES"/>
-        </w:rPr>
-        <w:t>desviación típica diaria</w:t>
-      </w:r>
-      <w:r>
-        <w:rPr>
-          <w:rFonts w:cstheme="minorHAnsi"/>
-          <w:lang w:val="es-ES"/>
-        </w:rPr>
-        <w:t xml:space="preserve"> mide la volatilidad del activo. Se observa que los </w:t>
+        <w:t xml:space="preserve">La desviación típica diaria mide la volatilidad del activo. Se observa que los </w:t>
       </w:r>
       <w:proofErr w:type="spellStart"/>
       <w:r>
@@ -16683,46 +19234,14 @@
           <w:rFonts w:cstheme="minorHAnsi"/>
           <w:lang w:val="es-ES"/>
         </w:rPr>
-        <w:t xml:space="preserve">Además, miramos </w:t>
-      </w:r>
-      <w:r>
-        <w:rPr>
-          <w:rFonts w:cstheme="minorHAnsi"/>
-          <w:lang w:val="es-ES"/>
-        </w:rPr>
-        <w:t xml:space="preserve">los </w:t>
-      </w:r>
-      <w:r>
-        <w:rPr>
-          <w:rFonts w:cstheme="minorHAnsi"/>
-          <w:b/>
-          <w:bCs/>
-          <w:lang w:val="es-ES"/>
-        </w:rPr>
-        <w:t>valores mínimos y máximos</w:t>
-      </w:r>
-      <w:r>
-        <w:rPr>
-          <w:rFonts w:cstheme="minorHAnsi"/>
-          <w:lang w:val="es-ES"/>
-        </w:rPr>
-        <w:t>,</w:t>
-      </w:r>
-      <w:r>
-        <w:rPr>
-          <w:rFonts w:cstheme="minorHAnsi"/>
-          <w:b/>
-          <w:bCs/>
-          <w:lang w:val="es-ES"/>
-        </w:rPr>
-        <w:t xml:space="preserve"> </w:t>
-      </w:r>
-      <w:r>
-        <w:rPr>
-          <w:rFonts w:cstheme="minorHAnsi"/>
-          <w:lang w:val="es-ES"/>
-        </w:rPr>
-        <w:t>estos</w:t>
+        <w:t>Además, miramos los valores mínimos y máximos</w:t>
+      </w:r>
+      <w:r>
+        <w:rPr>
+          <w:rFonts w:cstheme="minorHAnsi"/>
+          <w:lang w:val="es-ES"/>
+        </w:rPr>
+        <w:t>, estos</w:t>
       </w:r>
       <w:r>
         <w:rPr>
@@ -16781,7 +19300,7 @@
                     <pic:cNvPicPr/>
                   </pic:nvPicPr>
                   <pic:blipFill>
-                    <a:blip r:embed="rId13"/>
+                    <a:blip r:embed="rId14"/>
                     <a:stretch>
                       <a:fillRect/>
                     </a:stretch>
@@ -16816,7 +19335,7 @@
         <w:pStyle w:val="Ttulo3"/>
         <w:rPr>
           <w:rFonts w:cstheme="minorHAnsi"/>
-          <w:i w:val="0"/>
+          <w:i/>
           <w:iCs/>
           <w:sz w:val="24"/>
           <w:szCs w:val="24"/>
@@ -16826,7 +19345,6 @@
       <w:r>
         <w:rPr>
           <w:rFonts w:cstheme="minorHAnsi"/>
-          <w:i w:val="0"/>
           <w:iCs/>
           <w:sz w:val="24"/>
           <w:szCs w:val="24"/>
@@ -16863,6 +19381,7 @@
           <w:noProof/>
           <w:lang w:val="es-ES"/>
         </w:rPr>
+        <w:lastRenderedPageBreak/>
         <w:drawing>
           <wp:inline distT="0" distB="0" distL="0" distR="0" wp14:anchorId="035068CA" wp14:editId="7BF22575">
             <wp:extent cx="2445487" cy="1424762"/>
@@ -16879,7 +19398,7 @@
                     <pic:cNvPicPr/>
                   </pic:nvPicPr>
                   <pic:blipFill>
-                    <a:blip r:embed="rId14"/>
+                    <a:blip r:embed="rId15"/>
                     <a:stretch>
                       <a:fillRect/>
                     </a:stretch>
@@ -16926,7 +19445,7 @@
                     <pic:cNvPicPr/>
                   </pic:nvPicPr>
                   <pic:blipFill>
-                    <a:blip r:embed="rId15"/>
+                    <a:blip r:embed="rId16"/>
                     <a:stretch>
                       <a:fillRect/>
                     </a:stretch>
@@ -16976,7 +19495,7 @@
                     <pic:cNvPicPr/>
                   </pic:nvPicPr>
                   <pic:blipFill rotWithShape="1">
-                    <a:blip r:embed="rId16"/>
+                    <a:blip r:embed="rId17"/>
                     <a:srcRect t="4178"/>
                     <a:stretch>
                       <a:fillRect/>
@@ -17032,7 +19551,7 @@
                     <pic:cNvPicPr/>
                   </pic:nvPicPr>
                   <pic:blipFill>
-                    <a:blip r:embed="rId17"/>
+                    <a:blip r:embed="rId18"/>
                     <a:stretch>
                       <a:fillRect/>
                     </a:stretch>
@@ -17246,7 +19765,7 @@
         <w:pStyle w:val="Ttulo3"/>
         <w:rPr>
           <w:rFonts w:cstheme="minorHAnsi"/>
-          <w:i w:val="0"/>
+          <w:i/>
           <w:iCs/>
           <w:sz w:val="24"/>
           <w:szCs w:val="24"/>
@@ -17257,7 +19776,6 @@
       <w:r>
         <w:rPr>
           <w:rFonts w:cstheme="minorHAnsi"/>
-          <w:i w:val="0"/>
           <w:iCs/>
           <w:sz w:val="24"/>
           <w:szCs w:val="24"/>
@@ -17368,7 +19886,6 @@
           <w:noProof/>
           <w:lang w:val="es-ES"/>
         </w:rPr>
-        <w:lastRenderedPageBreak/>
         <w:drawing>
           <wp:inline distT="0" distB="0" distL="0" distR="0" wp14:anchorId="1A070D39" wp14:editId="7B8B787D">
             <wp:extent cx="2531533" cy="1706466"/>
@@ -17385,7 +19902,7 @@
                     <pic:cNvPicPr/>
                   </pic:nvPicPr>
                   <pic:blipFill rotWithShape="1">
-                    <a:blip r:embed="rId18"/>
+                    <a:blip r:embed="rId19"/>
                     <a:srcRect l="1278"/>
                     <a:stretch>
                       <a:fillRect/>
@@ -17430,6 +19947,7 @@
           <w:rFonts w:cstheme="minorHAnsi"/>
           <w:lang w:val="es-ES"/>
         </w:rPr>
+        <w:lastRenderedPageBreak/>
         <w:t>En el caso del SPY, por ejemplo, se observa</w:t>
       </w:r>
       <w:r>
@@ -17569,7 +20087,7 @@
                     <pic:cNvPicPr/>
                   </pic:nvPicPr>
                   <pic:blipFill>
-                    <a:blip r:embed="rId19"/>
+                    <a:blip r:embed="rId20"/>
                     <a:stretch>
                       <a:fillRect/>
                     </a:stretch>
@@ -17886,7 +20404,7 @@
         <w:pStyle w:val="Ttulo3"/>
         <w:rPr>
           <w:rFonts w:cstheme="minorHAnsi"/>
-          <w:i w:val="0"/>
+          <w:i/>
           <w:iCs/>
           <w:sz w:val="24"/>
           <w:szCs w:val="24"/>
@@ -17896,12 +20414,10 @@
       <w:r>
         <w:rPr>
           <w:rFonts w:cstheme="minorHAnsi"/>
-          <w:i w:val="0"/>
           <w:iCs/>
           <w:sz w:val="24"/>
           <w:szCs w:val="24"/>
         </w:rPr>
-        <w:lastRenderedPageBreak/>
         <w:t>Matriz de correlaciones</w:t>
       </w:r>
       <w:bookmarkEnd w:id="29"/>
@@ -17940,6 +20456,7 @@
           <w:noProof/>
           <w:lang w:val="es-ES"/>
         </w:rPr>
+        <w:lastRenderedPageBreak/>
         <w:drawing>
           <wp:inline distT="0" distB="0" distL="0" distR="0" wp14:anchorId="1B61589B" wp14:editId="14AF15F5">
             <wp:extent cx="3624943" cy="3129999"/>
@@ -17956,7 +20473,7 @@
                     <pic:cNvPicPr/>
                   </pic:nvPicPr>
                   <pic:blipFill>
-                    <a:blip r:embed="rId20"/>
+                    <a:blip r:embed="rId21"/>
                     <a:stretch>
                       <a:fillRect/>
                     </a:stretch>
@@ -18139,7 +20656,7 @@
         <w:pStyle w:val="Ttulo3"/>
         <w:rPr>
           <w:rFonts w:cstheme="minorHAnsi"/>
-          <w:i w:val="0"/>
+          <w:i/>
           <w:iCs/>
           <w:sz w:val="24"/>
           <w:szCs w:val="24"/>
@@ -18149,7 +20666,6 @@
       <w:r>
         <w:rPr>
           <w:rFonts w:cstheme="minorHAnsi"/>
-          <w:i w:val="0"/>
           <w:iCs/>
           <w:sz w:val="24"/>
           <w:szCs w:val="24"/>
@@ -18240,7 +20756,7 @@
         <w:pStyle w:val="Ttulo3"/>
         <w:rPr>
           <w:rFonts w:cstheme="minorHAnsi"/>
-          <w:i w:val="0"/>
+          <w:i/>
           <w:iCs/>
         </w:rPr>
       </w:pPr>
@@ -18248,7 +20764,6 @@
       <w:r>
         <w:rPr>
           <w:rFonts w:cstheme="minorHAnsi"/>
-          <w:i w:val="0"/>
           <w:iCs/>
         </w:rPr>
         <w:t>Elección de la variable objetivo</w:t>
@@ -18342,7 +20857,7 @@
         <w:pStyle w:val="Ttulo3"/>
         <w:rPr>
           <w:rFonts w:cstheme="minorHAnsi"/>
-          <w:i w:val="0"/>
+          <w:i/>
           <w:iCs/>
         </w:rPr>
       </w:pPr>
@@ -18350,7 +20865,6 @@
       <w:r>
         <w:rPr>
           <w:rFonts w:cstheme="minorHAnsi"/>
-          <w:i w:val="0"/>
           <w:iCs/>
         </w:rPr>
         <w:t>Estacionariedad</w:t>
@@ -18629,15 +21143,70 @@
         </w:rPr>
         <w:t xml:space="preserve">Dollar </w:t>
       </w:r>
-      <w:proofErr w:type="spellStart"/>
-      <w:r>
-        <w:rPr>
-          <w:rFonts w:cstheme="minorHAnsi"/>
-          <w:lang w:val="es-ES"/>
-        </w:rPr>
-        <w:t>volume</w:t>
-      </w:r>
-      <w:proofErr w:type="spellEnd"/>
+      <w:r>
+        <w:rPr>
+          <w:rFonts w:cstheme="minorHAnsi"/>
+          <w:lang w:val="es-ES"/>
+        </w:rPr>
+        <w:t>volumen</w:t>
+      </w:r>
+    </w:p>
+    <w:p>
+      <w:pPr>
+        <w:pStyle w:val="Textoindependiente"/>
+        <w:ind w:left="360" w:firstLine="0"/>
+        <w:rPr>
+          <w:lang w:val="es-ES"/>
+        </w:rPr>
+      </w:pPr>
+      <w:r>
+        <w:rPr>
+          <w:lang w:val="es-ES"/>
+        </w:rPr>
+        <w:t xml:space="preserve">En este trabajo, los modelos ARIMA se aplican sobre retornos logarítmicos y no sobre precios en niveles. Esta decisión se debe a que los precios suelen presentar tendencia y no son estacionarios, mientras que los retornos son más adecuados para el análisis financiero y para la posterior optimización de carteras. Al trabajar directamente con retornos, la serie ya se encuentra diferenciada en la práctica, por lo que se fija el parámetro </w:t>
+      </w:r>
+      <m:oMath>
+        <m:r>
+          <w:rPr>
+            <w:rFonts w:ascii="Cambria Math" w:hAnsi="Cambria Math"/>
+            <w:lang w:val="es-ES"/>
+          </w:rPr>
+          <m:t>d=0</m:t>
+        </m:r>
+      </m:oMath>
+      <w:r>
+        <w:rPr>
+          <w:lang w:val="es-ES"/>
+        </w:rPr>
+        <w:t>.</w:t>
+      </w:r>
+      <w:r>
+        <w:t xml:space="preserve"> </w:t>
+      </w:r>
+      <w:r>
+        <w:rPr>
+          <w:lang w:val="es-ES"/>
+        </w:rPr>
+        <w:t xml:space="preserve">En el contexto financiero esto es especialmente </w:t>
+      </w:r>
+      <w:r>
+        <w:rPr>
+          <w:lang w:val="es-ES"/>
+        </w:rPr>
+        <w:lastRenderedPageBreak/>
+        <w:t>útil, porque esos errores pueden estar recogiendo el efecto de noticias o eventos que no están en el modelo como variables explícitas.</w:t>
+      </w:r>
+    </w:p>
+    <w:p>
+      <w:pPr>
+        <w:pStyle w:val="Textoindependiente"/>
+        <w:spacing w:line="276" w:lineRule="auto"/>
+        <w:ind w:firstLine="0"/>
+        <w:rPr>
+          <w:rFonts w:cstheme="minorHAnsi"/>
+          <w:lang w:val="es-ES"/>
+        </w:rPr>
+      </w:pPr>
     </w:p>
     <w:p>
       <w:pPr>
@@ -18794,7 +21363,6 @@
           <w:rFonts w:cstheme="minorHAnsi"/>
           <w:lang w:val="es-ES"/>
         </w:rPr>
-        <w:lastRenderedPageBreak/>
         <w:t xml:space="preserve">La combinación de ambos </w:t>
       </w:r>
       <w:proofErr w:type="spellStart"/>
@@ -19165,14 +21733,13 @@
       <w:pPr>
         <w:pStyle w:val="Ttulo3"/>
         <w:rPr>
-          <w:i w:val="0"/>
+          <w:i/>
           <w:iCs/>
         </w:rPr>
       </w:pPr>
       <w:bookmarkStart w:id="35" w:name="_Toc229572287"/>
       <w:r>
         <w:rPr>
-          <w:i w:val="0"/>
           <w:iCs/>
         </w:rPr>
         <w:t>Análisis de autocorrelación</w:t>
@@ -19289,16 +21856,16 @@
       <w:pPr>
         <w:pStyle w:val="Ttulo3"/>
         <w:rPr>
-          <w:i w:val="0"/>
+          <w:i/>
           <w:iCs/>
         </w:rPr>
       </w:pPr>
       <w:bookmarkStart w:id="36" w:name="_Toc229572288"/>
       <w:r>
         <w:rPr>
-          <w:i w:val="0"/>
           <w:iCs/>
         </w:rPr>
+        <w:lastRenderedPageBreak/>
         <w:t>Selección del modelo ARIMA</w:t>
       </w:r>
       <w:bookmarkEnd w:id="36"/>
@@ -19479,7 +22046,6 @@
           <w:rFonts w:cstheme="minorHAnsi"/>
           <w:lang w:val="es-ES"/>
         </w:rPr>
-        <w:lastRenderedPageBreak/>
         <w:t>BIC (criterio secundario)</w:t>
       </w:r>
     </w:p>
@@ -20363,7 +22929,6 @@
           <w:rFonts w:cstheme="minorHAnsi"/>
           <w:lang w:val="es-ES"/>
         </w:rPr>
-        <w:lastRenderedPageBreak/>
         <w:t xml:space="preserve">  │         │ No        │ Los residuos son ruido blanco → el     │</w:t>
       </w:r>
     </w:p>
@@ -20865,14 +23430,13 @@
       <w:pPr>
         <w:pStyle w:val="Ttulo3"/>
         <w:rPr>
-          <w:i w:val="0"/>
+          <w:i/>
           <w:iCs/>
         </w:rPr>
       </w:pPr>
       <w:bookmarkStart w:id="37" w:name="_Toc229572289"/>
       <w:r>
         <w:rPr>
-          <w:i w:val="0"/>
           <w:iCs/>
         </w:rPr>
         <w:t>Comparación con modelos base</w:t>
@@ -20880,7 +23444,6 @@
       <w:bookmarkEnd w:id="37"/>
       <w:r>
         <w:rPr>
-          <w:i w:val="0"/>
           <w:iCs/>
         </w:rPr>
         <w:t xml:space="preserve"> </w:t>
@@ -21061,7 +23624,7 @@
                     <pic:cNvPicPr/>
                   </pic:nvPicPr>
                   <pic:blipFill>
-                    <a:blip r:embed="rId21"/>
+                    <a:blip r:embed="rId22"/>
                     <a:stretch>
                       <a:fillRect/>
                     </a:stretch>
@@ -21133,7 +23696,7 @@
         <w:pStyle w:val="Ttulo3"/>
         <w:rPr>
           <w:rFonts w:cstheme="minorHAnsi"/>
-          <w:i w:val="0"/>
+          <w:i/>
           <w:iCs/>
         </w:rPr>
       </w:pPr>
@@ -21141,7 +23704,6 @@
       <w:r>
         <w:rPr>
           <w:rFonts w:cstheme="minorHAnsi"/>
-          <w:i w:val="0"/>
           <w:iCs/>
         </w:rPr>
         <w:t>Introducción y motivación del enfoque</w:t>
@@ -21254,6 +23816,7 @@
           <w:rFonts w:cstheme="minorHAnsi"/>
           <w:szCs w:val="22"/>
         </w:rPr>
+        <w:lastRenderedPageBreak/>
         <w:t>El objetivo concreto de este capítulo es predecir el retorno futuro de cada ETF a partir de la información disponible en el momento de la predicción, sin utilizar ningún dato del futuro. Para ello se construyen dos versiones paralelas del sistema: una a frecuencia semanal y otra a frecuencia diaria. Ambas siguen la misma lógica de preprocesado y entrenamiento, pero difieren en el horizonte de predicción y en la granularidad de la información que reciben los modelos.</w:t>
       </w:r>
     </w:p>
@@ -21283,7 +23846,6 @@
           <w:rFonts w:cstheme="minorHAnsi"/>
           <w:szCs w:val="26"/>
         </w:rPr>
-        <w:lastRenderedPageBreak/>
         <w:t>Preprocesado de los datos</w:t>
       </w:r>
       <w:bookmarkEnd w:id="40"/>
@@ -21409,7 +23971,7 @@
         </w:numPr>
         <w:rPr>
           <w:rFonts w:cstheme="minorHAnsi"/>
-          <w:i w:val="0"/>
+          <w:i/>
           <w:iCs/>
         </w:rPr>
       </w:pPr>
@@ -21417,7 +23979,6 @@
       <w:r>
         <w:rPr>
           <w:rFonts w:cstheme="minorHAnsi"/>
-          <w:i w:val="0"/>
           <w:iCs/>
         </w:rPr>
         <w:t>Preprocesado para la frecuencia diaria</w:t>
@@ -21485,7 +24046,15 @@
           <w:rFonts w:cstheme="minorHAnsi"/>
           <w:szCs w:val="22"/>
         </w:rPr>
-        <w:t>En paralelo se calcula el cambio logarítmico del volumen diario, aplicando la misma operación de diferencia de logaritmos sobre el volumen negociado. Esta transformación convierte el nivel absoluto de volumen en una medida de variación relativa entre días, que es mucho más informativa para un modelo de predicción. Si el volumen de un día duplica al del anterior, el cambio logarítmico captura esa aceleración de forma directa. Los valores nulos que pudieran aparecer por volúmenes cero se gestionan sustituyendo el cero por valor nulo antes de aplicar el logaritmo.</w:t>
+        <w:t xml:space="preserve">En paralelo se calcula el cambio logarítmico del volumen diario, aplicando la misma operación de diferencia de logaritmos sobre el volumen negociado. Esta transformación convierte el nivel absoluto de volumen en una medida de variación relativa entre días, que es mucho más informativa para un modelo de predicción. Si el volumen de un día duplica al del anterior, el cambio logarítmico captura esa </w:t>
+      </w:r>
+      <w:r>
+        <w:rPr>
+          <w:rFonts w:cstheme="minorHAnsi"/>
+          <w:szCs w:val="22"/>
+        </w:rPr>
+        <w:lastRenderedPageBreak/>
+        <w:t>aceleración de forma directa. Los valores nulos que pudieran aparecer por volúmenes cero se gestionan sustituyendo el cero por valor nulo antes de aplicar el logaritmo.</w:t>
       </w:r>
     </w:p>
     <w:p>
@@ -21565,15 +24134,7 @@
           <w:rFonts w:cstheme="minorHAnsi"/>
           <w:szCs w:val="22"/>
         </w:rPr>
-        <w:t xml:space="preserve">, es decir, columnas binarias que indican si un día concreto es martes, </w:t>
-      </w:r>
-      <w:r>
-        <w:rPr>
-          <w:rFonts w:cstheme="minorHAnsi"/>
-          <w:szCs w:val="22"/>
-        </w:rPr>
-        <w:lastRenderedPageBreak/>
-        <w:t xml:space="preserve">miércoles, jueves o viernes. El lunes actúa como categoría de referencia y queda representado implícitamente por todas las </w:t>
+        <w:t xml:space="preserve">, es decir, columnas binarias que indican si un día concreto es martes, miércoles, jueves o viernes. El lunes actúa como categoría de referencia y queda representado implícitamente por todas las </w:t>
       </w:r>
       <w:proofErr w:type="spellStart"/>
       <w:r>
@@ -21837,7 +24398,15 @@
           <w:rFonts w:cstheme="minorHAnsi"/>
           <w:szCs w:val="22"/>
         </w:rPr>
-        <w:t xml:space="preserve">La agregación se realiza utilizando el estándar ISO de numeración de semanas, que asigna a cada día de mercado un año y número de semana bien definidos. Esto evita problemas habituales al cruzar años, como que el 31 de diciembre pueda pertenecer a la semana 1 del año siguiente. Para cada semana se construye una clave identificadora del tipo </w:t>
+        <w:t xml:space="preserve">La agregación se realiza utilizando el estándar ISO de numeración de semanas, que asigna a cada día de mercado un año y número de semana bien definidos. Esto evita problemas habituales al cruzar </w:t>
+      </w:r>
+      <w:r>
+        <w:rPr>
+          <w:rFonts w:cstheme="minorHAnsi"/>
+          <w:szCs w:val="22"/>
+        </w:rPr>
+        <w:lastRenderedPageBreak/>
+        <w:t xml:space="preserve">años, como que el 31 de diciembre pueda pertenecer a la semana 1 del año siguiente. Para cada semana se construye una clave identificadora del tipo </w:t>
       </w:r>
       <w:r>
         <w:rPr>
@@ -21885,15 +24454,7 @@
           <w:rFonts w:cstheme="minorHAnsi"/>
           <w:szCs w:val="22"/>
         </w:rPr>
-        <w:t xml:space="preserve">Los retornos logarítmicos diarios se agregan sumándolos dentro de cada semana. Esta operación es correcta precisamente porque los retornos logarítmicos son aditivos: la suma de los retornos diarios de una semana equivale al retorno logarítmico semanal total. El volumen semanal se agrega calculando </w:t>
-      </w:r>
-      <w:r>
-        <w:rPr>
-          <w:rFonts w:cstheme="minorHAnsi"/>
-          <w:szCs w:val="22"/>
-        </w:rPr>
-        <w:lastRenderedPageBreak/>
-        <w:t>la media diaria de la semana, lo que permite comparar semanas con distinto número de días de mercado de forma más equitativa.</w:t>
+        <w:t>Los retornos logarítmicos diarios se agregan sumándolos dentro de cada semana. Esta operación es correcta precisamente porque los retornos logarítmicos son aditivos: la suma de los retornos diarios de una semana equivale al retorno logarítmico semanal total. El volumen semanal se agrega calculando la media diaria de la semana, lo que permite comparar semanas con distinto número de días de mercado de forma más equitativa.</w:t>
       </w:r>
     </w:p>
     <w:p>
@@ -22164,6 +24725,7 @@
           <w:sz w:val="22"/>
           <w:szCs w:val="22"/>
         </w:rPr>
+        <w:lastRenderedPageBreak/>
         <w:t>Diseño del experimento</w:t>
       </w:r>
       <w:bookmarkEnd w:id="43"/>
@@ -22221,15 +24783,7 @@
           <w:rFonts w:cstheme="minorHAnsi"/>
           <w:szCs w:val="22"/>
         </w:rPr>
-        <w:t xml:space="preserve">, el sistema de entrenamiento y evaluación está organizado como una cola de experimentos. Cada experimento queda definido por tres elementos: el fichero de datos que utiliza, el ETF que se quiere predecir en ese experimento y el modelo que se aplica. La combinación de los </w:t>
-      </w:r>
-      <w:r>
-        <w:rPr>
-          <w:rFonts w:cstheme="minorHAnsi"/>
-          <w:szCs w:val="22"/>
-        </w:rPr>
-        <w:lastRenderedPageBreak/>
-        <w:t xml:space="preserve">cinco ficheros por frecuencia, los 55 </w:t>
+        <w:t xml:space="preserve">, el sistema de entrenamiento y evaluación está organizado como una cola de experimentos. Cada experimento queda definido por tres elementos: el fichero de datos que utiliza, el ETF que se quiere predecir en ese experimento y el modelo que se aplica. La combinación de los cinco ficheros por frecuencia, los 55 </w:t>
       </w:r>
       <w:proofErr w:type="spellStart"/>
       <w:r>
@@ -22423,7 +24977,15 @@
           <w:rFonts w:cstheme="minorHAnsi"/>
           <w:szCs w:val="22"/>
         </w:rPr>
-        <w:t>El funcionamiento concreto es el siguiente. En primer lugar, el modelo se entrena con todo el bloque de entrenamiento inicial. Después se le pide que prediga el primer período del conjunto de test, es decir, la primera semana o el primer día que no ha visto nunca. Esa predicción se registra. A continuación, esa primera observación de test se incorpora al conjunto de entrenamiento, el modelo se vuelve a entrenar con todos los datos acumulados y se predice el segundo período del test. Este proceso se repite de forma iterativa hasta completar todo el test.</w:t>
+        <w:t xml:space="preserve">El funcionamiento concreto es el siguiente. En primer lugar, el modelo se entrena con todo el bloque de entrenamiento inicial. Después se le pide que prediga el primer período del conjunto de test, es decir, la primera semana o el primer día que no ha visto nunca. Esa predicción se registra. A continuación, esa primera observación de test se incorpora al conjunto de entrenamiento, el modelo se </w:t>
+      </w:r>
+      <w:r>
+        <w:rPr>
+          <w:rFonts w:cstheme="minorHAnsi"/>
+          <w:szCs w:val="22"/>
+        </w:rPr>
+        <w:lastRenderedPageBreak/>
+        <w:t>vuelve a entrenar con todos los datos acumulados y se predice el segundo período del test. Este proceso se repite de forma iterativa hasta completar todo el test.</w:t>
       </w:r>
     </w:p>
     <w:p>
@@ -22461,7 +25023,6 @@
           <w:sz w:val="22"/>
           <w:szCs w:val="22"/>
         </w:rPr>
-        <w:lastRenderedPageBreak/>
         <w:t xml:space="preserve"> </w:t>
       </w:r>
       <w:bookmarkStart w:id="47" w:name="_Toc229572299"/>
@@ -22730,7 +25291,15 @@
           <w:rFonts w:cstheme="minorHAnsi"/>
           <w:szCs w:val="22"/>
         </w:rPr>
-        <w:t>. Su ventaja es la total transparencia: los coeficientes del modelo indican directamente qué variables influyen más en la predicción y en qué sentido. Su limitación es que no puede capturar relaciones no lineales entre variables, lo que puede ser una restricción importante en mercados financieros donde las interacciones son complejas.</w:t>
+        <w:t xml:space="preserve">. Su ventaja es la total transparencia: los </w:t>
+      </w:r>
+      <w:r>
+        <w:rPr>
+          <w:rFonts w:cstheme="minorHAnsi"/>
+          <w:szCs w:val="22"/>
+        </w:rPr>
+        <w:lastRenderedPageBreak/>
+        <w:t>coeficientes del modelo indican directamente qué variables influyen más en la predicción y en qué sentido. Su limitación es que no puede capturar relaciones no lineales entre variables, lo que puede ser una restricción importante en mercados financieros donde las interacciones son complejas.</w:t>
       </w:r>
     </w:p>
     <w:p>
@@ -22785,7 +25354,6 @@
           <w:sz w:val="22"/>
           <w:szCs w:val="22"/>
         </w:rPr>
-        <w:lastRenderedPageBreak/>
         <w:t>Ridge</w:t>
       </w:r>
       <w:bookmarkEnd w:id="50"/>
@@ -23123,7 +25691,15 @@
           <w:rFonts w:cstheme="minorHAnsi"/>
           <w:szCs w:val="22"/>
         </w:rPr>
-        <w:t xml:space="preserve">). El espacio total de combinaciones posibles es de 240, y las 30 iteraciones cubren el 12,5% de ese espacio, suficiente para identificar configuraciones competitivas. La búsqueda se realiza una sola vez por fichero de datos, utilizando el primer ETF del bloque como referencia, y los </w:t>
+        <w:t xml:space="preserve">). El espacio total de combinaciones </w:t>
+      </w:r>
+      <w:r>
+        <w:rPr>
+          <w:rFonts w:cstheme="minorHAnsi"/>
+          <w:szCs w:val="22"/>
+        </w:rPr>
+        <w:lastRenderedPageBreak/>
+        <w:t xml:space="preserve">posibles es de 240, y las 30 iteraciones cubren el 12,5% de ese espacio, suficiente para identificar configuraciones competitivas. La búsqueda se realiza una sola vez por fichero de datos, utilizando el primer ETF del bloque como referencia, y los </w:t>
       </w:r>
       <w:proofErr w:type="spellStart"/>
       <w:r>
@@ -23179,7 +25755,6 @@
           <w:sz w:val="22"/>
           <w:szCs w:val="22"/>
         </w:rPr>
-        <w:lastRenderedPageBreak/>
         <w:t>Gradient</w:t>
       </w:r>
       <w:proofErr w:type="spellEnd"/>
@@ -23597,139 +26172,8 @@
           <w:iCs/>
           <w:szCs w:val="22"/>
         </w:rPr>
-        <w:t xml:space="preserve"> está roto y hay que ignorarlo en las conclusiones finales.</w:t>
-      </w:r>
-      <w:r>
-        <w:rPr>
-          <w:rFonts w:cstheme="minorHAnsi"/>
-          <w:i/>
-          <w:iCs/>
-          <w:szCs w:val="22"/>
-        </w:rPr>
-        <w:t xml:space="preserve"> Con 180–414 columnas y solo 264 observaciones, la regresión lineal simple sufre un sobreajuste severo. Al añadir más </w:t>
-      </w:r>
-      <w:proofErr w:type="spellStart"/>
-      <w:r>
-        <w:rPr>
-          <w:rFonts w:cstheme="minorHAnsi"/>
-          <w:i/>
-          <w:iCs/>
-          <w:szCs w:val="22"/>
-        </w:rPr>
-        <w:t>lags</w:t>
-      </w:r>
-      <w:proofErr w:type="spellEnd"/>
-      <w:r>
-        <w:rPr>
-          <w:rFonts w:cstheme="minorHAnsi"/>
-          <w:i/>
-          <w:iCs/>
-          <w:szCs w:val="22"/>
-        </w:rPr>
-        <w:t xml:space="preserve">, más columnas entran y el problema empeora: de 0,00784 con 0 </w:t>
-      </w:r>
-      <w:proofErr w:type="spellStart"/>
-      <w:r>
-        <w:rPr>
-          <w:rFonts w:cstheme="minorHAnsi"/>
-          <w:i/>
-          <w:iCs/>
-          <w:szCs w:val="22"/>
-        </w:rPr>
-        <w:t>lags</w:t>
-      </w:r>
-      <w:proofErr w:type="spellEnd"/>
-      <w:r>
-        <w:rPr>
-          <w:rFonts w:cstheme="minorHAnsi"/>
-          <w:i/>
-          <w:iCs/>
-          <w:szCs w:val="22"/>
-        </w:rPr>
-        <w:t xml:space="preserve"> sube a 0,02840 con 2 </w:t>
-      </w:r>
-      <w:proofErr w:type="spellStart"/>
-      <w:r>
-        <w:rPr>
-          <w:rFonts w:cstheme="minorHAnsi"/>
-          <w:i/>
-          <w:iCs/>
-          <w:szCs w:val="22"/>
-        </w:rPr>
-        <w:t>lags</w:t>
-      </w:r>
-      <w:proofErr w:type="spellEnd"/>
-      <w:r>
-        <w:rPr>
-          <w:rFonts w:cstheme="minorHAnsi"/>
-          <w:i/>
-          <w:iCs/>
-          <w:szCs w:val="22"/>
-        </w:rPr>
-        <w:t xml:space="preserve">, que es casi cuatro veces el RMSE del </w:t>
-      </w:r>
-      <w:proofErr w:type="spellStart"/>
-      <w:r>
-        <w:rPr>
-          <w:rFonts w:cstheme="minorHAnsi"/>
-          <w:i/>
-          <w:iCs/>
-          <w:szCs w:val="22"/>
-        </w:rPr>
-        <w:t>baseline</w:t>
-      </w:r>
-      <w:proofErr w:type="spellEnd"/>
-      <w:r>
-        <w:rPr>
-          <w:rFonts w:cstheme="minorHAnsi"/>
-          <w:i/>
-          <w:iCs/>
-          <w:szCs w:val="22"/>
-        </w:rPr>
-        <w:t xml:space="preserve"> </w:t>
-      </w:r>
-      <w:proofErr w:type="spellStart"/>
-      <w:r>
-        <w:rPr>
-          <w:rFonts w:cstheme="minorHAnsi"/>
-          <w:i/>
-          <w:iCs/>
-          <w:szCs w:val="22"/>
-        </w:rPr>
-        <w:t>naive</w:t>
-      </w:r>
-      <w:proofErr w:type="spellEnd"/>
-      <w:r>
-        <w:rPr>
-          <w:rFonts w:cstheme="minorHAnsi"/>
-          <w:i/>
-          <w:iCs/>
-          <w:szCs w:val="22"/>
-        </w:rPr>
-        <w:t xml:space="preserve">. Esto no es un fallo del sistema sino un comportamiento esperado y bien documentado de OLS en espacios de alta dimensionalidad. De hecho, Ridge es exactamente la solución a este problema: añade </w:t>
-      </w:r>
-      <w:r>
-        <w:rPr>
-          <w:rFonts w:cstheme="minorHAnsi"/>
-          <w:i/>
-          <w:iCs/>
-          <w:szCs w:val="22"/>
-        </w:rPr>
-        <w:lastRenderedPageBreak/>
-        <w:t>regularización y rinde 0,00490, igual que los mejores modelos. Esto ya es una conclusión relevante para el TFM: la regresión lineal sin regularización no es viable en este contexto.</w:t>
-      </w:r>
-    </w:p>
-    <w:p>
-      <w:pPr>
-        <w:pStyle w:val="NormalWeb"/>
-        <w:rPr>
-          <w:rFonts w:cstheme="minorHAnsi"/>
-          <w:i/>
-          <w:iCs/>
-          <w:szCs w:val="22"/>
-          <w:lang w:val="es-ES"/>
-        </w:rPr>
-      </w:pPr>
+        <w:t xml:space="preserve"> está </w:t>
+      </w:r>
       <w:r>
         <w:rPr>
           <w:rFonts w:cstheme="minorHAnsi"/>
@@ -23738,9 +26182,9 @@
           <w:i/>
           <w:iCs/>
           <w:szCs w:val="22"/>
-          <w:lang w:val="es-ES"/>
-        </w:rPr>
-        <w:t>Ridge, Random Forest y GBR son prácticamente indistinguibles a nivel global.</w:t>
+        </w:rPr>
+        <w:lastRenderedPageBreak/>
+        <w:t>roto y hay que ignorarlo en las conclusiones finales.</w:t>
       </w:r>
       <w:r>
         <w:rPr>
@@ -23748,9 +26192,8 @@
           <w:i/>
           <w:iCs/>
           <w:szCs w:val="22"/>
-          <w:lang w:val="es-ES"/>
-        </w:rPr>
-        <w:t xml:space="preserve"> Los tres obtienen un RMSE medio de entre 0,00490 y 0,00494 en todos los </w:t>
+        </w:rPr>
+        <w:t xml:space="preserve"> Con 180–414 columnas y solo 264 observaciones, la regresión lineal simple sufre un sobreajuste severo. Al añadir más </w:t>
       </w:r>
       <w:proofErr w:type="spellStart"/>
       <w:r>
@@ -23759,9 +26202,8 @@
           <w:i/>
           <w:iCs/>
           <w:szCs w:val="22"/>
-          <w:lang w:val="es-ES"/>
-        </w:rPr>
-        <w:t>datasets</w:t>
+        </w:rPr>
+        <w:t>lags</w:t>
       </w:r>
       <w:proofErr w:type="spellEnd"/>
       <w:r>
@@ -23770,9 +26212,88 @@
           <w:i/>
           <w:iCs/>
           <w:szCs w:val="22"/>
-          <w:lang w:val="es-ES"/>
-        </w:rPr>
-        <w:t>. La diferencia entre el mejor y el peor de los tres es de apenas 0,00004, lo que en términos financieros es irrelevante. Esto sugiere que el límite de predictibilidad de estos datos está en torno a ese valor y que los tres modelos lo han alcanzado.</w:t>
+        </w:rPr>
+        <w:t xml:space="preserve">, más columnas entran y el problema empeora: de 0,00784 con 0 </w:t>
+      </w:r>
+      <w:proofErr w:type="spellStart"/>
+      <w:r>
+        <w:rPr>
+          <w:rFonts w:cstheme="minorHAnsi"/>
+          <w:i/>
+          <w:iCs/>
+          <w:szCs w:val="22"/>
+        </w:rPr>
+        <w:t>lags</w:t>
+      </w:r>
+      <w:proofErr w:type="spellEnd"/>
+      <w:r>
+        <w:rPr>
+          <w:rFonts w:cstheme="minorHAnsi"/>
+          <w:i/>
+          <w:iCs/>
+          <w:szCs w:val="22"/>
+        </w:rPr>
+        <w:t xml:space="preserve"> sube a 0,02840 con 2 </w:t>
+      </w:r>
+      <w:proofErr w:type="spellStart"/>
+      <w:r>
+        <w:rPr>
+          <w:rFonts w:cstheme="minorHAnsi"/>
+          <w:i/>
+          <w:iCs/>
+          <w:szCs w:val="22"/>
+        </w:rPr>
+        <w:t>lags</w:t>
+      </w:r>
+      <w:proofErr w:type="spellEnd"/>
+      <w:r>
+        <w:rPr>
+          <w:rFonts w:cstheme="minorHAnsi"/>
+          <w:i/>
+          <w:iCs/>
+          <w:szCs w:val="22"/>
+        </w:rPr>
+        <w:t xml:space="preserve">, que es casi cuatro veces el RMSE del </w:t>
+      </w:r>
+      <w:proofErr w:type="spellStart"/>
+      <w:r>
+        <w:rPr>
+          <w:rFonts w:cstheme="minorHAnsi"/>
+          <w:i/>
+          <w:iCs/>
+          <w:szCs w:val="22"/>
+        </w:rPr>
+        <w:t>baseline</w:t>
+      </w:r>
+      <w:proofErr w:type="spellEnd"/>
+      <w:r>
+        <w:rPr>
+          <w:rFonts w:cstheme="minorHAnsi"/>
+          <w:i/>
+          <w:iCs/>
+          <w:szCs w:val="22"/>
+        </w:rPr>
+        <w:t xml:space="preserve"> </w:t>
+      </w:r>
+      <w:proofErr w:type="spellStart"/>
+      <w:r>
+        <w:rPr>
+          <w:rFonts w:cstheme="minorHAnsi"/>
+          <w:i/>
+          <w:iCs/>
+          <w:szCs w:val="22"/>
+        </w:rPr>
+        <w:t>naive</w:t>
+      </w:r>
+      <w:proofErr w:type="spellEnd"/>
+      <w:r>
+        <w:rPr>
+          <w:rFonts w:cstheme="minorHAnsi"/>
+          <w:i/>
+          <w:iCs/>
+          <w:szCs w:val="22"/>
+        </w:rPr>
+        <w:t>. Esto no es un fallo del sistema sino un comportamiento esperado y bien documentado de OLS en espacios de alta dimensionalidad. De hecho, Ridge es exactamente la solución a este problema: añade regularización y rinde 0,00490, igual que los mejores modelos. Esto ya es una conclusión relevante para el TFM: la regresión lineal sin regularización no es viable en este contexto.</w:t>
       </w:r>
     </w:p>
     <w:p>
@@ -23796,9 +26317,52 @@
           <w:szCs w:val="22"/>
           <w:lang w:val="es-ES"/>
         </w:rPr>
-        <w:t xml:space="preserve">Los </w:t>
+        <w:t>Ridge, Random Forest y GBR son prácticamente indistinguibles a nivel global.</w:t>
+      </w:r>
+      <w:r>
+        <w:rPr>
+          <w:rFonts w:cstheme="minorHAnsi"/>
+          <w:i/>
+          <w:iCs/>
+          <w:szCs w:val="22"/>
+          <w:lang w:val="es-ES"/>
+        </w:rPr>
+        <w:t xml:space="preserve"> Los tres obtienen un RMSE medio de entre 0,00490 y 0,00494 en todos los </w:t>
       </w:r>
       <w:proofErr w:type="spellStart"/>
+      <w:r>
+        <w:rPr>
+          <w:rFonts w:cstheme="minorHAnsi"/>
+          <w:i/>
+          <w:iCs/>
+          <w:szCs w:val="22"/>
+          <w:lang w:val="es-ES"/>
+        </w:rPr>
+        <w:t>datasets</w:t>
+      </w:r>
+      <w:proofErr w:type="spellEnd"/>
+      <w:r>
+        <w:rPr>
+          <w:rFonts w:cstheme="minorHAnsi"/>
+          <w:i/>
+          <w:iCs/>
+          <w:szCs w:val="22"/>
+          <w:lang w:val="es-ES"/>
+        </w:rPr>
+        <w:t>. La diferencia entre el mejor y el peor de los tres es de apenas 0,00004, lo que en términos financieros es irrelevante. Esto sugiere que el límite de predictibilidad de estos datos está en torno a ese valor y que los tres modelos lo han alcanzado.</w:t>
+      </w:r>
+    </w:p>
+    <w:p>
+      <w:pPr>
+        <w:pStyle w:val="NormalWeb"/>
+        <w:rPr>
+          <w:rFonts w:cstheme="minorHAnsi"/>
+          <w:i/>
+          <w:iCs/>
+          <w:szCs w:val="22"/>
+          <w:lang w:val="es-ES"/>
+        </w:rPr>
+      </w:pPr>
       <w:r>
         <w:rPr>
           <w:rFonts w:cstheme="minorHAnsi"/>
@@ -23809,9 +26373,9 @@
           <w:szCs w:val="22"/>
           <w:lang w:val="es-ES"/>
         </w:rPr>
-        <w:t>lags</w:t>
-      </w:r>
-      <w:proofErr w:type="spellEnd"/>
+        <w:t xml:space="preserve">Los </w:t>
+      </w:r>
+      <w:proofErr w:type="spellStart"/>
       <w:r>
         <w:rPr>
           <w:rFonts w:cstheme="minorHAnsi"/>
@@ -23822,96 +26386,9 @@
           <w:szCs w:val="22"/>
           <w:lang w:val="es-ES"/>
         </w:rPr>
-        <w:t xml:space="preserve"> no mejoran la predicción de forma consistente.</w:t>
-      </w:r>
-      <w:r>
-        <w:rPr>
-          <w:rFonts w:cstheme="minorHAnsi"/>
-          <w:i/>
-          <w:iCs/>
-          <w:szCs w:val="22"/>
-          <w:lang w:val="es-ES"/>
-        </w:rPr>
-        <w:t xml:space="preserve"> Para Ridge, RF y GBR el RMSE permanece casi constante entre 0 y 4 </w:t>
-      </w:r>
-      <w:proofErr w:type="spellStart"/>
-      <w:r>
-        <w:rPr>
-          <w:rFonts w:cstheme="minorHAnsi"/>
-          <w:i/>
-          <w:iCs/>
-          <w:szCs w:val="22"/>
-          <w:lang w:val="es-ES"/>
-        </w:rPr>
         <w:t>lags</w:t>
       </w:r>
       <w:proofErr w:type="spellEnd"/>
-      <w:r>
-        <w:rPr>
-          <w:rFonts w:cstheme="minorHAnsi"/>
-          <w:i/>
-          <w:iCs/>
-          <w:szCs w:val="22"/>
-          <w:lang w:val="es-ES"/>
-        </w:rPr>
-        <w:t xml:space="preserve">. Esto tiene una interpretación financiera directa: los retornos semanales de estos </w:t>
-      </w:r>
-      <w:proofErr w:type="spellStart"/>
-      <w:r>
-        <w:rPr>
-          <w:rFonts w:cstheme="minorHAnsi"/>
-          <w:i/>
-          <w:iCs/>
-          <w:szCs w:val="22"/>
-          <w:lang w:val="es-ES"/>
-        </w:rPr>
-        <w:t>ETFs</w:t>
-      </w:r>
-      <w:proofErr w:type="spellEnd"/>
-      <w:r>
-        <w:rPr>
-          <w:rFonts w:cstheme="minorHAnsi"/>
-          <w:i/>
-          <w:iCs/>
-          <w:szCs w:val="22"/>
-          <w:lang w:val="es-ES"/>
-        </w:rPr>
-        <w:t xml:space="preserve"> no presentan autocorrelación explotable. La información de semanas pasadas no ayuda a predecir la semana siguiente, lo cual es consistente con la hipótesis de mercados eficientes en su forma débil. Para el TFM es una conclusión honesta y valiosa: no hay </w:t>
-      </w:r>
-      <w:proofErr w:type="spellStart"/>
-      <w:r>
-        <w:rPr>
-          <w:rFonts w:cstheme="minorHAnsi"/>
-          <w:i/>
-          <w:iCs/>
-          <w:szCs w:val="22"/>
-          <w:lang w:val="es-ES"/>
-        </w:rPr>
-        <w:t>momentum</w:t>
-      </w:r>
-      <w:proofErr w:type="spellEnd"/>
-      <w:r>
-        <w:rPr>
-          <w:rFonts w:cstheme="minorHAnsi"/>
-          <w:i/>
-          <w:iCs/>
-          <w:szCs w:val="22"/>
-          <w:lang w:val="es-ES"/>
-        </w:rPr>
-        <w:t xml:space="preserve"> semanal detectable con estos modelos.</w:t>
-      </w:r>
-    </w:p>
-    <w:p>
-      <w:pPr>
-        <w:pStyle w:val="NormalWeb"/>
-        <w:rPr>
-          <w:rFonts w:cstheme="minorHAnsi"/>
-          <w:i/>
-          <w:iCs/>
-          <w:szCs w:val="22"/>
-          <w:lang w:val="es-ES"/>
-        </w:rPr>
-      </w:pPr>
       <w:r>
         <w:rPr>
           <w:rFonts w:cstheme="minorHAnsi"/>
@@ -23922,9 +26399,96 @@
           <w:szCs w:val="22"/>
           <w:lang w:val="es-ES"/>
         </w:rPr>
-        <w:t xml:space="preserve">Los tres modelos buenos baten al </w:t>
+        <w:t xml:space="preserve"> no mejoran la predicción de forma consistente.</w:t>
+      </w:r>
+      <w:r>
+        <w:rPr>
+          <w:rFonts w:cstheme="minorHAnsi"/>
+          <w:i/>
+          <w:iCs/>
+          <w:szCs w:val="22"/>
+          <w:lang w:val="es-ES"/>
+        </w:rPr>
+        <w:t xml:space="preserve"> Para Ridge, RF y GBR el RMSE permanece casi constante entre 0 y 4 </w:t>
       </w:r>
       <w:proofErr w:type="spellStart"/>
+      <w:r>
+        <w:rPr>
+          <w:rFonts w:cstheme="minorHAnsi"/>
+          <w:i/>
+          <w:iCs/>
+          <w:szCs w:val="22"/>
+          <w:lang w:val="es-ES"/>
+        </w:rPr>
+        <w:t>lags</w:t>
+      </w:r>
+      <w:proofErr w:type="spellEnd"/>
+      <w:r>
+        <w:rPr>
+          <w:rFonts w:cstheme="minorHAnsi"/>
+          <w:i/>
+          <w:iCs/>
+          <w:szCs w:val="22"/>
+          <w:lang w:val="es-ES"/>
+        </w:rPr>
+        <w:t xml:space="preserve">. Esto tiene una interpretación financiera directa: los retornos semanales de estos </w:t>
+      </w:r>
+      <w:proofErr w:type="spellStart"/>
+      <w:r>
+        <w:rPr>
+          <w:rFonts w:cstheme="minorHAnsi"/>
+          <w:i/>
+          <w:iCs/>
+          <w:szCs w:val="22"/>
+          <w:lang w:val="es-ES"/>
+        </w:rPr>
+        <w:t>ETFs</w:t>
+      </w:r>
+      <w:proofErr w:type="spellEnd"/>
+      <w:r>
+        <w:rPr>
+          <w:rFonts w:cstheme="minorHAnsi"/>
+          <w:i/>
+          <w:iCs/>
+          <w:szCs w:val="22"/>
+          <w:lang w:val="es-ES"/>
+        </w:rPr>
+        <w:t xml:space="preserve"> no presentan autocorrelación explotable. La información de semanas pasadas no ayuda a predecir la semana siguiente, lo cual es consistente con la hipótesis de mercados eficientes en su forma débil. Para el TFM es una conclusión honesta y valiosa: no hay </w:t>
+      </w:r>
+      <w:proofErr w:type="spellStart"/>
+      <w:r>
+        <w:rPr>
+          <w:rFonts w:cstheme="minorHAnsi"/>
+          <w:i/>
+          <w:iCs/>
+          <w:szCs w:val="22"/>
+          <w:lang w:val="es-ES"/>
+        </w:rPr>
+        <w:t>momentum</w:t>
+      </w:r>
+      <w:proofErr w:type="spellEnd"/>
+      <w:r>
+        <w:rPr>
+          <w:rFonts w:cstheme="minorHAnsi"/>
+          <w:i/>
+          <w:iCs/>
+          <w:szCs w:val="22"/>
+          <w:lang w:val="es-ES"/>
+        </w:rPr>
+        <w:t xml:space="preserve"> semanal detectable con estos modelos.</w:t>
+      </w:r>
+    </w:p>
+    <w:p>
+      <w:pPr>
+        <w:pStyle w:val="NormalWeb"/>
+        <w:rPr>
+          <w:rFonts w:cstheme="minorHAnsi"/>
+          <w:i/>
+          <w:iCs/>
+          <w:szCs w:val="22"/>
+          <w:lang w:val="es-ES"/>
+        </w:rPr>
+      </w:pPr>
       <w:r>
         <w:rPr>
           <w:rFonts w:cstheme="minorHAnsi"/>
@@ -23935,9 +26499,9 @@
           <w:szCs w:val="22"/>
           <w:lang w:val="es-ES"/>
         </w:rPr>
-        <w:t>baseline</w:t>
-      </w:r>
-      <w:proofErr w:type="spellEnd"/>
+        <w:t xml:space="preserve">Los tres modelos buenos baten al </w:t>
+      </w:r>
+      <w:proofErr w:type="spellStart"/>
       <w:r>
         <w:rPr>
           <w:rFonts w:cstheme="minorHAnsi"/>
@@ -23948,9 +26512,9 @@
           <w:szCs w:val="22"/>
           <w:lang w:val="es-ES"/>
         </w:rPr>
-        <w:t xml:space="preserve"> </w:t>
-      </w:r>
-      <w:proofErr w:type="spellStart"/>
+        <w:t>baseline</w:t>
+      </w:r>
+      <w:proofErr w:type="spellEnd"/>
       <w:r>
         <w:rPr>
           <w:rFonts w:cstheme="minorHAnsi"/>
@@ -23961,9 +26525,9 @@
           <w:szCs w:val="22"/>
           <w:lang w:val="es-ES"/>
         </w:rPr>
-        <w:t>naive</w:t>
-      </w:r>
-      <w:proofErr w:type="spellEnd"/>
+        <w:t xml:space="preserve"> </w:t>
+      </w:r>
+      <w:proofErr w:type="spellStart"/>
       <w:r>
         <w:rPr>
           <w:rFonts w:cstheme="minorHAnsi"/>
@@ -23974,9 +26538,9 @@
           <w:szCs w:val="22"/>
           <w:lang w:val="es-ES"/>
         </w:rPr>
-        <w:t xml:space="preserve"> en el 100% de los </w:t>
-      </w:r>
-      <w:proofErr w:type="spellStart"/>
+        <w:t>naive</w:t>
+      </w:r>
+      <w:proofErr w:type="spellEnd"/>
       <w:r>
         <w:rPr>
           <w:rFonts w:cstheme="minorHAnsi"/>
@@ -23987,9 +26551,9 @@
           <w:szCs w:val="22"/>
           <w:lang w:val="es-ES"/>
         </w:rPr>
-        <w:t>ETFs</w:t>
-      </w:r>
-      <w:proofErr w:type="spellEnd"/>
+        <w:t xml:space="preserve"> en el 100% de los </w:t>
+      </w:r>
+      <w:proofErr w:type="spellStart"/>
       <w:r>
         <w:rPr>
           <w:rFonts w:cstheme="minorHAnsi"/>
@@ -24000,118 +26564,9 @@
           <w:szCs w:val="22"/>
           <w:lang w:val="es-ES"/>
         </w:rPr>
-        <w:t>.</w:t>
-      </w:r>
-      <w:r>
-        <w:rPr>
-          <w:rFonts w:cstheme="minorHAnsi"/>
-          <w:i/>
-          <w:iCs/>
-          <w:szCs w:val="22"/>
-          <w:lang w:val="es-ES"/>
-        </w:rPr>
-        <w:t xml:space="preserve"> Esto significa que siempre es mejor usar el modelo que predecir el retorno de la semana anterior. Sin embargo, la mejora vs </w:t>
-      </w:r>
-      <w:proofErr w:type="spellStart"/>
-      <w:r>
-        <w:rPr>
-          <w:rFonts w:cstheme="minorHAnsi"/>
-          <w:i/>
-          <w:iCs/>
-          <w:szCs w:val="22"/>
-          <w:lang w:val="es-ES"/>
-        </w:rPr>
-        <w:t>zeros</w:t>
+        <w:t>ETFs</w:t>
       </w:r>
       <w:proofErr w:type="spellEnd"/>
-      <w:r>
-        <w:rPr>
-          <w:rFonts w:cstheme="minorHAnsi"/>
-          <w:i/>
-          <w:iCs/>
-          <w:szCs w:val="22"/>
-          <w:lang w:val="es-ES"/>
-        </w:rPr>
-        <w:t xml:space="preserve"> es mucho más modesta: GBR solo bate al </w:t>
-      </w:r>
-      <w:proofErr w:type="spellStart"/>
-      <w:r>
-        <w:rPr>
-          <w:rFonts w:cstheme="minorHAnsi"/>
-          <w:i/>
-          <w:iCs/>
-          <w:szCs w:val="22"/>
-          <w:lang w:val="es-ES"/>
-        </w:rPr>
-        <w:t>zero</w:t>
-      </w:r>
-      <w:proofErr w:type="spellEnd"/>
-      <w:r>
-        <w:rPr>
-          <w:rFonts w:cstheme="minorHAnsi"/>
-          <w:i/>
-          <w:iCs/>
-          <w:szCs w:val="22"/>
-          <w:lang w:val="es-ES"/>
-        </w:rPr>
-        <w:t xml:space="preserve"> en el 52% de los casos, mientras que RF y Ridge lo hacen en el 63%. Esto significa </w:t>
-      </w:r>
-      <w:proofErr w:type="gramStart"/>
-      <w:r>
-        <w:rPr>
-          <w:rFonts w:cstheme="minorHAnsi"/>
-          <w:i/>
-          <w:iCs/>
-          <w:szCs w:val="22"/>
-          <w:lang w:val="es-ES"/>
-        </w:rPr>
-        <w:t>que</w:t>
-      </w:r>
-      <w:proofErr w:type="gramEnd"/>
-      <w:r>
-        <w:rPr>
-          <w:rFonts w:cstheme="minorHAnsi"/>
-          <w:i/>
-          <w:iCs/>
-          <w:szCs w:val="22"/>
-          <w:lang w:val="es-ES"/>
-        </w:rPr>
-        <w:t xml:space="preserve"> en casi la mitad de los </w:t>
-      </w:r>
-      <w:proofErr w:type="spellStart"/>
-      <w:r>
-        <w:rPr>
-          <w:rFonts w:cstheme="minorHAnsi"/>
-          <w:i/>
-          <w:iCs/>
-          <w:szCs w:val="22"/>
-          <w:lang w:val="es-ES"/>
-        </w:rPr>
-        <w:t>ETFs</w:t>
-      </w:r>
-      <w:proofErr w:type="spellEnd"/>
-      <w:r>
-        <w:rPr>
-          <w:rFonts w:cstheme="minorHAnsi"/>
-          <w:i/>
-          <w:iCs/>
-          <w:szCs w:val="22"/>
-          <w:lang w:val="es-ES"/>
-        </w:rPr>
-        <w:t>, el modelo no mejora a predecir retorno nulo. En mercados eficientes esto es esperable y no invalida el enfoque: lo que importa no es el error absoluto sino si la dirección es útil para Markowitz.</w:t>
-      </w:r>
-    </w:p>
-    <w:p>
-      <w:pPr>
-        <w:pStyle w:val="NormalWeb"/>
-        <w:rPr>
-          <w:rFonts w:cstheme="minorHAnsi"/>
-          <w:i/>
-          <w:iCs/>
-          <w:szCs w:val="22"/>
-          <w:lang w:val="es-ES"/>
-        </w:rPr>
-      </w:pPr>
       <w:r>
         <w:rPr>
           <w:rFonts w:cstheme="minorHAnsi"/>
@@ -24122,7 +26577,7 @@
           <w:szCs w:val="22"/>
           <w:lang w:val="es-ES"/>
         </w:rPr>
-        <w:t>Por grupos, hay patrones muy claros.</w:t>
+        <w:t>.</w:t>
       </w:r>
       <w:r>
         <w:rPr>
@@ -24132,7 +26587,7 @@
           <w:szCs w:val="22"/>
           <w:lang w:val="es-ES"/>
         </w:rPr>
-        <w:t xml:space="preserve"> La renta fija es el grupo más predecible con diferencia: TIP, HYG, JNK, BND y AGG tienen RMSE entre 0,00126 y 0,00202, muy por debajo del resto. Ridge domina este grupo, lo que tiene sentido porque los bonos responden a factores macroeconómicos lineales como tipos de interés. Las materias primas son las más difíciles: USO tiene RMSE de 0,01028 y SLV de 0,01250, entre dos y ocho veces el de los bonos. GBR domina en renta variable tanto americana como internacional, donde las relaciones no lineales entre activos aportan más valor. Los </w:t>
+        <w:t xml:space="preserve"> Esto significa que siempre es mejor usar el modelo que predecir el retorno de la semana anterior. Sin embargo, la mejora vs </w:t>
       </w:r>
       <w:proofErr w:type="spellStart"/>
       <w:r>
@@ -24143,7 +26598,7 @@
           <w:szCs w:val="22"/>
           <w:lang w:val="es-ES"/>
         </w:rPr>
-        <w:t>ETFs</w:t>
+        <w:t>zeros</w:t>
       </w:r>
       <w:proofErr w:type="spellEnd"/>
       <w:r>
@@ -24154,7 +26609,7 @@
           <w:szCs w:val="22"/>
           <w:lang w:val="es-ES"/>
         </w:rPr>
-        <w:t xml:space="preserve"> chinos FXI y MCHI son los más difíciles del grupo internacional, con mejora vs </w:t>
+        <w:t xml:space="preserve"> es mucho más modesta: GBR solo bate al </w:t>
       </w:r>
       <w:proofErr w:type="spellStart"/>
       <w:r>
@@ -24165,7 +26620,7 @@
           <w:szCs w:val="22"/>
           <w:lang w:val="es-ES"/>
         </w:rPr>
-        <w:t>zeros</w:t>
+        <w:t>zero</w:t>
       </w:r>
       <w:proofErr w:type="spellEnd"/>
       <w:r>
@@ -24176,17 +26631,62 @@
           <w:szCs w:val="22"/>
           <w:lang w:val="es-ES"/>
         </w:rPr>
-        <w:t xml:space="preserve"> negativa, lo que indica que estos activos tienen una dinámica que los modelos no capturan.</w:t>
-      </w:r>
-    </w:p>
-    <w:p>
-      <w:pPr>
-        <w:pStyle w:val="NormalWeb"/>
+        <w:t xml:space="preserve"> en el 52% de los casos, mientras que RF y Ridge lo hacen en el 63%. Esto significa </w:t>
+      </w:r>
+      <w:proofErr w:type="gramStart"/>
+      <w:r>
         <w:rPr>
           <w:rFonts w:cstheme="minorHAnsi"/>
           <w:i/>
           <w:iCs/>
           <w:szCs w:val="22"/>
+          <w:lang w:val="es-ES"/>
+        </w:rPr>
+        <w:t>que</w:t>
+      </w:r>
+      <w:proofErr w:type="gramEnd"/>
+      <w:r>
+        <w:rPr>
+          <w:rFonts w:cstheme="minorHAnsi"/>
+          <w:i/>
+          <w:iCs/>
+          <w:szCs w:val="22"/>
+          <w:lang w:val="es-ES"/>
+        </w:rPr>
+        <w:t xml:space="preserve"> en casi la mitad de los </w:t>
+      </w:r>
+      <w:proofErr w:type="spellStart"/>
+      <w:r>
+        <w:rPr>
+          <w:rFonts w:cstheme="minorHAnsi"/>
+          <w:i/>
+          <w:iCs/>
+          <w:szCs w:val="22"/>
+          <w:lang w:val="es-ES"/>
+        </w:rPr>
+        <w:t>ETFs</w:t>
+      </w:r>
+      <w:proofErr w:type="spellEnd"/>
+      <w:r>
+        <w:rPr>
+          <w:rFonts w:cstheme="minorHAnsi"/>
+          <w:i/>
+          <w:iCs/>
+          <w:szCs w:val="22"/>
+          <w:lang w:val="es-ES"/>
+        </w:rPr>
+        <w:t>, el modelo no mejora a predecir retorno nulo. En mercados eficientes esto es esperable y no invalida el enfoque: lo que importa no es el error absoluto sino si la dirección es útil para Markowitz.</w:t>
+      </w:r>
+    </w:p>
+    <w:p>
+      <w:pPr>
+        <w:pStyle w:val="NormalWeb"/>
+        <w:rPr>
+          <w:rFonts w:cstheme="minorHAnsi"/>
+          <w:i/>
+          <w:iCs/>
+          <w:szCs w:val="22"/>
+          <w:lang w:val="es-ES"/>
         </w:rPr>
       </w:pPr>
       <w:r>
@@ -24199,9 +26699,73 @@
           <w:szCs w:val="22"/>
           <w:lang w:val="es-ES"/>
         </w:rPr>
-        <w:t xml:space="preserve">El modelo ganador global es GBR con 0 </w:t>
+        <w:t>Por grupos, hay patrones muy claros.</w:t>
+      </w:r>
+      <w:r>
+        <w:rPr>
+          <w:rFonts w:cstheme="minorHAnsi"/>
+          <w:i/>
+          <w:iCs/>
+          <w:szCs w:val="22"/>
+          <w:lang w:val="es-ES"/>
+        </w:rPr>
+        <w:t xml:space="preserve"> La renta fija es el grupo más predecible con diferencia: TIP, HYG, JNK, BND y AGG tienen RMSE entre 0,00126 y 0,00202, muy por debajo del resto. Ridge domina este grupo, lo que tiene sentido porque los bonos responden a factores macroeconómicos lineales como tipos de interés. Las materias primas son las más difíciles: USO tiene RMSE de 0,01028 y SLV de 0,01250, entre dos y ocho veces el de los bonos. GBR domina en renta variable tanto americana como internacional, donde las relaciones no lineales entre activos aportan más valor. Los </w:t>
       </w:r>
       <w:proofErr w:type="spellStart"/>
+      <w:r>
+        <w:rPr>
+          <w:rFonts w:cstheme="minorHAnsi"/>
+          <w:i/>
+          <w:iCs/>
+          <w:szCs w:val="22"/>
+          <w:lang w:val="es-ES"/>
+        </w:rPr>
+        <w:t>ETFs</w:t>
+      </w:r>
+      <w:proofErr w:type="spellEnd"/>
+      <w:r>
+        <w:rPr>
+          <w:rFonts w:cstheme="minorHAnsi"/>
+          <w:i/>
+          <w:iCs/>
+          <w:szCs w:val="22"/>
+          <w:lang w:val="es-ES"/>
+        </w:rPr>
+        <w:t xml:space="preserve"> chinos FXI y MCHI son los más difíciles del grupo internacional, con mejora vs </w:t>
+      </w:r>
+      <w:proofErr w:type="spellStart"/>
+      <w:r>
+        <w:rPr>
+          <w:rFonts w:cstheme="minorHAnsi"/>
+          <w:i/>
+          <w:iCs/>
+          <w:szCs w:val="22"/>
+          <w:lang w:val="es-ES"/>
+        </w:rPr>
+        <w:t>zeros</w:t>
+      </w:r>
+      <w:proofErr w:type="spellEnd"/>
+      <w:r>
+        <w:rPr>
+          <w:rFonts w:cstheme="minorHAnsi"/>
+          <w:i/>
+          <w:iCs/>
+          <w:szCs w:val="22"/>
+          <w:lang w:val="es-ES"/>
+        </w:rPr>
+        <w:t xml:space="preserve"> negativa, lo que indica que estos activos tienen una dinámica que los modelos no capturan.</w:t>
+      </w:r>
+    </w:p>
+    <w:p>
+      <w:pPr>
+        <w:pStyle w:val="NormalWeb"/>
+        <w:rPr>
+          <w:rFonts w:cstheme="minorHAnsi"/>
+          <w:i/>
+          <w:iCs/>
+          <w:szCs w:val="22"/>
+        </w:rPr>
+      </w:pPr>
       <w:r>
         <w:rPr>
           <w:rFonts w:cstheme="minorHAnsi"/>
@@ -24212,75 +26776,10 @@
           <w:szCs w:val="22"/>
           <w:lang w:val="es-ES"/>
         </w:rPr>
-        <w:t>lags</w:t>
-      </w:r>
-      <w:proofErr w:type="spellEnd"/>
-      <w:r>
-        <w:rPr>
-          <w:rFonts w:cstheme="minorHAnsi"/>
-          <w:i/>
-          <w:iCs/>
-          <w:szCs w:val="22"/>
-          <w:lang w:val="es-ES"/>
-        </w:rPr>
-        <w:t>, aunque la diferencia con Ridge y RF es mínima. Para el Markowitz usarás GBR por ETF de renta variable y Ridge para renta fija, siguiendo el patrón que emerge de la Tabla 3.</w:t>
-      </w:r>
-      <w:r>
-        <w:rPr>
-          <w:rFonts w:ascii="Times New Roman" w:hAnsi="Times New Roman"/>
-          <w:sz w:val="24"/>
-        </w:rPr>
-        <w:t xml:space="preserve"> </w:t>
-      </w:r>
-      <w:r>
-        <w:rPr>
-          <w:rFonts w:cstheme="minorHAnsi"/>
-          <w:i/>
-          <w:iCs/>
-          <w:szCs w:val="22"/>
-        </w:rPr>
-        <w:t xml:space="preserve">Eliminar los </w:t>
+        <w:lastRenderedPageBreak/>
+        <w:t xml:space="preserve">El modelo ganador global es GBR con 0 </w:t>
       </w:r>
       <w:proofErr w:type="spellStart"/>
-      <w:r>
-        <w:rPr>
-          <w:rFonts w:cstheme="minorHAnsi"/>
-          <w:i/>
-          <w:iCs/>
-          <w:szCs w:val="22"/>
-        </w:rPr>
-        <w:t>ETFs</w:t>
-      </w:r>
-      <w:proofErr w:type="spellEnd"/>
-      <w:r>
-        <w:rPr>
-          <w:rFonts w:cstheme="minorHAnsi"/>
-          <w:i/>
-          <w:iCs/>
-          <w:szCs w:val="22"/>
-        </w:rPr>
-        <w:t xml:space="preserve"> con mejora negativa vs </w:t>
-      </w:r>
-      <w:proofErr w:type="spellStart"/>
-      <w:r>
-        <w:rPr>
-          <w:rFonts w:cstheme="minorHAnsi"/>
-          <w:i/>
-          <w:iCs/>
-          <w:szCs w:val="22"/>
-        </w:rPr>
-        <w:t>zeros</w:t>
-      </w:r>
-      <w:proofErr w:type="spellEnd"/>
-      <w:r>
-        <w:rPr>
-          <w:rFonts w:cstheme="minorHAnsi"/>
-          <w:i/>
-          <w:iCs/>
-          <w:szCs w:val="22"/>
-        </w:rPr>
-        <w:t xml:space="preserve"> (FXI, MCHI, XLRE, AGG, IEF, LQD, TLT, VNQ) mejora el RMSE medio global, pero esto </w:t>
-      </w:r>
       <w:r>
         <w:rPr>
           <w:rFonts w:cstheme="minorHAnsi"/>
@@ -24289,17 +26788,27 @@
           <w:i/>
           <w:iCs/>
           <w:szCs w:val="22"/>
-        </w:rPr>
-        <w:t>no tiene sentido para Markowitz</w:t>
-      </w:r>
+          <w:lang w:val="es-ES"/>
+        </w:rPr>
+        <w:t>lags</w:t>
+      </w:r>
+      <w:proofErr w:type="spellEnd"/>
       <w:r>
         <w:rPr>
           <w:rFonts w:cstheme="minorHAnsi"/>
           <w:i/>
           <w:iCs/>
           <w:szCs w:val="22"/>
-        </w:rPr>
-        <w:t xml:space="preserve">: precisamente los bonos y </w:t>
+          <w:lang w:val="es-ES"/>
+        </w:rPr>
+        <w:t>, aunque la diferencia con Ridge y RF es mínima. Para el Markowitz usarás GBR por ETF de renta variable y Ridge para renta fija, siguiendo el patrón que emerge de la Tabla 3.</w:t>
+      </w:r>
+      <w:r>
+        <w:rPr>
+          <w:rFonts w:ascii="Times New Roman" w:hAnsi="Times New Roman"/>
+          <w:sz w:val="24"/>
+        </w:rPr>
+        <w:t xml:space="preserve"> </w:t>
       </w:r>
       <w:r>
         <w:rPr>
@@ -24308,30 +26817,27 @@
           <w:iCs/>
           <w:szCs w:val="22"/>
         </w:rPr>
-        <w:lastRenderedPageBreak/>
-        <w:t>activos defensivos que el modelo no mejora son los que dan estabilidad a la cartera. Un Markowitz sin renta fija sería una cartera solo de renta variable, lo cual distorsiona completamente la optimización.</w:t>
-      </w:r>
-    </w:p>
-    <w:p>
-      <w:pPr>
-        <w:pStyle w:val="NormalWeb"/>
+        <w:t xml:space="preserve">Eliminar los </w:t>
+      </w:r>
+      <w:proofErr w:type="spellStart"/>
+      <w:r>
         <w:rPr>
           <w:rFonts w:cstheme="minorHAnsi"/>
           <w:i/>
           <w:iCs/>
           <w:szCs w:val="22"/>
-          <w:lang w:val="es-ES"/>
-        </w:rPr>
-      </w:pPr>
+        </w:rPr>
+        <w:t>ETFs</w:t>
+      </w:r>
+      <w:proofErr w:type="spellEnd"/>
       <w:r>
         <w:rPr>
           <w:rFonts w:cstheme="minorHAnsi"/>
           <w:i/>
           <w:iCs/>
           <w:szCs w:val="22"/>
-          <w:lang w:val="es-ES"/>
-        </w:rPr>
-        <w:t xml:space="preserve">La estrategia correcta para el TFM es la contraria: para los </w:t>
+        </w:rPr>
+        <w:t xml:space="preserve"> con mejora negativa vs </w:t>
       </w:r>
       <w:proofErr w:type="spellStart"/>
       <w:r>
@@ -24340,9 +26846,8 @@
           <w:i/>
           <w:iCs/>
           <w:szCs w:val="22"/>
-          <w:lang w:val="es-ES"/>
-        </w:rPr>
-        <w:t>ETFs</w:t>
+        </w:rPr>
+        <w:t>zeros</w:t>
       </w:r>
       <w:proofErr w:type="spellEnd"/>
       <w:r>
@@ -24351,31 +26856,8 @@
           <w:i/>
           <w:iCs/>
           <w:szCs w:val="22"/>
-          <w:lang w:val="es-ES"/>
-        </w:rPr>
-        <w:t xml:space="preserve"> donde el modelo no mejora al </w:t>
-      </w:r>
-      <w:proofErr w:type="spellStart"/>
-      <w:r>
-        <w:rPr>
-          <w:rFonts w:cstheme="minorHAnsi"/>
-          <w:i/>
-          <w:iCs/>
-          <w:szCs w:val="22"/>
-          <w:lang w:val="es-ES"/>
-        </w:rPr>
-        <w:t>zero</w:t>
-      </w:r>
-      <w:proofErr w:type="spellEnd"/>
-      <w:r>
-        <w:rPr>
-          <w:rFonts w:cstheme="minorHAnsi"/>
-          <w:i/>
-          <w:iCs/>
-          <w:szCs w:val="22"/>
-          <w:lang w:val="es-ES"/>
-        </w:rPr>
-        <w:t xml:space="preserve">, usar directamente </w:t>
+        </w:rPr>
+        <w:t xml:space="preserve"> (FXI, MCHI, XLRE, AGG, IEF, LQD, TLT, VNQ) mejora el RMSE medio global, pero esto </w:t>
       </w:r>
       <w:r>
         <w:rPr>
@@ -24385,6 +26867,92 @@
           <w:i/>
           <w:iCs/>
           <w:szCs w:val="22"/>
+        </w:rPr>
+        <w:t>no tiene sentido para Markowitz</w:t>
+      </w:r>
+      <w:r>
+        <w:rPr>
+          <w:rFonts w:cstheme="minorHAnsi"/>
+          <w:i/>
+          <w:iCs/>
+          <w:szCs w:val="22"/>
+        </w:rPr>
+        <w:t>: precisamente los bonos y activos defensivos que el modelo no mejora son los que dan estabilidad a la cartera. Un Markowitz sin renta fija sería una cartera solo de renta variable, lo cual distorsiona completamente la optimización.</w:t>
+      </w:r>
+    </w:p>
+    <w:p>
+      <w:pPr>
+        <w:pStyle w:val="NormalWeb"/>
+        <w:rPr>
+          <w:rFonts w:cstheme="minorHAnsi"/>
+          <w:i/>
+          <w:iCs/>
+          <w:szCs w:val="22"/>
+          <w:lang w:val="es-ES"/>
+        </w:rPr>
+      </w:pPr>
+      <w:r>
+        <w:rPr>
+          <w:rFonts w:cstheme="minorHAnsi"/>
+          <w:i/>
+          <w:iCs/>
+          <w:szCs w:val="22"/>
+          <w:lang w:val="es-ES"/>
+        </w:rPr>
+        <w:t xml:space="preserve">La estrategia correcta para el TFM es la contraria: para los </w:t>
+      </w:r>
+      <w:proofErr w:type="spellStart"/>
+      <w:r>
+        <w:rPr>
+          <w:rFonts w:cstheme="minorHAnsi"/>
+          <w:i/>
+          <w:iCs/>
+          <w:szCs w:val="22"/>
+          <w:lang w:val="es-ES"/>
+        </w:rPr>
+        <w:t>ETFs</w:t>
+      </w:r>
+      <w:proofErr w:type="spellEnd"/>
+      <w:r>
+        <w:rPr>
+          <w:rFonts w:cstheme="minorHAnsi"/>
+          <w:i/>
+          <w:iCs/>
+          <w:szCs w:val="22"/>
+          <w:lang w:val="es-ES"/>
+        </w:rPr>
+        <w:t xml:space="preserve"> donde el modelo no mejora al </w:t>
+      </w:r>
+      <w:proofErr w:type="spellStart"/>
+      <w:r>
+        <w:rPr>
+          <w:rFonts w:cstheme="minorHAnsi"/>
+          <w:i/>
+          <w:iCs/>
+          <w:szCs w:val="22"/>
+          <w:lang w:val="es-ES"/>
+        </w:rPr>
+        <w:t>zero</w:t>
+      </w:r>
+      <w:proofErr w:type="spellEnd"/>
+      <w:r>
+        <w:rPr>
+          <w:rFonts w:cstheme="minorHAnsi"/>
+          <w:i/>
+          <w:iCs/>
+          <w:szCs w:val="22"/>
+          <w:lang w:val="es-ES"/>
+        </w:rPr>
+        <w:t xml:space="preserve">, usar directamente </w:t>
+      </w:r>
+      <w:r>
+        <w:rPr>
+          <w:rFonts w:cstheme="minorHAnsi"/>
+          <w:b/>
+          <w:bCs/>
+          <w:i/>
+          <w:iCs/>
+          <w:szCs w:val="22"/>
           <w:lang w:val="es-ES"/>
         </w:rPr>
         <w:t>predicción de retorno cero</w:t>
@@ -24938,6 +27506,7 @@
           <w:szCs w:val="22"/>
           <w:lang w:val="es-ES"/>
         </w:rPr>
+        <w:lastRenderedPageBreak/>
         <w:t xml:space="preserve">La función </w:t>
       </w:r>
       <w:proofErr w:type="spellStart"/>
@@ -25030,7 +27599,6 @@
           <w:szCs w:val="22"/>
           <w:lang w:val="es-ES"/>
         </w:rPr>
-        <w:lastRenderedPageBreak/>
         <w:t xml:space="preserve">La función principal </w:t>
       </w:r>
       <w:proofErr w:type="spellStart"/>
@@ -25706,7 +28274,6 @@
           <w:szCs w:val="22"/>
           <w:lang w:val="es-ES"/>
         </w:rPr>
-        <w:lastRenderedPageBreak/>
         <w:t xml:space="preserve">  muy débil. ARIMA llega a la misma conclusión: la mayoría de </w:t>
       </w:r>
       <w:proofErr w:type="spellStart"/>
@@ -26553,7 +29120,16 @@
           <w:szCs w:val="22"/>
           <w:lang w:val="es-ES"/>
         </w:rPr>
-        <w:t xml:space="preserve"> de los retornos. Por ejemplo, para predecir el retorno del ETF </w:t>
+        <w:t xml:space="preserve"> de los retornos. Por </w:t>
+      </w:r>
+      <w:r>
+        <w:rPr>
+          <w:rFonts w:cstheme="minorHAnsi"/>
+          <w:szCs w:val="22"/>
+          <w:lang w:val="es-ES"/>
+        </w:rPr>
+        <w:lastRenderedPageBreak/>
+        <w:t xml:space="preserve">ejemplo, para predecir el retorno del ETF </w:t>
       </w:r>
       <m:oMath>
         <m:r>
@@ -26741,152 +29317,160 @@
           <w:szCs w:val="22"/>
           <w:lang w:val="es-ES"/>
         </w:rPr>
+        <w:t xml:space="preserve">De esta forma, el modelo intenta encontrar una relación entre los movimientos pasados del activo y su comportamiento futuro. Esta idea es similar a la parte autorregresiva de un modelo ARIMA, conocida como componente AR. En un modelo AR, la variable actual se explica mediante sus propios valores pasados. Es decir, se supone que existe cierta dependencia temporal entre el retorno actual y los retornos anteriores. Esta interpretación coincide con la definición habitual de los modelos ARIMA, donde la parte autorregresiva utiliza valores pasados de la serie para explicar el valor presente. </w:t>
+      </w:r>
+    </w:p>
+    <w:p>
+      <w:pPr>
+        <w:pStyle w:val="NormalWeb"/>
+        <w:rPr>
+          <w:rFonts w:cstheme="minorHAnsi"/>
+          <w:szCs w:val="22"/>
+          <w:lang w:val="es-ES"/>
+        </w:rPr>
+      </w:pPr>
+      <w:r>
+        <w:rPr>
+          <w:rFonts w:cstheme="minorHAnsi"/>
+          <w:szCs w:val="22"/>
+          <w:lang w:val="es-ES"/>
+        </w:rPr>
+        <w:t xml:space="preserve">Sin embargo, en los resultados obtenidos se observa que los modelos de Machine </w:t>
+      </w:r>
+      <w:proofErr w:type="spellStart"/>
+      <w:r>
+        <w:rPr>
+          <w:rFonts w:cstheme="minorHAnsi"/>
+          <w:szCs w:val="22"/>
+          <w:lang w:val="es-ES"/>
+        </w:rPr>
+        <w:t>Learning</w:t>
+      </w:r>
+      <w:proofErr w:type="spellEnd"/>
+      <w:r>
+        <w:rPr>
+          <w:rFonts w:cstheme="minorHAnsi"/>
+          <w:szCs w:val="22"/>
+          <w:lang w:val="es-ES"/>
+        </w:rPr>
+        <w:t xml:space="preserve"> no mejoran de forma significativa al incorporar un mayor número de retardos. De hecho, en muchos casos, el mejor comportamiento predictivo aparece cuando se utilizan pocos retardos o incluso cuando el modelo seleccionado es equivalente a utilizar cero retardos relevantes. Este resultado es importante, porque indica que los retornos pasados contienen poca información útil para anticipar los retornos futuros de los </w:t>
+      </w:r>
+      <w:proofErr w:type="spellStart"/>
+      <w:r>
+        <w:rPr>
+          <w:rFonts w:cstheme="minorHAnsi"/>
+          <w:szCs w:val="22"/>
+          <w:lang w:val="es-ES"/>
+        </w:rPr>
+        <w:t>ETFs</w:t>
+      </w:r>
+      <w:proofErr w:type="spellEnd"/>
+      <w:r>
+        <w:rPr>
+          <w:rFonts w:cstheme="minorHAnsi"/>
+          <w:szCs w:val="22"/>
+          <w:lang w:val="es-ES"/>
+        </w:rPr>
+        <w:t>.</w:t>
+      </w:r>
+    </w:p>
+    <w:p>
+      <w:pPr>
+        <w:pStyle w:val="NormalWeb"/>
+        <w:rPr>
+          <w:rFonts w:cstheme="minorHAnsi"/>
+          <w:szCs w:val="22"/>
+          <w:lang w:val="es-ES"/>
+        </w:rPr>
+      </w:pPr>
+      <w:r>
+        <w:rPr>
+          <w:rFonts w:cstheme="minorHAnsi"/>
+          <w:szCs w:val="22"/>
+          <w:lang w:val="es-ES"/>
+        </w:rPr>
+        <w:t xml:space="preserve">Desde el punto de vista financiero, este resultado es razonable. Los retornos diarios de activos líquidos suelen presentar una media muy cercana a cero y una baja autocorrelación lineal. Es decir, el hecho de que un ETF haya subido o bajado en los días anteriores no implica necesariamente que vaya a continuar haciéndolo en el día siguiente. Por tanto, si el modelo de Machine </w:t>
+      </w:r>
+      <w:proofErr w:type="spellStart"/>
+      <w:r>
+        <w:rPr>
+          <w:rFonts w:cstheme="minorHAnsi"/>
+          <w:szCs w:val="22"/>
+          <w:lang w:val="es-ES"/>
+        </w:rPr>
+        <w:t>Learning</w:t>
+      </w:r>
+      <w:proofErr w:type="spellEnd"/>
+      <w:r>
+        <w:rPr>
+          <w:rFonts w:cstheme="minorHAnsi"/>
+          <w:szCs w:val="22"/>
+          <w:lang w:val="es-ES"/>
+        </w:rPr>
+        <w:t xml:space="preserve"> solo recibe como entrada los retornos pasados, su capacidad predictiva queda limitada a la existencia de patrones autorregresivos. Cuando estos patrones son débiles, el modelo no dispone de suficiente información para mejorar sus predicciones.</w:t>
+      </w:r>
+    </w:p>
+    <w:p>
+      <w:pPr>
+        <w:pStyle w:val="NormalWeb"/>
+        <w:rPr>
+          <w:rFonts w:cstheme="minorHAnsi"/>
+          <w:szCs w:val="22"/>
+          <w:lang w:val="es-ES"/>
+        </w:rPr>
+      </w:pPr>
+      <w:r>
+        <w:rPr>
+          <w:rFonts w:cstheme="minorHAnsi"/>
+          <w:szCs w:val="22"/>
+          <w:lang w:val="es-ES"/>
+        </w:rPr>
+        <w:t xml:space="preserve">Esta conclusión permite interpretar que los modelos de Machine </w:t>
+      </w:r>
+      <w:proofErr w:type="spellStart"/>
+      <w:r>
+        <w:rPr>
+          <w:rFonts w:cstheme="minorHAnsi"/>
+          <w:szCs w:val="22"/>
+          <w:lang w:val="es-ES"/>
+        </w:rPr>
+        <w:t>Learning</w:t>
+      </w:r>
+      <w:proofErr w:type="spellEnd"/>
+      <w:r>
+        <w:rPr>
+          <w:rFonts w:cstheme="minorHAnsi"/>
+          <w:szCs w:val="22"/>
+          <w:lang w:val="es-ES"/>
+        </w:rPr>
+        <w:t xml:space="preserve"> empleados están capturando, principalmente, una estructura parecida a la parte AR de un modelo ARIMA. Es decir, tratan de explicar el retorno actual a partir de los retornos anteriores. Sin embargo, no incorporan de forma explícita una parte equivalente a la componente MA del modelo ARIMA.</w:t>
+      </w:r>
+    </w:p>
+    <w:p>
+      <w:pPr>
+        <w:pStyle w:val="NormalWeb"/>
+        <w:rPr>
+          <w:rFonts w:cstheme="minorHAnsi"/>
+          <w:szCs w:val="22"/>
+          <w:lang w:val="es-ES"/>
+        </w:rPr>
+      </w:pPr>
+      <w:r>
+        <w:rPr>
+          <w:rFonts w:cstheme="minorHAnsi"/>
+          <w:szCs w:val="22"/>
+          <w:lang w:val="es-ES"/>
+        </w:rPr>
+        <w:t xml:space="preserve">La diferencia fundamental aparece precisamente en esta componente MA, o de medias móviles. En un modelo ARIMA, la parte MA no utiliza los valores pasados de la serie como variables explicativas, sino los errores de predicción cometidos en periodos anteriores. Es decir, el modelo incorpora </w:t>
+      </w:r>
+      <w:r>
+        <w:rPr>
+          <w:rFonts w:cstheme="minorHAnsi"/>
+          <w:szCs w:val="22"/>
+          <w:lang w:val="es-ES"/>
+        </w:rPr>
         <w:lastRenderedPageBreak/>
-        <w:t xml:space="preserve">De esta forma, el modelo intenta encontrar una relación entre los movimientos pasados del activo y su comportamiento futuro. Esta idea es similar a la parte autorregresiva de un modelo ARIMA, conocida como componente AR. En un modelo AR, la variable actual se explica mediante sus propios valores pasados. Es decir, se supone que existe cierta dependencia temporal entre el retorno actual y los retornos anteriores. Esta interpretación coincide con la definición habitual de los modelos ARIMA, donde la parte autorregresiva utiliza valores pasados de la serie para explicar el valor presente. </w:t>
-      </w:r>
-    </w:p>
-    <w:p>
-      <w:pPr>
-        <w:pStyle w:val="NormalWeb"/>
-        <w:rPr>
-          <w:rFonts w:cstheme="minorHAnsi"/>
-          <w:szCs w:val="22"/>
-          <w:lang w:val="es-ES"/>
-        </w:rPr>
-      </w:pPr>
-      <w:r>
-        <w:rPr>
-          <w:rFonts w:cstheme="minorHAnsi"/>
-          <w:szCs w:val="22"/>
-          <w:lang w:val="es-ES"/>
-        </w:rPr>
-        <w:t xml:space="preserve">Sin embargo, en los resultados obtenidos se observa que los modelos de Machine </w:t>
-      </w:r>
-      <w:proofErr w:type="spellStart"/>
-      <w:r>
-        <w:rPr>
-          <w:rFonts w:cstheme="minorHAnsi"/>
-          <w:szCs w:val="22"/>
-          <w:lang w:val="es-ES"/>
-        </w:rPr>
-        <w:t>Learning</w:t>
-      </w:r>
-      <w:proofErr w:type="spellEnd"/>
-      <w:r>
-        <w:rPr>
-          <w:rFonts w:cstheme="minorHAnsi"/>
-          <w:szCs w:val="22"/>
-          <w:lang w:val="es-ES"/>
-        </w:rPr>
-        <w:t xml:space="preserve"> no mejoran de forma significativa al incorporar un mayor número de retardos. De hecho, en muchos casos, el mejor comportamiento predictivo aparece cuando se utilizan pocos retardos o incluso cuando el modelo seleccionado es equivalente a utilizar cero retardos relevantes. Este resultado es importante, porque indica que los retornos pasados contienen poca información útil para anticipar los retornos futuros de los </w:t>
-      </w:r>
-      <w:proofErr w:type="spellStart"/>
-      <w:r>
-        <w:rPr>
-          <w:rFonts w:cstheme="minorHAnsi"/>
-          <w:szCs w:val="22"/>
-          <w:lang w:val="es-ES"/>
-        </w:rPr>
-        <w:t>ETFs</w:t>
-      </w:r>
-      <w:proofErr w:type="spellEnd"/>
-      <w:r>
-        <w:rPr>
-          <w:rFonts w:cstheme="minorHAnsi"/>
-          <w:szCs w:val="22"/>
-          <w:lang w:val="es-ES"/>
-        </w:rPr>
-        <w:t>.</w:t>
-      </w:r>
-    </w:p>
-    <w:p>
-      <w:pPr>
-        <w:pStyle w:val="NormalWeb"/>
-        <w:rPr>
-          <w:rFonts w:cstheme="minorHAnsi"/>
-          <w:szCs w:val="22"/>
-          <w:lang w:val="es-ES"/>
-        </w:rPr>
-      </w:pPr>
-      <w:r>
-        <w:rPr>
-          <w:rFonts w:cstheme="minorHAnsi"/>
-          <w:szCs w:val="22"/>
-          <w:lang w:val="es-ES"/>
-        </w:rPr>
-        <w:t xml:space="preserve">Desde el punto de vista financiero, este resultado es razonable. Los retornos diarios de activos líquidos suelen presentar una media muy cercana a cero y una baja autocorrelación lineal. Es decir, el hecho de que un ETF haya subido o bajado en los días anteriores no implica necesariamente que vaya a continuar haciéndolo en el día siguiente. Por tanto, si el modelo de Machine </w:t>
-      </w:r>
-      <w:proofErr w:type="spellStart"/>
-      <w:r>
-        <w:rPr>
-          <w:rFonts w:cstheme="minorHAnsi"/>
-          <w:szCs w:val="22"/>
-          <w:lang w:val="es-ES"/>
-        </w:rPr>
-        <w:t>Learning</w:t>
-      </w:r>
-      <w:proofErr w:type="spellEnd"/>
-      <w:r>
-        <w:rPr>
-          <w:rFonts w:cstheme="minorHAnsi"/>
-          <w:szCs w:val="22"/>
-          <w:lang w:val="es-ES"/>
-        </w:rPr>
-        <w:t xml:space="preserve"> solo recibe como entrada los retornos pasados, su capacidad predictiva queda limitada a la existencia de patrones autorregresivos. Cuando estos patrones son débiles, el modelo no dispone de suficiente información para mejorar sus predicciones.</w:t>
-      </w:r>
-    </w:p>
-    <w:p>
-      <w:pPr>
-        <w:pStyle w:val="NormalWeb"/>
-        <w:rPr>
-          <w:rFonts w:cstheme="minorHAnsi"/>
-          <w:szCs w:val="22"/>
-          <w:lang w:val="es-ES"/>
-        </w:rPr>
-      </w:pPr>
-      <w:r>
-        <w:rPr>
-          <w:rFonts w:cstheme="minorHAnsi"/>
-          <w:szCs w:val="22"/>
-          <w:lang w:val="es-ES"/>
-        </w:rPr>
-        <w:t xml:space="preserve">Esta conclusión permite interpretar que los modelos de Machine </w:t>
-      </w:r>
-      <w:proofErr w:type="spellStart"/>
-      <w:r>
-        <w:rPr>
-          <w:rFonts w:cstheme="minorHAnsi"/>
-          <w:szCs w:val="22"/>
-          <w:lang w:val="es-ES"/>
-        </w:rPr>
-        <w:t>Learning</w:t>
-      </w:r>
-      <w:proofErr w:type="spellEnd"/>
-      <w:r>
-        <w:rPr>
-          <w:rFonts w:cstheme="minorHAnsi"/>
-          <w:szCs w:val="22"/>
-          <w:lang w:val="es-ES"/>
-        </w:rPr>
-        <w:t xml:space="preserve"> empleados están capturando, principalmente, una estructura parecida a la parte AR de un modelo ARIMA. Es decir, tratan de explicar el retorno actual a partir de los retornos anteriores. Sin embargo, no incorporan de forma explícita una parte equivalente a la componente MA del modelo ARIMA.</w:t>
-      </w:r>
-    </w:p>
-    <w:p>
-      <w:pPr>
-        <w:pStyle w:val="NormalWeb"/>
-        <w:rPr>
-          <w:rFonts w:cstheme="minorHAnsi"/>
-          <w:szCs w:val="22"/>
-          <w:lang w:val="es-ES"/>
-        </w:rPr>
-      </w:pPr>
-      <w:r>
-        <w:rPr>
-          <w:rFonts w:cstheme="minorHAnsi"/>
-          <w:szCs w:val="22"/>
-          <w:lang w:val="es-ES"/>
-        </w:rPr>
-        <w:t>La diferencia fundamental aparece precisamente en esta componente MA, o de medias móviles. En un modelo ARIMA, la parte MA no utiliza los valores pasados de la serie como variables explicativas, sino los errores de predicción cometidos en periodos anteriores. Es decir, el modelo incorpora información sobre cuánto se equivocó al predecir en el pasado y utiliza esos errores para ajustar la predicción actual. Formalmente, una parte MA puede expresarse como:</w:t>
+        <w:t>información sobre cuánto se equivocó al predecir en el pasado y utiliza esos errores para ajustar la predicción actual. Formalmente, una parte MA puede expresarse como:</w:t>
       </w:r>
     </w:p>
     <w:p>
@@ -27209,7 +29793,6 @@
           <w:szCs w:val="22"/>
           <w:lang w:val="es-ES"/>
         </w:rPr>
-        <w:lastRenderedPageBreak/>
         <w:t xml:space="preserve">donde </w:t>
       </w:r>
       <m:oMath>
@@ -27491,7 +30074,16 @@
           <w:szCs w:val="22"/>
           <w:lang w:val="es-ES"/>
         </w:rPr>
-        <w:t xml:space="preserve"> con retardos no consiguen mejoras claras. La mejora parece estar más relacionada con la componente MA. Esto sugiere que la información relevante para la predicción no se encuentra tanto en los retornos pasados directamente observados, sino en la estructura de los errores que deja el modelo al intentar predecir esos retornos.</w:t>
+        <w:t xml:space="preserve"> con retardos no consiguen mejoras claras. La mejora parece estar más relacionada con la componente MA. </w:t>
+      </w:r>
+      <w:r>
+        <w:rPr>
+          <w:rFonts w:cstheme="minorHAnsi"/>
+          <w:szCs w:val="22"/>
+          <w:lang w:val="es-ES"/>
+        </w:rPr>
+        <w:lastRenderedPageBreak/>
+        <w:t>Esto sugiere que la información relevante para la predicción no se encuentra tanto en los retornos pasados directamente observados, sino en la estructura de los errores que deja el modelo al intentar predecir esos retornos.</w:t>
       </w:r>
     </w:p>
     <w:p>
@@ -27509,7 +30101,6 @@
           <w:szCs w:val="22"/>
           <w:lang w:val="es-ES"/>
         </w:rPr>
-        <w:lastRenderedPageBreak/>
         <w:t xml:space="preserve">Esta interpretación también ayuda a explicar la elección del criterio AIC frente al criterio BIC en la selección de los modelos ARIMA. Ambos criterios se utilizan para comparar modelos estimados sobre los mismos datos y penalizan la complejidad del modelo. La diferencia está en la intensidad de esa penalización. El AIC penaliza cada parámetro adicional con una constante igual a 2, mientras que el BIC utiliza una penalización igual a </w:t>
       </w:r>
       <m:oMath>
@@ -27647,7 +30238,16 @@
           <w:szCs w:val="22"/>
           <w:lang w:val="es-ES"/>
         </w:rPr>
-        <w:t xml:space="preserve"> no se debe necesariamente a una mayor complejidad matemática, sino a que los modelos ARIMA incorporan una estructura que los modelos de Machine </w:t>
+        <w:t xml:space="preserve"> no se debe necesariamente a </w:t>
+      </w:r>
+      <w:r>
+        <w:rPr>
+          <w:rFonts w:cstheme="minorHAnsi"/>
+          <w:szCs w:val="22"/>
+          <w:lang w:val="es-ES"/>
+        </w:rPr>
+        <w:lastRenderedPageBreak/>
+        <w:t xml:space="preserve">una mayor complejidad matemática, sino a que los modelos ARIMA incorporan una estructura que los modelos de Machine </w:t>
       </w:r>
       <w:proofErr w:type="spellStart"/>
       <w:r>
@@ -27701,16 +30301,7 @@
           <w:szCs w:val="22"/>
           <w:lang w:val="es-ES"/>
         </w:rPr>
-        <w:t xml:space="preserve"> basados en retardos intentan predecir el retorno futuro a partir de retornos pasados, lo que equivale </w:t>
-      </w:r>
-      <w:r>
-        <w:rPr>
-          <w:rFonts w:cstheme="minorHAnsi"/>
-          <w:szCs w:val="22"/>
-          <w:lang w:val="es-ES"/>
-        </w:rPr>
-        <w:lastRenderedPageBreak/>
-        <w:t>conceptualmente a explotar una posible estructura autorregresiva. Sin embargo, los resultados muestran que esa estructura es débil. En cambio, los modelos ARIMA permiten incorporar también la información contenida en los errores anteriores mediante la parte MA. Esta información puede reflejar efectos no observados, shocks de mercado o variables externas no incluidas explícitamente en el modelo. Por ello, el componente MA se convierte en una parte clave para mejorar la predicción de los retornos.</w:t>
+        <w:t xml:space="preserve"> basados en retardos intentan predecir el retorno futuro a partir de retornos pasados, lo que equivale conceptualmente a explotar una posible estructura autorregresiva. Sin embargo, los resultados muestran que esa estructura es débil. En cambio, los modelos ARIMA permiten incorporar también la información contenida en los errores anteriores mediante la parte MA. Esta información puede reflejar efectos no observados, shocks de mercado o variables externas no incluidas explícitamente en el modelo. Por ello, el componente MA se convierte en una parte clave para mejorar la predicción de los retornos.</w:t>
       </w:r>
     </w:p>
     <w:p>
@@ -27800,14 +30391,324 @@
           <w:lang w:val="es-ES"/>
         </w:rPr>
       </w:pPr>
-      <w:r>
-        <w:rPr>
-          <w:rFonts w:cstheme="minorHAnsi"/>
-          <w:szCs w:val="22"/>
-          <w:lang w:val="es-ES"/>
-        </w:rPr>
-        <w:t xml:space="preserve"> Modelo de Markowitz </w:t>
-      </w:r>
+    </w:p>
+    <w:p>
+      <w:pPr>
+        <w:pStyle w:val="NormalWeb"/>
+        <w:rPr>
+          <w:rFonts w:cstheme="minorHAnsi"/>
+          <w:szCs w:val="22"/>
+          <w:lang w:val="es-ES"/>
+        </w:rPr>
+      </w:pPr>
+      <w:r>
+        <w:rPr>
+          <w:rFonts w:cstheme="minorHAnsi"/>
+          <w:szCs w:val="22"/>
+          <w:lang w:val="es-ES"/>
+        </w:rPr>
+        <w:t xml:space="preserve"> Modelo de Markowitz</w:t>
+      </w:r>
+      <w:r>
+        <w:rPr>
+          <w:rFonts w:cstheme="minorHAnsi"/>
+          <w:b/>
+          <w:bCs/>
+          <w:szCs w:val="22"/>
+          <w:lang w:val="es-ES"/>
+        </w:rPr>
+        <w:t>## Contexto: predicción de retornos para Markowitz</w:t>
+      </w:r>
+    </w:p>
+    <w:p>
+      <w:pPr>
+        <w:pStyle w:val="NormalWeb"/>
+        <w:rPr>
+          <w:rFonts w:cstheme="minorHAnsi"/>
+          <w:szCs w:val="22"/>
+          <w:lang w:val="es-ES"/>
+        </w:rPr>
+      </w:pPr>
+    </w:p>
+    <w:p>
+      <w:pPr>
+        <w:pStyle w:val="NormalWeb"/>
+        <w:rPr>
+          <w:rFonts w:cstheme="minorHAnsi"/>
+          <w:szCs w:val="22"/>
+          <w:lang w:val="es-ES"/>
+        </w:rPr>
+      </w:pPr>
+      <w:r>
+        <w:rPr>
+          <w:rFonts w:cstheme="minorHAnsi"/>
+          <w:szCs w:val="22"/>
+          <w:lang w:val="es-ES"/>
+        </w:rPr>
+        <w:t xml:space="preserve">En la optimización de carteras de Markowitz, el vector de retornos esperados </w:t>
+      </w:r>
+      <w:r>
+        <w:rPr>
+          <w:rFonts w:cstheme="minorHAnsi"/>
+          <w:b/>
+          <w:bCs/>
+          <w:szCs w:val="22"/>
+          <w:lang w:val="es-ES"/>
+        </w:rPr>
+        <w:t>**μ**</w:t>
+      </w:r>
+      <w:r>
+        <w:rPr>
+          <w:rFonts w:cstheme="minorHAnsi"/>
+          <w:szCs w:val="22"/>
+          <w:lang w:val="es-ES"/>
+        </w:rPr>
+        <w:t xml:space="preserve"> es el input más crítico y el más sensible a errores. Si el modelo de predicción no consigue captar el comportamiento del activo, alimentar Markowitz con esas predicciones es </w:t>
+      </w:r>
+      <w:r>
+        <w:rPr>
+          <w:rFonts w:cstheme="minorHAnsi"/>
+          <w:b/>
+          <w:bCs/>
+          <w:szCs w:val="22"/>
+          <w:lang w:val="es-ES"/>
+        </w:rPr>
+        <w:t>**contraproducente**</w:t>
+      </w:r>
+      <w:r>
+        <w:rPr>
+          <w:rFonts w:cstheme="minorHAnsi"/>
+          <w:szCs w:val="22"/>
+          <w:lang w:val="es-ES"/>
+        </w:rPr>
+        <w:t>: introduce ruido sesgado que distorsiona los pesos óptimos más de lo que lo haría usar simplemente cero.</w:t>
+      </w:r>
+    </w:p>
+    <w:p>
+      <w:pPr>
+        <w:pStyle w:val="NormalWeb"/>
+        <w:ind w:firstLine="0"/>
+        <w:rPr>
+          <w:rFonts w:cstheme="minorHAnsi"/>
+          <w:szCs w:val="22"/>
+          <w:lang w:val="es-ES"/>
+        </w:rPr>
+      </w:pPr>
+      <w:r>
+        <w:rPr>
+          <w:rFonts w:cstheme="minorHAnsi"/>
+          <w:szCs w:val="22"/>
+          <w:lang w:val="es-ES"/>
+        </w:rPr>
+        <w:t xml:space="preserve">En finanzas los retornos semanales oscilan en torno a cero con media muy próxima a cero. Predecir siempre cero ya captura esa propiedad estadística central. Un modelo que no consigue batir este </w:t>
+      </w:r>
+      <w:proofErr w:type="spellStart"/>
+      <w:r>
+        <w:rPr>
+          <w:rFonts w:cstheme="minorHAnsi"/>
+          <w:szCs w:val="22"/>
+          <w:lang w:val="es-ES"/>
+        </w:rPr>
+        <w:t>benchmark</w:t>
+      </w:r>
+      <w:proofErr w:type="spellEnd"/>
+      <w:r>
+        <w:rPr>
+          <w:rFonts w:cstheme="minorHAnsi"/>
+          <w:szCs w:val="22"/>
+          <w:lang w:val="es-ES"/>
+        </w:rPr>
+        <w:t xml:space="preserve"> no está aportando ninguna señal direccional útil: sus predicciones son peores que ignorar el activo.</w:t>
+      </w:r>
+    </w:p>
+    <w:p>
+      <w:pPr>
+        <w:pStyle w:val="NormalWeb"/>
+        <w:numPr>
+          <w:ilvl w:val="2"/>
+          <w:numId w:val="12"/>
+        </w:numPr>
+        <w:rPr>
+          <w:rFonts w:cstheme="minorHAnsi"/>
+          <w:b/>
+          <w:bCs/>
+          <w:szCs w:val="22"/>
+          <w:lang w:val="es-ES"/>
+        </w:rPr>
+      </w:pPr>
+      <w:r>
+        <w:rPr>
+          <w:rFonts w:cstheme="minorHAnsi"/>
+          <w:szCs w:val="22"/>
+          <w:lang w:val="es-ES"/>
+        </w:rPr>
+        <w:t xml:space="preserve"> </w:t>
+      </w:r>
+      <w:r>
+        <w:rPr>
+          <w:rFonts w:cstheme="minorHAnsi"/>
+          <w:b/>
+          <w:bCs/>
+          <w:szCs w:val="22"/>
+          <w:lang w:val="es-ES"/>
+        </w:rPr>
+        <w:t>El contexto importa: 58 → 30 no es una pérdida grave</w:t>
+      </w:r>
+    </w:p>
+    <w:p>
+      <w:pPr>
+        <w:pStyle w:val="NormalWeb"/>
+        <w:rPr>
+          <w:rFonts w:cstheme="minorHAnsi"/>
+          <w:szCs w:val="22"/>
+          <w:lang w:val="es-ES"/>
+        </w:rPr>
+      </w:pPr>
+      <w:r>
+        <w:rPr>
+          <w:rFonts w:cstheme="minorHAnsi"/>
+          <w:szCs w:val="22"/>
+          <w:lang w:val="es-ES"/>
+        </w:rPr>
+        <w:lastRenderedPageBreak/>
+        <w:t xml:space="preserve">Pasar de 58 a 30 </w:t>
+      </w:r>
+      <w:proofErr w:type="spellStart"/>
+      <w:r>
+        <w:rPr>
+          <w:rFonts w:cstheme="minorHAnsi"/>
+          <w:szCs w:val="22"/>
+          <w:lang w:val="es-ES"/>
+        </w:rPr>
+        <w:t>ETFs</w:t>
+      </w:r>
+      <w:proofErr w:type="spellEnd"/>
+      <w:r>
+        <w:rPr>
+          <w:rFonts w:cstheme="minorHAnsi"/>
+          <w:szCs w:val="22"/>
+          <w:lang w:val="es-ES"/>
+        </w:rPr>
+        <w:t xml:space="preserve"> sigue siendo un universo </w:t>
+      </w:r>
+      <w:r>
+        <w:rPr>
+          <w:rFonts w:cstheme="minorHAnsi"/>
+          <w:b/>
+          <w:bCs/>
+          <w:szCs w:val="22"/>
+          <w:lang w:val="es-ES"/>
+        </w:rPr>
+        <w:t>más que suficiente</w:t>
+      </w:r>
+      <w:r>
+        <w:rPr>
+          <w:rFonts w:cstheme="minorHAnsi"/>
+          <w:szCs w:val="22"/>
+          <w:lang w:val="es-ES"/>
+        </w:rPr>
+        <w:t xml:space="preserve"> para diversificar. La literatura clásica (Statman, Elton-Gruber) muestra que con 20-30 activos bien escogidos ya capturas casi todo el beneficio de diversificación posible. El marginal de pasar de 30 a 58 en términos de reducción de varianza es pequeño, especialmente si los 28 que descartas son </w:t>
+      </w:r>
+      <w:proofErr w:type="spellStart"/>
+      <w:r>
+        <w:rPr>
+          <w:rFonts w:cstheme="minorHAnsi"/>
+          <w:szCs w:val="22"/>
+          <w:lang w:val="es-ES"/>
+        </w:rPr>
+        <w:t>ETFs</w:t>
+      </w:r>
+      <w:proofErr w:type="spellEnd"/>
+      <w:r>
+        <w:rPr>
+          <w:rFonts w:cstheme="minorHAnsi"/>
+          <w:szCs w:val="22"/>
+          <w:lang w:val="es-ES"/>
+        </w:rPr>
+        <w:t xml:space="preserve"> sin señal predictiva (probablemente ruido o activos poco interesantes).</w:t>
+      </w:r>
+      <w:r>
+        <w:rPr>
+          <w:b/>
+          <w:bCs/>
+        </w:rPr>
+        <w:t xml:space="preserve"> </w:t>
+      </w:r>
+      <w:r>
+        <w:rPr>
+          <w:rFonts w:cstheme="minorHAnsi"/>
+          <w:b/>
+          <w:bCs/>
+          <w:szCs w:val="22"/>
+        </w:rPr>
+        <w:t>Limpieza del modelo</w:t>
+      </w:r>
+      <w:r>
+        <w:rPr>
+          <w:rFonts w:cstheme="minorHAnsi"/>
+          <w:szCs w:val="22"/>
+        </w:rPr>
+        <w:t xml:space="preserve">: si un ETF tiene ARIMA peor que </w:t>
+      </w:r>
+      <w:proofErr w:type="spellStart"/>
+      <w:r>
+        <w:rPr>
+          <w:rFonts w:cstheme="minorHAnsi"/>
+          <w:szCs w:val="22"/>
+        </w:rPr>
+        <w:t>zeros</w:t>
+      </w:r>
+      <w:proofErr w:type="spellEnd"/>
+      <w:r>
+        <w:rPr>
+          <w:rFonts w:cstheme="minorHAnsi"/>
+          <w:szCs w:val="22"/>
+        </w:rPr>
+        <w:t xml:space="preserve"> estructuralmente (no es una mala racha, es una característica), significa que su serie temporal </w:t>
+      </w:r>
+      <w:r>
+        <w:rPr>
+          <w:rFonts w:cstheme="minorHAnsi"/>
+          <w:b/>
+          <w:bCs/>
+          <w:szCs w:val="22"/>
+        </w:rPr>
+        <w:t>no es predecible con tu modelo</w:t>
+      </w:r>
+      <w:r>
+        <w:rPr>
+          <w:rFonts w:cstheme="minorHAnsi"/>
+          <w:szCs w:val="22"/>
+        </w:rPr>
+        <w:t xml:space="preserve">. </w:t>
+      </w:r>
+      <w:proofErr w:type="gramStart"/>
+      <w:r>
+        <w:rPr>
+          <w:rFonts w:cstheme="minorHAnsi"/>
+          <w:szCs w:val="22"/>
+        </w:rPr>
+        <w:t>Mantenerlo</w:t>
+      </w:r>
+      <w:proofErr w:type="gramEnd"/>
+      <w:r>
+        <w:rPr>
+          <w:rFonts w:cstheme="minorHAnsi"/>
+          <w:szCs w:val="22"/>
+        </w:rPr>
+        <w:t xml:space="preserve"> aunque sea con μ=0 sigue inyectando su covarianza al</w:t>
+      </w:r>
+    </w:p>
+    <w:p>
+      <w:pPr>
+        <w:pStyle w:val="NormalWeb"/>
+        <w:ind w:firstLine="0"/>
+        <w:rPr>
+          <w:rFonts w:cstheme="minorHAnsi"/>
+          <w:szCs w:val="22"/>
+          <w:lang w:val="es-ES"/>
+        </w:rPr>
+      </w:pPr>
     </w:p>
     <w:p>
       <w:pPr>
@@ -28003,16 +30904,7 @@
           <w:szCs w:val="22"/>
           <w:lang w:val="es-ES"/>
         </w:rPr>
-        <w:t xml:space="preserve">Por ello, en este apartado se propone aplicar las predicciones semanales obtenidas anteriormente dentro de un modelo de optimización de carteras basado en la teoría de Markowitz. El objetivo principal </w:t>
-      </w:r>
-      <w:r>
-        <w:rPr>
-          <w:rFonts w:cstheme="minorHAnsi"/>
-          <w:szCs w:val="22"/>
-          <w:lang w:val="es-ES"/>
-        </w:rPr>
-        <w:lastRenderedPageBreak/>
-        <w:t>es comprobar si utilizar las predicciones generadas por el modelo ARIMA como rentabilidades esperadas permite construir una cartera con mejores resultados que otras alternativas más simples.</w:t>
+        <w:t>Por ello, en este apartado se propone aplicar las predicciones semanales obtenidas anteriormente dentro de un modelo de optimización de carteras basado en la teoría de Markowitz. El objetivo principal es comprobar si utilizar las predicciones generadas por el modelo ARIMA como rentabilidades esperadas permite construir una cartera con mejores resultados que otras alternativas más simples.</w:t>
       </w:r>
     </w:p>
     <w:p>
@@ -28063,6 +30955,7 @@
           <w:szCs w:val="22"/>
           <w:lang w:val="es-ES"/>
         </w:rPr>
+        <w:lastRenderedPageBreak/>
         <w:t xml:space="preserve">El objetivo de este apartado es evaluar si las predicciones semanales de los </w:t>
       </w:r>
       <w:proofErr w:type="spellStart"/>
@@ -28321,44 +31214,52 @@
           <w:szCs w:val="22"/>
           <w:lang w:val="es-ES"/>
         </w:rPr>
+        <w:t xml:space="preserve">En este trabajo, los activos considerados son los </w:t>
+      </w:r>
+      <w:proofErr w:type="spellStart"/>
+      <w:r>
+        <w:rPr>
+          <w:rFonts w:cstheme="minorHAnsi"/>
+          <w:szCs w:val="22"/>
+          <w:lang w:val="es-ES"/>
+        </w:rPr>
+        <w:t>ETFs</w:t>
+      </w:r>
+      <w:proofErr w:type="spellEnd"/>
+      <w:r>
+        <w:rPr>
+          <w:rFonts w:cstheme="minorHAnsi"/>
+          <w:szCs w:val="22"/>
+          <w:lang w:val="es-ES"/>
+        </w:rPr>
+        <w:t xml:space="preserve"> analizados en los apartados anteriores. Para cada uno de ellos se dispone de una serie de retornos semanales y, además, de una predicción semanal obtenida mediante modelos ARIMA.</w:t>
+      </w:r>
+    </w:p>
+    <w:p>
+      <w:pPr>
+        <w:pStyle w:val="NormalWeb"/>
+        <w:rPr>
+          <w:rFonts w:cstheme="minorHAnsi"/>
+          <w:szCs w:val="22"/>
+          <w:lang w:val="es-ES"/>
+        </w:rPr>
+      </w:pPr>
+      <w:r>
+        <w:rPr>
+          <w:rFonts w:cstheme="minorHAnsi"/>
+          <w:szCs w:val="22"/>
+          <w:lang w:val="es-ES"/>
+        </w:rPr>
+        <w:t xml:space="preserve">La idea principal del modelo de Markowitz es que no se debe seleccionar una cartera únicamente en función de la rentabilidad esperada de cada activo, sino también considerando el riesgo individual de </w:t>
+      </w:r>
+      <w:r>
+        <w:rPr>
+          <w:rFonts w:cstheme="minorHAnsi"/>
+          <w:szCs w:val="22"/>
+          <w:lang w:val="es-ES"/>
+        </w:rPr>
         <w:lastRenderedPageBreak/>
-        <w:t xml:space="preserve">En este trabajo, los activos considerados son los </w:t>
-      </w:r>
-      <w:proofErr w:type="spellStart"/>
-      <w:r>
-        <w:rPr>
-          <w:rFonts w:cstheme="minorHAnsi"/>
-          <w:szCs w:val="22"/>
-          <w:lang w:val="es-ES"/>
-        </w:rPr>
-        <w:t>ETFs</w:t>
-      </w:r>
-      <w:proofErr w:type="spellEnd"/>
-      <w:r>
-        <w:rPr>
-          <w:rFonts w:cstheme="minorHAnsi"/>
-          <w:szCs w:val="22"/>
-          <w:lang w:val="es-ES"/>
-        </w:rPr>
-        <w:t xml:space="preserve"> analizados en los apartados anteriores. Para cada uno de ellos se dispone de una serie de retornos semanales y, además, de una predicción semanal obtenida mediante modelos ARIMA.</w:t>
-      </w:r>
-    </w:p>
-    <w:p>
-      <w:pPr>
-        <w:pStyle w:val="NormalWeb"/>
-        <w:rPr>
-          <w:rFonts w:cstheme="minorHAnsi"/>
-          <w:szCs w:val="22"/>
-          <w:lang w:val="es-ES"/>
-        </w:rPr>
-      </w:pPr>
-      <w:r>
-        <w:rPr>
-          <w:rFonts w:cstheme="minorHAnsi"/>
-          <w:szCs w:val="22"/>
-          <w:lang w:val="es-ES"/>
-        </w:rPr>
-        <w:t>La idea principal del modelo de Markowitz es que no se debe seleccionar una cartera únicamente en función de la rentabilidad esperada de cada activo, sino también considerando el riesgo individual de cada ETF y la relación entre ellos. Esta relación se recoge mediante la matriz de covarianzas, que permite tener en cuenta si los activos tienden a moverse de forma similar o diferente.</w:t>
+        <w:t>cada ETF y la relación entre ellos. Esta relación se recoge mediante la matriz de covarianzas, que permite tener en cuenta si los activos tienden a moverse de forma similar o diferente.</w:t>
       </w:r>
     </w:p>
     <w:p>
@@ -28568,7 +31469,6 @@
           <w:szCs w:val="22"/>
           <w:lang w:val="es-ES"/>
         </w:rPr>
-        <w:lastRenderedPageBreak/>
         <w:t xml:space="preserve">Este enfoque se conoce como </w:t>
       </w:r>
       <w:r>
@@ -28884,6 +31784,7 @@
           <w:szCs w:val="22"/>
           <w:lang w:val="es-ES"/>
         </w:rPr>
+        <w:lastRenderedPageBreak/>
         <w:t>El periodo inicial de entrenamiento comprende aproximadamente desde enero de 2021 hasta julio de 2024. A partir de julio de 2024 comienza el periodo de prueba, durante el cual se evalúa el comportamiento de las distintas estrategias de inversión.</w:t>
       </w:r>
     </w:p>
@@ -29189,7 +32090,6 @@
           <w:szCs w:val="22"/>
           <w:lang w:val="es-ES"/>
         </w:rPr>
-        <w:lastRenderedPageBreak/>
         <w:t xml:space="preserve">La rentabilidad real de la semana siguiente solo se utiliza después, para evaluar el resultado de la cartera. </w:t>
       </w:r>
     </w:p>
@@ -29241,6 +32141,7 @@
           <w:szCs w:val="22"/>
           <w:lang w:val="es-ES"/>
         </w:rPr>
+        <w:lastRenderedPageBreak/>
         <w:t>Cálculo de la matriz de covarianzas</w:t>
       </w:r>
     </w:p>
@@ -29631,7 +32532,6 @@
           <w:szCs w:val="22"/>
           <w:lang w:val="es-ES"/>
         </w:rPr>
-        <w:lastRenderedPageBreak/>
         <w:t>En segundo lugar, no se permiten posiciones cortas. Por tanto, el peso de cada ETF debe ser igual o superior a cero:</w:t>
       </w:r>
     </w:p>
@@ -29714,6 +32614,7 @@
           <w:szCs w:val="22"/>
           <w:lang w:val="es-ES"/>
         </w:rPr>
+        <w:lastRenderedPageBreak/>
         <w:t>Además, cada peso debe ser como máximo igual a 1:</w:t>
       </w:r>
     </w:p>
@@ -31002,7 +33903,6 @@
           <w:szCs w:val="22"/>
           <w:lang w:val="es-ES"/>
         </w:rPr>
-        <w:lastRenderedPageBreak/>
         <w:t xml:space="preserve">La hoja </w:t>
       </w:r>
       <w:proofErr w:type="spellStart"/>
@@ -31088,6 +33988,7 @@
                 <w:szCs w:val="22"/>
                 <w:lang w:val="es-ES"/>
               </w:rPr>
+              <w:lastRenderedPageBreak/>
               <w:t>Columna</w:t>
             </w:r>
           </w:p>
@@ -31999,7 +34900,6 @@
           <w:szCs w:val="22"/>
           <w:lang w:val="es-ES"/>
         </w:rPr>
-        <w:lastRenderedPageBreak/>
         <w:t xml:space="preserve">La </w:t>
       </w:r>
       <w:r>
@@ -32165,6 +35065,7 @@
           <w:szCs w:val="22"/>
           <w:lang w:val="es-ES"/>
         </w:rPr>
+        <w:lastRenderedPageBreak/>
         <w:t xml:space="preserve">La </w:t>
       </w:r>
       <w:r>
@@ -32534,7 +35435,6 @@
           <w:szCs w:val="22"/>
           <w:lang w:val="es-ES"/>
         </w:rPr>
-        <w:lastRenderedPageBreak/>
         <w:t>Las columnas principales serían:</w:t>
       </w:r>
     </w:p>
@@ -32758,6 +35658,7 @@
                 <w:szCs w:val="22"/>
                 <w:lang w:val="es-ES"/>
               </w:rPr>
+              <w:lastRenderedPageBreak/>
               <w:t>FechaInversion</w:t>
             </w:r>
             <w:proofErr w:type="spellEnd"/>
@@ -33568,62 +36469,62 @@
           <w:szCs w:val="22"/>
           <w:lang w:val="es-ES"/>
         </w:rPr>
+        <w:t xml:space="preserve">Columnas de pesos: </w:t>
+      </w:r>
+    </w:p>
+    <w:p>
+      <w:pPr>
+        <w:pStyle w:val="NormalWeb"/>
+        <w:rPr>
+          <w:rFonts w:cstheme="minorHAnsi"/>
+          <w:szCs w:val="22"/>
+          <w:lang w:val="es-ES"/>
+        </w:rPr>
+      </w:pPr>
+      <w:proofErr w:type="spellStart"/>
+      <w:r>
+        <w:rPr>
+          <w:rFonts w:cstheme="minorHAnsi"/>
+          <w:szCs w:val="22"/>
+          <w:lang w:val="es-ES"/>
+        </w:rPr>
+        <w:t>AGG_peso</w:t>
+      </w:r>
+      <w:proofErr w:type="spellEnd"/>
+      <w:r>
+        <w:rPr>
+          <w:rFonts w:cstheme="minorHAnsi"/>
+          <w:szCs w:val="22"/>
+          <w:lang w:val="es-ES"/>
+        </w:rPr>
+        <w:br/>
+      </w:r>
+      <w:proofErr w:type="spellStart"/>
+      <w:r>
+        <w:rPr>
+          <w:rFonts w:cstheme="minorHAnsi"/>
+          <w:szCs w:val="22"/>
+          <w:lang w:val="es-ES"/>
+        </w:rPr>
+        <w:t>BND_peso</w:t>
+      </w:r>
+      <w:proofErr w:type="spellEnd"/>
+      <w:r>
+        <w:rPr>
+          <w:rFonts w:cstheme="minorHAnsi"/>
+          <w:szCs w:val="22"/>
+          <w:lang w:val="es-ES"/>
+        </w:rPr>
+        <w:br/>
+      </w:r>
+      <w:proofErr w:type="spellStart"/>
+      <w:r>
+        <w:rPr>
+          <w:rFonts w:cstheme="minorHAnsi"/>
+          <w:szCs w:val="22"/>
+          <w:lang w:val="es-ES"/>
+        </w:rPr>
         <w:lastRenderedPageBreak/>
-        <w:t xml:space="preserve">Columnas de pesos: </w:t>
-      </w:r>
-    </w:p>
-    <w:p>
-      <w:pPr>
-        <w:pStyle w:val="NormalWeb"/>
-        <w:rPr>
-          <w:rFonts w:cstheme="minorHAnsi"/>
-          <w:szCs w:val="22"/>
-          <w:lang w:val="es-ES"/>
-        </w:rPr>
-      </w:pPr>
-      <w:proofErr w:type="spellStart"/>
-      <w:r>
-        <w:rPr>
-          <w:rFonts w:cstheme="minorHAnsi"/>
-          <w:szCs w:val="22"/>
-          <w:lang w:val="es-ES"/>
-        </w:rPr>
-        <w:t>AGG_peso</w:t>
-      </w:r>
-      <w:proofErr w:type="spellEnd"/>
-      <w:r>
-        <w:rPr>
-          <w:rFonts w:cstheme="minorHAnsi"/>
-          <w:szCs w:val="22"/>
-          <w:lang w:val="es-ES"/>
-        </w:rPr>
-        <w:br/>
-      </w:r>
-      <w:proofErr w:type="spellStart"/>
-      <w:r>
-        <w:rPr>
-          <w:rFonts w:cstheme="minorHAnsi"/>
-          <w:szCs w:val="22"/>
-          <w:lang w:val="es-ES"/>
-        </w:rPr>
-        <w:t>BND_peso</w:t>
-      </w:r>
-      <w:proofErr w:type="spellEnd"/>
-      <w:r>
-        <w:rPr>
-          <w:rFonts w:cstheme="minorHAnsi"/>
-          <w:szCs w:val="22"/>
-          <w:lang w:val="es-ES"/>
-        </w:rPr>
-        <w:br/>
-      </w:r>
-      <w:proofErr w:type="spellStart"/>
-      <w:r>
-        <w:rPr>
-          <w:rFonts w:cstheme="minorHAnsi"/>
-          <w:szCs w:val="22"/>
-          <w:lang w:val="es-ES"/>
-        </w:rPr>
         <w:t>SPY_peso</w:t>
       </w:r>
       <w:proofErr w:type="spellEnd"/>
@@ -34180,7 +37081,6 @@
           <w:szCs w:val="22"/>
           <w:lang w:val="es-ES"/>
         </w:rPr>
-        <w:lastRenderedPageBreak/>
         <w:t>Esta estructura permite revisar en una misma línea toda la información relevante de cada decisión: qué esperaba el modelo, qué pesos asignó y qué ocurrió finalmente en el mercado.</w:t>
       </w:r>
     </w:p>
@@ -34214,6 +37114,7 @@
           <w:szCs w:val="22"/>
           <w:lang w:val="es-ES"/>
         </w:rPr>
+        <w:lastRenderedPageBreak/>
         <w:t xml:space="preserve">Hoja </w:t>
       </w:r>
       <w:proofErr w:type="spellStart"/>
@@ -35112,7 +38013,6 @@
           <w:szCs w:val="22"/>
           <w:lang w:val="es-ES"/>
         </w:rPr>
-        <w:lastRenderedPageBreak/>
         <w:t>Esta hoja es importante porque deja claras las condiciones bajo las cuales se han obtenido los resultados. Además, si en el futuro se quisiera modificar algún parámetro, como introducir costes de transacción o limitar el peso máximo por ETF, se podría registrar fácilmente.</w:t>
       </w:r>
     </w:p>
@@ -35165,6 +38065,7 @@
           <w:szCs w:val="22"/>
           <w:lang w:val="es-ES"/>
         </w:rPr>
+        <w:lastRenderedPageBreak/>
         <w:t xml:space="preserve">Una vez realizado el </w:t>
       </w:r>
       <w:proofErr w:type="spellStart"/>
@@ -35432,7 +38333,6 @@
           <w:szCs w:val="22"/>
           <w:lang w:val="es-ES"/>
         </w:rPr>
-        <w:lastRenderedPageBreak/>
         <w:t>En cambio, si la cartera basada en ARIMA no mejora a las estrategias de referencia, la conclusión también sería relevante. En ese caso, se podría indicar que, aunque el modelo ARIMA sea capaz de generar predicciones razonables, estas no se traducen necesariamente en una mejora de la rentabilidad de la cartera durante el periodo analizado.</w:t>
       </w:r>
     </w:p>
@@ -35517,7 +38417,7 @@
                     <pic:cNvPicPr/>
                   </pic:nvPicPr>
                   <pic:blipFill>
-                    <a:blip r:embed="rId22"/>
+                    <a:blip r:embed="rId23"/>
                     <a:stretch>
                       <a:fillRect/>
                     </a:stretch>
@@ -35597,17 +38497,199 @@
       </w:pPr>
       <w:bookmarkStart w:id="58" w:name="_Toc229572310"/>
       <w:r>
+        <w:t>Modelo 1: Markowitz clásico</w:t>
+      </w:r>
+      <w:bookmarkEnd w:id="58"/>
+    </w:p>
+    <w:p>
+      <w:pPr>
+        <w:pStyle w:val="NormalWeb"/>
+      </w:pPr>
+      <w:r>
+        <w:t>Usas la media histórica semanal de cada ETF hasta ese momento.</w:t>
+      </w:r>
+    </w:p>
+    <w:p>
+      <w:pPr>
+        <w:pStyle w:val="NormalWeb"/>
+      </w:pPr>
+      <w:r>
+        <w:t>Ejemplo:</w:t>
+      </w:r>
+    </w:p>
+    <w:p>
+      <w:pPr>
+        <w:pStyle w:val="HTMLconformatoprevio"/>
+      </w:pPr>
+      <w:proofErr w:type="spellStart"/>
+      <w:r>
+        <w:rPr>
+          <w:rStyle w:val="CdigoHTML"/>
+        </w:rPr>
+        <w:t>media_histórica</w:t>
+      </w:r>
+      <w:proofErr w:type="spellEnd"/>
+      <w:r>
+        <w:rPr>
+          <w:rStyle w:val="CdigoHTML"/>
+        </w:rPr>
+        <w:t xml:space="preserve"> = media de retornos semanales pasados de cada ETF</w:t>
+      </w:r>
+    </w:p>
+    <w:p>
+      <w:pPr>
+        <w:pStyle w:val="Ttulo3"/>
+      </w:pPr>
+      <w:bookmarkStart w:id="59" w:name="_Toc229572311"/>
+      <w:r>
+        <w:t>Modelo 2: Markowitz con último valor</w:t>
+      </w:r>
+      <w:bookmarkEnd w:id="59"/>
+    </w:p>
+    <w:p>
+      <w:pPr>
+        <w:pStyle w:val="NormalWeb"/>
+      </w:pPr>
+      <w:r>
+        <w:t>Usas como rentabilidad esperada el último retorno semanal conocido.</w:t>
+      </w:r>
+    </w:p>
+    <w:p>
+      <w:pPr>
+        <w:pStyle w:val="NormalWeb"/>
+      </w:pPr>
+      <w:r>
+        <w:t>Ejemplo:</w:t>
+      </w:r>
+    </w:p>
+    <w:p>
+      <w:pPr>
+        <w:pStyle w:val="HTMLconformatoprevio"/>
+      </w:pPr>
+      <w:proofErr w:type="spellStart"/>
+      <w:r>
+        <w:rPr>
+          <w:rStyle w:val="CdigoHTML"/>
+        </w:rPr>
         <w:lastRenderedPageBreak/>
-        <w:t>Modelo 1: Markowitz clásico</w:t>
-      </w:r>
-      <w:bookmarkEnd w:id="58"/>
+        <w:t>media_naive</w:t>
+      </w:r>
+      <w:proofErr w:type="spellEnd"/>
+      <w:r>
+        <w:rPr>
+          <w:rStyle w:val="CdigoHTML"/>
+        </w:rPr>
+        <w:t xml:space="preserve"> = retorno de la última semana conocida</w:t>
+      </w:r>
+    </w:p>
+    <w:p>
+      <w:pPr>
+        <w:pStyle w:val="Ttulo3"/>
+      </w:pPr>
+      <w:bookmarkStart w:id="60" w:name="_Toc229572312"/>
+      <w:r>
+        <w:t>Modelo 3: Markowitz con ARIMA</w:t>
+      </w:r>
+      <w:bookmarkEnd w:id="60"/>
+    </w:p>
+    <w:p>
+      <w:pPr>
+        <w:pStyle w:val="Textoindependiente"/>
+      </w:pPr>
+      <w:r>
+        <w:t>RIDGE</w:t>
+      </w:r>
+    </w:p>
+    <w:p>
+      <w:pPr>
+        <w:pStyle w:val="Textoindependiente"/>
+      </w:pPr>
+      <w:r>
+        <w:drawing>
+          <wp:inline distT="0" distB="0" distL="0" distR="0" wp14:anchorId="29F48890" wp14:editId="2527B902">
+            <wp:extent cx="3111660" cy="2387723"/>
+            <wp:effectExtent l="0" t="0" r="0" b="0"/>
+            <wp:docPr id="1124611015" name="Imagen 1"/>
+            <wp:cNvGraphicFramePr>
+              <a:graphicFrameLocks xmlns:a="http://schemas.openxmlformats.org/drawingml/2006/main" noChangeAspect="1"/>
+            </wp:cNvGraphicFramePr>
+            <a:graphic xmlns:a="http://schemas.openxmlformats.org/drawingml/2006/main">
+              <a:graphicData uri="http://schemas.openxmlformats.org/drawingml/2006/picture">
+                <pic:pic xmlns:pic="http://schemas.openxmlformats.org/drawingml/2006/picture">
+                  <pic:nvPicPr>
+                    <pic:cNvPr id="1124611015" name=""/>
+                    <pic:cNvPicPr/>
+                  </pic:nvPicPr>
+                  <pic:blipFill>
+                    <a:blip r:embed="rId24"/>
+                    <a:stretch>
+                      <a:fillRect/>
+                    </a:stretch>
+                  </pic:blipFill>
+                  <pic:spPr>
+                    <a:xfrm>
+                      <a:off x="0" y="0"/>
+                      <a:ext cx="3111660" cy="2387723"/>
+                    </a:xfrm>
+                    <a:prstGeom prst="rect">
+                      <a:avLst/>
+                    </a:prstGeom>
+                  </pic:spPr>
+                </pic:pic>
+              </a:graphicData>
+            </a:graphic>
+          </wp:inline>
+        </w:drawing>
+      </w:r>
+    </w:p>
+    <w:p>
+      <w:pPr>
+        <w:pStyle w:val="Textoindependiente"/>
+      </w:pPr>
+      <w:r>
+        <w:t>ARIMA CON TODOS</w:t>
+      </w:r>
     </w:p>
     <w:p>
       <w:pPr>
         <w:pStyle w:val="NormalWeb"/>
       </w:pPr>
       <w:r>
-        <w:t>Usas la media histórica semanal de cada ETF hasta ese momento.</w:t>
+        <w:drawing>
+          <wp:inline distT="0" distB="0" distL="0" distR="0" wp14:anchorId="5D1F411A" wp14:editId="131173D1">
+            <wp:extent cx="2381372" cy="1428823"/>
+            <wp:effectExtent l="0" t="0" r="0" b="0"/>
+            <wp:docPr id="508235298" name="Imagen 1"/>
+            <wp:cNvGraphicFramePr>
+              <a:graphicFrameLocks xmlns:a="http://schemas.openxmlformats.org/drawingml/2006/main" noChangeAspect="1"/>
+            </wp:cNvGraphicFramePr>
+            <a:graphic xmlns:a="http://schemas.openxmlformats.org/drawingml/2006/main">
+              <a:graphicData uri="http://schemas.openxmlformats.org/drawingml/2006/picture">
+                <pic:pic xmlns:pic="http://schemas.openxmlformats.org/drawingml/2006/picture">
+                  <pic:nvPicPr>
+                    <pic:cNvPr id="508235298" name=""/>
+                    <pic:cNvPicPr/>
+                  </pic:nvPicPr>
+                  <pic:blipFill>
+                    <a:blip r:embed="rId25"/>
+                    <a:stretch>
+                      <a:fillRect/>
+                    </a:stretch>
+                  </pic:blipFill>
+                  <pic:spPr>
+                    <a:xfrm>
+                      <a:off x="0" y="0"/>
+                      <a:ext cx="2381372" cy="1428823"/>
+                    </a:xfrm>
+                    <a:prstGeom prst="rect">
+                      <a:avLst/>
+                    </a:prstGeom>
+                  </pic:spPr>
+                </pic:pic>
+              </a:graphicData>
+            </a:graphic>
+          </wp:inline>
+        </w:drawing>
       </w:r>
     </w:p>
     <w:p>
@@ -35615,88 +38697,68 @@
         <w:pStyle w:val="NormalWeb"/>
       </w:pPr>
       <w:r>
-        <w:t>Ejemplo:</w:t>
-      </w:r>
-    </w:p>
-    <w:p>
-      <w:pPr>
-        <w:pStyle w:val="HTMLconformatoprevio"/>
-      </w:pPr>
-      <w:proofErr w:type="spellStart"/>
-      <w:r>
-        <w:rPr>
-          <w:rStyle w:val="CdigoHTML"/>
-        </w:rPr>
-        <w:t>media_histórica</w:t>
-      </w:r>
-      <w:proofErr w:type="spellEnd"/>
-      <w:r>
-        <w:rPr>
-          <w:rStyle w:val="CdigoHTML"/>
-        </w:rPr>
-        <w:t xml:space="preserve"> = media de retornos semanales pasados de cada ETF</w:t>
-      </w:r>
-    </w:p>
-    <w:p>
-      <w:pPr>
-        <w:pStyle w:val="Ttulo3"/>
-      </w:pPr>
-      <w:bookmarkStart w:id="59" w:name="_Toc229572311"/>
-      <w:r>
-        <w:t>Modelo 2: Markowitz con último valor</w:t>
-      </w:r>
-      <w:bookmarkEnd w:id="59"/>
+        <w:t>ARIMA FILTRADO</w:t>
+      </w:r>
     </w:p>
     <w:p>
       <w:pPr>
         <w:pStyle w:val="NormalWeb"/>
-      </w:pPr>
-      <w:r>
-        <w:t>Usas como rentabilidad esperada el último retorno semanal conocido.</w:t>
+        <w:ind w:firstLine="0"/>
+      </w:pPr>
+      <w:r>
+        <w:drawing>
+          <wp:inline distT="0" distB="0" distL="0" distR="0" wp14:anchorId="3EDDFA49" wp14:editId="3CB6D6E3">
+            <wp:extent cx="3553326" cy="1669576"/>
+            <wp:effectExtent l="0" t="0" r="9525" b="6985"/>
+            <wp:docPr id="221034833" name="Imagen 1"/>
+            <wp:cNvGraphicFramePr>
+              <a:graphicFrameLocks xmlns:a="http://schemas.openxmlformats.org/drawingml/2006/main" noChangeAspect="1"/>
+            </wp:cNvGraphicFramePr>
+            <a:graphic xmlns:a="http://schemas.openxmlformats.org/drawingml/2006/main">
+              <a:graphicData uri="http://schemas.openxmlformats.org/drawingml/2006/picture">
+                <pic:pic xmlns:pic="http://schemas.openxmlformats.org/drawingml/2006/picture">
+                  <pic:nvPicPr>
+                    <pic:cNvPr id="221034833" name=""/>
+                    <pic:cNvPicPr/>
+                  </pic:nvPicPr>
+                  <pic:blipFill>
+                    <a:blip r:embed="rId26"/>
+                    <a:stretch>
+                      <a:fillRect/>
+                    </a:stretch>
+                  </pic:blipFill>
+                  <pic:spPr>
+                    <a:xfrm>
+                      <a:off x="0" y="0"/>
+                      <a:ext cx="3558970" cy="1672228"/>
+                    </a:xfrm>
+                    <a:prstGeom prst="rect">
+                      <a:avLst/>
+                    </a:prstGeom>
+                  </pic:spPr>
+                </pic:pic>
+              </a:graphicData>
+            </a:graphic>
+          </wp:inline>
+        </w:drawing>
       </w:r>
     </w:p>
     <w:p>
       <w:pPr>
         <w:pStyle w:val="NormalWeb"/>
       </w:pPr>
-      <w:r>
-        <w:t>Ejemplo:</w:t>
-      </w:r>
-    </w:p>
-    <w:p>
-      <w:pPr>
-        <w:pStyle w:val="HTMLconformatoprevio"/>
-      </w:pPr>
-      <w:proofErr w:type="spellStart"/>
-      <w:r>
-        <w:rPr>
-          <w:rStyle w:val="CdigoHTML"/>
-        </w:rPr>
-        <w:t>media_naive</w:t>
-      </w:r>
-      <w:proofErr w:type="spellEnd"/>
-      <w:r>
-        <w:rPr>
-          <w:rStyle w:val="CdigoHTML"/>
-        </w:rPr>
-        <w:t xml:space="preserve"> = retorno de la última semana conocida</w:t>
-      </w:r>
-    </w:p>
-    <w:p>
-      <w:pPr>
-        <w:pStyle w:val="Ttulo3"/>
-      </w:pPr>
-      <w:bookmarkStart w:id="60" w:name="_Toc229572312"/>
-      <w:r>
-        <w:t>Modelo 3: Markowitz con ARIMA</w:t>
-      </w:r>
-      <w:bookmarkEnd w:id="60"/>
     </w:p>
     <w:p>
       <w:pPr>
         <w:pStyle w:val="NormalWeb"/>
       </w:pPr>
-      <w:r>
+    </w:p>
+    <w:p>
+      <w:pPr>
+        <w:pStyle w:val="NormalWeb"/>
+      </w:pPr>
+      <w:r>
+        <w:lastRenderedPageBreak/>
         <w:t>Usas la predicción ARIMA para la semana siguiente.</w:t>
       </w:r>
     </w:p>
@@ -35819,9 +38881,6 @@
       </w:r>
       <w:r>
         <w:br/>
-      </w:r>
-      <w:r>
-        <w:lastRenderedPageBreak/>
         <w:t>3. Markowitz con predicciones ARIMA:</w:t>
       </w:r>
       <w:r>
@@ -35879,6 +38938,7 @@
         <w:br/>
       </w:r>
       <w:r>
+        <w:lastRenderedPageBreak/>
         <w:br/>
         <w:t>Quiero que la comparación sea justa:</w:t>
       </w:r>
@@ -36015,7 +39075,6 @@
           <w:szCs w:val="22"/>
           <w:lang w:val="es-ES"/>
         </w:rPr>
-        <w:lastRenderedPageBreak/>
         <w:t>Métricas</w:t>
       </w:r>
     </w:p>
@@ -36255,6 +39314,7 @@
           <w:szCs w:val="22"/>
           <w:lang w:val="es-ES"/>
         </w:rPr>
+        <w:lastRenderedPageBreak/>
         <w:t xml:space="preserve"> EL BLOQUE MÁS IMPORTANTE</w:t>
       </w:r>
     </w:p>
@@ -36611,7 +39671,6 @@
           <w:szCs w:val="22"/>
           <w:lang w:val="es-ES"/>
         </w:rPr>
-        <w:lastRenderedPageBreak/>
         <w:t>Sharpe (si tienes)</w:t>
       </w:r>
     </w:p>
@@ -36820,6 +39879,7 @@
           <w:szCs w:val="22"/>
           <w:lang w:val="es-ES"/>
         </w:rPr>
+        <w:lastRenderedPageBreak/>
         <w:t>  Limitaciones</w:t>
       </w:r>
       <w:proofErr w:type="gramEnd"/>
@@ -37039,365 +40099,365 @@
           <w:szCs w:val="22"/>
           <w:lang w:val="es-ES"/>
         </w:rPr>
+        <w:t xml:space="preserve">  │   λ   │                       Perfil                        │</w:t>
+      </w:r>
+    </w:p>
+    <w:p>
+      <w:pPr>
+        <w:pStyle w:val="NormalWeb"/>
+        <w:rPr>
+          <w:rFonts w:cstheme="minorHAnsi"/>
+          <w:szCs w:val="22"/>
+          <w:lang w:val="es-ES"/>
+        </w:rPr>
+      </w:pPr>
+      <w:r>
+        <w:rPr>
+          <w:rFonts w:cstheme="minorHAnsi"/>
+          <w:szCs w:val="22"/>
+          <w:lang w:val="es-ES"/>
+        </w:rPr>
+        <w:t xml:space="preserve">  </w:t>
+      </w:r>
+      <w:r>
+        <w:rPr>
+          <w:rFonts w:ascii="MS Gothic" w:eastAsia="MS Gothic" w:hAnsi="MS Gothic" w:cs="MS Gothic" w:hint="eastAsia"/>
+          <w:szCs w:val="22"/>
+          <w:lang w:val="es-ES"/>
+        </w:rPr>
+        <w:t>├</w:t>
+      </w:r>
+      <w:r>
+        <w:rPr>
+          <w:rFonts w:ascii="Calibri" w:hAnsi="Calibri" w:cs="Calibri"/>
+          <w:szCs w:val="22"/>
+          <w:lang w:val="es-ES"/>
+        </w:rPr>
+        <w:t>───────</w:t>
+      </w:r>
+      <w:r>
+        <w:rPr>
+          <w:rFonts w:ascii="MS Gothic" w:eastAsia="MS Gothic" w:hAnsi="MS Gothic" w:cs="MS Gothic" w:hint="eastAsia"/>
+          <w:szCs w:val="22"/>
+          <w:lang w:val="es-ES"/>
+        </w:rPr>
+        <w:t>┼</w:t>
+      </w:r>
+      <w:r>
+        <w:rPr>
+          <w:rFonts w:ascii="Calibri" w:hAnsi="Calibri" w:cs="Calibri"/>
+          <w:szCs w:val="22"/>
+          <w:lang w:val="es-ES"/>
+        </w:rPr>
+        <w:t>─────────────────────────────────────────────────────</w:t>
+      </w:r>
+      <w:r>
+        <w:rPr>
+          <w:rFonts w:ascii="MS Gothic" w:eastAsia="MS Gothic" w:hAnsi="MS Gothic" w:cs="MS Gothic" w:hint="eastAsia"/>
+          <w:szCs w:val="22"/>
+          <w:lang w:val="es-ES"/>
+        </w:rPr>
+        <w:t>┤</w:t>
+      </w:r>
+    </w:p>
+    <w:p>
+      <w:pPr>
+        <w:pStyle w:val="NormalWeb"/>
+        <w:rPr>
+          <w:rFonts w:cstheme="minorHAnsi"/>
+          <w:szCs w:val="22"/>
+          <w:lang w:val="es-ES"/>
+        </w:rPr>
+      </w:pPr>
+      <w:r>
+        <w:rPr>
+          <w:rFonts w:cstheme="minorHAnsi"/>
+          <w:szCs w:val="22"/>
+          <w:lang w:val="es-ES"/>
+        </w:rPr>
+        <w:t xml:space="preserve">  │ 1–3   │ Agresivo, busca retorno, concentra en pocos activos │</w:t>
+      </w:r>
+    </w:p>
+    <w:p>
+      <w:pPr>
+        <w:pStyle w:val="NormalWeb"/>
+        <w:rPr>
+          <w:rFonts w:cstheme="minorHAnsi"/>
+          <w:szCs w:val="22"/>
+          <w:lang w:val="es-ES"/>
+        </w:rPr>
+      </w:pPr>
+      <w:r>
+        <w:rPr>
+          <w:rFonts w:cstheme="minorHAnsi"/>
+          <w:szCs w:val="22"/>
+          <w:lang w:val="es-ES"/>
+        </w:rPr>
+        <w:t xml:space="preserve">  </w:t>
+      </w:r>
+      <w:r>
+        <w:rPr>
+          <w:rFonts w:ascii="MS Gothic" w:eastAsia="MS Gothic" w:hAnsi="MS Gothic" w:cs="MS Gothic" w:hint="eastAsia"/>
+          <w:szCs w:val="22"/>
+          <w:lang w:val="es-ES"/>
+        </w:rPr>
+        <w:t>├</w:t>
+      </w:r>
+      <w:r>
+        <w:rPr>
+          <w:rFonts w:ascii="Calibri" w:hAnsi="Calibri" w:cs="Calibri"/>
+          <w:szCs w:val="22"/>
+          <w:lang w:val="es-ES"/>
+        </w:rPr>
+        <w:t>───────</w:t>
+      </w:r>
+      <w:r>
+        <w:rPr>
+          <w:rFonts w:ascii="MS Gothic" w:eastAsia="MS Gothic" w:hAnsi="MS Gothic" w:cs="MS Gothic" w:hint="eastAsia"/>
+          <w:szCs w:val="22"/>
+          <w:lang w:val="es-ES"/>
+        </w:rPr>
+        <w:t>┼</w:t>
+      </w:r>
+      <w:r>
+        <w:rPr>
+          <w:rFonts w:ascii="Calibri" w:hAnsi="Calibri" w:cs="Calibri"/>
+          <w:szCs w:val="22"/>
+          <w:lang w:val="es-ES"/>
+        </w:rPr>
+        <w:t>─────────────────────────────────────────────────────</w:t>
+      </w:r>
+      <w:r>
+        <w:rPr>
+          <w:rFonts w:ascii="MS Gothic" w:eastAsia="MS Gothic" w:hAnsi="MS Gothic" w:cs="MS Gothic" w:hint="eastAsia"/>
+          <w:szCs w:val="22"/>
+          <w:lang w:val="es-ES"/>
+        </w:rPr>
+        <w:t>┤</w:t>
+      </w:r>
+    </w:p>
+    <w:p>
+      <w:pPr>
+        <w:pStyle w:val="NormalWeb"/>
+        <w:rPr>
+          <w:rFonts w:cstheme="minorHAnsi"/>
+          <w:szCs w:val="22"/>
+          <w:lang w:val="es-ES"/>
+        </w:rPr>
+      </w:pPr>
+      <w:r>
+        <w:rPr>
+          <w:rFonts w:cstheme="minorHAnsi"/>
+          <w:szCs w:val="22"/>
+          <w:lang w:val="es-ES"/>
+        </w:rPr>
+        <w:t xml:space="preserve">  │ 5–</w:t>
+      </w:r>
+      <w:proofErr w:type="gramStart"/>
+      <w:r>
+        <w:rPr>
+          <w:rFonts w:cstheme="minorHAnsi"/>
+          <w:szCs w:val="22"/>
+          <w:lang w:val="es-ES"/>
+        </w:rPr>
+        <w:t>15  │</w:t>
+      </w:r>
+      <w:proofErr w:type="gramEnd"/>
+      <w:r>
+        <w:rPr>
+          <w:rFonts w:cstheme="minorHAnsi"/>
+          <w:szCs w:val="22"/>
+          <w:lang w:val="es-ES"/>
+        </w:rPr>
+        <w:t xml:space="preserve"> Moderado, balance retorno/riesgo                    │</w:t>
+      </w:r>
+    </w:p>
+    <w:p>
+      <w:pPr>
+        <w:pStyle w:val="NormalWeb"/>
+        <w:rPr>
+          <w:rFonts w:cstheme="minorHAnsi"/>
+          <w:szCs w:val="22"/>
+          <w:lang w:val="es-ES"/>
+        </w:rPr>
+      </w:pPr>
+      <w:r>
+        <w:rPr>
+          <w:rFonts w:cstheme="minorHAnsi"/>
+          <w:szCs w:val="22"/>
+          <w:lang w:val="es-ES"/>
+        </w:rPr>
+        <w:t xml:space="preserve">  </w:t>
+      </w:r>
+      <w:r>
+        <w:rPr>
+          <w:rFonts w:ascii="MS Gothic" w:eastAsia="MS Gothic" w:hAnsi="MS Gothic" w:cs="MS Gothic" w:hint="eastAsia"/>
+          <w:szCs w:val="22"/>
+          <w:lang w:val="es-ES"/>
+        </w:rPr>
+        <w:t>├</w:t>
+      </w:r>
+      <w:r>
+        <w:rPr>
+          <w:rFonts w:ascii="Calibri" w:hAnsi="Calibri" w:cs="Calibri"/>
+          <w:szCs w:val="22"/>
+          <w:lang w:val="es-ES"/>
+        </w:rPr>
+        <w:t>───────</w:t>
+      </w:r>
+      <w:r>
+        <w:rPr>
+          <w:rFonts w:ascii="MS Gothic" w:eastAsia="MS Gothic" w:hAnsi="MS Gothic" w:cs="MS Gothic" w:hint="eastAsia"/>
+          <w:szCs w:val="22"/>
+          <w:lang w:val="es-ES"/>
+        </w:rPr>
+        <w:t>┼</w:t>
+      </w:r>
+      <w:r>
+        <w:rPr>
+          <w:rFonts w:ascii="Calibri" w:hAnsi="Calibri" w:cs="Calibri"/>
+          <w:szCs w:val="22"/>
+          <w:lang w:val="es-ES"/>
+        </w:rPr>
+        <w:t>─────────────────────────────────────────────────────</w:t>
+      </w:r>
+      <w:r>
+        <w:rPr>
+          <w:rFonts w:ascii="MS Gothic" w:eastAsia="MS Gothic" w:hAnsi="MS Gothic" w:cs="MS Gothic" w:hint="eastAsia"/>
+          <w:szCs w:val="22"/>
+          <w:lang w:val="es-ES"/>
+        </w:rPr>
+        <w:t>┤</w:t>
+      </w:r>
+    </w:p>
+    <w:p>
+      <w:pPr>
+        <w:pStyle w:val="NormalWeb"/>
+        <w:rPr>
+          <w:rFonts w:cstheme="minorHAnsi"/>
+          <w:szCs w:val="22"/>
+          <w:lang w:val="es-ES"/>
+        </w:rPr>
+      </w:pPr>
+      <w:r>
+        <w:rPr>
+          <w:rFonts w:cstheme="minorHAnsi"/>
+          <w:szCs w:val="22"/>
+          <w:lang w:val="es-ES"/>
+        </w:rPr>
+        <w:t xml:space="preserve">  │ 20–50 │ Conservador, se acerca a mínima varianza            │</w:t>
+      </w:r>
+    </w:p>
+    <w:p>
+      <w:pPr>
+        <w:pStyle w:val="NormalWeb"/>
+        <w:rPr>
+          <w:rFonts w:cstheme="minorHAnsi"/>
+          <w:szCs w:val="22"/>
+          <w:lang w:val="es-ES"/>
+        </w:rPr>
+      </w:pPr>
+      <w:r>
+        <w:rPr>
+          <w:rFonts w:cstheme="minorHAnsi"/>
+          <w:szCs w:val="22"/>
+          <w:lang w:val="es-ES"/>
+        </w:rPr>
+        <w:t xml:space="preserve">  </w:t>
+      </w:r>
+      <w:r>
+        <w:rPr>
+          <w:rFonts w:ascii="MS Gothic" w:eastAsia="MS Gothic" w:hAnsi="MS Gothic" w:cs="MS Gothic" w:hint="eastAsia"/>
+          <w:szCs w:val="22"/>
+          <w:lang w:val="es-ES"/>
+        </w:rPr>
+        <w:t>├</w:t>
+      </w:r>
+      <w:r>
+        <w:rPr>
+          <w:rFonts w:ascii="Calibri" w:hAnsi="Calibri" w:cs="Calibri"/>
+          <w:szCs w:val="22"/>
+          <w:lang w:val="es-ES"/>
+        </w:rPr>
+        <w:t>───────</w:t>
+      </w:r>
+      <w:r>
+        <w:rPr>
+          <w:rFonts w:ascii="MS Gothic" w:eastAsia="MS Gothic" w:hAnsi="MS Gothic" w:cs="MS Gothic" w:hint="eastAsia"/>
+          <w:szCs w:val="22"/>
+          <w:lang w:val="es-ES"/>
+        </w:rPr>
+        <w:t>┼</w:t>
+      </w:r>
+      <w:r>
+        <w:rPr>
+          <w:rFonts w:ascii="Calibri" w:hAnsi="Calibri" w:cs="Calibri"/>
+          <w:szCs w:val="22"/>
+          <w:lang w:val="es-ES"/>
+        </w:rPr>
+        <w:t>─────────────────────────────────────────────────────</w:t>
+      </w:r>
+      <w:r>
+        <w:rPr>
+          <w:rFonts w:ascii="MS Gothic" w:eastAsia="MS Gothic" w:hAnsi="MS Gothic" w:cs="MS Gothic" w:hint="eastAsia"/>
+          <w:szCs w:val="22"/>
+          <w:lang w:val="es-ES"/>
+        </w:rPr>
+        <w:t>┤</w:t>
+      </w:r>
+    </w:p>
+    <w:p>
+      <w:pPr>
+        <w:pStyle w:val="NormalWeb"/>
+        <w:rPr>
+          <w:rFonts w:cstheme="minorHAnsi"/>
+          <w:szCs w:val="22"/>
+          <w:lang w:val="es-ES"/>
+        </w:rPr>
+      </w:pPr>
+      <w:r>
+        <w:rPr>
+          <w:rFonts w:cstheme="minorHAnsi"/>
+          <w:szCs w:val="22"/>
+          <w:lang w:val="es-ES"/>
+        </w:rPr>
+        <w:t xml:space="preserve">  │ &gt;</w:t>
+      </w:r>
+      <w:proofErr w:type="gramStart"/>
+      <w:r>
+        <w:rPr>
+          <w:rFonts w:cstheme="minorHAnsi"/>
+          <w:szCs w:val="22"/>
+          <w:lang w:val="es-ES"/>
+        </w:rPr>
+        <w:t>100  │</w:t>
+      </w:r>
+      <w:proofErr w:type="gramEnd"/>
+      <w:r>
+        <w:rPr>
+          <w:rFonts w:cstheme="minorHAnsi"/>
+          <w:szCs w:val="22"/>
+          <w:lang w:val="es-ES"/>
+        </w:rPr>
+        <w:t xml:space="preserve"> Prácticamente igual a cartera de mínima varianza    │</w:t>
+      </w:r>
+    </w:p>
+    <w:p>
+      <w:pPr>
+        <w:pStyle w:val="NormalWeb"/>
+        <w:rPr>
+          <w:rFonts w:cstheme="minorHAnsi"/>
+          <w:szCs w:val="22"/>
+          <w:lang w:val="es-ES"/>
+        </w:rPr>
+      </w:pPr>
+      <w:r>
+        <w:rPr>
+          <w:rFonts w:cstheme="minorHAnsi"/>
+          <w:szCs w:val="22"/>
+          <w:lang w:val="es-ES"/>
+        </w:rPr>
         <w:lastRenderedPageBreak/>
-        <w:t xml:space="preserve">  │   λ   │                       Perfil                        │</w:t>
-      </w:r>
-    </w:p>
-    <w:p>
-      <w:pPr>
-        <w:pStyle w:val="NormalWeb"/>
-        <w:rPr>
-          <w:rFonts w:cstheme="minorHAnsi"/>
-          <w:szCs w:val="22"/>
-          <w:lang w:val="es-ES"/>
-        </w:rPr>
-      </w:pPr>
-      <w:r>
-        <w:rPr>
-          <w:rFonts w:cstheme="minorHAnsi"/>
-          <w:szCs w:val="22"/>
-          <w:lang w:val="es-ES"/>
-        </w:rPr>
-        <w:t xml:space="preserve">  </w:t>
-      </w:r>
-      <w:r>
-        <w:rPr>
-          <w:rFonts w:ascii="MS Gothic" w:eastAsia="MS Gothic" w:hAnsi="MS Gothic" w:cs="MS Gothic" w:hint="eastAsia"/>
-          <w:szCs w:val="22"/>
-          <w:lang w:val="es-ES"/>
-        </w:rPr>
-        <w:t>├</w:t>
-      </w:r>
-      <w:r>
-        <w:rPr>
-          <w:rFonts w:ascii="Calibri" w:hAnsi="Calibri" w:cs="Calibri"/>
-          <w:szCs w:val="22"/>
-          <w:lang w:val="es-ES"/>
-        </w:rPr>
-        <w:t>───────</w:t>
-      </w:r>
-      <w:r>
-        <w:rPr>
-          <w:rFonts w:ascii="MS Gothic" w:eastAsia="MS Gothic" w:hAnsi="MS Gothic" w:cs="MS Gothic" w:hint="eastAsia"/>
-          <w:szCs w:val="22"/>
-          <w:lang w:val="es-ES"/>
-        </w:rPr>
-        <w:t>┼</w:t>
-      </w:r>
-      <w:r>
-        <w:rPr>
-          <w:rFonts w:ascii="Calibri" w:hAnsi="Calibri" w:cs="Calibri"/>
-          <w:szCs w:val="22"/>
-          <w:lang w:val="es-ES"/>
-        </w:rPr>
-        <w:t>─────────────────────────────────────────────────────</w:t>
-      </w:r>
-      <w:r>
-        <w:rPr>
-          <w:rFonts w:ascii="MS Gothic" w:eastAsia="MS Gothic" w:hAnsi="MS Gothic" w:cs="MS Gothic" w:hint="eastAsia"/>
-          <w:szCs w:val="22"/>
-          <w:lang w:val="es-ES"/>
-        </w:rPr>
-        <w:t>┤</w:t>
-      </w:r>
-    </w:p>
-    <w:p>
-      <w:pPr>
-        <w:pStyle w:val="NormalWeb"/>
-        <w:rPr>
-          <w:rFonts w:cstheme="minorHAnsi"/>
-          <w:szCs w:val="22"/>
-          <w:lang w:val="es-ES"/>
-        </w:rPr>
-      </w:pPr>
-      <w:r>
-        <w:rPr>
-          <w:rFonts w:cstheme="minorHAnsi"/>
-          <w:szCs w:val="22"/>
-          <w:lang w:val="es-ES"/>
-        </w:rPr>
-        <w:t xml:space="preserve">  │ 1–3   │ Agresivo, busca retorno, concentra en pocos activos │</w:t>
-      </w:r>
-    </w:p>
-    <w:p>
-      <w:pPr>
-        <w:pStyle w:val="NormalWeb"/>
-        <w:rPr>
-          <w:rFonts w:cstheme="minorHAnsi"/>
-          <w:szCs w:val="22"/>
-          <w:lang w:val="es-ES"/>
-        </w:rPr>
-      </w:pPr>
-      <w:r>
-        <w:rPr>
-          <w:rFonts w:cstheme="minorHAnsi"/>
-          <w:szCs w:val="22"/>
-          <w:lang w:val="es-ES"/>
-        </w:rPr>
-        <w:t xml:space="preserve">  </w:t>
-      </w:r>
-      <w:r>
-        <w:rPr>
-          <w:rFonts w:ascii="MS Gothic" w:eastAsia="MS Gothic" w:hAnsi="MS Gothic" w:cs="MS Gothic" w:hint="eastAsia"/>
-          <w:szCs w:val="22"/>
-          <w:lang w:val="es-ES"/>
-        </w:rPr>
-        <w:t>├</w:t>
-      </w:r>
-      <w:r>
-        <w:rPr>
-          <w:rFonts w:ascii="Calibri" w:hAnsi="Calibri" w:cs="Calibri"/>
-          <w:szCs w:val="22"/>
-          <w:lang w:val="es-ES"/>
-        </w:rPr>
-        <w:t>───────</w:t>
-      </w:r>
-      <w:r>
-        <w:rPr>
-          <w:rFonts w:ascii="MS Gothic" w:eastAsia="MS Gothic" w:hAnsi="MS Gothic" w:cs="MS Gothic" w:hint="eastAsia"/>
-          <w:szCs w:val="22"/>
-          <w:lang w:val="es-ES"/>
-        </w:rPr>
-        <w:t>┼</w:t>
-      </w:r>
-      <w:r>
-        <w:rPr>
-          <w:rFonts w:ascii="Calibri" w:hAnsi="Calibri" w:cs="Calibri"/>
-          <w:szCs w:val="22"/>
-          <w:lang w:val="es-ES"/>
-        </w:rPr>
-        <w:t>─────────────────────────────────────────────────────</w:t>
-      </w:r>
-      <w:r>
-        <w:rPr>
-          <w:rFonts w:ascii="MS Gothic" w:eastAsia="MS Gothic" w:hAnsi="MS Gothic" w:cs="MS Gothic" w:hint="eastAsia"/>
-          <w:szCs w:val="22"/>
-          <w:lang w:val="es-ES"/>
-        </w:rPr>
-        <w:t>┤</w:t>
-      </w:r>
-    </w:p>
-    <w:p>
-      <w:pPr>
-        <w:pStyle w:val="NormalWeb"/>
-        <w:rPr>
-          <w:rFonts w:cstheme="minorHAnsi"/>
-          <w:szCs w:val="22"/>
-          <w:lang w:val="es-ES"/>
-        </w:rPr>
-      </w:pPr>
-      <w:r>
-        <w:rPr>
-          <w:rFonts w:cstheme="minorHAnsi"/>
-          <w:szCs w:val="22"/>
-          <w:lang w:val="es-ES"/>
-        </w:rPr>
-        <w:t xml:space="preserve">  │ 5–</w:t>
-      </w:r>
-      <w:proofErr w:type="gramStart"/>
-      <w:r>
-        <w:rPr>
-          <w:rFonts w:cstheme="minorHAnsi"/>
-          <w:szCs w:val="22"/>
-          <w:lang w:val="es-ES"/>
-        </w:rPr>
-        <w:t>15  │</w:t>
-      </w:r>
-      <w:proofErr w:type="gramEnd"/>
-      <w:r>
-        <w:rPr>
-          <w:rFonts w:cstheme="minorHAnsi"/>
-          <w:szCs w:val="22"/>
-          <w:lang w:val="es-ES"/>
-        </w:rPr>
-        <w:t xml:space="preserve"> Moderado, balance retorno/riesgo                    │</w:t>
-      </w:r>
-    </w:p>
-    <w:p>
-      <w:pPr>
-        <w:pStyle w:val="NormalWeb"/>
-        <w:rPr>
-          <w:rFonts w:cstheme="minorHAnsi"/>
-          <w:szCs w:val="22"/>
-          <w:lang w:val="es-ES"/>
-        </w:rPr>
-      </w:pPr>
-      <w:r>
-        <w:rPr>
-          <w:rFonts w:cstheme="minorHAnsi"/>
-          <w:szCs w:val="22"/>
-          <w:lang w:val="es-ES"/>
-        </w:rPr>
-        <w:t xml:space="preserve">  </w:t>
-      </w:r>
-      <w:r>
-        <w:rPr>
-          <w:rFonts w:ascii="MS Gothic" w:eastAsia="MS Gothic" w:hAnsi="MS Gothic" w:cs="MS Gothic" w:hint="eastAsia"/>
-          <w:szCs w:val="22"/>
-          <w:lang w:val="es-ES"/>
-        </w:rPr>
-        <w:t>├</w:t>
-      </w:r>
-      <w:r>
-        <w:rPr>
-          <w:rFonts w:ascii="Calibri" w:hAnsi="Calibri" w:cs="Calibri"/>
-          <w:szCs w:val="22"/>
-          <w:lang w:val="es-ES"/>
-        </w:rPr>
-        <w:t>───────</w:t>
-      </w:r>
-      <w:r>
-        <w:rPr>
-          <w:rFonts w:ascii="MS Gothic" w:eastAsia="MS Gothic" w:hAnsi="MS Gothic" w:cs="MS Gothic" w:hint="eastAsia"/>
-          <w:szCs w:val="22"/>
-          <w:lang w:val="es-ES"/>
-        </w:rPr>
-        <w:t>┼</w:t>
-      </w:r>
-      <w:r>
-        <w:rPr>
-          <w:rFonts w:ascii="Calibri" w:hAnsi="Calibri" w:cs="Calibri"/>
-          <w:szCs w:val="22"/>
-          <w:lang w:val="es-ES"/>
-        </w:rPr>
-        <w:t>─────────────────────────────────────────────────────</w:t>
-      </w:r>
-      <w:r>
-        <w:rPr>
-          <w:rFonts w:ascii="MS Gothic" w:eastAsia="MS Gothic" w:hAnsi="MS Gothic" w:cs="MS Gothic" w:hint="eastAsia"/>
-          <w:szCs w:val="22"/>
-          <w:lang w:val="es-ES"/>
-        </w:rPr>
-        <w:t>┤</w:t>
-      </w:r>
-    </w:p>
-    <w:p>
-      <w:pPr>
-        <w:pStyle w:val="NormalWeb"/>
-        <w:rPr>
-          <w:rFonts w:cstheme="minorHAnsi"/>
-          <w:szCs w:val="22"/>
-          <w:lang w:val="es-ES"/>
-        </w:rPr>
-      </w:pPr>
-      <w:r>
-        <w:rPr>
-          <w:rFonts w:cstheme="minorHAnsi"/>
-          <w:szCs w:val="22"/>
-          <w:lang w:val="es-ES"/>
-        </w:rPr>
-        <w:t xml:space="preserve">  │ 20–50 │ Conservador, se acerca a mínima varianza            │</w:t>
-      </w:r>
-    </w:p>
-    <w:p>
-      <w:pPr>
-        <w:pStyle w:val="NormalWeb"/>
-        <w:rPr>
-          <w:rFonts w:cstheme="minorHAnsi"/>
-          <w:szCs w:val="22"/>
-          <w:lang w:val="es-ES"/>
-        </w:rPr>
-      </w:pPr>
-      <w:r>
-        <w:rPr>
-          <w:rFonts w:cstheme="minorHAnsi"/>
-          <w:szCs w:val="22"/>
-          <w:lang w:val="es-ES"/>
-        </w:rPr>
-        <w:t xml:space="preserve">  </w:t>
-      </w:r>
-      <w:r>
-        <w:rPr>
-          <w:rFonts w:ascii="MS Gothic" w:eastAsia="MS Gothic" w:hAnsi="MS Gothic" w:cs="MS Gothic" w:hint="eastAsia"/>
-          <w:szCs w:val="22"/>
-          <w:lang w:val="es-ES"/>
-        </w:rPr>
-        <w:t>├</w:t>
-      </w:r>
-      <w:r>
-        <w:rPr>
-          <w:rFonts w:ascii="Calibri" w:hAnsi="Calibri" w:cs="Calibri"/>
-          <w:szCs w:val="22"/>
-          <w:lang w:val="es-ES"/>
-        </w:rPr>
-        <w:t>───────</w:t>
-      </w:r>
-      <w:r>
-        <w:rPr>
-          <w:rFonts w:ascii="MS Gothic" w:eastAsia="MS Gothic" w:hAnsi="MS Gothic" w:cs="MS Gothic" w:hint="eastAsia"/>
-          <w:szCs w:val="22"/>
-          <w:lang w:val="es-ES"/>
-        </w:rPr>
-        <w:t>┼</w:t>
-      </w:r>
-      <w:r>
-        <w:rPr>
-          <w:rFonts w:ascii="Calibri" w:hAnsi="Calibri" w:cs="Calibri"/>
-          <w:szCs w:val="22"/>
-          <w:lang w:val="es-ES"/>
-        </w:rPr>
-        <w:t>─────────────────────────────────────────────────────</w:t>
-      </w:r>
-      <w:r>
-        <w:rPr>
-          <w:rFonts w:ascii="MS Gothic" w:eastAsia="MS Gothic" w:hAnsi="MS Gothic" w:cs="MS Gothic" w:hint="eastAsia"/>
-          <w:szCs w:val="22"/>
-          <w:lang w:val="es-ES"/>
-        </w:rPr>
-        <w:t>┤</w:t>
-      </w:r>
-    </w:p>
-    <w:p>
-      <w:pPr>
-        <w:pStyle w:val="NormalWeb"/>
-        <w:rPr>
-          <w:rFonts w:cstheme="minorHAnsi"/>
-          <w:szCs w:val="22"/>
-          <w:lang w:val="es-ES"/>
-        </w:rPr>
-      </w:pPr>
-      <w:r>
-        <w:rPr>
-          <w:rFonts w:cstheme="minorHAnsi"/>
-          <w:szCs w:val="22"/>
-          <w:lang w:val="es-ES"/>
-        </w:rPr>
-        <w:t xml:space="preserve">  │ &gt;</w:t>
-      </w:r>
-      <w:proofErr w:type="gramStart"/>
-      <w:r>
-        <w:rPr>
-          <w:rFonts w:cstheme="minorHAnsi"/>
-          <w:szCs w:val="22"/>
-          <w:lang w:val="es-ES"/>
-        </w:rPr>
-        <w:t>100  │</w:t>
-      </w:r>
-      <w:proofErr w:type="gramEnd"/>
-      <w:r>
-        <w:rPr>
-          <w:rFonts w:cstheme="minorHAnsi"/>
-          <w:szCs w:val="22"/>
-          <w:lang w:val="es-ES"/>
-        </w:rPr>
-        <w:t xml:space="preserve"> Prácticamente igual a cartera de mínima varianza    │</w:t>
-      </w:r>
-    </w:p>
-    <w:p>
-      <w:pPr>
-        <w:pStyle w:val="NormalWeb"/>
-        <w:rPr>
-          <w:rFonts w:cstheme="minorHAnsi"/>
-          <w:szCs w:val="22"/>
-          <w:lang w:val="es-ES"/>
-        </w:rPr>
-      </w:pPr>
-      <w:r>
-        <w:rPr>
-          <w:rFonts w:cstheme="minorHAnsi"/>
-          <w:szCs w:val="22"/>
-          <w:lang w:val="es-ES"/>
-        </w:rPr>
         <w:t xml:space="preserve">  └───────</w:t>
       </w:r>
       <w:r>
@@ -38994,6 +42054,118 @@
     </w:lvl>
   </w:abstractNum>
   <w:abstractNum w:abstractNumId="11" w15:restartNumberingAfterBreak="0">
+    <w:nsid w:val="0D72102D"/>
+    <w:multiLevelType w:val="hybridMultilevel"/>
+    <w:tmpl w:val="18DE6EC2"/>
+    <w:lvl w:ilvl="0" w:tplc="82102AFA">
+      <w:numFmt w:val="bullet"/>
+      <w:lvlText w:val="-"/>
+      <w:lvlJc w:val="left"/>
+      <w:pPr>
+        <w:ind w:left="720" w:hanging="360"/>
+      </w:pPr>
+      <w:rPr>
+        <w:rFonts w:ascii="Calibri" w:eastAsia="Times New Roman" w:hAnsi="Calibri" w:cs="Calibri" w:hint="default"/>
+      </w:rPr>
+    </w:lvl>
+    <w:lvl w:ilvl="1" w:tplc="0C0A0003" w:tentative="1">
+      <w:start w:val="1"/>
+      <w:numFmt w:val="bullet"/>
+      <w:lvlText w:val="o"/>
+      <w:lvlJc w:val="left"/>
+      <w:pPr>
+        <w:ind w:left="1440" w:hanging="360"/>
+      </w:pPr>
+      <w:rPr>
+        <w:rFonts w:ascii="Courier New" w:hAnsi="Courier New" w:cs="Courier New" w:hint="default"/>
+      </w:rPr>
+    </w:lvl>
+    <w:lvl w:ilvl="2" w:tplc="0C0A0005" w:tentative="1">
+      <w:start w:val="1"/>
+      <w:numFmt w:val="bullet"/>
+      <w:lvlText w:val=""/>
+      <w:lvlJc w:val="left"/>
+      <w:pPr>
+        <w:ind w:left="2160" w:hanging="360"/>
+      </w:pPr>
+      <w:rPr>
+        <w:rFonts w:ascii="Wingdings" w:hAnsi="Wingdings" w:hint="default"/>
+      </w:rPr>
+    </w:lvl>
+    <w:lvl w:ilvl="3" w:tplc="0C0A0001" w:tentative="1">
+      <w:start w:val="1"/>
+      <w:numFmt w:val="bullet"/>
+      <w:lvlText w:val=""/>
+      <w:lvlJc w:val="left"/>
+      <w:pPr>
+        <w:ind w:left="2880" w:hanging="360"/>
+      </w:pPr>
+      <w:rPr>
+        <w:rFonts w:ascii="Symbol" w:hAnsi="Symbol" w:hint="default"/>
+      </w:rPr>
+    </w:lvl>
+    <w:lvl w:ilvl="4" w:tplc="0C0A0003" w:tentative="1">
+      <w:start w:val="1"/>
+      <w:numFmt w:val="bullet"/>
+      <w:lvlText w:val="o"/>
+      <w:lvlJc w:val="left"/>
+      <w:pPr>
+        <w:ind w:left="3600" w:hanging="360"/>
+      </w:pPr>
+      <w:rPr>
+        <w:rFonts w:ascii="Courier New" w:hAnsi="Courier New" w:cs="Courier New" w:hint="default"/>
+      </w:rPr>
+    </w:lvl>
+    <w:lvl w:ilvl="5" w:tplc="0C0A0005" w:tentative="1">
+      <w:start w:val="1"/>
+      <w:numFmt w:val="bullet"/>
+      <w:lvlText w:val=""/>
+      <w:lvlJc w:val="left"/>
+      <w:pPr>
+        <w:ind w:left="4320" w:hanging="360"/>
+      </w:pPr>
+      <w:rPr>
+        <w:rFonts w:ascii="Wingdings" w:hAnsi="Wingdings" w:hint="default"/>
+      </w:rPr>
+    </w:lvl>
+    <w:lvl w:ilvl="6" w:tplc="0C0A0001" w:tentative="1">
+      <w:start w:val="1"/>
+      <w:numFmt w:val="bullet"/>
+      <w:lvlText w:val=""/>
+      <w:lvlJc w:val="left"/>
+      <w:pPr>
+        <w:ind w:left="5040" w:hanging="360"/>
+      </w:pPr>
+      <w:rPr>
+        <w:rFonts w:ascii="Symbol" w:hAnsi="Symbol" w:hint="default"/>
+      </w:rPr>
+    </w:lvl>
+    <w:lvl w:ilvl="7" w:tplc="0C0A0003" w:tentative="1">
+      <w:start w:val="1"/>
+      <w:numFmt w:val="bullet"/>
+      <w:lvlText w:val="o"/>
+      <w:lvlJc w:val="left"/>
+      <w:pPr>
+        <w:ind w:left="5760" w:hanging="360"/>
+      </w:pPr>
+      <w:rPr>
+        <w:rFonts w:ascii="Courier New" w:hAnsi="Courier New" w:cs="Courier New" w:hint="default"/>
+      </w:rPr>
+    </w:lvl>
+    <w:lvl w:ilvl="8" w:tplc="0C0A0005" w:tentative="1">
+      <w:start w:val="1"/>
+      <w:numFmt w:val="bullet"/>
+      <w:lvlText w:val=""/>
+      <w:lvlJc w:val="left"/>
+      <w:pPr>
+        <w:ind w:left="6480" w:hanging="360"/>
+      </w:pPr>
+      <w:rPr>
+        <w:rFonts w:ascii="Wingdings" w:hAnsi="Wingdings" w:hint="default"/>
+      </w:rPr>
+    </w:lvl>
+  </w:abstractNum>
+  <w:abstractNum w:abstractNumId="12" w15:restartNumberingAfterBreak="0">
     <w:nsid w:val="106C25EF"/>
     <w:multiLevelType w:val="multilevel"/>
     <w:tmpl w:val="01B6DF0C"/>
@@ -39142,7 +42314,7 @@
       </w:rPr>
     </w:lvl>
   </w:abstractNum>
-  <w:abstractNum w:abstractNumId="12" w15:restartNumberingAfterBreak="0">
+  <w:abstractNum w:abstractNumId="13" w15:restartNumberingAfterBreak="0">
     <w:nsid w:val="12D360BA"/>
     <w:multiLevelType w:val="multilevel"/>
     <w:tmpl w:val="EF9A6C0C"/>
@@ -39291,7 +42463,7 @@
       </w:rPr>
     </w:lvl>
   </w:abstractNum>
-  <w:abstractNum w:abstractNumId="13" w15:restartNumberingAfterBreak="0">
+  <w:abstractNum w:abstractNumId="14" w15:restartNumberingAfterBreak="0">
     <w:nsid w:val="13D34AB8"/>
     <w:multiLevelType w:val="multilevel"/>
     <w:tmpl w:val="6FD00CCC"/>
@@ -39440,7 +42612,7 @@
       </w:rPr>
     </w:lvl>
   </w:abstractNum>
-  <w:abstractNum w:abstractNumId="14" w15:restartNumberingAfterBreak="0">
+  <w:abstractNum w:abstractNumId="15" w15:restartNumberingAfterBreak="0">
     <w:nsid w:val="154A6B8E"/>
     <w:multiLevelType w:val="multilevel"/>
     <w:tmpl w:val="6FD00CCC"/>
@@ -39589,7 +42761,7 @@
       </w:rPr>
     </w:lvl>
   </w:abstractNum>
-  <w:abstractNum w:abstractNumId="15" w15:restartNumberingAfterBreak="0">
+  <w:abstractNum w:abstractNumId="16" w15:restartNumberingAfterBreak="0">
     <w:nsid w:val="179601EE"/>
     <w:multiLevelType w:val="multilevel"/>
     <w:tmpl w:val="521428B8"/>
@@ -39702,7 +42874,7 @@
       </w:pPr>
     </w:lvl>
   </w:abstractNum>
-  <w:abstractNum w:abstractNumId="16" w15:restartNumberingAfterBreak="0">
+  <w:abstractNum w:abstractNumId="17" w15:restartNumberingAfterBreak="0">
     <w:nsid w:val="17BB27E3"/>
     <w:multiLevelType w:val="multilevel"/>
     <w:tmpl w:val="DCCE722E"/>
@@ -39832,7 +43004,7 @@
       </w:rPr>
     </w:lvl>
   </w:abstractNum>
-  <w:abstractNum w:abstractNumId="17" w15:restartNumberingAfterBreak="0">
+  <w:abstractNum w:abstractNumId="18" w15:restartNumberingAfterBreak="0">
     <w:nsid w:val="1A8C2266"/>
     <w:multiLevelType w:val="multilevel"/>
     <w:tmpl w:val="C27CA978"/>
@@ -39981,7 +43153,7 @@
       </w:rPr>
     </w:lvl>
   </w:abstractNum>
-  <w:abstractNum w:abstractNumId="18" w15:restartNumberingAfterBreak="0">
+  <w:abstractNum w:abstractNumId="19" w15:restartNumberingAfterBreak="0">
     <w:nsid w:val="2EEB21B9"/>
     <w:multiLevelType w:val="multilevel"/>
     <w:tmpl w:val="E488E6B6"/>
@@ -40130,7 +43302,7 @@
       </w:rPr>
     </w:lvl>
   </w:abstractNum>
-  <w:abstractNum w:abstractNumId="19" w15:restartNumberingAfterBreak="0">
+  <w:abstractNum w:abstractNumId="20" w15:restartNumberingAfterBreak="0">
     <w:nsid w:val="321C0D15"/>
     <w:multiLevelType w:val="multilevel"/>
     <w:tmpl w:val="10C0183C"/>
@@ -40266,7 +43438,7 @@
       </w:rPr>
     </w:lvl>
   </w:abstractNum>
-  <w:abstractNum w:abstractNumId="20" w15:restartNumberingAfterBreak="0">
+  <w:abstractNum w:abstractNumId="21" w15:restartNumberingAfterBreak="0">
     <w:nsid w:val="32632DEB"/>
     <w:multiLevelType w:val="multilevel"/>
     <w:tmpl w:val="9C1664DA"/>
@@ -40415,7 +43587,7 @@
       </w:rPr>
     </w:lvl>
   </w:abstractNum>
-  <w:abstractNum w:abstractNumId="21" w15:restartNumberingAfterBreak="0">
+  <w:abstractNum w:abstractNumId="22" w15:restartNumberingAfterBreak="0">
     <w:nsid w:val="36603A2A"/>
     <w:multiLevelType w:val="multilevel"/>
     <w:tmpl w:val="5D502B30"/>
@@ -40528,7 +43700,7 @@
       </w:pPr>
     </w:lvl>
   </w:abstractNum>
-  <w:abstractNum w:abstractNumId="22" w15:restartNumberingAfterBreak="0">
+  <w:abstractNum w:abstractNumId="23" w15:restartNumberingAfterBreak="0">
     <w:nsid w:val="3AE92F88"/>
     <w:multiLevelType w:val="multilevel"/>
     <w:tmpl w:val="49B2AB0A"/>
@@ -40641,7 +43813,7 @@
       </w:pPr>
     </w:lvl>
   </w:abstractNum>
-  <w:abstractNum w:abstractNumId="23" w15:restartNumberingAfterBreak="0">
+  <w:abstractNum w:abstractNumId="24" w15:restartNumberingAfterBreak="0">
     <w:nsid w:val="3B137A3D"/>
     <w:multiLevelType w:val="multilevel"/>
     <w:tmpl w:val="B6F8B6D0"/>
@@ -40790,7 +43962,7 @@
       </w:rPr>
     </w:lvl>
   </w:abstractNum>
-  <w:abstractNum w:abstractNumId="24" w15:restartNumberingAfterBreak="0">
+  <w:abstractNum w:abstractNumId="25" w15:restartNumberingAfterBreak="0">
     <w:nsid w:val="3DB766B7"/>
     <w:multiLevelType w:val="multilevel"/>
     <w:tmpl w:val="830607E8"/>
@@ -40939,7 +44111,7 @@
       </w:rPr>
     </w:lvl>
   </w:abstractNum>
-  <w:abstractNum w:abstractNumId="25" w15:restartNumberingAfterBreak="0">
+  <w:abstractNum w:abstractNumId="26" w15:restartNumberingAfterBreak="0">
     <w:nsid w:val="3EC9591C"/>
     <w:multiLevelType w:val="multilevel"/>
     <w:tmpl w:val="6FD00CCC"/>
@@ -41088,7 +44260,7 @@
       </w:rPr>
     </w:lvl>
   </w:abstractNum>
-  <w:abstractNum w:abstractNumId="26" w15:restartNumberingAfterBreak="0">
+  <w:abstractNum w:abstractNumId="27" w15:restartNumberingAfterBreak="0">
     <w:nsid w:val="40065B18"/>
     <w:multiLevelType w:val="multilevel"/>
     <w:tmpl w:val="D1D09814"/>
@@ -41237,7 +44409,7 @@
       </w:rPr>
     </w:lvl>
   </w:abstractNum>
-  <w:abstractNum w:abstractNumId="27" w15:restartNumberingAfterBreak="0">
+  <w:abstractNum w:abstractNumId="28" w15:restartNumberingAfterBreak="0">
     <w:nsid w:val="4218464C"/>
     <w:multiLevelType w:val="multilevel"/>
     <w:tmpl w:val="6FD00CCC"/>
@@ -41386,7 +44558,7 @@
       </w:rPr>
     </w:lvl>
   </w:abstractNum>
-  <w:abstractNum w:abstractNumId="28" w15:restartNumberingAfterBreak="0">
+  <w:abstractNum w:abstractNumId="29" w15:restartNumberingAfterBreak="0">
     <w:nsid w:val="42CA6FF1"/>
     <w:multiLevelType w:val="multilevel"/>
     <w:tmpl w:val="92F656E6"/>
@@ -41499,7 +44671,7 @@
       </w:pPr>
     </w:lvl>
   </w:abstractNum>
-  <w:abstractNum w:abstractNumId="29" w15:restartNumberingAfterBreak="0">
+  <w:abstractNum w:abstractNumId="30" w15:restartNumberingAfterBreak="0">
     <w:nsid w:val="4EEE4D89"/>
     <w:multiLevelType w:val="multilevel"/>
     <w:tmpl w:val="6FD00CCC"/>
@@ -41648,7 +44820,7 @@
       </w:rPr>
     </w:lvl>
   </w:abstractNum>
-  <w:abstractNum w:abstractNumId="30" w15:restartNumberingAfterBreak="0">
+  <w:abstractNum w:abstractNumId="31" w15:restartNumberingAfterBreak="0">
     <w:nsid w:val="4FB75898"/>
     <w:multiLevelType w:val="multilevel"/>
     <w:tmpl w:val="2FD460EC"/>
@@ -41761,7 +44933,7 @@
       </w:pPr>
     </w:lvl>
   </w:abstractNum>
-  <w:abstractNum w:abstractNumId="31" w15:restartNumberingAfterBreak="0">
+  <w:abstractNum w:abstractNumId="32" w15:restartNumberingAfterBreak="0">
     <w:nsid w:val="52280BAE"/>
     <w:multiLevelType w:val="multilevel"/>
     <w:tmpl w:val="A934D922"/>
@@ -41910,7 +45082,7 @@
       </w:rPr>
     </w:lvl>
   </w:abstractNum>
-  <w:abstractNum w:abstractNumId="32" w15:restartNumberingAfterBreak="0">
+  <w:abstractNum w:abstractNumId="33" w15:restartNumberingAfterBreak="0">
     <w:nsid w:val="5A4C6E87"/>
     <w:multiLevelType w:val="multilevel"/>
     <w:tmpl w:val="0C80C502"/>
@@ -42059,7 +45231,7 @@
       </w:rPr>
     </w:lvl>
   </w:abstractNum>
-  <w:abstractNum w:abstractNumId="33" w15:restartNumberingAfterBreak="0">
+  <w:abstractNum w:abstractNumId="34" w15:restartNumberingAfterBreak="0">
     <w:nsid w:val="67127972"/>
     <w:multiLevelType w:val="hybridMultilevel"/>
     <w:tmpl w:val="5D2A7796"/>
@@ -42172,7 +45344,7 @@
       </w:rPr>
     </w:lvl>
   </w:abstractNum>
-  <w:abstractNum w:abstractNumId="34" w15:restartNumberingAfterBreak="0">
+  <w:abstractNum w:abstractNumId="35" w15:restartNumberingAfterBreak="0">
     <w:nsid w:val="6737049A"/>
     <w:multiLevelType w:val="multilevel"/>
     <w:tmpl w:val="79D68918"/>
@@ -42321,7 +45493,7 @@
       </w:rPr>
     </w:lvl>
   </w:abstractNum>
-  <w:abstractNum w:abstractNumId="35" w15:restartNumberingAfterBreak="0">
+  <w:abstractNum w:abstractNumId="36" w15:restartNumberingAfterBreak="0">
     <w:nsid w:val="6E91751D"/>
     <w:multiLevelType w:val="multilevel"/>
     <w:tmpl w:val="59A6CE32"/>
@@ -42434,7 +45606,7 @@
       </w:pPr>
     </w:lvl>
   </w:abstractNum>
-  <w:abstractNum w:abstractNumId="36" w15:restartNumberingAfterBreak="0">
+  <w:abstractNum w:abstractNumId="37" w15:restartNumberingAfterBreak="0">
     <w:nsid w:val="70024CB5"/>
     <w:multiLevelType w:val="multilevel"/>
     <w:tmpl w:val="DCDEE840"/>
@@ -42583,7 +45755,7 @@
       </w:rPr>
     </w:lvl>
   </w:abstractNum>
-  <w:abstractNum w:abstractNumId="37" w15:restartNumberingAfterBreak="0">
+  <w:abstractNum w:abstractNumId="38" w15:restartNumberingAfterBreak="0">
     <w:nsid w:val="712F647A"/>
     <w:multiLevelType w:val="multilevel"/>
     <w:tmpl w:val="EB40AFBC"/>
@@ -42732,7 +45904,7 @@
       </w:rPr>
     </w:lvl>
   </w:abstractNum>
-  <w:abstractNum w:abstractNumId="38" w15:restartNumberingAfterBreak="0">
+  <w:abstractNum w:abstractNumId="39" w15:restartNumberingAfterBreak="0">
     <w:nsid w:val="73C10AD9"/>
     <w:multiLevelType w:val="multilevel"/>
     <w:tmpl w:val="9028F77A"/>
@@ -42881,7 +46053,7 @@
       </w:rPr>
     </w:lvl>
   </w:abstractNum>
-  <w:abstractNum w:abstractNumId="39" w15:restartNumberingAfterBreak="0">
+  <w:abstractNum w:abstractNumId="40" w15:restartNumberingAfterBreak="0">
     <w:nsid w:val="7FF52DD0"/>
     <w:multiLevelType w:val="multilevel"/>
     <w:tmpl w:val="6FD00CCC"/>
@@ -43061,94 +46233,97 @@
     <w:abstractNumId w:val="0"/>
   </w:num>
   <w:num w:numId="11" w16cid:durableId="2111781406">
-    <w:abstractNumId w:val="16"/>
+    <w:abstractNumId w:val="17"/>
   </w:num>
   <w:num w:numId="12" w16cid:durableId="1181358284">
+    <w:abstractNumId w:val="20"/>
+  </w:num>
+  <w:num w:numId="13" w16cid:durableId="1845320026">
+    <w:abstractNumId w:val="18"/>
+  </w:num>
+  <w:num w:numId="14" w16cid:durableId="1270891299">
+    <w:abstractNumId w:val="34"/>
+  </w:num>
+  <w:num w:numId="15" w16cid:durableId="1086927595">
     <w:abstractNumId w:val="19"/>
   </w:num>
-  <w:num w:numId="13" w16cid:durableId="1845320026">
-    <w:abstractNumId w:val="17"/>
+  <w:num w:numId="16" w16cid:durableId="1243486743">
+    <w:abstractNumId w:val="37"/>
   </w:num>
-  <w:num w:numId="14" w16cid:durableId="1270891299">
+  <w:num w:numId="17" w16cid:durableId="1064523346">
     <w:abstractNumId w:val="33"/>
   </w:num>
-  <w:num w:numId="15" w16cid:durableId="1086927595">
-    <w:abstractNumId w:val="18"/>
-  </w:num>
-  <w:num w:numId="16" w16cid:durableId="1243486743">
-    <w:abstractNumId w:val="36"/>
-  </w:num>
-  <w:num w:numId="17" w16cid:durableId="1064523346">
-    <w:abstractNumId w:val="32"/>
-  </w:num>
   <w:num w:numId="18" w16cid:durableId="440342359">
-    <w:abstractNumId w:val="27"/>
+    <w:abstractNumId w:val="28"/>
   </w:num>
   <w:num w:numId="19" w16cid:durableId="1759862855">
-    <w:abstractNumId w:val="14"/>
+    <w:abstractNumId w:val="15"/>
   </w:num>
   <w:num w:numId="20" w16cid:durableId="1100561251">
-    <w:abstractNumId w:val="29"/>
+    <w:abstractNumId w:val="30"/>
   </w:num>
   <w:num w:numId="21" w16cid:durableId="1771388127">
     <w:abstractNumId w:val="10"/>
   </w:num>
   <w:num w:numId="22" w16cid:durableId="1231966592">
+    <w:abstractNumId w:val="40"/>
+  </w:num>
+  <w:num w:numId="23" w16cid:durableId="964656145">
+    <w:abstractNumId w:val="14"/>
+  </w:num>
+  <w:num w:numId="24" w16cid:durableId="1473328608">
+    <w:abstractNumId w:val="26"/>
+  </w:num>
+  <w:num w:numId="25" w16cid:durableId="1955364289">
+    <w:abstractNumId w:val="36"/>
+  </w:num>
+  <w:num w:numId="26" w16cid:durableId="1511797449">
     <w:abstractNumId w:val="39"/>
   </w:num>
-  <w:num w:numId="23" w16cid:durableId="964656145">
+  <w:num w:numId="27" w16cid:durableId="236477535">
+    <w:abstractNumId w:val="22"/>
+  </w:num>
+  <w:num w:numId="28" w16cid:durableId="2045519317">
+    <w:abstractNumId w:val="24"/>
+  </w:num>
+  <w:num w:numId="29" w16cid:durableId="282465291">
+    <w:abstractNumId w:val="29"/>
+  </w:num>
+  <w:num w:numId="30" w16cid:durableId="1185094364">
+    <w:abstractNumId w:val="25"/>
+  </w:num>
+  <w:num w:numId="31" w16cid:durableId="553542324">
+    <w:abstractNumId w:val="23"/>
+  </w:num>
+  <w:num w:numId="32" w16cid:durableId="1578517292">
+    <w:abstractNumId w:val="31"/>
+  </w:num>
+  <w:num w:numId="33" w16cid:durableId="868491999">
+    <w:abstractNumId w:val="16"/>
+  </w:num>
+  <w:num w:numId="34" w16cid:durableId="1257597752">
+    <w:abstractNumId w:val="21"/>
+  </w:num>
+  <w:num w:numId="35" w16cid:durableId="666059658">
+    <w:abstractNumId w:val="12"/>
+  </w:num>
+  <w:num w:numId="36" w16cid:durableId="1036732713">
+    <w:abstractNumId w:val="32"/>
+  </w:num>
+  <w:num w:numId="37" w16cid:durableId="1927030140">
+    <w:abstractNumId w:val="35"/>
+  </w:num>
+  <w:num w:numId="38" w16cid:durableId="1605381272">
+    <w:abstractNumId w:val="27"/>
+  </w:num>
+  <w:num w:numId="39" w16cid:durableId="857038891">
+    <w:abstractNumId w:val="38"/>
+  </w:num>
+  <w:num w:numId="40" w16cid:durableId="942687520">
     <w:abstractNumId w:val="13"/>
   </w:num>
-  <w:num w:numId="24" w16cid:durableId="1473328608">
-    <w:abstractNumId w:val="25"/>
-  </w:num>
-  <w:num w:numId="25" w16cid:durableId="1955364289">
-    <w:abstractNumId w:val="35"/>
-  </w:num>
-  <w:num w:numId="26" w16cid:durableId="1511797449">
-    <w:abstractNumId w:val="38"/>
-  </w:num>
-  <w:num w:numId="27" w16cid:durableId="236477535">
-    <w:abstractNumId w:val="21"/>
-  </w:num>
-  <w:num w:numId="28" w16cid:durableId="2045519317">
-    <w:abstractNumId w:val="23"/>
-  </w:num>
-  <w:num w:numId="29" w16cid:durableId="282465291">
-    <w:abstractNumId w:val="28"/>
-  </w:num>
-  <w:num w:numId="30" w16cid:durableId="1185094364">
-    <w:abstractNumId w:val="24"/>
-  </w:num>
-  <w:num w:numId="31" w16cid:durableId="553542324">
-    <w:abstractNumId w:val="22"/>
-  </w:num>
-  <w:num w:numId="32" w16cid:durableId="1578517292">
-    <w:abstractNumId w:val="30"/>
-  </w:num>
-  <w:num w:numId="33" w16cid:durableId="868491999">
-    <w:abstractNumId w:val="15"/>
-  </w:num>
-  <w:num w:numId="34" w16cid:durableId="1257597752">
-    <w:abstractNumId w:val="20"/>
-  </w:num>
-  <w:num w:numId="35" w16cid:durableId="666059658">
+  <w:num w:numId="41" w16cid:durableId="1627543158">
     <w:abstractNumId w:val="11"/>
-  </w:num>
-  <w:num w:numId="36" w16cid:durableId="1036732713">
-    <w:abstractNumId w:val="31"/>
-  </w:num>
-  <w:num w:numId="37" w16cid:durableId="1927030140">
-    <w:abstractNumId w:val="34"/>
-  </w:num>
-  <w:num w:numId="38" w16cid:durableId="1605381272">
-    <w:abstractNumId w:val="26"/>
-  </w:num>
-  <w:num w:numId="39" w16cid:durableId="857038891">
-    <w:abstractNumId w:val="37"/>
-  </w:num>
-  <w:num w:numId="40" w16cid:durableId="942687520">
-    <w:abstractNumId w:val="12"/>
   </w:num>
   <w:numIdMacAtCleanup w:val="40"/>
 </w:numbering>
@@ -43529,7 +46704,7 @@
     <w:next w:val="Textoindependiente"/>
     <w:link w:val="Ttulo3Car"/>
     <w:qFormat/>
-    <w:rsid w:val="007D3CAC"/>
+    <w:rsid w:val="003C7465"/>
     <w:pPr>
       <w:keepNext/>
       <w:numPr>
@@ -43542,7 +46717,6 @@
     <w:rPr>
       <w:rFonts w:cs="Arial"/>
       <w:b/>
-      <w:i/>
       <w:kern w:val="32"/>
       <w:sz w:val="26"/>
       <w:szCs w:val="26"/>
@@ -43666,7 +46840,6 @@
   <w:style w:type="character" w:default="1" w:styleId="Fuentedeprrafopredeter">
     <w:name w:val="Default Paragraph Font"/>
     <w:uiPriority w:val="1"/>
-    <w:semiHidden/>
     <w:unhideWhenUsed/>
   </w:style>
   <w:style w:type="table" w:default="1" w:styleId="Tablanormal">
@@ -45231,11 +48404,10 @@
     <w:name w:val="Título 3 Car"/>
     <w:basedOn w:val="Fuentedeprrafopredeter"/>
     <w:link w:val="Ttulo3"/>
-    <w:rsid w:val="007D3CAC"/>
+    <w:rsid w:val="003C7465"/>
     <w:rPr>
       <w:rFonts w:asciiTheme="minorHAnsi" w:hAnsiTheme="minorHAnsi" w:cs="Arial"/>
       <w:b/>
-      <w:i/>
       <w:kern w:val="32"/>
       <w:sz w:val="26"/>
       <w:szCs w:val="26"/>
@@ -45280,7 +48452,703 @@
       <w:iCs/>
     </w:rPr>
   </w:style>
+  <w:style w:type="character" w:styleId="Mencinsinresolver">
+    <w:name w:val="Unresolved Mention"/>
+    <w:basedOn w:val="Fuentedeprrafopredeter"/>
+    <w:rsid w:val="00D74CA0"/>
+    <w:rPr>
+      <w:color w:val="605E5C"/>
+      <w:shd w:val="clear" w:color="auto" w:fill="E1DFDD"/>
+    </w:rPr>
+  </w:style>
+  <w:style w:type="character" w:customStyle="1" w:styleId="mord">
+    <w:name w:val="mord"/>
+    <w:basedOn w:val="Fuentedeprrafopredeter"/>
+    <w:rsid w:val="0046638F"/>
+  </w:style>
+  <w:style w:type="character" w:customStyle="1" w:styleId="vlist-s">
+    <w:name w:val="vlist-s"/>
+    <w:basedOn w:val="Fuentedeprrafopredeter"/>
+    <w:rsid w:val="0046638F"/>
+  </w:style>
+  <w:style w:type="character" w:customStyle="1" w:styleId="mrel">
+    <w:name w:val="mrel"/>
+    <w:basedOn w:val="Fuentedeprrafopredeter"/>
+    <w:rsid w:val="0046638F"/>
+  </w:style>
+  <w:style w:type="character" w:customStyle="1" w:styleId="mbin">
+    <w:name w:val="mbin"/>
+    <w:basedOn w:val="Fuentedeprrafopredeter"/>
+    <w:rsid w:val="0046638F"/>
+  </w:style>
 </w:styles>
+</file>
+
+<file path=word/glossary/document.xml><?xml version="1.0" encoding="utf-8"?>
+<w:glossaryDocument xmlns:wpc="http://schemas.microsoft.com/office/word/2010/wordprocessingCanvas" xmlns:cx="http://schemas.microsoft.com/office/drawing/2014/chartex" xmlns:cx1="http://schemas.microsoft.com/office/drawing/2015/9/8/chartex" xmlns:cx2="http://schemas.microsoft.com/office/drawing/2015/10/21/chartex" xmlns:cx3="http://schemas.microsoft.com/office/drawing/2016/5/9/chartex" xmlns:cx4="http://schemas.microsoft.com/office/drawing/2016/5/10/chartex" xmlns:cx5="http://schemas.microsoft.com/office/drawing/2016/5/11/chartex" xmlns:cx6="http://schemas.microsoft.com/office/drawing/2016/5/12/chartex" xmlns:cx7="http://schemas.microsoft.com/office/drawing/2016/5/13/chartex" xmlns:cx8="http://schemas.microsoft.com/office/drawing/2016/5/14/chartex" xmlns:mc="http://schemas.openxmlformats.org/markup-compatibility/2006" xmlns:aink="http://schemas.microsoft.com/office/drawing/2016/ink" xmlns:am3d="http://schemas.microsoft.com/office/drawing/2017/model3d" xmlns:o="urn:schemas-microsoft-com:office:office" xmlns:oel="http://schemas.microsoft.com/office/2019/extlst" xmlns:r="http://schemas.openxmlformats.org/officeDocument/2006/relationships" xmlns:m="http://schemas.openxmlformats.org/officeDocument/2006/math" xmlns:v="urn:schemas-microsoft-com:vml" xmlns:wp14="http://schemas.microsoft.com/office/word/2010/wordprocessingDrawing" xmlns:wp="http://schemas.openxmlformats.org/drawingml/2006/wordprocessingDrawing" xmlns:w10="urn:schemas-microsoft-com:office:word" xmlns:w="http://schemas.openxmlformats.org/wordprocessingml/2006/main" xmlns:w14="http://schemas.microsoft.com/office/word/2010/wordml" xmlns:w15="http://schemas.microsoft.com/office/word/2012/wordml" xmlns:w16cex="http://schemas.microsoft.com/office/word/2018/wordml/cex" xmlns:w16cid="http://schemas.microsoft.com/office/word/2016/wordml/cid" xmlns:w16="http://schemas.microsoft.com/office/word/2018/wordml" xmlns:w16du="http://schemas.microsoft.com/office/word/2023/wordml/word16du" xmlns:w16sdtdh="http://schemas.microsoft.com/office/word/2020/wordml/sdtdatahash" xmlns:w16sdtfl="http://schemas.microsoft.com/office/word/2024/wordml/sdtformatlock" xmlns:w16se="http://schemas.microsoft.com/office/word/2015/wordml/symex" xmlns:wpg="http://schemas.microsoft.com/office/word/2010/wordprocessingGroup" xmlns:wpi="http://schemas.microsoft.com/office/word/2010/wordprocessingInk" xmlns:wne="http://schemas.microsoft.com/office/word/2006/wordml" xmlns:wps="http://schemas.microsoft.com/office/word/2010/wordprocessingShape" mc:Ignorable="w14 w15 w16se w16cid w16 w16cex w16sdtdh w16sdtfl w16du wp14">
+  <w:docParts>
+    <w:docPart>
+      <w:docPartPr>
+        <w:name w:val="DefaultPlaceholder_-1854013440"/>
+        <w:category>
+          <w:name w:val="General"/>
+          <w:gallery w:val="placeholder"/>
+        </w:category>
+        <w:types>
+          <w:type w:val="bbPlcHdr"/>
+        </w:types>
+        <w:behaviors>
+          <w:behavior w:val="content"/>
+        </w:behaviors>
+        <w:guid w:val="{083A034F-3C31-4F76-A7BE-8C5AA9DF7CA8}"/>
+      </w:docPartPr>
+      <w:docPartBody>
+        <w:p>
+          <w:r>
+            <w:rPr>
+              <w:rStyle w:val="Textodelmarcadordeposicin"/>
+            </w:rPr>
+            <w:t>Haga clic o pulse aquí para escribir texto.</w:t>
+          </w:r>
+        </w:p>
+      </w:docPartBody>
+    </w:docPart>
+    <w:docPart>
+      <w:docPartPr>
+        <w:name w:val="DefaultPlaceholder_2098659789"/>
+        <w:category>
+          <w:name w:val="General"/>
+          <w:gallery w:val="placeholder"/>
+        </w:category>
+        <w:types>
+          <w:type w:val="bbPlcHdr"/>
+        </w:types>
+        <w:behaviors>
+          <w:behavior w:val="content"/>
+        </w:behaviors>
+        <w:guid w:val="{0E0AB8D6-8F36-44FC-86FA-8EBF10D3C058}"/>
+      </w:docPartPr>
+      <w:docPartBody>
+        <w:p>
+          <w:r>
+            <w:rPr>
+              <w:rStyle w:val="Textodelmarcadordeposicin"/>
+            </w:rPr>
+            <w:t>Escriba aquí la ecuación.</w:t>
+          </w:r>
+        </w:p>
+      </w:docPartBody>
+    </w:docPart>
+  </w:docParts>
+</w:glossaryDocument>
+</file>
+
+<file path=word/glossary/fontTable.xml><?xml version="1.0" encoding="utf-8"?>
+<w:fonts xmlns:mc="http://schemas.openxmlformats.org/markup-compatibility/2006" xmlns:r="http://schemas.openxmlformats.org/officeDocument/2006/relationships" xmlns:w="http://schemas.openxmlformats.org/wordprocessingml/2006/main" xmlns:w14="http://schemas.microsoft.com/office/word/2010/wordml" xmlns:w15="http://schemas.microsoft.com/office/word/2012/wordml" xmlns:w16cex="http://schemas.microsoft.com/office/word/2018/wordml/cex" xmlns:w16cid="http://schemas.microsoft.com/office/word/2016/wordml/cid" xmlns:w16="http://schemas.microsoft.com/office/word/2018/wordml" xmlns:w16du="http://schemas.microsoft.com/office/word/2023/wordml/word16du" xmlns:w16sdtdh="http://schemas.microsoft.com/office/word/2020/wordml/sdtdatahash" xmlns:w16sdtfl="http://schemas.microsoft.com/office/word/2024/wordml/sdtformatlock" xmlns:w16se="http://schemas.microsoft.com/office/word/2015/wordml/symex" mc:Ignorable="w14 w15 w16se w16cid w16 w16cex w16sdtdh w16sdtfl w16du">
+  <w:font w:name="Symbol">
+    <w:panose1 w:val="05050102010706020507"/>
+    <w:charset w:val="02"/>
+    <w:family w:val="roman"/>
+    <w:pitch w:val="variable"/>
+    <w:sig w:usb0="00000000" w:usb1="10000000" w:usb2="00000000" w:usb3="00000000" w:csb0="80000000" w:csb1="00000000"/>
+  </w:font>
+  <w:font w:name="Times New Roman">
+    <w:panose1 w:val="02020603050405020304"/>
+    <w:charset w:val="00"/>
+    <w:family w:val="roman"/>
+    <w:pitch w:val="variable"/>
+    <w:sig w:usb0="E0002EFF" w:usb1="C000785B" w:usb2="00000009" w:usb3="00000000" w:csb0="000001FF" w:csb1="00000000"/>
+  </w:font>
+  <w:font w:name="Courier New">
+    <w:panose1 w:val="02070309020205020404"/>
+    <w:charset w:val="00"/>
+    <w:family w:val="modern"/>
+    <w:pitch w:val="fixed"/>
+    <w:sig w:usb0="E0002EFF" w:usb1="C0007843" w:usb2="00000009" w:usb3="00000000" w:csb0="000001FF" w:csb1="00000000"/>
+  </w:font>
+  <w:font w:name="Wingdings">
+    <w:panose1 w:val="05000000000000000000"/>
+    <w:charset w:val="02"/>
+    <w:family w:val="auto"/>
+    <w:pitch w:val="variable"/>
+    <w:sig w:usb0="00000000" w:usb1="10000000" w:usb2="00000000" w:usb3="00000000" w:csb0="80000000" w:csb1="00000000"/>
+  </w:font>
+  <w:font w:name="Calibri">
+    <w:panose1 w:val="020F0502020204030204"/>
+    <w:charset w:val="00"/>
+    <w:family w:val="swiss"/>
+    <w:pitch w:val="variable"/>
+    <w:sig w:usb0="E4002EFF" w:usb1="C200247B" w:usb2="00000009" w:usb3="00000000" w:csb0="000001FF" w:csb1="00000000"/>
+  </w:font>
+  <w:font w:name="Century Gothic">
+    <w:panose1 w:val="020B0502020202020204"/>
+    <w:charset w:val="00"/>
+    <w:family w:val="swiss"/>
+    <w:pitch w:val="variable"/>
+    <w:sig w:usb0="00000287" w:usb1="00000000" w:usb2="00000000" w:usb3="00000000" w:csb0="0000009F" w:csb1="00000000"/>
+  </w:font>
+  <w:font w:name="Arial">
+    <w:panose1 w:val="020B0604020202020204"/>
+    <w:charset w:val="00"/>
+    <w:family w:val="swiss"/>
+    <w:pitch w:val="variable"/>
+    <w:sig w:usb0="E0002EFF" w:usb1="C000785B" w:usb2="00000009" w:usb3="00000000" w:csb0="000001FF" w:csb1="00000000"/>
+  </w:font>
+  <w:font w:name="Palatino Linotype">
+    <w:panose1 w:val="02040502050505030304"/>
+    <w:charset w:val="00"/>
+    <w:family w:val="roman"/>
+    <w:pitch w:val="variable"/>
+    <w:sig w:usb0="E0000287" w:usb1="40000013" w:usb2="00000000" w:usb3="00000000" w:csb0="0000019F" w:csb1="00000000"/>
+  </w:font>
+  <w:font w:name="Tahoma">
+    <w:panose1 w:val="020B0604030504040204"/>
+    <w:charset w:val="00"/>
+    <w:family w:val="swiss"/>
+    <w:pitch w:val="variable"/>
+    <w:sig w:usb0="E1002EFF" w:usb1="C000605B" w:usb2="00000029" w:usb3="00000000" w:csb0="000101FF" w:csb1="00000000"/>
+  </w:font>
+  <w:font w:name="Cambria">
+    <w:panose1 w:val="02040503050406030204"/>
+    <w:charset w:val="00"/>
+    <w:family w:val="roman"/>
+    <w:pitch w:val="variable"/>
+    <w:sig w:usb0="E00006FF" w:usb1="420024FF" w:usb2="02000000" w:usb3="00000000" w:csb0="0000019F" w:csb1="00000000"/>
+  </w:font>
+  <w:font w:name="Cambria Math">
+    <w:panose1 w:val="02040503050406030204"/>
+    <w:charset w:val="00"/>
+    <w:family w:val="roman"/>
+    <w:pitch w:val="variable"/>
+    <w:sig w:usb0="E00006FF" w:usb1="420024FF" w:usb2="02000000" w:usb3="00000000" w:csb0="0000019F" w:csb1="00000000"/>
+  </w:font>
+  <w:font w:name="Segoe UI Symbol">
+    <w:panose1 w:val="020B0502040204020203"/>
+    <w:charset w:val="00"/>
+    <w:family w:val="swiss"/>
+    <w:pitch w:val="variable"/>
+    <w:sig w:usb0="800001E3" w:usb1="1200FFEF" w:usb2="00040000" w:usb3="00000000" w:csb0="00000001" w:csb1="00000000"/>
+  </w:font>
+  <w:font w:name="MS Gothic">
+    <w:altName w:val="ＭＳ ゴシック"/>
+    <w:panose1 w:val="020B0609070205080204"/>
+    <w:charset w:val="80"/>
+    <w:family w:val="modern"/>
+    <w:pitch w:val="fixed"/>
+    <w:sig w:usb0="E00002FF" w:usb1="6AC7FDFB" w:usb2="08000012" w:usb3="00000000" w:csb0="0002009F" w:csb1="00000000"/>
+  </w:font>
+  <w:font w:name="Segoe UI">
+    <w:panose1 w:val="020B0502040204020203"/>
+    <w:charset w:val="00"/>
+    <w:family w:val="swiss"/>
+    <w:pitch w:val="variable"/>
+    <w:sig w:usb0="E4002EFF" w:usb1="C000E47F" w:usb2="00000009" w:usb3="00000000" w:csb0="000001FF" w:csb1="00000000"/>
+  </w:font>
+  <w:font w:name="Segoe UI Emoji">
+    <w:panose1 w:val="020B0502040204020203"/>
+    <w:charset w:val="00"/>
+    <w:family w:val="swiss"/>
+    <w:pitch w:val="variable"/>
+    <w:sig w:usb0="00000003" w:usb1="02000000" w:usb2="08000000" w:usb3="00000000" w:csb0="00000001" w:csb1="00000000"/>
+  </w:font>
+  <w:font w:name="Calibri Light">
+    <w:panose1 w:val="020F0302020204030204"/>
+    <w:charset w:val="00"/>
+    <w:family w:val="swiss"/>
+    <w:pitch w:val="variable"/>
+    <w:sig w:usb0="E4002EFF" w:usb1="C200247B" w:usb2="00000009" w:usb3="00000000" w:csb0="000001FF" w:csb1="00000000"/>
+  </w:font>
+</w:fonts>
+</file>
+
+<file path=word/glossary/settings.xml><?xml version="1.0" encoding="utf-8"?>
+<w:settings xmlns:mc="http://schemas.openxmlformats.org/markup-compatibility/2006" xmlns:o="urn:schemas-microsoft-com:office:office" xmlns:r="http://schemas.openxmlformats.org/officeDocument/2006/relationships" xmlns:m="http://schemas.openxmlformats.org/officeDocument/2006/math" xmlns:v="urn:schemas-microsoft-com:vml" xmlns:w10="urn:schemas-microsoft-com:office:word" xmlns:w="http://schemas.openxmlformats.org/wordprocessingml/2006/main" xmlns:w14="http://schemas.microsoft.com/office/word/2010/wordml" xmlns:w15="http://schemas.microsoft.com/office/word/2012/wordml" xmlns:w16cex="http://schemas.microsoft.com/office/word/2018/wordml/cex" xmlns:w16cid="http://schemas.microsoft.com/office/word/2016/wordml/cid" xmlns:w16="http://schemas.microsoft.com/office/word/2018/wordml" xmlns:w16du="http://schemas.microsoft.com/office/word/2023/wordml/word16du" xmlns:w16sdtdh="http://schemas.microsoft.com/office/word/2020/wordml/sdtdatahash" xmlns:w16sdtfl="http://schemas.microsoft.com/office/word/2024/wordml/sdtformatlock" xmlns:w16se="http://schemas.microsoft.com/office/word/2015/wordml/symex" xmlns:sl="http://schemas.openxmlformats.org/schemaLibrary/2006/main" mc:Ignorable="w14 w15 w16se w16cid w16 w16cex w16sdtdh w16sdtfl w16du">
+  <w:view w:val="normal"/>
+  <w:defaultTabStop w:val="708"/>
+  <w:hyphenationZone w:val="425"/>
+  <w:characterSpacingControl w:val="doNotCompress"/>
+  <w:compat>
+    <w:useFELayout/>
+    <w:compatSetting w:name="compatibilityMode" w:uri="http://schemas.microsoft.com/office/word" w:val="15"/>
+    <w:compatSetting w:name="overrideTableStyleFontSizeAndJustification" w:uri="http://schemas.microsoft.com/office/word" w:val="1"/>
+    <w:compatSetting w:name="enableOpenTypeFeatures" w:uri="http://schemas.microsoft.com/office/word" w:val="1"/>
+    <w:compatSetting w:name="doNotFlipMirrorIndents" w:uri="http://schemas.microsoft.com/office/word" w:val="1"/>
+    <w:compatSetting w:name="differentiateMultirowTableHeaders" w:uri="http://schemas.microsoft.com/office/word" w:val="1"/>
+    <w:compatSetting w:name="useWord2013TrackBottomHyphenation" w:uri="http://schemas.microsoft.com/office/word" w:val="0"/>
+  </w:compat>
+  <w:rsids>
+    <w:rsidRoot w:val="00AF74E5"/>
+    <w:rsid w:val="00763FB0"/>
+    <w:rsid w:val="009E2F12"/>
+    <w:rsid w:val="00AF74E5"/>
+  </w:rsids>
+  <m:mathPr>
+    <m:mathFont m:val="Cambria Math"/>
+    <m:brkBin m:val="before"/>
+    <m:brkBinSub m:val="--"/>
+    <m:smallFrac m:val="0"/>
+    <m:dispDef/>
+    <m:lMargin m:val="0"/>
+    <m:rMargin m:val="0"/>
+    <m:defJc m:val="centerGroup"/>
+    <m:wrapIndent m:val="1440"/>
+    <m:intLim m:val="subSup"/>
+    <m:naryLim m:val="undOvr"/>
+  </m:mathPr>
+  <w:themeFontLang w:val="es-ES"/>
+  <w:clrSchemeMapping w:bg1="light1" w:t1="dark1" w:bg2="light2" w:t2="dark2" w:accent1="accent1" w:accent2="accent2" w:accent3="accent3" w:accent4="accent4" w:accent5="accent5" w:accent6="accent6" w:hyperlink="hyperlink" w:followedHyperlink="followedHyperlink"/>
+  <w:decimalSymbol w:val=","/>
+  <w:listSeparator w:val=";"/>
+  <w15:chartTrackingRefBased/>
+</w:settings>
+</file>
+
+<file path=word/glossary/styles.xml><?xml version="1.0" encoding="utf-8"?>
+<w:styles xmlns:mc="http://schemas.openxmlformats.org/markup-compatibility/2006" xmlns:r="http://schemas.openxmlformats.org/officeDocument/2006/relationships" xmlns:w="http://schemas.openxmlformats.org/wordprocessingml/2006/main" xmlns:w14="http://schemas.microsoft.com/office/word/2010/wordml" xmlns:w15="http://schemas.microsoft.com/office/word/2012/wordml" xmlns:w16cex="http://schemas.microsoft.com/office/word/2018/wordml/cex" xmlns:w16cid="http://schemas.microsoft.com/office/word/2016/wordml/cid" xmlns:w16="http://schemas.microsoft.com/office/word/2018/wordml" xmlns:w16du="http://schemas.microsoft.com/office/word/2023/wordml/word16du" xmlns:w16sdtdh="http://schemas.microsoft.com/office/word/2020/wordml/sdtdatahash" xmlns:w16sdtfl="http://schemas.microsoft.com/office/word/2024/wordml/sdtformatlock" xmlns:w16se="http://schemas.microsoft.com/office/word/2015/wordml/symex" mc:Ignorable="w14 w15 w16se w16cid w16 w16cex w16sdtdh w16sdtfl w16du">
+  <w:docDefaults>
+    <w:rPrDefault>
+      <w:rPr>
+        <w:rFonts w:asciiTheme="minorHAnsi" w:eastAsiaTheme="minorEastAsia" w:hAnsiTheme="minorHAnsi" w:cstheme="minorBidi"/>
+        <w:kern w:val="2"/>
+        <w:sz w:val="24"/>
+        <w:szCs w:val="24"/>
+        <w:lang w:val="es-ES" w:eastAsia="es-ES" w:bidi="ar-SA"/>
+        <w14:ligatures w14:val="standardContextual"/>
+      </w:rPr>
+    </w:rPrDefault>
+    <w:pPrDefault>
+      <w:pPr>
+        <w:spacing w:after="160" w:line="278" w:lineRule="auto"/>
+      </w:pPr>
+    </w:pPrDefault>
+  </w:docDefaults>
+  <w:latentStyles w:defLockedState="0" w:defUIPriority="99" w:defSemiHidden="0" w:defUnhideWhenUsed="0" w:defQFormat="0" w:count="376">
+    <w:lsdException w:name="Normal" w:uiPriority="0" w:qFormat="1"/>
+    <w:lsdException w:name="heading 1" w:uiPriority="9" w:qFormat="1"/>
+    <w:lsdException w:name="heading 2" w:semiHidden="1" w:uiPriority="9" w:unhideWhenUsed="1" w:qFormat="1"/>
+    <w:lsdException w:name="heading 3" w:semiHidden="1" w:uiPriority="9" w:unhideWhenUsed="1" w:qFormat="1"/>
+    <w:lsdException w:name="heading 4" w:semiHidden="1" w:uiPriority="9" w:unhideWhenUsed="1" w:qFormat="1"/>
+    <w:lsdException w:name="heading 5" w:semiHidden="1" w:uiPriority="9" w:unhideWhenUsed="1" w:qFormat="1"/>
+    <w:lsdException w:name="heading 6" w:semiHidden="1" w:uiPriority="9" w:unhideWhenUsed="1" w:qFormat="1"/>
+    <w:lsdException w:name="heading 7" w:semiHidden="1" w:uiPriority="9" w:unhideWhenUsed="1" w:qFormat="1"/>
+    <w:lsdException w:name="heading 8" w:semiHidden="1" w:uiPriority="9" w:unhideWhenUsed="1" w:qFormat="1"/>
+    <w:lsdException w:name="heading 9" w:semiHidden="1" w:uiPriority="9" w:unhideWhenUsed="1" w:qFormat="1"/>
+    <w:lsdException w:name="index 1" w:semiHidden="1" w:unhideWhenUsed="1"/>
+    <w:lsdException w:name="index 2" w:semiHidden="1" w:unhideWhenUsed="1"/>
+    <w:lsdException w:name="index 3" w:semiHidden="1" w:unhideWhenUsed="1"/>
+    <w:lsdException w:name="index 4" w:semiHidden="1" w:unhideWhenUsed="1"/>
+    <w:lsdException w:name="index 5" w:semiHidden="1" w:unhideWhenUsed="1"/>
+    <w:lsdException w:name="index 6" w:semiHidden="1" w:unhideWhenUsed="1"/>
+    <w:lsdException w:name="index 7" w:semiHidden="1" w:unhideWhenUsed="1"/>
+    <w:lsdException w:name="index 8" w:semiHidden="1" w:unhideWhenUsed="1"/>
+    <w:lsdException w:name="index 9" w:semiHidden="1" w:unhideWhenUsed="1"/>
+    <w:lsdException w:name="toc 1" w:semiHidden="1" w:uiPriority="39" w:unhideWhenUsed="1"/>
+    <w:lsdException w:name="toc 2" w:semiHidden="1" w:uiPriority="39" w:unhideWhenUsed="1"/>
+    <w:lsdException w:name="toc 3" w:semiHidden="1" w:uiPriority="39" w:unhideWhenUsed="1"/>
+    <w:lsdException w:name="toc 4" w:semiHidden="1" w:uiPriority="39" w:unhideWhenUsed="1"/>
+    <w:lsdException w:name="toc 5" w:semiHidden="1" w:uiPriority="39" w:unhideWhenUsed="1"/>
+    <w:lsdException w:name="toc 6" w:semiHidden="1" w:uiPriority="39" w:unhideWhenUsed="1"/>
+    <w:lsdException w:name="toc 7" w:semiHidden="1" w:uiPriority="39" w:unhideWhenUsed="1"/>
+    <w:lsdException w:name="toc 8" w:semiHidden="1" w:uiPriority="39" w:unhideWhenUsed="1"/>
+    <w:lsdException w:name="toc 9" w:semiHidden="1" w:uiPriority="39" w:unhideWhenUsed="1"/>
+    <w:lsdException w:name="Normal Indent" w:semiHidden="1" w:unhideWhenUsed="1"/>
+    <w:lsdException w:name="footnote text" w:semiHidden="1" w:unhideWhenUsed="1"/>
+    <w:lsdException w:name="annotation text" w:semiHidden="1" w:unhideWhenUsed="1"/>
+    <w:lsdException w:name="header" w:semiHidden="1" w:unhideWhenUsed="1"/>
+    <w:lsdException w:name="footer" w:semiHidden="1" w:unhideWhenUsed="1"/>
+    <w:lsdException w:name="index heading" w:semiHidden="1" w:unhideWhenUsed="1"/>
+    <w:lsdException w:name="caption" w:semiHidden="1" w:uiPriority="35" w:unhideWhenUsed="1" w:qFormat="1"/>
+    <w:lsdException w:name="table of figures" w:semiHidden="1" w:unhideWhenUsed="1"/>
+    <w:lsdException w:name="envelope address" w:semiHidden="1" w:unhideWhenUsed="1"/>
+    <w:lsdException w:name="envelope return" w:semiHidden="1" w:unhideWhenUsed="1"/>
+    <w:lsdException w:name="footnote reference" w:semiHidden="1" w:unhideWhenUsed="1"/>
+    <w:lsdException w:name="annotation reference" w:semiHidden="1" w:unhideWhenUsed="1"/>
+    <w:lsdException w:name="line number" w:semiHidden="1" w:unhideWhenUsed="1"/>
+    <w:lsdException w:name="page number" w:semiHidden="1" w:unhideWhenUsed="1"/>
+    <w:lsdException w:name="endnote reference" w:semiHidden="1" w:unhideWhenUsed="1"/>
+    <w:lsdException w:name="endnote text" w:semiHidden="1" w:unhideWhenUsed="1"/>
+    <w:lsdException w:name="table of authorities" w:semiHidden="1" w:unhideWhenUsed="1"/>
+    <w:lsdException w:name="macro" w:semiHidden="1" w:unhideWhenUsed="1"/>
+    <w:lsdException w:name="toa heading" w:semiHidden="1" w:unhideWhenUsed="1"/>
+    <w:lsdException w:name="List" w:semiHidden="1" w:unhideWhenUsed="1"/>
+    <w:lsdException w:name="List Bullet" w:semiHidden="1" w:unhideWhenUsed="1"/>
+    <w:lsdException w:name="List Number" w:semiHidden="1" w:unhideWhenUsed="1"/>
+    <w:lsdException w:name="List 2" w:semiHidden="1" w:unhideWhenUsed="1"/>
+    <w:lsdException w:name="List 3" w:semiHidden="1" w:unhideWhenUsed="1"/>
+    <w:lsdException w:name="List 4" w:semiHidden="1" w:unhideWhenUsed="1"/>
+    <w:lsdException w:name="List 5" w:semiHidden="1" w:unhideWhenUsed="1"/>
+    <w:lsdException w:name="List Bullet 2" w:semiHidden="1" w:unhideWhenUsed="1"/>
+    <w:lsdException w:name="List Bullet 3" w:semiHidden="1" w:unhideWhenUsed="1"/>
+    <w:lsdException w:name="List Bullet 4" w:semiHidden="1" w:unhideWhenUsed="1"/>
+    <w:lsdException w:name="List Bullet 5" w:semiHidden="1" w:unhideWhenUsed="1"/>
+    <w:lsdException w:name="List Number 2" w:semiHidden="1" w:unhideWhenUsed="1"/>
+    <w:lsdException w:name="List Number 3" w:semiHidden="1" w:unhideWhenUsed="1"/>
+    <w:lsdException w:name="List Number 4" w:semiHidden="1" w:unhideWhenUsed="1"/>
+    <w:lsdException w:name="List Number 5" w:semiHidden="1" w:unhideWhenUsed="1"/>
+    <w:lsdException w:name="Title" w:uiPriority="10" w:qFormat="1"/>
+    <w:lsdException w:name="Closing" w:semiHidden="1" w:unhideWhenUsed="1"/>
+    <w:lsdException w:name="Signature" w:semiHidden="1" w:unhideWhenUsed="1"/>
+    <w:lsdException w:name="Default Paragraph Font" w:semiHidden="1" w:uiPriority="1" w:unhideWhenUsed="1"/>
+    <w:lsdException w:name="Body Text" w:semiHidden="1" w:unhideWhenUsed="1"/>
+    <w:lsdException w:name="Body Text Indent" w:semiHidden="1" w:unhideWhenUsed="1"/>
+    <w:lsdException w:name="List Continue" w:semiHidden="1" w:unhideWhenUsed="1"/>
+    <w:lsdException w:name="List Continue 2" w:semiHidden="1" w:unhideWhenUsed="1"/>
+    <w:lsdException w:name="List Continue 3" w:semiHidden="1" w:unhideWhenUsed="1"/>
+    <w:lsdException w:name="List Continue 4" w:semiHidden="1" w:unhideWhenUsed="1"/>
+    <w:lsdException w:name="List Continue 5" w:semiHidden="1" w:unhideWhenUsed="1"/>
+    <w:lsdException w:name="Message Header" w:semiHidden="1" w:unhideWhenUsed="1"/>
+    <w:lsdException w:name="Subtitle" w:uiPriority="11" w:qFormat="1"/>
+    <w:lsdException w:name="Salutation" w:semiHidden="1" w:unhideWhenUsed="1"/>
+    <w:lsdException w:name="Date" w:semiHidden="1" w:unhideWhenUsed="1"/>
+    <w:lsdException w:name="Body Text First Indent" w:semiHidden="1" w:unhideWhenUsed="1"/>
+    <w:lsdException w:name="Body Text First Indent 2" w:semiHidden="1" w:unhideWhenUsed="1"/>
+    <w:lsdException w:name="Note Heading" w:semiHidden="1" w:unhideWhenUsed="1"/>
+    <w:lsdException w:name="Body Text 2" w:semiHidden="1" w:unhideWhenUsed="1"/>
+    <w:lsdException w:name="Body Text 3" w:semiHidden="1" w:unhideWhenUsed="1"/>
+    <w:lsdException w:name="Body Text Indent 2" w:semiHidden="1" w:unhideWhenUsed="1"/>
+    <w:lsdException w:name="Body Text Indent 3" w:semiHidden="1" w:unhideWhenUsed="1"/>
+    <w:lsdException w:name="Block Text" w:semiHidden="1" w:unhideWhenUsed="1"/>
+    <w:lsdException w:name="Hyperlink" w:semiHidden="1" w:unhideWhenUsed="1"/>
+    <w:lsdException w:name="FollowedHyperlink" w:semiHidden="1" w:unhideWhenUsed="1"/>
+    <w:lsdException w:name="Strong" w:uiPriority="22" w:qFormat="1"/>
+    <w:lsdException w:name="Emphasis" w:uiPriority="20" w:qFormat="1"/>
+    <w:lsdException w:name="Document Map" w:semiHidden="1" w:unhideWhenUsed="1"/>
+    <w:lsdException w:name="Plain Text" w:semiHidden="1" w:unhideWhenUsed="1"/>
+    <w:lsdException w:name="E-mail Signature" w:semiHidden="1" w:unhideWhenUsed="1"/>
+    <w:lsdException w:name="HTML Top of Form" w:semiHidden="1" w:unhideWhenUsed="1"/>
+    <w:lsdException w:name="HTML Bottom of Form" w:semiHidden="1" w:unhideWhenUsed="1"/>
+    <w:lsdException w:name="Normal (Web)" w:semiHidden="1" w:unhideWhenUsed="1"/>
+    <w:lsdException w:name="HTML Acronym" w:semiHidden="1" w:unhideWhenUsed="1"/>
+    <w:lsdException w:name="HTML Address" w:semiHidden="1" w:unhideWhenUsed="1"/>
+    <w:lsdException w:name="HTML Cite" w:semiHidden="1" w:unhideWhenUsed="1"/>
+    <w:lsdException w:name="HTML Code" w:semiHidden="1" w:unhideWhenUsed="1"/>
+    <w:lsdException w:name="HTML Definition" w:semiHidden="1" w:unhideWhenUsed="1"/>
+    <w:lsdException w:name="HTML Keyboard" w:semiHidden="1" w:unhideWhenUsed="1"/>
+    <w:lsdException w:name="HTML Preformatted" w:semiHidden="1" w:unhideWhenUsed="1"/>
+    <w:lsdException w:name="HTML Sample" w:semiHidden="1" w:unhideWhenUsed="1"/>
+    <w:lsdException w:name="HTML Typewriter" w:semiHidden="1" w:unhideWhenUsed="1"/>
+    <w:lsdException w:name="HTML Variable" w:semiHidden="1" w:unhideWhenUsed="1"/>
+    <w:lsdException w:name="Normal Table" w:semiHidden="1" w:unhideWhenUsed="1"/>
+    <w:lsdException w:name="annotation subject" w:semiHidden="1" w:unhideWhenUsed="1"/>
+    <w:lsdException w:name="No List" w:semiHidden="1" w:unhideWhenUsed="1"/>
+    <w:lsdException w:name="Outline List 1" w:semiHidden="1" w:unhideWhenUsed="1"/>
+    <w:lsdException w:name="Outline List 2" w:semiHidden="1" w:unhideWhenUsed="1"/>
+    <w:lsdException w:name="Outline List 3" w:semiHidden="1" w:unhideWhenUsed="1"/>
+    <w:lsdException w:name="Table Simple 1" w:semiHidden="1" w:unhideWhenUsed="1"/>
+    <w:lsdException w:name="Table Simple 2" w:semiHidden="1" w:unhideWhenUsed="1"/>
+    <w:lsdException w:name="Table Simple 3" w:semiHidden="1" w:unhideWhenUsed="1"/>
+    <w:lsdException w:name="Table Classic 1" w:semiHidden="1" w:unhideWhenUsed="1"/>
+    <w:lsdException w:name="Table Classic 2" w:semiHidden="1" w:unhideWhenUsed="1"/>
+    <w:lsdException w:name="Table Classic 3" w:semiHidden="1" w:unhideWhenUsed="1"/>
+    <w:lsdException w:name="Table Classic 4" w:semiHidden="1" w:unhideWhenUsed="1"/>
+    <w:lsdException w:name="Table Colorful 1" w:semiHidden="1" w:unhideWhenUsed="1"/>
+    <w:lsdException w:name="Table Colorful 2" w:semiHidden="1" w:unhideWhenUsed="1"/>
+    <w:lsdException w:name="Table Colorful 3" w:semiHidden="1" w:unhideWhenUsed="1"/>
+    <w:lsdException w:name="Table Columns 1" w:semiHidden="1" w:unhideWhenUsed="1"/>
+    <w:lsdException w:name="Table Columns 2" w:semiHidden="1" w:unhideWhenUsed="1"/>
+    <w:lsdException w:name="Table Columns 3" w:semiHidden="1" w:unhideWhenUsed="1"/>
+    <w:lsdException w:name="Table Columns 4" w:semiHidden="1" w:unhideWhenUsed="1"/>
+    <w:lsdException w:name="Table Columns 5" w:semiHidden="1" w:unhideWhenUsed="1"/>
+    <w:lsdException w:name="Table Grid 1" w:semiHidden="1" w:unhideWhenUsed="1"/>
+    <w:lsdException w:name="Table Grid 2" w:semiHidden="1" w:unhideWhenUsed="1"/>
+    <w:lsdException w:name="Table Grid 3" w:semiHidden="1" w:unhideWhenUsed="1"/>
+    <w:lsdException w:name="Table Grid 4" w:semiHidden="1" w:unhideWhenUsed="1"/>
+    <w:lsdException w:name="Table Grid 5" w:semiHidden="1" w:unhideWhenUsed="1"/>
+    <w:lsdException w:name="Table Grid 6" w:semiHidden="1" w:unhideWhenUsed="1"/>
+    <w:lsdException w:name="Table Grid 7" w:semiHidden="1" w:unhideWhenUsed="1"/>
+    <w:lsdException w:name="Table Grid 8" w:semiHidden="1" w:unhideWhenUsed="1"/>
+    <w:lsdException w:name="Table List 1" w:semiHidden="1" w:unhideWhenUsed="1"/>
+    <w:lsdException w:name="Table List 2" w:semiHidden="1" w:unhideWhenUsed="1"/>
+    <w:lsdException w:name="Table List 3" w:semiHidden="1" w:unhideWhenUsed="1"/>
+    <w:lsdException w:name="Table List 4" w:semiHidden="1" w:unhideWhenUsed="1"/>
+    <w:lsdException w:name="Table List 5" w:semiHidden="1" w:unhideWhenUsed="1"/>
+    <w:lsdException w:name="Table List 6" w:semiHidden="1" w:unhideWhenUsed="1"/>
+    <w:lsdException w:name="Table List 7" w:semiHidden="1" w:unhideWhenUsed="1"/>
+    <w:lsdException w:name="Table List 8" w:semiHidden="1" w:unhideWhenUsed="1"/>
+    <w:lsdException w:name="Table 3D effects 1" w:semiHidden="1" w:unhideWhenUsed="1"/>
+    <w:lsdException w:name="Table 3D effects 2" w:semiHidden="1" w:unhideWhenUsed="1"/>
+    <w:lsdException w:name="Table 3D effects 3" w:semiHidden="1" w:unhideWhenUsed="1"/>
+    <w:lsdException w:name="Table Contemporary" w:semiHidden="1" w:unhideWhenUsed="1"/>
+    <w:lsdException w:name="Table Elegant" w:semiHidden="1" w:unhideWhenUsed="1"/>
+    <w:lsdException w:name="Table Professional" w:semiHidden="1" w:unhideWhenUsed="1"/>
+    <w:lsdException w:name="Table Subtle 1" w:semiHidden="1" w:unhideWhenUsed="1"/>
+    <w:lsdException w:name="Table Subtle 2" w:semiHidden="1" w:unhideWhenUsed="1"/>
+    <w:lsdException w:name="Table Web 1" w:semiHidden="1" w:unhideWhenUsed="1"/>
+    <w:lsdException w:name="Table Web 2" w:semiHidden="1" w:unhideWhenUsed="1"/>
+    <w:lsdException w:name="Table Web 3" w:semiHidden="1" w:unhideWhenUsed="1"/>
+    <w:lsdException w:name="Balloon Text" w:semiHidden="1" w:unhideWhenUsed="1"/>
+    <w:lsdException w:name="Table Grid" w:uiPriority="39"/>
+    <w:lsdException w:name="Table Theme" w:semiHidden="1" w:unhideWhenUsed="1"/>
+    <w:lsdException w:name="Placeholder Text" w:semiHidden="1"/>
+    <w:lsdException w:name="No Spacing" w:uiPriority="1" w:qFormat="1"/>
+    <w:lsdException w:name="Light Shading" w:uiPriority="60"/>
+    <w:lsdException w:name="Light List" w:uiPriority="61"/>
+    <w:lsdException w:name="Light Grid" w:uiPriority="62"/>
+    <w:lsdException w:name="Medium Shading 1" w:uiPriority="63"/>
+    <w:lsdException w:name="Medium Shading 2" w:uiPriority="64"/>
+    <w:lsdException w:name="Medium List 1" w:uiPriority="65"/>
+    <w:lsdException w:name="Medium List 2" w:uiPriority="66"/>
+    <w:lsdException w:name="Medium Grid 1" w:uiPriority="67"/>
+    <w:lsdException w:name="Medium Grid 2" w:uiPriority="68"/>
+    <w:lsdException w:name="Medium Grid 3" w:uiPriority="69"/>
+    <w:lsdException w:name="Dark List" w:uiPriority="70"/>
+    <w:lsdException w:name="Colorful Shading" w:uiPriority="71"/>
+    <w:lsdException w:name="Colorful List" w:uiPriority="72"/>
+    <w:lsdException w:name="Colorful Grid" w:uiPriority="73"/>
+    <w:lsdException w:name="Light Shading Accent 1" w:uiPriority="60"/>
+    <w:lsdException w:name="Light List Accent 1" w:uiPriority="61"/>
+    <w:lsdException w:name="Light Grid Accent 1" w:uiPriority="62"/>
+    <w:lsdException w:name="Medium Shading 1 Accent 1" w:uiPriority="63"/>
+    <w:lsdException w:name="Medium Shading 2 Accent 1" w:uiPriority="64"/>
+    <w:lsdException w:name="Medium List 1 Accent 1" w:uiPriority="65"/>
+    <w:lsdException w:name="Revision" w:semiHidden="1"/>
+    <w:lsdException w:name="List Paragraph" w:uiPriority="34" w:qFormat="1"/>
+    <w:lsdException w:name="Quote" w:uiPriority="29" w:qFormat="1"/>
+    <w:lsdException w:name="Intense Quote" w:uiPriority="30" w:qFormat="1"/>
+    <w:lsdException w:name="Medium List 2 Accent 1" w:uiPriority="66"/>
+    <w:lsdException w:name="Medium Grid 1 Accent 1" w:uiPriority="67"/>
+    <w:lsdException w:name="Medium Grid 2 Accent 1" w:uiPriority="68"/>
+    <w:lsdException w:name="Medium Grid 3 Accent 1" w:uiPriority="69"/>
+    <w:lsdException w:name="Dark List Accent 1" w:uiPriority="70"/>
+    <w:lsdException w:name="Colorful Shading Accent 1" w:uiPriority="71"/>
+    <w:lsdException w:name="Colorful List Accent 1" w:uiPriority="72"/>
+    <w:lsdException w:name="Colorful Grid Accent 1" w:uiPriority="73"/>
+    <w:lsdException w:name="Light Shading Accent 2" w:uiPriority="60"/>
+    <w:lsdException w:name="Light List Accent 2" w:uiPriority="61"/>
+    <w:lsdException w:name="Light Grid Accent 2" w:uiPriority="62"/>
+    <w:lsdException w:name="Medium Shading 1 Accent 2" w:uiPriority="63"/>
+    <w:lsdException w:name="Medium Shading 2 Accent 2" w:uiPriority="64"/>
+    <w:lsdException w:name="Medium List 1 Accent 2" w:uiPriority="65"/>
+    <w:lsdException w:name="Medium List 2 Accent 2" w:uiPriority="66"/>
+    <w:lsdException w:name="Medium Grid 1 Accent 2" w:uiPriority="67"/>
+    <w:lsdException w:name="Medium Grid 2 Accent 2" w:uiPriority="68"/>
+    <w:lsdException w:name="Medium Grid 3 Accent 2" w:uiPriority="69"/>
+    <w:lsdException w:name="Dark List Accent 2" w:uiPriority="70"/>
+    <w:lsdException w:name="Colorful Shading Accent 2" w:uiPriority="71"/>
+    <w:lsdException w:name="Colorful List Accent 2" w:uiPriority="72"/>
+    <w:lsdException w:name="Colorful Grid Accent 2" w:uiPriority="73"/>
+    <w:lsdException w:name="Light Shading Accent 3" w:uiPriority="60"/>
+    <w:lsdException w:name="Light List Accent 3" w:uiPriority="61"/>
+    <w:lsdException w:name="Light Grid Accent 3" w:uiPriority="62"/>
+    <w:lsdException w:name="Medium Shading 1 Accent 3" w:uiPriority="63"/>
+    <w:lsdException w:name="Medium Shading 2 Accent 3" w:uiPriority="64"/>
+    <w:lsdException w:name="Medium List 1 Accent 3" w:uiPriority="65"/>
+    <w:lsdException w:name="Medium List 2 Accent 3" w:uiPriority="66"/>
+    <w:lsdException w:name="Medium Grid 1 Accent 3" w:uiPriority="67"/>
+    <w:lsdException w:name="Medium Grid 2 Accent 3" w:uiPriority="68"/>
+    <w:lsdException w:name="Medium Grid 3 Accent 3" w:uiPriority="69"/>
+    <w:lsdException w:name="Dark List Accent 3" w:uiPriority="70"/>
+    <w:lsdException w:name="Colorful Shading Accent 3" w:uiPriority="71"/>
+    <w:lsdException w:name="Colorful List Accent 3" w:uiPriority="72"/>
+    <w:lsdException w:name="Colorful Grid Accent 3" w:uiPriority="73"/>
+    <w:lsdException w:name="Light Shading Accent 4" w:uiPriority="60"/>
+    <w:lsdException w:name="Light List Accent 4" w:uiPriority="61"/>
+    <w:lsdException w:name="Light Grid Accent 4" w:uiPriority="62"/>
+    <w:lsdException w:name="Medium Shading 1 Accent 4" w:uiPriority="63"/>
+    <w:lsdException w:name="Medium Shading 2 Accent 4" w:uiPriority="64"/>
+    <w:lsdException w:name="Medium List 1 Accent 4" w:uiPriority="65"/>
+    <w:lsdException w:name="Medium List 2 Accent 4" w:uiPriority="66"/>
+    <w:lsdException w:name="Medium Grid 1 Accent 4" w:uiPriority="67"/>
+    <w:lsdException w:name="Medium Grid 2 Accent 4" w:uiPriority="68"/>
+    <w:lsdException w:name="Medium Grid 3 Accent 4" w:uiPriority="69"/>
+    <w:lsdException w:name="Dark List Accent 4" w:uiPriority="70"/>
+    <w:lsdException w:name="Colorful Shading Accent 4" w:uiPriority="71"/>
+    <w:lsdException w:name="Colorful List Accent 4" w:uiPriority="72"/>
+    <w:lsdException w:name="Colorful Grid Accent 4" w:uiPriority="73"/>
+    <w:lsdException w:name="Light Shading Accent 5" w:uiPriority="60"/>
+    <w:lsdException w:name="Light List Accent 5" w:uiPriority="61"/>
+    <w:lsdException w:name="Light Grid Accent 5" w:uiPriority="62"/>
+    <w:lsdException w:name="Medium Shading 1 Accent 5" w:uiPriority="63"/>
+    <w:lsdException w:name="Medium Shading 2 Accent 5" w:uiPriority="64"/>
+    <w:lsdException w:name="Medium List 1 Accent 5" w:uiPriority="65"/>
+    <w:lsdException w:name="Medium List 2 Accent 5" w:uiPriority="66"/>
+    <w:lsdException w:name="Medium Grid 1 Accent 5" w:uiPriority="67"/>
+    <w:lsdException w:name="Medium Grid 2 Accent 5" w:uiPriority="68"/>
+    <w:lsdException w:name="Medium Grid 3 Accent 5" w:uiPriority="69"/>
+    <w:lsdException w:name="Dark List Accent 5" w:uiPriority="70"/>
+    <w:lsdException w:name="Colorful Shading Accent 5" w:uiPriority="71"/>
+    <w:lsdException w:name="Colorful List Accent 5" w:uiPriority="72"/>
+    <w:lsdException w:name="Colorful Grid Accent 5" w:uiPriority="73"/>
+    <w:lsdException w:name="Light Shading Accent 6" w:uiPriority="60"/>
+    <w:lsdException w:name="Light List Accent 6" w:uiPriority="61"/>
+    <w:lsdException w:name="Light Grid Accent 6" w:uiPriority="62"/>
+    <w:lsdException w:name="Medium Shading 1 Accent 6" w:uiPriority="63"/>
+    <w:lsdException w:name="Medium Shading 2 Accent 6" w:uiPriority="64"/>
+    <w:lsdException w:name="Medium List 1 Accent 6" w:uiPriority="65"/>
+    <w:lsdException w:name="Medium List 2 Accent 6" w:uiPriority="66"/>
+    <w:lsdException w:name="Medium Grid 1 Accent 6" w:uiPriority="67"/>
+    <w:lsdException w:name="Medium Grid 2 Accent 6" w:uiPriority="68"/>
+    <w:lsdException w:name="Medium Grid 3 Accent 6" w:uiPriority="69"/>
+    <w:lsdException w:name="Dark List Accent 6" w:uiPriority="70"/>
+    <w:lsdException w:name="Colorful Shading Accent 6" w:uiPriority="71"/>
+    <w:lsdException w:name="Colorful List Accent 6" w:uiPriority="72"/>
+    <w:lsdException w:name="Colorful Grid Accent 6" w:uiPriority="73"/>
+    <w:lsdException w:name="Subtle Emphasis" w:uiPriority="19" w:qFormat="1"/>
+    <w:lsdException w:name="Intense Emphasis" w:uiPriority="21" w:qFormat="1"/>
+    <w:lsdException w:name="Subtle Reference" w:uiPriority="31" w:qFormat="1"/>
+    <w:lsdException w:name="Intense Reference" w:uiPriority="32" w:qFormat="1"/>
+    <w:lsdException w:name="Book Title" w:uiPriority="33" w:qFormat="1"/>
+    <w:lsdException w:name="Bibliography" w:semiHidden="1" w:uiPriority="37" w:unhideWhenUsed="1"/>
+    <w:lsdException w:name="TOC Heading" w:semiHidden="1" w:uiPriority="39" w:unhideWhenUsed="1" w:qFormat="1"/>
+    <w:lsdException w:name="Plain Table 1" w:uiPriority="41"/>
+    <w:lsdException w:name="Plain Table 2" w:uiPriority="42"/>
+    <w:lsdException w:name="Plain Table 3" w:uiPriority="43"/>
+    <w:lsdException w:name="Plain Table 4" w:uiPriority="44"/>
+    <w:lsdException w:name="Plain Table 5" w:uiPriority="45"/>
+    <w:lsdException w:name="Grid Table Light" w:uiPriority="40"/>
+    <w:lsdException w:name="Grid Table 1 Light" w:uiPriority="46"/>
+    <w:lsdException w:name="Grid Table 2" w:uiPriority="47"/>
+    <w:lsdException w:name="Grid Table 3" w:uiPriority="48"/>
+    <w:lsdException w:name="Grid Table 4" w:uiPriority="49"/>
+    <w:lsdException w:name="Grid Table 5 Dark" w:uiPriority="50"/>
+    <w:lsdException w:name="Grid Table 6 Colorful" w:uiPriority="51"/>
+    <w:lsdException w:name="Grid Table 7 Colorful" w:uiPriority="52"/>
+    <w:lsdException w:name="Grid Table 1 Light Accent 1" w:uiPriority="46"/>
+    <w:lsdException w:name="Grid Table 2 Accent 1" w:uiPriority="47"/>
+    <w:lsdException w:name="Grid Table 3 Accent 1" w:uiPriority="48"/>
+    <w:lsdException w:name="Grid Table 4 Accent 1" w:uiPriority="49"/>
+    <w:lsdException w:name="Grid Table 5 Dark Accent 1" w:uiPriority="50"/>
+    <w:lsdException w:name="Grid Table 6 Colorful Accent 1" w:uiPriority="51"/>
+    <w:lsdException w:name="Grid Table 7 Colorful Accent 1" w:uiPriority="52"/>
+    <w:lsdException w:name="Grid Table 1 Light Accent 2" w:uiPriority="46"/>
+    <w:lsdException w:name="Grid Table 2 Accent 2" w:uiPriority="47"/>
+    <w:lsdException w:name="Grid Table 3 Accent 2" w:uiPriority="48"/>
+    <w:lsdException w:name="Grid Table 4 Accent 2" w:uiPriority="49"/>
+    <w:lsdException w:name="Grid Table 5 Dark Accent 2" w:uiPriority="50"/>
+    <w:lsdException w:name="Grid Table 6 Colorful Accent 2" w:uiPriority="51"/>
+    <w:lsdException w:name="Grid Table 7 Colorful Accent 2" w:uiPriority="52"/>
+    <w:lsdException w:name="Grid Table 1 Light Accent 3" w:uiPriority="46"/>
+    <w:lsdException w:name="Grid Table 2 Accent 3" w:uiPriority="47"/>
+    <w:lsdException w:name="Grid Table 3 Accent 3" w:uiPriority="48"/>
+    <w:lsdException w:name="Grid Table 4 Accent 3" w:uiPriority="49"/>
+    <w:lsdException w:name="Grid Table 5 Dark Accent 3" w:uiPriority="50"/>
+    <w:lsdException w:name="Grid Table 6 Colorful Accent 3" w:uiPriority="51"/>
+    <w:lsdException w:name="Grid Table 7 Colorful Accent 3" w:uiPriority="52"/>
+    <w:lsdException w:name="Grid Table 1 Light Accent 4" w:uiPriority="46"/>
+    <w:lsdException w:name="Grid Table 2 Accent 4" w:uiPriority="47"/>
+    <w:lsdException w:name="Grid Table 3 Accent 4" w:uiPriority="48"/>
+    <w:lsdException w:name="Grid Table 4 Accent 4" w:uiPriority="49"/>
+    <w:lsdException w:name="Grid Table 5 Dark Accent 4" w:uiPriority="50"/>
+    <w:lsdException w:name="Grid Table 6 Colorful Accent 4" w:uiPriority="51"/>
+    <w:lsdException w:name="Grid Table 7 Colorful Accent 4" w:uiPriority="52"/>
+    <w:lsdException w:name="Grid Table 1 Light Accent 5" w:uiPriority="46"/>
+    <w:lsdException w:name="Grid Table 2 Accent 5" w:uiPriority="47"/>
+    <w:lsdException w:name="Grid Table 3 Accent 5" w:uiPriority="48"/>
+    <w:lsdException w:name="Grid Table 4 Accent 5" w:uiPriority="49"/>
+    <w:lsdException w:name="Grid Table 5 Dark Accent 5" w:uiPriority="50"/>
+    <w:lsdException w:name="Grid Table 6 Colorful Accent 5" w:uiPriority="51"/>
+    <w:lsdException w:name="Grid Table 7 Colorful Accent 5" w:uiPriority="52"/>
+    <w:lsdException w:name="Grid Table 1 Light Accent 6" w:uiPriority="46"/>
+    <w:lsdException w:name="Grid Table 2 Accent 6" w:uiPriority="47"/>
+    <w:lsdException w:name="Grid Table 3 Accent 6" w:uiPriority="48"/>
+    <w:lsdException w:name="Grid Table 4 Accent 6" w:uiPriority="49"/>
+    <w:lsdException w:name="Grid Table 5 Dark Accent 6" w:uiPriority="50"/>
+    <w:lsdException w:name="Grid Table 6 Colorful Accent 6" w:uiPriority="51"/>
+    <w:lsdException w:name="Grid Table 7 Colorful Accent 6" w:uiPriority="52"/>
+    <w:lsdException w:name="List Table 1 Light" w:uiPriority="46"/>
+    <w:lsdException w:name="List Table 2" w:uiPriority="47"/>
+    <w:lsdException w:name="List Table 3" w:uiPriority="48"/>
+    <w:lsdException w:name="List Table 4" w:uiPriority="49"/>
+    <w:lsdException w:name="List Table 5 Dark" w:uiPriority="50"/>
+    <w:lsdException w:name="List Table 6 Colorful" w:uiPriority="51"/>
+    <w:lsdException w:name="List Table 7 Colorful" w:uiPriority="52"/>
+    <w:lsdException w:name="List Table 1 Light Accent 1" w:uiPriority="46"/>
+    <w:lsdException w:name="List Table 2 Accent 1" w:uiPriority="47"/>
+    <w:lsdException w:name="List Table 3 Accent 1" w:uiPriority="48"/>
+    <w:lsdException w:name="List Table 4 Accent 1" w:uiPriority="49"/>
+    <w:lsdException w:name="List Table 5 Dark Accent 1" w:uiPriority="50"/>
+    <w:lsdException w:name="List Table 6 Colorful Accent 1" w:uiPriority="51"/>
+    <w:lsdException w:name="List Table 7 Colorful Accent 1" w:uiPriority="52"/>
+    <w:lsdException w:name="List Table 1 Light Accent 2" w:uiPriority="46"/>
+    <w:lsdException w:name="List Table 2 Accent 2" w:uiPriority="47"/>
+    <w:lsdException w:name="List Table 3 Accent 2" w:uiPriority="48"/>
+    <w:lsdException w:name="List Table 4 Accent 2" w:uiPriority="49"/>
+    <w:lsdException w:name="List Table 5 Dark Accent 2" w:uiPriority="50"/>
+    <w:lsdException w:name="List Table 6 Colorful Accent 2" w:uiPriority="51"/>
+    <w:lsdException w:name="List Table 7 Colorful Accent 2" w:uiPriority="52"/>
+    <w:lsdException w:name="List Table 1 Light Accent 3" w:uiPriority="46"/>
+    <w:lsdException w:name="List Table 2 Accent 3" w:uiPriority="47"/>
+    <w:lsdException w:name="List Table 3 Accent 3" w:uiPriority="48"/>
+    <w:lsdException w:name="List Table 4 Accent 3" w:uiPriority="49"/>
+    <w:lsdException w:name="List Table 5 Dark Accent 3" w:uiPriority="50"/>
+    <w:lsdException w:name="List Table 6 Colorful Accent 3" w:uiPriority="51"/>
+    <w:lsdException w:name="List Table 7 Colorful Accent 3" w:uiPriority="52"/>
+    <w:lsdException w:name="List Table 1 Light Accent 4" w:uiPriority="46"/>
+    <w:lsdException w:name="List Table 2 Accent 4" w:uiPriority="47"/>
+    <w:lsdException w:name="List Table 3 Accent 4" w:uiPriority="48"/>
+    <w:lsdException w:name="List Table 4 Accent 4" w:uiPriority="49"/>
+    <w:lsdException w:name="List Table 5 Dark Accent 4" w:uiPriority="50"/>
+    <w:lsdException w:name="List Table 6 Colorful Accent 4" w:uiPriority="51"/>
+    <w:lsdException w:name="List Table 7 Colorful Accent 4" w:uiPriority="52"/>
+    <w:lsdException w:name="List Table 1 Light Accent 5" w:uiPriority="46"/>
+    <w:lsdException w:name="List Table 2 Accent 5" w:uiPriority="47"/>
+    <w:lsdException w:name="List Table 3 Accent 5" w:uiPriority="48"/>
+    <w:lsdException w:name="List Table 4 Accent 5" w:uiPriority="49"/>
+    <w:lsdException w:name="List Table 5 Dark Accent 5" w:uiPriority="50"/>
+    <w:lsdException w:name="List Table 6 Colorful Accent 5" w:uiPriority="51"/>
+    <w:lsdException w:name="List Table 7 Colorful Accent 5" w:uiPriority="52"/>
+    <w:lsdException w:name="List Table 1 Light Accent 6" w:uiPriority="46"/>
+    <w:lsdException w:name="List Table 2 Accent 6" w:uiPriority="47"/>
+    <w:lsdException w:name="List Table 3 Accent 6" w:uiPriority="48"/>
+    <w:lsdException w:name="List Table 4 Accent 6" w:uiPriority="49"/>
+    <w:lsdException w:name="List Table 5 Dark Accent 6" w:uiPriority="50"/>
+    <w:lsdException w:name="List Table 6 Colorful Accent 6" w:uiPriority="51"/>
+    <w:lsdException w:name="List Table 7 Colorful Accent 6" w:uiPriority="52"/>
+    <w:lsdException w:name="Mention" w:semiHidden="1" w:unhideWhenUsed="1"/>
+    <w:lsdException w:name="Smart Hyperlink" w:semiHidden="1" w:unhideWhenUsed="1"/>
+    <w:lsdException w:name="Hashtag" w:semiHidden="1" w:unhideWhenUsed="1"/>
+    <w:lsdException w:name="Unresolved Mention" w:semiHidden="1" w:unhideWhenUsed="1"/>
+    <w:lsdException w:name="Smart Link" w:semiHidden="1" w:unhideWhenUsed="1"/>
+  </w:latentStyles>
+  <w:style w:type="paragraph" w:default="1" w:styleId="Normal">
+    <w:name w:val="Normal"/>
+    <w:qFormat/>
+  </w:style>
+  <w:style w:type="character" w:default="1" w:styleId="Fuentedeprrafopredeter">
+    <w:name w:val="Default Paragraph Font"/>
+    <w:uiPriority w:val="1"/>
+    <w:semiHidden/>
+    <w:unhideWhenUsed/>
+  </w:style>
+  <w:style w:type="table" w:default="1" w:styleId="Tablanormal">
+    <w:name w:val="Normal Table"/>
+    <w:uiPriority w:val="99"/>
+    <w:semiHidden/>
+    <w:unhideWhenUsed/>
+    <w:tblPr>
+      <w:tblInd w:w="0" w:type="dxa"/>
+      <w:tblCellMar>
+        <w:top w:w="0" w:type="dxa"/>
+        <w:left w:w="108" w:type="dxa"/>
+        <w:bottom w:w="0" w:type="dxa"/>
+        <w:right w:w="108" w:type="dxa"/>
+      </w:tblCellMar>
+    </w:tblPr>
+  </w:style>
+  <w:style w:type="numbering" w:default="1" w:styleId="Sinlista">
+    <w:name w:val="No List"/>
+    <w:uiPriority w:val="99"/>
+    <w:semiHidden/>
+    <w:unhideWhenUsed/>
+  </w:style>
+  <w:style w:type="character" w:styleId="Textodelmarcadordeposicin">
+    <w:name w:val="Placeholder Text"/>
+    <w:basedOn w:val="Fuentedeprrafopredeter"/>
+    <w:uiPriority w:val="99"/>
+    <w:unhideWhenUsed/>
+    <w:rsid w:val="00AF74E5"/>
+    <w:rPr>
+      <w:color w:val="666666"/>
+    </w:rPr>
+  </w:style>
+</w:styles>
+</file>
+
+<file path=word/glossary/webSettings.xml><?xml version="1.0" encoding="utf-8"?>
+<w:webSettings xmlns:mc="http://schemas.openxmlformats.org/markup-compatibility/2006" xmlns:r="http://schemas.openxmlformats.org/officeDocument/2006/relationships" xmlns:w="http://schemas.openxmlformats.org/wordprocessingml/2006/main" xmlns:w14="http://schemas.microsoft.com/office/word/2010/wordml" xmlns:w15="http://schemas.microsoft.com/office/word/2012/wordml" xmlns:w16cex="http://schemas.microsoft.com/office/word/2018/wordml/cex" xmlns:w16cid="http://schemas.microsoft.com/office/word/2016/wordml/cid" xmlns:w16="http://schemas.microsoft.com/office/word/2018/wordml" xmlns:w16du="http://schemas.microsoft.com/office/word/2023/wordml/word16du" xmlns:w16sdtdh="http://schemas.microsoft.com/office/word/2020/wordml/sdtdatahash" xmlns:w16sdtfl="http://schemas.microsoft.com/office/word/2024/wordml/sdtformatlock" xmlns:w16se="http://schemas.microsoft.com/office/word/2015/wordml/symex" mc:Ignorable="w14 w15 w16se w16cid w16 w16cex w16sdtdh w16sdtfl w16du">
+  <w:optimizeForBrowser/>
+  <w:allowPNG/>
+</w:webSettings>
 </file>
 
 <file path=word/theme/theme1.xml><?xml version="1.0" encoding="utf-8"?>
@@ -45544,6 +49412,29 @@
 </a:theme>
 </file>
 
+<file path=word/webextensions/taskpanes.xml><?xml version="1.0" encoding="utf-8"?>
+<wetp:taskpanes xmlns:wetp="http://schemas.microsoft.com/office/webextensions/taskpanes/2010/11">
+  <wetp:taskpane dockstate="right" visibility="0" width="525" row="0">
+    <wetp:webextensionref xmlns:r="http://schemas.openxmlformats.org/officeDocument/2006/relationships" r:id="rId1"/>
+  </wetp:taskpane>
+</wetp:taskpanes>
+</file>
+
+<file path=word/webextensions/webextension1.xml><?xml version="1.0" encoding="utf-8"?>
+<we:webextension xmlns:we="http://schemas.microsoft.com/office/webextensions/webextension/2010/11" id="{33A5371C-C0DF-44FE-9C6E-4016227DEE57}">
+  <we:reference id="wa104382081" version="1.55.1.0" store="es-ES" storeType="OMEX"/>
+  <we:alternateReferences>
+    <we:reference id="WA104382081" version="1.55.1.0" store="" storeType="OMEX"/>
+  </we:alternateReferences>
+  <we:properties>
+    <we:property name="MENDELEY_CITATIONS" value="[{&quot;citationID&quot;:&quot;MENDELEY_CITATION_de8318f9-6c03-4b6a-823c-3f3cd82c4db1&quot;,&quot;properties&quot;:{&quot;noteIndex&quot;:0},&quot;isEdited&quot;:false,&quot;manualOverride&quot;:{&quot;isManuallyOverridden&quot;:false,&quot;citeprocText&quot;:&quot;[1]&quot;,&quot;manualOverrideText&quot;:&quot;&quot;},&quot;citationTag&quot;:&quot;MENDELEY_CITATION_v3_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&quot;,&quot;citationItems&quot;:[{&quot;id&quot;:&quot;7baf2ebd-56cb-36bf-a437-60075e76e6ba&quot;,&quot;itemData&quot;:{&quot;type&quot;:&quot;article-journal&quot;,&quot;id&quot;:&quot;7baf2ebd-56cb-36bf-a437-60075e76e6ba&quot;,&quot;title&quot;:&quot;Efficient Capital Markets: A Review of Theory and Empirical Work&quot;,&quot;author&quot;:[{&quot;family&quot;:&quot;Fama&quot;,&quot;given&quot;:&quot;Eugene F.&quot;,&quot;parse-names&quot;:false,&quot;dropping-particle&quot;:&quot;&quot;,&quot;non-dropping-particle&quot;:&quot;&quot;}],&quot;container-title&quot;:&quot;The Journal of Finance&quot;,&quot;container-title-short&quot;:&quot;J. Finance&quot;,&quot;DOI&quot;:&quot;10.2307/2325486&quot;,&quot;ISSN&quot;:&quot;00221082&quot;,&quot;issued&quot;:{&quot;date-parts&quot;:[[1970,5]]},&quot;page&quot;:&quot;383&quot;,&quot;issue&quot;:&quot;2&quot;,&quot;volume&quot;:&quot;25&quot;},&quot;isTemporary&quot;:false}]},{&quot;citationID&quot;:&quot;MENDELEY_CITATION_528dc5db-1960-4052-8da5-ebc32d00c4a1&quot;,&quot;properties&quot;:{&quot;noteIndex&quot;:0},&quot;isEdited&quot;:false,&quot;manualOverride&quot;:{&quot;isManuallyOverridden&quot;:false,&quot;citeprocText&quot;:&quot;[2]&quot;,&quot;manualOverrideText&quot;:&quot;&quot;},&quot;citationTag&quot;:&quot;MENDELEY_CITATION_v3_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&quot;,&quot;citationItems&quot;:[{&quot;id&quot;:&quot;96228f7b-ca6b-3cfb-a9fc-48e91286c984&quot;,&quot;itemData&quot;:{&quot;type&quot;:&quot;article-journal&quot;,&quot;id&quot;:&quot;96228f7b-ca6b-3cfb-a9fc-48e91286c984&quot;,&quot;title&quot;:&quot;Returns to Buying Winners and Selling Losers: Implications for Stock Market Efficiency&quot;,&quot;author&quot;:[{&quot;family&quot;:&quot;JEGADEESH&quot;,&quot;given&quot;:&quot;NARASIMHAN&quot;,&quot;parse-names&quot;:false,&quot;dropping-particle&quot;:&quot;&quot;,&quot;non-dropping-particle&quot;:&quot;&quot;},{&quot;family&quot;:&quot;TITMAN&quot;,&quot;given&quot;:&quot;SHERIDAN&quot;,&quot;parse-names&quot;:false,&quot;dropping-particle&quot;:&quot;&quot;,&quot;non-dropping-particle&quot;:&quot;&quot;}],&quot;container-title&quot;:&quot;The Journal of Finance&quot;,&quot;container-title-short&quot;:&quot;J. Finance&quot;,&quot;DOI&quot;:&quot;10.1111/j.1540-6261.1993.tb04702.x&quot;,&quot;ISSN&quot;:&quot;0022-1082&quot;,&quot;issued&quot;:{&quot;date-parts&quot;:[[1993,3,30]]},&quot;page&quot;:&quot;65-91&quot;,&quot;abstract&quot;:&quot;&lt;p&gt;This paper documents that strategies which buy stocks that have performed well in the past and sell stocks that have performed poorly in the past generate significant positive returns over 3‐to 12‐month holding periods. We find that the profitability of these strategies are not due to their systematic risk or to delayed stock price reactions to common factors. However, part of the abnormal returns generated in the first year after portfolio formation dissipates in the following two years. A similar pattern of returns around the earnings announcements of past winners and losers is also documented.&lt;/p&gt;&quot;,&quot;issue&quot;:&quot;1&quot;,&quot;volume&quot;:&quot;48&quot;},&quot;isTemporary&quot;:false}]},{&quot;citationID&quot;:&quot;MENDELEY_CITATION_c24f69e8-7c55-4cdb-a44d-f2393edab537&quot;,&quot;properties&quot;:{&quot;noteIndex&quot;:0},&quot;isEdited&quot;:false,&quot;manualOverride&quot;:{&quot;isManuallyOverridden&quot;:false,&quot;citeprocText&quot;:&quot;[3]&quot;,&quot;manualOverrideText&quot;:&quot;&quot;},&quot;citationTag&quot;:&quot;MENDELEY_CITATION_v3_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&quot;,&quot;citationItems&quot;:[{&quot;id&quot;:&quot;155ce17b-daf8-3802-a1f3-eb94cd89864a&quot;,&quot;itemData&quot;:{&quot;type&quot;:&quot;article-journal&quot;,&quot;id&quot;:&quot;155ce17b-daf8-3802-a1f3-eb94cd89864a&quot;,&quot;title&quot;:&quot;Does the Stock Market Overreact?&quot;,&quot;author&quot;:[{&quot;family&quot;:&quot;BONDT&quot;,&quot;given&quot;:&quot;WERNER F. M.&quot;,&quot;parse-names&quot;:false,&quot;dropping-particle&quot;:&quot;&quot;,&quot;non-dropping-particle&quot;:&quot;De&quot;},{&quot;family&quot;:&quot;THALER&quot;,&quot;given&quot;:&quot;RICHARD&quot;,&quot;parse-names&quot;:false,&quot;dropping-particle&quot;:&quot;&quot;,&quot;non-dropping-particle&quot;:&quot;&quot;}],&quot;container-title&quot;:&quot;The Journal of Finance&quot;,&quot;container-title-short&quot;:&quot;J. Finance&quot;,&quot;DOI&quot;:&quot;10.1111/j.1540-6261.1985.tb05004.x&quot;,&quot;ISSN&quot;:&quot;0022-1082&quot;,&quot;issued&quot;:{&quot;date-parts&quot;:[[1985,7,30]]},&quot;page&quot;:&quot;793-805&quot;,&quot;abstract&quot;:&quot;&lt;p&gt;Research in experimental psychology suggests that, in violation of Bayes' rule, most people tend to “overreact” to unexpected and dramatic news events. This study of market efficiency investigates whether such behavior affects stock prices. The empirical evidence, based on CRSP monthly return data, is consistent with the overreaction hypothesis. Substantial weak form market inefficiencies are discovered. The results also shed new light on the January returns earned by prior “winners” and “losers.” Portfolios of losers experience exceptionally large January returns as late as five years after portfolio formation.&lt;/p&gt;&quot;,&quot;issue&quot;:&quot;3&quot;,&quot;volume&quot;:&quot;40&quot;},&quot;isTemporary&quot;:false}]},{&quot;citationID&quot;:&quot;MENDELEY_CITATION_2376a7b7-2a3b-4bc0-8e11-5aeb1434c271&quot;,&quot;properties&quot;:{&quot;noteIndex&quot;:0},&quot;isEdited&quot;:false,&quot;manualOverride&quot;:{&quot;isManuallyOverridden&quot;:false,&quot;citeprocText&quot;:&quot;[1]&quot;,&quot;manualOverrideText&quot;:&quot;&quot;},&quot;citationTag&quot;:&quot;MENDELEY_CITATION_v3_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&quot;,&quot;citationItems&quot;:[{&quot;id&quot;:&quot;7baf2ebd-56cb-36bf-a437-60075e76e6ba&quot;,&quot;itemData&quot;:{&quot;type&quot;:&quot;article-journal&quot;,&quot;id&quot;:&quot;7baf2ebd-56cb-36bf-a437-60075e76e6ba&quot;,&quot;title&quot;:&quot;Efficient Capital Markets: A Review of Theory and Empirical Work&quot;,&quot;author&quot;:[{&quot;family&quot;:&quot;Fama&quot;,&quot;given&quot;:&quot;Eugene F.&quot;,&quot;parse-names&quot;:false,&quot;dropping-particle&quot;:&quot;&quot;,&quot;non-dropping-particle&quot;:&quot;&quot;}],&quot;container-title&quot;:&quot;The Journal of Finance&quot;,&quot;container-title-short&quot;:&quot;J. Finance&quot;,&quot;DOI&quot;:&quot;10.2307/2325486&quot;,&quot;ISSN&quot;:&quot;00221082&quot;,&quot;issued&quot;:{&quot;date-parts&quot;:[[1970,5]]},&quot;page&quot;:&quot;383&quot;,&quot;issue&quot;:&quot;2&quot;,&quot;volume&quot;:&quot;25&quot;},&quot;isTemporary&quot;:false}]},{&quot;citationID&quot;:&quot;MENDELEY_CITATION_ea44d33b-ddd4-4b0c-b5f7-164f8841ee4a&quot;,&quot;properties&quot;:{&quot;noteIndex&quot;:0},&quot;isEdited&quot;:false,&quot;manualOverride&quot;:{&quot;isManuallyOverridden&quot;:false,&quot;citeprocText&quot;:&quot;[4]&quot;,&quot;manualOverrideText&quot;:&quot;&quot;},&quot;citationTag&quot;:&quot;MENDELEY_CITATION_v3_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&quot;,&quot;citationItems&quot;:[{&quot;id&quot;:&quot;c2dd2a80-1d3c-39c3-af1f-16005ddcccc1&quot;,&quot;itemData&quot;:{&quot;type&quot;:&quot;article-journal&quot;,&quot;id&quot;:&quot;c2dd2a80-1d3c-39c3-af1f-16005ddcccc1&quot;,&quot;title&quot;:&quot;Empirical properties of asset returns: stylized facts and statistical issues&quot;,&quot;author&quot;:[{&quot;family&quot;:&quot;Cont&quot;,&quot;given&quot;:&quot;R.&quot;,&quot;parse-names&quot;:false,&quot;dropping-particle&quot;:&quot;&quot;,&quot;non-dropping-particle&quot;:&quot;&quot;}],&quot;container-title&quot;:&quot;Quantitative Finance&quot;,&quot;container-title-short&quot;:&quot;Quant. Finance&quot;,&quot;DOI&quot;:&quot;10.1080/713665670&quot;,&quot;ISSN&quot;:&quot;1469-7688&quot;,&quot;issued&quot;:{&quot;date-parts&quot;:[[2001,2]]},&quot;page&quot;:&quot;223-236&quot;,&quot;issue&quot;:&quot;2&quot;,&quot;volume&quot;:&quot;1&quot;},&quot;isTemporary&quot;:false}]},{&quot;citationID&quot;:&quot;MENDELEY_CITATION_363a9ce1-d9b8-4de9-b862-a9862fa96110&quot;,&quot;properties&quot;:{&quot;noteIndex&quot;:0},&quot;isEdited&quot;:false,&quot;manualOverride&quot;:{&quot;isManuallyOverridden&quot;:false,&quot;citeprocText&quot;:&quot;[5]&quot;,&quot;manualOverrideText&quot;:&quot;&quot;},&quot;citationTag&quot;:&quot;MENDELEY_CITATION_v3_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&quot;,&quot;citationItems&quot;:[{&quot;id&quot;:&quot;e1ea90b2-b540-3331-8d44-2308d93e3a26&quot;,&quot;itemData&quot;:{&quot;type&quot;:&quot;book&quot;,&quot;id&quot;:&quot;e1ea90b2-b540-3331-8d44-2308d93e3a26&quot;,&quot;title&quot;:&quot;The exchange-traded funds manual&quot;,&quot;author&quot;:[{&quot;family&quot;:&quot;Gastineau&quot;,&quot;given&quot;:&quot;Gary L..&quot;,&quot;parse-names&quot;:false,&quot;dropping-particle&quot;:&quot;&quot;,&quot;non-dropping-particle&quot;:&quot;&quot;}],&quot;ISBN&quot;:&quot;9780470482339&quot;,&quot;issued&quot;:{&quot;date-parts&quot;:[[2010]]},&quot;number-of-pages&quot;:&quot;370&quot;,&quot;abstract&quot;:&quot;2nd ed. \&quot;Full coverage of ETF investments from an expert in the field The initial edition of Gary Gastineau's The Exchange-Traded Fund Manual was one of the first books to describe and analyze ETFs. It made the case for the superiority of the structure of investor-friendly ETFs over mutual funds and helped investors select better funds among the ETFs available. With this new edition, Gastineau provides comprehensive information on the latest developments in ETF structures, new portfolio variety, and new trading methods. With a realistic evaluation of today's indexes, Gastineau offers insights on actively managed ETFs, improved index funds, and fund and advisor selection. Discusses how to incorporate ETFs into an investment plan. Offers updated coverage of new ETFs, including full-function actively managed ETFs, and a valuable chapter on trading ETFs. Written by the leading authority on exchange traded funds. Exchange-traded funds offer you diversification and participation in markets and investment strategies that have not been available to most investors. If you want to understand how to use ETFs effectively, the Second Edition of The Exchanged-Traded Fund Manual can show you how.\&quot;--Provided by publisher. An introduction to exchange-traded funds -- The history and structure of exchange-traded funds--and some of their competitors -- The regulatory framework and mechanics of the open-end ETF -- Taxation of ETFs and their shareholders -- The economics of indexing, trading transparency, and limited-function active management of ETFs -- Fund ratings and rankings--the evaluation and selection of ETFs and mutual funds -- How will full-function actively managed ETFs work? -- How to minimize your cost of trading ETFs -- Economics and market effects of ETF short selling -- Leveraged long and inverse exchange-traded funds -- ETF applications for individual investors and the advisors who serve them -- ETFs for investors living outside the United States -- A few things everyone should know about investment returns and retirement -- Where to look for help in using ETFs.&quot;,&quot;publisher&quot;:&quot;Wiley&quot;,&quot;container-title-short&quot;:&quot;&quot;},&quot;isTemporary&quot;:false}]},{&quot;citationID&quot;:&quot;MENDELEY_CITATION_b76f087f-a24d-462f-b6b8-e98dfcbf9ee5&quot;,&quot;properties&quot;:{&quot;noteIndex&quot;:0},&quot;isEdited&quot;:false,&quot;manualOverride&quot;:{&quot;isManuallyOverridden&quot;:false,&quot;citeprocText&quot;:&quot;[6]&quot;,&quot;manualOverrideText&quot;:&quot;&quot;},&quot;citationTag&quot;:&quot;MENDELEY_CITATION_v3_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&quot;,&quot;citationItems&quot;:[{&quot;id&quot;:&quot;6951161f-0653-3826-b970-b954260b2274&quot;,&quot;itemData&quot;:{&quot;type&quot;:&quot;report&quot;,&quot;id&quot;:&quot;6951161f-0653-3826-b970-b954260b2274&quot;,&quot;title&quot;:&quot;2025 Investment Company Fact Book&quot;,&quot;author&quot;:[{&quot;family&quot;:&quot;Investment Company Institute&quot;,&quot;given&quot;:&quot;&quot;,&quot;parse-names&quot;:false,&quot;dropping-particle&quot;:&quot;&quot;,&quot;non-dropping-particle&quot;:&quot;&quot;}],&quot;issued&quot;:{&quot;date-parts&quot;:[[2026,5,18]]},&quot;number-of-pages&quot;:&quot;154&quot;,&quot;container-title-short&quot;:&quot;&quot;},&quot;isTemporary&quot;:false}]},{&quot;citationID&quot;:&quot;MENDELEY_CITATION_1a3d1811-c246-48ff-b88c-a1bf20a4836f&quot;,&quot;properties&quot;:{&quot;noteIndex&quot;:0},&quot;isEdited&quot;:false,&quot;manualOverride&quot;:{&quot;isManuallyOverridden&quot;:false,&quot;citeprocText&quot;:&quot;[7]&quot;,&quot;manualOverrideText&quot;:&quot;&quot;},&quot;citationTag&quot;:&quot;MENDELEY_CITATION_v3_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&quot;,&quot;citationItems&quot;:[{&quot;id&quot;:&quot;810e5fdd-ad86-3d68-84e8-104ccd98d272&quot;,&quot;itemData&quot;:{&quot;type&quot;:&quot;book&quot;,&quot;id&quot;:&quot;810e5fdd-ad86-3d68-84e8-104ccd98d272&quot;,&quot;title&quot;:&quot;Time series analysis : forecasting and control&quot;,&quot;author&quot;:[{&quot;family&quot;:&quot;Box&quot;,&quot;given&quot;:&quot;George E. P..&quot;,&quot;parse-names&quot;:false,&quot;dropping-particle&quot;:&quot;&quot;,&quot;non-dropping-particle&quot;:&quot;&quot;},{&quot;family&quot;:&quot;Jenkins&quot;,&quot;given&quot;:&quot;Gwilym M..&quot;,&quot;parse-names&quot;:false,&quot;dropping-particle&quot;:&quot;&quot;,&quot;non-dropping-particle&quot;:&quot;&quot;},{&quot;family&quot;:&quot;Reinsel&quot;,&quot;given&quot;:&quot;Gregory C..&quot;,&quot;parse-names&quot;:false,&quot;dropping-particle&quot;:&quot;&quot;,&quot;non-dropping-particle&quot;:&quot;&quot;}],&quot;ISBN&quot;:&quot;0130607746&quot;,&quot;issued&quot;:{&quot;date-parts&quot;:[[1994]]},&quot;number-of-pages&quot;:&quot;598&quot;,&quot;abstract&quot;:&quot;Third edition. \&quot;To the memory of Gwilym Meirion Jenkins\&quot;--Title page verso. 1. Introduction -- 2. Autocorrelation Function and Spectrum of Stationary Processes -- 3. Linear Stationary Models -- 4. Linear Nonstationary Models -- 5. Forecasting -- 6. Model Identification -- 7. Model Estimation -- 8. Model Diagnostic Checking -- 9. Seasonal Models -- 10. Transfer Function Models -- 11. Identification, Fitting, and Checking of Transfer Function Models -- 12. Intervention Analysis Models and Outlier Detection -- 13. Aspects of Process Control.&quot;,&quot;publisher&quot;:&quot;Prentice Hall&quot;,&quot;container-title-short&quot;:&quot;&quot;},&quot;isTemporary&quot;:false}]}]"/>
+    <we:property name="MENDELEY_CITATIONS_STYLE" value="{&quot;id&quot;:&quot;https://www.zotero.org/styles/ieee&quot;,&quot;title&quot;:&quot;IEEE Reference Guide version 11.29.2023&quot;,&quot;format&quot;:&quot;numeric&quot;,&quot;defaultLocale&quot;:null,&quot;isLocaleCodeValid&quot;:true}"/>
+  </we:properties>
+  <we:bindings/>
+  <we:snapshot xmlns:r="http://schemas.openxmlformats.org/officeDocument/2006/relationships"/>
+</we:webextension>
+</file>
+
 <file path=customXml/item1.xml><?xml version="1.0" encoding="utf-8"?>
 <b:Sources xmlns:b="http://schemas.openxmlformats.org/officeDocument/2006/bibliography" xmlns="http://schemas.openxmlformats.org/officeDocument/2006/bibliography" SelectedStyle="/IEEE2006OfficeOnline.xsl" StyleName="IEEE" Version="2006">
   <b:Source>

--- a/5.Memoria/TFM_Alejandra_Llord.docx
+++ b/5.Memoria/TFM_Alejandra_Llord.docx
@@ -6073,19 +6073,7 @@
         <w:rPr>
           <w:lang w:val="es-ES"/>
         </w:rPr>
-        <w:t xml:space="preserve">. En esta etapa se organizan los resultados obtenidos, se preparan las tablas y figuras necesarias, se redactan los distintos capítulos de la memoria y se revisa el documento final. También se incluyen las conclusiones del trabajo, las limitaciones encontradas y posibles líneas de mejora para </w:t>
-      </w:r>
-      <w:r>
-        <w:rPr>
-          <w:lang w:val="es-ES"/>
-        </w:rPr>
-        <w:t xml:space="preserve">futuros </w:t>
-      </w:r>
-      <w:r>
-        <w:rPr>
-          <w:lang w:val="es-ES"/>
-        </w:rPr>
-        <w:t>estudios.</w:t>
+        <w:t>. En esta etapa se organizan los resultados obtenidos, se preparan las tablas y figuras necesarias, se redactan los distintos capítulos de la memoria y se revisa el documento final. También se incluyen las conclusiones del trabajo, las limitaciones encontradas y posibles líneas de mejora para futuros estudios.</w:t>
       </w:r>
     </w:p>
     <w:p>
@@ -6106,6 +6094,7 @@
       <w:r>
         <w:rPr>
           <w:rFonts w:cstheme="minorHAnsi"/>
+          <w:noProof/>
         </w:rPr>
         <w:drawing>
           <wp:inline distT="0" distB="0" distL="0" distR="0" wp14:anchorId="02A69B08" wp14:editId="6C44E0A7">
@@ -6595,10 +6584,7 @@
         <w:t xml:space="preserve"> </w:t>
       </w:r>
       <w:r>
-        <w:t>recopiló algunas de las propiedades estadísticas más habituales de los retornos financieros, como la presencia de movimientos extremos, la baja autocorrelación lineal y la existencia de periodos de alta volatilidad seguidos de otros más tranquilos. Estas características hacen que la señal sea débil y que gran parte de los movimientos observados estén dominados por ruido.</w:t>
-      </w:r>
-      <w:r>
-        <w:t xml:space="preserve"> </w:t>
+        <w:t xml:space="preserve">recopiló algunas de las propiedades estadísticas más habituales de los retornos financieros, como la presencia de movimientos extremos, la baja autocorrelación lineal y la existencia de periodos de alta volatilidad seguidos de otros más tranquilos. Estas características hacen que la señal sea débil y que gran parte de los movimientos observados estén dominados por ruido. </w:t>
       </w:r>
     </w:p>
     <w:p>
@@ -6635,10 +6621,7 @@
         <w:t>Un ETF</w:t>
       </w:r>
       <w:r>
-        <w:t xml:space="preserve"> </w:t>
-      </w:r>
-      <w:r>
-        <w:t xml:space="preserve">(Exchange </w:t>
+        <w:t xml:space="preserve"> (Exchange </w:t>
       </w:r>
       <w:proofErr w:type="spellStart"/>
       <w:r>
@@ -6655,22 +6638,13 @@
         <w:t>, como</w:t>
       </w:r>
       <w:r>
-        <w:t xml:space="preserve"> </w:t>
-      </w:r>
-      <w:r>
-        <w:t>Apple</w:t>
-      </w:r>
-      <w:r>
-        <w:t xml:space="preserve"> o Banco Santander</w:t>
+        <w:t xml:space="preserve"> Apple o Banco Santander</w:t>
       </w:r>
       <w:r>
         <w:t>. U</w:t>
       </w:r>
       <w:r>
-        <w:t>n</w:t>
-      </w:r>
-      <w:r>
-        <w:t xml:space="preserve"> ETF permite invertir en un conjunto amplio de empresas al mismo tiempo </w:t>
+        <w:t xml:space="preserve">n ETF permite invertir en un conjunto amplio de empresas al mismo tiempo </w:t>
       </w:r>
       <w:r>
         <w:lastRenderedPageBreak/>
@@ -7591,13 +7565,7 @@
             <w:rPr>
               <w:rFonts w:ascii="Cambria Math" w:hAnsi="Cambria Math"/>
             </w:rPr>
-            <m:t>​</m:t>
-          </m:r>
-          <m:r>
-            <w:rPr>
-              <w:rFonts w:ascii="Cambria Math" w:hAnsi="Cambria Math"/>
-            </w:rPr>
-            <m:t>+</m:t>
+            <m:t>​+</m:t>
           </m:r>
           <m:sSub>
             <m:sSubPr>
@@ -7655,13 +7623,7 @@
             <w:rPr>
               <w:rFonts w:ascii="Cambria Math" w:hAnsi="Cambria Math"/>
             </w:rPr>
-            <m:t>​</m:t>
-          </m:r>
-          <m:r>
-            <w:rPr>
-              <w:rFonts w:ascii="Cambria Math" w:hAnsi="Cambria Math"/>
-            </w:rPr>
-            <m:t>+</m:t>
+            <m:t>​+</m:t>
           </m:r>
           <m:sSub>
             <m:sSubPr>
@@ -7725,25 +7687,7 @@
             <w:rPr>
               <w:rFonts w:ascii="Cambria Math" w:hAnsi="Cambria Math"/>
             </w:rPr>
-            <m:t>​</m:t>
-          </m:r>
-          <m:r>
-            <w:rPr>
-              <w:rFonts w:ascii="Cambria Math" w:hAnsi="Cambria Math"/>
-            </w:rPr>
-            <m:t>+</m:t>
-          </m:r>
-          <m:r>
-            <w:rPr>
-              <w:rFonts w:ascii="Cambria Math" w:hAnsi="Cambria Math"/>
-            </w:rPr>
-            <m:t>​</m:t>
-          </m:r>
-          <m:r>
-            <w:rPr>
-              <w:rFonts w:ascii="Cambria Math" w:hAnsi="Cambria Math"/>
-            </w:rPr>
-            <m:t>...+</m:t>
+            <m:t>​+​...+</m:t>
           </m:r>
           <m:sSub>
             <m:sSubPr>
@@ -8099,6 +8043,9 @@
           <m:oMathPara>
             <m:oMath>
               <m:r>
+                <m:rPr>
+                  <m:sty m:val="p"/>
+                </m:rPr>
                 <w:rPr>
                   <w:rStyle w:val="Textodelmarcadordeposicin"/>
                   <w:rFonts w:ascii="Cambria Math" w:hAnsi="Cambria Math"/>
@@ -30702,6 +30649,680 @@
     <w:p>
       <w:pPr>
         <w:pStyle w:val="NormalWeb"/>
+        <w:numPr>
+          <w:ilvl w:val="2"/>
+          <w:numId w:val="12"/>
+        </w:numPr>
+        <w:rPr>
+          <w:rFonts w:cstheme="minorHAnsi"/>
+          <w:b/>
+          <w:bCs/>
+          <w:szCs w:val="22"/>
+          <w:lang w:val="es-ES"/>
+        </w:rPr>
+      </w:pPr>
+      <w:r>
+        <w:rPr>
+          <w:rFonts w:cstheme="minorHAnsi"/>
+          <w:szCs w:val="22"/>
+          <w:lang w:val="es-ES"/>
+        </w:rPr>
+        <w:t>Elección:</w:t>
+      </w:r>
+      <w:r>
+        <w:rPr>
+          <w:rFonts w:ascii="Times New Roman" w:hAnsi="Times New Roman"/>
+          <w:bCs/>
+          <w:sz w:val="27"/>
+          <w:szCs w:val="27"/>
+          <w:lang w:val="es-ES" w:eastAsia="es-ES"/>
+        </w:rPr>
+        <w:t xml:space="preserve"> </w:t>
+      </w:r>
+      <w:r>
+        <w:rPr>
+          <w:rFonts w:cstheme="minorHAnsi"/>
+          <w:b/>
+          <w:bCs/>
+          <w:szCs w:val="22"/>
+          <w:lang w:val="es-ES"/>
+        </w:rPr>
+        <w:t>Selección del modelo predictivo para el optimizador de Markowitz</w:t>
+      </w:r>
+    </w:p>
+    <w:p>
+      <w:pPr>
+        <w:pStyle w:val="NormalWeb"/>
+        <w:rPr>
+          <w:rFonts w:cstheme="minorHAnsi"/>
+          <w:szCs w:val="22"/>
+          <w:lang w:val="es-ES"/>
+        </w:rPr>
+      </w:pPr>
+      <w:r>
+        <w:rPr>
+          <w:rFonts w:cstheme="minorHAnsi"/>
+          <w:szCs w:val="22"/>
+        </w:rPr>
+        <w:t xml:space="preserve">Tras evaluar dos modelos candidatos para generar las predicciones semanales de retornos que alimentarán el vector de medias del optimizador de Markowitz —un modelo ARIMA y un modelo de Machine </w:t>
+      </w:r>
+      <w:proofErr w:type="spellStart"/>
+      <w:r>
+        <w:rPr>
+          <w:rFonts w:cstheme="minorHAnsi"/>
+          <w:szCs w:val="22"/>
+        </w:rPr>
+        <w:t>Learning</w:t>
+      </w:r>
+      <w:proofErr w:type="spellEnd"/>
+      <w:r>
+        <w:rPr>
+          <w:rFonts w:cstheme="minorHAnsi"/>
+          <w:szCs w:val="22"/>
+        </w:rPr>
+        <w:t xml:space="preserve"> basado en Ridge con 0 </w:t>
+      </w:r>
+      <w:proofErr w:type="spellStart"/>
+      <w:r>
+        <w:rPr>
+          <w:rFonts w:cstheme="minorHAnsi"/>
+          <w:szCs w:val="22"/>
+        </w:rPr>
+        <w:t>lags</w:t>
+      </w:r>
+      <w:proofErr w:type="spellEnd"/>
+      <w:r>
+        <w:rPr>
+          <w:rFonts w:cstheme="minorHAnsi"/>
+          <w:szCs w:val="22"/>
+        </w:rPr>
+        <w:t xml:space="preserve">—, se ha optado por ARIMA como modelo definitivo. A </w:t>
+      </w:r>
+      <w:proofErr w:type="gramStart"/>
+      <w:r>
+        <w:rPr>
+          <w:rFonts w:cstheme="minorHAnsi"/>
+          <w:szCs w:val="22"/>
+        </w:rPr>
+        <w:t>continuación</w:t>
+      </w:r>
+      <w:proofErr w:type="gramEnd"/>
+      <w:r>
+        <w:rPr>
+          <w:rFonts w:cstheme="minorHAnsi"/>
+          <w:szCs w:val="22"/>
+        </w:rPr>
+        <w:t xml:space="preserve"> se justifica la </w:t>
+      </w:r>
+      <w:proofErr w:type="gramStart"/>
+      <w:r>
+        <w:rPr>
+          <w:rFonts w:cstheme="minorHAnsi"/>
+          <w:szCs w:val="22"/>
+        </w:rPr>
+        <w:t>decisión.</w:t>
+      </w:r>
+      <w:r>
+        <w:rPr>
+          <w:rFonts w:cstheme="minorHAnsi"/>
+          <w:szCs w:val="22"/>
+          <w:lang w:val="es-ES"/>
+        </w:rPr>
+        <w:t>.</w:t>
+      </w:r>
+      <w:proofErr w:type="gramEnd"/>
+    </w:p>
+    <w:p>
+      <w:pPr>
+        <w:pStyle w:val="Ttulo3"/>
+        <w:rPr>
+          <w:lang w:val="es-ES"/>
+        </w:rPr>
+      </w:pPr>
+      <w:r>
+        <w:rPr>
+          <w:lang w:val="es-ES"/>
+        </w:rPr>
+        <w:t>Comparativa de métricas</w:t>
+      </w:r>
+    </w:p>
+    <w:p>
+      <w:pPr>
+        <w:pStyle w:val="NormalWeb"/>
+        <w:rPr>
+          <w:rFonts w:cstheme="minorHAnsi"/>
+          <w:szCs w:val="22"/>
+        </w:rPr>
+      </w:pPr>
+      <w:r>
+        <w:rPr>
+          <w:rFonts w:cstheme="minorHAnsi"/>
+          <w:szCs w:val="22"/>
+          <w:lang w:val="es-ES"/>
+        </w:rPr>
+        <w:t xml:space="preserve">El </w:t>
+      </w:r>
+      <w:r>
+        <w:rPr>
+          <w:rFonts w:cstheme="minorHAnsi"/>
+          <w:szCs w:val="22"/>
+        </w:rPr>
+        <w:t xml:space="preserve">El modelo ARIMA, aplicado sobre los 30 </w:t>
+      </w:r>
+      <w:proofErr w:type="spellStart"/>
+      <w:r>
+        <w:rPr>
+          <w:rFonts w:cstheme="minorHAnsi"/>
+          <w:szCs w:val="22"/>
+        </w:rPr>
+        <w:t>ETFs</w:t>
+      </w:r>
+      <w:proofErr w:type="spellEnd"/>
+      <w:r>
+        <w:rPr>
+          <w:rFonts w:cstheme="minorHAnsi"/>
+          <w:szCs w:val="22"/>
+        </w:rPr>
+        <w:t xml:space="preserve"> que ganan al modelo de ceros, tiene un RMSE de 0.005056 y un MAE de 0.003770, con una mejora media del 33.49% sobre el modelo </w:t>
+      </w:r>
+      <w:proofErr w:type="spellStart"/>
+      <w:r>
+        <w:rPr>
+          <w:rFonts w:cstheme="minorHAnsi"/>
+          <w:szCs w:val="22"/>
+        </w:rPr>
+        <w:t>baseline</w:t>
+      </w:r>
+      <w:proofErr w:type="spellEnd"/>
+      <w:r>
+        <w:rPr>
+          <w:rFonts w:cstheme="minorHAnsi"/>
+          <w:szCs w:val="22"/>
+        </w:rPr>
+        <w:t xml:space="preserve"> (último valor) y del 0.78% sobre el modelo de ceros. En cuanto al acierto en dirección, 26 de los 30 </w:t>
+      </w:r>
+      <w:proofErr w:type="spellStart"/>
+      <w:r>
+        <w:rPr>
+          <w:rFonts w:cstheme="minorHAnsi"/>
+          <w:szCs w:val="22"/>
+        </w:rPr>
+        <w:t>ETFs</w:t>
+      </w:r>
+      <w:proofErr w:type="spellEnd"/>
+      <w:r>
+        <w:rPr>
+          <w:rFonts w:cstheme="minorHAnsi"/>
+          <w:szCs w:val="22"/>
+        </w:rPr>
+        <w:t xml:space="preserve"> (87%) tienen una kappa de Cohen positiva, con valores que llegan hasta 0.32 y mínimos cercanos a -0.08.</w:t>
+      </w:r>
+    </w:p>
+    <w:p>
+      <w:pPr>
+        <w:pStyle w:val="NormalWeb"/>
+        <w:rPr>
+          <w:rFonts w:cstheme="minorHAnsi"/>
+          <w:szCs w:val="22"/>
+          <w:lang w:val="es-ES"/>
+        </w:rPr>
+      </w:pPr>
+      <w:r>
+        <w:rPr>
+          <w:rFonts w:cstheme="minorHAnsi"/>
+          <w:szCs w:val="22"/>
+          <w:lang w:val="es-ES"/>
+        </w:rPr>
+        <w:t xml:space="preserve">El modelo Ridge con 0 </w:t>
+      </w:r>
+      <w:proofErr w:type="spellStart"/>
+      <w:r>
+        <w:rPr>
+          <w:rFonts w:cstheme="minorHAnsi"/>
+          <w:szCs w:val="22"/>
+          <w:lang w:val="es-ES"/>
+        </w:rPr>
+        <w:t>lags</w:t>
+      </w:r>
+      <w:proofErr w:type="spellEnd"/>
+      <w:r>
+        <w:rPr>
+          <w:rFonts w:cstheme="minorHAnsi"/>
+          <w:szCs w:val="22"/>
+          <w:lang w:val="es-ES"/>
+        </w:rPr>
+        <w:t xml:space="preserve">, aplicado sobre los 44 </w:t>
+      </w:r>
+      <w:proofErr w:type="spellStart"/>
+      <w:r>
+        <w:rPr>
+          <w:rFonts w:cstheme="minorHAnsi"/>
+          <w:szCs w:val="22"/>
+          <w:lang w:val="es-ES"/>
+        </w:rPr>
+        <w:t>ETFs</w:t>
+      </w:r>
+      <w:proofErr w:type="spellEnd"/>
+      <w:r>
+        <w:rPr>
+          <w:rFonts w:cstheme="minorHAnsi"/>
+          <w:szCs w:val="22"/>
+          <w:lang w:val="es-ES"/>
+        </w:rPr>
+        <w:t xml:space="preserve"> que ganan al modelo de ceros, tiene un RMSE de 0.004912 y un MAE de 0.003682, con una mejora media del 32.57% sobre el modelo </w:t>
+      </w:r>
+      <w:proofErr w:type="spellStart"/>
+      <w:r>
+        <w:rPr>
+          <w:rFonts w:cstheme="minorHAnsi"/>
+          <w:szCs w:val="22"/>
+          <w:lang w:val="es-ES"/>
+        </w:rPr>
+        <w:t>baseline</w:t>
+      </w:r>
+      <w:proofErr w:type="spellEnd"/>
+      <w:r>
+        <w:rPr>
+          <w:rFonts w:cstheme="minorHAnsi"/>
+          <w:szCs w:val="22"/>
+          <w:lang w:val="es-ES"/>
+        </w:rPr>
+        <w:t xml:space="preserve"> y del 1.10% sobre el modelo de ceros. Sin embargo, en cuanto al acierto en dirección, solo unos 10 de los 44 </w:t>
+      </w:r>
+      <w:proofErr w:type="spellStart"/>
+      <w:r>
+        <w:rPr>
+          <w:rFonts w:cstheme="minorHAnsi"/>
+          <w:szCs w:val="22"/>
+          <w:lang w:val="es-ES"/>
+        </w:rPr>
+        <w:t>ETFs</w:t>
+      </w:r>
+      <w:proofErr w:type="spellEnd"/>
+      <w:r>
+        <w:rPr>
+          <w:rFonts w:cstheme="minorHAnsi"/>
+          <w:szCs w:val="22"/>
+          <w:lang w:val="es-ES"/>
+        </w:rPr>
+        <w:t xml:space="preserve"> tienen kappa positiva, con un valor máximo de 0.14 y mínimos que bajan hasta -0.27.</w:t>
+      </w:r>
+    </w:p>
+    <w:p>
+      <w:pPr>
+        <w:pStyle w:val="NormalWeb"/>
+        <w:rPr>
+          <w:rFonts w:cstheme="minorHAnsi"/>
+          <w:szCs w:val="22"/>
+          <w:lang w:val="es-ES"/>
+        </w:rPr>
+      </w:pPr>
+      <w:r>
+        <w:rPr>
+          <w:rFonts w:cstheme="minorHAnsi"/>
+          <w:szCs w:val="22"/>
+          <w:lang w:val="es-ES"/>
+        </w:rPr>
+        <w:t>.</w:t>
+      </w:r>
+    </w:p>
+    <w:p>
+      <w:pPr>
+        <w:pStyle w:val="Ttulo3"/>
+        <w:rPr>
+          <w:lang w:val="es-ES"/>
+        </w:rPr>
+      </w:pPr>
+      <w:r>
+        <w:rPr>
+          <w:lang w:val="es-ES"/>
+        </w:rPr>
+        <w:t>Justificación de la elección</w:t>
+      </w:r>
+    </w:p>
+    <w:p>
+      <w:pPr>
+        <w:pStyle w:val="NormalWeb"/>
+        <w:rPr>
+          <w:rFonts w:cstheme="minorHAnsi"/>
+          <w:szCs w:val="22"/>
+        </w:rPr>
+      </w:pPr>
+      <w:r>
+        <w:rPr>
+          <w:rFonts w:cstheme="minorHAnsi"/>
+          <w:szCs w:val="22"/>
+          <w:lang w:val="es-ES"/>
+        </w:rPr>
+        <w:t xml:space="preserve">A </w:t>
+      </w:r>
+      <w:r>
+        <w:rPr>
+          <w:rFonts w:cstheme="minorHAnsi"/>
+          <w:szCs w:val="22"/>
+        </w:rPr>
+        <w:t>A primera vista, Ridge parece mejor: tiene un RMSE algo más bajo y gana al modelo de ceros en más activos (44 frente a 30). Pero al mirar con más detalle, ARIMA es claramente mejor para alimentar un optimizador de Markowitz.</w:t>
+      </w:r>
+    </w:p>
+    <w:p>
+      <w:pPr>
+        <w:pStyle w:val="NormalWeb"/>
+        <w:rPr>
+          <w:rFonts w:cstheme="minorHAnsi"/>
+          <w:szCs w:val="22"/>
+          <w:lang w:val="es-ES"/>
+        </w:rPr>
+      </w:pPr>
+      <w:r>
+        <w:rPr>
+          <w:rFonts w:cstheme="minorHAnsi"/>
+          <w:szCs w:val="22"/>
+          <w:lang w:val="es-ES"/>
+        </w:rPr>
+        <w:t xml:space="preserve">En primer lugar, la mejora sobre el modelo de ceros es muy pequeña en los dos casos. Tanto ARIMA (0.78%) como Ridge (1.10%) apenas mejoran al modelo nulo, lo que indica que el RMSE, por sí </w:t>
+      </w:r>
+      <w:r>
+        <w:rPr>
+          <w:rFonts w:cstheme="minorHAnsi"/>
+          <w:szCs w:val="22"/>
+          <w:lang w:val="es-ES"/>
+        </w:rPr>
+        <w:lastRenderedPageBreak/>
+        <w:t>solo, no sirve para decidir entre ambos. La diferencia es tan pequeña que entra dentro del ruido y no permite preferir uno u otro modelo basándose solo en esta métrica.</w:t>
+      </w:r>
+    </w:p>
+    <w:p>
+      <w:pPr>
+        <w:pStyle w:val="NormalWeb"/>
+        <w:rPr>
+          <w:rFonts w:cstheme="minorHAnsi"/>
+          <w:szCs w:val="22"/>
+          <w:lang w:val="es-ES"/>
+        </w:rPr>
+      </w:pPr>
+      <w:r>
+        <w:rPr>
+          <w:rFonts w:cstheme="minorHAnsi"/>
+          <w:szCs w:val="22"/>
+          <w:lang w:val="es-ES"/>
+        </w:rPr>
+        <w:t xml:space="preserve">En segundo lugar, la kappa de Cohen es la métrica que marca la diferencia. El análisis de aciertos en dirección muestra un contraste claro entre los dos modelos. En ARIMA, 26 de los 30 </w:t>
+      </w:r>
+      <w:proofErr w:type="spellStart"/>
+      <w:r>
+        <w:rPr>
+          <w:rFonts w:cstheme="minorHAnsi"/>
+          <w:szCs w:val="22"/>
+          <w:lang w:val="es-ES"/>
+        </w:rPr>
+        <w:t>ETFs</w:t>
+      </w:r>
+      <w:proofErr w:type="spellEnd"/>
+      <w:r>
+        <w:rPr>
+          <w:rFonts w:cstheme="minorHAnsi"/>
+          <w:szCs w:val="22"/>
+          <w:lang w:val="es-ES"/>
+        </w:rPr>
+        <w:t xml:space="preserve"> tienen kappa positiva, con varios activos por encima del umbral de acuerdo leve (κ &gt; 0.20), lo que demuestra que el modelo capta información real sobre la dirección de los movimientos semanales. En Ridge, casi todos los </w:t>
+      </w:r>
+      <w:proofErr w:type="spellStart"/>
+      <w:r>
+        <w:rPr>
+          <w:rFonts w:cstheme="minorHAnsi"/>
+          <w:szCs w:val="22"/>
+          <w:lang w:val="es-ES"/>
+        </w:rPr>
+        <w:t>ETFs</w:t>
+      </w:r>
+      <w:proofErr w:type="spellEnd"/>
+      <w:r>
+        <w:rPr>
+          <w:rFonts w:cstheme="minorHAnsi"/>
+          <w:szCs w:val="22"/>
+          <w:lang w:val="es-ES"/>
+        </w:rPr>
+        <w:t xml:space="preserve"> tienen kappa negativa, con valores que llegan a -0.27. Esto significa que el modelo acierta la dirección peor que el azar en la mayoría de los activos, lo que es una señal sistemáticamente errónea.</w:t>
+      </w:r>
+    </w:p>
+    <w:p>
+      <w:pPr>
+        <w:pStyle w:val="NormalWeb"/>
+        <w:rPr>
+          <w:rFonts w:cstheme="minorHAnsi"/>
+          <w:szCs w:val="22"/>
+          <w:lang w:val="es-ES"/>
+        </w:rPr>
+      </w:pPr>
+      <w:r>
+        <w:rPr>
+          <w:rFonts w:cstheme="minorHAnsi"/>
+          <w:szCs w:val="22"/>
+          <w:lang w:val="es-ES"/>
+        </w:rPr>
+        <w:t xml:space="preserve">En tercer lugar, hay que tener en cuenta que Markowitz es muy sensible a los errores en la dirección de las predicciones. La optimización media-varianza reacciona mucho a los errores en el vector de retornos esperados, un problema conocido como "error </w:t>
+      </w:r>
+      <w:proofErr w:type="spellStart"/>
+      <w:r>
+        <w:rPr>
+          <w:rFonts w:cstheme="minorHAnsi"/>
+          <w:szCs w:val="22"/>
+          <w:lang w:val="es-ES"/>
+        </w:rPr>
+        <w:t>maximization</w:t>
+      </w:r>
+      <w:proofErr w:type="spellEnd"/>
+      <w:r>
+        <w:rPr>
+          <w:rFonts w:cstheme="minorHAnsi"/>
+          <w:szCs w:val="22"/>
+          <w:lang w:val="es-ES"/>
+        </w:rPr>
+        <w:t xml:space="preserve">" (Michaud, 1989). Los errores de signo son los más dañinos: el optimizador da más peso a los activos que el modelo predice mal al alza y menos peso a los que predice mal a la baja, lo que genera carteras mal alineadas con la realidad del mercado. Un modelo con kappa negativa en casi todos los activos, como Ridge, metería este sesgo en cada semana de </w:t>
+      </w:r>
+      <w:proofErr w:type="spellStart"/>
+      <w:r>
+        <w:rPr>
+          <w:rFonts w:cstheme="minorHAnsi"/>
+          <w:szCs w:val="22"/>
+          <w:lang w:val="es-ES"/>
+        </w:rPr>
+        <w:t>reoptimización</w:t>
+      </w:r>
+      <w:proofErr w:type="spellEnd"/>
+      <w:r>
+        <w:rPr>
+          <w:rFonts w:cstheme="minorHAnsi"/>
+          <w:szCs w:val="22"/>
+          <w:lang w:val="es-ES"/>
+        </w:rPr>
+        <w:t>, dañando el rendimiento de la cartera de forma constante.</w:t>
+      </w:r>
+    </w:p>
+    <w:p>
+      <w:pPr>
+        <w:pStyle w:val="NormalWeb"/>
+        <w:rPr>
+          <w:rFonts w:cstheme="minorHAnsi"/>
+          <w:szCs w:val="22"/>
+          <w:lang w:val="es-ES"/>
+        </w:rPr>
+      </w:pPr>
+      <w:r>
+        <w:rPr>
+          <w:rFonts w:cstheme="minorHAnsi"/>
+          <w:szCs w:val="22"/>
+          <w:lang w:val="es-ES"/>
+        </w:rPr>
+        <w:t xml:space="preserve">En cuarto y último lugar, hay que valorar el universo </w:t>
+      </w:r>
+      <w:proofErr w:type="spellStart"/>
+      <w:r>
+        <w:rPr>
+          <w:rFonts w:cstheme="minorHAnsi"/>
+          <w:szCs w:val="22"/>
+          <w:lang w:val="es-ES"/>
+        </w:rPr>
+        <w:t>investible</w:t>
+      </w:r>
+      <w:proofErr w:type="spellEnd"/>
+      <w:r>
+        <w:rPr>
+          <w:rFonts w:cstheme="minorHAnsi"/>
+          <w:szCs w:val="22"/>
+          <w:lang w:val="es-ES"/>
+        </w:rPr>
+        <w:t xml:space="preserve"> real. Aunque Ridge ofrece un universo más grande sobre el papel (44 frente a 30 </w:t>
+      </w:r>
+      <w:proofErr w:type="spellStart"/>
+      <w:r>
+        <w:rPr>
+          <w:rFonts w:cstheme="minorHAnsi"/>
+          <w:szCs w:val="22"/>
+          <w:lang w:val="es-ES"/>
+        </w:rPr>
+        <w:t>ETFs</w:t>
+      </w:r>
+      <w:proofErr w:type="spellEnd"/>
+      <w:r>
+        <w:rPr>
+          <w:rFonts w:cstheme="minorHAnsi"/>
+          <w:szCs w:val="22"/>
+          <w:lang w:val="es-ES"/>
+        </w:rPr>
+        <w:t xml:space="preserve">), si se aplicara un filtro extra de kappa positiva, su universo útil bajaría a unos 10 </w:t>
+      </w:r>
+      <w:proofErr w:type="spellStart"/>
+      <w:r>
+        <w:rPr>
+          <w:rFonts w:cstheme="minorHAnsi"/>
+          <w:szCs w:val="22"/>
+          <w:lang w:val="es-ES"/>
+        </w:rPr>
+        <w:t>ETFs</w:t>
+      </w:r>
+      <w:proofErr w:type="spellEnd"/>
+      <w:r>
+        <w:rPr>
+          <w:rFonts w:cstheme="minorHAnsi"/>
+          <w:szCs w:val="22"/>
+          <w:lang w:val="es-ES"/>
+        </w:rPr>
+        <w:t xml:space="preserve">, muy por debajo del de ARIMA. Los 30 </w:t>
+      </w:r>
+      <w:proofErr w:type="spellStart"/>
+      <w:r>
+        <w:rPr>
+          <w:rFonts w:cstheme="minorHAnsi"/>
+          <w:szCs w:val="22"/>
+          <w:lang w:val="es-ES"/>
+        </w:rPr>
+        <w:t>ETFs</w:t>
+      </w:r>
+      <w:proofErr w:type="spellEnd"/>
+      <w:r>
+        <w:rPr>
+          <w:rFonts w:cstheme="minorHAnsi"/>
+          <w:szCs w:val="22"/>
+          <w:lang w:val="es-ES"/>
+        </w:rPr>
+        <w:t xml:space="preserve"> de ARIMA son más que suficientes para tener una cartera bien diversificada, en línea con la literatura clásica que sitúa entre 20 y 30 activos el punto en el que ya se obtiene casi todo el beneficio de la diversificación (Statman, 1987).</w:t>
+      </w:r>
+    </w:p>
+    <w:p>
+      <w:pPr>
+        <w:pStyle w:val="NormalWeb"/>
+        <w:rPr>
+          <w:rFonts w:cstheme="minorHAnsi"/>
+          <w:szCs w:val="22"/>
+          <w:lang w:val="es-ES"/>
+        </w:rPr>
+      </w:pPr>
+      <w:r>
+        <w:rPr>
+          <w:rFonts w:cstheme="minorHAnsi"/>
+          <w:szCs w:val="22"/>
+          <w:lang w:val="es-ES"/>
+        </w:rPr>
+        <w:t>).</w:t>
+      </w:r>
+    </w:p>
+    <w:p>
+      <w:pPr>
+        <w:pStyle w:val="Ttulo3"/>
+        <w:rPr>
+          <w:lang w:val="es-ES"/>
+        </w:rPr>
+      </w:pPr>
+      <w:r>
+        <w:rPr>
+          <w:lang w:val="es-ES"/>
+        </w:rPr>
+        <w:t>Conclusión</w:t>
+      </w:r>
+    </w:p>
+    <w:p>
+      <w:pPr>
+        <w:pStyle w:val="NormalWeb"/>
+        <w:rPr>
+          <w:rFonts w:cstheme="minorHAnsi"/>
+          <w:szCs w:val="22"/>
+        </w:rPr>
+      </w:pPr>
+      <w:r>
+        <w:rPr>
+          <w:rFonts w:cstheme="minorHAnsi"/>
+          <w:szCs w:val="22"/>
+          <w:lang w:val="es-ES"/>
+        </w:rPr>
+        <w:t xml:space="preserve">Se </w:t>
+      </w:r>
+      <w:r>
+        <w:rPr>
+          <w:rFonts w:cstheme="minorHAnsi"/>
+          <w:szCs w:val="22"/>
+        </w:rPr>
+        <w:t xml:space="preserve">Se concluye que ARIMA es el modelo más adecuado para alimentar el optimizador de Markowitz en este trabajo. Aunque mejora un poco menos que Ridge sobre el modelo de ceros en RMSE, su ventaja clara en acierto direccional, medido con la kappa de Cohen, lo convierte en la opción más fiable para guiar las decisiones semanales de la cartera. La elección busca que el modelo predictivo case bien con el tipo de optimizador, que es muy sensible a la dirección de las predicciones, asegurando así que la información que entra al proceso de optimización sea correcta en dirección en la mayor parte del universo </w:t>
+      </w:r>
+      <w:proofErr w:type="spellStart"/>
+      <w:r>
+        <w:rPr>
+          <w:rFonts w:cstheme="minorHAnsi"/>
+          <w:szCs w:val="22"/>
+        </w:rPr>
+        <w:t>investible</w:t>
+      </w:r>
+      <w:proofErr w:type="spellEnd"/>
+      <w:r>
+        <w:rPr>
+          <w:rFonts w:cstheme="minorHAnsi"/>
+          <w:szCs w:val="22"/>
+        </w:rPr>
+        <w:t>.</w:t>
+      </w:r>
+    </w:p>
+    <w:p>
+      <w:pPr>
+        <w:pStyle w:val="NormalWeb"/>
+        <w:rPr>
+          <w:rFonts w:cstheme="minorHAnsi"/>
+          <w:szCs w:val="22"/>
+          <w:lang w:val="es-ES"/>
+        </w:rPr>
+      </w:pPr>
+      <w:r>
+        <w:rPr>
+          <w:rFonts w:cstheme="minorHAnsi"/>
+          <w:szCs w:val="22"/>
+          <w:lang w:val="es-ES"/>
+        </w:rPr>
+        <w:lastRenderedPageBreak/>
+        <w:t>.</w:t>
+      </w:r>
+    </w:p>
+    <w:p>
+      <w:pPr>
+        <w:pStyle w:val="NormalWeb"/>
         <w:ind w:firstLine="0"/>
         <w:rPr>
           <w:rFonts w:cstheme="minorHAnsi"/>
@@ -30709,6 +31330,14 @@
           <w:lang w:val="es-ES"/>
         </w:rPr>
       </w:pPr>
+      <w:r>
+        <w:rPr>
+          <w:rFonts w:cstheme="minorHAnsi"/>
+          <w:szCs w:val="22"/>
+          <w:lang w:val="es-ES"/>
+        </w:rPr>
+        <w:t xml:space="preserve"> </w:t>
+      </w:r>
     </w:p>
     <w:p>
       <w:pPr>
@@ -30955,7 +31584,6 @@
           <w:szCs w:val="22"/>
           <w:lang w:val="es-ES"/>
         </w:rPr>
-        <w:lastRenderedPageBreak/>
         <w:t xml:space="preserve">El objetivo de este apartado es evaluar si las predicciones semanales de los </w:t>
       </w:r>
       <w:proofErr w:type="spellStart"/>
@@ -31049,6 +31677,7 @@
           <w:szCs w:val="22"/>
           <w:lang w:val="es-ES"/>
         </w:rPr>
+        <w:lastRenderedPageBreak/>
         <w:t>Markowitz con último valor observado</w:t>
       </w:r>
       <w:r>
@@ -31250,16 +31879,7 @@
           <w:szCs w:val="22"/>
           <w:lang w:val="es-ES"/>
         </w:rPr>
-        <w:t xml:space="preserve">La idea principal del modelo de Markowitz es que no se debe seleccionar una cartera únicamente en función de la rentabilidad esperada de cada activo, sino también considerando el riesgo individual de </w:t>
-      </w:r>
-      <w:r>
-        <w:rPr>
-          <w:rFonts w:cstheme="minorHAnsi"/>
-          <w:szCs w:val="22"/>
-          <w:lang w:val="es-ES"/>
-        </w:rPr>
-        <w:lastRenderedPageBreak/>
-        <w:t>cada ETF y la relación entre ellos. Esta relación se recoge mediante la matriz de covarianzas, que permite tener en cuenta si los activos tienden a moverse de forma similar o diferente.</w:t>
+        <w:t>La idea principal del modelo de Markowitz es que no se debe seleccionar una cartera únicamente en función de la rentabilidad esperada de cada activo, sino también considerando el riesgo individual de cada ETF y la relación entre ellos. Esta relación se recoge mediante la matriz de covarianzas, que permite tener en cuenta si los activos tienden a moverse de forma similar o diferente.</w:t>
       </w:r>
     </w:p>
     <w:p>
@@ -31328,6 +31948,7 @@
           <w:szCs w:val="22"/>
           <w:lang w:val="es-ES"/>
         </w:rPr>
+        <w:lastRenderedPageBreak/>
         <w:t xml:space="preserve">Para que la comparación sea justa, las tres estrategias utilizan los mismos </w:t>
       </w:r>
       <w:proofErr w:type="spellStart"/>
@@ -31610,6 +32231,7 @@
           <w:szCs w:val="22"/>
           <w:lang w:val="es-ES"/>
         </w:rPr>
+        <w:lastRenderedPageBreak/>
         <w:t>La lógica de esta estrategia es comprobar si el último comportamiento observado del ETF puede aportar información útil para la semana siguiente. Sin embargo, también puede ser una estrategia más inestable, ya que depende mucho de un único dato semanal.</w:t>
       </w:r>
     </w:p>
@@ -31784,43 +32406,43 @@
           <w:szCs w:val="22"/>
           <w:lang w:val="es-ES"/>
         </w:rPr>
+        <w:t>El periodo inicial de entrenamiento comprende aproximadamente desde enero de 2021 hasta julio de 2024. A partir de julio de 2024 comienza el periodo de prueba, durante el cual se evalúa el comportamiento de las distintas estrategias de inversión.</w:t>
+      </w:r>
+    </w:p>
+    <w:p>
+      <w:pPr>
+        <w:pStyle w:val="NormalWeb"/>
+        <w:rPr>
+          <w:rFonts w:cstheme="minorHAnsi"/>
+          <w:szCs w:val="22"/>
+          <w:lang w:val="es-ES"/>
+        </w:rPr>
+      </w:pPr>
+      <w:r>
+        <w:rPr>
+          <w:rFonts w:cstheme="minorHAnsi"/>
+          <w:szCs w:val="22"/>
+          <w:lang w:val="es-ES"/>
+        </w:rPr>
+        <w:t>Esta separación coincide con la utilizada en la fase de predicción de los modelos. De este modo, se mantiene la coherencia metodológica entre la parte predictiva del trabajo y la posterior aplicación al modelo de Markowitz.</w:t>
+      </w:r>
+    </w:p>
+    <w:p>
+      <w:pPr>
+        <w:pStyle w:val="NormalWeb"/>
+        <w:rPr>
+          <w:rFonts w:cstheme="minorHAnsi"/>
+          <w:szCs w:val="22"/>
+          <w:lang w:val="es-ES"/>
+        </w:rPr>
+      </w:pPr>
+      <w:r>
+        <w:rPr>
+          <w:rFonts w:cstheme="minorHAnsi"/>
+          <w:szCs w:val="22"/>
+          <w:lang w:val="es-ES"/>
+        </w:rPr>
         <w:lastRenderedPageBreak/>
-        <w:t>El periodo inicial de entrenamiento comprende aproximadamente desde enero de 2021 hasta julio de 2024. A partir de julio de 2024 comienza el periodo de prueba, durante el cual se evalúa el comportamiento de las distintas estrategias de inversión.</w:t>
-      </w:r>
-    </w:p>
-    <w:p>
-      <w:pPr>
-        <w:pStyle w:val="NormalWeb"/>
-        <w:rPr>
-          <w:rFonts w:cstheme="minorHAnsi"/>
-          <w:szCs w:val="22"/>
-          <w:lang w:val="es-ES"/>
-        </w:rPr>
-      </w:pPr>
-      <w:r>
-        <w:rPr>
-          <w:rFonts w:cstheme="minorHAnsi"/>
-          <w:szCs w:val="22"/>
-          <w:lang w:val="es-ES"/>
-        </w:rPr>
-        <w:t>Esta separación coincide con la utilizada en la fase de predicción de los modelos. De este modo, se mantiene la coherencia metodológica entre la parte predictiva del trabajo y la posterior aplicación al modelo de Markowitz.</w:t>
-      </w:r>
-    </w:p>
-    <w:p>
-      <w:pPr>
-        <w:pStyle w:val="NormalWeb"/>
-        <w:rPr>
-          <w:rFonts w:cstheme="minorHAnsi"/>
-          <w:szCs w:val="22"/>
-          <w:lang w:val="es-ES"/>
-        </w:rPr>
-      </w:pPr>
-      <w:r>
-        <w:rPr>
-          <w:rFonts w:cstheme="minorHAnsi"/>
-          <w:szCs w:val="22"/>
-          <w:lang w:val="es-ES"/>
-        </w:rPr>
         <w:t>Durante el periodo de prueba, la cartera se recalcula semanalmente. En cada fecha de decisión, se utilizan únicamente los datos disponibles hasta ese momento. Posteriormente, la cartera se mantiene durante la semana siguiente y se evalúa su rentabilidad con los retornos reales observados.</w:t>
       </w:r>
     </w:p>
@@ -32141,61 +32763,61 @@
           <w:szCs w:val="22"/>
           <w:lang w:val="es-ES"/>
         </w:rPr>
+        <w:t>Cálculo de la matriz de covarianzas</w:t>
+      </w:r>
+    </w:p>
+    <w:p>
+      <w:pPr>
+        <w:pStyle w:val="NormalWeb"/>
+        <w:rPr>
+          <w:rFonts w:cstheme="minorHAnsi"/>
+          <w:szCs w:val="22"/>
+          <w:lang w:val="es-ES"/>
+        </w:rPr>
+      </w:pPr>
+      <w:r>
+        <w:rPr>
+          <w:rFonts w:cstheme="minorHAnsi"/>
+          <w:szCs w:val="22"/>
+          <w:lang w:val="es-ES"/>
+        </w:rPr>
+        <w:t xml:space="preserve">Además de la rentabilidad esperada, el modelo de Markowitz necesita una medida del riesgo de los activos y de la relación entre ellos. Para ello se utiliza la matriz de covarianzas de los retornos semanales de los </w:t>
+      </w:r>
+      <w:proofErr w:type="spellStart"/>
+      <w:r>
+        <w:rPr>
+          <w:rFonts w:cstheme="minorHAnsi"/>
+          <w:szCs w:val="22"/>
+          <w:lang w:val="es-ES"/>
+        </w:rPr>
+        <w:t>ETFs</w:t>
+      </w:r>
+      <w:proofErr w:type="spellEnd"/>
+      <w:r>
+        <w:rPr>
+          <w:rFonts w:cstheme="minorHAnsi"/>
+          <w:szCs w:val="22"/>
+          <w:lang w:val="es-ES"/>
+        </w:rPr>
+        <w:t>.</w:t>
+      </w:r>
+    </w:p>
+    <w:p>
+      <w:pPr>
+        <w:pStyle w:val="NormalWeb"/>
+        <w:rPr>
+          <w:rFonts w:cstheme="minorHAnsi"/>
+          <w:szCs w:val="22"/>
+          <w:lang w:val="es-ES"/>
+        </w:rPr>
+      </w:pPr>
+      <w:r>
+        <w:rPr>
+          <w:rFonts w:cstheme="minorHAnsi"/>
+          <w:szCs w:val="22"/>
+          <w:lang w:val="es-ES"/>
+        </w:rPr>
         <w:lastRenderedPageBreak/>
-        <w:t>Cálculo de la matriz de covarianzas</w:t>
-      </w:r>
-    </w:p>
-    <w:p>
-      <w:pPr>
-        <w:pStyle w:val="NormalWeb"/>
-        <w:rPr>
-          <w:rFonts w:cstheme="minorHAnsi"/>
-          <w:szCs w:val="22"/>
-          <w:lang w:val="es-ES"/>
-        </w:rPr>
-      </w:pPr>
-      <w:r>
-        <w:rPr>
-          <w:rFonts w:cstheme="minorHAnsi"/>
-          <w:szCs w:val="22"/>
-          <w:lang w:val="es-ES"/>
-        </w:rPr>
-        <w:t xml:space="preserve">Además de la rentabilidad esperada, el modelo de Markowitz necesita una medida del riesgo de los activos y de la relación entre ellos. Para ello se utiliza la matriz de covarianzas de los retornos semanales de los </w:t>
-      </w:r>
-      <w:proofErr w:type="spellStart"/>
-      <w:r>
-        <w:rPr>
-          <w:rFonts w:cstheme="minorHAnsi"/>
-          <w:szCs w:val="22"/>
-          <w:lang w:val="es-ES"/>
-        </w:rPr>
-        <w:t>ETFs</w:t>
-      </w:r>
-      <w:proofErr w:type="spellEnd"/>
-      <w:r>
-        <w:rPr>
-          <w:rFonts w:cstheme="minorHAnsi"/>
-          <w:szCs w:val="22"/>
-          <w:lang w:val="es-ES"/>
-        </w:rPr>
-        <w:t>.</w:t>
-      </w:r>
-    </w:p>
-    <w:p>
-      <w:pPr>
-        <w:pStyle w:val="NormalWeb"/>
-        <w:rPr>
-          <w:rFonts w:cstheme="minorHAnsi"/>
-          <w:szCs w:val="22"/>
-          <w:lang w:val="es-ES"/>
-        </w:rPr>
-      </w:pPr>
-      <w:r>
-        <w:rPr>
-          <w:rFonts w:cstheme="minorHAnsi"/>
-          <w:szCs w:val="22"/>
-          <w:lang w:val="es-ES"/>
-        </w:rPr>
         <w:t>En este trabajo, la matriz de covarianzas se calcula utilizando una ventana expansiva. Es decir, en cada semana del periodo de prueba se calcula con todos los retornos semanales disponibles desde el inicio del histórico hasta la fecha de decisión.</w:t>
       </w:r>
     </w:p>
@@ -32614,7 +33236,6 @@
           <w:szCs w:val="22"/>
           <w:lang w:val="es-ES"/>
         </w:rPr>
-        <w:lastRenderedPageBreak/>
         <w:t>Además, cada peso debe ser como máximo igual a 1:</w:t>
       </w:r>
     </w:p>
@@ -32697,6 +33318,7 @@
           <w:szCs w:val="22"/>
           <w:lang w:val="es-ES"/>
         </w:rPr>
+        <w:lastRenderedPageBreak/>
         <w:t>Esto implica que la cartera puede invertir entre el 0% y el 100% del capital en cada ETF, pero no puede tomar posiciones negativas.</w:t>
       </w:r>
     </w:p>
@@ -33453,6 +34075,7 @@
           <w:szCs w:val="22"/>
           <w:lang w:val="es-ES"/>
         </w:rPr>
+        <w:lastRenderedPageBreak/>
         <w:t>Después de calcular la rentabilidad semanal, se actualiza el valor de la cartera:</w:t>
       </w:r>
     </w:p>
@@ -33988,7 +34611,6 @@
                 <w:szCs w:val="22"/>
                 <w:lang w:val="es-ES"/>
               </w:rPr>
-              <w:lastRenderedPageBreak/>
               <w:t>Columna</w:t>
             </w:r>
           </w:p>
@@ -34161,6 +34783,7 @@
                 <w:szCs w:val="22"/>
                 <w:lang w:val="es-ES"/>
               </w:rPr>
+              <w:lastRenderedPageBreak/>
               <w:t>FechaTestIni</w:t>
             </w:r>
             <w:proofErr w:type="spellEnd"/>
@@ -38605,6 +39228,9 @@
         <w:pStyle w:val="Textoindependiente"/>
       </w:pPr>
       <w:r>
+        <w:rPr>
+          <w:noProof/>
+        </w:rPr>
         <w:drawing>
           <wp:inline distT="0" distB="0" distL="0" distR="0" wp14:anchorId="29F48890" wp14:editId="2527B902">
             <wp:extent cx="3111660" cy="2387723"/>
@@ -38647,6 +39273,102 @@
         <w:pStyle w:val="Textoindependiente"/>
       </w:pPr>
       <w:r>
+        <w:t xml:space="preserve">RIDGE FILTRADO </w:t>
+      </w:r>
+    </w:p>
+    <w:p>
+      <w:pPr>
+        <w:pStyle w:val="Textoindependiente"/>
+      </w:pPr>
+      <w:r>
+        <w:drawing>
+          <wp:inline distT="0" distB="0" distL="0" distR="0" wp14:anchorId="6F3DC6BB" wp14:editId="23ECC266">
+            <wp:extent cx="2522706" cy="2219047"/>
+            <wp:effectExtent l="0" t="0" r="0" b="0"/>
+            <wp:docPr id="2079441453" name="Imagen 1"/>
+            <wp:cNvGraphicFramePr>
+              <a:graphicFrameLocks xmlns:a="http://schemas.openxmlformats.org/drawingml/2006/main" noChangeAspect="1"/>
+            </wp:cNvGraphicFramePr>
+            <a:graphic xmlns:a="http://schemas.openxmlformats.org/drawingml/2006/main">
+              <a:graphicData uri="http://schemas.openxmlformats.org/drawingml/2006/picture">
+                <pic:pic xmlns:pic="http://schemas.openxmlformats.org/drawingml/2006/picture">
+                  <pic:nvPicPr>
+                    <pic:cNvPr id="2079441453" name=""/>
+                    <pic:cNvPicPr/>
+                  </pic:nvPicPr>
+                  <pic:blipFill>
+                    <a:blip r:embed="rId25"/>
+                    <a:stretch>
+                      <a:fillRect/>
+                    </a:stretch>
+                  </pic:blipFill>
+                  <pic:spPr>
+                    <a:xfrm>
+                      <a:off x="0" y="0"/>
+                      <a:ext cx="2524471" cy="2220600"/>
+                    </a:xfrm>
+                    <a:prstGeom prst="rect">
+                      <a:avLst/>
+                    </a:prstGeom>
+                  </pic:spPr>
+                </pic:pic>
+              </a:graphicData>
+            </a:graphic>
+          </wp:inline>
+        </w:drawing>
+      </w:r>
+    </w:p>
+    <w:p>
+      <w:pPr>
+        <w:pStyle w:val="Textoindependiente"/>
+      </w:pPr>
+      <w:r>
+        <w:rPr>
+          <w:noProof/>
+        </w:rPr>
+        <w:lastRenderedPageBreak/>
+        <w:drawing>
+          <wp:inline distT="0" distB="0" distL="0" distR="0" wp14:anchorId="39FCE7E2" wp14:editId="22012ED2">
+            <wp:extent cx="5943600" cy="2265045"/>
+            <wp:effectExtent l="0" t="0" r="0" b="1905"/>
+            <wp:docPr id="2060061017" name="Imagen 1"/>
+            <wp:cNvGraphicFramePr>
+              <a:graphicFrameLocks xmlns:a="http://schemas.openxmlformats.org/drawingml/2006/main" noChangeAspect="1"/>
+            </wp:cNvGraphicFramePr>
+            <a:graphic xmlns:a="http://schemas.openxmlformats.org/drawingml/2006/main">
+              <a:graphicData uri="http://schemas.openxmlformats.org/drawingml/2006/picture">
+                <pic:pic xmlns:pic="http://schemas.openxmlformats.org/drawingml/2006/picture">
+                  <pic:nvPicPr>
+                    <pic:cNvPr id="2060061017" name=""/>
+                    <pic:cNvPicPr/>
+                  </pic:nvPicPr>
+                  <pic:blipFill>
+                    <a:blip r:embed="rId26"/>
+                    <a:stretch>
+                      <a:fillRect/>
+                    </a:stretch>
+                  </pic:blipFill>
+                  <pic:spPr>
+                    <a:xfrm>
+                      <a:off x="0" y="0"/>
+                      <a:ext cx="5943600" cy="2265045"/>
+                    </a:xfrm>
+                    <a:prstGeom prst="rect">
+                      <a:avLst/>
+                    </a:prstGeom>
+                  </pic:spPr>
+                </pic:pic>
+              </a:graphicData>
+            </a:graphic>
+          </wp:inline>
+        </w:drawing>
+      </w:r>
+    </w:p>
+    <w:p>
+      <w:pPr>
+        <w:pStyle w:val="Textoindependiente"/>
+      </w:pPr>
+      <w:r>
         <w:t>ARIMA CON TODOS</w:t>
       </w:r>
     </w:p>
@@ -38655,6 +39377,9 @@
         <w:pStyle w:val="NormalWeb"/>
       </w:pPr>
       <w:r>
+        <w:rPr>
+          <w:noProof/>
+        </w:rPr>
         <w:drawing>
           <wp:inline distT="0" distB="0" distL="0" distR="0" wp14:anchorId="5D1F411A" wp14:editId="131173D1">
             <wp:extent cx="2381372" cy="1428823"/>
@@ -38671,7 +39396,7 @@
                     <pic:cNvPicPr/>
                   </pic:nvPicPr>
                   <pic:blipFill>
-                    <a:blip r:embed="rId25"/>
+                    <a:blip r:embed="rId27"/>
                     <a:stretch>
                       <a:fillRect/>
                     </a:stretch>
@@ -38706,6 +39431,9 @@
         <w:ind w:firstLine="0"/>
       </w:pPr>
       <w:r>
+        <w:rPr>
+          <w:noProof/>
+        </w:rPr>
         <w:drawing>
           <wp:inline distT="0" distB="0" distL="0" distR="0" wp14:anchorId="3EDDFA49" wp14:editId="3CB6D6E3">
             <wp:extent cx="3553326" cy="1669576"/>
@@ -38722,7 +39450,7 @@
                     <pic:cNvPicPr/>
                   </pic:nvPicPr>
                   <pic:blipFill>
-                    <a:blip r:embed="rId26"/>
+                    <a:blip r:embed="rId28"/>
                     <a:stretch>
                       <a:fillRect/>
                     </a:stretch>
@@ -38747,6 +39475,47 @@
       <w:pPr>
         <w:pStyle w:val="NormalWeb"/>
       </w:pPr>
+      <w:r>
+        <w:rPr>
+          <w:noProof/>
+        </w:rPr>
+        <w:lastRenderedPageBreak/>
+        <w:drawing>
+          <wp:inline distT="0" distB="0" distL="0" distR="0" wp14:anchorId="4B192382" wp14:editId="702E9340">
+            <wp:extent cx="5943600" cy="2386330"/>
+            <wp:effectExtent l="0" t="0" r="0" b="0"/>
+            <wp:docPr id="1006878224" name="Imagen 1"/>
+            <wp:cNvGraphicFramePr>
+              <a:graphicFrameLocks xmlns:a="http://schemas.openxmlformats.org/drawingml/2006/main" noChangeAspect="1"/>
+            </wp:cNvGraphicFramePr>
+            <a:graphic xmlns:a="http://schemas.openxmlformats.org/drawingml/2006/main">
+              <a:graphicData uri="http://schemas.openxmlformats.org/drawingml/2006/picture">
+                <pic:pic xmlns:pic="http://schemas.openxmlformats.org/drawingml/2006/picture">
+                  <pic:nvPicPr>
+                    <pic:cNvPr id="1006878224" name=""/>
+                    <pic:cNvPicPr/>
+                  </pic:nvPicPr>
+                  <pic:blipFill>
+                    <a:blip r:embed="rId29"/>
+                    <a:stretch>
+                      <a:fillRect/>
+                    </a:stretch>
+                  </pic:blipFill>
+                  <pic:spPr>
+                    <a:xfrm>
+                      <a:off x="0" y="0"/>
+                      <a:ext cx="5943600" cy="2386330"/>
+                    </a:xfrm>
+                    <a:prstGeom prst="rect">
+                      <a:avLst/>
+                    </a:prstGeom>
+                  </pic:spPr>
+                </pic:pic>
+              </a:graphicData>
+            </a:graphic>
+          </wp:inline>
+        </w:drawing>
+      </w:r>
     </w:p>
     <w:p>
       <w:pPr>
@@ -38758,7 +39527,6 @@
         <w:pStyle w:val="NormalWeb"/>
       </w:pPr>
       <w:r>
-        <w:lastRenderedPageBreak/>
         <w:t>Usas la predicción ARIMA para la semana siguiente.</w:t>
       </w:r>
     </w:p>
@@ -38885,6 +39653,9 @@
       </w:r>
       <w:r>
         <w:br/>
+      </w:r>
+      <w:r>
+        <w:lastRenderedPageBreak/>
         <w:t>- Usa como rentabilidad esperada la predicción semanal ARIMA de cada ETF para la semana siguiente.</w:t>
       </w:r>
       <w:r>
@@ -38938,7 +39709,6 @@
         <w:br/>
       </w:r>
       <w:r>
-        <w:lastRenderedPageBreak/>
         <w:br/>
         <w:t>Quiero que la comparación sea justa:</w:t>
       </w:r>
@@ -39097,6 +39867,7 @@
           <w:szCs w:val="22"/>
           <w:lang w:val="es-ES"/>
         </w:rPr>
+        <w:lastRenderedPageBreak/>
         <w:t>Diario vs semanal</w:t>
       </w:r>
     </w:p>
@@ -39314,7 +40085,6 @@
           <w:szCs w:val="22"/>
           <w:lang w:val="es-ES"/>
         </w:rPr>
-        <w:lastRenderedPageBreak/>
         <w:t xml:space="preserve"> EL BLOQUE MÁS IMPORTANTE</w:t>
       </w:r>
     </w:p>
@@ -39879,10 +40649,398 @@
           <w:szCs w:val="22"/>
           <w:lang w:val="es-ES"/>
         </w:rPr>
+        <w:t>  Limitaciones</w:t>
+      </w:r>
+      <w:proofErr w:type="gramEnd"/>
+    </w:p>
+    <w:p>
+      <w:pPr>
+        <w:pStyle w:val="NormalWeb"/>
+        <w:rPr>
+          <w:rFonts w:cstheme="minorHAnsi"/>
+          <w:szCs w:val="22"/>
+          <w:lang w:val="es-ES"/>
+        </w:rPr>
+      </w:pPr>
+      <w:r>
+        <w:rPr>
+          <w:rFonts w:cstheme="minorHAnsi"/>
+          <w:szCs w:val="22"/>
+          <w:lang w:val="es-ES"/>
+        </w:rPr>
+        <w:t xml:space="preserve">  λ es el peso relativo del riesgo frente al retorno. A mayor λ, más penalizas la varianza y más te acercas a la cartera de mínima varianza. A λ→0, ignoras el riesgo y</w:t>
+      </w:r>
+    </w:p>
+    <w:p>
+      <w:pPr>
+        <w:pStyle w:val="NormalWeb"/>
+        <w:rPr>
+          <w:rFonts w:cstheme="minorHAnsi"/>
+          <w:szCs w:val="22"/>
+          <w:lang w:val="es-ES"/>
+        </w:rPr>
+      </w:pPr>
+      <w:r>
+        <w:rPr>
+          <w:rFonts w:cstheme="minorHAnsi"/>
+          <w:szCs w:val="22"/>
+          <w:lang w:val="es-ES"/>
+        </w:rPr>
+        <w:t xml:space="preserve">  maximizas solo retorno.</w:t>
+      </w:r>
+    </w:p>
+    <w:p>
+      <w:pPr>
+        <w:pStyle w:val="NormalWeb"/>
+        <w:rPr>
+          <w:rFonts w:cstheme="minorHAnsi"/>
+          <w:szCs w:val="22"/>
+          <w:lang w:val="es-ES"/>
+        </w:rPr>
+      </w:pPr>
+    </w:p>
+    <w:p>
+      <w:pPr>
+        <w:pStyle w:val="NormalWeb"/>
+        <w:rPr>
+          <w:rFonts w:cstheme="minorHAnsi"/>
+          <w:szCs w:val="22"/>
+          <w:lang w:val="es-ES"/>
+        </w:rPr>
+      </w:pPr>
+      <w:r>
+        <w:rPr>
+          <w:rFonts w:cstheme="minorHAnsi"/>
+          <w:szCs w:val="22"/>
+          <w:lang w:val="es-ES"/>
+        </w:rPr>
+        <w:t xml:space="preserve">  ---</w:t>
+      </w:r>
+    </w:p>
+    <w:p>
+      <w:pPr>
+        <w:pStyle w:val="NormalWeb"/>
+        <w:rPr>
+          <w:rFonts w:cstheme="minorHAnsi"/>
+          <w:szCs w:val="22"/>
+          <w:lang w:val="es-ES"/>
+        </w:rPr>
+      </w:pPr>
+      <w:r>
+        <w:rPr>
+          <w:rFonts w:cstheme="minorHAnsi"/>
+          <w:szCs w:val="22"/>
+          <w:lang w:val="es-ES"/>
+        </w:rPr>
+        <w:t xml:space="preserve">  De qué depende el valor "correcto"</w:t>
+      </w:r>
+    </w:p>
+    <w:p>
+      <w:pPr>
+        <w:pStyle w:val="NormalWeb"/>
+        <w:rPr>
+          <w:rFonts w:cstheme="minorHAnsi"/>
+          <w:szCs w:val="22"/>
+          <w:lang w:val="es-ES"/>
+        </w:rPr>
+      </w:pPr>
+    </w:p>
+    <w:p>
+      <w:pPr>
+        <w:pStyle w:val="NormalWeb"/>
+        <w:rPr>
+          <w:rFonts w:cstheme="minorHAnsi"/>
+          <w:szCs w:val="22"/>
+          <w:lang w:val="es-ES"/>
+        </w:rPr>
+      </w:pPr>
+      <w:r>
+        <w:rPr>
+          <w:rFonts w:cstheme="minorHAnsi"/>
+          <w:szCs w:val="22"/>
+          <w:lang w:val="es-ES"/>
+        </w:rPr>
+        <w:t xml:space="preserve">  De las unidades de μ y Σ. Como ambos están anualizados en decimales (μ ≈ 0.05–0.15, varianza ≈ 0.01–0.05), λ=10 significa que sacrificas 5 puntos porcentuales de retorno</w:t>
+      </w:r>
+    </w:p>
+    <w:p>
+      <w:pPr>
+        <w:pStyle w:val="NormalWeb"/>
+        <w:rPr>
+          <w:rFonts w:cstheme="minorHAnsi"/>
+          <w:szCs w:val="22"/>
+          <w:lang w:val="es-ES"/>
+        </w:rPr>
+      </w:pPr>
+      <w:r>
+        <w:rPr>
+          <w:rFonts w:cstheme="minorHAnsi"/>
+          <w:szCs w:val="22"/>
+          <w:lang w:val="es-ES"/>
+        </w:rPr>
+        <w:t xml:space="preserve">  anual para reducir 1 unidad de varianza. No hay un valor universalmente correcto — depende de la escala.</w:t>
+      </w:r>
+    </w:p>
+    <w:p>
+      <w:pPr>
+        <w:pStyle w:val="NormalWeb"/>
+        <w:rPr>
+          <w:rFonts w:cstheme="minorHAnsi"/>
+          <w:szCs w:val="22"/>
+          <w:lang w:val="es-ES"/>
+        </w:rPr>
+      </w:pPr>
+    </w:p>
+    <w:p>
+      <w:pPr>
+        <w:pStyle w:val="NormalWeb"/>
+        <w:rPr>
+          <w:rFonts w:cstheme="minorHAnsi"/>
+          <w:szCs w:val="22"/>
+          <w:lang w:val="es-ES"/>
+        </w:rPr>
+      </w:pPr>
+      <w:r>
+        <w:rPr>
+          <w:rFonts w:cstheme="minorHAnsi"/>
+          <w:szCs w:val="22"/>
+          <w:lang w:val="es-ES"/>
+        </w:rPr>
+        <w:t xml:space="preserve">  Rango práctico con retornos anualizados en decimales:</w:t>
+      </w:r>
+    </w:p>
+    <w:p>
+      <w:pPr>
+        <w:pStyle w:val="NormalWeb"/>
+        <w:rPr>
+          <w:rFonts w:cstheme="minorHAnsi"/>
+          <w:szCs w:val="22"/>
+          <w:lang w:val="es-ES"/>
+        </w:rPr>
+      </w:pPr>
+    </w:p>
+    <w:p>
+      <w:pPr>
+        <w:pStyle w:val="NormalWeb"/>
+        <w:rPr>
+          <w:rFonts w:cstheme="minorHAnsi"/>
+          <w:szCs w:val="22"/>
+          <w:lang w:val="es-ES"/>
+        </w:rPr>
+      </w:pPr>
+      <w:r>
+        <w:rPr>
+          <w:rFonts w:cstheme="minorHAnsi"/>
+          <w:szCs w:val="22"/>
+          <w:lang w:val="es-ES"/>
+        </w:rPr>
+        <w:t xml:space="preserve">  ┌───────</w:t>
+      </w:r>
+      <w:r>
+        <w:rPr>
+          <w:rFonts w:ascii="MS Gothic" w:eastAsia="MS Gothic" w:hAnsi="MS Gothic" w:cs="MS Gothic" w:hint="eastAsia"/>
+          <w:szCs w:val="22"/>
+          <w:lang w:val="es-ES"/>
+        </w:rPr>
+        <w:t>┬</w:t>
+      </w:r>
+      <w:r>
+        <w:rPr>
+          <w:rFonts w:ascii="Calibri" w:hAnsi="Calibri" w:cs="Calibri"/>
+          <w:szCs w:val="22"/>
+          <w:lang w:val="es-ES"/>
+        </w:rPr>
+        <w:t>─────────────────────────────────────────────────────┐</w:t>
+      </w:r>
+    </w:p>
+    <w:p>
+      <w:pPr>
+        <w:pStyle w:val="NormalWeb"/>
+        <w:rPr>
+          <w:rFonts w:cstheme="minorHAnsi"/>
+          <w:szCs w:val="22"/>
+          <w:lang w:val="es-ES"/>
+        </w:rPr>
+      </w:pPr>
+      <w:r>
+        <w:rPr>
+          <w:rFonts w:cstheme="minorHAnsi"/>
+          <w:szCs w:val="22"/>
+          <w:lang w:val="es-ES"/>
+        </w:rPr>
+        <w:t xml:space="preserve">  │   λ   │                       Perfil                        │</w:t>
+      </w:r>
+    </w:p>
+    <w:p>
+      <w:pPr>
+        <w:pStyle w:val="NormalWeb"/>
+        <w:rPr>
+          <w:rFonts w:cstheme="minorHAnsi"/>
+          <w:szCs w:val="22"/>
+          <w:lang w:val="es-ES"/>
+        </w:rPr>
+      </w:pPr>
+      <w:r>
+        <w:rPr>
+          <w:rFonts w:cstheme="minorHAnsi"/>
+          <w:szCs w:val="22"/>
+          <w:lang w:val="es-ES"/>
+        </w:rPr>
         <w:lastRenderedPageBreak/>
-        <w:t>  Limitaciones</w:t>
+        <w:t xml:space="preserve">  </w:t>
+      </w:r>
+      <w:r>
+        <w:rPr>
+          <w:rFonts w:ascii="MS Gothic" w:eastAsia="MS Gothic" w:hAnsi="MS Gothic" w:cs="MS Gothic" w:hint="eastAsia"/>
+          <w:szCs w:val="22"/>
+          <w:lang w:val="es-ES"/>
+        </w:rPr>
+        <w:t>├</w:t>
+      </w:r>
+      <w:r>
+        <w:rPr>
+          <w:rFonts w:ascii="Calibri" w:hAnsi="Calibri" w:cs="Calibri"/>
+          <w:szCs w:val="22"/>
+          <w:lang w:val="es-ES"/>
+        </w:rPr>
+        <w:t>───────</w:t>
+      </w:r>
+      <w:r>
+        <w:rPr>
+          <w:rFonts w:ascii="MS Gothic" w:eastAsia="MS Gothic" w:hAnsi="MS Gothic" w:cs="MS Gothic" w:hint="eastAsia"/>
+          <w:szCs w:val="22"/>
+          <w:lang w:val="es-ES"/>
+        </w:rPr>
+        <w:t>┼</w:t>
+      </w:r>
+      <w:r>
+        <w:rPr>
+          <w:rFonts w:ascii="Calibri" w:hAnsi="Calibri" w:cs="Calibri"/>
+          <w:szCs w:val="22"/>
+          <w:lang w:val="es-ES"/>
+        </w:rPr>
+        <w:t>─────────────────────────────────────────────────────</w:t>
+      </w:r>
+      <w:r>
+        <w:rPr>
+          <w:rFonts w:ascii="MS Gothic" w:eastAsia="MS Gothic" w:hAnsi="MS Gothic" w:cs="MS Gothic" w:hint="eastAsia"/>
+          <w:szCs w:val="22"/>
+          <w:lang w:val="es-ES"/>
+        </w:rPr>
+        <w:t>┤</w:t>
+      </w:r>
+    </w:p>
+    <w:p>
+      <w:pPr>
+        <w:pStyle w:val="NormalWeb"/>
+        <w:rPr>
+          <w:rFonts w:cstheme="minorHAnsi"/>
+          <w:szCs w:val="22"/>
+          <w:lang w:val="es-ES"/>
+        </w:rPr>
+      </w:pPr>
+      <w:r>
+        <w:rPr>
+          <w:rFonts w:cstheme="minorHAnsi"/>
+          <w:szCs w:val="22"/>
+          <w:lang w:val="es-ES"/>
+        </w:rPr>
+        <w:t xml:space="preserve">  │ 1–3   │ Agresivo, busca retorno, concentra en pocos activos │</w:t>
+      </w:r>
+    </w:p>
+    <w:p>
+      <w:pPr>
+        <w:pStyle w:val="NormalWeb"/>
+        <w:rPr>
+          <w:rFonts w:cstheme="minorHAnsi"/>
+          <w:szCs w:val="22"/>
+          <w:lang w:val="es-ES"/>
+        </w:rPr>
+      </w:pPr>
+      <w:r>
+        <w:rPr>
+          <w:rFonts w:cstheme="minorHAnsi"/>
+          <w:szCs w:val="22"/>
+          <w:lang w:val="es-ES"/>
+        </w:rPr>
+        <w:t xml:space="preserve">  </w:t>
+      </w:r>
+      <w:r>
+        <w:rPr>
+          <w:rFonts w:ascii="MS Gothic" w:eastAsia="MS Gothic" w:hAnsi="MS Gothic" w:cs="MS Gothic" w:hint="eastAsia"/>
+          <w:szCs w:val="22"/>
+          <w:lang w:val="es-ES"/>
+        </w:rPr>
+        <w:t>├</w:t>
+      </w:r>
+      <w:r>
+        <w:rPr>
+          <w:rFonts w:ascii="Calibri" w:hAnsi="Calibri" w:cs="Calibri"/>
+          <w:szCs w:val="22"/>
+          <w:lang w:val="es-ES"/>
+        </w:rPr>
+        <w:t>───────</w:t>
+      </w:r>
+      <w:r>
+        <w:rPr>
+          <w:rFonts w:ascii="MS Gothic" w:eastAsia="MS Gothic" w:hAnsi="MS Gothic" w:cs="MS Gothic" w:hint="eastAsia"/>
+          <w:szCs w:val="22"/>
+          <w:lang w:val="es-ES"/>
+        </w:rPr>
+        <w:t>┼</w:t>
+      </w:r>
+      <w:r>
+        <w:rPr>
+          <w:rFonts w:ascii="Calibri" w:hAnsi="Calibri" w:cs="Calibri"/>
+          <w:szCs w:val="22"/>
+          <w:lang w:val="es-ES"/>
+        </w:rPr>
+        <w:t>─────────────────────────────────────────────────────</w:t>
+      </w:r>
+      <w:r>
+        <w:rPr>
+          <w:rFonts w:ascii="MS Gothic" w:eastAsia="MS Gothic" w:hAnsi="MS Gothic" w:cs="MS Gothic" w:hint="eastAsia"/>
+          <w:szCs w:val="22"/>
+          <w:lang w:val="es-ES"/>
+        </w:rPr>
+        <w:t>┤</w:t>
+      </w:r>
+    </w:p>
+    <w:p>
+      <w:pPr>
+        <w:pStyle w:val="NormalWeb"/>
+        <w:rPr>
+          <w:rFonts w:cstheme="minorHAnsi"/>
+          <w:szCs w:val="22"/>
+          <w:lang w:val="es-ES"/>
+        </w:rPr>
+      </w:pPr>
+      <w:r>
+        <w:rPr>
+          <w:rFonts w:cstheme="minorHAnsi"/>
+          <w:szCs w:val="22"/>
+          <w:lang w:val="es-ES"/>
+        </w:rPr>
+        <w:t xml:space="preserve">  │ 5–</w:t>
+      </w:r>
+      <w:proofErr w:type="gramStart"/>
+      <w:r>
+        <w:rPr>
+          <w:rFonts w:cstheme="minorHAnsi"/>
+          <w:szCs w:val="22"/>
+          <w:lang w:val="es-ES"/>
+        </w:rPr>
+        <w:t>15  │</w:t>
       </w:r>
       <w:proofErr w:type="gramEnd"/>
+      <w:r>
+        <w:rPr>
+          <w:rFonts w:cstheme="minorHAnsi"/>
+          <w:szCs w:val="22"/>
+          <w:lang w:val="es-ES"/>
+        </w:rPr>
+        <w:t xml:space="preserve"> Moderado, balance retorno/riesgo                    │</w:t>
+      </w:r>
     </w:p>
     <w:p>
       <w:pPr>
@@ -39899,7 +41057,47 @@
           <w:szCs w:val="22"/>
           <w:lang w:val="es-ES"/>
         </w:rPr>
-        <w:t xml:space="preserve">  λ es el peso relativo del riesgo frente al retorno. A mayor λ, más penalizas la varianza y más te acercas a la cartera de mínima varianza. A λ→0, ignoras el riesgo y</w:t>
+        <w:t xml:space="preserve">  </w:t>
+      </w:r>
+      <w:r>
+        <w:rPr>
+          <w:rFonts w:ascii="MS Gothic" w:eastAsia="MS Gothic" w:hAnsi="MS Gothic" w:cs="MS Gothic" w:hint="eastAsia"/>
+          <w:szCs w:val="22"/>
+          <w:lang w:val="es-ES"/>
+        </w:rPr>
+        <w:t>├</w:t>
+      </w:r>
+      <w:r>
+        <w:rPr>
+          <w:rFonts w:ascii="Calibri" w:hAnsi="Calibri" w:cs="Calibri"/>
+          <w:szCs w:val="22"/>
+          <w:lang w:val="es-ES"/>
+        </w:rPr>
+        <w:t>───────</w:t>
+      </w:r>
+      <w:r>
+        <w:rPr>
+          <w:rFonts w:ascii="MS Gothic" w:eastAsia="MS Gothic" w:hAnsi="MS Gothic" w:cs="MS Gothic" w:hint="eastAsia"/>
+          <w:szCs w:val="22"/>
+          <w:lang w:val="es-ES"/>
+        </w:rPr>
+        <w:t>┼</w:t>
+      </w:r>
+      <w:r>
+        <w:rPr>
+          <w:rFonts w:ascii="Calibri" w:hAnsi="Calibri" w:cs="Calibri"/>
+          <w:szCs w:val="22"/>
+          <w:lang w:val="es-ES"/>
+        </w:rPr>
+        <w:t>─────────────────────────────────────────────────────</w:t>
+      </w:r>
+      <w:r>
+        <w:rPr>
+          <w:rFonts w:ascii="MS Gothic" w:eastAsia="MS Gothic" w:hAnsi="MS Gothic" w:cs="MS Gothic" w:hint="eastAsia"/>
+          <w:szCs w:val="22"/>
+          <w:lang w:val="es-ES"/>
+        </w:rPr>
+        <w:t>┤</w:t>
       </w:r>
     </w:p>
     <w:p>
@@ -39917,7 +41115,7 @@
           <w:szCs w:val="22"/>
           <w:lang w:val="es-ES"/>
         </w:rPr>
-        <w:t xml:space="preserve">  maximizas solo retorno.</w:t>
+        <w:t xml:space="preserve">  │ 20–50 │ Conservador, se acerca a mínima varianza            │</w:t>
       </w:r>
     </w:p>
     <w:p>
@@ -39929,6 +41127,54 @@
           <w:lang w:val="es-ES"/>
         </w:rPr>
       </w:pPr>
+      <w:r>
+        <w:rPr>
+          <w:rFonts w:cstheme="minorHAnsi"/>
+          <w:szCs w:val="22"/>
+          <w:lang w:val="es-ES"/>
+        </w:rPr>
+        <w:t xml:space="preserve">  </w:t>
+      </w:r>
+      <w:r>
+        <w:rPr>
+          <w:rFonts w:ascii="MS Gothic" w:eastAsia="MS Gothic" w:hAnsi="MS Gothic" w:cs="MS Gothic" w:hint="eastAsia"/>
+          <w:szCs w:val="22"/>
+          <w:lang w:val="es-ES"/>
+        </w:rPr>
+        <w:t>├</w:t>
+      </w:r>
+      <w:r>
+        <w:rPr>
+          <w:rFonts w:ascii="Calibri" w:hAnsi="Calibri" w:cs="Calibri"/>
+          <w:szCs w:val="22"/>
+          <w:lang w:val="es-ES"/>
+        </w:rPr>
+        <w:t>───────</w:t>
+      </w:r>
+      <w:r>
+        <w:rPr>
+          <w:rFonts w:ascii="MS Gothic" w:eastAsia="MS Gothic" w:hAnsi="MS Gothic" w:cs="MS Gothic" w:hint="eastAsia"/>
+          <w:szCs w:val="22"/>
+          <w:lang w:val="es-ES"/>
+        </w:rPr>
+        <w:t>┼</w:t>
+      </w:r>
+      <w:r>
+        <w:rPr>
+          <w:rFonts w:ascii="Calibri" w:hAnsi="Calibri" w:cs="Calibri"/>
+          <w:szCs w:val="22"/>
+          <w:lang w:val="es-ES"/>
+        </w:rPr>
+        <w:t>─────────────────────────────────────────────────────</w:t>
+      </w:r>
+      <w:r>
+        <w:rPr>
+          <w:rFonts w:ascii="MS Gothic" w:eastAsia="MS Gothic" w:hAnsi="MS Gothic" w:cs="MS Gothic" w:hint="eastAsia"/>
+          <w:szCs w:val="22"/>
+          <w:lang w:val="es-ES"/>
+        </w:rPr>
+        <w:t>┤</w:t>
+      </w:r>
     </w:p>
     <w:p>
       <w:pPr>
@@ -39945,7 +41191,25 @@
           <w:szCs w:val="22"/>
           <w:lang w:val="es-ES"/>
         </w:rPr>
-        <w:t xml:space="preserve">  ---</w:t>
+        <w:t xml:space="preserve">  │ &gt;</w:t>
+      </w:r>
+      <w:proofErr w:type="gramStart"/>
+      <w:r>
+        <w:rPr>
+          <w:rFonts w:cstheme="minorHAnsi"/>
+          <w:szCs w:val="22"/>
+          <w:lang w:val="es-ES"/>
+        </w:rPr>
+        <w:t>100  │</w:t>
+      </w:r>
+      <w:proofErr w:type="gramEnd"/>
+      <w:r>
+        <w:rPr>
+          <w:rFonts w:cstheme="minorHAnsi"/>
+          <w:szCs w:val="22"/>
+          <w:lang w:val="es-ES"/>
+        </w:rPr>
+        <w:t xml:space="preserve"> Prácticamente igual a cartera de mínima varianza    │</w:t>
       </w:r>
     </w:p>
     <w:p>
@@ -39963,501 +41227,6 @@
           <w:szCs w:val="22"/>
           <w:lang w:val="es-ES"/>
         </w:rPr>
-        <w:t xml:space="preserve">  De qué depende el valor "correcto"</w:t>
-      </w:r>
-    </w:p>
-    <w:p>
-      <w:pPr>
-        <w:pStyle w:val="NormalWeb"/>
-        <w:rPr>
-          <w:rFonts w:cstheme="minorHAnsi"/>
-          <w:szCs w:val="22"/>
-          <w:lang w:val="es-ES"/>
-        </w:rPr>
-      </w:pPr>
-    </w:p>
-    <w:p>
-      <w:pPr>
-        <w:pStyle w:val="NormalWeb"/>
-        <w:rPr>
-          <w:rFonts w:cstheme="minorHAnsi"/>
-          <w:szCs w:val="22"/>
-          <w:lang w:val="es-ES"/>
-        </w:rPr>
-      </w:pPr>
-      <w:r>
-        <w:rPr>
-          <w:rFonts w:cstheme="minorHAnsi"/>
-          <w:szCs w:val="22"/>
-          <w:lang w:val="es-ES"/>
-        </w:rPr>
-        <w:t xml:space="preserve">  De las unidades de μ y Σ. Como ambos están anualizados en decimales (μ ≈ 0.05–0.15, varianza ≈ 0.01–0.05), λ=10 significa que sacrificas 5 puntos porcentuales de retorno</w:t>
-      </w:r>
-    </w:p>
-    <w:p>
-      <w:pPr>
-        <w:pStyle w:val="NormalWeb"/>
-        <w:rPr>
-          <w:rFonts w:cstheme="minorHAnsi"/>
-          <w:szCs w:val="22"/>
-          <w:lang w:val="es-ES"/>
-        </w:rPr>
-      </w:pPr>
-      <w:r>
-        <w:rPr>
-          <w:rFonts w:cstheme="minorHAnsi"/>
-          <w:szCs w:val="22"/>
-          <w:lang w:val="es-ES"/>
-        </w:rPr>
-        <w:t xml:space="preserve">  anual para reducir 1 unidad de varianza. No hay un valor universalmente correcto — depende de la escala.</w:t>
-      </w:r>
-    </w:p>
-    <w:p>
-      <w:pPr>
-        <w:pStyle w:val="NormalWeb"/>
-        <w:rPr>
-          <w:rFonts w:cstheme="minorHAnsi"/>
-          <w:szCs w:val="22"/>
-          <w:lang w:val="es-ES"/>
-        </w:rPr>
-      </w:pPr>
-    </w:p>
-    <w:p>
-      <w:pPr>
-        <w:pStyle w:val="NormalWeb"/>
-        <w:rPr>
-          <w:rFonts w:cstheme="minorHAnsi"/>
-          <w:szCs w:val="22"/>
-          <w:lang w:val="es-ES"/>
-        </w:rPr>
-      </w:pPr>
-      <w:r>
-        <w:rPr>
-          <w:rFonts w:cstheme="minorHAnsi"/>
-          <w:szCs w:val="22"/>
-          <w:lang w:val="es-ES"/>
-        </w:rPr>
-        <w:t xml:space="preserve">  Rango práctico con retornos anualizados en decimales:</w:t>
-      </w:r>
-    </w:p>
-    <w:p>
-      <w:pPr>
-        <w:pStyle w:val="NormalWeb"/>
-        <w:rPr>
-          <w:rFonts w:cstheme="minorHAnsi"/>
-          <w:szCs w:val="22"/>
-          <w:lang w:val="es-ES"/>
-        </w:rPr>
-      </w:pPr>
-    </w:p>
-    <w:p>
-      <w:pPr>
-        <w:pStyle w:val="NormalWeb"/>
-        <w:rPr>
-          <w:rFonts w:cstheme="minorHAnsi"/>
-          <w:szCs w:val="22"/>
-          <w:lang w:val="es-ES"/>
-        </w:rPr>
-      </w:pPr>
-      <w:r>
-        <w:rPr>
-          <w:rFonts w:cstheme="minorHAnsi"/>
-          <w:szCs w:val="22"/>
-          <w:lang w:val="es-ES"/>
-        </w:rPr>
-        <w:t xml:space="preserve">  ┌───────</w:t>
-      </w:r>
-      <w:r>
-        <w:rPr>
-          <w:rFonts w:ascii="MS Gothic" w:eastAsia="MS Gothic" w:hAnsi="MS Gothic" w:cs="MS Gothic" w:hint="eastAsia"/>
-          <w:szCs w:val="22"/>
-          <w:lang w:val="es-ES"/>
-        </w:rPr>
-        <w:t>┬</w:t>
-      </w:r>
-      <w:r>
-        <w:rPr>
-          <w:rFonts w:ascii="Calibri" w:hAnsi="Calibri" w:cs="Calibri"/>
-          <w:szCs w:val="22"/>
-          <w:lang w:val="es-ES"/>
-        </w:rPr>
-        <w:t>─────────────────────────────────────────────────────┐</w:t>
-      </w:r>
-    </w:p>
-    <w:p>
-      <w:pPr>
-        <w:pStyle w:val="NormalWeb"/>
-        <w:rPr>
-          <w:rFonts w:cstheme="minorHAnsi"/>
-          <w:szCs w:val="22"/>
-          <w:lang w:val="es-ES"/>
-        </w:rPr>
-      </w:pPr>
-      <w:r>
-        <w:rPr>
-          <w:rFonts w:cstheme="minorHAnsi"/>
-          <w:szCs w:val="22"/>
-          <w:lang w:val="es-ES"/>
-        </w:rPr>
-        <w:t xml:space="preserve">  │   λ   │                       Perfil                        │</w:t>
-      </w:r>
-    </w:p>
-    <w:p>
-      <w:pPr>
-        <w:pStyle w:val="NormalWeb"/>
-        <w:rPr>
-          <w:rFonts w:cstheme="minorHAnsi"/>
-          <w:szCs w:val="22"/>
-          <w:lang w:val="es-ES"/>
-        </w:rPr>
-      </w:pPr>
-      <w:r>
-        <w:rPr>
-          <w:rFonts w:cstheme="minorHAnsi"/>
-          <w:szCs w:val="22"/>
-          <w:lang w:val="es-ES"/>
-        </w:rPr>
-        <w:t xml:space="preserve">  </w:t>
-      </w:r>
-      <w:r>
-        <w:rPr>
-          <w:rFonts w:ascii="MS Gothic" w:eastAsia="MS Gothic" w:hAnsi="MS Gothic" w:cs="MS Gothic" w:hint="eastAsia"/>
-          <w:szCs w:val="22"/>
-          <w:lang w:val="es-ES"/>
-        </w:rPr>
-        <w:t>├</w:t>
-      </w:r>
-      <w:r>
-        <w:rPr>
-          <w:rFonts w:ascii="Calibri" w:hAnsi="Calibri" w:cs="Calibri"/>
-          <w:szCs w:val="22"/>
-          <w:lang w:val="es-ES"/>
-        </w:rPr>
-        <w:t>───────</w:t>
-      </w:r>
-      <w:r>
-        <w:rPr>
-          <w:rFonts w:ascii="MS Gothic" w:eastAsia="MS Gothic" w:hAnsi="MS Gothic" w:cs="MS Gothic" w:hint="eastAsia"/>
-          <w:szCs w:val="22"/>
-          <w:lang w:val="es-ES"/>
-        </w:rPr>
-        <w:t>┼</w:t>
-      </w:r>
-      <w:r>
-        <w:rPr>
-          <w:rFonts w:ascii="Calibri" w:hAnsi="Calibri" w:cs="Calibri"/>
-          <w:szCs w:val="22"/>
-          <w:lang w:val="es-ES"/>
-        </w:rPr>
-        <w:t>─────────────────────────────────────────────────────</w:t>
-      </w:r>
-      <w:r>
-        <w:rPr>
-          <w:rFonts w:ascii="MS Gothic" w:eastAsia="MS Gothic" w:hAnsi="MS Gothic" w:cs="MS Gothic" w:hint="eastAsia"/>
-          <w:szCs w:val="22"/>
-          <w:lang w:val="es-ES"/>
-        </w:rPr>
-        <w:t>┤</w:t>
-      </w:r>
-    </w:p>
-    <w:p>
-      <w:pPr>
-        <w:pStyle w:val="NormalWeb"/>
-        <w:rPr>
-          <w:rFonts w:cstheme="minorHAnsi"/>
-          <w:szCs w:val="22"/>
-          <w:lang w:val="es-ES"/>
-        </w:rPr>
-      </w:pPr>
-      <w:r>
-        <w:rPr>
-          <w:rFonts w:cstheme="minorHAnsi"/>
-          <w:szCs w:val="22"/>
-          <w:lang w:val="es-ES"/>
-        </w:rPr>
-        <w:t xml:space="preserve">  │ 1–3   │ Agresivo, busca retorno, concentra en pocos activos │</w:t>
-      </w:r>
-    </w:p>
-    <w:p>
-      <w:pPr>
-        <w:pStyle w:val="NormalWeb"/>
-        <w:rPr>
-          <w:rFonts w:cstheme="minorHAnsi"/>
-          <w:szCs w:val="22"/>
-          <w:lang w:val="es-ES"/>
-        </w:rPr>
-      </w:pPr>
-      <w:r>
-        <w:rPr>
-          <w:rFonts w:cstheme="minorHAnsi"/>
-          <w:szCs w:val="22"/>
-          <w:lang w:val="es-ES"/>
-        </w:rPr>
-        <w:t xml:space="preserve">  </w:t>
-      </w:r>
-      <w:r>
-        <w:rPr>
-          <w:rFonts w:ascii="MS Gothic" w:eastAsia="MS Gothic" w:hAnsi="MS Gothic" w:cs="MS Gothic" w:hint="eastAsia"/>
-          <w:szCs w:val="22"/>
-          <w:lang w:val="es-ES"/>
-        </w:rPr>
-        <w:t>├</w:t>
-      </w:r>
-      <w:r>
-        <w:rPr>
-          <w:rFonts w:ascii="Calibri" w:hAnsi="Calibri" w:cs="Calibri"/>
-          <w:szCs w:val="22"/>
-          <w:lang w:val="es-ES"/>
-        </w:rPr>
-        <w:t>───────</w:t>
-      </w:r>
-      <w:r>
-        <w:rPr>
-          <w:rFonts w:ascii="MS Gothic" w:eastAsia="MS Gothic" w:hAnsi="MS Gothic" w:cs="MS Gothic" w:hint="eastAsia"/>
-          <w:szCs w:val="22"/>
-          <w:lang w:val="es-ES"/>
-        </w:rPr>
-        <w:t>┼</w:t>
-      </w:r>
-      <w:r>
-        <w:rPr>
-          <w:rFonts w:ascii="Calibri" w:hAnsi="Calibri" w:cs="Calibri"/>
-          <w:szCs w:val="22"/>
-          <w:lang w:val="es-ES"/>
-        </w:rPr>
-        <w:t>─────────────────────────────────────────────────────</w:t>
-      </w:r>
-      <w:r>
-        <w:rPr>
-          <w:rFonts w:ascii="MS Gothic" w:eastAsia="MS Gothic" w:hAnsi="MS Gothic" w:cs="MS Gothic" w:hint="eastAsia"/>
-          <w:szCs w:val="22"/>
-          <w:lang w:val="es-ES"/>
-        </w:rPr>
-        <w:t>┤</w:t>
-      </w:r>
-    </w:p>
-    <w:p>
-      <w:pPr>
-        <w:pStyle w:val="NormalWeb"/>
-        <w:rPr>
-          <w:rFonts w:cstheme="minorHAnsi"/>
-          <w:szCs w:val="22"/>
-          <w:lang w:val="es-ES"/>
-        </w:rPr>
-      </w:pPr>
-      <w:r>
-        <w:rPr>
-          <w:rFonts w:cstheme="minorHAnsi"/>
-          <w:szCs w:val="22"/>
-          <w:lang w:val="es-ES"/>
-        </w:rPr>
-        <w:t xml:space="preserve">  │ 5–</w:t>
-      </w:r>
-      <w:proofErr w:type="gramStart"/>
-      <w:r>
-        <w:rPr>
-          <w:rFonts w:cstheme="minorHAnsi"/>
-          <w:szCs w:val="22"/>
-          <w:lang w:val="es-ES"/>
-        </w:rPr>
-        <w:t>15  │</w:t>
-      </w:r>
-      <w:proofErr w:type="gramEnd"/>
-      <w:r>
-        <w:rPr>
-          <w:rFonts w:cstheme="minorHAnsi"/>
-          <w:szCs w:val="22"/>
-          <w:lang w:val="es-ES"/>
-        </w:rPr>
-        <w:t xml:space="preserve"> Moderado, balance retorno/riesgo                    │</w:t>
-      </w:r>
-    </w:p>
-    <w:p>
-      <w:pPr>
-        <w:pStyle w:val="NormalWeb"/>
-        <w:rPr>
-          <w:rFonts w:cstheme="minorHAnsi"/>
-          <w:szCs w:val="22"/>
-          <w:lang w:val="es-ES"/>
-        </w:rPr>
-      </w:pPr>
-      <w:r>
-        <w:rPr>
-          <w:rFonts w:cstheme="minorHAnsi"/>
-          <w:szCs w:val="22"/>
-          <w:lang w:val="es-ES"/>
-        </w:rPr>
-        <w:t xml:space="preserve">  </w:t>
-      </w:r>
-      <w:r>
-        <w:rPr>
-          <w:rFonts w:ascii="MS Gothic" w:eastAsia="MS Gothic" w:hAnsi="MS Gothic" w:cs="MS Gothic" w:hint="eastAsia"/>
-          <w:szCs w:val="22"/>
-          <w:lang w:val="es-ES"/>
-        </w:rPr>
-        <w:t>├</w:t>
-      </w:r>
-      <w:r>
-        <w:rPr>
-          <w:rFonts w:ascii="Calibri" w:hAnsi="Calibri" w:cs="Calibri"/>
-          <w:szCs w:val="22"/>
-          <w:lang w:val="es-ES"/>
-        </w:rPr>
-        <w:t>───────</w:t>
-      </w:r>
-      <w:r>
-        <w:rPr>
-          <w:rFonts w:ascii="MS Gothic" w:eastAsia="MS Gothic" w:hAnsi="MS Gothic" w:cs="MS Gothic" w:hint="eastAsia"/>
-          <w:szCs w:val="22"/>
-          <w:lang w:val="es-ES"/>
-        </w:rPr>
-        <w:t>┼</w:t>
-      </w:r>
-      <w:r>
-        <w:rPr>
-          <w:rFonts w:ascii="Calibri" w:hAnsi="Calibri" w:cs="Calibri"/>
-          <w:szCs w:val="22"/>
-          <w:lang w:val="es-ES"/>
-        </w:rPr>
-        <w:t>─────────────────────────────────────────────────────</w:t>
-      </w:r>
-      <w:r>
-        <w:rPr>
-          <w:rFonts w:ascii="MS Gothic" w:eastAsia="MS Gothic" w:hAnsi="MS Gothic" w:cs="MS Gothic" w:hint="eastAsia"/>
-          <w:szCs w:val="22"/>
-          <w:lang w:val="es-ES"/>
-        </w:rPr>
-        <w:t>┤</w:t>
-      </w:r>
-    </w:p>
-    <w:p>
-      <w:pPr>
-        <w:pStyle w:val="NormalWeb"/>
-        <w:rPr>
-          <w:rFonts w:cstheme="minorHAnsi"/>
-          <w:szCs w:val="22"/>
-          <w:lang w:val="es-ES"/>
-        </w:rPr>
-      </w:pPr>
-      <w:r>
-        <w:rPr>
-          <w:rFonts w:cstheme="minorHAnsi"/>
-          <w:szCs w:val="22"/>
-          <w:lang w:val="es-ES"/>
-        </w:rPr>
-        <w:t xml:space="preserve">  │ 20–50 │ Conservador, se acerca a mínima varianza            │</w:t>
-      </w:r>
-    </w:p>
-    <w:p>
-      <w:pPr>
-        <w:pStyle w:val="NormalWeb"/>
-        <w:rPr>
-          <w:rFonts w:cstheme="minorHAnsi"/>
-          <w:szCs w:val="22"/>
-          <w:lang w:val="es-ES"/>
-        </w:rPr>
-      </w:pPr>
-      <w:r>
-        <w:rPr>
-          <w:rFonts w:cstheme="minorHAnsi"/>
-          <w:szCs w:val="22"/>
-          <w:lang w:val="es-ES"/>
-        </w:rPr>
-        <w:t xml:space="preserve">  </w:t>
-      </w:r>
-      <w:r>
-        <w:rPr>
-          <w:rFonts w:ascii="MS Gothic" w:eastAsia="MS Gothic" w:hAnsi="MS Gothic" w:cs="MS Gothic" w:hint="eastAsia"/>
-          <w:szCs w:val="22"/>
-          <w:lang w:val="es-ES"/>
-        </w:rPr>
-        <w:t>├</w:t>
-      </w:r>
-      <w:r>
-        <w:rPr>
-          <w:rFonts w:ascii="Calibri" w:hAnsi="Calibri" w:cs="Calibri"/>
-          <w:szCs w:val="22"/>
-          <w:lang w:val="es-ES"/>
-        </w:rPr>
-        <w:t>───────</w:t>
-      </w:r>
-      <w:r>
-        <w:rPr>
-          <w:rFonts w:ascii="MS Gothic" w:eastAsia="MS Gothic" w:hAnsi="MS Gothic" w:cs="MS Gothic" w:hint="eastAsia"/>
-          <w:szCs w:val="22"/>
-          <w:lang w:val="es-ES"/>
-        </w:rPr>
-        <w:t>┼</w:t>
-      </w:r>
-      <w:r>
-        <w:rPr>
-          <w:rFonts w:ascii="Calibri" w:hAnsi="Calibri" w:cs="Calibri"/>
-          <w:szCs w:val="22"/>
-          <w:lang w:val="es-ES"/>
-        </w:rPr>
-        <w:t>─────────────────────────────────────────────────────</w:t>
-      </w:r>
-      <w:r>
-        <w:rPr>
-          <w:rFonts w:ascii="MS Gothic" w:eastAsia="MS Gothic" w:hAnsi="MS Gothic" w:cs="MS Gothic" w:hint="eastAsia"/>
-          <w:szCs w:val="22"/>
-          <w:lang w:val="es-ES"/>
-        </w:rPr>
-        <w:t>┤</w:t>
-      </w:r>
-    </w:p>
-    <w:p>
-      <w:pPr>
-        <w:pStyle w:val="NormalWeb"/>
-        <w:rPr>
-          <w:rFonts w:cstheme="minorHAnsi"/>
-          <w:szCs w:val="22"/>
-          <w:lang w:val="es-ES"/>
-        </w:rPr>
-      </w:pPr>
-      <w:r>
-        <w:rPr>
-          <w:rFonts w:cstheme="minorHAnsi"/>
-          <w:szCs w:val="22"/>
-          <w:lang w:val="es-ES"/>
-        </w:rPr>
-        <w:t xml:space="preserve">  │ &gt;</w:t>
-      </w:r>
-      <w:proofErr w:type="gramStart"/>
-      <w:r>
-        <w:rPr>
-          <w:rFonts w:cstheme="minorHAnsi"/>
-          <w:szCs w:val="22"/>
-          <w:lang w:val="es-ES"/>
-        </w:rPr>
-        <w:t>100  │</w:t>
-      </w:r>
-      <w:proofErr w:type="gramEnd"/>
-      <w:r>
-        <w:rPr>
-          <w:rFonts w:cstheme="minorHAnsi"/>
-          <w:szCs w:val="22"/>
-          <w:lang w:val="es-ES"/>
-        </w:rPr>
-        <w:t xml:space="preserve"> Prácticamente igual a cartera de mínima varianza    │</w:t>
-      </w:r>
-    </w:p>
-    <w:p>
-      <w:pPr>
-        <w:pStyle w:val="NormalWeb"/>
-        <w:rPr>
-          <w:rFonts w:cstheme="minorHAnsi"/>
-          <w:szCs w:val="22"/>
-          <w:lang w:val="es-ES"/>
-        </w:rPr>
-      </w:pPr>
-      <w:r>
-        <w:rPr>
-          <w:rFonts w:cstheme="minorHAnsi"/>
-          <w:szCs w:val="22"/>
-          <w:lang w:val="es-ES"/>
-        </w:rPr>
-        <w:lastRenderedPageBreak/>
         <w:t xml:space="preserve">  └───────</w:t>
       </w:r>
       <w:r>
@@ -48678,8 +49447,11 @@
   </w:compat>
   <w:rsids>
     <w:rsidRoot w:val="00AF74E5"/>
+    <w:rsid w:val="003610F0"/>
+    <w:rsid w:val="004B64FF"/>
     <w:rsid w:val="00763FB0"/>
     <w:rsid w:val="009E2F12"/>
+    <w:rsid w:val="00AB356B"/>
     <w:rsid w:val="00AF74E5"/>
   </w:rsids>
   <m:mathPr>

--- a/5.Memoria/TFM_Alejandra_Llord.docx
+++ b/5.Memoria/TFM_Alejandra_Llord.docx
@@ -5,40 +5,36 @@
     <w:p>
       <w:pPr>
         <w:pStyle w:val="TitlePage"/>
+        <w:spacing w:before="120"/>
         <w:rPr>
           <w:caps/>
           <w:sz w:val="40"/>
           <w:lang w:val="es-ES_tradnl"/>
         </w:rPr>
       </w:pPr>
-    </w:p>
-    <w:p>
-      <w:pPr>
-        <w:pStyle w:val="TitlePage"/>
+      <w:r>
         <w:rPr>
           <w:caps/>
           <w:sz w:val="40"/>
           <w:lang w:val="es-ES_tradnl"/>
         </w:rPr>
-      </w:pPr>
-    </w:p>
-    <w:p>
-      <w:pPr>
-        <w:pStyle w:val="TitlePage"/>
-        <w:spacing w:before="120"/>
+        <w:t>Optimización de carteras basada en la</w:t>
+      </w:r>
+      <w:r>
         <w:rPr>
           <w:caps/>
           <w:sz w:val="40"/>
           <w:lang w:val="es-ES_tradnl"/>
         </w:rPr>
-      </w:pPr>
+        <w:t xml:space="preserve"> </w:t>
+      </w:r>
       <w:r>
         <w:rPr>
           <w:caps/>
           <w:sz w:val="40"/>
           <w:lang w:val="es-ES_tradnl"/>
         </w:rPr>
-        <w:t>Optimización de carteras basada en la predicción de retornos mediante modelos de machine learning y series temporales</w:t>
+        <w:t>predicción de retornos mediante modelos de machine learning y series temporales</w:t>
       </w:r>
     </w:p>
     <w:p>
@@ -77,11 +73,6 @@
     <w:p>
       <w:pPr>
         <w:pStyle w:val="TitlePage"/>
-      </w:pPr>
-    </w:p>
-    <w:p>
-      <w:pPr>
-        <w:pStyle w:val="TitlePage"/>
         <w:rPr>
           <w:lang w:val="es-ES_tradnl"/>
         </w:rPr>
@@ -92,8 +83,8 @@
           <w:lang w:val="es-ES_tradnl" w:eastAsia="es-ES_tradnl"/>
         </w:rPr>
         <w:drawing>
-          <wp:inline distT="0" distB="0" distL="0" distR="0" wp14:anchorId="67F47147" wp14:editId="5A86390C">
-            <wp:extent cx="1503485" cy="1631923"/>
+          <wp:inline distT="0" distB="0" distL="0" distR="0" wp14:anchorId="67F47147" wp14:editId="0D34225F">
+            <wp:extent cx="1447800" cy="1571481"/>
             <wp:effectExtent l="0" t="0" r="0" b="0"/>
             <wp:docPr id="1" name="Imagen 1" descr="3-2016-07-21-EscudoUCMTransparente"/>
             <wp:cNvGraphicFramePr>
@@ -124,7 +115,7 @@
                   <pic:spPr bwMode="auto">
                     <a:xfrm>
                       <a:off x="0" y="0"/>
-                      <a:ext cx="1531314" cy="1662129"/>
+                      <a:ext cx="1481658" cy="1608231"/>
                     </a:xfrm>
                     <a:prstGeom prst="rect">
                       <a:avLst/>
@@ -228,43 +219,10 @@
           <w:lang w:val="es-ES_tradnl"/>
         </w:rPr>
       </w:pPr>
-    </w:p>
-    <w:p>
-      <w:pPr>
-        <w:pStyle w:val="TitlePage"/>
+      <w:r>
         <w:rPr>
           <w:lang w:val="es-ES_tradnl"/>
         </w:rPr>
-      </w:pPr>
-    </w:p>
-    <w:p>
-      <w:pPr>
-        <w:pStyle w:val="TitlePage"/>
-        <w:rPr>
-          <w:lang w:val="es-ES_tradnl"/>
-        </w:rPr>
-      </w:pPr>
-    </w:p>
-    <w:p>
-      <w:pPr>
-        <w:pStyle w:val="TitlePage"/>
-        <w:rPr>
-          <w:lang w:val="es-ES_tradnl"/>
-        </w:rPr>
-      </w:pPr>
-    </w:p>
-    <w:p>
-      <w:pPr>
-        <w:pStyle w:val="TitlePage"/>
-        <w:rPr>
-          <w:lang w:val="es-ES_tradnl"/>
-        </w:rPr>
-      </w:pPr>
-      <w:r>
-        <w:rPr>
-          <w:lang w:val="es-ES_tradnl"/>
-        </w:rPr>
-        <w:lastRenderedPageBreak/>
         <w:t>Autor</w:t>
       </w:r>
     </w:p>
@@ -327,93 +285,6 @@
         </w:rPr>
         <w:t>Rafael Caballero</w:t>
       </w:r>
-    </w:p>
-    <w:p>
-      <w:pPr>
-        <w:pStyle w:val="TitlePage"/>
-        <w:rPr>
-          <w:lang w:val="es-ES_tradnl"/>
-        </w:rPr>
-      </w:pPr>
-    </w:p>
-    <w:p>
-      <w:pPr>
-        <w:pStyle w:val="TitlePage"/>
-        <w:rPr>
-          <w:caps/>
-          <w:szCs w:val="32"/>
-          <w:lang w:val="es-ES_tradnl"/>
-        </w:rPr>
-      </w:pPr>
-      <w:r>
-        <w:rPr>
-          <w:caps/>
-          <w:szCs w:val="32"/>
-          <w:lang w:val="es-ES_tradnl"/>
-        </w:rPr>
-        <w:t>Colaborador</w:t>
-      </w:r>
-    </w:p>
-    <w:p>
-      <w:pPr>
-        <w:pStyle w:val="TitlePage"/>
-        <w:rPr>
-          <w:lang w:val="es-ES_tradnl"/>
-        </w:rPr>
-      </w:pPr>
-      <w:r>
-        <w:rPr>
-          <w:lang w:val="es-ES_tradnl"/>
-        </w:rPr>
-        <w:fldChar w:fldCharType="begin">
-          <w:ffData>
-            <w:name w:val=""/>
-            <w:enabled/>
-            <w:calcOnExit w:val="0"/>
-            <w:textInput>
-              <w:default w:val="Colaborador"/>
-            </w:textInput>
-          </w:ffData>
-        </w:fldChar>
-      </w:r>
-      <w:r>
-        <w:rPr>
-          <w:lang w:val="es-ES_tradnl"/>
-        </w:rPr>
-        <w:instrText xml:space="preserve"> FORMTEXT </w:instrText>
-      </w:r>
-      <w:r>
-        <w:rPr>
-          <w:lang w:val="es-ES_tradnl"/>
-        </w:rPr>
-      </w:r>
-      <w:r>
-        <w:rPr>
-          <w:lang w:val="es-ES_tradnl"/>
-        </w:rPr>
-        <w:fldChar w:fldCharType="separate"/>
-      </w:r>
-      <w:r>
-        <w:rPr>
-          <w:noProof/>
-          <w:lang w:val="es-ES_tradnl"/>
-        </w:rPr>
-        <w:t>Colaborador</w:t>
-      </w:r>
-      <w:r>
-        <w:rPr>
-          <w:lang w:val="es-ES_tradnl"/>
-        </w:rPr>
-        <w:fldChar w:fldCharType="end"/>
-      </w:r>
-    </w:p>
-    <w:p>
-      <w:pPr>
-        <w:pStyle w:val="TitlePage"/>
-        <w:rPr>
-          <w:lang w:val="es-ES_tradnl"/>
-        </w:rPr>
-      </w:pPr>
     </w:p>
     <w:p>
       <w:pPr>
@@ -472,7 +343,13 @@
         <w:rPr>
           <w:lang w:val="es-ES_tradnl"/>
         </w:rPr>
-        <w:t>Universidad Complutense de Madrid</w:t>
+        <w:t>Universidad Complutense de Madri</w:t>
+      </w:r>
+      <w:r>
+        <w:rPr>
+          <w:lang w:val="es-ES_tradnl"/>
+        </w:rPr>
+        <w:t>d</w:t>
       </w:r>
     </w:p>
     <w:p>
@@ -624,14 +501,6 @@
           <w:lang w:val="es-ES_tradnl"/>
         </w:rPr>
       </w:pPr>
-    </w:p>
-    <w:p>
-      <w:pPr>
-        <w:pStyle w:val="TitlePage"/>
-        <w:rPr>
-          <w:lang w:val="es-ES_tradnl"/>
-        </w:rPr>
-      </w:pPr>
       <w:r>
         <w:rPr>
           <w:lang w:val="es-ES_tradnl"/>
@@ -702,85 +571,7 @@
     <w:p>
       <w:pPr>
         <w:pStyle w:val="TitlePage"/>
-        <w:rPr>
-          <w:lang w:val="es-ES_tradnl"/>
-        </w:rPr>
-      </w:pPr>
-    </w:p>
-    <w:p>
-      <w:pPr>
-        <w:pStyle w:val="TitlePage"/>
-        <w:rPr>
-          <w:caps/>
-          <w:szCs w:val="32"/>
-          <w:lang w:val="es-ES_tradnl"/>
-        </w:rPr>
-      </w:pPr>
-      <w:r>
-        <w:rPr>
-          <w:caps/>
-          <w:szCs w:val="32"/>
-          <w:lang w:val="es-ES_tradnl"/>
-        </w:rPr>
-        <w:t>Colaborador</w:t>
-      </w:r>
-    </w:p>
-    <w:p>
-      <w:pPr>
-        <w:pStyle w:val="TitlePage"/>
-        <w:rPr>
-          <w:lang w:val="es-ES_tradnl"/>
-        </w:rPr>
-      </w:pPr>
-      <w:r>
-        <w:rPr>
-          <w:lang w:val="es-ES_tradnl"/>
-        </w:rPr>
-        <w:fldChar w:fldCharType="begin">
-          <w:ffData>
-            <w:name w:val=""/>
-            <w:enabled/>
-            <w:calcOnExit w:val="0"/>
-            <w:textInput>
-              <w:default w:val="Colaborador"/>
-            </w:textInput>
-          </w:ffData>
-        </w:fldChar>
-      </w:r>
-      <w:r>
-        <w:rPr>
-          <w:lang w:val="es-ES_tradnl"/>
-        </w:rPr>
-        <w:instrText xml:space="preserve"> FORMTEXT </w:instrText>
-      </w:r>
-      <w:r>
-        <w:rPr>
-          <w:lang w:val="es-ES_tradnl"/>
-        </w:rPr>
-      </w:r>
-      <w:r>
-        <w:rPr>
-          <w:lang w:val="es-ES_tradnl"/>
-        </w:rPr>
-        <w:fldChar w:fldCharType="separate"/>
-      </w:r>
-      <w:r>
-        <w:rPr>
-          <w:noProof/>
-          <w:lang w:val="es-ES_tradnl"/>
-        </w:rPr>
-        <w:t>Colaborador</w:t>
-      </w:r>
-      <w:r>
-        <w:rPr>
-          <w:lang w:val="es-ES_tradnl"/>
-        </w:rPr>
-        <w:fldChar w:fldCharType="end"/>
-      </w:r>
-    </w:p>
-    <w:p>
-      <w:pPr>
-        <w:pStyle w:val="TitlePage"/>
+        <w:jc w:val="both"/>
         <w:rPr>
           <w:lang w:val="es-ES_tradnl"/>
         </w:rPr>
@@ -833,71 +624,11 @@
         </w:rPr>
         <w:t xml:space="preserve">: </w:t>
       </w:r>
-      <w:r>
-        <w:rPr>
-          <w:lang w:val="es-ES_tradnl"/>
-        </w:rPr>
-        <w:fldChar w:fldCharType="begin">
-          <w:ffData>
-            <w:name w:val=""/>
-            <w:enabled/>
-            <w:calcOnExit w:val="0"/>
-            <w:textInput>
-              <w:default w:val="Nota"/>
-            </w:textInput>
-          </w:ffData>
-        </w:fldChar>
-      </w:r>
-      <w:r>
-        <w:rPr>
-          <w:lang w:val="es-ES_tradnl"/>
-        </w:rPr>
-        <w:instrText xml:space="preserve"> FORMTEXT </w:instrText>
-      </w:r>
-      <w:r>
-        <w:rPr>
-          <w:lang w:val="es-ES_tradnl"/>
-        </w:rPr>
-      </w:r>
-      <w:r>
-        <w:rPr>
-          <w:lang w:val="es-ES_tradnl"/>
-        </w:rPr>
-        <w:fldChar w:fldCharType="separate"/>
-      </w:r>
-      <w:r>
-        <w:rPr>
-          <w:noProof/>
-          <w:lang w:val="es-ES_tradnl"/>
-        </w:rPr>
-        <w:t>Nota</w:t>
-      </w:r>
-      <w:r>
-        <w:rPr>
-          <w:lang w:val="es-ES_tradnl"/>
-        </w:rPr>
-        <w:fldChar w:fldCharType="end"/>
-      </w:r>
     </w:p>
     <w:p>
       <w:pPr>
         <w:pStyle w:val="TitlePage"/>
-        <w:rPr>
-          <w:lang w:val="es-ES_tradnl"/>
-        </w:rPr>
-      </w:pPr>
-    </w:p>
-    <w:p>
-      <w:pPr>
-        <w:pStyle w:val="TitlePage"/>
-        <w:rPr>
-          <w:lang w:val="es-ES_tradnl"/>
-        </w:rPr>
-      </w:pPr>
-    </w:p>
-    <w:p>
-      <w:pPr>
-        <w:pStyle w:val="TitlePage"/>
+        <w:jc w:val="both"/>
         <w:rPr>
           <w:lang w:val="es-ES_tradnl"/>
         </w:rPr>
@@ -987,9 +718,9 @@
       </w:r>
       <w:bookmarkEnd w:id="0"/>
     </w:p>
-    <w:p/>
-    <w:p>
-      <w:pPr>
+    <w:p>
+      <w:pPr>
+        <w:ind w:firstLine="0"/>
         <w:rPr>
           <w:rFonts w:cstheme="minorHAnsi"/>
         </w:rPr>
@@ -1011,7 +742,7 @@
           <w:lang w:val="es-ES_tradnl"/>
         </w:rPr>
       </w:pPr>
-      <w:bookmarkStart w:id="1" w:name="_Toc230364955"/>
+      <w:bookmarkStart w:id="1" w:name="_Toc231242619"/>
       <w:r>
         <w:rPr>
           <w:rFonts w:asciiTheme="minorHAnsi" w:hAnsiTheme="minorHAnsi" w:cstheme="minorHAnsi"/>
@@ -1063,7 +794,7 @@
           <w:lang w:val="es-ES"/>
         </w:rPr>
       </w:pPr>
-      <w:bookmarkStart w:id="2" w:name="_Toc230364956"/>
+      <w:bookmarkStart w:id="2" w:name="_Toc231242620"/>
       <w:r>
         <w:rPr>
           <w:rFonts w:asciiTheme="minorHAnsi" w:hAnsiTheme="minorHAnsi" w:cstheme="minorHAnsi"/>
@@ -1103,7 +834,7 @@
           <w:lang w:val="es-ES_tradnl"/>
         </w:rPr>
       </w:pPr>
-      <w:bookmarkStart w:id="3" w:name="_Toc230364957"/>
+      <w:bookmarkStart w:id="3" w:name="_Toc231242621"/>
       <w:r>
         <w:rPr>
           <w:rFonts w:asciiTheme="minorHAnsi" w:hAnsiTheme="minorHAnsi" w:cstheme="minorHAnsi"/>
@@ -1120,84 +851,337 @@
         <w:jc w:val="center"/>
         <w:rPr>
           <w:rFonts w:cstheme="minorHAnsi"/>
+          <w:lang w:val="es-ES"/>
+        </w:rPr>
+      </w:pPr>
+      <w:r>
+        <w:rPr>
+          <w:rFonts w:cstheme="minorHAnsi"/>
+          <w:b/>
+          <w:bCs/>
+          <w:lang w:val="es-ES"/>
+        </w:rPr>
+        <w:t xml:space="preserve">Optimización de carteras basada en la predicción de retornos mediante modelos de Machine </w:t>
+      </w:r>
+      <w:proofErr w:type="spellStart"/>
+      <w:r>
+        <w:rPr>
+          <w:rFonts w:cstheme="minorHAnsi"/>
+          <w:b/>
+          <w:bCs/>
+          <w:lang w:val="es-ES"/>
+        </w:rPr>
+        <w:t>Learning</w:t>
+      </w:r>
+      <w:proofErr w:type="spellEnd"/>
+      <w:r>
+        <w:rPr>
+          <w:rFonts w:cstheme="minorHAnsi"/>
+          <w:b/>
+          <w:bCs/>
+          <w:lang w:val="es-ES"/>
+        </w:rPr>
+        <w:t xml:space="preserve"> y Series Temporales</w:t>
+      </w:r>
+    </w:p>
+    <w:p>
+      <w:pPr>
+        <w:ind w:firstLine="0"/>
+        <w:rPr>
+          <w:rFonts w:cstheme="minorHAnsi"/>
           <w:lang w:val="es-ES" w:eastAsia="es-ES"/>
         </w:rPr>
       </w:pPr>
       <w:r>
         <w:rPr>
           <w:rFonts w:cstheme="minorHAnsi"/>
-        </w:rPr>
-        <w:fldChar w:fldCharType="begin">
-          <w:ffData>
-            <w:name w:val=""/>
-            <w:enabled/>
-            <w:calcOnExit w:val="0"/>
-            <w:textInput>
-              <w:default w:val="Título"/>
-            </w:textInput>
-          </w:ffData>
-        </w:fldChar>
-      </w:r>
-      <w:r>
-        <w:rPr>
-          <w:rFonts w:cstheme="minorHAnsi"/>
-        </w:rPr>
-        <w:instrText xml:space="preserve"> FORMTEXT </w:instrText>
-      </w:r>
-      <w:r>
-        <w:rPr>
-          <w:rFonts w:cstheme="minorHAnsi"/>
-        </w:rPr>
-      </w:r>
-      <w:r>
-        <w:rPr>
-          <w:rFonts w:cstheme="minorHAnsi"/>
-        </w:rPr>
-        <w:fldChar w:fldCharType="separate"/>
-      </w:r>
-      <w:r>
-        <w:rPr>
-          <w:rFonts w:cstheme="minorHAnsi"/>
-        </w:rPr>
-        <w:t>Título</w:t>
-      </w:r>
-      <w:r>
-        <w:rPr>
-          <w:rFonts w:cstheme="minorHAnsi"/>
-        </w:rPr>
-        <w:fldChar w:fldCharType="end"/>
-      </w:r>
-    </w:p>
-    <w:p>
-      <w:pPr>
-        <w:rPr>
-          <w:rFonts w:cstheme="minorHAnsi"/>
-        </w:rPr>
-      </w:pPr>
-      <w:r>
+          <w:lang w:eastAsia="es-ES"/>
+        </w:rPr>
+        <w:t xml:space="preserve">Este trabajo </w:t>
+      </w:r>
+      <w:r>
+        <w:rPr>
+          <w:rFonts w:cstheme="minorHAnsi"/>
+          <w:lang w:eastAsia="es-ES"/>
+        </w:rPr>
+        <w:t xml:space="preserve">de </w:t>
+      </w:r>
+      <w:r>
+        <w:rPr>
+          <w:rFonts w:cstheme="minorHAnsi"/>
+          <w:lang w:eastAsia="es-ES"/>
+        </w:rPr>
+        <w:t xml:space="preserve">estudia el uso de modelos predictivos para la construcción de carteras de inversión formadas por </w:t>
+      </w:r>
+      <w:proofErr w:type="spellStart"/>
+      <w:r>
+        <w:rPr>
+          <w:rFonts w:cstheme="minorHAnsi"/>
+          <w:lang w:eastAsia="es-ES"/>
+        </w:rPr>
+        <w:t>ETFs</w:t>
+      </w:r>
+      <w:proofErr w:type="spellEnd"/>
+      <w:r>
+        <w:rPr>
+          <w:rFonts w:cstheme="minorHAnsi"/>
+          <w:lang w:eastAsia="es-ES"/>
+        </w:rPr>
+        <w:t xml:space="preserve"> (Exchange </w:t>
+      </w:r>
+      <w:proofErr w:type="spellStart"/>
+      <w:r>
+        <w:rPr>
+          <w:rFonts w:cstheme="minorHAnsi"/>
+          <w:lang w:eastAsia="es-ES"/>
+        </w:rPr>
+        <w:t>Traded</w:t>
+      </w:r>
+      <w:proofErr w:type="spellEnd"/>
+      <w:r>
+        <w:rPr>
+          <w:rFonts w:cstheme="minorHAnsi"/>
+          <w:lang w:eastAsia="es-ES"/>
+        </w:rPr>
+        <w:t xml:space="preserve"> </w:t>
+      </w:r>
+      <w:proofErr w:type="spellStart"/>
+      <w:r>
+        <w:rPr>
+          <w:rFonts w:cstheme="minorHAnsi"/>
+          <w:lang w:eastAsia="es-ES"/>
+        </w:rPr>
+        <w:t>Funds</w:t>
+      </w:r>
+      <w:proofErr w:type="spellEnd"/>
+      <w:r>
+        <w:rPr>
+          <w:rFonts w:cstheme="minorHAnsi"/>
+          <w:lang w:eastAsia="es-ES"/>
+        </w:rPr>
+        <w:t>), o fondos cotizados. Para ello, se analiza si la predicción de los retornos futuros de estos activos permite construir carteras con mejores resultados que las obtenidas mediante métodos tradicionales más sencillos, como la media histórica o el último valor observado.</w:t>
+      </w:r>
+    </w:p>
+    <w:p>
+      <w:pPr>
+        <w:ind w:firstLine="0"/>
         <w:rPr>
           <w:rFonts w:cstheme="minorHAnsi"/>
           <w:lang w:val="es-ES" w:eastAsia="es-ES"/>
         </w:rPr>
-        <w:t xml:space="preserve">Un resumen en castellano de media página, incluyendo el título en castellano. A </w:t>
+      </w:pPr>
+      <w:r>
+        <w:rPr>
+          <w:rFonts w:cstheme="minorHAnsi"/>
+          <w:lang w:eastAsia="es-ES"/>
+        </w:rPr>
+        <w:t xml:space="preserve">El </w:t>
+      </w:r>
+      <w:r>
+        <w:rPr>
+          <w:rFonts w:cstheme="minorHAnsi"/>
+          <w:lang w:eastAsia="es-ES"/>
+        </w:rPr>
+        <w:t>análisis</w:t>
+      </w:r>
+      <w:r>
+        <w:rPr>
+          <w:rFonts w:cstheme="minorHAnsi"/>
+          <w:lang w:eastAsia="es-ES"/>
+        </w:rPr>
+        <w:t xml:space="preserve"> parte de datos históricos de </w:t>
+      </w:r>
+      <w:proofErr w:type="spellStart"/>
+      <w:r>
+        <w:rPr>
+          <w:rFonts w:cstheme="minorHAnsi"/>
+          <w:lang w:eastAsia="es-ES"/>
+        </w:rPr>
+        <w:t>ETFs</w:t>
+      </w:r>
+      <w:proofErr w:type="spellEnd"/>
+      <w:r>
+        <w:rPr>
+          <w:rFonts w:cstheme="minorHAnsi"/>
+          <w:lang w:eastAsia="es-ES"/>
+        </w:rPr>
+        <w:t>, a partir de los cuales se calculan retornos diarios y semanales. Esta doble frecuencia permite comparar una visión más inmediata del mercado con otra más estable y menos afectada por el ruido diario</w:t>
       </w:r>
       <w:r>
         <w:rPr>
           <w:rFonts w:cstheme="minorHAnsi"/>
           <w:lang w:val="es-ES" w:eastAsia="es-ES"/>
         </w:rPr>
-        <w:t>continuación,</w:t>
+        <w:t xml:space="preserve">. </w:t>
+      </w:r>
+      <w:r>
+        <w:rPr>
+          <w:rFonts w:cstheme="minorHAnsi"/>
+          <w:lang w:eastAsia="es-ES"/>
+        </w:rPr>
+        <w:t>Sobre amb</w:t>
+      </w:r>
+      <w:r>
+        <w:rPr>
+          <w:rFonts w:cstheme="minorHAnsi"/>
+          <w:lang w:eastAsia="es-ES"/>
+        </w:rPr>
+        <w:t>as</w:t>
+      </w:r>
+      <w:r>
+        <w:rPr>
+          <w:rFonts w:cstheme="minorHAnsi"/>
+          <w:lang w:eastAsia="es-ES"/>
+        </w:rPr>
+        <w:t xml:space="preserve"> </w:t>
+      </w:r>
+      <w:r>
+        <w:rPr>
+          <w:rFonts w:cstheme="minorHAnsi"/>
+          <w:lang w:eastAsia="es-ES"/>
+        </w:rPr>
+        <w:t>frecuencias</w:t>
+      </w:r>
+      <w:r>
+        <w:rPr>
+          <w:rFonts w:cstheme="minorHAnsi"/>
+          <w:lang w:eastAsia="es-ES"/>
+        </w:rPr>
+        <w:t xml:space="preserve"> se aplican modelo</w:t>
+      </w:r>
+      <w:r>
+        <w:rPr>
+          <w:rFonts w:cstheme="minorHAnsi"/>
+          <w:lang w:eastAsia="es-ES"/>
+        </w:rPr>
+        <w:t xml:space="preserve">s </w:t>
       </w:r>
       <w:r>
         <w:rPr>
           <w:rFonts w:cstheme="minorHAnsi"/>
           <w:lang w:val="es-ES" w:eastAsia="es-ES"/>
         </w:rPr>
-        <w:t xml:space="preserve"> se escribirá una lista de no más de 10 palabras clave en inglés</w:t>
-      </w:r>
-    </w:p>
-    <w:p>
-      <w:pPr>
+        <w:t xml:space="preserve">de series temporales y modelos de aprendizaje automático. En el primer caso se aplican modelos ARIMA a cada ETF de forma individual. En el segundo, se prueban modelos como Ridge, Random Forest y </w:t>
+      </w:r>
+      <w:proofErr w:type="spellStart"/>
+      <w:r>
+        <w:rPr>
+          <w:rFonts w:cstheme="minorHAnsi"/>
+          <w:lang w:val="es-ES" w:eastAsia="es-ES"/>
+        </w:rPr>
+        <w:t>Gradient</w:t>
+      </w:r>
+      <w:proofErr w:type="spellEnd"/>
+      <w:r>
+        <w:rPr>
+          <w:rFonts w:cstheme="minorHAnsi"/>
+          <w:lang w:val="es-ES" w:eastAsia="es-ES"/>
+        </w:rPr>
+        <w:t xml:space="preserve"> </w:t>
+      </w:r>
+      <w:proofErr w:type="spellStart"/>
+      <w:r>
+        <w:rPr>
+          <w:rFonts w:cstheme="minorHAnsi"/>
+          <w:lang w:val="es-ES" w:eastAsia="es-ES"/>
+        </w:rPr>
+        <w:t>Boosting</w:t>
+      </w:r>
+      <w:proofErr w:type="spellEnd"/>
+      <w:r>
+        <w:rPr>
+          <w:rFonts w:cstheme="minorHAnsi"/>
+          <w:lang w:val="es-ES" w:eastAsia="es-ES"/>
+        </w:rPr>
+        <w:t>, incorporando información de varios activos, volumen y variables temporales.</w:t>
+      </w:r>
+    </w:p>
+    <w:p>
+      <w:pPr>
+        <w:ind w:firstLine="0"/>
+        <w:rPr>
+          <w:rFonts w:cstheme="minorHAnsi"/>
+          <w:lang w:val="es-ES" w:eastAsia="es-ES"/>
+        </w:rPr>
+      </w:pPr>
+      <w:r>
+        <w:rPr>
+          <w:rFonts w:cstheme="minorHAnsi"/>
+          <w:lang w:eastAsia="es-ES"/>
+        </w:rPr>
+        <w:t>Una vez comparados los modelos, las predicciones del mejor de ellos se incorporan a un proceso de optimización de carteras</w:t>
+      </w:r>
+      <w:r>
+        <w:rPr>
+          <w:rFonts w:cstheme="minorHAnsi"/>
+          <w:lang w:eastAsia="es-ES"/>
+        </w:rPr>
+        <w:t xml:space="preserve"> basado </w:t>
+      </w:r>
+      <w:r>
+        <w:rPr>
+          <w:rFonts w:cstheme="minorHAnsi"/>
+          <w:lang w:val="es-ES" w:eastAsia="es-ES"/>
+        </w:rPr>
+        <w:t>en Markowitz</w:t>
+      </w:r>
+      <w:r>
+        <w:t xml:space="preserve">, </w:t>
+      </w:r>
+      <w:r>
+        <w:rPr>
+          <w:rFonts w:cstheme="minorHAnsi"/>
+          <w:lang w:eastAsia="es-ES"/>
+        </w:rPr>
+        <w:t xml:space="preserve">donde se </w:t>
+      </w:r>
+      <w:r>
+        <w:rPr>
+          <w:rFonts w:cstheme="minorHAnsi"/>
+          <w:lang w:eastAsia="es-ES"/>
+        </w:rPr>
+        <w:t>contrastan</w:t>
+      </w:r>
+      <w:r>
+        <w:rPr>
+          <w:rFonts w:cstheme="minorHAnsi"/>
+          <w:lang w:eastAsia="es-ES"/>
+        </w:rPr>
+        <w:t xml:space="preserve"> con las estrategias tradicionales descritas anteriormente</w:t>
+      </w:r>
+      <w:r>
+        <w:rPr>
+          <w:rFonts w:cstheme="minorHAnsi"/>
+          <w:lang w:val="es-ES" w:eastAsia="es-ES"/>
+        </w:rPr>
+        <w:t>.</w:t>
+      </w:r>
+      <w:r>
+        <w:rPr>
+          <w:rFonts w:cstheme="minorHAnsi"/>
+          <w:lang w:eastAsia="es-ES"/>
+        </w:rPr>
+        <w:t xml:space="preserve"> </w:t>
+      </w:r>
+      <w:r>
+        <w:rPr>
+          <w:rFonts w:cstheme="minorHAnsi"/>
+          <w:lang w:eastAsia="es-ES"/>
+        </w:rPr>
+        <w:t>De este modo, el trabajo evalúa si las predicciones tienen utilidad no solo desde el punto de vista estadístico, sino también desde el económico.</w:t>
+      </w:r>
+    </w:p>
+    <w:p>
+      <w:pPr>
+        <w:rPr>
+          <w:rFonts w:cstheme="minorHAnsi"/>
+          <w:lang w:val="es-ES" w:eastAsia="es-ES"/>
+        </w:rPr>
+      </w:pPr>
+    </w:p>
+    <w:p>
+      <w:pPr>
+        <w:jc w:val="center"/>
         <w:rPr>
           <w:rStyle w:val="Fuerte"/>
           <w:rFonts w:cstheme="minorHAnsi"/>
@@ -1213,30 +1197,2955 @@
     </w:p>
     <w:p>
       <w:pPr>
-        <w:rPr>
-          <w:rFonts w:cstheme="minorHAnsi"/>
-        </w:rPr>
-      </w:pPr>
-      <w:r>
-        <w:rPr>
-          <w:rFonts w:cstheme="minorHAnsi"/>
-        </w:rPr>
-        <w:t>Palabra 1, palabra 2</w:t>
-      </w:r>
-      <w:r>
-        <w:rPr>
-          <w:rFonts w:cstheme="minorHAnsi"/>
-        </w:rPr>
-        <w:t xml:space="preserve"> (máx. 10 palabras separadas por comas)</w:t>
-      </w:r>
+        <w:pStyle w:val="Textoindependiente"/>
+        <w:ind w:firstLine="0"/>
+        <w:rPr>
+          <w:lang w:val="es-ES"/>
+        </w:rPr>
+      </w:pPr>
+      <w:proofErr w:type="spellStart"/>
+      <w:r>
+        <w:rPr>
+          <w:lang w:val="es-ES"/>
+        </w:rPr>
+        <w:t>ETF</w:t>
+      </w:r>
+      <w:r>
+        <w:rPr>
+          <w:lang w:val="es-ES"/>
+        </w:rPr>
+        <w:t>s</w:t>
+      </w:r>
+      <w:proofErr w:type="spellEnd"/>
+      <w:r>
+        <w:rPr>
+          <w:lang w:val="es-ES"/>
+        </w:rPr>
+        <w:t xml:space="preserve">, </w:t>
+      </w:r>
+      <w:r>
+        <w:rPr>
+          <w:lang w:val="es-ES"/>
+        </w:rPr>
+        <w:t xml:space="preserve">Portfolio </w:t>
+      </w:r>
+      <w:proofErr w:type="spellStart"/>
+      <w:r>
+        <w:rPr>
+          <w:lang w:val="es-ES"/>
+        </w:rPr>
+        <w:t>O</w:t>
+      </w:r>
+      <w:r>
+        <w:rPr>
+          <w:lang w:val="es-ES"/>
+        </w:rPr>
+        <w:t>ptimization</w:t>
+      </w:r>
+      <w:proofErr w:type="spellEnd"/>
+      <w:r>
+        <w:rPr>
+          <w:lang w:val="es-ES"/>
+        </w:rPr>
+        <w:t>, Markowitz</w:t>
+      </w:r>
+      <w:r>
+        <w:rPr>
+          <w:lang w:val="es-ES"/>
+        </w:rPr>
+        <w:t xml:space="preserve"> </w:t>
+      </w:r>
+      <w:r>
+        <w:t>Model</w:t>
+      </w:r>
+      <w:r>
+        <w:rPr>
+          <w:lang w:val="es-ES"/>
+        </w:rPr>
+        <w:t xml:space="preserve">, </w:t>
+      </w:r>
+      <w:r>
+        <w:rPr>
+          <w:lang w:val="es-ES"/>
+        </w:rPr>
+        <w:t>M</w:t>
+      </w:r>
+      <w:r>
+        <w:rPr>
+          <w:lang w:val="es-ES"/>
+        </w:rPr>
+        <w:t xml:space="preserve">achine </w:t>
+      </w:r>
+      <w:proofErr w:type="spellStart"/>
+      <w:r>
+        <w:rPr>
+          <w:lang w:val="es-ES"/>
+        </w:rPr>
+        <w:t>L</w:t>
+      </w:r>
+      <w:r>
+        <w:rPr>
+          <w:lang w:val="es-ES"/>
+        </w:rPr>
+        <w:t>earnin</w:t>
+      </w:r>
+      <w:r>
+        <w:rPr>
+          <w:lang w:val="es-ES"/>
+        </w:rPr>
+        <w:t>g</w:t>
+      </w:r>
+      <w:proofErr w:type="spellEnd"/>
+      <w:r>
+        <w:rPr>
+          <w:lang w:val="es-ES"/>
+        </w:rPr>
+        <w:t>,</w:t>
+      </w:r>
+      <w:r>
+        <w:rPr>
+          <w:lang w:val="es-ES"/>
+        </w:rPr>
+        <w:t xml:space="preserve"> Time Series </w:t>
+      </w:r>
+      <w:proofErr w:type="spellStart"/>
+      <w:r>
+        <w:rPr>
+          <w:lang w:val="es-ES"/>
+        </w:rPr>
+        <w:t>Forecasting</w:t>
+      </w:r>
+      <w:proofErr w:type="spellEnd"/>
+      <w:r>
+        <w:t xml:space="preserve">, </w:t>
+      </w:r>
+      <w:r>
+        <w:rPr>
+          <w:lang w:val="es-ES"/>
+        </w:rPr>
+        <w:t xml:space="preserve">ARIMA, </w:t>
+      </w:r>
+      <w:proofErr w:type="spellStart"/>
+      <w:r>
+        <w:rPr>
+          <w:lang w:val="es-ES"/>
+        </w:rPr>
+        <w:t>walk</w:t>
+      </w:r>
+      <w:proofErr w:type="spellEnd"/>
+      <w:r>
+        <w:rPr>
+          <w:lang w:val="es-ES"/>
+        </w:rPr>
+        <w:t xml:space="preserve">-forward, </w:t>
+      </w:r>
+      <w:proofErr w:type="spellStart"/>
+      <w:r>
+        <w:rPr>
+          <w:lang w:val="es-ES"/>
+        </w:rPr>
+        <w:t>B</w:t>
+      </w:r>
+      <w:r>
+        <w:rPr>
+          <w:lang w:val="es-ES"/>
+        </w:rPr>
+        <w:t>acktestin</w:t>
+      </w:r>
+      <w:r>
+        <w:rPr>
+          <w:lang w:val="es-ES"/>
+        </w:rPr>
+        <w:t>g</w:t>
+      </w:r>
+      <w:proofErr w:type="spellEnd"/>
+    </w:p>
+    <w:p>
+      <w:pPr>
+        <w:pStyle w:val="Textoindependiente"/>
+        <w:ind w:firstLine="0"/>
+        <w:rPr>
+          <w:lang w:val="es-ES"/>
+        </w:rPr>
+      </w:pPr>
+    </w:p>
+    <w:p>
+      <w:pPr>
+        <w:pStyle w:val="Textoindependiente"/>
+        <w:ind w:firstLine="0"/>
+        <w:rPr>
+          <w:lang w:val="es-ES"/>
+        </w:rPr>
+      </w:pPr>
+    </w:p>
+    <w:p>
+      <w:pPr>
+        <w:pStyle w:val="Textoindependiente"/>
+        <w:ind w:firstLine="0"/>
+        <w:rPr>
+          <w:lang w:val="es-ES"/>
+        </w:rPr>
+      </w:pPr>
+    </w:p>
+    <w:p>
+      <w:pPr>
+        <w:pStyle w:val="Textoindependiente"/>
+        <w:ind w:firstLine="0"/>
+        <w:rPr>
+          <w:lang w:val="es-ES"/>
+        </w:rPr>
+      </w:pPr>
+    </w:p>
+    <w:p>
+      <w:pPr>
+        <w:pStyle w:val="Textoindependiente"/>
+        <w:ind w:firstLine="0"/>
+        <w:rPr>
+          <w:lang w:val="es-ES"/>
+        </w:rPr>
+      </w:pPr>
+    </w:p>
+    <w:p>
+      <w:pPr>
+        <w:pStyle w:val="Textoindependiente"/>
+        <w:ind w:firstLine="0"/>
+        <w:rPr>
+          <w:lang w:val="es-ES"/>
+        </w:rPr>
+      </w:pPr>
     </w:p>
     <w:p>
       <w:pPr>
         <w:pStyle w:val="PageHeading"/>
         <w:rPr>
-          <w:rStyle w:val="Refdenotaalfinal"/>
           <w:rFonts w:asciiTheme="minorHAnsi" w:hAnsiTheme="minorHAnsi" w:cstheme="minorHAnsi"/>
-          <w:lang w:val="es-ES_tradnl"/>
+        </w:rPr>
+      </w:pPr>
+      <w:bookmarkStart w:id="4" w:name="_Toc231242622"/>
+      <w:r>
+        <w:rPr>
+          <w:rFonts w:asciiTheme="minorHAnsi" w:hAnsiTheme="minorHAnsi" w:cstheme="minorHAnsi"/>
+        </w:rPr>
+        <w:lastRenderedPageBreak/>
+        <w:t>Abstract</w:t>
+      </w:r>
+      <w:bookmarkEnd w:id="4"/>
+    </w:p>
+    <w:p>
+      <w:pPr>
+        <w:ind w:firstLine="0"/>
+        <w:jc w:val="center"/>
+        <w:rPr>
+          <w:rFonts w:cstheme="minorHAnsi"/>
+          <w:lang w:val="es-ES"/>
+        </w:rPr>
+      </w:pPr>
+      <w:r>
+        <w:rPr>
+          <w:rFonts w:cstheme="minorHAnsi"/>
+          <w:b/>
+          <w:bCs/>
+        </w:rPr>
+        <w:t xml:space="preserve">Dynamic portfolio </w:t>
+      </w:r>
+      <w:proofErr w:type="spellStart"/>
+      <w:r>
+        <w:rPr>
+          <w:rFonts w:cstheme="minorHAnsi"/>
+          <w:b/>
+          <w:bCs/>
+        </w:rPr>
+        <w:t>optimization</w:t>
+      </w:r>
+      <w:proofErr w:type="spellEnd"/>
+      <w:r>
+        <w:rPr>
+          <w:rFonts w:cstheme="minorHAnsi"/>
+          <w:b/>
+          <w:bCs/>
+        </w:rPr>
+        <w:t xml:space="preserve"> </w:t>
+      </w:r>
+      <w:proofErr w:type="spellStart"/>
+      <w:r>
+        <w:rPr>
+          <w:rFonts w:cstheme="minorHAnsi"/>
+          <w:b/>
+          <w:bCs/>
+        </w:rPr>
+        <w:t>based</w:t>
+      </w:r>
+      <w:proofErr w:type="spellEnd"/>
+      <w:r>
+        <w:rPr>
+          <w:rFonts w:cstheme="minorHAnsi"/>
+          <w:b/>
+          <w:bCs/>
+        </w:rPr>
+        <w:t xml:space="preserve"> </w:t>
+      </w:r>
+      <w:proofErr w:type="spellStart"/>
+      <w:r>
+        <w:rPr>
+          <w:rFonts w:cstheme="minorHAnsi"/>
+          <w:b/>
+          <w:bCs/>
+        </w:rPr>
+        <w:t>on</w:t>
+      </w:r>
+      <w:proofErr w:type="spellEnd"/>
+      <w:r>
+        <w:rPr>
+          <w:rFonts w:cstheme="minorHAnsi"/>
+          <w:b/>
+          <w:bCs/>
+        </w:rPr>
+        <w:t xml:space="preserve"> </w:t>
+      </w:r>
+      <w:proofErr w:type="spellStart"/>
+      <w:r>
+        <w:rPr>
+          <w:rFonts w:cstheme="minorHAnsi"/>
+          <w:b/>
+          <w:bCs/>
+        </w:rPr>
+        <w:t>return</w:t>
+      </w:r>
+      <w:proofErr w:type="spellEnd"/>
+      <w:r>
+        <w:rPr>
+          <w:rFonts w:cstheme="minorHAnsi"/>
+          <w:b/>
+          <w:bCs/>
+        </w:rPr>
+        <w:t xml:space="preserve"> </w:t>
+      </w:r>
+      <w:proofErr w:type="spellStart"/>
+      <w:r>
+        <w:rPr>
+          <w:rFonts w:cstheme="minorHAnsi"/>
+          <w:b/>
+          <w:bCs/>
+        </w:rPr>
+        <w:t>forecasting</w:t>
+      </w:r>
+      <w:proofErr w:type="spellEnd"/>
+      <w:r>
+        <w:rPr>
+          <w:rFonts w:cstheme="minorHAnsi"/>
+          <w:b/>
+          <w:bCs/>
+        </w:rPr>
+        <w:t xml:space="preserve"> </w:t>
+      </w:r>
+      <w:proofErr w:type="spellStart"/>
+      <w:r>
+        <w:rPr>
+          <w:rFonts w:cstheme="minorHAnsi"/>
+          <w:b/>
+          <w:bCs/>
+        </w:rPr>
+        <w:t>using</w:t>
+      </w:r>
+      <w:proofErr w:type="spellEnd"/>
+      <w:r>
+        <w:rPr>
+          <w:rFonts w:cstheme="minorHAnsi"/>
+          <w:b/>
+          <w:bCs/>
+        </w:rPr>
+        <w:t xml:space="preserve"> Time Series and Machine </w:t>
+      </w:r>
+      <w:proofErr w:type="spellStart"/>
+      <w:r>
+        <w:rPr>
+          <w:rFonts w:cstheme="minorHAnsi"/>
+          <w:b/>
+          <w:bCs/>
+        </w:rPr>
+        <w:t>Learning</w:t>
+      </w:r>
+      <w:proofErr w:type="spellEnd"/>
+    </w:p>
+    <w:p>
+      <w:pPr>
+        <w:ind w:firstLine="0"/>
+        <w:rPr>
+          <w:rFonts w:cstheme="minorHAnsi"/>
+          <w:lang w:val="es-ES" w:eastAsia="es-ES"/>
+        </w:rPr>
+      </w:pPr>
+      <w:proofErr w:type="spellStart"/>
+      <w:r>
+        <w:rPr>
+          <w:rFonts w:cstheme="minorHAnsi"/>
+          <w:lang w:eastAsia="es-ES"/>
+        </w:rPr>
+        <w:t>This</w:t>
+      </w:r>
+      <w:proofErr w:type="spellEnd"/>
+      <w:r>
+        <w:rPr>
+          <w:rFonts w:cstheme="minorHAnsi"/>
+          <w:lang w:eastAsia="es-ES"/>
+        </w:rPr>
+        <w:t xml:space="preserve"> </w:t>
+      </w:r>
+      <w:proofErr w:type="spellStart"/>
+      <w:r>
+        <w:rPr>
+          <w:rFonts w:cstheme="minorHAnsi"/>
+          <w:lang w:eastAsia="es-ES"/>
+        </w:rPr>
+        <w:t>thesis</w:t>
+      </w:r>
+      <w:proofErr w:type="spellEnd"/>
+      <w:r>
+        <w:rPr>
+          <w:rFonts w:cstheme="minorHAnsi"/>
+          <w:lang w:eastAsia="es-ES"/>
+        </w:rPr>
+        <w:t xml:space="preserve"> </w:t>
+      </w:r>
+      <w:proofErr w:type="spellStart"/>
+      <w:r>
+        <w:rPr>
+          <w:rFonts w:cstheme="minorHAnsi"/>
+          <w:lang w:val="es-ES" w:eastAsia="es-ES"/>
+        </w:rPr>
+        <w:t>studies</w:t>
+      </w:r>
+      <w:proofErr w:type="spellEnd"/>
+      <w:r>
+        <w:rPr>
+          <w:rFonts w:cstheme="minorHAnsi"/>
+          <w:lang w:val="es-ES" w:eastAsia="es-ES"/>
+        </w:rPr>
+        <w:t xml:space="preserve"> </w:t>
+      </w:r>
+      <w:proofErr w:type="spellStart"/>
+      <w:r>
+        <w:rPr>
+          <w:rFonts w:cstheme="minorHAnsi"/>
+          <w:lang w:val="es-ES" w:eastAsia="es-ES"/>
+        </w:rPr>
+        <w:t>the</w:t>
+      </w:r>
+      <w:proofErr w:type="spellEnd"/>
+      <w:r>
+        <w:rPr>
+          <w:rFonts w:cstheme="minorHAnsi"/>
+          <w:lang w:val="es-ES" w:eastAsia="es-ES"/>
+        </w:rPr>
+        <w:t xml:space="preserve"> use </w:t>
+      </w:r>
+      <w:proofErr w:type="spellStart"/>
+      <w:r>
+        <w:rPr>
+          <w:rFonts w:cstheme="minorHAnsi"/>
+          <w:lang w:val="es-ES" w:eastAsia="es-ES"/>
+        </w:rPr>
+        <w:t>of</w:t>
+      </w:r>
+      <w:proofErr w:type="spellEnd"/>
+      <w:r>
+        <w:rPr>
+          <w:rFonts w:cstheme="minorHAnsi"/>
+          <w:lang w:val="es-ES" w:eastAsia="es-ES"/>
+        </w:rPr>
+        <w:t xml:space="preserve"> predictive </w:t>
+      </w:r>
+      <w:proofErr w:type="spellStart"/>
+      <w:r>
+        <w:rPr>
+          <w:rFonts w:cstheme="minorHAnsi"/>
+          <w:lang w:val="es-ES" w:eastAsia="es-ES"/>
+        </w:rPr>
+        <w:t>models</w:t>
+      </w:r>
+      <w:proofErr w:type="spellEnd"/>
+      <w:r>
+        <w:rPr>
+          <w:rFonts w:cstheme="minorHAnsi"/>
+          <w:lang w:val="es-ES" w:eastAsia="es-ES"/>
+        </w:rPr>
+        <w:t xml:space="preserve"> </w:t>
+      </w:r>
+      <w:proofErr w:type="spellStart"/>
+      <w:r>
+        <w:rPr>
+          <w:rFonts w:cstheme="minorHAnsi"/>
+          <w:lang w:val="es-ES" w:eastAsia="es-ES"/>
+        </w:rPr>
+        <w:t>for</w:t>
+      </w:r>
+      <w:proofErr w:type="spellEnd"/>
+      <w:r>
+        <w:rPr>
+          <w:rFonts w:cstheme="minorHAnsi"/>
+          <w:lang w:val="es-ES" w:eastAsia="es-ES"/>
+        </w:rPr>
+        <w:t xml:space="preserve"> </w:t>
+      </w:r>
+      <w:proofErr w:type="spellStart"/>
+      <w:r>
+        <w:rPr>
+          <w:rFonts w:cstheme="minorHAnsi"/>
+          <w:lang w:val="es-ES" w:eastAsia="es-ES"/>
+        </w:rPr>
+        <w:t>the</w:t>
+      </w:r>
+      <w:proofErr w:type="spellEnd"/>
+      <w:r>
+        <w:rPr>
+          <w:rFonts w:cstheme="minorHAnsi"/>
+          <w:lang w:val="es-ES" w:eastAsia="es-ES"/>
+        </w:rPr>
+        <w:t xml:space="preserve"> </w:t>
+      </w:r>
+      <w:proofErr w:type="spellStart"/>
+      <w:r>
+        <w:rPr>
+          <w:rFonts w:cstheme="minorHAnsi"/>
+          <w:lang w:val="es-ES" w:eastAsia="es-ES"/>
+        </w:rPr>
+        <w:t>construction</w:t>
+      </w:r>
+      <w:proofErr w:type="spellEnd"/>
+      <w:r>
+        <w:rPr>
+          <w:rFonts w:cstheme="minorHAnsi"/>
+          <w:lang w:val="es-ES" w:eastAsia="es-ES"/>
+        </w:rPr>
+        <w:t xml:space="preserve"> </w:t>
+      </w:r>
+      <w:proofErr w:type="spellStart"/>
+      <w:r>
+        <w:rPr>
+          <w:rFonts w:cstheme="minorHAnsi"/>
+          <w:lang w:val="es-ES" w:eastAsia="es-ES"/>
+        </w:rPr>
+        <w:t>of</w:t>
+      </w:r>
+      <w:proofErr w:type="spellEnd"/>
+      <w:r>
+        <w:rPr>
+          <w:rFonts w:cstheme="minorHAnsi"/>
+          <w:lang w:val="es-ES" w:eastAsia="es-ES"/>
+        </w:rPr>
+        <w:t xml:space="preserve"> </w:t>
+      </w:r>
+      <w:proofErr w:type="spellStart"/>
+      <w:r>
+        <w:rPr>
+          <w:rFonts w:cstheme="minorHAnsi"/>
+          <w:lang w:val="es-ES" w:eastAsia="es-ES"/>
+        </w:rPr>
+        <w:t>investment</w:t>
+      </w:r>
+      <w:proofErr w:type="spellEnd"/>
+      <w:r>
+        <w:rPr>
+          <w:rFonts w:cstheme="minorHAnsi"/>
+          <w:lang w:val="es-ES" w:eastAsia="es-ES"/>
+        </w:rPr>
+        <w:t xml:space="preserve"> portfolios </w:t>
+      </w:r>
+      <w:proofErr w:type="spellStart"/>
+      <w:r>
+        <w:rPr>
+          <w:rFonts w:cstheme="minorHAnsi"/>
+          <w:lang w:val="es-ES" w:eastAsia="es-ES"/>
+        </w:rPr>
+        <w:t>made</w:t>
+      </w:r>
+      <w:proofErr w:type="spellEnd"/>
+      <w:r>
+        <w:rPr>
+          <w:rFonts w:cstheme="minorHAnsi"/>
+          <w:lang w:val="es-ES" w:eastAsia="es-ES"/>
+        </w:rPr>
+        <w:t xml:space="preserve"> up </w:t>
+      </w:r>
+      <w:proofErr w:type="spellStart"/>
+      <w:r>
+        <w:rPr>
+          <w:rFonts w:cstheme="minorHAnsi"/>
+          <w:lang w:val="es-ES" w:eastAsia="es-ES"/>
+        </w:rPr>
+        <w:t>of</w:t>
+      </w:r>
+      <w:proofErr w:type="spellEnd"/>
+      <w:r>
+        <w:rPr>
+          <w:rFonts w:cstheme="minorHAnsi"/>
+          <w:lang w:val="es-ES" w:eastAsia="es-ES"/>
+        </w:rPr>
+        <w:t xml:space="preserve"> </w:t>
+      </w:r>
+      <w:proofErr w:type="spellStart"/>
+      <w:r>
+        <w:rPr>
+          <w:rFonts w:cstheme="minorHAnsi"/>
+          <w:lang w:val="es-ES" w:eastAsia="es-ES"/>
+        </w:rPr>
+        <w:t>ETFs</w:t>
+      </w:r>
+      <w:proofErr w:type="spellEnd"/>
+      <w:r>
+        <w:rPr>
+          <w:rFonts w:cstheme="minorHAnsi"/>
+          <w:lang w:val="es-ES" w:eastAsia="es-ES"/>
+        </w:rPr>
+        <w:t xml:space="preserve"> (Exchange </w:t>
+      </w:r>
+      <w:proofErr w:type="spellStart"/>
+      <w:r>
+        <w:rPr>
+          <w:rFonts w:cstheme="minorHAnsi"/>
+          <w:lang w:val="es-ES" w:eastAsia="es-ES"/>
+        </w:rPr>
+        <w:t>Traded</w:t>
+      </w:r>
+      <w:proofErr w:type="spellEnd"/>
+      <w:r>
+        <w:rPr>
+          <w:rFonts w:cstheme="minorHAnsi"/>
+          <w:lang w:val="es-ES" w:eastAsia="es-ES"/>
+        </w:rPr>
+        <w:t xml:space="preserve"> </w:t>
+      </w:r>
+      <w:proofErr w:type="spellStart"/>
+      <w:r>
+        <w:rPr>
+          <w:rFonts w:cstheme="minorHAnsi"/>
+          <w:lang w:val="es-ES" w:eastAsia="es-ES"/>
+        </w:rPr>
+        <w:t>Funds</w:t>
+      </w:r>
+      <w:proofErr w:type="spellEnd"/>
+      <w:r>
+        <w:rPr>
+          <w:rFonts w:cstheme="minorHAnsi"/>
+          <w:lang w:val="es-ES" w:eastAsia="es-ES"/>
+        </w:rPr>
+        <w:t xml:space="preserve">). </w:t>
+      </w:r>
+      <w:r>
+        <w:rPr>
+          <w:rFonts w:cstheme="minorHAnsi"/>
+          <w:lang w:eastAsia="es-ES"/>
+        </w:rPr>
+        <w:t xml:space="preserve">The </w:t>
+      </w:r>
+      <w:proofErr w:type="spellStart"/>
+      <w:r>
+        <w:rPr>
+          <w:rFonts w:cstheme="minorHAnsi"/>
+          <w:lang w:eastAsia="es-ES"/>
+        </w:rPr>
+        <w:t>objective</w:t>
+      </w:r>
+      <w:proofErr w:type="spellEnd"/>
+      <w:r>
+        <w:rPr>
+          <w:rFonts w:cstheme="minorHAnsi"/>
+          <w:lang w:eastAsia="es-ES"/>
+        </w:rPr>
+        <w:t xml:space="preserve"> </w:t>
+      </w:r>
+      <w:proofErr w:type="spellStart"/>
+      <w:r>
+        <w:rPr>
+          <w:rFonts w:cstheme="minorHAnsi"/>
+          <w:lang w:eastAsia="es-ES"/>
+        </w:rPr>
+        <w:t>is</w:t>
+      </w:r>
+      <w:proofErr w:type="spellEnd"/>
+      <w:r>
+        <w:rPr>
+          <w:rFonts w:cstheme="minorHAnsi"/>
+          <w:lang w:eastAsia="es-ES"/>
+        </w:rPr>
+        <w:t xml:space="preserve"> </w:t>
+      </w:r>
+      <w:proofErr w:type="spellStart"/>
+      <w:r>
+        <w:rPr>
+          <w:rFonts w:cstheme="minorHAnsi"/>
+          <w:lang w:eastAsia="es-ES"/>
+        </w:rPr>
+        <w:t>to</w:t>
+      </w:r>
+      <w:proofErr w:type="spellEnd"/>
+      <w:r>
+        <w:rPr>
+          <w:rFonts w:cstheme="minorHAnsi"/>
+          <w:lang w:eastAsia="es-ES"/>
+        </w:rPr>
+        <w:t xml:space="preserve"> </w:t>
+      </w:r>
+      <w:proofErr w:type="spellStart"/>
+      <w:r>
+        <w:rPr>
+          <w:rFonts w:cstheme="minorHAnsi"/>
+          <w:lang w:eastAsia="es-ES"/>
+        </w:rPr>
+        <w:t>evaluate</w:t>
+      </w:r>
+      <w:proofErr w:type="spellEnd"/>
+      <w:r>
+        <w:rPr>
+          <w:rFonts w:cstheme="minorHAnsi"/>
+          <w:lang w:eastAsia="es-ES"/>
+        </w:rPr>
+        <w:t xml:space="preserve"> </w:t>
+      </w:r>
+      <w:proofErr w:type="spellStart"/>
+      <w:r>
+        <w:rPr>
+          <w:rFonts w:cstheme="minorHAnsi"/>
+          <w:lang w:eastAsia="es-ES"/>
+        </w:rPr>
+        <w:t>whether</w:t>
+      </w:r>
+      <w:proofErr w:type="spellEnd"/>
+      <w:r>
+        <w:rPr>
+          <w:rFonts w:cstheme="minorHAnsi"/>
+          <w:lang w:eastAsia="es-ES"/>
+        </w:rPr>
+        <w:t xml:space="preserve"> </w:t>
+      </w:r>
+      <w:proofErr w:type="spellStart"/>
+      <w:r>
+        <w:rPr>
+          <w:rFonts w:cstheme="minorHAnsi"/>
+          <w:lang w:eastAsia="es-ES"/>
+        </w:rPr>
+        <w:t>return</w:t>
+      </w:r>
+      <w:proofErr w:type="spellEnd"/>
+      <w:r>
+        <w:rPr>
+          <w:rFonts w:cstheme="minorHAnsi"/>
+          <w:lang w:eastAsia="es-ES"/>
+        </w:rPr>
+        <w:t xml:space="preserve"> </w:t>
+      </w:r>
+      <w:proofErr w:type="spellStart"/>
+      <w:r>
+        <w:rPr>
+          <w:rFonts w:cstheme="minorHAnsi"/>
+          <w:lang w:eastAsia="es-ES"/>
+        </w:rPr>
+        <w:t>forecasts</w:t>
+      </w:r>
+      <w:proofErr w:type="spellEnd"/>
+      <w:r>
+        <w:rPr>
+          <w:rFonts w:cstheme="minorHAnsi"/>
+          <w:lang w:eastAsia="es-ES"/>
+        </w:rPr>
+        <w:t xml:space="preserve"> </w:t>
+      </w:r>
+      <w:proofErr w:type="spellStart"/>
+      <w:r>
+        <w:rPr>
+          <w:rFonts w:cstheme="minorHAnsi"/>
+          <w:lang w:eastAsia="es-ES"/>
+        </w:rPr>
+        <w:t>for</w:t>
+      </w:r>
+      <w:proofErr w:type="spellEnd"/>
+      <w:r>
+        <w:rPr>
+          <w:rFonts w:cstheme="minorHAnsi"/>
+          <w:lang w:eastAsia="es-ES"/>
+        </w:rPr>
+        <w:t xml:space="preserve"> </w:t>
+      </w:r>
+      <w:proofErr w:type="spellStart"/>
+      <w:r>
+        <w:rPr>
+          <w:rFonts w:cstheme="minorHAnsi"/>
+          <w:lang w:eastAsia="es-ES"/>
+        </w:rPr>
+        <w:t>these</w:t>
+      </w:r>
+      <w:proofErr w:type="spellEnd"/>
+      <w:r>
+        <w:rPr>
+          <w:rFonts w:cstheme="minorHAnsi"/>
+          <w:lang w:eastAsia="es-ES"/>
+        </w:rPr>
+        <w:t xml:space="preserve"> </w:t>
+      </w:r>
+      <w:proofErr w:type="spellStart"/>
+      <w:r>
+        <w:rPr>
+          <w:rFonts w:cstheme="minorHAnsi"/>
+          <w:lang w:eastAsia="es-ES"/>
+        </w:rPr>
+        <w:t>ETFs</w:t>
+      </w:r>
+      <w:proofErr w:type="spellEnd"/>
+      <w:r>
+        <w:rPr>
+          <w:rFonts w:cstheme="minorHAnsi"/>
+          <w:lang w:eastAsia="es-ES"/>
+        </w:rPr>
+        <w:t xml:space="preserve"> can </w:t>
+      </w:r>
+      <w:proofErr w:type="spellStart"/>
+      <w:r>
+        <w:rPr>
+          <w:rFonts w:cstheme="minorHAnsi"/>
+          <w:lang w:eastAsia="es-ES"/>
+        </w:rPr>
+        <w:t>improve</w:t>
+      </w:r>
+      <w:proofErr w:type="spellEnd"/>
+      <w:r>
+        <w:rPr>
+          <w:rFonts w:cstheme="minorHAnsi"/>
+          <w:lang w:eastAsia="es-ES"/>
+        </w:rPr>
+        <w:t xml:space="preserve"> portfolio </w:t>
+      </w:r>
+      <w:proofErr w:type="spellStart"/>
+      <w:r>
+        <w:rPr>
+          <w:rFonts w:cstheme="minorHAnsi"/>
+          <w:lang w:eastAsia="es-ES"/>
+        </w:rPr>
+        <w:t>construction</w:t>
+      </w:r>
+      <w:proofErr w:type="spellEnd"/>
+      <w:r>
+        <w:rPr>
+          <w:rFonts w:cstheme="minorHAnsi"/>
+          <w:lang w:eastAsia="es-ES"/>
+        </w:rPr>
+        <w:t xml:space="preserve"> </w:t>
+      </w:r>
+      <w:proofErr w:type="spellStart"/>
+      <w:r>
+        <w:rPr>
+          <w:rFonts w:cstheme="minorHAnsi"/>
+          <w:lang w:eastAsia="es-ES"/>
+        </w:rPr>
+        <w:t>compared</w:t>
+      </w:r>
+      <w:proofErr w:type="spellEnd"/>
+      <w:r>
+        <w:rPr>
+          <w:rFonts w:cstheme="minorHAnsi"/>
+          <w:lang w:eastAsia="es-ES"/>
+        </w:rPr>
+        <w:t xml:space="preserve"> </w:t>
+      </w:r>
+      <w:proofErr w:type="spellStart"/>
+      <w:r>
+        <w:rPr>
+          <w:rFonts w:cstheme="minorHAnsi"/>
+          <w:lang w:eastAsia="es-ES"/>
+        </w:rPr>
+        <w:t>with</w:t>
+      </w:r>
+      <w:proofErr w:type="spellEnd"/>
+      <w:r>
+        <w:rPr>
+          <w:rFonts w:cstheme="minorHAnsi"/>
+          <w:lang w:eastAsia="es-ES"/>
+        </w:rPr>
+        <w:t xml:space="preserve"> </w:t>
+      </w:r>
+      <w:proofErr w:type="spellStart"/>
+      <w:r>
+        <w:rPr>
+          <w:rFonts w:cstheme="minorHAnsi"/>
+          <w:lang w:eastAsia="es-ES"/>
+        </w:rPr>
+        <w:t>simpler</w:t>
+      </w:r>
+      <w:proofErr w:type="spellEnd"/>
+      <w:r>
+        <w:rPr>
+          <w:rFonts w:cstheme="minorHAnsi"/>
+          <w:lang w:eastAsia="es-ES"/>
+        </w:rPr>
+        <w:t xml:space="preserve"> </w:t>
+      </w:r>
+      <w:proofErr w:type="spellStart"/>
+      <w:r>
+        <w:rPr>
+          <w:rFonts w:cstheme="minorHAnsi"/>
+          <w:lang w:eastAsia="es-ES"/>
+        </w:rPr>
+        <w:t>approaches</w:t>
+      </w:r>
+      <w:proofErr w:type="spellEnd"/>
+      <w:r>
+        <w:rPr>
+          <w:rFonts w:cstheme="minorHAnsi"/>
+          <w:lang w:eastAsia="es-ES"/>
+        </w:rPr>
+        <w:t xml:space="preserve">, </w:t>
+      </w:r>
+      <w:proofErr w:type="spellStart"/>
+      <w:r>
+        <w:rPr>
+          <w:rFonts w:cstheme="minorHAnsi"/>
+          <w:lang w:eastAsia="es-ES"/>
+        </w:rPr>
+        <w:t>such</w:t>
+      </w:r>
+      <w:proofErr w:type="spellEnd"/>
+      <w:r>
+        <w:rPr>
+          <w:rFonts w:cstheme="minorHAnsi"/>
+          <w:lang w:eastAsia="es-ES"/>
+        </w:rPr>
+        <w:t xml:space="preserve"> as </w:t>
+      </w:r>
+      <w:proofErr w:type="spellStart"/>
+      <w:r>
+        <w:rPr>
+          <w:rFonts w:cstheme="minorHAnsi"/>
+          <w:lang w:eastAsia="es-ES"/>
+        </w:rPr>
+        <w:t>the</w:t>
+      </w:r>
+      <w:proofErr w:type="spellEnd"/>
+      <w:r>
+        <w:rPr>
+          <w:rFonts w:cstheme="minorHAnsi"/>
+          <w:lang w:eastAsia="es-ES"/>
+        </w:rPr>
+        <w:t xml:space="preserve"> </w:t>
+      </w:r>
+      <w:proofErr w:type="spellStart"/>
+      <w:r>
+        <w:rPr>
+          <w:rFonts w:cstheme="minorHAnsi"/>
+          <w:lang w:eastAsia="es-ES"/>
+        </w:rPr>
+        <w:t>historical</w:t>
+      </w:r>
+      <w:proofErr w:type="spellEnd"/>
+      <w:r>
+        <w:rPr>
+          <w:rFonts w:cstheme="minorHAnsi"/>
+          <w:lang w:eastAsia="es-ES"/>
+        </w:rPr>
+        <w:t xml:space="preserve"> mean </w:t>
+      </w:r>
+      <w:proofErr w:type="spellStart"/>
+      <w:r>
+        <w:rPr>
+          <w:rFonts w:cstheme="minorHAnsi"/>
+          <w:lang w:eastAsia="es-ES"/>
+        </w:rPr>
+        <w:t>or</w:t>
+      </w:r>
+      <w:proofErr w:type="spellEnd"/>
+      <w:r>
+        <w:rPr>
+          <w:rFonts w:cstheme="minorHAnsi"/>
+          <w:lang w:eastAsia="es-ES"/>
+        </w:rPr>
+        <w:t xml:space="preserve"> </w:t>
+      </w:r>
+      <w:proofErr w:type="spellStart"/>
+      <w:r>
+        <w:rPr>
+          <w:rFonts w:cstheme="minorHAnsi"/>
+          <w:lang w:eastAsia="es-ES"/>
+        </w:rPr>
+        <w:t>the</w:t>
+      </w:r>
+      <w:proofErr w:type="spellEnd"/>
+      <w:r>
+        <w:rPr>
+          <w:rFonts w:cstheme="minorHAnsi"/>
+          <w:lang w:eastAsia="es-ES"/>
+        </w:rPr>
+        <w:t xml:space="preserve"> </w:t>
+      </w:r>
+      <w:proofErr w:type="spellStart"/>
+      <w:r>
+        <w:rPr>
+          <w:rFonts w:cstheme="minorHAnsi"/>
+          <w:lang w:eastAsia="es-ES"/>
+        </w:rPr>
+        <w:t>last</w:t>
+      </w:r>
+      <w:proofErr w:type="spellEnd"/>
+      <w:r>
+        <w:rPr>
+          <w:rFonts w:cstheme="minorHAnsi"/>
+          <w:lang w:eastAsia="es-ES"/>
+        </w:rPr>
+        <w:t xml:space="preserve"> </w:t>
+      </w:r>
+      <w:proofErr w:type="spellStart"/>
+      <w:r>
+        <w:rPr>
+          <w:rFonts w:cstheme="minorHAnsi"/>
+          <w:lang w:eastAsia="es-ES"/>
+        </w:rPr>
+        <w:t>observed</w:t>
+      </w:r>
+      <w:proofErr w:type="spellEnd"/>
+      <w:r>
+        <w:rPr>
+          <w:rFonts w:cstheme="minorHAnsi"/>
+          <w:lang w:eastAsia="es-ES"/>
+        </w:rPr>
+        <w:t xml:space="preserve"> </w:t>
+      </w:r>
+      <w:proofErr w:type="spellStart"/>
+      <w:r>
+        <w:rPr>
+          <w:rFonts w:cstheme="minorHAnsi"/>
+          <w:lang w:eastAsia="es-ES"/>
+        </w:rPr>
+        <w:t>return</w:t>
+      </w:r>
+      <w:proofErr w:type="spellEnd"/>
+      <w:r>
+        <w:rPr>
+          <w:rFonts w:cstheme="minorHAnsi"/>
+          <w:lang w:val="es-ES" w:eastAsia="es-ES"/>
+        </w:rPr>
+        <w:t>.</w:t>
+      </w:r>
+    </w:p>
+    <w:p>
+      <w:pPr>
+        <w:ind w:firstLine="0"/>
+        <w:rPr>
+          <w:rFonts w:cstheme="minorHAnsi"/>
+          <w:lang w:val="es-ES" w:eastAsia="es-ES"/>
+        </w:rPr>
+      </w:pPr>
+      <w:r>
+        <w:rPr>
+          <w:rFonts w:cstheme="minorHAnsi"/>
+          <w:lang w:val="es-ES" w:eastAsia="es-ES"/>
+        </w:rPr>
+        <w:t xml:space="preserve">The </w:t>
+      </w:r>
+      <w:proofErr w:type="spellStart"/>
+      <w:r>
+        <w:rPr>
+          <w:rFonts w:cstheme="minorHAnsi"/>
+          <w:lang w:val="es-ES" w:eastAsia="es-ES"/>
+        </w:rPr>
+        <w:t>analysis</w:t>
+      </w:r>
+      <w:proofErr w:type="spellEnd"/>
+      <w:r>
+        <w:rPr>
+          <w:rFonts w:cstheme="minorHAnsi"/>
+          <w:lang w:val="es-ES" w:eastAsia="es-ES"/>
+        </w:rPr>
+        <w:t xml:space="preserve"> </w:t>
+      </w:r>
+      <w:proofErr w:type="spellStart"/>
+      <w:r>
+        <w:rPr>
+          <w:rFonts w:cstheme="minorHAnsi"/>
+          <w:lang w:val="es-ES" w:eastAsia="es-ES"/>
+        </w:rPr>
+        <w:t>starts</w:t>
+      </w:r>
+      <w:proofErr w:type="spellEnd"/>
+      <w:r>
+        <w:rPr>
+          <w:rFonts w:cstheme="minorHAnsi"/>
+          <w:lang w:val="es-ES" w:eastAsia="es-ES"/>
+        </w:rPr>
+        <w:t xml:space="preserve"> </w:t>
+      </w:r>
+      <w:proofErr w:type="spellStart"/>
+      <w:r>
+        <w:rPr>
+          <w:rFonts w:cstheme="minorHAnsi"/>
+          <w:lang w:val="es-ES" w:eastAsia="es-ES"/>
+        </w:rPr>
+        <w:t>from</w:t>
+      </w:r>
+      <w:proofErr w:type="spellEnd"/>
+      <w:r>
+        <w:rPr>
+          <w:rFonts w:cstheme="minorHAnsi"/>
+          <w:lang w:val="es-ES" w:eastAsia="es-ES"/>
+        </w:rPr>
+        <w:t xml:space="preserve"> </w:t>
+      </w:r>
+      <w:proofErr w:type="spellStart"/>
+      <w:r>
+        <w:rPr>
+          <w:rFonts w:cstheme="minorHAnsi"/>
+          <w:lang w:val="es-ES" w:eastAsia="es-ES"/>
+        </w:rPr>
+        <w:t>historical</w:t>
+      </w:r>
+      <w:proofErr w:type="spellEnd"/>
+      <w:r>
+        <w:rPr>
+          <w:rFonts w:cstheme="minorHAnsi"/>
+          <w:lang w:val="es-ES" w:eastAsia="es-ES"/>
+        </w:rPr>
+        <w:t xml:space="preserve"> ETF data, </w:t>
+      </w:r>
+      <w:proofErr w:type="spellStart"/>
+      <w:r>
+        <w:rPr>
+          <w:rFonts w:cstheme="minorHAnsi"/>
+          <w:lang w:val="es-ES" w:eastAsia="es-ES"/>
+        </w:rPr>
+        <w:t>from</w:t>
+      </w:r>
+      <w:proofErr w:type="spellEnd"/>
+      <w:r>
+        <w:rPr>
+          <w:rFonts w:cstheme="minorHAnsi"/>
+          <w:lang w:val="es-ES" w:eastAsia="es-ES"/>
+        </w:rPr>
+        <w:t xml:space="preserve"> </w:t>
+      </w:r>
+      <w:proofErr w:type="spellStart"/>
+      <w:r>
+        <w:rPr>
+          <w:rFonts w:cstheme="minorHAnsi"/>
+          <w:lang w:val="es-ES" w:eastAsia="es-ES"/>
+        </w:rPr>
+        <w:t>which</w:t>
+      </w:r>
+      <w:proofErr w:type="spellEnd"/>
+      <w:r>
+        <w:rPr>
+          <w:rFonts w:cstheme="minorHAnsi"/>
+          <w:lang w:val="es-ES" w:eastAsia="es-ES"/>
+        </w:rPr>
+        <w:t xml:space="preserve"> </w:t>
+      </w:r>
+      <w:proofErr w:type="spellStart"/>
+      <w:r>
+        <w:rPr>
+          <w:rFonts w:cstheme="minorHAnsi"/>
+          <w:lang w:val="es-ES" w:eastAsia="es-ES"/>
+        </w:rPr>
+        <w:t>daily</w:t>
+      </w:r>
+      <w:proofErr w:type="spellEnd"/>
+      <w:r>
+        <w:rPr>
+          <w:rFonts w:cstheme="minorHAnsi"/>
+          <w:lang w:val="es-ES" w:eastAsia="es-ES"/>
+        </w:rPr>
+        <w:t xml:space="preserve"> and </w:t>
+      </w:r>
+      <w:proofErr w:type="spellStart"/>
+      <w:r>
+        <w:rPr>
+          <w:rFonts w:cstheme="minorHAnsi"/>
+          <w:lang w:val="es-ES" w:eastAsia="es-ES"/>
+        </w:rPr>
+        <w:t>weekly</w:t>
+      </w:r>
+      <w:proofErr w:type="spellEnd"/>
+      <w:r>
+        <w:rPr>
+          <w:rFonts w:cstheme="minorHAnsi"/>
+          <w:lang w:val="es-ES" w:eastAsia="es-ES"/>
+        </w:rPr>
+        <w:t xml:space="preserve"> </w:t>
+      </w:r>
+      <w:proofErr w:type="spellStart"/>
+      <w:r>
+        <w:rPr>
+          <w:rFonts w:cstheme="minorHAnsi"/>
+          <w:lang w:val="es-ES" w:eastAsia="es-ES"/>
+        </w:rPr>
+        <w:t>returns</w:t>
+      </w:r>
+      <w:proofErr w:type="spellEnd"/>
+      <w:r>
+        <w:rPr>
+          <w:rFonts w:cstheme="minorHAnsi"/>
+          <w:lang w:val="es-ES" w:eastAsia="es-ES"/>
+        </w:rPr>
+        <w:t xml:space="preserve"> are </w:t>
+      </w:r>
+      <w:proofErr w:type="spellStart"/>
+      <w:r>
+        <w:rPr>
+          <w:rFonts w:cstheme="minorHAnsi"/>
+          <w:lang w:val="es-ES" w:eastAsia="es-ES"/>
+        </w:rPr>
+        <w:t>calculated</w:t>
+      </w:r>
+      <w:proofErr w:type="spellEnd"/>
+      <w:r>
+        <w:rPr>
+          <w:rFonts w:cstheme="minorHAnsi"/>
+          <w:lang w:val="es-ES" w:eastAsia="es-ES"/>
+        </w:rPr>
+        <w:t xml:space="preserve">. </w:t>
+      </w:r>
+      <w:proofErr w:type="spellStart"/>
+      <w:r>
+        <w:rPr>
+          <w:rFonts w:cstheme="minorHAnsi"/>
+          <w:lang w:val="es-ES" w:eastAsia="es-ES"/>
+        </w:rPr>
+        <w:t>This</w:t>
+      </w:r>
+      <w:proofErr w:type="spellEnd"/>
+      <w:r>
+        <w:rPr>
+          <w:rFonts w:cstheme="minorHAnsi"/>
+          <w:lang w:val="es-ES" w:eastAsia="es-ES"/>
+        </w:rPr>
+        <w:t xml:space="preserve"> </w:t>
+      </w:r>
+      <w:proofErr w:type="spellStart"/>
+      <w:r>
+        <w:rPr>
+          <w:rFonts w:cstheme="minorHAnsi"/>
+          <w:lang w:val="es-ES" w:eastAsia="es-ES"/>
+        </w:rPr>
+        <w:t>double</w:t>
+      </w:r>
+      <w:proofErr w:type="spellEnd"/>
+      <w:r>
+        <w:rPr>
+          <w:rFonts w:cstheme="minorHAnsi"/>
+          <w:lang w:val="es-ES" w:eastAsia="es-ES"/>
+        </w:rPr>
+        <w:t xml:space="preserve"> </w:t>
+      </w:r>
+      <w:proofErr w:type="spellStart"/>
+      <w:r>
+        <w:rPr>
+          <w:rFonts w:cstheme="minorHAnsi"/>
+          <w:lang w:val="es-ES" w:eastAsia="es-ES"/>
+        </w:rPr>
+        <w:t>frequency</w:t>
+      </w:r>
+      <w:proofErr w:type="spellEnd"/>
+      <w:r>
+        <w:rPr>
+          <w:rFonts w:cstheme="minorHAnsi"/>
+          <w:lang w:val="es-ES" w:eastAsia="es-ES"/>
+        </w:rPr>
+        <w:t xml:space="preserve"> </w:t>
+      </w:r>
+      <w:proofErr w:type="spellStart"/>
+      <w:r>
+        <w:rPr>
+          <w:rFonts w:cstheme="minorHAnsi"/>
+          <w:lang w:val="es-ES" w:eastAsia="es-ES"/>
+        </w:rPr>
+        <w:t>makes</w:t>
+      </w:r>
+      <w:proofErr w:type="spellEnd"/>
+      <w:r>
+        <w:rPr>
+          <w:rFonts w:cstheme="minorHAnsi"/>
+          <w:lang w:val="es-ES" w:eastAsia="es-ES"/>
+        </w:rPr>
+        <w:t xml:space="preserve"> </w:t>
+      </w:r>
+      <w:proofErr w:type="spellStart"/>
+      <w:r>
+        <w:rPr>
+          <w:rFonts w:cstheme="minorHAnsi"/>
+          <w:lang w:val="es-ES" w:eastAsia="es-ES"/>
+        </w:rPr>
+        <w:t>it</w:t>
+      </w:r>
+      <w:proofErr w:type="spellEnd"/>
+      <w:r>
+        <w:rPr>
+          <w:rFonts w:cstheme="minorHAnsi"/>
+          <w:lang w:val="es-ES" w:eastAsia="es-ES"/>
+        </w:rPr>
+        <w:t xml:space="preserve"> </w:t>
+      </w:r>
+      <w:proofErr w:type="spellStart"/>
+      <w:r>
+        <w:rPr>
+          <w:rFonts w:cstheme="minorHAnsi"/>
+          <w:lang w:val="es-ES" w:eastAsia="es-ES"/>
+        </w:rPr>
+        <w:t>possible</w:t>
+      </w:r>
+      <w:proofErr w:type="spellEnd"/>
+      <w:r>
+        <w:rPr>
+          <w:rFonts w:cstheme="minorHAnsi"/>
+          <w:lang w:val="es-ES" w:eastAsia="es-ES"/>
+        </w:rPr>
+        <w:t xml:space="preserve"> </w:t>
+      </w:r>
+      <w:proofErr w:type="spellStart"/>
+      <w:r>
+        <w:rPr>
+          <w:rFonts w:cstheme="minorHAnsi"/>
+          <w:lang w:val="es-ES" w:eastAsia="es-ES"/>
+        </w:rPr>
+        <w:t>to</w:t>
+      </w:r>
+      <w:proofErr w:type="spellEnd"/>
+      <w:r>
+        <w:rPr>
+          <w:rFonts w:cstheme="minorHAnsi"/>
+          <w:lang w:val="es-ES" w:eastAsia="es-ES"/>
+        </w:rPr>
+        <w:t xml:space="preserve"> compare a more </w:t>
+      </w:r>
+      <w:proofErr w:type="spellStart"/>
+      <w:r>
+        <w:rPr>
+          <w:rFonts w:cstheme="minorHAnsi"/>
+          <w:lang w:val="es-ES" w:eastAsia="es-ES"/>
+        </w:rPr>
+        <w:t>immediate</w:t>
+      </w:r>
+      <w:proofErr w:type="spellEnd"/>
+      <w:r>
+        <w:rPr>
+          <w:rFonts w:cstheme="minorHAnsi"/>
+          <w:lang w:val="es-ES" w:eastAsia="es-ES"/>
+        </w:rPr>
+        <w:t xml:space="preserve"> </w:t>
+      </w:r>
+      <w:proofErr w:type="spellStart"/>
+      <w:r>
+        <w:rPr>
+          <w:rFonts w:cstheme="minorHAnsi"/>
+          <w:lang w:val="es-ES" w:eastAsia="es-ES"/>
+        </w:rPr>
+        <w:t>view</w:t>
+      </w:r>
+      <w:proofErr w:type="spellEnd"/>
+      <w:r>
+        <w:rPr>
+          <w:rFonts w:cstheme="minorHAnsi"/>
+          <w:lang w:val="es-ES" w:eastAsia="es-ES"/>
+        </w:rPr>
+        <w:t xml:space="preserve"> </w:t>
+      </w:r>
+      <w:proofErr w:type="spellStart"/>
+      <w:r>
+        <w:rPr>
+          <w:rFonts w:cstheme="minorHAnsi"/>
+          <w:lang w:val="es-ES" w:eastAsia="es-ES"/>
+        </w:rPr>
+        <w:t>of</w:t>
+      </w:r>
+      <w:proofErr w:type="spellEnd"/>
+      <w:r>
+        <w:rPr>
+          <w:rFonts w:cstheme="minorHAnsi"/>
+          <w:lang w:val="es-ES" w:eastAsia="es-ES"/>
+        </w:rPr>
+        <w:t xml:space="preserve"> </w:t>
+      </w:r>
+      <w:proofErr w:type="spellStart"/>
+      <w:r>
+        <w:rPr>
+          <w:rFonts w:cstheme="minorHAnsi"/>
+          <w:lang w:val="es-ES" w:eastAsia="es-ES"/>
+        </w:rPr>
+        <w:t>the</w:t>
+      </w:r>
+      <w:proofErr w:type="spellEnd"/>
+      <w:r>
+        <w:rPr>
+          <w:rFonts w:cstheme="minorHAnsi"/>
+          <w:lang w:val="es-ES" w:eastAsia="es-ES"/>
+        </w:rPr>
+        <w:t xml:space="preserve"> </w:t>
+      </w:r>
+      <w:proofErr w:type="spellStart"/>
+      <w:r>
+        <w:rPr>
+          <w:rFonts w:cstheme="minorHAnsi"/>
+          <w:lang w:val="es-ES" w:eastAsia="es-ES"/>
+        </w:rPr>
+        <w:t>market</w:t>
+      </w:r>
+      <w:proofErr w:type="spellEnd"/>
+      <w:r>
+        <w:rPr>
+          <w:rFonts w:cstheme="minorHAnsi"/>
+          <w:lang w:val="es-ES" w:eastAsia="es-ES"/>
+        </w:rPr>
+        <w:t xml:space="preserve"> </w:t>
+      </w:r>
+      <w:proofErr w:type="spellStart"/>
+      <w:r>
+        <w:rPr>
+          <w:rFonts w:cstheme="minorHAnsi"/>
+          <w:lang w:val="es-ES" w:eastAsia="es-ES"/>
+        </w:rPr>
+        <w:t>with</w:t>
+      </w:r>
+      <w:proofErr w:type="spellEnd"/>
+      <w:r>
+        <w:rPr>
+          <w:rFonts w:cstheme="minorHAnsi"/>
+          <w:lang w:val="es-ES" w:eastAsia="es-ES"/>
+        </w:rPr>
+        <w:t xml:space="preserve"> a more </w:t>
+      </w:r>
+      <w:proofErr w:type="spellStart"/>
+      <w:r>
+        <w:rPr>
+          <w:rFonts w:cstheme="minorHAnsi"/>
+          <w:lang w:val="es-ES" w:eastAsia="es-ES"/>
+        </w:rPr>
+        <w:t>stable</w:t>
+      </w:r>
+      <w:proofErr w:type="spellEnd"/>
+      <w:r>
+        <w:rPr>
+          <w:rFonts w:cstheme="minorHAnsi"/>
+          <w:lang w:val="es-ES" w:eastAsia="es-ES"/>
+        </w:rPr>
+        <w:t xml:space="preserve"> </w:t>
+      </w:r>
+      <w:proofErr w:type="spellStart"/>
+      <w:r>
+        <w:rPr>
+          <w:rFonts w:cstheme="minorHAnsi"/>
+          <w:lang w:val="es-ES" w:eastAsia="es-ES"/>
+        </w:rPr>
+        <w:t>one</w:t>
+      </w:r>
+      <w:proofErr w:type="spellEnd"/>
+      <w:r>
+        <w:rPr>
+          <w:rFonts w:cstheme="minorHAnsi"/>
+          <w:lang w:val="es-ES" w:eastAsia="es-ES"/>
+        </w:rPr>
+        <w:t xml:space="preserve">, </w:t>
+      </w:r>
+      <w:proofErr w:type="spellStart"/>
+      <w:r>
+        <w:rPr>
+          <w:rFonts w:cstheme="minorHAnsi"/>
+          <w:lang w:val="es-ES" w:eastAsia="es-ES"/>
+        </w:rPr>
+        <w:t>less</w:t>
+      </w:r>
+      <w:proofErr w:type="spellEnd"/>
+      <w:r>
+        <w:rPr>
+          <w:rFonts w:cstheme="minorHAnsi"/>
+          <w:lang w:val="es-ES" w:eastAsia="es-ES"/>
+        </w:rPr>
+        <w:t xml:space="preserve"> </w:t>
+      </w:r>
+      <w:proofErr w:type="spellStart"/>
+      <w:r>
+        <w:rPr>
+          <w:rFonts w:cstheme="minorHAnsi"/>
+          <w:lang w:val="es-ES" w:eastAsia="es-ES"/>
+        </w:rPr>
+        <w:t>affected</w:t>
+      </w:r>
+      <w:proofErr w:type="spellEnd"/>
+      <w:r>
+        <w:rPr>
+          <w:rFonts w:cstheme="minorHAnsi"/>
+          <w:lang w:val="es-ES" w:eastAsia="es-ES"/>
+        </w:rPr>
+        <w:t xml:space="preserve"> </w:t>
+      </w:r>
+      <w:proofErr w:type="spellStart"/>
+      <w:r>
+        <w:rPr>
+          <w:rFonts w:cstheme="minorHAnsi"/>
+          <w:lang w:val="es-ES" w:eastAsia="es-ES"/>
+        </w:rPr>
+        <w:t>by</w:t>
+      </w:r>
+      <w:proofErr w:type="spellEnd"/>
+      <w:r>
+        <w:rPr>
+          <w:rFonts w:cstheme="minorHAnsi"/>
+          <w:lang w:val="es-ES" w:eastAsia="es-ES"/>
+        </w:rPr>
+        <w:t xml:space="preserve"> </w:t>
+      </w:r>
+      <w:proofErr w:type="spellStart"/>
+      <w:r>
+        <w:rPr>
+          <w:rFonts w:cstheme="minorHAnsi"/>
+          <w:lang w:val="es-ES" w:eastAsia="es-ES"/>
+        </w:rPr>
+        <w:t>daily</w:t>
+      </w:r>
+      <w:proofErr w:type="spellEnd"/>
+      <w:r>
+        <w:rPr>
+          <w:rFonts w:cstheme="minorHAnsi"/>
+          <w:lang w:val="es-ES" w:eastAsia="es-ES"/>
+        </w:rPr>
+        <w:t xml:space="preserve"> </w:t>
+      </w:r>
+      <w:proofErr w:type="spellStart"/>
+      <w:r>
+        <w:rPr>
+          <w:rFonts w:cstheme="minorHAnsi"/>
+          <w:lang w:val="es-ES" w:eastAsia="es-ES"/>
+        </w:rPr>
+        <w:t>noise</w:t>
+      </w:r>
+      <w:proofErr w:type="spellEnd"/>
+      <w:r>
+        <w:rPr>
+          <w:rFonts w:cstheme="minorHAnsi"/>
+          <w:lang w:val="es-ES" w:eastAsia="es-ES"/>
+        </w:rPr>
+        <w:t xml:space="preserve">. Time series </w:t>
+      </w:r>
+      <w:proofErr w:type="spellStart"/>
+      <w:r>
+        <w:rPr>
+          <w:rFonts w:cstheme="minorHAnsi"/>
+          <w:lang w:val="es-ES" w:eastAsia="es-ES"/>
+        </w:rPr>
+        <w:t>models</w:t>
+      </w:r>
+      <w:proofErr w:type="spellEnd"/>
+      <w:r>
+        <w:rPr>
+          <w:rFonts w:cstheme="minorHAnsi"/>
+          <w:lang w:val="es-ES" w:eastAsia="es-ES"/>
+        </w:rPr>
+        <w:t xml:space="preserve"> and machine </w:t>
+      </w:r>
+      <w:proofErr w:type="spellStart"/>
+      <w:r>
+        <w:rPr>
+          <w:rFonts w:cstheme="minorHAnsi"/>
+          <w:lang w:val="es-ES" w:eastAsia="es-ES"/>
+        </w:rPr>
+        <w:t>learning</w:t>
+      </w:r>
+      <w:proofErr w:type="spellEnd"/>
+      <w:r>
+        <w:rPr>
+          <w:rFonts w:cstheme="minorHAnsi"/>
+          <w:lang w:val="es-ES" w:eastAsia="es-ES"/>
+        </w:rPr>
+        <w:t xml:space="preserve"> </w:t>
+      </w:r>
+      <w:proofErr w:type="spellStart"/>
+      <w:r>
+        <w:rPr>
+          <w:rFonts w:cstheme="minorHAnsi"/>
+          <w:lang w:val="es-ES" w:eastAsia="es-ES"/>
+        </w:rPr>
+        <w:t>models</w:t>
+      </w:r>
+      <w:proofErr w:type="spellEnd"/>
+      <w:r>
+        <w:rPr>
+          <w:rFonts w:cstheme="minorHAnsi"/>
+          <w:lang w:val="es-ES" w:eastAsia="es-ES"/>
+        </w:rPr>
+        <w:t xml:space="preserve"> are </w:t>
+      </w:r>
+      <w:proofErr w:type="spellStart"/>
+      <w:r>
+        <w:rPr>
+          <w:rFonts w:cstheme="minorHAnsi"/>
+          <w:lang w:val="es-ES" w:eastAsia="es-ES"/>
+        </w:rPr>
+        <w:t>applied</w:t>
+      </w:r>
+      <w:proofErr w:type="spellEnd"/>
+      <w:r>
+        <w:rPr>
+          <w:rFonts w:cstheme="minorHAnsi"/>
+          <w:lang w:val="es-ES" w:eastAsia="es-ES"/>
+        </w:rPr>
+        <w:t xml:space="preserve"> </w:t>
+      </w:r>
+      <w:proofErr w:type="spellStart"/>
+      <w:r>
+        <w:rPr>
+          <w:rFonts w:cstheme="minorHAnsi"/>
+          <w:lang w:val="es-ES" w:eastAsia="es-ES"/>
+        </w:rPr>
+        <w:t>to</w:t>
+      </w:r>
+      <w:proofErr w:type="spellEnd"/>
+      <w:r>
+        <w:rPr>
+          <w:rFonts w:cstheme="minorHAnsi"/>
+          <w:lang w:val="es-ES" w:eastAsia="es-ES"/>
+        </w:rPr>
+        <w:t xml:space="preserve"> </w:t>
+      </w:r>
+      <w:proofErr w:type="spellStart"/>
+      <w:r>
+        <w:rPr>
+          <w:rFonts w:cstheme="minorHAnsi"/>
+          <w:lang w:val="es-ES" w:eastAsia="es-ES"/>
+        </w:rPr>
+        <w:t>both</w:t>
+      </w:r>
+      <w:proofErr w:type="spellEnd"/>
+      <w:r>
+        <w:rPr>
+          <w:rFonts w:cstheme="minorHAnsi"/>
+          <w:lang w:val="es-ES" w:eastAsia="es-ES"/>
+        </w:rPr>
+        <w:t xml:space="preserve"> </w:t>
+      </w:r>
+      <w:proofErr w:type="spellStart"/>
+      <w:r>
+        <w:rPr>
+          <w:rFonts w:cstheme="minorHAnsi"/>
+          <w:lang w:val="es-ES" w:eastAsia="es-ES"/>
+        </w:rPr>
+        <w:t>frequencies</w:t>
+      </w:r>
+      <w:proofErr w:type="spellEnd"/>
+      <w:r>
+        <w:rPr>
+          <w:rFonts w:cstheme="minorHAnsi"/>
+          <w:lang w:val="es-ES" w:eastAsia="es-ES"/>
+        </w:rPr>
+        <w:t xml:space="preserve">. In </w:t>
+      </w:r>
+      <w:proofErr w:type="spellStart"/>
+      <w:r>
+        <w:rPr>
+          <w:rFonts w:cstheme="minorHAnsi"/>
+          <w:lang w:val="es-ES" w:eastAsia="es-ES"/>
+        </w:rPr>
+        <w:t>the</w:t>
+      </w:r>
+      <w:proofErr w:type="spellEnd"/>
+      <w:r>
+        <w:rPr>
+          <w:rFonts w:cstheme="minorHAnsi"/>
+          <w:lang w:val="es-ES" w:eastAsia="es-ES"/>
+        </w:rPr>
+        <w:t xml:space="preserve"> </w:t>
+      </w:r>
+      <w:proofErr w:type="spellStart"/>
+      <w:r>
+        <w:rPr>
+          <w:rFonts w:cstheme="minorHAnsi"/>
+          <w:lang w:val="es-ES" w:eastAsia="es-ES"/>
+        </w:rPr>
+        <w:t>first</w:t>
+      </w:r>
+      <w:proofErr w:type="spellEnd"/>
+      <w:r>
+        <w:rPr>
+          <w:rFonts w:cstheme="minorHAnsi"/>
+          <w:lang w:val="es-ES" w:eastAsia="es-ES"/>
+        </w:rPr>
+        <w:t xml:space="preserve"> case, ARIMA </w:t>
+      </w:r>
+      <w:proofErr w:type="spellStart"/>
+      <w:r>
+        <w:rPr>
+          <w:rFonts w:cstheme="minorHAnsi"/>
+          <w:lang w:val="es-ES" w:eastAsia="es-ES"/>
+        </w:rPr>
+        <w:t>models</w:t>
+      </w:r>
+      <w:proofErr w:type="spellEnd"/>
+      <w:r>
+        <w:rPr>
+          <w:rFonts w:cstheme="minorHAnsi"/>
+          <w:lang w:val="es-ES" w:eastAsia="es-ES"/>
+        </w:rPr>
+        <w:t xml:space="preserve"> are </w:t>
+      </w:r>
+      <w:proofErr w:type="spellStart"/>
+      <w:r>
+        <w:rPr>
+          <w:rFonts w:cstheme="minorHAnsi"/>
+          <w:lang w:val="es-ES" w:eastAsia="es-ES"/>
+        </w:rPr>
+        <w:t>applied</w:t>
+      </w:r>
+      <w:proofErr w:type="spellEnd"/>
+      <w:r>
+        <w:rPr>
+          <w:rFonts w:cstheme="minorHAnsi"/>
+          <w:lang w:val="es-ES" w:eastAsia="es-ES"/>
+        </w:rPr>
+        <w:t xml:space="preserve"> </w:t>
+      </w:r>
+      <w:proofErr w:type="spellStart"/>
+      <w:r>
+        <w:rPr>
+          <w:rFonts w:cstheme="minorHAnsi"/>
+          <w:lang w:val="es-ES" w:eastAsia="es-ES"/>
+        </w:rPr>
+        <w:t>to</w:t>
+      </w:r>
+      <w:proofErr w:type="spellEnd"/>
+      <w:r>
+        <w:rPr>
+          <w:rFonts w:cstheme="minorHAnsi"/>
+          <w:lang w:val="es-ES" w:eastAsia="es-ES"/>
+        </w:rPr>
+        <w:t xml:space="preserve"> </w:t>
+      </w:r>
+      <w:proofErr w:type="spellStart"/>
+      <w:r>
+        <w:rPr>
+          <w:rFonts w:cstheme="minorHAnsi"/>
+          <w:lang w:val="es-ES" w:eastAsia="es-ES"/>
+        </w:rPr>
+        <w:t>each</w:t>
+      </w:r>
+      <w:proofErr w:type="spellEnd"/>
+      <w:r>
+        <w:rPr>
+          <w:rFonts w:cstheme="minorHAnsi"/>
+          <w:lang w:val="es-ES" w:eastAsia="es-ES"/>
+        </w:rPr>
+        <w:t xml:space="preserve"> ETF </w:t>
+      </w:r>
+      <w:proofErr w:type="spellStart"/>
+      <w:r>
+        <w:rPr>
+          <w:rFonts w:cstheme="minorHAnsi"/>
+          <w:lang w:val="es-ES" w:eastAsia="es-ES"/>
+        </w:rPr>
+        <w:t>individually</w:t>
+      </w:r>
+      <w:proofErr w:type="spellEnd"/>
+      <w:r>
+        <w:rPr>
+          <w:rFonts w:cstheme="minorHAnsi"/>
+          <w:lang w:val="es-ES" w:eastAsia="es-ES"/>
+        </w:rPr>
+        <w:t xml:space="preserve">. In </w:t>
+      </w:r>
+      <w:proofErr w:type="spellStart"/>
+      <w:r>
+        <w:rPr>
+          <w:rFonts w:cstheme="minorHAnsi"/>
+          <w:lang w:val="es-ES" w:eastAsia="es-ES"/>
+        </w:rPr>
+        <w:t>the</w:t>
+      </w:r>
+      <w:proofErr w:type="spellEnd"/>
+      <w:r>
+        <w:rPr>
+          <w:rFonts w:cstheme="minorHAnsi"/>
+          <w:lang w:val="es-ES" w:eastAsia="es-ES"/>
+        </w:rPr>
+        <w:t xml:space="preserve"> </w:t>
+      </w:r>
+      <w:proofErr w:type="spellStart"/>
+      <w:r>
+        <w:rPr>
+          <w:rFonts w:cstheme="minorHAnsi"/>
+          <w:lang w:val="es-ES" w:eastAsia="es-ES"/>
+        </w:rPr>
+        <w:t>second</w:t>
+      </w:r>
+      <w:proofErr w:type="spellEnd"/>
+      <w:r>
+        <w:rPr>
+          <w:rFonts w:cstheme="minorHAnsi"/>
+          <w:lang w:val="es-ES" w:eastAsia="es-ES"/>
+        </w:rPr>
+        <w:t xml:space="preserve">, </w:t>
+      </w:r>
+      <w:proofErr w:type="spellStart"/>
+      <w:r>
+        <w:rPr>
+          <w:rFonts w:cstheme="minorHAnsi"/>
+          <w:lang w:val="es-ES" w:eastAsia="es-ES"/>
+        </w:rPr>
+        <w:t>models</w:t>
+      </w:r>
+      <w:proofErr w:type="spellEnd"/>
+      <w:r>
+        <w:rPr>
+          <w:rFonts w:cstheme="minorHAnsi"/>
+          <w:lang w:val="es-ES" w:eastAsia="es-ES"/>
+        </w:rPr>
+        <w:t xml:space="preserve"> </w:t>
+      </w:r>
+      <w:proofErr w:type="spellStart"/>
+      <w:r>
+        <w:rPr>
+          <w:rFonts w:cstheme="minorHAnsi"/>
+          <w:lang w:val="es-ES" w:eastAsia="es-ES"/>
+        </w:rPr>
+        <w:t>such</w:t>
+      </w:r>
+      <w:proofErr w:type="spellEnd"/>
+      <w:r>
+        <w:rPr>
+          <w:rFonts w:cstheme="minorHAnsi"/>
+          <w:lang w:val="es-ES" w:eastAsia="es-ES"/>
+        </w:rPr>
+        <w:t xml:space="preserve"> as Ridge, Random Forest and </w:t>
+      </w:r>
+      <w:proofErr w:type="spellStart"/>
+      <w:r>
+        <w:rPr>
+          <w:rFonts w:cstheme="minorHAnsi"/>
+          <w:lang w:val="es-ES" w:eastAsia="es-ES"/>
+        </w:rPr>
+        <w:t>Gradient</w:t>
+      </w:r>
+      <w:proofErr w:type="spellEnd"/>
+      <w:r>
+        <w:rPr>
+          <w:rFonts w:cstheme="minorHAnsi"/>
+          <w:lang w:val="es-ES" w:eastAsia="es-ES"/>
+        </w:rPr>
+        <w:t xml:space="preserve"> </w:t>
+      </w:r>
+      <w:proofErr w:type="spellStart"/>
+      <w:r>
+        <w:rPr>
+          <w:rFonts w:cstheme="minorHAnsi"/>
+          <w:lang w:val="es-ES" w:eastAsia="es-ES"/>
+        </w:rPr>
+        <w:t>Boosting</w:t>
+      </w:r>
+      <w:proofErr w:type="spellEnd"/>
+      <w:r>
+        <w:rPr>
+          <w:rFonts w:cstheme="minorHAnsi"/>
+          <w:lang w:val="es-ES" w:eastAsia="es-ES"/>
+        </w:rPr>
+        <w:t xml:space="preserve"> are </w:t>
+      </w:r>
+      <w:proofErr w:type="spellStart"/>
+      <w:r>
+        <w:rPr>
+          <w:rFonts w:cstheme="minorHAnsi"/>
+          <w:lang w:val="es-ES" w:eastAsia="es-ES"/>
+        </w:rPr>
+        <w:t>tested</w:t>
+      </w:r>
+      <w:proofErr w:type="spellEnd"/>
+      <w:r>
+        <w:rPr>
+          <w:rFonts w:cstheme="minorHAnsi"/>
+          <w:lang w:val="es-ES" w:eastAsia="es-ES"/>
+        </w:rPr>
+        <w:t xml:space="preserve">, </w:t>
+      </w:r>
+      <w:proofErr w:type="spellStart"/>
+      <w:r>
+        <w:rPr>
+          <w:rFonts w:cstheme="minorHAnsi"/>
+          <w:lang w:val="es-ES" w:eastAsia="es-ES"/>
+        </w:rPr>
+        <w:t>incorporating</w:t>
+      </w:r>
+      <w:proofErr w:type="spellEnd"/>
+      <w:r>
+        <w:rPr>
+          <w:rFonts w:cstheme="minorHAnsi"/>
+          <w:lang w:val="es-ES" w:eastAsia="es-ES"/>
+        </w:rPr>
+        <w:t xml:space="preserve"> </w:t>
+      </w:r>
+      <w:proofErr w:type="spellStart"/>
+      <w:r>
+        <w:rPr>
+          <w:rFonts w:cstheme="minorHAnsi"/>
+          <w:lang w:val="es-ES" w:eastAsia="es-ES"/>
+        </w:rPr>
+        <w:t>information</w:t>
+      </w:r>
+      <w:proofErr w:type="spellEnd"/>
+      <w:r>
+        <w:rPr>
+          <w:rFonts w:cstheme="minorHAnsi"/>
+          <w:lang w:val="es-ES" w:eastAsia="es-ES"/>
+        </w:rPr>
+        <w:t xml:space="preserve"> </w:t>
+      </w:r>
+      <w:proofErr w:type="spellStart"/>
+      <w:r>
+        <w:rPr>
+          <w:rFonts w:cstheme="minorHAnsi"/>
+          <w:lang w:val="es-ES" w:eastAsia="es-ES"/>
+        </w:rPr>
+        <w:t>from</w:t>
+      </w:r>
+      <w:proofErr w:type="spellEnd"/>
+      <w:r>
+        <w:rPr>
+          <w:rFonts w:cstheme="minorHAnsi"/>
+          <w:lang w:val="es-ES" w:eastAsia="es-ES"/>
+        </w:rPr>
+        <w:t xml:space="preserve"> </w:t>
+      </w:r>
+      <w:proofErr w:type="spellStart"/>
+      <w:r>
+        <w:rPr>
+          <w:rFonts w:cstheme="minorHAnsi"/>
+          <w:lang w:val="es-ES" w:eastAsia="es-ES"/>
+        </w:rPr>
+        <w:t>several</w:t>
+      </w:r>
+      <w:proofErr w:type="spellEnd"/>
+      <w:r>
+        <w:rPr>
+          <w:rFonts w:cstheme="minorHAnsi"/>
+          <w:lang w:val="es-ES" w:eastAsia="es-ES"/>
+        </w:rPr>
+        <w:t xml:space="preserve"> </w:t>
+      </w:r>
+      <w:proofErr w:type="spellStart"/>
+      <w:r>
+        <w:rPr>
+          <w:rFonts w:cstheme="minorHAnsi"/>
+          <w:lang w:val="es-ES" w:eastAsia="es-ES"/>
+        </w:rPr>
+        <w:t>assets</w:t>
+      </w:r>
+      <w:proofErr w:type="spellEnd"/>
+      <w:r>
+        <w:rPr>
+          <w:rFonts w:cstheme="minorHAnsi"/>
+          <w:lang w:val="es-ES" w:eastAsia="es-ES"/>
+        </w:rPr>
+        <w:t xml:space="preserve">, </w:t>
+      </w:r>
+      <w:proofErr w:type="spellStart"/>
+      <w:r>
+        <w:rPr>
+          <w:rFonts w:cstheme="minorHAnsi"/>
+          <w:lang w:val="es-ES" w:eastAsia="es-ES"/>
+        </w:rPr>
+        <w:t>volume</w:t>
+      </w:r>
+      <w:proofErr w:type="spellEnd"/>
+      <w:r>
+        <w:rPr>
+          <w:rFonts w:cstheme="minorHAnsi"/>
+          <w:lang w:val="es-ES" w:eastAsia="es-ES"/>
+        </w:rPr>
+        <w:t xml:space="preserve"> and temporal variables.</w:t>
+      </w:r>
+    </w:p>
+    <w:p>
+      <w:pPr>
+        <w:ind w:firstLine="0"/>
+        <w:rPr>
+          <w:rFonts w:cstheme="minorHAnsi"/>
+          <w:lang w:val="es-ES" w:eastAsia="es-ES"/>
+        </w:rPr>
+      </w:pPr>
+      <w:r>
+        <w:rPr>
+          <w:rFonts w:cstheme="minorHAnsi"/>
+          <w:lang w:val="es-ES" w:eastAsia="es-ES"/>
+        </w:rPr>
+        <w:t xml:space="preserve">Once </w:t>
+      </w:r>
+      <w:proofErr w:type="spellStart"/>
+      <w:r>
+        <w:rPr>
+          <w:rFonts w:cstheme="minorHAnsi"/>
+          <w:lang w:val="es-ES" w:eastAsia="es-ES"/>
+        </w:rPr>
+        <w:t>the</w:t>
+      </w:r>
+      <w:proofErr w:type="spellEnd"/>
+      <w:r>
+        <w:rPr>
+          <w:rFonts w:cstheme="minorHAnsi"/>
+          <w:lang w:val="es-ES" w:eastAsia="es-ES"/>
+        </w:rPr>
+        <w:t xml:space="preserve"> </w:t>
+      </w:r>
+      <w:proofErr w:type="spellStart"/>
+      <w:r>
+        <w:rPr>
+          <w:rFonts w:cstheme="minorHAnsi"/>
+          <w:lang w:val="es-ES" w:eastAsia="es-ES"/>
+        </w:rPr>
+        <w:t>models</w:t>
+      </w:r>
+      <w:proofErr w:type="spellEnd"/>
+      <w:r>
+        <w:rPr>
+          <w:rFonts w:cstheme="minorHAnsi"/>
+          <w:lang w:val="es-ES" w:eastAsia="es-ES"/>
+        </w:rPr>
+        <w:t xml:space="preserve"> </w:t>
+      </w:r>
+      <w:proofErr w:type="spellStart"/>
+      <w:r>
+        <w:rPr>
+          <w:rFonts w:cstheme="minorHAnsi"/>
+          <w:lang w:val="es-ES" w:eastAsia="es-ES"/>
+        </w:rPr>
+        <w:t>have</w:t>
+      </w:r>
+      <w:proofErr w:type="spellEnd"/>
+      <w:r>
+        <w:rPr>
+          <w:rFonts w:cstheme="minorHAnsi"/>
+          <w:lang w:val="es-ES" w:eastAsia="es-ES"/>
+        </w:rPr>
+        <w:t xml:space="preserve"> </w:t>
+      </w:r>
+      <w:proofErr w:type="spellStart"/>
+      <w:r>
+        <w:rPr>
+          <w:rFonts w:cstheme="minorHAnsi"/>
+          <w:lang w:val="es-ES" w:eastAsia="es-ES"/>
+        </w:rPr>
+        <w:t>been</w:t>
+      </w:r>
+      <w:proofErr w:type="spellEnd"/>
+      <w:r>
+        <w:rPr>
+          <w:rFonts w:cstheme="minorHAnsi"/>
+          <w:lang w:val="es-ES" w:eastAsia="es-ES"/>
+        </w:rPr>
+        <w:t xml:space="preserve"> </w:t>
+      </w:r>
+      <w:proofErr w:type="spellStart"/>
+      <w:r>
+        <w:rPr>
+          <w:rFonts w:cstheme="minorHAnsi"/>
+          <w:lang w:val="es-ES" w:eastAsia="es-ES"/>
+        </w:rPr>
+        <w:t>compared</w:t>
+      </w:r>
+      <w:proofErr w:type="spellEnd"/>
+      <w:r>
+        <w:rPr>
+          <w:rFonts w:cstheme="minorHAnsi"/>
+          <w:lang w:val="es-ES" w:eastAsia="es-ES"/>
+        </w:rPr>
+        <w:t xml:space="preserve">, </w:t>
+      </w:r>
+      <w:proofErr w:type="spellStart"/>
+      <w:r>
+        <w:rPr>
+          <w:rFonts w:cstheme="minorHAnsi"/>
+          <w:lang w:val="es-ES" w:eastAsia="es-ES"/>
+        </w:rPr>
+        <w:t>the</w:t>
+      </w:r>
+      <w:proofErr w:type="spellEnd"/>
+      <w:r>
+        <w:rPr>
+          <w:rFonts w:cstheme="minorHAnsi"/>
+          <w:lang w:val="es-ES" w:eastAsia="es-ES"/>
+        </w:rPr>
+        <w:t xml:space="preserve"> </w:t>
+      </w:r>
+      <w:proofErr w:type="spellStart"/>
+      <w:r>
+        <w:rPr>
+          <w:rFonts w:cstheme="minorHAnsi"/>
+          <w:lang w:val="es-ES" w:eastAsia="es-ES"/>
+        </w:rPr>
+        <w:t>predictions</w:t>
+      </w:r>
+      <w:proofErr w:type="spellEnd"/>
+      <w:r>
+        <w:rPr>
+          <w:rFonts w:cstheme="minorHAnsi"/>
+          <w:lang w:val="es-ES" w:eastAsia="es-ES"/>
+        </w:rPr>
+        <w:t xml:space="preserve"> </w:t>
+      </w:r>
+      <w:proofErr w:type="spellStart"/>
+      <w:r>
+        <w:rPr>
+          <w:rFonts w:cstheme="minorHAnsi"/>
+          <w:lang w:val="es-ES" w:eastAsia="es-ES"/>
+        </w:rPr>
+        <w:t>from</w:t>
+      </w:r>
+      <w:proofErr w:type="spellEnd"/>
+      <w:r>
+        <w:rPr>
+          <w:rFonts w:cstheme="minorHAnsi"/>
+          <w:lang w:val="es-ES" w:eastAsia="es-ES"/>
+        </w:rPr>
+        <w:t xml:space="preserve"> </w:t>
+      </w:r>
+      <w:proofErr w:type="spellStart"/>
+      <w:r>
+        <w:rPr>
+          <w:rFonts w:cstheme="minorHAnsi"/>
+          <w:lang w:val="es-ES" w:eastAsia="es-ES"/>
+        </w:rPr>
+        <w:t>the</w:t>
+      </w:r>
+      <w:proofErr w:type="spellEnd"/>
+      <w:r>
+        <w:rPr>
+          <w:rFonts w:cstheme="minorHAnsi"/>
+          <w:lang w:val="es-ES" w:eastAsia="es-ES"/>
+        </w:rPr>
+        <w:t xml:space="preserve"> </w:t>
+      </w:r>
+      <w:proofErr w:type="spellStart"/>
+      <w:r>
+        <w:rPr>
+          <w:rFonts w:cstheme="minorHAnsi"/>
+          <w:lang w:val="es-ES" w:eastAsia="es-ES"/>
+        </w:rPr>
+        <w:t>best</w:t>
+      </w:r>
+      <w:proofErr w:type="spellEnd"/>
+      <w:r>
+        <w:rPr>
+          <w:rFonts w:cstheme="minorHAnsi"/>
+          <w:lang w:val="es-ES" w:eastAsia="es-ES"/>
+        </w:rPr>
+        <w:t xml:space="preserve"> </w:t>
+      </w:r>
+      <w:proofErr w:type="spellStart"/>
+      <w:r>
+        <w:rPr>
+          <w:rFonts w:cstheme="minorHAnsi"/>
+          <w:lang w:val="es-ES" w:eastAsia="es-ES"/>
+        </w:rPr>
+        <w:t>model</w:t>
+      </w:r>
+      <w:proofErr w:type="spellEnd"/>
+      <w:r>
+        <w:rPr>
+          <w:rFonts w:cstheme="minorHAnsi"/>
+          <w:lang w:val="es-ES" w:eastAsia="es-ES"/>
+        </w:rPr>
+        <w:t xml:space="preserve"> are </w:t>
+      </w:r>
+      <w:proofErr w:type="spellStart"/>
+      <w:r>
+        <w:rPr>
+          <w:rFonts w:cstheme="minorHAnsi"/>
+          <w:lang w:val="es-ES" w:eastAsia="es-ES"/>
+        </w:rPr>
+        <w:t>incorporated</w:t>
+      </w:r>
+      <w:proofErr w:type="spellEnd"/>
+      <w:r>
+        <w:rPr>
+          <w:rFonts w:cstheme="minorHAnsi"/>
+          <w:lang w:val="es-ES" w:eastAsia="es-ES"/>
+        </w:rPr>
+        <w:t xml:space="preserve"> </w:t>
+      </w:r>
+      <w:proofErr w:type="spellStart"/>
+      <w:r>
+        <w:rPr>
+          <w:rFonts w:cstheme="minorHAnsi"/>
+          <w:lang w:val="es-ES" w:eastAsia="es-ES"/>
+        </w:rPr>
+        <w:t>into</w:t>
+      </w:r>
+      <w:proofErr w:type="spellEnd"/>
+      <w:r>
+        <w:rPr>
+          <w:rFonts w:cstheme="minorHAnsi"/>
+          <w:lang w:val="es-ES" w:eastAsia="es-ES"/>
+        </w:rPr>
+        <w:t xml:space="preserve"> a portfolio </w:t>
+      </w:r>
+      <w:proofErr w:type="spellStart"/>
+      <w:r>
+        <w:rPr>
+          <w:rFonts w:cstheme="minorHAnsi"/>
+          <w:lang w:val="es-ES" w:eastAsia="es-ES"/>
+        </w:rPr>
+        <w:t>optimization</w:t>
+      </w:r>
+      <w:proofErr w:type="spellEnd"/>
+      <w:r>
+        <w:rPr>
+          <w:rFonts w:cstheme="minorHAnsi"/>
+          <w:lang w:val="es-ES" w:eastAsia="es-ES"/>
+        </w:rPr>
+        <w:t xml:space="preserve"> </w:t>
+      </w:r>
+      <w:proofErr w:type="spellStart"/>
+      <w:r>
+        <w:rPr>
+          <w:rFonts w:cstheme="minorHAnsi"/>
+          <w:lang w:val="es-ES" w:eastAsia="es-ES"/>
+        </w:rPr>
+        <w:t>process</w:t>
+      </w:r>
+      <w:proofErr w:type="spellEnd"/>
+      <w:r>
+        <w:rPr>
+          <w:rFonts w:cstheme="minorHAnsi"/>
+          <w:lang w:val="es-ES" w:eastAsia="es-ES"/>
+        </w:rPr>
+        <w:t xml:space="preserve"> </w:t>
+      </w:r>
+      <w:proofErr w:type="spellStart"/>
+      <w:r>
+        <w:rPr>
+          <w:rFonts w:cstheme="minorHAnsi"/>
+          <w:lang w:val="es-ES" w:eastAsia="es-ES"/>
+        </w:rPr>
+        <w:t>based</w:t>
+      </w:r>
+      <w:proofErr w:type="spellEnd"/>
+      <w:r>
+        <w:rPr>
+          <w:rFonts w:cstheme="minorHAnsi"/>
+          <w:lang w:val="es-ES" w:eastAsia="es-ES"/>
+        </w:rPr>
+        <w:t xml:space="preserve"> </w:t>
+      </w:r>
+      <w:proofErr w:type="spellStart"/>
+      <w:r>
+        <w:rPr>
+          <w:rFonts w:cstheme="minorHAnsi"/>
+          <w:lang w:val="es-ES" w:eastAsia="es-ES"/>
+        </w:rPr>
+        <w:t>on</w:t>
+      </w:r>
+      <w:proofErr w:type="spellEnd"/>
+      <w:r>
+        <w:rPr>
+          <w:rFonts w:cstheme="minorHAnsi"/>
+          <w:lang w:val="es-ES" w:eastAsia="es-ES"/>
+        </w:rPr>
+        <w:t xml:space="preserve"> Markowitz, </w:t>
+      </w:r>
+      <w:proofErr w:type="spellStart"/>
+      <w:r>
+        <w:rPr>
+          <w:rFonts w:cstheme="minorHAnsi"/>
+          <w:lang w:val="es-ES" w:eastAsia="es-ES"/>
+        </w:rPr>
+        <w:t>where</w:t>
+      </w:r>
+      <w:proofErr w:type="spellEnd"/>
+      <w:r>
+        <w:rPr>
+          <w:rFonts w:cstheme="minorHAnsi"/>
+          <w:lang w:val="es-ES" w:eastAsia="es-ES"/>
+        </w:rPr>
+        <w:t xml:space="preserve"> </w:t>
+      </w:r>
+      <w:proofErr w:type="spellStart"/>
+      <w:r>
+        <w:rPr>
+          <w:rFonts w:cstheme="minorHAnsi"/>
+          <w:lang w:val="es-ES" w:eastAsia="es-ES"/>
+        </w:rPr>
+        <w:t>they</w:t>
+      </w:r>
+      <w:proofErr w:type="spellEnd"/>
+      <w:r>
+        <w:rPr>
+          <w:rFonts w:cstheme="minorHAnsi"/>
+          <w:lang w:val="es-ES" w:eastAsia="es-ES"/>
+        </w:rPr>
+        <w:t xml:space="preserve"> are </w:t>
+      </w:r>
+      <w:proofErr w:type="spellStart"/>
+      <w:r>
+        <w:rPr>
+          <w:rFonts w:cstheme="minorHAnsi"/>
+          <w:lang w:val="es-ES" w:eastAsia="es-ES"/>
+        </w:rPr>
+        <w:t>contrasted</w:t>
+      </w:r>
+      <w:proofErr w:type="spellEnd"/>
+      <w:r>
+        <w:rPr>
+          <w:rFonts w:cstheme="minorHAnsi"/>
+          <w:lang w:val="es-ES" w:eastAsia="es-ES"/>
+        </w:rPr>
+        <w:t xml:space="preserve"> </w:t>
+      </w:r>
+      <w:proofErr w:type="spellStart"/>
+      <w:r>
+        <w:rPr>
+          <w:rFonts w:cstheme="minorHAnsi"/>
+          <w:lang w:val="es-ES" w:eastAsia="es-ES"/>
+        </w:rPr>
+        <w:t>with</w:t>
+      </w:r>
+      <w:proofErr w:type="spellEnd"/>
+      <w:r>
+        <w:rPr>
+          <w:rFonts w:cstheme="minorHAnsi"/>
+          <w:lang w:val="es-ES" w:eastAsia="es-ES"/>
+        </w:rPr>
+        <w:t xml:space="preserve"> </w:t>
+      </w:r>
+      <w:proofErr w:type="spellStart"/>
+      <w:r>
+        <w:rPr>
+          <w:rFonts w:cstheme="minorHAnsi"/>
+          <w:lang w:val="es-ES" w:eastAsia="es-ES"/>
+        </w:rPr>
+        <w:t>the</w:t>
+      </w:r>
+      <w:proofErr w:type="spellEnd"/>
+      <w:r>
+        <w:rPr>
+          <w:rFonts w:cstheme="minorHAnsi"/>
+          <w:lang w:val="es-ES" w:eastAsia="es-ES"/>
+        </w:rPr>
+        <w:t xml:space="preserve"> </w:t>
+      </w:r>
+      <w:proofErr w:type="spellStart"/>
+      <w:r>
+        <w:rPr>
+          <w:rFonts w:cstheme="minorHAnsi"/>
+          <w:lang w:val="es-ES" w:eastAsia="es-ES"/>
+        </w:rPr>
+        <w:t>traditional</w:t>
+      </w:r>
+      <w:proofErr w:type="spellEnd"/>
+      <w:r>
+        <w:rPr>
+          <w:rFonts w:cstheme="minorHAnsi"/>
+          <w:lang w:val="es-ES" w:eastAsia="es-ES"/>
+        </w:rPr>
+        <w:t xml:space="preserve"> </w:t>
+      </w:r>
+      <w:proofErr w:type="spellStart"/>
+      <w:r>
+        <w:rPr>
+          <w:rFonts w:cstheme="minorHAnsi"/>
+          <w:lang w:val="es-ES" w:eastAsia="es-ES"/>
+        </w:rPr>
+        <w:t>strategies</w:t>
+      </w:r>
+      <w:proofErr w:type="spellEnd"/>
+      <w:r>
+        <w:rPr>
+          <w:rFonts w:cstheme="minorHAnsi"/>
+          <w:lang w:val="es-ES" w:eastAsia="es-ES"/>
+        </w:rPr>
+        <w:t xml:space="preserve"> </w:t>
+      </w:r>
+      <w:proofErr w:type="spellStart"/>
+      <w:r>
+        <w:rPr>
+          <w:rFonts w:cstheme="minorHAnsi"/>
+          <w:lang w:val="es-ES" w:eastAsia="es-ES"/>
+        </w:rPr>
+        <w:t>described</w:t>
+      </w:r>
+      <w:proofErr w:type="spellEnd"/>
+      <w:r>
+        <w:rPr>
+          <w:rFonts w:cstheme="minorHAnsi"/>
+          <w:lang w:val="es-ES" w:eastAsia="es-ES"/>
+        </w:rPr>
+        <w:t xml:space="preserve"> </w:t>
+      </w:r>
+      <w:proofErr w:type="spellStart"/>
+      <w:r>
+        <w:rPr>
+          <w:rFonts w:cstheme="minorHAnsi"/>
+          <w:lang w:val="es-ES" w:eastAsia="es-ES"/>
+        </w:rPr>
+        <w:t>above</w:t>
+      </w:r>
+      <w:proofErr w:type="spellEnd"/>
+      <w:r>
+        <w:rPr>
+          <w:rFonts w:cstheme="minorHAnsi"/>
+          <w:lang w:val="es-ES" w:eastAsia="es-ES"/>
+        </w:rPr>
+        <w:t xml:space="preserve">. In </w:t>
+      </w:r>
+      <w:proofErr w:type="spellStart"/>
+      <w:r>
+        <w:rPr>
+          <w:rFonts w:cstheme="minorHAnsi"/>
+          <w:lang w:val="es-ES" w:eastAsia="es-ES"/>
+        </w:rPr>
+        <w:t>this</w:t>
+      </w:r>
+      <w:proofErr w:type="spellEnd"/>
+      <w:r>
+        <w:rPr>
+          <w:rFonts w:cstheme="minorHAnsi"/>
+          <w:lang w:val="es-ES" w:eastAsia="es-ES"/>
+        </w:rPr>
+        <w:t xml:space="preserve"> </w:t>
+      </w:r>
+      <w:proofErr w:type="spellStart"/>
+      <w:r>
+        <w:rPr>
+          <w:rFonts w:cstheme="minorHAnsi"/>
+          <w:lang w:val="es-ES" w:eastAsia="es-ES"/>
+        </w:rPr>
+        <w:t>way</w:t>
+      </w:r>
+      <w:proofErr w:type="spellEnd"/>
+      <w:r>
+        <w:rPr>
+          <w:rFonts w:cstheme="minorHAnsi"/>
+          <w:lang w:val="es-ES" w:eastAsia="es-ES"/>
+        </w:rPr>
+        <w:t xml:space="preserve">, </w:t>
+      </w:r>
+      <w:proofErr w:type="spellStart"/>
+      <w:r>
+        <w:rPr>
+          <w:rFonts w:cstheme="minorHAnsi"/>
+          <w:lang w:val="es-ES" w:eastAsia="es-ES"/>
+        </w:rPr>
+        <w:t>the</w:t>
+      </w:r>
+      <w:proofErr w:type="spellEnd"/>
+      <w:r>
+        <w:rPr>
+          <w:rFonts w:cstheme="minorHAnsi"/>
+          <w:lang w:val="es-ES" w:eastAsia="es-ES"/>
+        </w:rPr>
+        <w:t xml:space="preserve"> </w:t>
+      </w:r>
+      <w:proofErr w:type="spellStart"/>
+      <w:r>
+        <w:rPr>
+          <w:rFonts w:cstheme="minorHAnsi"/>
+          <w:lang w:val="es-ES" w:eastAsia="es-ES"/>
+        </w:rPr>
+        <w:t>work</w:t>
+      </w:r>
+      <w:proofErr w:type="spellEnd"/>
+      <w:r>
+        <w:rPr>
+          <w:rFonts w:cstheme="minorHAnsi"/>
+          <w:lang w:val="es-ES" w:eastAsia="es-ES"/>
+        </w:rPr>
+        <w:t xml:space="preserve"> </w:t>
+      </w:r>
+      <w:proofErr w:type="spellStart"/>
+      <w:r>
+        <w:rPr>
+          <w:rFonts w:cstheme="minorHAnsi"/>
+          <w:lang w:val="es-ES" w:eastAsia="es-ES"/>
+        </w:rPr>
+        <w:t>evaluates</w:t>
+      </w:r>
+      <w:proofErr w:type="spellEnd"/>
+      <w:r>
+        <w:rPr>
+          <w:rFonts w:cstheme="minorHAnsi"/>
+          <w:lang w:val="es-ES" w:eastAsia="es-ES"/>
+        </w:rPr>
+        <w:t xml:space="preserve"> </w:t>
+      </w:r>
+      <w:proofErr w:type="spellStart"/>
+      <w:r>
+        <w:rPr>
+          <w:rFonts w:cstheme="minorHAnsi"/>
+          <w:lang w:val="es-ES" w:eastAsia="es-ES"/>
+        </w:rPr>
+        <w:t>whether</w:t>
+      </w:r>
+      <w:proofErr w:type="spellEnd"/>
+      <w:r>
+        <w:rPr>
+          <w:rFonts w:cstheme="minorHAnsi"/>
+          <w:lang w:val="es-ES" w:eastAsia="es-ES"/>
+        </w:rPr>
+        <w:t xml:space="preserve"> </w:t>
+      </w:r>
+      <w:proofErr w:type="spellStart"/>
+      <w:r>
+        <w:rPr>
+          <w:rFonts w:cstheme="minorHAnsi"/>
+          <w:lang w:val="es-ES" w:eastAsia="es-ES"/>
+        </w:rPr>
+        <w:t>the</w:t>
+      </w:r>
+      <w:proofErr w:type="spellEnd"/>
+      <w:r>
+        <w:rPr>
+          <w:rFonts w:cstheme="minorHAnsi"/>
+          <w:lang w:val="es-ES" w:eastAsia="es-ES"/>
+        </w:rPr>
+        <w:t xml:space="preserve"> </w:t>
+      </w:r>
+      <w:proofErr w:type="spellStart"/>
+      <w:r>
+        <w:rPr>
+          <w:rFonts w:cstheme="minorHAnsi"/>
+          <w:lang w:val="es-ES" w:eastAsia="es-ES"/>
+        </w:rPr>
+        <w:t>predictions</w:t>
+      </w:r>
+      <w:proofErr w:type="spellEnd"/>
+      <w:r>
+        <w:rPr>
+          <w:rFonts w:cstheme="minorHAnsi"/>
+          <w:lang w:val="es-ES" w:eastAsia="es-ES"/>
+        </w:rPr>
+        <w:t xml:space="preserve"> are </w:t>
+      </w:r>
+      <w:proofErr w:type="spellStart"/>
+      <w:r>
+        <w:rPr>
+          <w:rFonts w:cstheme="minorHAnsi"/>
+          <w:lang w:val="es-ES" w:eastAsia="es-ES"/>
+        </w:rPr>
+        <w:t>useful</w:t>
+      </w:r>
+      <w:proofErr w:type="spellEnd"/>
+      <w:r>
+        <w:rPr>
+          <w:rFonts w:cstheme="minorHAnsi"/>
+          <w:lang w:val="es-ES" w:eastAsia="es-ES"/>
+        </w:rPr>
+        <w:t xml:space="preserve"> </w:t>
+      </w:r>
+      <w:proofErr w:type="spellStart"/>
+      <w:r>
+        <w:rPr>
+          <w:rFonts w:cstheme="minorHAnsi"/>
+          <w:lang w:val="es-ES" w:eastAsia="es-ES"/>
+        </w:rPr>
+        <w:t>not</w:t>
+      </w:r>
+      <w:proofErr w:type="spellEnd"/>
+      <w:r>
+        <w:rPr>
+          <w:rFonts w:cstheme="minorHAnsi"/>
+          <w:lang w:val="es-ES" w:eastAsia="es-ES"/>
+        </w:rPr>
+        <w:t xml:space="preserve"> </w:t>
+      </w:r>
+      <w:proofErr w:type="spellStart"/>
+      <w:r>
+        <w:rPr>
+          <w:rFonts w:cstheme="minorHAnsi"/>
+          <w:lang w:val="es-ES" w:eastAsia="es-ES"/>
+        </w:rPr>
+        <w:t>only</w:t>
+      </w:r>
+      <w:proofErr w:type="spellEnd"/>
+      <w:r>
+        <w:rPr>
+          <w:rFonts w:cstheme="minorHAnsi"/>
+          <w:lang w:val="es-ES" w:eastAsia="es-ES"/>
+        </w:rPr>
+        <w:t xml:space="preserve"> </w:t>
+      </w:r>
+      <w:proofErr w:type="spellStart"/>
+      <w:r>
+        <w:rPr>
+          <w:rFonts w:cstheme="minorHAnsi"/>
+          <w:lang w:val="es-ES" w:eastAsia="es-ES"/>
+        </w:rPr>
+        <w:t>from</w:t>
+      </w:r>
+      <w:proofErr w:type="spellEnd"/>
+      <w:r>
+        <w:rPr>
+          <w:rFonts w:cstheme="minorHAnsi"/>
+          <w:lang w:val="es-ES" w:eastAsia="es-ES"/>
+        </w:rPr>
+        <w:t xml:space="preserve"> a </w:t>
+      </w:r>
+      <w:proofErr w:type="spellStart"/>
+      <w:r>
+        <w:rPr>
+          <w:rFonts w:cstheme="minorHAnsi"/>
+          <w:lang w:val="es-ES" w:eastAsia="es-ES"/>
+        </w:rPr>
+        <w:t>statistical</w:t>
+      </w:r>
+      <w:proofErr w:type="spellEnd"/>
+      <w:r>
+        <w:rPr>
+          <w:rFonts w:cstheme="minorHAnsi"/>
+          <w:lang w:val="es-ES" w:eastAsia="es-ES"/>
+        </w:rPr>
+        <w:t xml:space="preserve"> </w:t>
+      </w:r>
+      <w:proofErr w:type="spellStart"/>
+      <w:r>
+        <w:rPr>
+          <w:rFonts w:cstheme="minorHAnsi"/>
+          <w:lang w:val="es-ES" w:eastAsia="es-ES"/>
+        </w:rPr>
+        <w:t>point</w:t>
+      </w:r>
+      <w:proofErr w:type="spellEnd"/>
+      <w:r>
+        <w:rPr>
+          <w:rFonts w:cstheme="minorHAnsi"/>
+          <w:lang w:val="es-ES" w:eastAsia="es-ES"/>
+        </w:rPr>
+        <w:t xml:space="preserve"> </w:t>
+      </w:r>
+      <w:proofErr w:type="spellStart"/>
+      <w:r>
+        <w:rPr>
+          <w:rFonts w:cstheme="minorHAnsi"/>
+          <w:lang w:val="es-ES" w:eastAsia="es-ES"/>
+        </w:rPr>
+        <w:t>of</w:t>
+      </w:r>
+      <w:proofErr w:type="spellEnd"/>
+      <w:r>
+        <w:rPr>
+          <w:rFonts w:cstheme="minorHAnsi"/>
+          <w:lang w:val="es-ES" w:eastAsia="es-ES"/>
+        </w:rPr>
+        <w:t xml:space="preserve"> </w:t>
+      </w:r>
+      <w:proofErr w:type="spellStart"/>
+      <w:r>
+        <w:rPr>
+          <w:rFonts w:cstheme="minorHAnsi"/>
+          <w:lang w:val="es-ES" w:eastAsia="es-ES"/>
+        </w:rPr>
+        <w:t>view</w:t>
+      </w:r>
+      <w:proofErr w:type="spellEnd"/>
+      <w:r>
+        <w:rPr>
+          <w:rFonts w:cstheme="minorHAnsi"/>
+          <w:lang w:val="es-ES" w:eastAsia="es-ES"/>
+        </w:rPr>
+        <w:t xml:space="preserve">, </w:t>
+      </w:r>
+      <w:proofErr w:type="spellStart"/>
+      <w:r>
+        <w:rPr>
+          <w:rFonts w:cstheme="minorHAnsi"/>
+          <w:lang w:val="es-ES" w:eastAsia="es-ES"/>
+        </w:rPr>
+        <w:t>but</w:t>
+      </w:r>
+      <w:proofErr w:type="spellEnd"/>
+      <w:r>
+        <w:rPr>
+          <w:rFonts w:cstheme="minorHAnsi"/>
+          <w:lang w:val="es-ES" w:eastAsia="es-ES"/>
+        </w:rPr>
+        <w:t xml:space="preserve"> </w:t>
+      </w:r>
+      <w:proofErr w:type="spellStart"/>
+      <w:r>
+        <w:rPr>
+          <w:rFonts w:cstheme="minorHAnsi"/>
+          <w:lang w:val="es-ES" w:eastAsia="es-ES"/>
+        </w:rPr>
+        <w:t>also</w:t>
+      </w:r>
+      <w:proofErr w:type="spellEnd"/>
+      <w:r>
+        <w:rPr>
+          <w:rFonts w:cstheme="minorHAnsi"/>
+          <w:lang w:val="es-ES" w:eastAsia="es-ES"/>
+        </w:rPr>
+        <w:t xml:space="preserve"> </w:t>
+      </w:r>
+      <w:proofErr w:type="spellStart"/>
+      <w:r>
+        <w:rPr>
+          <w:rFonts w:cstheme="minorHAnsi"/>
+          <w:lang w:val="es-ES" w:eastAsia="es-ES"/>
+        </w:rPr>
+        <w:t>from</w:t>
+      </w:r>
+      <w:proofErr w:type="spellEnd"/>
+      <w:r>
+        <w:rPr>
+          <w:rFonts w:cstheme="minorHAnsi"/>
+          <w:lang w:val="es-ES" w:eastAsia="es-ES"/>
+        </w:rPr>
+        <w:t xml:space="preserve"> </w:t>
+      </w:r>
+      <w:proofErr w:type="spellStart"/>
+      <w:r>
+        <w:rPr>
+          <w:rFonts w:cstheme="minorHAnsi"/>
+          <w:lang w:val="es-ES" w:eastAsia="es-ES"/>
+        </w:rPr>
+        <w:t>an</w:t>
+      </w:r>
+      <w:proofErr w:type="spellEnd"/>
+      <w:r>
+        <w:rPr>
+          <w:rFonts w:cstheme="minorHAnsi"/>
+          <w:lang w:val="es-ES" w:eastAsia="es-ES"/>
+        </w:rPr>
+        <w:t xml:space="preserve"> </w:t>
+      </w:r>
+      <w:proofErr w:type="spellStart"/>
+      <w:r>
+        <w:rPr>
+          <w:rFonts w:cstheme="minorHAnsi"/>
+          <w:lang w:val="es-ES" w:eastAsia="es-ES"/>
+        </w:rPr>
+        <w:t>economic</w:t>
+      </w:r>
+      <w:proofErr w:type="spellEnd"/>
+      <w:r>
+        <w:rPr>
+          <w:rFonts w:cstheme="minorHAnsi"/>
+          <w:lang w:val="es-ES" w:eastAsia="es-ES"/>
+        </w:rPr>
+        <w:t xml:space="preserve"> </w:t>
+      </w:r>
+      <w:proofErr w:type="spellStart"/>
+      <w:r>
+        <w:rPr>
+          <w:rFonts w:cstheme="minorHAnsi"/>
+          <w:lang w:val="es-ES" w:eastAsia="es-ES"/>
+        </w:rPr>
+        <w:t>one</w:t>
+      </w:r>
+      <w:proofErr w:type="spellEnd"/>
+      <w:r>
+        <w:rPr>
+          <w:rFonts w:cstheme="minorHAnsi"/>
+          <w:lang w:val="es-ES" w:eastAsia="es-ES"/>
+        </w:rPr>
+        <w:t>.</w:t>
+      </w:r>
+    </w:p>
+    <w:p>
+      <w:pPr>
+        <w:rPr>
+          <w:rFonts w:cstheme="minorHAnsi"/>
+          <w:lang w:val="en-US"/>
+        </w:rPr>
+      </w:pPr>
+    </w:p>
+    <w:p>
+      <w:pPr>
+        <w:ind w:firstLine="0"/>
+        <w:jc w:val="center"/>
+        <w:rPr>
+          <w:rStyle w:val="Fuerte"/>
+          <w:rFonts w:cstheme="minorHAnsi"/>
+          <w:lang w:val="en-US"/>
+        </w:rPr>
+      </w:pPr>
+      <w:r>
+        <w:rPr>
+          <w:rStyle w:val="Fuerte"/>
+          <w:rFonts w:cstheme="minorHAnsi"/>
+          <w:lang w:val="en-US"/>
+        </w:rPr>
+        <w:t>Keywords</w:t>
+      </w:r>
+    </w:p>
+    <w:p>
+      <w:pPr>
+        <w:ind w:firstLine="0"/>
+        <w:rPr>
+          <w:lang w:val="es-ES"/>
+        </w:rPr>
+      </w:pPr>
+      <w:proofErr w:type="spellStart"/>
+      <w:r>
+        <w:rPr>
+          <w:lang w:val="es-ES"/>
+        </w:rPr>
+        <w:t>ETF</w:t>
+      </w:r>
+      <w:r>
+        <w:rPr>
+          <w:lang w:val="es-ES"/>
+        </w:rPr>
+        <w:t>s</w:t>
+      </w:r>
+      <w:proofErr w:type="spellEnd"/>
+      <w:r>
+        <w:rPr>
+          <w:lang w:val="es-ES"/>
+        </w:rPr>
+        <w:t xml:space="preserve">, </w:t>
+      </w:r>
+      <w:r>
+        <w:rPr>
+          <w:lang w:val="es-ES"/>
+        </w:rPr>
+        <w:t xml:space="preserve">Portfolio </w:t>
+      </w:r>
+      <w:proofErr w:type="spellStart"/>
+      <w:r>
+        <w:rPr>
+          <w:lang w:val="es-ES"/>
+        </w:rPr>
+        <w:t>O</w:t>
+      </w:r>
+      <w:r>
+        <w:rPr>
+          <w:lang w:val="es-ES"/>
+        </w:rPr>
+        <w:t>ptimization</w:t>
+      </w:r>
+      <w:proofErr w:type="spellEnd"/>
+      <w:r>
+        <w:rPr>
+          <w:lang w:val="es-ES"/>
+        </w:rPr>
+        <w:t>, Markowitz</w:t>
+      </w:r>
+      <w:r>
+        <w:rPr>
+          <w:lang w:val="es-ES"/>
+        </w:rPr>
+        <w:t xml:space="preserve"> </w:t>
+      </w:r>
+      <w:r>
+        <w:t>Model</w:t>
+      </w:r>
+      <w:r>
+        <w:rPr>
+          <w:lang w:val="es-ES"/>
+        </w:rPr>
+        <w:t xml:space="preserve">, </w:t>
+      </w:r>
+      <w:r>
+        <w:rPr>
+          <w:lang w:val="es-ES"/>
+        </w:rPr>
+        <w:t>M</w:t>
+      </w:r>
+      <w:r>
+        <w:rPr>
+          <w:lang w:val="es-ES"/>
+        </w:rPr>
+        <w:t xml:space="preserve">achine </w:t>
+      </w:r>
+      <w:proofErr w:type="spellStart"/>
+      <w:r>
+        <w:rPr>
+          <w:lang w:val="es-ES"/>
+        </w:rPr>
+        <w:t>L</w:t>
+      </w:r>
+      <w:r>
+        <w:rPr>
+          <w:lang w:val="es-ES"/>
+        </w:rPr>
+        <w:t>earnin</w:t>
+      </w:r>
+      <w:r>
+        <w:rPr>
+          <w:lang w:val="es-ES"/>
+        </w:rPr>
+        <w:t>g</w:t>
+      </w:r>
+      <w:proofErr w:type="spellEnd"/>
+      <w:r>
+        <w:rPr>
+          <w:lang w:val="es-ES"/>
+        </w:rPr>
+        <w:t>,</w:t>
+      </w:r>
+      <w:r>
+        <w:rPr>
+          <w:lang w:val="es-ES"/>
+        </w:rPr>
+        <w:t xml:space="preserve"> Time Series </w:t>
+      </w:r>
+      <w:proofErr w:type="spellStart"/>
+      <w:r>
+        <w:rPr>
+          <w:lang w:val="es-ES"/>
+        </w:rPr>
+        <w:t>Forecasting</w:t>
+      </w:r>
+      <w:proofErr w:type="spellEnd"/>
+      <w:r>
+        <w:t xml:space="preserve">, </w:t>
+      </w:r>
+      <w:r>
+        <w:rPr>
+          <w:lang w:val="es-ES"/>
+        </w:rPr>
+        <w:t xml:space="preserve">ARIMA, </w:t>
+      </w:r>
+      <w:proofErr w:type="spellStart"/>
+      <w:r>
+        <w:rPr>
+          <w:lang w:val="es-ES"/>
+        </w:rPr>
+        <w:t>walk</w:t>
+      </w:r>
+      <w:proofErr w:type="spellEnd"/>
+      <w:r>
+        <w:rPr>
+          <w:lang w:val="es-ES"/>
+        </w:rPr>
+        <w:t xml:space="preserve">-forward, </w:t>
+      </w:r>
+      <w:r>
+        <w:rPr>
+          <w:lang w:val="es-ES"/>
+        </w:rPr>
+        <w:t>B</w:t>
+      </w:r>
+      <w:r>
+        <w:rPr>
+          <w:lang w:val="es-ES"/>
+        </w:rPr>
+        <w:t>acktesti</w:t>
+      </w:r>
+      <w:r>
+        <w:rPr>
+          <w:lang w:val="es-ES"/>
+        </w:rPr>
+        <w:t>g</w:t>
+      </w:r>
+    </w:p>
+    <w:p>
+      <w:pPr>
+        <w:ind w:firstLine="0"/>
+        <w:rPr>
+          <w:lang w:val="es-ES"/>
+        </w:rPr>
+      </w:pPr>
+    </w:p>
+    <w:p>
+      <w:pPr>
+        <w:ind w:firstLine="0"/>
+        <w:rPr>
+          <w:lang w:val="es-ES"/>
+        </w:rPr>
+      </w:pPr>
+    </w:p>
+    <w:p>
+      <w:pPr>
+        <w:ind w:firstLine="0"/>
+        <w:rPr>
+          <w:rFonts w:cstheme="minorHAnsi"/>
+          <w:lang w:val="en-US"/>
         </w:rPr>
         <w:sectPr>
           <w:type w:val="oddPage"/>
@@ -1253,209 +4162,11 @@
         <w:pStyle w:val="PageHeading"/>
         <w:rPr>
           <w:rFonts w:asciiTheme="minorHAnsi" w:hAnsiTheme="minorHAnsi" w:cstheme="minorHAnsi"/>
-        </w:rPr>
-      </w:pPr>
-      <w:bookmarkStart w:id="4" w:name="_Toc230364958"/>
-      <w:r>
-        <w:rPr>
-          <w:rFonts w:asciiTheme="minorHAnsi" w:hAnsiTheme="minorHAnsi" w:cstheme="minorHAnsi"/>
-        </w:rPr>
-        <w:lastRenderedPageBreak/>
-        <w:t>Abstract</w:t>
-      </w:r>
-      <w:bookmarkEnd w:id="4"/>
-    </w:p>
-    <w:p>
-      <w:pPr>
-        <w:ind w:firstLine="0"/>
-        <w:jc w:val="center"/>
-        <w:rPr>
-          <w:rFonts w:cstheme="minorHAnsi"/>
-          <w:lang w:val="en-US" w:eastAsia="es-ES"/>
-        </w:rPr>
-      </w:pPr>
-      <w:r>
-        <w:rPr>
-          <w:rFonts w:cstheme="minorHAnsi"/>
-          <w:lang w:val="en-US"/>
-        </w:rPr>
-        <w:fldChar w:fldCharType="begin">
-          <w:ffData>
-            <w:name w:val=""/>
-            <w:enabled/>
-            <w:calcOnExit w:val="0"/>
-            <w:textInput>
-              <w:default w:val="Title"/>
-            </w:textInput>
-          </w:ffData>
-        </w:fldChar>
-      </w:r>
-      <w:r>
-        <w:rPr>
-          <w:rFonts w:cstheme="minorHAnsi"/>
-          <w:lang w:val="en-US"/>
-        </w:rPr>
-        <w:instrText xml:space="preserve"> FORMTEXT </w:instrText>
-      </w:r>
-      <w:r>
-        <w:rPr>
-          <w:rFonts w:cstheme="minorHAnsi"/>
-          <w:lang w:val="en-US"/>
-        </w:rPr>
-      </w:r>
-      <w:r>
-        <w:rPr>
-          <w:rFonts w:cstheme="minorHAnsi"/>
-          <w:lang w:val="en-US"/>
-        </w:rPr>
-        <w:fldChar w:fldCharType="separate"/>
-      </w:r>
-      <w:r>
-        <w:rPr>
-          <w:rFonts w:cstheme="minorHAnsi"/>
-          <w:lang w:val="en-US"/>
-        </w:rPr>
-        <w:t>Title</w:t>
-      </w:r>
-      <w:r>
-        <w:rPr>
-          <w:rFonts w:cstheme="minorHAnsi"/>
-          <w:lang w:val="en-US"/>
-        </w:rPr>
-        <w:fldChar w:fldCharType="end"/>
-      </w:r>
-    </w:p>
-    <w:p>
-      <w:pPr>
-        <w:rPr>
-          <w:rFonts w:cstheme="minorHAnsi"/>
-          <w:lang w:val="en-US"/>
-        </w:rPr>
-      </w:pPr>
-      <w:r>
-        <w:rPr>
-          <w:rFonts w:cstheme="minorHAnsi"/>
-          <w:lang w:val="en-US" w:eastAsia="es-ES"/>
-        </w:rPr>
-        <w:t xml:space="preserve">An abstract in </w:t>
-      </w:r>
-      <w:r>
-        <w:rPr>
-          <w:rFonts w:cstheme="minorHAnsi"/>
-          <w:lang w:val="en-US" w:eastAsia="es-ES"/>
-        </w:rPr>
-        <w:t>English</w:t>
-      </w:r>
-      <w:r>
-        <w:rPr>
-          <w:rFonts w:cstheme="minorHAnsi"/>
-          <w:lang w:val="en-US" w:eastAsia="es-ES"/>
-        </w:rPr>
-        <w:t>, no more than a half page, including the title in English. Below, a list with no more than 10 keywords.</w:t>
-      </w:r>
-    </w:p>
-    <w:p>
-      <w:pPr>
-        <w:rPr>
-          <w:rStyle w:val="Fuerte"/>
-          <w:rFonts w:cstheme="minorHAnsi"/>
-          <w:lang w:val="en-US"/>
-        </w:rPr>
-      </w:pPr>
-      <w:r>
-        <w:rPr>
-          <w:rStyle w:val="Fuerte"/>
-          <w:rFonts w:cstheme="minorHAnsi"/>
-          <w:lang w:val="en-US"/>
-        </w:rPr>
-        <w:t>Keywords</w:t>
-      </w:r>
-    </w:p>
-    <w:p>
-      <w:pPr>
-        <w:rPr>
-          <w:rFonts w:cstheme="minorHAnsi"/>
-          <w:lang w:val="en-US"/>
-        </w:rPr>
-      </w:pPr>
-      <w:r>
-        <w:rPr>
-          <w:rFonts w:cstheme="minorHAnsi"/>
-          <w:lang w:val="en-US"/>
-        </w:rPr>
-        <w:t>Keyw</w:t>
-      </w:r>
-      <w:r>
-        <w:rPr>
-          <w:rFonts w:cstheme="minorHAnsi"/>
-          <w:lang w:val="en-US"/>
-        </w:rPr>
-        <w:t xml:space="preserve">ord1, </w:t>
-      </w:r>
-      <w:r>
-        <w:rPr>
-          <w:rFonts w:cstheme="minorHAnsi"/>
-          <w:lang w:val="en-US"/>
-        </w:rPr>
-        <w:t>Keyw</w:t>
-      </w:r>
-      <w:r>
-        <w:rPr>
-          <w:rFonts w:cstheme="minorHAnsi"/>
-          <w:lang w:val="en-US"/>
-        </w:rPr>
-        <w:t>ord2</w:t>
-      </w:r>
-      <w:r>
-        <w:rPr>
-          <w:rFonts w:cstheme="minorHAnsi"/>
-          <w:lang w:val="en-US"/>
-        </w:rPr>
-        <w:t xml:space="preserve"> (10 keywords max., separated by commas).</w:t>
-      </w:r>
-    </w:p>
-    <w:p>
-      <w:pPr>
-        <w:rPr>
-          <w:rFonts w:cstheme="minorHAnsi"/>
-          <w:lang w:val="en-US"/>
-        </w:rPr>
-      </w:pPr>
-    </w:p>
-    <w:p>
-      <w:pPr>
-        <w:rPr>
-          <w:rFonts w:cstheme="minorHAnsi"/>
-          <w:lang w:val="en-US"/>
-        </w:rPr>
-      </w:pPr>
-    </w:p>
-    <w:p>
-      <w:pPr>
-        <w:rPr>
-          <w:rFonts w:cstheme="minorHAnsi"/>
-          <w:lang w:val="en-US"/>
-        </w:rPr>
-        <w:sectPr>
-          <w:type w:val="oddPage"/>
-          <w:pgSz w:w="12240" w:h="15840"/>
-          <w:pgMar w:top="1440" w:right="1440" w:bottom="1440" w:left="1440" w:header="720" w:footer="720" w:gutter="0"/>
-          <w:pgNumType w:fmt="upperRoman"/>
-          <w:cols w:space="720"/>
-          <w:docGrid w:linePitch="360"/>
-        </w:sectPr>
-      </w:pPr>
-    </w:p>
-    <w:p>
-      <w:pPr>
-        <w:pStyle w:val="PageHeading"/>
-        <w:rPr>
-          <w:rFonts w:asciiTheme="minorHAnsi" w:hAnsiTheme="minorHAnsi" w:cstheme="minorHAnsi"/>
           <w:lang w:val="es-ES_tradnl"/>
         </w:rPr>
       </w:pPr>
       <w:bookmarkStart w:id="5" w:name="Indice"/>
-      <w:bookmarkStart w:id="6" w:name="_Toc230364959"/>
+      <w:bookmarkStart w:id="6" w:name="_Toc231242623"/>
       <w:r>
         <w:rPr>
           <w:rFonts w:asciiTheme="minorHAnsi" w:hAnsiTheme="minorHAnsi" w:cstheme="minorHAnsi"/>
@@ -1527,7 +4238,7 @@
         <w:rPr>
           <w:noProof/>
         </w:rPr>
-        <w:instrText xml:space="preserve"> PAGEREF _Toc230364955 \h </w:instrText>
+        <w:instrText xml:space="preserve"> PAGEREF _Toc231242619 \h </w:instrText>
       </w:r>
       <w:r>
         <w:rPr>
@@ -1589,7 +4300,7 @@
         <w:rPr>
           <w:noProof/>
         </w:rPr>
-        <w:instrText xml:space="preserve"> PAGEREF _Toc230364956 \h </w:instrText>
+        <w:instrText xml:space="preserve"> PAGEREF _Toc231242620 \h </w:instrText>
       </w:r>
       <w:r>
         <w:rPr>
@@ -1650,7 +4361,7 @@
         <w:rPr>
           <w:noProof/>
         </w:rPr>
-        <w:instrText xml:space="preserve"> PAGEREF _Toc230364957 \h </w:instrText>
+        <w:instrText xml:space="preserve"> PAGEREF _Toc231242621 \h </w:instrText>
       </w:r>
       <w:r>
         <w:rPr>
@@ -1711,7 +4422,7 @@
         <w:rPr>
           <w:noProof/>
         </w:rPr>
-        <w:instrText xml:space="preserve"> PAGEREF _Toc230364958 \h </w:instrText>
+        <w:instrText xml:space="preserve"> PAGEREF _Toc231242622 \h </w:instrText>
       </w:r>
       <w:r>
         <w:rPr>
@@ -1728,7 +4439,7 @@
         <w:rPr>
           <w:noProof/>
         </w:rPr>
-        <w:t>IX</w:t>
+        <w:t>VIII</w:t>
       </w:r>
       <w:r>
         <w:rPr>
@@ -1772,7 +4483,7 @@
         <w:rPr>
           <w:noProof/>
         </w:rPr>
-        <w:instrText xml:space="preserve"> PAGEREF _Toc230364959 \h </w:instrText>
+        <w:instrText xml:space="preserve"> PAGEREF _Toc231242623 \h </w:instrText>
       </w:r>
       <w:r>
         <w:rPr>
@@ -1789,7 +4500,7 @@
         <w:rPr>
           <w:noProof/>
         </w:rPr>
-        <w:t>X</w:t>
+        <w:t>IX</w:t>
       </w:r>
       <w:r>
         <w:rPr>
@@ -1833,7 +4544,7 @@
         <w:rPr>
           <w:noProof/>
         </w:rPr>
-        <w:instrText xml:space="preserve"> PAGEREF _Toc230364960 \h </w:instrText>
+        <w:instrText xml:space="preserve"> PAGEREF _Toc231242624 \h </w:instrText>
       </w:r>
       <w:r>
         <w:rPr>
@@ -1850,7 +4561,7 @@
         <w:rPr>
           <w:noProof/>
         </w:rPr>
-        <w:t>XIII</w:t>
+        <w:t>XII</w:t>
       </w:r>
       <w:r>
         <w:rPr>
@@ -1894,7 +4605,7 @@
         <w:rPr>
           <w:noProof/>
         </w:rPr>
-        <w:instrText xml:space="preserve"> PAGEREF _Toc230364961 \h </w:instrText>
+        <w:instrText xml:space="preserve"> PAGEREF _Toc231242625 \h </w:instrText>
       </w:r>
       <w:r>
         <w:rPr>
@@ -1911,7 +4622,7 @@
         <w:rPr>
           <w:noProof/>
         </w:rPr>
-        <w:t>XV</w:t>
+        <w:t>XIII</w:t>
       </w:r>
       <w:r>
         <w:rPr>
@@ -1955,7 +4666,7 @@
         <w:rPr>
           <w:noProof/>
         </w:rPr>
-        <w:instrText xml:space="preserve"> PAGEREF _Toc230364962 \h </w:instrText>
+        <w:instrText xml:space="preserve"> PAGEREF _Toc231242626 \h </w:instrText>
       </w:r>
       <w:r>
         <w:rPr>
@@ -2019,7 +4730,7 @@
         <w:rPr>
           <w:noProof/>
         </w:rPr>
-        <w:instrText xml:space="preserve"> PAGEREF _Toc230364963 \h </w:instrText>
+        <w:instrText xml:space="preserve"> PAGEREF _Toc231242627 \h </w:instrText>
       </w:r>
       <w:r>
         <w:rPr>
@@ -2083,7 +4794,7 @@
         <w:rPr>
           <w:noProof/>
         </w:rPr>
-        <w:instrText xml:space="preserve"> PAGEREF _Toc230364964 \h </w:instrText>
+        <w:instrText xml:space="preserve"> PAGEREF _Toc231242628 \h </w:instrText>
       </w:r>
       <w:r>
         <w:rPr>
@@ -2147,7 +4858,7 @@
         <w:rPr>
           <w:noProof/>
         </w:rPr>
-        <w:instrText xml:space="preserve"> PAGEREF _Toc230364965 \h </w:instrText>
+        <w:instrText xml:space="preserve"> PAGEREF _Toc231242629 \h </w:instrText>
       </w:r>
       <w:r>
         <w:rPr>
@@ -2191,7 +4902,7 @@
           <w:noProof/>
           <w:lang w:val="es-ES"/>
         </w:rPr>
-        <w:t>Capítulo 2 - ESTADO DE LA CUESTIÓN</w:t>
+        <w:t>Capítulo 2 - PRELIMINARES</w:t>
       </w:r>
       <w:r>
         <w:rPr>
@@ -2209,7 +4920,7 @@
         <w:rPr>
           <w:noProof/>
         </w:rPr>
-        <w:instrText xml:space="preserve"> PAGEREF _Toc230364966 \h </w:instrText>
+        <w:instrText xml:space="preserve"> PAGEREF _Toc231242630 \h </w:instrText>
       </w:r>
       <w:r>
         <w:rPr>
@@ -2253,8 +4964,9 @@
       <w:r>
         <w:rPr>
           <w:noProof/>
-        </w:rPr>
-        <w:t>2.1 Predicción de retornos financieros</w:t>
+          <w:lang w:val="es-ES"/>
+        </w:rPr>
+        <w:t>2.1 Estado de la Cuestión</w:t>
       </w:r>
       <w:r>
         <w:rPr>
@@ -2272,7 +4984,7 @@
         <w:rPr>
           <w:noProof/>
         </w:rPr>
-        <w:instrText xml:space="preserve"> PAGEREF _Toc230364967 \h </w:instrText>
+        <w:instrText xml:space="preserve"> PAGEREF _Toc231242631 \h </w:instrText>
       </w:r>
       <w:r>
         <w:rPr>
@@ -2335,7 +5047,7 @@
         <w:rPr>
           <w:noProof/>
         </w:rPr>
-        <w:instrText xml:space="preserve"> PAGEREF _Toc230364968 \h </w:instrText>
+        <w:instrText xml:space="preserve"> PAGEREF _Toc231242632 \h </w:instrText>
       </w:r>
       <w:r>
         <w:rPr>
@@ -2398,7 +5110,7 @@
         <w:rPr>
           <w:noProof/>
         </w:rPr>
-        <w:instrText xml:space="preserve"> PAGEREF _Toc230364969 \h </w:instrText>
+        <w:instrText xml:space="preserve"> PAGEREF _Toc231242633 \h </w:instrText>
       </w:r>
       <w:r>
         <w:rPr>
@@ -2474,7 +5186,7 @@
         <w:rPr>
           <w:noProof/>
         </w:rPr>
-        <w:instrText xml:space="preserve"> PAGEREF _Toc230364970 \h </w:instrText>
+        <w:instrText xml:space="preserve"> PAGEREF _Toc231242634 \h </w:instrText>
       </w:r>
       <w:r>
         <w:rPr>
@@ -2537,7 +5249,7 @@
         <w:rPr>
           <w:noProof/>
         </w:rPr>
-        <w:instrText xml:space="preserve"> PAGEREF _Toc230364971 \h </w:instrText>
+        <w:instrText xml:space="preserve"> PAGEREF _Toc231242635 \h </w:instrText>
       </w:r>
       <w:r>
         <w:rPr>
@@ -2601,7 +5313,7 @@
         <w:rPr>
           <w:noProof/>
         </w:rPr>
-        <w:instrText xml:space="preserve"> PAGEREF _Toc230364972 \h </w:instrText>
+        <w:instrText xml:space="preserve"> PAGEREF _Toc231242636 \h </w:instrText>
       </w:r>
       <w:r>
         <w:rPr>
@@ -2665,7 +5377,7 @@
         <w:rPr>
           <w:noProof/>
         </w:rPr>
-        <w:instrText xml:space="preserve"> PAGEREF _Toc230364973 \h </w:instrText>
+        <w:instrText xml:space="preserve"> PAGEREF _Toc231242637 \h </w:instrText>
       </w:r>
       <w:r>
         <w:rPr>
@@ -2729,7 +5441,7 @@
         <w:rPr>
           <w:noProof/>
         </w:rPr>
-        <w:instrText xml:space="preserve"> PAGEREF _Toc230364974 \h </w:instrText>
+        <w:instrText xml:space="preserve"> PAGEREF _Toc231242638 \h </w:instrText>
       </w:r>
       <w:r>
         <w:rPr>
@@ -2792,7 +5504,7 @@
         <w:rPr>
           <w:noProof/>
         </w:rPr>
-        <w:instrText xml:space="preserve"> PAGEREF _Toc230364975 \h </w:instrText>
+        <w:instrText xml:space="preserve"> PAGEREF _Toc231242639 \h </w:instrText>
       </w:r>
       <w:r>
         <w:rPr>
@@ -2854,7 +5566,7 @@
         <w:rPr>
           <w:noProof/>
         </w:rPr>
-        <w:instrText xml:space="preserve"> PAGEREF _Toc230364976 \h </w:instrText>
+        <w:instrText xml:space="preserve"> PAGEREF _Toc231242640 \h </w:instrText>
       </w:r>
       <w:r>
         <w:rPr>
@@ -2918,7 +5630,7 @@
         <w:rPr>
           <w:noProof/>
         </w:rPr>
-        <w:instrText xml:space="preserve"> PAGEREF _Toc230364977 \h </w:instrText>
+        <w:instrText xml:space="preserve"> PAGEREF _Toc231242641 \h </w:instrText>
       </w:r>
       <w:r>
         <w:rPr>
@@ -2995,7 +5707,7 @@
         <w:rPr>
           <w:noProof/>
         </w:rPr>
-        <w:instrText xml:space="preserve"> PAGEREF _Toc230364978 \h </w:instrText>
+        <w:instrText xml:space="preserve"> PAGEREF _Toc231242642 \h </w:instrText>
       </w:r>
       <w:r>
         <w:rPr>
@@ -3071,7 +5783,7 @@
         <w:rPr>
           <w:noProof/>
         </w:rPr>
-        <w:instrText xml:space="preserve"> PAGEREF _Toc230364979 \h </w:instrText>
+        <w:instrText xml:space="preserve"> PAGEREF _Toc231242643 \h </w:instrText>
       </w:r>
       <w:r>
         <w:rPr>
@@ -3147,7 +5859,7 @@
         <w:rPr>
           <w:noProof/>
         </w:rPr>
-        <w:instrText xml:space="preserve"> PAGEREF _Toc230364980 \h </w:instrText>
+        <w:instrText xml:space="preserve"> PAGEREF _Toc231242644 \h </w:instrText>
       </w:r>
       <w:r>
         <w:rPr>
@@ -3223,7 +5935,7 @@
         <w:rPr>
           <w:noProof/>
         </w:rPr>
-        <w:instrText xml:space="preserve"> PAGEREF _Toc230364981 \h </w:instrText>
+        <w:instrText xml:space="preserve"> PAGEREF _Toc231242645 \h </w:instrText>
       </w:r>
       <w:r>
         <w:rPr>
@@ -3299,7 +6011,7 @@
         <w:rPr>
           <w:noProof/>
         </w:rPr>
-        <w:instrText xml:space="preserve"> PAGEREF _Toc230364982 \h </w:instrText>
+        <w:instrText xml:space="preserve"> PAGEREF _Toc231242646 \h </w:instrText>
       </w:r>
       <w:r>
         <w:rPr>
@@ -3375,7 +6087,7 @@
         <w:rPr>
           <w:noProof/>
         </w:rPr>
-        <w:instrText xml:space="preserve"> PAGEREF _Toc230364983 \h </w:instrText>
+        <w:instrText xml:space="preserve"> PAGEREF _Toc231242647 \h </w:instrText>
       </w:r>
       <w:r>
         <w:rPr>
@@ -3439,7 +6151,7 @@
         <w:rPr>
           <w:noProof/>
         </w:rPr>
-        <w:instrText xml:space="preserve"> PAGEREF _Toc230364984 \h </w:instrText>
+        <w:instrText xml:space="preserve"> PAGEREF _Toc231242648 \h </w:instrText>
       </w:r>
       <w:r>
         <w:rPr>
@@ -3503,7 +6215,7 @@
         <w:rPr>
           <w:noProof/>
         </w:rPr>
-        <w:instrText xml:space="preserve"> PAGEREF _Toc230364985 \h </w:instrText>
+        <w:instrText xml:space="preserve"> PAGEREF _Toc231242649 \h </w:instrText>
       </w:r>
       <w:r>
         <w:rPr>
@@ -3577,7 +6289,7 @@
         <w:rPr>
           <w:noProof/>
         </w:rPr>
-        <w:instrText xml:space="preserve"> PAGEREF _Toc230364986 \h </w:instrText>
+        <w:instrText xml:space="preserve"> PAGEREF _Toc231242650 \h </w:instrText>
       </w:r>
       <w:r>
         <w:rPr>
@@ -3651,7 +6363,7 @@
         <w:rPr>
           <w:noProof/>
         </w:rPr>
-        <w:instrText xml:space="preserve"> PAGEREF _Toc230364987 \h </w:instrText>
+        <w:instrText xml:space="preserve"> PAGEREF _Toc231242651 \h </w:instrText>
       </w:r>
       <w:r>
         <w:rPr>
@@ -3725,7 +6437,7 @@
         <w:rPr>
           <w:noProof/>
         </w:rPr>
-        <w:instrText xml:space="preserve"> PAGEREF _Toc230364988 \h </w:instrText>
+        <w:instrText xml:space="preserve"> PAGEREF _Toc231242652 \h </w:instrText>
       </w:r>
       <w:r>
         <w:rPr>
@@ -3799,7 +6511,7 @@
         <w:rPr>
           <w:noProof/>
         </w:rPr>
-        <w:instrText xml:space="preserve"> PAGEREF _Toc230364989 \h </w:instrText>
+        <w:instrText xml:space="preserve"> PAGEREF _Toc231242653 \h </w:instrText>
       </w:r>
       <w:r>
         <w:rPr>
@@ -3873,7 +6585,7 @@
         <w:rPr>
           <w:noProof/>
         </w:rPr>
-        <w:instrText xml:space="preserve"> PAGEREF _Toc230364990 \h </w:instrText>
+        <w:instrText xml:space="preserve"> PAGEREF _Toc231242654 \h </w:instrText>
       </w:r>
       <w:r>
         <w:rPr>
@@ -3917,7 +6629,7 @@
           <w:noProof/>
           <w:lang w:val="es-ES"/>
         </w:rPr>
-        <w:t>Capítulo 4 - METODOLOGÍA Y RESULTADOS</w:t>
+        <w:t>Capítulo 4 - METODOS DE MODELIZACIÓN</w:t>
       </w:r>
       <w:r>
         <w:rPr>
@@ -3935,7 +6647,7 @@
         <w:rPr>
           <w:noProof/>
         </w:rPr>
-        <w:instrText xml:space="preserve"> PAGEREF _Toc230364991 \h </w:instrText>
+        <w:instrText xml:space="preserve"> PAGEREF _Toc231242655 \h </w:instrText>
       </w:r>
       <w:r>
         <w:rPr>
@@ -3999,7 +6711,7 @@
         <w:rPr>
           <w:noProof/>
         </w:rPr>
-        <w:instrText xml:space="preserve"> PAGEREF _Toc230364992 \h </w:instrText>
+        <w:instrText xml:space="preserve"> PAGEREF _Toc231242656 \h </w:instrText>
       </w:r>
       <w:r>
         <w:rPr>
@@ -4062,7 +6774,7 @@
         <w:rPr>
           <w:noProof/>
         </w:rPr>
-        <w:instrText xml:space="preserve"> PAGEREF _Toc230364993 \h </w:instrText>
+        <w:instrText xml:space="preserve"> PAGEREF _Toc231242657 \h </w:instrText>
       </w:r>
       <w:r>
         <w:rPr>
@@ -4132,7 +6844,7 @@
         <w:rPr>
           <w:noProof/>
         </w:rPr>
-        <w:instrText xml:space="preserve"> PAGEREF _Toc230364994 \h </w:instrText>
+        <w:instrText xml:space="preserve"> PAGEREF _Toc231242658 \h </w:instrText>
       </w:r>
       <w:r>
         <w:rPr>
@@ -4178,7 +6890,7 @@
           <w:noProof/>
           <w:lang w:val="es-ES" w:eastAsia="es-ES"/>
         </w:rPr>
-        <w:t>4.1.3 Modelo Arima Diario</w:t>
+        <w:t>4.1.3 Resultados</w:t>
       </w:r>
       <w:r>
         <w:rPr>
@@ -4196,7 +6908,72 @@
         <w:rPr>
           <w:noProof/>
         </w:rPr>
-        <w:instrText xml:space="preserve"> PAGEREF _Toc230364995 \h </w:instrText>
+        <w:instrText xml:space="preserve"> PAGEREF _Toc231242659 \h </w:instrText>
+      </w:r>
+      <w:r>
+        <w:rPr>
+          <w:noProof/>
+        </w:rPr>
+      </w:r>
+      <w:r>
+        <w:rPr>
+          <w:noProof/>
+        </w:rPr>
+        <w:fldChar w:fldCharType="separate"/>
+      </w:r>
+      <w:r>
+        <w:rPr>
+          <w:noProof/>
+        </w:rPr>
+        <w:t>24</w:t>
+      </w:r>
+      <w:r>
+        <w:rPr>
+          <w:noProof/>
+        </w:rPr>
+        <w:fldChar w:fldCharType="end"/>
+      </w:r>
+    </w:p>
+    <w:p>
+      <w:pPr>
+        <w:pStyle w:val="TDC2"/>
+        <w:tabs>
+          <w:tab w:val="right" w:leader="dot" w:pos="9350"/>
+        </w:tabs>
+        <w:rPr>
+          <w:rFonts w:eastAsiaTheme="minorEastAsia" w:cstheme="minorBidi"/>
+          <w:noProof/>
+          <w:kern w:val="2"/>
+          <w:sz w:val="24"/>
+          <w:lang w:val="es-ES" w:eastAsia="es-ES"/>
+          <w14:ligatures w14:val="standardContextual"/>
+        </w:rPr>
+      </w:pPr>
+      <w:r>
+        <w:rPr>
+          <w:rFonts w:cstheme="minorHAnsi"/>
+          <w:noProof/>
+          <w:lang w:val="es-ES"/>
+        </w:rPr>
+        <w:t>4.2 MODELIZACIÓN MEDIANTE APRENDIZAJE AUTOMÁTICO</w:t>
+      </w:r>
+      <w:r>
+        <w:rPr>
+          <w:noProof/>
+        </w:rPr>
+        <w:tab/>
+      </w:r>
+      <w:r>
+        <w:rPr>
+          <w:noProof/>
+        </w:rPr>
+        <w:fldChar w:fldCharType="begin"/>
+      </w:r>
+      <w:r>
+        <w:rPr>
+          <w:noProof/>
+        </w:rPr>
+        <w:instrText xml:space="preserve"> PAGEREF _Toc231242660 \h </w:instrText>
       </w:r>
       <w:r>
         <w:rPr>
@@ -4240,9 +7017,71 @@
       <w:r>
         <w:rPr>
           <w:noProof/>
+        </w:rPr>
+        <w:t>4.2.1 Preprocesamiento de los datos</w:t>
+      </w:r>
+      <w:r>
+        <w:rPr>
+          <w:noProof/>
+        </w:rPr>
+        <w:tab/>
+      </w:r>
+      <w:r>
+        <w:rPr>
+          <w:noProof/>
+        </w:rPr>
+        <w:fldChar w:fldCharType="begin"/>
+      </w:r>
+      <w:r>
+        <w:rPr>
+          <w:noProof/>
+        </w:rPr>
+        <w:instrText xml:space="preserve"> PAGEREF _Toc231242661 \h </w:instrText>
+      </w:r>
+      <w:r>
+        <w:rPr>
+          <w:noProof/>
+        </w:rPr>
+      </w:r>
+      <w:r>
+        <w:rPr>
+          <w:noProof/>
+        </w:rPr>
+        <w:fldChar w:fldCharType="separate"/>
+      </w:r>
+      <w:r>
+        <w:rPr>
+          <w:noProof/>
+        </w:rPr>
+        <w:t>25</w:t>
+      </w:r>
+      <w:r>
+        <w:rPr>
+          <w:noProof/>
+        </w:rPr>
+        <w:fldChar w:fldCharType="end"/>
+      </w:r>
+    </w:p>
+    <w:p>
+      <w:pPr>
+        <w:pStyle w:val="TDC3"/>
+        <w:tabs>
+          <w:tab w:val="right" w:leader="dot" w:pos="9350"/>
+        </w:tabs>
+        <w:rPr>
+          <w:rFonts w:eastAsiaTheme="minorEastAsia" w:cstheme="minorBidi"/>
+          <w:noProof/>
+          <w:kern w:val="2"/>
+          <w:sz w:val="24"/>
           <w:lang w:val="es-ES" w:eastAsia="es-ES"/>
-        </w:rPr>
-        <w:t>4.1.4 Modelo Arima Semanal</w:t>
+          <w14:ligatures w14:val="standardContextual"/>
+        </w:rPr>
+      </w:pPr>
+      <w:r>
+        <w:rPr>
+          <w:noProof/>
+        </w:rPr>
+        <w:t>4.2.2 Selección de Modelos</w:t>
       </w:r>
       <w:r>
         <w:rPr>
@@ -4260,7 +7099,7 @@
         <w:rPr>
           <w:noProof/>
         </w:rPr>
-        <w:instrText xml:space="preserve"> PAGEREF _Toc230364996 \h </w:instrText>
+        <w:instrText xml:space="preserve"> PAGEREF _Toc231242662 \h </w:instrText>
       </w:r>
       <w:r>
         <w:rPr>
@@ -4277,7 +7116,70 @@
         <w:rPr>
           <w:noProof/>
         </w:rPr>
-        <w:t>24</w:t>
+        <w:t>29</w:t>
+      </w:r>
+      <w:r>
+        <w:rPr>
+          <w:noProof/>
+        </w:rPr>
+        <w:fldChar w:fldCharType="end"/>
+      </w:r>
+    </w:p>
+    <w:p>
+      <w:pPr>
+        <w:pStyle w:val="TDC3"/>
+        <w:tabs>
+          <w:tab w:val="right" w:leader="dot" w:pos="9350"/>
+        </w:tabs>
+        <w:rPr>
+          <w:rFonts w:eastAsiaTheme="minorEastAsia" w:cstheme="minorBidi"/>
+          <w:noProof/>
+          <w:kern w:val="2"/>
+          <w:sz w:val="24"/>
+          <w:lang w:val="es-ES" w:eastAsia="es-ES"/>
+          <w14:ligatures w14:val="standardContextual"/>
+        </w:rPr>
+      </w:pPr>
+      <w:r>
+        <w:rPr>
+          <w:noProof/>
+        </w:rPr>
+        <w:t>4.2.3 Resultados</w:t>
+      </w:r>
+      <w:r>
+        <w:rPr>
+          <w:noProof/>
+        </w:rPr>
+        <w:tab/>
+      </w:r>
+      <w:r>
+        <w:rPr>
+          <w:noProof/>
+        </w:rPr>
+        <w:fldChar w:fldCharType="begin"/>
+      </w:r>
+      <w:r>
+        <w:rPr>
+          <w:noProof/>
+        </w:rPr>
+        <w:instrText xml:space="preserve"> PAGEREF _Toc231242663 \h </w:instrText>
+      </w:r>
+      <w:r>
+        <w:rPr>
+          <w:noProof/>
+        </w:rPr>
+      </w:r>
+      <w:r>
+        <w:rPr>
+          <w:noProof/>
+        </w:rPr>
+        <w:fldChar w:fldCharType="separate"/>
+      </w:r>
+      <w:r>
+        <w:rPr>
+          <w:noProof/>
+        </w:rPr>
+        <w:t>31</w:t>
       </w:r>
       <w:r>
         <w:rPr>
@@ -4307,7 +7209,7 @@
           <w:noProof/>
           <w:lang w:val="es-ES"/>
         </w:rPr>
-        <w:t>4.2 MODELIZACIÓN MEDIANTE APRENDIZAJE AUTOMÁTICO</w:t>
+        <w:t>4.3 Criterio de selección de modelos: Comparación entre ML y Series Temporales</w:t>
       </w:r>
       <w:r>
         <w:rPr>
@@ -4325,7 +7227,7 @@
         <w:rPr>
           <w:noProof/>
         </w:rPr>
-        <w:instrText xml:space="preserve"> PAGEREF _Toc230364997 \h </w:instrText>
+        <w:instrText xml:space="preserve"> PAGEREF _Toc231242664 \h </w:instrText>
       </w:r>
       <w:r>
         <w:rPr>
@@ -4342,7 +7244,7 @@
         <w:rPr>
           <w:noProof/>
         </w:rPr>
-        <w:t>24</w:t>
+        <w:t>34</w:t>
       </w:r>
       <w:r>
         <w:rPr>
@@ -4368,9 +7270,18 @@
       </w:pPr>
       <w:r>
         <w:rPr>
-          <w:noProof/>
-        </w:rPr>
-        <w:t>4.2.1 Preprocesado de los datos</w:t>
+          <w:rFonts w:cstheme="minorHAnsi"/>
+          <w:noProof/>
+          <w:lang w:val="es-ES"/>
+        </w:rPr>
+        <w:t>4.3.1</w:t>
+      </w:r>
+      <w:r>
+        <w:rPr>
+          <w:noProof/>
+          <w:lang w:val="es-ES"/>
+        </w:rPr>
+        <w:t xml:space="preserve"> Comparativa de métricas de los modelos</w:t>
       </w:r>
       <w:r>
         <w:rPr>
@@ -4388,7 +7299,7 @@
         <w:rPr>
           <w:noProof/>
         </w:rPr>
-        <w:instrText xml:space="preserve"> PAGEREF _Toc230364998 \h </w:instrText>
+        <w:instrText xml:space="preserve"> PAGEREF _Toc231242665 \h </w:instrText>
       </w:r>
       <w:r>
         <w:rPr>
@@ -4405,7 +7316,7 @@
         <w:rPr>
           <w:noProof/>
         </w:rPr>
-        <w:t>25</w:t>
+        <w:t>40</w:t>
       </w:r>
       <w:r>
         <w:rPr>
@@ -4432,8 +7343,9 @@
       <w:r>
         <w:rPr>
           <w:noProof/>
-        </w:rPr>
-        <w:t>4.2.2 Modelos utilizados</w:t>
+          <w:lang w:val="es-ES"/>
+        </w:rPr>
+        <w:t>4.3.2 Justificación de elección final para markowitz</w:t>
       </w:r>
       <w:r>
         <w:rPr>
@@ -4451,7 +7363,7 @@
         <w:rPr>
           <w:noProof/>
         </w:rPr>
-        <w:instrText xml:space="preserve"> PAGEREF _Toc230364999 \h </w:instrText>
+        <w:instrText xml:space="preserve"> PAGEREF _Toc231242666 \h </w:instrText>
       </w:r>
       <w:r>
         <w:rPr>
@@ -4468,7 +7380,139 @@
         <w:rPr>
           <w:noProof/>
         </w:rPr>
-        <w:t>29</w:t>
+        <w:t>41</w:t>
+      </w:r>
+      <w:r>
+        <w:rPr>
+          <w:noProof/>
+        </w:rPr>
+        <w:fldChar w:fldCharType="end"/>
+      </w:r>
+    </w:p>
+    <w:p>
+      <w:pPr>
+        <w:pStyle w:val="TDC1"/>
+        <w:rPr>
+          <w:rFonts w:eastAsiaTheme="minorEastAsia" w:cstheme="minorBidi"/>
+          <w:noProof/>
+          <w:kern w:val="2"/>
+          <w:sz w:val="24"/>
+          <w:lang w:val="es-ES" w:eastAsia="es-ES"/>
+          <w14:ligatures w14:val="standardContextual"/>
+        </w:rPr>
+      </w:pPr>
+      <w:r>
+        <w:rPr>
+          <w:rFonts w:cstheme="minorHAnsi"/>
+          <w:noProof/>
+        </w:rPr>
+        <w:lastRenderedPageBreak/>
+        <w:t>Capítulo 5 -</w:t>
+      </w:r>
+      <w:r>
+        <w:rPr>
+          <w:noProof/>
+        </w:rPr>
+        <w:t xml:space="preserve"> OPTIMIZACIÓN DE CARTERAS - MARKOWITZ</w:t>
+      </w:r>
+      <w:r>
+        <w:rPr>
+          <w:noProof/>
+        </w:rPr>
+        <w:tab/>
+      </w:r>
+      <w:r>
+        <w:rPr>
+          <w:noProof/>
+        </w:rPr>
+        <w:fldChar w:fldCharType="begin"/>
+      </w:r>
+      <w:r>
+        <w:rPr>
+          <w:noProof/>
+        </w:rPr>
+        <w:instrText xml:space="preserve"> PAGEREF _Toc231242667 \h </w:instrText>
+      </w:r>
+      <w:r>
+        <w:rPr>
+          <w:noProof/>
+        </w:rPr>
+      </w:r>
+      <w:r>
+        <w:rPr>
+          <w:noProof/>
+        </w:rPr>
+        <w:fldChar w:fldCharType="separate"/>
+      </w:r>
+      <w:r>
+        <w:rPr>
+          <w:noProof/>
+        </w:rPr>
+        <w:t>44</w:t>
+      </w:r>
+      <w:r>
+        <w:rPr>
+          <w:noProof/>
+        </w:rPr>
+        <w:fldChar w:fldCharType="end"/>
+      </w:r>
+    </w:p>
+    <w:p>
+      <w:pPr>
+        <w:pStyle w:val="TDC2"/>
+        <w:tabs>
+          <w:tab w:val="right" w:leader="dot" w:pos="9350"/>
+        </w:tabs>
+        <w:rPr>
+          <w:rFonts w:eastAsiaTheme="minorEastAsia" w:cstheme="minorBidi"/>
+          <w:noProof/>
+          <w:kern w:val="2"/>
+          <w:sz w:val="24"/>
+          <w:lang w:val="es-ES" w:eastAsia="es-ES"/>
+          <w14:ligatures w14:val="standardContextual"/>
+        </w:rPr>
+      </w:pPr>
+      <w:r>
+        <w:rPr>
+          <w:noProof/>
+          <w:lang w:val="es-ES"/>
+        </w:rPr>
+        <w:t>5.1 Estrategias comparadas comparadas</w:t>
+      </w:r>
+      <w:r>
+        <w:rPr>
+          <w:noProof/>
+        </w:rPr>
+        <w:tab/>
+      </w:r>
+      <w:r>
+        <w:rPr>
+          <w:noProof/>
+        </w:rPr>
+        <w:fldChar w:fldCharType="begin"/>
+      </w:r>
+      <w:r>
+        <w:rPr>
+          <w:noProof/>
+        </w:rPr>
+        <w:instrText xml:space="preserve"> PAGEREF _Toc231242668 \h </w:instrText>
+      </w:r>
+      <w:r>
+        <w:rPr>
+          <w:noProof/>
+        </w:rPr>
+      </w:r>
+      <w:r>
+        <w:rPr>
+          <w:noProof/>
+        </w:rPr>
+        <w:fldChar w:fldCharType="separate"/>
+      </w:r>
+      <w:r>
+        <w:rPr>
+          <w:noProof/>
+        </w:rPr>
+        <w:t>46</w:t>
       </w:r>
       <w:r>
         <w:rPr>
@@ -4495,8 +7539,9 @@
       <w:r>
         <w:rPr>
           <w:noProof/>
-        </w:rPr>
-        <w:t>4.2.3 Resultados del modelo semanal</w:t>
+          <w:lang w:val="es-ES"/>
+        </w:rPr>
+        <w:t>5.1.1 Estrategia 1: Markowitz con media histórica</w:t>
       </w:r>
       <w:r>
         <w:rPr>
@@ -4514,7 +7559,7 @@
         <w:rPr>
           <w:noProof/>
         </w:rPr>
-        <w:instrText xml:space="preserve"> PAGEREF _Toc230365000 \h </w:instrText>
+        <w:instrText xml:space="preserve"> PAGEREF _Toc231242669 \h </w:instrText>
       </w:r>
       <w:r>
         <w:rPr>
@@ -4531,7 +7576,7 @@
         <w:rPr>
           <w:noProof/>
         </w:rPr>
-        <w:t>31</w:t>
+        <w:t>46</w:t>
       </w:r>
       <w:r>
         <w:rPr>
@@ -4558,8 +7603,9 @@
       <w:r>
         <w:rPr>
           <w:noProof/>
-        </w:rPr>
-        <w:t>4.2.4 Resultados del modelo diario</w:t>
+          <w:lang w:val="es-ES"/>
+        </w:rPr>
+        <w:t>5.1.2 Estrategia 2: Markowitz con último valor observado</w:t>
       </w:r>
       <w:r>
         <w:rPr>
@@ -4577,7 +7623,7 @@
         <w:rPr>
           <w:noProof/>
         </w:rPr>
-        <w:instrText xml:space="preserve"> PAGEREF _Toc230365001 \h </w:instrText>
+        <w:instrText xml:space="preserve"> PAGEREF _Toc231242670 \h </w:instrText>
       </w:r>
       <w:r>
         <w:rPr>
@@ -4594,7 +7640,71 @@
         <w:rPr>
           <w:noProof/>
         </w:rPr>
-        <w:t>31</w:t>
+        <w:t>47</w:t>
+      </w:r>
+      <w:r>
+        <w:rPr>
+          <w:noProof/>
+        </w:rPr>
+        <w:fldChar w:fldCharType="end"/>
+      </w:r>
+    </w:p>
+    <w:p>
+      <w:pPr>
+        <w:pStyle w:val="TDC3"/>
+        <w:tabs>
+          <w:tab w:val="right" w:leader="dot" w:pos="9350"/>
+        </w:tabs>
+        <w:rPr>
+          <w:rFonts w:eastAsiaTheme="minorEastAsia" w:cstheme="minorBidi"/>
+          <w:noProof/>
+          <w:kern w:val="2"/>
+          <w:sz w:val="24"/>
+          <w:lang w:val="es-ES" w:eastAsia="es-ES"/>
+          <w14:ligatures w14:val="standardContextual"/>
+        </w:rPr>
+      </w:pPr>
+      <w:r>
+        <w:rPr>
+          <w:noProof/>
+          <w:lang w:val="es-ES"/>
+        </w:rPr>
+        <w:t>5.1.3 Estrategia 3: Markowitz con predicciones ARIMA</w:t>
+      </w:r>
+      <w:r>
+        <w:rPr>
+          <w:noProof/>
+        </w:rPr>
+        <w:tab/>
+      </w:r>
+      <w:r>
+        <w:rPr>
+          <w:noProof/>
+        </w:rPr>
+        <w:fldChar w:fldCharType="begin"/>
+      </w:r>
+      <w:r>
+        <w:rPr>
+          <w:noProof/>
+        </w:rPr>
+        <w:instrText xml:space="preserve"> PAGEREF _Toc231242671 \h </w:instrText>
+      </w:r>
+      <w:r>
+        <w:rPr>
+          <w:noProof/>
+        </w:rPr>
+      </w:r>
+      <w:r>
+        <w:rPr>
+          <w:noProof/>
+        </w:rPr>
+        <w:fldChar w:fldCharType="separate"/>
+      </w:r>
+      <w:r>
+        <w:rPr>
+          <w:noProof/>
+        </w:rPr>
+        <w:t>47</w:t>
       </w:r>
       <w:r>
         <w:rPr>
@@ -4620,11 +7730,10 @@
       </w:pPr>
       <w:r>
         <w:rPr>
-          <w:rFonts w:cstheme="minorHAnsi"/>
-          <w:noProof/>
-          <w:lang w:val="es-ES"/>
-        </w:rPr>
-        <w:t>4.3 Criterio de selección de modelos: Comparación entre ML y Series Temporales</w:t>
+          <w:noProof/>
+          <w:lang w:val="es-ES"/>
+        </w:rPr>
+        <w:t>5.2 Matriz de covarianzas</w:t>
       </w:r>
       <w:r>
         <w:rPr>
@@ -4642,7 +7751,7 @@
         <w:rPr>
           <w:noProof/>
         </w:rPr>
-        <w:instrText xml:space="preserve"> PAGEREF _Toc230365002 \h </w:instrText>
+        <w:instrText xml:space="preserve"> PAGEREF _Toc231242672 \h </w:instrText>
       </w:r>
       <w:r>
         <w:rPr>
@@ -4659,7 +7768,7 @@
         <w:rPr>
           <w:noProof/>
         </w:rPr>
-        <w:t>34</w:t>
+        <w:t>49</w:t>
       </w:r>
       <w:r>
         <w:rPr>
@@ -4670,7 +7779,7 @@
     </w:p>
     <w:p>
       <w:pPr>
-        <w:pStyle w:val="TDC3"/>
+        <w:pStyle w:val="TDC2"/>
         <w:tabs>
           <w:tab w:val="right" w:leader="dot" w:pos="9350"/>
         </w:tabs>
@@ -4685,19 +7794,10 @@
       </w:pPr>
       <w:r>
         <w:rPr>
-          <w:rFonts w:cstheme="minorHAnsi"/>
-          <w:noProof/>
-          <w:lang w:val="es-ES"/>
-        </w:rPr>
-        <w:lastRenderedPageBreak/>
-        <w:t>4.3.1</w:t>
-      </w:r>
-      <w:r>
-        <w:rPr>
-          <w:noProof/>
-          <w:lang w:val="es-ES"/>
-        </w:rPr>
-        <w:t xml:space="preserve"> Comparativa de métricas de los modelos</w:t>
+          <w:noProof/>
+          <w:lang w:val="es-ES"/>
+        </w:rPr>
+        <w:t>5.3 Restricciones de la optimización</w:t>
       </w:r>
       <w:r>
         <w:rPr>
@@ -4715,7 +7815,7 @@
         <w:rPr>
           <w:noProof/>
         </w:rPr>
-        <w:instrText xml:space="preserve"> PAGEREF _Toc230365003 \h </w:instrText>
+        <w:instrText xml:space="preserve"> PAGEREF _Toc231242673 \h </w:instrText>
       </w:r>
       <w:r>
         <w:rPr>
@@ -4732,7 +7832,7 @@
         <w:rPr>
           <w:noProof/>
         </w:rPr>
-        <w:t>40</w:t>
+        <w:t>49</w:t>
       </w:r>
       <w:r>
         <w:rPr>
@@ -4743,7 +7843,7 @@
     </w:p>
     <w:p>
       <w:pPr>
-        <w:pStyle w:val="TDC3"/>
+        <w:pStyle w:val="TDC2"/>
         <w:tabs>
           <w:tab w:val="right" w:leader="dot" w:pos="9350"/>
         </w:tabs>
@@ -4761,7 +7861,7 @@
           <w:noProof/>
           <w:lang w:val="es-ES"/>
         </w:rPr>
-        <w:t>4.3.2 Justificación de elección final para markowitz</w:t>
+        <w:t>5.4 Funcionamiento del backtest semanal</w:t>
       </w:r>
       <w:r>
         <w:rPr>
@@ -4779,7 +7879,7 @@
         <w:rPr>
           <w:noProof/>
         </w:rPr>
-        <w:instrText xml:space="preserve"> PAGEREF _Toc230365004 \h </w:instrText>
+        <w:instrText xml:space="preserve"> PAGEREF _Toc231242674 \h </w:instrText>
       </w:r>
       <w:r>
         <w:rPr>
@@ -4796,7 +7896,7 @@
         <w:rPr>
           <w:noProof/>
         </w:rPr>
-        <w:t>41</w:t>
+        <w:t>50</w:t>
       </w:r>
       <w:r>
         <w:rPr>
@@ -4807,7 +7907,10 @@
     </w:p>
     <w:p>
       <w:pPr>
-        <w:pStyle w:val="TDC1"/>
+        <w:pStyle w:val="TDC2"/>
+        <w:tabs>
+          <w:tab w:val="right" w:leader="dot" w:pos="9350"/>
+        </w:tabs>
         <w:rPr>
           <w:rFonts w:eastAsiaTheme="minorEastAsia" w:cstheme="minorBidi"/>
           <w:noProof/>
@@ -4819,16 +7922,10 @@
       </w:pPr>
       <w:r>
         <w:rPr>
-          <w:rFonts w:cstheme="minorHAnsi"/>
-          <w:noProof/>
-        </w:rPr>
-        <w:t>Capítulo 5 -</w:t>
-      </w:r>
-      <w:r>
-        <w:rPr>
-          <w:noProof/>
-        </w:rPr>
-        <w:t xml:space="preserve"> OPTIMIZACIÓN DE CARTERAS - MARKOWITZ</w:t>
+          <w:noProof/>
+          <w:lang w:val="es-ES"/>
+        </w:rPr>
+        <w:t>5.5 Resultados Markowitz</w:t>
       </w:r>
       <w:r>
         <w:rPr>
@@ -4846,7 +7943,7 @@
         <w:rPr>
           <w:noProof/>
         </w:rPr>
-        <w:instrText xml:space="preserve"> PAGEREF _Toc230365005 \h </w:instrText>
+        <w:instrText xml:space="preserve"> PAGEREF _Toc231242675 \h </w:instrText>
       </w:r>
       <w:r>
         <w:rPr>
@@ -4863,7 +7960,7 @@
         <w:rPr>
           <w:noProof/>
         </w:rPr>
-        <w:t>44</w:t>
+        <w:t>51</w:t>
       </w:r>
       <w:r>
         <w:rPr>
@@ -4892,7 +7989,7 @@
           <w:noProof/>
           <w:lang w:val="es-ES"/>
         </w:rPr>
-        <w:t>5.1 Estrategias comparadas comparadas</w:t>
+        <w:t>5.6 Explicación de las métricas principales</w:t>
       </w:r>
       <w:r>
         <w:rPr>
@@ -4910,7 +8007,7 @@
         <w:rPr>
           <w:noProof/>
         </w:rPr>
-        <w:instrText xml:space="preserve"> PAGEREF _Toc230365006 \h </w:instrText>
+        <w:instrText xml:space="preserve"> PAGEREF _Toc231242676 \h </w:instrText>
       </w:r>
       <w:r>
         <w:rPr>
@@ -4927,7 +8024,7 @@
         <w:rPr>
           <w:noProof/>
         </w:rPr>
-        <w:t>46</w:t>
+        <w:t>53</w:t>
       </w:r>
       <w:r>
         <w:rPr>
@@ -4938,10 +8035,7 @@
     </w:p>
     <w:p>
       <w:pPr>
-        <w:pStyle w:val="TDC3"/>
-        <w:tabs>
-          <w:tab w:val="right" w:leader="dot" w:pos="9350"/>
-        </w:tabs>
+        <w:pStyle w:val="TDC1"/>
         <w:rPr>
           <w:rFonts w:eastAsiaTheme="minorEastAsia" w:cstheme="minorBidi"/>
           <w:noProof/>
@@ -4953,10 +8047,11 @@
       </w:pPr>
       <w:r>
         <w:rPr>
-          <w:noProof/>
-          <w:lang w:val="es-ES"/>
-        </w:rPr>
-        <w:t>5.1.1 Estrategia 1: Markowitz con media histórica</w:t>
+          <w:rFonts w:cstheme="minorHAnsi"/>
+          <w:noProof/>
+          <w:lang w:val="es-ES"/>
+        </w:rPr>
+        <w:t>Capítulo 6 - Conclusiones y trabajo futuro</w:t>
       </w:r>
       <w:r>
         <w:rPr>
@@ -4974,7 +8069,7 @@
         <w:rPr>
           <w:noProof/>
         </w:rPr>
-        <w:instrText xml:space="preserve"> PAGEREF _Toc230365007 \h </w:instrText>
+        <w:instrText xml:space="preserve"> PAGEREF _Toc231242677 \h </w:instrText>
       </w:r>
       <w:r>
         <w:rPr>
@@ -4991,7 +8086,7 @@
         <w:rPr>
           <w:noProof/>
         </w:rPr>
-        <w:t>46</w:t>
+        <w:t>63</w:t>
       </w:r>
       <w:r>
         <w:rPr>
@@ -5002,10 +8097,7 @@
     </w:p>
     <w:p>
       <w:pPr>
-        <w:pStyle w:val="TDC3"/>
-        <w:tabs>
-          <w:tab w:val="right" w:leader="dot" w:pos="9350"/>
-        </w:tabs>
+        <w:pStyle w:val="TDC4"/>
         <w:rPr>
           <w:rFonts w:eastAsiaTheme="minorEastAsia" w:cstheme="minorBidi"/>
           <w:noProof/>
@@ -5017,10 +8109,11 @@
       </w:pPr>
       <w:r>
         <w:rPr>
-          <w:noProof/>
-          <w:lang w:val="es-ES"/>
-        </w:rPr>
-        <w:t>5.1.2 Estrategia 2: Markowitz con último valor observado</w:t>
+          <w:rFonts w:cstheme="minorHAnsi"/>
+          <w:noProof/>
+          <w:lang w:val="en-US"/>
+        </w:rPr>
+        <w:t>Chapter - Introduction</w:t>
       </w:r>
       <w:r>
         <w:rPr>
@@ -5038,7 +8131,7 @@
         <w:rPr>
           <w:noProof/>
         </w:rPr>
-        <w:instrText xml:space="preserve"> PAGEREF _Toc230365008 \h </w:instrText>
+        <w:instrText xml:space="preserve"> PAGEREF _Toc231242678 \h </w:instrText>
       </w:r>
       <w:r>
         <w:rPr>
@@ -5055,7 +8148,7 @@
         <w:rPr>
           <w:noProof/>
         </w:rPr>
-        <w:t>47</w:t>
+        <w:t>65</w:t>
       </w:r>
       <w:r>
         <w:rPr>
@@ -5066,10 +8159,7 @@
     </w:p>
     <w:p>
       <w:pPr>
-        <w:pStyle w:val="TDC3"/>
-        <w:tabs>
-          <w:tab w:val="right" w:leader="dot" w:pos="9350"/>
-        </w:tabs>
+        <w:pStyle w:val="TDC4"/>
         <w:rPr>
           <w:rFonts w:eastAsiaTheme="minorEastAsia" w:cstheme="minorBidi"/>
           <w:noProof/>
@@ -5081,10 +8171,11 @@
       </w:pPr>
       <w:r>
         <w:rPr>
-          <w:noProof/>
-          <w:lang w:val="es-ES"/>
-        </w:rPr>
-        <w:t>5.1.3 Estrategia 3: Markowitz con predicciones ARIMA</w:t>
+          <w:rFonts w:cstheme="minorHAnsi"/>
+          <w:noProof/>
+          <w:lang w:val="en-US"/>
+        </w:rPr>
+        <w:t>Chapter - Conclusions and future work</w:t>
       </w:r>
       <w:r>
         <w:rPr>
@@ -5102,7 +8193,7 @@
         <w:rPr>
           <w:noProof/>
         </w:rPr>
-        <w:instrText xml:space="preserve"> PAGEREF _Toc230365009 \h </w:instrText>
+        <w:instrText xml:space="preserve"> PAGEREF _Toc231242679 \h </w:instrText>
       </w:r>
       <w:r>
         <w:rPr>
@@ -5119,7 +8210,7 @@
         <w:rPr>
           <w:noProof/>
         </w:rPr>
-        <w:t>47</w:t>
+        <w:t>67</w:t>
       </w:r>
       <w:r>
         <w:rPr>
@@ -5130,10 +8221,7 @@
     </w:p>
     <w:p>
       <w:pPr>
-        <w:pStyle w:val="TDC2"/>
-        <w:tabs>
-          <w:tab w:val="right" w:leader="dot" w:pos="9350"/>
-        </w:tabs>
+        <w:pStyle w:val="TDC1"/>
         <w:rPr>
           <w:rFonts w:eastAsiaTheme="minorEastAsia" w:cstheme="minorBidi"/>
           <w:noProof/>
@@ -5145,10 +8233,10 @@
       </w:pPr>
       <w:r>
         <w:rPr>
-          <w:noProof/>
-          <w:lang w:val="es-ES"/>
-        </w:rPr>
-        <w:t>5.2 Matriz de covarianzas</w:t>
+          <w:rFonts w:cstheme="minorHAnsi"/>
+          <w:noProof/>
+        </w:rPr>
+        <w:t>Bibliografía</w:t>
       </w:r>
       <w:r>
         <w:rPr>
@@ -5166,7 +8254,7 @@
         <w:rPr>
           <w:noProof/>
         </w:rPr>
-        <w:instrText xml:space="preserve"> PAGEREF _Toc230365010 \h </w:instrText>
+        <w:instrText xml:space="preserve"> PAGEREF _Toc231242680 \h </w:instrText>
       </w:r>
       <w:r>
         <w:rPr>
@@ -5183,7 +8271,7 @@
         <w:rPr>
           <w:noProof/>
         </w:rPr>
-        <w:t>49</w:t>
+        <w:t>69</w:t>
       </w:r>
       <w:r>
         <w:rPr>
@@ -5194,10 +8282,7 @@
     </w:p>
     <w:p>
       <w:pPr>
-        <w:pStyle w:val="TDC2"/>
-        <w:tabs>
-          <w:tab w:val="right" w:leader="dot" w:pos="9350"/>
-        </w:tabs>
+        <w:pStyle w:val="TDC1"/>
         <w:rPr>
           <w:rFonts w:eastAsiaTheme="minorEastAsia" w:cstheme="minorBidi"/>
           <w:noProof/>
@@ -5209,10 +8294,10 @@
       </w:pPr>
       <w:r>
         <w:rPr>
-          <w:noProof/>
-          <w:lang w:val="es-ES"/>
-        </w:rPr>
-        <w:t>5.3 Restricciones de la optimización</w:t>
+          <w:rFonts w:cstheme="minorHAnsi"/>
+          <w:noProof/>
+        </w:rPr>
+        <w:t>Apéndices</w:t>
       </w:r>
       <w:r>
         <w:rPr>
@@ -5230,507 +8315,7 @@
         <w:rPr>
           <w:noProof/>
         </w:rPr>
-        <w:instrText xml:space="preserve"> PAGEREF _Toc230365011 \h </w:instrText>
-      </w:r>
-      <w:r>
-        <w:rPr>
-          <w:noProof/>
-        </w:rPr>
-      </w:r>
-      <w:r>
-        <w:rPr>
-          <w:noProof/>
-        </w:rPr>
-        <w:fldChar w:fldCharType="separate"/>
-      </w:r>
-      <w:r>
-        <w:rPr>
-          <w:noProof/>
-        </w:rPr>
-        <w:t>49</w:t>
-      </w:r>
-      <w:r>
-        <w:rPr>
-          <w:noProof/>
-        </w:rPr>
-        <w:fldChar w:fldCharType="end"/>
-      </w:r>
-    </w:p>
-    <w:p>
-      <w:pPr>
-        <w:pStyle w:val="TDC2"/>
-        <w:tabs>
-          <w:tab w:val="right" w:leader="dot" w:pos="9350"/>
-        </w:tabs>
-        <w:rPr>
-          <w:rFonts w:eastAsiaTheme="minorEastAsia" w:cstheme="minorBidi"/>
-          <w:noProof/>
-          <w:kern w:val="2"/>
-          <w:sz w:val="24"/>
-          <w:lang w:val="es-ES" w:eastAsia="es-ES"/>
-          <w14:ligatures w14:val="standardContextual"/>
-        </w:rPr>
-      </w:pPr>
-      <w:r>
-        <w:rPr>
-          <w:noProof/>
-          <w:lang w:val="es-ES"/>
-        </w:rPr>
-        <w:t>5.4 Funcionamiento del backtest semanal</w:t>
-      </w:r>
-      <w:r>
-        <w:rPr>
-          <w:noProof/>
-        </w:rPr>
-        <w:tab/>
-      </w:r>
-      <w:r>
-        <w:rPr>
-          <w:noProof/>
-        </w:rPr>
-        <w:fldChar w:fldCharType="begin"/>
-      </w:r>
-      <w:r>
-        <w:rPr>
-          <w:noProof/>
-        </w:rPr>
-        <w:instrText xml:space="preserve"> PAGEREF _Toc230365012 \h </w:instrText>
-      </w:r>
-      <w:r>
-        <w:rPr>
-          <w:noProof/>
-        </w:rPr>
-      </w:r>
-      <w:r>
-        <w:rPr>
-          <w:noProof/>
-        </w:rPr>
-        <w:fldChar w:fldCharType="separate"/>
-      </w:r>
-      <w:r>
-        <w:rPr>
-          <w:noProof/>
-        </w:rPr>
-        <w:t>50</w:t>
-      </w:r>
-      <w:r>
-        <w:rPr>
-          <w:noProof/>
-        </w:rPr>
-        <w:fldChar w:fldCharType="end"/>
-      </w:r>
-    </w:p>
-    <w:p>
-      <w:pPr>
-        <w:pStyle w:val="TDC2"/>
-        <w:tabs>
-          <w:tab w:val="right" w:leader="dot" w:pos="9350"/>
-        </w:tabs>
-        <w:rPr>
-          <w:rFonts w:eastAsiaTheme="minorEastAsia" w:cstheme="minorBidi"/>
-          <w:noProof/>
-          <w:kern w:val="2"/>
-          <w:sz w:val="24"/>
-          <w:lang w:val="es-ES" w:eastAsia="es-ES"/>
-          <w14:ligatures w14:val="standardContextual"/>
-        </w:rPr>
-      </w:pPr>
-      <w:r>
-        <w:rPr>
-          <w:noProof/>
-          <w:lang w:val="es-ES"/>
-        </w:rPr>
-        <w:t>5.5 Resultados Markowitz</w:t>
-      </w:r>
-      <w:r>
-        <w:rPr>
-          <w:noProof/>
-        </w:rPr>
-        <w:tab/>
-      </w:r>
-      <w:r>
-        <w:rPr>
-          <w:noProof/>
-        </w:rPr>
-        <w:fldChar w:fldCharType="begin"/>
-      </w:r>
-      <w:r>
-        <w:rPr>
-          <w:noProof/>
-        </w:rPr>
-        <w:instrText xml:space="preserve"> PAGEREF _Toc230365013 \h </w:instrText>
-      </w:r>
-      <w:r>
-        <w:rPr>
-          <w:noProof/>
-        </w:rPr>
-      </w:r>
-      <w:r>
-        <w:rPr>
-          <w:noProof/>
-        </w:rPr>
-        <w:fldChar w:fldCharType="separate"/>
-      </w:r>
-      <w:r>
-        <w:rPr>
-          <w:noProof/>
-        </w:rPr>
-        <w:t>51</w:t>
-      </w:r>
-      <w:r>
-        <w:rPr>
-          <w:noProof/>
-        </w:rPr>
-        <w:fldChar w:fldCharType="end"/>
-      </w:r>
-    </w:p>
-    <w:p>
-      <w:pPr>
-        <w:pStyle w:val="TDC2"/>
-        <w:tabs>
-          <w:tab w:val="right" w:leader="dot" w:pos="9350"/>
-        </w:tabs>
-        <w:rPr>
-          <w:rFonts w:eastAsiaTheme="minorEastAsia" w:cstheme="minorBidi"/>
-          <w:noProof/>
-          <w:kern w:val="2"/>
-          <w:sz w:val="24"/>
-          <w:lang w:val="es-ES" w:eastAsia="es-ES"/>
-          <w14:ligatures w14:val="standardContextual"/>
-        </w:rPr>
-      </w:pPr>
-      <w:r>
-        <w:rPr>
-          <w:noProof/>
-          <w:lang w:val="es-ES"/>
-        </w:rPr>
-        <w:t>5.6 Explicación de las métricas principales</w:t>
-      </w:r>
-      <w:r>
-        <w:rPr>
-          <w:noProof/>
-        </w:rPr>
-        <w:tab/>
-      </w:r>
-      <w:r>
-        <w:rPr>
-          <w:noProof/>
-        </w:rPr>
-        <w:fldChar w:fldCharType="begin"/>
-      </w:r>
-      <w:r>
-        <w:rPr>
-          <w:noProof/>
-        </w:rPr>
-        <w:instrText xml:space="preserve"> PAGEREF _Toc230365014 \h </w:instrText>
-      </w:r>
-      <w:r>
-        <w:rPr>
-          <w:noProof/>
-        </w:rPr>
-      </w:r>
-      <w:r>
-        <w:rPr>
-          <w:noProof/>
-        </w:rPr>
-        <w:fldChar w:fldCharType="separate"/>
-      </w:r>
-      <w:r>
-        <w:rPr>
-          <w:noProof/>
-        </w:rPr>
-        <w:t>53</w:t>
-      </w:r>
-      <w:r>
-        <w:rPr>
-          <w:noProof/>
-        </w:rPr>
-        <w:fldChar w:fldCharType="end"/>
-      </w:r>
-    </w:p>
-    <w:p>
-      <w:pPr>
-        <w:pStyle w:val="TDC1"/>
-        <w:rPr>
-          <w:rFonts w:eastAsiaTheme="minorEastAsia" w:cstheme="minorBidi"/>
-          <w:noProof/>
-          <w:kern w:val="2"/>
-          <w:sz w:val="24"/>
-          <w:lang w:val="es-ES" w:eastAsia="es-ES"/>
-          <w14:ligatures w14:val="standardContextual"/>
-        </w:rPr>
-      </w:pPr>
-      <w:r>
-        <w:rPr>
-          <w:rFonts w:cstheme="minorHAnsi"/>
-          <w:noProof/>
-          <w:lang w:val="es-ES"/>
-        </w:rPr>
-        <w:t>Capítulo 6 - Conclusiones y trabajo futuro</w:t>
-      </w:r>
-      <w:r>
-        <w:rPr>
-          <w:noProof/>
-        </w:rPr>
-        <w:tab/>
-      </w:r>
-      <w:r>
-        <w:rPr>
-          <w:noProof/>
-        </w:rPr>
-        <w:fldChar w:fldCharType="begin"/>
-      </w:r>
-      <w:r>
-        <w:rPr>
-          <w:noProof/>
-        </w:rPr>
-        <w:instrText xml:space="preserve"> PAGEREF _Toc230365015 \h </w:instrText>
-      </w:r>
-      <w:r>
-        <w:rPr>
-          <w:noProof/>
-        </w:rPr>
-      </w:r>
-      <w:r>
-        <w:rPr>
-          <w:noProof/>
-        </w:rPr>
-        <w:fldChar w:fldCharType="separate"/>
-      </w:r>
-      <w:r>
-        <w:rPr>
-          <w:noProof/>
-        </w:rPr>
-        <w:t>63</w:t>
-      </w:r>
-      <w:r>
-        <w:rPr>
-          <w:noProof/>
-        </w:rPr>
-        <w:fldChar w:fldCharType="end"/>
-      </w:r>
-    </w:p>
-    <w:p>
-      <w:pPr>
-        <w:pStyle w:val="TDC4"/>
-        <w:rPr>
-          <w:rFonts w:eastAsiaTheme="minorEastAsia" w:cstheme="minorBidi"/>
-          <w:noProof/>
-          <w:kern w:val="2"/>
-          <w:sz w:val="24"/>
-          <w:lang w:val="es-ES" w:eastAsia="es-ES"/>
-          <w14:ligatures w14:val="standardContextual"/>
-        </w:rPr>
-      </w:pPr>
-      <w:r>
-        <w:rPr>
-          <w:rFonts w:cstheme="minorHAnsi"/>
-          <w:noProof/>
-          <w:lang w:val="en-US"/>
-        </w:rPr>
-        <w:t>Chapter - Introduction</w:t>
-      </w:r>
-      <w:r>
-        <w:rPr>
-          <w:noProof/>
-        </w:rPr>
-        <w:tab/>
-      </w:r>
-      <w:r>
-        <w:rPr>
-          <w:noProof/>
-        </w:rPr>
-        <w:fldChar w:fldCharType="begin"/>
-      </w:r>
-      <w:r>
-        <w:rPr>
-          <w:noProof/>
-        </w:rPr>
-        <w:instrText xml:space="preserve"> PAGEREF _Toc230365016 \h </w:instrText>
-      </w:r>
-      <w:r>
-        <w:rPr>
-          <w:noProof/>
-        </w:rPr>
-      </w:r>
-      <w:r>
-        <w:rPr>
-          <w:noProof/>
-        </w:rPr>
-        <w:fldChar w:fldCharType="separate"/>
-      </w:r>
-      <w:r>
-        <w:rPr>
-          <w:noProof/>
-        </w:rPr>
-        <w:t>65</w:t>
-      </w:r>
-      <w:r>
-        <w:rPr>
-          <w:noProof/>
-        </w:rPr>
-        <w:fldChar w:fldCharType="end"/>
-      </w:r>
-    </w:p>
-    <w:p>
-      <w:pPr>
-        <w:pStyle w:val="TDC4"/>
-        <w:rPr>
-          <w:rFonts w:eastAsiaTheme="minorEastAsia" w:cstheme="minorBidi"/>
-          <w:noProof/>
-          <w:kern w:val="2"/>
-          <w:sz w:val="24"/>
-          <w:lang w:val="es-ES" w:eastAsia="es-ES"/>
-          <w14:ligatures w14:val="standardContextual"/>
-        </w:rPr>
-      </w:pPr>
-      <w:r>
-        <w:rPr>
-          <w:rFonts w:cstheme="minorHAnsi"/>
-          <w:noProof/>
-          <w:lang w:val="en-US"/>
-        </w:rPr>
-        <w:t>Chapter - Conclusions and future work</w:t>
-      </w:r>
-      <w:r>
-        <w:rPr>
-          <w:noProof/>
-        </w:rPr>
-        <w:tab/>
-      </w:r>
-      <w:r>
-        <w:rPr>
-          <w:noProof/>
-        </w:rPr>
-        <w:fldChar w:fldCharType="begin"/>
-      </w:r>
-      <w:r>
-        <w:rPr>
-          <w:noProof/>
-        </w:rPr>
-        <w:instrText xml:space="preserve"> PAGEREF _Toc230365017 \h </w:instrText>
-      </w:r>
-      <w:r>
-        <w:rPr>
-          <w:noProof/>
-        </w:rPr>
-      </w:r>
-      <w:r>
-        <w:rPr>
-          <w:noProof/>
-        </w:rPr>
-        <w:fldChar w:fldCharType="separate"/>
-      </w:r>
-      <w:r>
-        <w:rPr>
-          <w:noProof/>
-        </w:rPr>
-        <w:t>67</w:t>
-      </w:r>
-      <w:r>
-        <w:rPr>
-          <w:noProof/>
-        </w:rPr>
-        <w:fldChar w:fldCharType="end"/>
-      </w:r>
-    </w:p>
-    <w:p>
-      <w:pPr>
-        <w:pStyle w:val="TDC1"/>
-        <w:rPr>
-          <w:rFonts w:eastAsiaTheme="minorEastAsia" w:cstheme="minorBidi"/>
-          <w:noProof/>
-          <w:kern w:val="2"/>
-          <w:sz w:val="24"/>
-          <w:lang w:val="es-ES" w:eastAsia="es-ES"/>
-          <w14:ligatures w14:val="standardContextual"/>
-        </w:rPr>
-      </w:pPr>
-      <w:r>
-        <w:rPr>
-          <w:rFonts w:cstheme="minorHAnsi"/>
-          <w:noProof/>
-        </w:rPr>
-        <w:t>Bibliografía</w:t>
-      </w:r>
-      <w:r>
-        <w:rPr>
-          <w:noProof/>
-        </w:rPr>
-        <w:tab/>
-      </w:r>
-      <w:r>
-        <w:rPr>
-          <w:noProof/>
-        </w:rPr>
-        <w:fldChar w:fldCharType="begin"/>
-      </w:r>
-      <w:r>
-        <w:rPr>
-          <w:noProof/>
-        </w:rPr>
-        <w:instrText xml:space="preserve"> PAGEREF _Toc230365018 \h </w:instrText>
-      </w:r>
-      <w:r>
-        <w:rPr>
-          <w:noProof/>
-        </w:rPr>
-      </w:r>
-      <w:r>
-        <w:rPr>
-          <w:noProof/>
-        </w:rPr>
-        <w:fldChar w:fldCharType="separate"/>
-      </w:r>
-      <w:r>
-        <w:rPr>
-          <w:noProof/>
-        </w:rPr>
-        <w:t>69</w:t>
-      </w:r>
-      <w:r>
-        <w:rPr>
-          <w:noProof/>
-        </w:rPr>
-        <w:fldChar w:fldCharType="end"/>
-      </w:r>
-    </w:p>
-    <w:p>
-      <w:pPr>
-        <w:pStyle w:val="TDC1"/>
-        <w:rPr>
-          <w:rFonts w:eastAsiaTheme="minorEastAsia" w:cstheme="minorBidi"/>
-          <w:noProof/>
-          <w:kern w:val="2"/>
-          <w:sz w:val="24"/>
-          <w:lang w:val="es-ES" w:eastAsia="es-ES"/>
-          <w14:ligatures w14:val="standardContextual"/>
-        </w:rPr>
-      </w:pPr>
-      <w:r>
-        <w:rPr>
-          <w:rFonts w:cstheme="minorHAnsi"/>
-          <w:noProof/>
-        </w:rPr>
-        <w:t>Apéndices</w:t>
-      </w:r>
-      <w:r>
-        <w:rPr>
-          <w:noProof/>
-        </w:rPr>
-        <w:tab/>
-      </w:r>
-      <w:r>
-        <w:rPr>
-          <w:noProof/>
-        </w:rPr>
-        <w:fldChar w:fldCharType="begin"/>
-      </w:r>
-      <w:r>
-        <w:rPr>
-          <w:noProof/>
-        </w:rPr>
-        <w:instrText xml:space="preserve"> PAGEREF _Toc230365019 \h </w:instrText>
+        <w:instrText xml:space="preserve"> PAGEREF _Toc231242681 \h </w:instrText>
       </w:r>
       <w:r>
         <w:rPr>
@@ -5821,7 +8406,7 @@
         </w:rPr>
       </w:pPr>
       <w:bookmarkStart w:id="7" w:name="IndiceFiguras"/>
-      <w:bookmarkStart w:id="8" w:name="_Toc230364960"/>
+      <w:bookmarkStart w:id="8" w:name="_Toc231242624"/>
       <w:r>
         <w:rPr>
           <w:rFonts w:asciiTheme="minorHAnsi" w:hAnsiTheme="minorHAnsi" w:cstheme="minorHAnsi"/>
@@ -5979,7 +8564,7 @@
           <w:lang w:val="es-ES_tradnl"/>
         </w:rPr>
       </w:pPr>
-      <w:bookmarkStart w:id="10" w:name="_Toc230364961"/>
+      <w:bookmarkStart w:id="10" w:name="_Toc231242625"/>
       <w:r>
         <w:rPr>
           <w:rFonts w:asciiTheme="minorHAnsi" w:hAnsiTheme="minorHAnsi" w:cstheme="minorHAnsi"/>
@@ -6134,7 +8719,7 @@
           <w:rFonts w:cstheme="minorHAnsi"/>
         </w:rPr>
       </w:pPr>
-      <w:bookmarkStart w:id="11" w:name="_Toc230364962"/>
+      <w:bookmarkStart w:id="11" w:name="_Toc231242626"/>
       <w:r>
         <w:rPr>
           <w:rFonts w:cstheme="minorHAnsi"/>
@@ -6151,7 +8736,7 @@
           <w:rFonts w:cstheme="minorHAnsi"/>
         </w:rPr>
       </w:pPr>
-      <w:bookmarkStart w:id="12" w:name="_Toc230364963"/>
+      <w:bookmarkStart w:id="12" w:name="_Toc231242627"/>
       <w:r>
         <w:rPr>
           <w:rFonts w:cstheme="minorHAnsi"/>
@@ -6163,7 +8748,203 @@
     <w:p>
       <w:pPr>
         <w:pStyle w:val="Textoindependiente"/>
-      </w:pPr>
+        <w:ind w:firstLine="0"/>
+      </w:pPr>
+      <w:r>
+        <w:t>Predecir el comportamiento de los mercados financieros es uno de los problemas más estudiados y, al mismo tiempo, más difíciles de resolver</w:t>
+      </w:r>
+      <w:r>
+        <w:t xml:space="preserve"> en</w:t>
+      </w:r>
+      <w:r>
+        <w:t xml:space="preserve"> finanzas. </w:t>
+      </w:r>
+      <w:r>
+        <w:t>L</w:t>
+      </w:r>
+      <w:r>
+        <w:t>os precios de los activos dependen de muchos factores, como la situación económica, las decisiones políticas, los resultados de las empresas, los eventos internacionales o las expectativas de los inversores. Muchos de estos elementos son difíciles de medir y no siempre pueden incorporarse directamente a un modelo. Esto reduce la capacidad de cualquier modelo para predecir con precisión la evolución futura de los activos.</w:t>
+      </w:r>
+    </w:p>
+    <w:p>
+      <w:pPr>
+        <w:pStyle w:val="Textoindependiente"/>
+        <w:ind w:firstLine="0"/>
+        <w:rPr>
+          <w:lang w:val="es-ES"/>
+        </w:rPr>
+      </w:pPr>
+      <w:r>
+        <w:rPr>
+          <w:lang w:val="es-ES"/>
+        </w:rPr>
+        <w:t xml:space="preserve">Esta dificultad es especialmente clara en el caso de los retornos financieros. Los retornos suelen tener valores muy cercanos a cero, cambian de comportamiento según el periodo y presentan poca relación lineal con sus valores pasados. </w:t>
+      </w:r>
+      <w:r>
+        <w:rPr>
+          <w:lang w:val="es-ES"/>
+        </w:rPr>
+        <w:t>Por ello</w:t>
+      </w:r>
+      <w:r>
+        <w:rPr>
+          <w:lang w:val="es-ES"/>
+        </w:rPr>
+        <w:t>, que un activo haya subido o bajado en un día no suele aportar mucha información sobre lo que hará en el siguiente. Esta idea está relacionada con la hipótesis de los mercados eficientes de Fama [CITAR], según la cual los precios incorporan la información disponible en cada momento. Aun así, el crecimiento de los datos financieros y el desarrollo de técnicas computacionales más avanzadas han mantenido el interés por estudiar si los datos históricos pueden contener alguna señal útil.</w:t>
+      </w:r>
+    </w:p>
+    <w:p>
+      <w:pPr>
+        <w:pStyle w:val="Textoindependiente"/>
+        <w:ind w:firstLine="0"/>
+        <w:rPr>
+          <w:lang w:val="es-ES"/>
+        </w:rPr>
+      </w:pPr>
+      <w:r>
+        <w:rPr>
+          <w:lang w:val="es-ES"/>
+        </w:rPr>
+        <w:t xml:space="preserve">En este contexto, este trabajo analiza si es posible obtener información predictiva a partir de los retornos de un conjunto amplio de </w:t>
+      </w:r>
+      <w:proofErr w:type="spellStart"/>
+      <w:r>
+        <w:rPr>
+          <w:lang w:val="es-ES"/>
+        </w:rPr>
+        <w:t>ETFs</w:t>
+      </w:r>
+      <w:proofErr w:type="spellEnd"/>
+      <w:r>
+        <w:rPr>
+          <w:lang w:val="es-ES"/>
+        </w:rPr>
+        <w:t xml:space="preserve">. </w:t>
+      </w:r>
+      <w:r>
+        <w:rPr>
+          <w:lang w:val="es-ES"/>
+        </w:rPr>
+        <w:t>Para ello, se comparan dos enfoques: modelos de series temporales y modelos de aprendizaje automático. De esta forma, se busca comparar dos formas distintas de abordar el mismo problema de predicción.</w:t>
+      </w:r>
+    </w:p>
+    <w:p>
+      <w:pPr>
+        <w:pStyle w:val="Textoindependiente"/>
+        <w:ind w:firstLine="0"/>
+        <w:rPr>
+          <w:lang w:val="es-ES"/>
+        </w:rPr>
+      </w:pPr>
+      <w:r>
+        <w:rPr>
+          <w:lang w:val="es-ES"/>
+        </w:rPr>
+        <w:t>El trabajo, sin embargo, no se limita a medir el error de las predicciones. El objetivo final es comprobar si esas predicciones pueden ser útiles en una decisión de inversión. Para ello, se incorporan a un modelo de optimización de carteras basado en Markowitz [CITAR], donde las predicciones se utilizan como estimaciones de rentabilidad esperada. Así, el estudio permite evaluar si un modelo que predice mejor también puede ayudar a construir una cartera con mejores resultados.</w:t>
+      </w:r>
+    </w:p>
+    <w:p>
+      <w:pPr>
+        <w:pStyle w:val="Textoindependiente"/>
+        <w:ind w:firstLine="0"/>
+        <w:rPr>
+          <w:lang w:val="es-ES"/>
+        </w:rPr>
+      </w:pPr>
+      <w:r>
+        <w:rPr>
+          <w:lang w:val="es-ES"/>
+        </w:rPr>
+        <w:t xml:space="preserve">La elección de </w:t>
+      </w:r>
+      <w:proofErr w:type="spellStart"/>
+      <w:r>
+        <w:rPr>
+          <w:lang w:val="es-ES"/>
+        </w:rPr>
+        <w:t>ETFs</w:t>
+      </w:r>
+      <w:proofErr w:type="spellEnd"/>
+      <w:r>
+        <w:rPr>
+          <w:lang w:val="es-ES"/>
+        </w:rPr>
+        <w:t xml:space="preserve"> como universo de inversión responde a varias razones. Un ETF es un fondo que agrupa distintos activos y cotiza en bolsa de forma similar a una acción. Frente a una acción individual, un ETF reduce el peso de los movimientos propios de una sola empresa y representa mejor el comportamiento de un mercado, sector o clase de activo. Esto lo convierte en un instrumento adecuado para este trabajo, </w:t>
+      </w:r>
+      <w:r>
+        <w:rPr>
+          <w:lang w:val="es-ES"/>
+        </w:rPr>
+        <w:lastRenderedPageBreak/>
+        <w:t xml:space="preserve">ya que permite analizar activos más diversificados y construir carteras con exposiciones variadas. Además, los </w:t>
+      </w:r>
+      <w:proofErr w:type="spellStart"/>
+      <w:r>
+        <w:rPr>
+          <w:lang w:val="es-ES"/>
+        </w:rPr>
+        <w:t>ETFs</w:t>
+      </w:r>
+      <w:proofErr w:type="spellEnd"/>
+      <w:r>
+        <w:rPr>
+          <w:lang w:val="es-ES"/>
+        </w:rPr>
+        <w:t xml:space="preserve"> pueden cubrir renta variable, renta fija, sectores económicos, mercados internacionales o materias primas, lo que facilita trabajar con una muestra amplia y diversa.</w:t>
+      </w:r>
+    </w:p>
+    <w:p>
+      <w:pPr>
+        <w:pStyle w:val="Textoindependiente"/>
+        <w:ind w:firstLine="0"/>
+        <w:rPr>
+          <w:lang w:val="es-ES"/>
+        </w:rPr>
+      </w:pPr>
+      <w:r>
+        <w:rPr>
+          <w:lang w:val="es-ES"/>
+        </w:rPr>
+        <w:t>La comparación entre series temporales y aprendizaje automático también tiene una motivación clara. Los modelos de series temporales, como ARIMA, son interpretables y se han utilizado durante décadas para estudiar datos financieros. Los modelos de aprendizaje automático, en cambio, permiten trabajar con más variables y detectar relaciones más complejas, aunque suelen ser menos fáciles de interpretar. Comparar ambos enfoques permite analizar si la mayor flexibilidad de los modelos de aprendizaje automático aporta realmente una mejora frente a modelos clásicos más simples.</w:t>
+      </w:r>
+    </w:p>
+    <w:p>
+      <w:pPr>
+        <w:pStyle w:val="Textoindependiente"/>
+        <w:ind w:firstLine="0"/>
+        <w:rPr>
+          <w:lang w:val="es-ES"/>
+        </w:rPr>
+      </w:pPr>
+      <w:r>
+        <w:rPr>
+          <w:lang w:val="es-ES"/>
+        </w:rPr>
+        <w:t xml:space="preserve">Finalmente, aplicar las predicciones al modelo de Markowitz permite conectar la parte estadística del trabajo con una aplicación económica concreta. Una predicción puede tener un error bajo, pero eso no significa necesariamente que sea útil para invertir. Por este motivo, el </w:t>
+      </w:r>
+      <w:proofErr w:type="spellStart"/>
+      <w:r>
+        <w:rPr>
+          <w:lang w:val="es-ES"/>
+        </w:rPr>
+        <w:t>backtest</w:t>
+      </w:r>
+      <w:proofErr w:type="spellEnd"/>
+      <w:r>
+        <w:rPr>
+          <w:lang w:val="es-ES"/>
+        </w:rPr>
+        <w:t xml:space="preserve"> semanal de carteras permite comprobar si las predicciones seleccionadas mejoran la asignación de pesos y generan mejores resultados que estrategias más sencillas, como la media histórica o el último retorno observado.</w:t>
+      </w:r>
+    </w:p>
+    <w:p>
+      <w:pPr>
+        <w:pStyle w:val="Textoindependiente"/>
+        <w:ind w:firstLine="0"/>
+      </w:pPr>
+      <w:r>
+        <w:t>y controlada</w:t>
+      </w:r>
     </w:p>
     <w:p>
       <w:pPr>
@@ -6172,7 +8953,7 @@
           <w:rFonts w:cstheme="minorHAnsi"/>
         </w:rPr>
       </w:pPr>
-      <w:bookmarkStart w:id="13" w:name="_Toc230364964"/>
+      <w:bookmarkStart w:id="13" w:name="_Toc231242628"/>
       <w:r>
         <w:rPr>
           <w:rFonts w:cstheme="minorHAnsi"/>
@@ -6183,15 +8964,368 @@
     </w:p>
     <w:p>
       <w:pPr>
-        <w:pStyle w:val="Ttulo2"/>
+        <w:pStyle w:val="Textoindependiente"/>
+        <w:ind w:firstLine="0"/>
+      </w:pPr>
+      <w:r>
+        <w:t xml:space="preserve">El objetivo principal de este trabajo es estudiar, aplicar y comparar modelos de series temporales y aprendizaje automático para la predicción de retornos de </w:t>
+      </w:r>
+      <w:proofErr w:type="spellStart"/>
+      <w:r>
+        <w:t>ETFs</w:t>
+      </w:r>
+      <w:proofErr w:type="spellEnd"/>
+      <w:r>
+        <w:t xml:space="preserve">, y analizar si sus predicciones pueden utilizarse posteriormente en la construcción de una cartera </w:t>
+      </w:r>
+      <w:r>
+        <w:t xml:space="preserve">optimizada </w:t>
+      </w:r>
+      <w:r>
+        <w:t>mediante el modelo de Markowitz.</w:t>
+      </w:r>
+      <w:r>
+        <w:t xml:space="preserve"> </w:t>
+      </w:r>
+    </w:p>
+    <w:p>
+      <w:pPr>
+        <w:pStyle w:val="Textoindependiente"/>
+        <w:ind w:firstLine="0"/>
+        <w:rPr>
+          <w:lang w:val="es-ES"/>
+        </w:rPr>
+      </w:pPr>
+      <w:r>
+        <w:rPr>
+          <w:lang w:val="es-ES"/>
+        </w:rPr>
+        <w:t>Para alcanzar este objetivo general, se plantean los siguientes objetivos específicos:</w:t>
+      </w:r>
+    </w:p>
+    <w:p>
+      <w:pPr>
+        <w:pStyle w:val="Textoindependiente"/>
         <w:numPr>
           <w:ilvl w:val="0"/>
-          <w:numId w:val="0"/>
+          <w:numId w:val="42"/>
         </w:numPr>
         <w:rPr>
-          <w:rFonts w:cstheme="minorHAnsi"/>
-        </w:rPr>
-      </w:pPr>
+          <w:lang w:val="es-ES"/>
+        </w:rPr>
+      </w:pPr>
+      <w:r>
+        <w:rPr>
+          <w:lang w:val="es-ES"/>
+        </w:rPr>
+        <w:t xml:space="preserve">Descargar, </w:t>
+      </w:r>
+      <w:r>
+        <w:rPr>
+          <w:lang w:val="es-ES"/>
+        </w:rPr>
+        <w:t>procesar</w:t>
+      </w:r>
+      <w:r>
+        <w:rPr>
+          <w:lang w:val="es-ES"/>
+        </w:rPr>
+        <w:t xml:space="preserve"> y preparar datos históricos de un conjunto amplio de </w:t>
+      </w:r>
+      <w:proofErr w:type="spellStart"/>
+      <w:r>
+        <w:rPr>
+          <w:lang w:val="es-ES"/>
+        </w:rPr>
+        <w:t>ETFs</w:t>
+      </w:r>
+      <w:proofErr w:type="spellEnd"/>
+      <w:r>
+        <w:rPr>
+          <w:lang w:val="es-ES"/>
+        </w:rPr>
+        <w:t xml:space="preserve"> agrupados en distintas categorías de activos.</w:t>
+      </w:r>
+    </w:p>
+    <w:p>
+      <w:pPr>
+        <w:pStyle w:val="Textoindependiente"/>
+        <w:numPr>
+          <w:ilvl w:val="0"/>
+          <w:numId w:val="42"/>
+        </w:numPr>
+        <w:rPr>
+          <w:lang w:val="es-ES"/>
+        </w:rPr>
+      </w:pPr>
+      <w:r>
+        <w:rPr>
+          <w:lang w:val="es-ES"/>
+        </w:rPr>
+        <w:t xml:space="preserve">Construir </w:t>
+      </w:r>
+      <w:proofErr w:type="spellStart"/>
+      <w:r>
+        <w:rPr>
+          <w:lang w:val="es-ES"/>
+        </w:rPr>
+        <w:t>datasets</w:t>
+      </w:r>
+      <w:proofErr w:type="spellEnd"/>
+      <w:r>
+        <w:rPr>
+          <w:lang w:val="es-ES"/>
+        </w:rPr>
+        <w:t xml:space="preserve"> diarios y semanales que permitan estudiar la predicción de retornos en dos frecuencias distintas.</w:t>
+      </w:r>
+    </w:p>
+    <w:p>
+      <w:pPr>
+        <w:pStyle w:val="Textoindependiente"/>
+        <w:numPr>
+          <w:ilvl w:val="0"/>
+          <w:numId w:val="42"/>
+        </w:numPr>
+        <w:rPr>
+          <w:lang w:val="es-ES"/>
+        </w:rPr>
+      </w:pPr>
+      <w:r>
+        <w:rPr>
+          <w:lang w:val="es-ES"/>
+        </w:rPr>
+        <w:t>Aplicar modelos de series temporales</w:t>
+      </w:r>
+      <w:r>
+        <w:rPr>
+          <w:lang w:val="es-ES"/>
+        </w:rPr>
+        <w:t xml:space="preserve"> </w:t>
+      </w:r>
+      <w:r>
+        <w:rPr>
+          <w:lang w:val="es-ES"/>
+        </w:rPr>
+        <w:t>ARIMA para predecir los retornos de cada ETF de forma individual.</w:t>
+      </w:r>
+    </w:p>
+    <w:p>
+      <w:pPr>
+        <w:pStyle w:val="Textoindependiente"/>
+        <w:numPr>
+          <w:ilvl w:val="0"/>
+          <w:numId w:val="42"/>
+        </w:numPr>
+        <w:rPr>
+          <w:lang w:val="es-ES"/>
+        </w:rPr>
+      </w:pPr>
+      <w:r>
+        <w:rPr>
+          <w:lang w:val="es-ES"/>
+        </w:rPr>
+        <w:t>Aplicar modelos de aprendizaje automátic</w:t>
+      </w:r>
+      <w:r>
+        <w:rPr>
+          <w:lang w:val="es-ES"/>
+        </w:rPr>
+        <w:t>o</w:t>
+      </w:r>
+      <w:r>
+        <w:rPr>
+          <w:lang w:val="es-ES"/>
+        </w:rPr>
+        <w:t xml:space="preserve"> </w:t>
+      </w:r>
+      <w:r>
+        <w:rPr>
+          <w:lang w:val="es-ES"/>
+        </w:rPr>
+        <w:t>añadiendo</w:t>
+      </w:r>
+      <w:r>
+        <w:rPr>
+          <w:lang w:val="es-ES"/>
+        </w:rPr>
+        <w:t xml:space="preserve"> </w:t>
+      </w:r>
+      <w:r>
+        <w:rPr>
+          <w:lang w:val="es-ES"/>
+        </w:rPr>
+        <w:t>nuevas variables particulares por cada tipo de frecuencia</w:t>
+      </w:r>
+      <w:r>
+        <w:rPr>
+          <w:lang w:val="es-ES"/>
+        </w:rPr>
+        <w:t>.</w:t>
+      </w:r>
+    </w:p>
+    <w:p>
+      <w:pPr>
+        <w:pStyle w:val="Textoindependiente"/>
+        <w:numPr>
+          <w:ilvl w:val="0"/>
+          <w:numId w:val="42"/>
+        </w:numPr>
+        <w:rPr>
+          <w:lang w:val="es-ES"/>
+        </w:rPr>
+      </w:pPr>
+      <w:r>
+        <w:lastRenderedPageBreak/>
+        <w:t xml:space="preserve">Evaluar los modelos mediante validación </w:t>
+      </w:r>
+      <w:proofErr w:type="spellStart"/>
+      <w:r>
+        <w:t>walk</w:t>
+      </w:r>
+      <w:proofErr w:type="spellEnd"/>
+      <w:r>
+        <w:t>-forward, reentrenando en cada paso con la información disponible hasta ese momento.</w:t>
+      </w:r>
+    </w:p>
+    <w:p>
+      <w:pPr>
+        <w:pStyle w:val="Textoindependiente"/>
+        <w:numPr>
+          <w:ilvl w:val="0"/>
+          <w:numId w:val="42"/>
+        </w:numPr>
+        <w:rPr>
+          <w:lang w:val="es-ES"/>
+        </w:rPr>
+      </w:pPr>
+      <w:r>
+        <w:t>Analizar si la incorporación de información de periodos anteriores, mediante distintos números de retardos temporales (</w:t>
+      </w:r>
+      <w:proofErr w:type="spellStart"/>
+      <w:r>
+        <w:t>lags</w:t>
+      </w:r>
+      <w:proofErr w:type="spellEnd"/>
+      <w:r>
+        <w:t>), mejora las predicciones de los modelos de aprendizaje automático.</w:t>
+      </w:r>
+    </w:p>
+    <w:p>
+      <w:pPr>
+        <w:pStyle w:val="Textoindependiente"/>
+        <w:numPr>
+          <w:ilvl w:val="0"/>
+          <w:numId w:val="42"/>
+        </w:numPr>
+        <w:rPr>
+          <w:lang w:val="es-ES"/>
+        </w:rPr>
+      </w:pPr>
+      <w:r>
+        <w:rPr>
+          <w:lang w:val="es-ES"/>
+        </w:rPr>
+        <w:t>Comparar los modelos mediante métricas de error, RMSE y MAE</w:t>
+      </w:r>
+      <w:r>
+        <w:rPr>
+          <w:lang w:val="es-ES"/>
+        </w:rPr>
+        <w:t>, y</w:t>
+      </w:r>
+      <w:r>
+        <w:rPr>
+          <w:lang w:val="es-ES"/>
+        </w:rPr>
+        <w:t xml:space="preserve"> frente a </w:t>
+      </w:r>
+      <w:r>
+        <w:t>modelo</w:t>
+      </w:r>
+      <w:r>
+        <w:t>s</w:t>
+      </w:r>
+      <w:r>
+        <w:t xml:space="preserve"> de referencia</w:t>
+      </w:r>
+      <w:r>
+        <w:rPr>
+          <w:lang w:val="es-ES"/>
+        </w:rPr>
+        <w:t xml:space="preserve"> simples, como el último valor observado y la predicción de retorno cero.</w:t>
+      </w:r>
+    </w:p>
+    <w:p>
+      <w:pPr>
+        <w:pStyle w:val="Textoindependiente"/>
+        <w:numPr>
+          <w:ilvl w:val="0"/>
+          <w:numId w:val="42"/>
+        </w:numPr>
+        <w:rPr>
+          <w:lang w:val="es-ES"/>
+        </w:rPr>
+      </w:pPr>
+      <w:r>
+        <w:rPr>
+          <w:lang w:val="es-ES"/>
+        </w:rPr>
+        <w:t xml:space="preserve">Seleccionar el </w:t>
+      </w:r>
+      <w:r>
+        <w:rPr>
+          <w:lang w:val="es-ES"/>
+        </w:rPr>
+        <w:t>modelo</w:t>
+      </w:r>
+      <w:r>
+        <w:rPr>
+          <w:lang w:val="es-ES"/>
+        </w:rPr>
+        <w:t xml:space="preserve"> predictivo </w:t>
+      </w:r>
+      <w:r>
+        <w:rPr>
+          <w:lang w:val="es-ES"/>
+        </w:rPr>
+        <w:t>con mejor rendimiento</w:t>
+      </w:r>
+      <w:r>
+        <w:rPr>
+          <w:lang w:val="es-ES"/>
+        </w:rPr>
+        <w:t xml:space="preserve"> a partir de los resultados obtenidos.</w:t>
+      </w:r>
+    </w:p>
+    <w:p>
+      <w:pPr>
+        <w:pStyle w:val="Textoindependiente"/>
+        <w:numPr>
+          <w:ilvl w:val="0"/>
+          <w:numId w:val="42"/>
+        </w:numPr>
+        <w:rPr>
+          <w:lang w:val="es-ES"/>
+        </w:rPr>
+      </w:pPr>
+      <w:r>
+        <w:t>Incorporar las predicciones seleccionadas al modelo de Markowitz para construir y optimizar la cartera.</w:t>
+      </w:r>
+    </w:p>
+    <w:p>
+      <w:pPr>
+        <w:pStyle w:val="Textoindependiente"/>
+        <w:numPr>
+          <w:ilvl w:val="0"/>
+          <w:numId w:val="42"/>
+        </w:numPr>
+        <w:rPr>
+          <w:lang w:val="es-ES"/>
+        </w:rPr>
+      </w:pPr>
+      <w:r>
+        <w:t>Comparar la cartera basada en predicciones con dos estrategias de referencia, una basada en la media histórica y otra en el último retorno observado, para valorar si las predicciones permiten obtener mejores resultados de inversión.</w:t>
+      </w:r>
     </w:p>
     <w:p>
       <w:pPr>
@@ -6200,7 +9334,7 @@
           <w:rFonts w:cstheme="minorHAnsi"/>
         </w:rPr>
       </w:pPr>
-      <w:bookmarkStart w:id="14" w:name="_Toc230364965"/>
+      <w:bookmarkStart w:id="14" w:name="_Toc231242629"/>
       <w:r>
         <w:rPr>
           <w:rFonts w:cstheme="minorHAnsi"/>
@@ -6239,24 +9373,22 @@
       </w:r>
       <w:r>
         <w:rPr>
+          <w:lang w:val="es-ES"/>
+        </w:rPr>
+        <w:t>primera fase</w:t>
+      </w:r>
+      <w:r>
+        <w:rPr>
+          <w:lang w:val="es-ES"/>
+        </w:rPr>
+        <w:t xml:space="preserve"> corresponde al </w:t>
+      </w:r>
+      <w:r>
+        <w:rPr>
           <w:b/>
           <w:bCs/>
           <w:lang w:val="es-ES"/>
         </w:rPr>
-        <w:t>primera fase</w:t>
-      </w:r>
-      <w:r>
-        <w:rPr>
-          <w:lang w:val="es-ES"/>
-        </w:rPr>
-        <w:t xml:space="preserve"> corresponde al </w:t>
-      </w:r>
-      <w:r>
-        <w:rPr>
-          <w:b/>
-          <w:bCs/>
-          <w:lang w:val="es-ES"/>
-        </w:rPr>
         <w:t>preprocesado y análisis inicial de los datos</w:t>
       </w:r>
       <w:r>
@@ -6279,6 +9411,15 @@
         </w:rPr>
         <w:t>, se revisa su calidad y se construyen las variables necesarias para el estudio. También se calculan los retornos, se analiza la estacionariedad de las series y se realiza un primer análisis descriptivo mediante estadísticas, gráficos y correlaciones. El objetivo de esta fase es entender el comportamiento general de los activos antes de aplicar modelos de predicción.</w:t>
       </w:r>
+    </w:p>
+    <w:p>
+      <w:pPr>
+        <w:pStyle w:val="Prrafodelista"/>
+        <w:ind w:firstLine="0"/>
+        <w:rPr>
+          <w:lang w:val="es-ES"/>
+        </w:rPr>
+      </w:pPr>
     </w:p>
     <w:p>
       <w:pPr>
@@ -6299,24 +9440,22 @@
       </w:r>
       <w:r>
         <w:rPr>
+          <w:lang w:val="es-ES"/>
+        </w:rPr>
+        <w:t>segunda fase</w:t>
+      </w:r>
+      <w:r>
+        <w:rPr>
+          <w:lang w:val="es-ES"/>
+        </w:rPr>
+        <w:t xml:space="preserve"> se centra en la </w:t>
+      </w:r>
+      <w:r>
+        <w:rPr>
           <w:b/>
           <w:bCs/>
           <w:lang w:val="es-ES"/>
         </w:rPr>
-        <w:t>segunda fase</w:t>
-      </w:r>
-      <w:r>
-        <w:rPr>
-          <w:lang w:val="es-ES"/>
-        </w:rPr>
-        <w:t xml:space="preserve"> se centra en la </w:t>
-      </w:r>
-      <w:r>
-        <w:rPr>
-          <w:b/>
-          <w:bCs/>
-          <w:lang w:val="es-ES"/>
-        </w:rPr>
         <w:t>modelización de los retornos</w:t>
       </w:r>
       <w:r>
@@ -6351,7 +9490,14 @@
         <w:rPr>
           <w:lang w:val="es-ES"/>
         </w:rPr>
-        <w:t>. Además, se comparan los resultados frente a modelos base, como la predicción del último valor observado o la predicción de retorno cero. Esta fase permite identificar qué enfoque ofrece mejores resultados para el problema planteado.</w:t>
+        <w:t xml:space="preserve">. Además, se comparan los resultados frente a modelos base, como la predicción del último valor </w:t>
+      </w:r>
+      <w:r>
+        <w:rPr>
+          <w:lang w:val="es-ES"/>
+        </w:rPr>
+        <w:lastRenderedPageBreak/>
+        <w:t>observado o la predicción de retorno cero. Esta fase permite identificar qué enfoque ofrece mejores resultados para el problema planteado.</w:t>
       </w:r>
     </w:p>
     <w:p>
@@ -6373,39 +9519,39 @@
       </w:r>
       <w:r>
         <w:rPr>
+          <w:lang w:val="es-ES"/>
+        </w:rPr>
+        <w:t>tercera fase</w:t>
+      </w:r>
+      <w:r>
+        <w:rPr>
+          <w:lang w:val="es-ES"/>
+        </w:rPr>
+        <w:t xml:space="preserve"> corresponde a la </w:t>
+      </w:r>
+      <w:r>
+        <w:rPr>
           <w:b/>
           <w:bCs/>
           <w:lang w:val="es-ES"/>
         </w:rPr>
-        <w:t>tercera fase</w:t>
-      </w:r>
-      <w:r>
-        <w:rPr>
-          <w:lang w:val="es-ES"/>
-        </w:rPr>
-        <w:t xml:space="preserve"> corresponde a la </w:t>
-      </w:r>
-      <w:r>
-        <w:rPr>
-          <w:b/>
-          <w:bCs/>
-          <w:lang w:val="es-ES"/>
-        </w:rPr>
         <w:t>optimización de carteras mediante el modelo de Markowitz</w:t>
       </w:r>
       <w:r>
         <w:rPr>
           <w:lang w:val="es-ES"/>
         </w:rPr>
-        <w:t xml:space="preserve">. Una vez seleccionadas las predicciones más adecuadas, estas se utilizan como rentabilidades esperadas dentro de un modelo de cartera. Se comparan tres estrategias: una basada en medias históricas, otra basada en el último retorno conocido y otra basada en las predicciones obtenidas mediante ARIMA. El objetivo de esta fase es comprobar si las predicciones no solo son útiles desde </w:t>
-      </w:r>
-      <w:r>
-        <w:rPr>
-          <w:lang w:val="es-ES"/>
-        </w:rPr>
-        <w:lastRenderedPageBreak/>
-        <w:t>el punto de vista estadístico, sino también desde el punto de vista económico, es decir, si ayudan a construir una cartera con mejor comportamiento.</w:t>
-      </w:r>
+        <w:t>. Una vez seleccionadas las predicciones más adecuadas, estas se utilizan como rentabilidades esperadas dentro de un modelo de cartera. Se comparan tres estrategias: una basada en medias históricas, otra basada en el último retorno conocido y otra basada en las predicciones obtenidas mediante ARIMA. El objetivo de esta fase es comprobar si las predicciones no solo son útiles desde el punto de vista estadístico, sino también desde el punto de vista económico, es decir, si ayudan a construir una cartera con mejor comportamiento.</w:t>
+      </w:r>
+    </w:p>
+    <w:p>
+      <w:pPr>
+        <w:pStyle w:val="Prrafodelista"/>
+        <w:ind w:firstLine="0"/>
+        <w:rPr>
+          <w:lang w:val="es-ES"/>
+        </w:rPr>
+      </w:pPr>
     </w:p>
     <w:p>
       <w:pPr>
@@ -6426,24 +9572,22 @@
       </w:r>
       <w:r>
         <w:rPr>
+          <w:lang w:val="es-ES"/>
+        </w:rPr>
+        <w:t>cuarta fase</w:t>
+      </w:r>
+      <w:r>
+        <w:rPr>
+          <w:lang w:val="es-ES"/>
+        </w:rPr>
+        <w:t xml:space="preserve"> está dedicada a la </w:t>
+      </w:r>
+      <w:r>
+        <w:rPr>
           <w:b/>
           <w:bCs/>
           <w:lang w:val="es-ES"/>
         </w:rPr>
-        <w:t>cuarta fase</w:t>
-      </w:r>
-      <w:r>
-        <w:rPr>
-          <w:lang w:val="es-ES"/>
-        </w:rPr>
-        <w:t xml:space="preserve"> está dedicada a la </w:t>
-      </w:r>
-      <w:r>
-        <w:rPr>
-          <w:b/>
-          <w:bCs/>
-          <w:lang w:val="es-ES"/>
-        </w:rPr>
         <w:t>redacción de la memoria y cierre del trabajo</w:t>
       </w:r>
       <w:r>
@@ -6473,6 +9617,7 @@
           <w:rFonts w:cstheme="minorHAnsi"/>
           <w:noProof/>
         </w:rPr>
+        <w:lastRenderedPageBreak/>
         <w:drawing>
           <wp:inline distT="0" distB="0" distL="0" distR="0" wp14:anchorId="02A69B08" wp14:editId="6C44E0A7">
             <wp:extent cx="5657850" cy="4492039"/>
@@ -6557,24 +9702,32 @@
           <w:lang w:val="es-ES"/>
         </w:rPr>
       </w:pPr>
-      <w:bookmarkStart w:id="15" w:name="_Toc230364966"/>
+      <w:bookmarkStart w:id="15" w:name="_Toc231242630"/>
       <w:r>
         <w:rPr>
           <w:rFonts w:cstheme="minorHAnsi"/>
           <w:lang w:val="es-ES"/>
         </w:rPr>
         <w:lastRenderedPageBreak/>
-        <w:t>ESTADO DE LA CUESTIÓN</w:t>
+        <w:t>PRELIMINARES</w:t>
       </w:r>
       <w:bookmarkEnd w:id="15"/>
     </w:p>
     <w:p>
       <w:pPr>
         <w:pStyle w:val="Ttulo2"/>
-      </w:pPr>
-      <w:bookmarkStart w:id="16" w:name="_Toc230364967"/>
-      <w:r>
-        <w:t>Predicción de retornos financieros</w:t>
+        <w:rPr>
+          <w:szCs w:val="26"/>
+          <w:lang w:val="es-ES"/>
+        </w:rPr>
+      </w:pPr>
+      <w:bookmarkStart w:id="16" w:name="_Toc231242631"/>
+      <w:r>
+        <w:rPr>
+          <w:szCs w:val="26"/>
+          <w:lang w:val="es-ES"/>
+        </w:rPr>
+        <w:t>Estado de la Cuestión</w:t>
       </w:r>
       <w:bookmarkEnd w:id="16"/>
     </w:p>
@@ -6982,7 +10135,7 @@
       <w:pPr>
         <w:pStyle w:val="Ttulo2"/>
       </w:pPr>
-      <w:bookmarkStart w:id="17" w:name="_Toc230364968"/>
+      <w:bookmarkStart w:id="17" w:name="_Toc231242632"/>
       <w:proofErr w:type="spellStart"/>
       <w:r>
         <w:t>ETFs</w:t>
@@ -7130,7 +10283,7 @@
       <w:pPr>
         <w:pStyle w:val="Ttulo2"/>
       </w:pPr>
-      <w:bookmarkStart w:id="18" w:name="_Toc230364969"/>
+      <w:bookmarkStart w:id="18" w:name="_Toc231242633"/>
       <w:r>
         <w:t>Modelos de series temporales</w:t>
       </w:r>
@@ -7604,7 +10757,7 @@
       <w:pPr>
         <w:pStyle w:val="Ttulo2"/>
       </w:pPr>
-      <w:bookmarkStart w:id="19" w:name="_Toc230364970"/>
+      <w:bookmarkStart w:id="19" w:name="_Toc231242634"/>
       <w:r>
         <w:t xml:space="preserve">Modelos de </w:t>
       </w:r>
@@ -7811,7 +10964,7 @@
       <w:pPr>
         <w:pStyle w:val="Ttulo3"/>
       </w:pPr>
-      <w:bookmarkStart w:id="20" w:name="_Toc230364971"/>
+      <w:bookmarkStart w:id="20" w:name="_Toc231242635"/>
       <w:r>
         <w:t>Regresión lineal</w:t>
       </w:r>
@@ -8473,7 +11626,7 @@
           <w:lang w:val="es-ES"/>
         </w:rPr>
       </w:pPr>
-      <w:bookmarkStart w:id="21" w:name="_Toc230364972"/>
+      <w:bookmarkStart w:id="21" w:name="_Toc231242636"/>
       <w:r>
         <w:rPr>
           <w:lang w:val="es-ES"/>
@@ -8578,7 +11731,7 @@
           <w:lang w:val="es-ES"/>
         </w:rPr>
       </w:pPr>
-      <w:bookmarkStart w:id="22" w:name="_Toc230364973"/>
+      <w:bookmarkStart w:id="22" w:name="_Toc231242637"/>
       <w:r>
         <w:rPr>
           <w:lang w:val="es-ES"/>
@@ -8688,7 +11841,7 @@
           <w:lang w:val="es-ES"/>
         </w:rPr>
       </w:pPr>
-      <w:bookmarkStart w:id="23" w:name="_Toc230364974"/>
+      <w:bookmarkStart w:id="23" w:name="_Toc231242638"/>
       <w:proofErr w:type="spellStart"/>
       <w:r>
         <w:rPr>
@@ -9258,7 +12411,7 @@
       <w:pPr>
         <w:pStyle w:val="Ttulo2"/>
       </w:pPr>
-      <w:bookmarkStart w:id="24" w:name="_Toc230364975"/>
+      <w:bookmarkStart w:id="24" w:name="_Toc231242639"/>
       <w:r>
         <w:t>Optimización de carteras y modelo de Markowitz</w:t>
       </w:r>
@@ -9321,7 +12474,7 @@
           <w:lang w:val="es-ES"/>
         </w:rPr>
       </w:pPr>
-      <w:bookmarkStart w:id="25" w:name="_Toc230364976"/>
+      <w:bookmarkStart w:id="25" w:name="_Toc231242640"/>
       <w:r>
         <w:rPr>
           <w:rFonts w:cstheme="minorHAnsi"/>
@@ -9347,7 +12500,7 @@
           <w:rFonts w:cstheme="minorHAnsi"/>
         </w:rPr>
       </w:pPr>
-      <w:bookmarkStart w:id="26" w:name="_Toc230364977"/>
+      <w:bookmarkStart w:id="26" w:name="_Toc231242641"/>
       <w:r>
         <w:rPr>
           <w:rFonts w:cstheme="minorHAnsi"/>
@@ -9813,7 +12966,7 @@
         </w:rPr>
         <w:t xml:space="preserve"> </w:t>
       </w:r>
-      <w:bookmarkStart w:id="27" w:name="_Toc230364978"/>
+      <w:bookmarkStart w:id="27" w:name="_Toc231242642"/>
       <w:r>
         <w:rPr>
           <w:rFonts w:cstheme="minorHAnsi"/>
@@ -10943,7 +14096,7 @@
           <w:lang w:val="es-ES" w:eastAsia="es-ES"/>
         </w:rPr>
       </w:pPr>
-      <w:bookmarkStart w:id="28" w:name="_Toc230364979"/>
+      <w:bookmarkStart w:id="28" w:name="_Toc231242643"/>
       <w:r>
         <w:rPr>
           <w:rFonts w:cstheme="minorHAnsi"/>
@@ -12515,7 +15668,7 @@
           <w:lang w:val="es-ES" w:eastAsia="es-ES"/>
         </w:rPr>
       </w:pPr>
-      <w:bookmarkStart w:id="29" w:name="_Toc230364980"/>
+      <w:bookmarkStart w:id="29" w:name="_Toc231242644"/>
       <w:r>
         <w:rPr>
           <w:rFonts w:cstheme="minorHAnsi"/>
@@ -13826,7 +16979,7 @@
           <w:lang w:val="es-ES" w:eastAsia="es-ES"/>
         </w:rPr>
       </w:pPr>
-      <w:bookmarkStart w:id="30" w:name="_Toc230364981"/>
+      <w:bookmarkStart w:id="30" w:name="_Toc231242645"/>
       <w:r>
         <w:rPr>
           <w:rFonts w:cstheme="minorHAnsi"/>
@@ -15692,7 +18845,7 @@
           <w:lang w:val="es-ES" w:eastAsia="es-ES"/>
         </w:rPr>
       </w:pPr>
-      <w:bookmarkStart w:id="31" w:name="_Toc230364982"/>
+      <w:bookmarkStart w:id="31" w:name="_Toc231242646"/>
       <w:r>
         <w:rPr>
           <w:rFonts w:cstheme="minorHAnsi"/>
@@ -17068,7 +20221,7 @@
           <w:lang w:val="es-ES" w:eastAsia="es-ES"/>
         </w:rPr>
       </w:pPr>
-      <w:bookmarkStart w:id="32" w:name="_Toc230364983"/>
+      <w:bookmarkStart w:id="32" w:name="_Toc231242647"/>
       <w:r>
         <w:rPr>
           <w:rFonts w:cstheme="minorHAnsi"/>
@@ -18087,7 +21240,7 @@
           <w:rFonts w:cstheme="minorHAnsi"/>
         </w:rPr>
       </w:pPr>
-      <w:bookmarkStart w:id="33" w:name="_Toc230364984"/>
+      <w:bookmarkStart w:id="33" w:name="_Toc231242648"/>
       <w:r>
         <w:rPr>
           <w:rFonts w:cstheme="minorHAnsi"/>
@@ -19426,7 +22579,7 @@
           <w:rFonts w:cstheme="minorHAnsi"/>
         </w:rPr>
       </w:pPr>
-      <w:bookmarkStart w:id="34" w:name="_Toc230364985"/>
+      <w:bookmarkStart w:id="34" w:name="_Toc231242649"/>
       <w:r>
         <w:rPr>
           <w:rFonts w:cstheme="minorHAnsi"/>
@@ -19491,7 +22644,7 @@
         </w:rPr>
         <w:t xml:space="preserve"> </w:t>
       </w:r>
-      <w:bookmarkStart w:id="35" w:name="_Toc230364986"/>
+      <w:bookmarkStart w:id="35" w:name="_Toc231242650"/>
       <w:r>
         <w:rPr>
           <w:rFonts w:cstheme="minorHAnsi"/>
@@ -19700,7 +22853,7 @@
           <w:szCs w:val="24"/>
         </w:rPr>
       </w:pPr>
-      <w:bookmarkStart w:id="36" w:name="_Toc230364987"/>
+      <w:bookmarkStart w:id="36" w:name="_Toc231242651"/>
       <w:r>
         <w:rPr>
           <w:rFonts w:cstheme="minorHAnsi"/>
@@ -20130,7 +23283,7 @@
           <w:szCs w:val="24"/>
         </w:rPr>
       </w:pPr>
-      <w:bookmarkStart w:id="37" w:name="_Toc230364988"/>
+      <w:bookmarkStart w:id="37" w:name="_Toc231242652"/>
       <w:proofErr w:type="spellStart"/>
       <w:r>
         <w:rPr>
@@ -20769,7 +23922,7 @@
           <w:szCs w:val="24"/>
         </w:rPr>
       </w:pPr>
-      <w:bookmarkStart w:id="38" w:name="_Toc230364989"/>
+      <w:bookmarkStart w:id="38" w:name="_Toc231242653"/>
       <w:r>
         <w:rPr>
           <w:rFonts w:cstheme="minorHAnsi"/>
@@ -21021,7 +24174,7 @@
           <w:szCs w:val="24"/>
         </w:rPr>
       </w:pPr>
-      <w:bookmarkStart w:id="39" w:name="_Toc230364990"/>
+      <w:bookmarkStart w:id="39" w:name="_Toc231242654"/>
       <w:r>
         <w:rPr>
           <w:rFonts w:cstheme="minorHAnsi"/>
@@ -21072,21 +24225,21 @@
           <w:lang w:val="es-ES"/>
         </w:rPr>
       </w:pPr>
-      <w:bookmarkStart w:id="40" w:name="_Toc230364991"/>
+      <w:bookmarkStart w:id="40" w:name="_Toc231242655"/>
       <w:r>
         <w:rPr>
           <w:rFonts w:cstheme="minorHAnsi"/>
           <w:lang w:val="es-ES"/>
         </w:rPr>
         <w:lastRenderedPageBreak/>
-        <w:t xml:space="preserve">METODOLOGÍA </w:t>
-      </w:r>
-      <w:r>
-        <w:rPr>
-          <w:rFonts w:cstheme="minorHAnsi"/>
-          <w:lang w:val="es-ES"/>
-        </w:rPr>
-        <w:t>Y RESULTADOS</w:t>
+        <w:t>METODO</w:t>
+      </w:r>
+      <w:r>
+        <w:rPr>
+          <w:rFonts w:cstheme="minorHAnsi"/>
+          <w:lang w:val="es-ES"/>
+        </w:rPr>
+        <w:t>S DE MODELIZACIÓN</w:t>
       </w:r>
       <w:bookmarkEnd w:id="40"/>
     </w:p>
@@ -21099,7 +24252,7 @@
           <w:szCs w:val="36"/>
         </w:rPr>
       </w:pPr>
-      <w:bookmarkStart w:id="41" w:name="_Toc230364992"/>
+      <w:bookmarkStart w:id="41" w:name="_Toc231242656"/>
       <w:r>
         <w:rPr>
           <w:rFonts w:cstheme="minorHAnsi"/>
@@ -21114,7 +24267,7 @@
       <w:pPr>
         <w:pStyle w:val="Ttulo3"/>
       </w:pPr>
-      <w:bookmarkStart w:id="42" w:name="_Toc230364993"/>
+      <w:bookmarkStart w:id="42" w:name="_Toc231242657"/>
       <w:r>
         <w:t>Preprocesamiento de los datos</w:t>
       </w:r>
@@ -22197,7 +25350,7 @@
           <w:i/>
         </w:rPr>
       </w:pPr>
-      <w:bookmarkStart w:id="43" w:name="_Toc230364994"/>
+      <w:bookmarkStart w:id="43" w:name="_Toc231242658"/>
       <w:r>
         <w:t>Selección del modelo ARIMA</w:t>
       </w:r>
@@ -23914,30 +27067,14 @@
           <w:lang w:val="es-ES" w:eastAsia="es-ES"/>
         </w:rPr>
       </w:pPr>
-      <w:bookmarkStart w:id="44" w:name="_Toc230364995"/>
+      <w:bookmarkStart w:id="44" w:name="_Toc231242659"/>
       <w:r>
         <w:rPr>
           <w:lang w:val="es-ES" w:eastAsia="es-ES"/>
         </w:rPr>
-        <w:t>Modelo Arima Diario</w:t>
+        <w:t>Resultados</w:t>
       </w:r>
       <w:bookmarkEnd w:id="44"/>
-    </w:p>
-    <w:p>
-      <w:pPr>
-        <w:pStyle w:val="Ttulo3"/>
-        <w:rPr>
-          <w:lang w:val="es-ES" w:eastAsia="es-ES"/>
-        </w:rPr>
-      </w:pPr>
-      <w:bookmarkStart w:id="45" w:name="_Toc230364996"/>
-      <w:r>
-        <w:rPr>
-          <w:lang w:val="es-ES" w:eastAsia="es-ES"/>
-        </w:rPr>
-        <w:t>Modelo Arima Semanal</w:t>
-      </w:r>
-      <w:bookmarkEnd w:id="45"/>
     </w:p>
     <w:p>
       <w:pPr>
@@ -24009,7 +27146,7 @@
           <w:lang w:val="es-ES"/>
         </w:rPr>
       </w:pPr>
-      <w:bookmarkStart w:id="46" w:name="_Toc230364997"/>
+      <w:bookmarkStart w:id="45" w:name="_Toc231242660"/>
       <w:r>
         <w:rPr>
           <w:rFonts w:cstheme="minorHAnsi"/>
@@ -24037,7 +27174,7 @@
         </w:rPr>
         <w:t>AUTOMÁTICO</w:t>
       </w:r>
-      <w:bookmarkEnd w:id="46"/>
+      <w:bookmarkEnd w:id="45"/>
     </w:p>
     <w:p>
       <w:pPr>
@@ -24161,11 +27298,11 @@
       <w:pPr>
         <w:pStyle w:val="Ttulo3"/>
       </w:pPr>
-      <w:bookmarkStart w:id="47" w:name="_Toc230364998"/>
-      <w:r>
-        <w:t>Preprocesado de los datos</w:t>
-      </w:r>
-      <w:bookmarkEnd w:id="47"/>
+      <w:bookmarkStart w:id="46" w:name="_Toc231242661"/>
+      <w:r>
+        <w:t>Preprocesamiento de los datos</w:t>
+      </w:r>
+      <w:bookmarkEnd w:id="46"/>
     </w:p>
     <w:p>
       <w:pPr>
@@ -25365,11 +28502,17 @@
       <w:pPr>
         <w:pStyle w:val="Ttulo3"/>
       </w:pPr>
-      <w:bookmarkStart w:id="48" w:name="_Toc230364999"/>
-      <w:r>
-        <w:t>Modelos utilizados</w:t>
-      </w:r>
-      <w:bookmarkEnd w:id="48"/>
+      <w:bookmarkStart w:id="47" w:name="_Toc231242662"/>
+      <w:r>
+        <w:t xml:space="preserve">Selección de </w:t>
+      </w:r>
+      <w:r>
+        <w:t>Modelos</w:t>
+      </w:r>
+      <w:bookmarkEnd w:id="47"/>
+      <w:r>
+        <w:t xml:space="preserve"> </w:t>
+      </w:r>
     </w:p>
     <w:p>
       <w:pPr>
@@ -26086,11 +29229,25 @@
       <w:pPr>
         <w:pStyle w:val="Ttulo3"/>
       </w:pPr>
-      <w:bookmarkStart w:id="49" w:name="_Toc230365000"/>
-      <w:r>
-        <w:t>Resultados del modelo semanal</w:t>
-      </w:r>
-      <w:bookmarkEnd w:id="49"/>
+      <w:bookmarkStart w:id="48" w:name="_Toc231242663"/>
+      <w:r>
+        <w:t>Resultados</w:t>
+      </w:r>
+      <w:bookmarkEnd w:id="48"/>
+      <w:r>
+        <w:t xml:space="preserve"> </w:t>
+      </w:r>
+    </w:p>
+    <w:p>
+      <w:pPr>
+        <w:pStyle w:val="Ttulo4"/>
+      </w:pPr>
+      <w:r>
+        <w:t xml:space="preserve">Resultados </w:t>
+      </w:r>
+      <w:r>
+        <w:t>del modelo semanal</w:t>
+      </w:r>
     </w:p>
     <w:p>
       <w:pPr>
@@ -26137,13 +29294,11 @@
     </w:p>
     <w:p>
       <w:pPr>
-        <w:pStyle w:val="Ttulo3"/>
-      </w:pPr>
-      <w:bookmarkStart w:id="50" w:name="_Toc230365001"/>
+        <w:pStyle w:val="Ttulo4"/>
+      </w:pPr>
       <w:r>
         <w:t>Resultados del modelo diario</w:t>
       </w:r>
-      <w:bookmarkEnd w:id="50"/>
     </w:p>
     <w:p>
       <w:pPr>
@@ -26212,139 +29367,8 @@
           <w:iCs/>
           <w:szCs w:val="22"/>
         </w:rPr>
-        <w:t xml:space="preserve"> está roto y hay que ignorarlo en las conclusiones finales.</w:t>
-      </w:r>
-      <w:r>
-        <w:rPr>
-          <w:rFonts w:cstheme="minorHAnsi"/>
-          <w:i/>
-          <w:iCs/>
-          <w:szCs w:val="22"/>
-        </w:rPr>
-        <w:t xml:space="preserve"> Con 180–414 columnas y solo 264 observaciones, la regresión lineal simple sufre un sobreajuste severo. Al añadir más </w:t>
-      </w:r>
-      <w:proofErr w:type="spellStart"/>
-      <w:r>
-        <w:rPr>
-          <w:rFonts w:cstheme="minorHAnsi"/>
-          <w:i/>
-          <w:iCs/>
-          <w:szCs w:val="22"/>
-        </w:rPr>
-        <w:t>lags</w:t>
-      </w:r>
-      <w:proofErr w:type="spellEnd"/>
-      <w:r>
-        <w:rPr>
-          <w:rFonts w:cstheme="minorHAnsi"/>
-          <w:i/>
-          <w:iCs/>
-          <w:szCs w:val="22"/>
-        </w:rPr>
-        <w:t xml:space="preserve">, más columnas entran y el problema </w:t>
-      </w:r>
-      <w:r>
-        <w:rPr>
-          <w:rFonts w:cstheme="minorHAnsi"/>
-          <w:i/>
-          <w:iCs/>
-          <w:szCs w:val="22"/>
-        </w:rPr>
-        <w:lastRenderedPageBreak/>
-        <w:t xml:space="preserve">empeora: de 0,00784 con 0 </w:t>
-      </w:r>
-      <w:proofErr w:type="spellStart"/>
-      <w:r>
-        <w:rPr>
-          <w:rFonts w:cstheme="minorHAnsi"/>
-          <w:i/>
-          <w:iCs/>
-          <w:szCs w:val="22"/>
-        </w:rPr>
-        <w:t>lags</w:t>
-      </w:r>
-      <w:proofErr w:type="spellEnd"/>
-      <w:r>
-        <w:rPr>
-          <w:rFonts w:cstheme="minorHAnsi"/>
-          <w:i/>
-          <w:iCs/>
-          <w:szCs w:val="22"/>
-        </w:rPr>
-        <w:t xml:space="preserve"> sube a 0,02840 con 2 </w:t>
-      </w:r>
-      <w:proofErr w:type="spellStart"/>
-      <w:r>
-        <w:rPr>
-          <w:rFonts w:cstheme="minorHAnsi"/>
-          <w:i/>
-          <w:iCs/>
-          <w:szCs w:val="22"/>
-        </w:rPr>
-        <w:t>lags</w:t>
-      </w:r>
-      <w:proofErr w:type="spellEnd"/>
-      <w:r>
-        <w:rPr>
-          <w:rFonts w:cstheme="minorHAnsi"/>
-          <w:i/>
-          <w:iCs/>
-          <w:szCs w:val="22"/>
-        </w:rPr>
-        <w:t xml:space="preserve">, que es casi cuatro veces el RMSE del </w:t>
-      </w:r>
-      <w:proofErr w:type="spellStart"/>
-      <w:r>
-        <w:rPr>
-          <w:rFonts w:cstheme="minorHAnsi"/>
-          <w:i/>
-          <w:iCs/>
-          <w:szCs w:val="22"/>
-        </w:rPr>
-        <w:t>baseline</w:t>
-      </w:r>
-      <w:proofErr w:type="spellEnd"/>
-      <w:r>
-        <w:rPr>
-          <w:rFonts w:cstheme="minorHAnsi"/>
-          <w:i/>
-          <w:iCs/>
-          <w:szCs w:val="22"/>
-        </w:rPr>
-        <w:t xml:space="preserve"> </w:t>
-      </w:r>
-      <w:proofErr w:type="spellStart"/>
-      <w:r>
-        <w:rPr>
-          <w:rFonts w:cstheme="minorHAnsi"/>
-          <w:i/>
-          <w:iCs/>
-          <w:szCs w:val="22"/>
-        </w:rPr>
-        <w:t>naive</w:t>
-      </w:r>
-      <w:proofErr w:type="spellEnd"/>
-      <w:r>
-        <w:rPr>
-          <w:rFonts w:cstheme="minorHAnsi"/>
-          <w:i/>
-          <w:iCs/>
-          <w:szCs w:val="22"/>
-        </w:rPr>
-        <w:t>. Esto no es un fallo del sistema sino un comportamiento esperado y bien documentado de OLS en espacios de alta dimensionalidad. De hecho, Ridge es exactamente la solución a este problema: añade regularización y rinde 0,00490, igual que los mejores modelos. Esto ya es una conclusión relevante para el TFM: la regresión lineal sin regularización no es viable en este contexto.</w:t>
-      </w:r>
-    </w:p>
-    <w:p>
-      <w:pPr>
-        <w:pStyle w:val="NormalWeb"/>
-        <w:rPr>
-          <w:rFonts w:cstheme="minorHAnsi"/>
-          <w:i/>
-          <w:iCs/>
-          <w:szCs w:val="22"/>
-          <w:lang w:val="es-ES"/>
-        </w:rPr>
-      </w:pPr>
+        <w:t xml:space="preserve"> está </w:t>
+      </w:r>
       <w:r>
         <w:rPr>
           <w:rFonts w:cstheme="minorHAnsi"/>
@@ -26353,9 +29377,9 @@
           <w:i/>
           <w:iCs/>
           <w:szCs w:val="22"/>
-          <w:lang w:val="es-ES"/>
-        </w:rPr>
-        <w:t>Ridge, Random Forest y GBR son prácticamente indistinguibles a nivel global.</w:t>
+        </w:rPr>
+        <w:lastRenderedPageBreak/>
+        <w:t>roto y hay que ignorarlo en las conclusiones finales.</w:t>
       </w:r>
       <w:r>
         <w:rPr>
@@ -26363,9 +29387,8 @@
           <w:i/>
           <w:iCs/>
           <w:szCs w:val="22"/>
-          <w:lang w:val="es-ES"/>
-        </w:rPr>
-        <w:t xml:space="preserve"> Los tres obtienen un RMSE medio de entre 0,00490 y 0,00494 en todos los </w:t>
+        </w:rPr>
+        <w:t xml:space="preserve"> Con 180–414 columnas y solo 264 observaciones, la regresión lineal simple sufre un sobreajuste severo. Al añadir más </w:t>
       </w:r>
       <w:proofErr w:type="spellStart"/>
       <w:r>
@@ -26374,9 +29397,8 @@
           <w:i/>
           <w:iCs/>
           <w:szCs w:val="22"/>
-          <w:lang w:val="es-ES"/>
-        </w:rPr>
-        <w:t>datasets</w:t>
+        </w:rPr>
+        <w:t>lags</w:t>
       </w:r>
       <w:proofErr w:type="spellEnd"/>
       <w:r>
@@ -26385,9 +29407,88 @@
           <w:i/>
           <w:iCs/>
           <w:szCs w:val="22"/>
-          <w:lang w:val="es-ES"/>
-        </w:rPr>
-        <w:t>. La diferencia entre el mejor y el peor de los tres es de apenas 0,00004, lo que en términos financieros es irrelevante. Esto sugiere que el límite de predictibilidad de estos datos está en torno a ese valor y que los tres modelos lo han alcanzado.</w:t>
+        </w:rPr>
+        <w:t xml:space="preserve">, más columnas entran y el problema empeora: de 0,00784 con 0 </w:t>
+      </w:r>
+      <w:proofErr w:type="spellStart"/>
+      <w:r>
+        <w:rPr>
+          <w:rFonts w:cstheme="minorHAnsi"/>
+          <w:i/>
+          <w:iCs/>
+          <w:szCs w:val="22"/>
+        </w:rPr>
+        <w:t>lags</w:t>
+      </w:r>
+      <w:proofErr w:type="spellEnd"/>
+      <w:r>
+        <w:rPr>
+          <w:rFonts w:cstheme="minorHAnsi"/>
+          <w:i/>
+          <w:iCs/>
+          <w:szCs w:val="22"/>
+        </w:rPr>
+        <w:t xml:space="preserve"> sube a 0,02840 con 2 </w:t>
+      </w:r>
+      <w:proofErr w:type="spellStart"/>
+      <w:r>
+        <w:rPr>
+          <w:rFonts w:cstheme="minorHAnsi"/>
+          <w:i/>
+          <w:iCs/>
+          <w:szCs w:val="22"/>
+        </w:rPr>
+        <w:t>lags</w:t>
+      </w:r>
+      <w:proofErr w:type="spellEnd"/>
+      <w:r>
+        <w:rPr>
+          <w:rFonts w:cstheme="minorHAnsi"/>
+          <w:i/>
+          <w:iCs/>
+          <w:szCs w:val="22"/>
+        </w:rPr>
+        <w:t xml:space="preserve">, que es casi cuatro veces el RMSE del </w:t>
+      </w:r>
+      <w:proofErr w:type="spellStart"/>
+      <w:r>
+        <w:rPr>
+          <w:rFonts w:cstheme="minorHAnsi"/>
+          <w:i/>
+          <w:iCs/>
+          <w:szCs w:val="22"/>
+        </w:rPr>
+        <w:t>baseline</w:t>
+      </w:r>
+      <w:proofErr w:type="spellEnd"/>
+      <w:r>
+        <w:rPr>
+          <w:rFonts w:cstheme="minorHAnsi"/>
+          <w:i/>
+          <w:iCs/>
+          <w:szCs w:val="22"/>
+        </w:rPr>
+        <w:t xml:space="preserve"> </w:t>
+      </w:r>
+      <w:proofErr w:type="spellStart"/>
+      <w:r>
+        <w:rPr>
+          <w:rFonts w:cstheme="minorHAnsi"/>
+          <w:i/>
+          <w:iCs/>
+          <w:szCs w:val="22"/>
+        </w:rPr>
+        <w:t>naive</w:t>
+      </w:r>
+      <w:proofErr w:type="spellEnd"/>
+      <w:r>
+        <w:rPr>
+          <w:rFonts w:cstheme="minorHAnsi"/>
+          <w:i/>
+          <w:iCs/>
+          <w:szCs w:val="22"/>
+        </w:rPr>
+        <w:t>. Esto no es un fallo del sistema sino un comportamiento esperado y bien documentado de OLS en espacios de alta dimensionalidad. De hecho, Ridge es exactamente la solución a este problema: añade regularización y rinde 0,00490, igual que los mejores modelos. Esto ya es una conclusión relevante para el TFM: la regresión lineal sin regularización no es viable en este contexto.</w:t>
       </w:r>
     </w:p>
     <w:p>
@@ -26411,9 +29512,52 @@
           <w:szCs w:val="22"/>
           <w:lang w:val="es-ES"/>
         </w:rPr>
-        <w:t xml:space="preserve">Los </w:t>
+        <w:t>Ridge, Random Forest y GBR son prácticamente indistinguibles a nivel global.</w:t>
+      </w:r>
+      <w:r>
+        <w:rPr>
+          <w:rFonts w:cstheme="minorHAnsi"/>
+          <w:i/>
+          <w:iCs/>
+          <w:szCs w:val="22"/>
+          <w:lang w:val="es-ES"/>
+        </w:rPr>
+        <w:t xml:space="preserve"> Los tres obtienen un RMSE medio de entre 0,00490 y 0,00494 en todos los </w:t>
       </w:r>
       <w:proofErr w:type="spellStart"/>
+      <w:r>
+        <w:rPr>
+          <w:rFonts w:cstheme="minorHAnsi"/>
+          <w:i/>
+          <w:iCs/>
+          <w:szCs w:val="22"/>
+          <w:lang w:val="es-ES"/>
+        </w:rPr>
+        <w:t>datasets</w:t>
+      </w:r>
+      <w:proofErr w:type="spellEnd"/>
+      <w:r>
+        <w:rPr>
+          <w:rFonts w:cstheme="minorHAnsi"/>
+          <w:i/>
+          <w:iCs/>
+          <w:szCs w:val="22"/>
+          <w:lang w:val="es-ES"/>
+        </w:rPr>
+        <w:t>. La diferencia entre el mejor y el peor de los tres es de apenas 0,00004, lo que en términos financieros es irrelevante. Esto sugiere que el límite de predictibilidad de estos datos está en torno a ese valor y que los tres modelos lo han alcanzado.</w:t>
+      </w:r>
+    </w:p>
+    <w:p>
+      <w:pPr>
+        <w:pStyle w:val="NormalWeb"/>
+        <w:rPr>
+          <w:rFonts w:cstheme="minorHAnsi"/>
+          <w:i/>
+          <w:iCs/>
+          <w:szCs w:val="22"/>
+          <w:lang w:val="es-ES"/>
+        </w:rPr>
+      </w:pPr>
       <w:r>
         <w:rPr>
           <w:rFonts w:cstheme="minorHAnsi"/>
@@ -26424,9 +29568,9 @@
           <w:szCs w:val="22"/>
           <w:lang w:val="es-ES"/>
         </w:rPr>
-        <w:t>lags</w:t>
-      </w:r>
-      <w:proofErr w:type="spellEnd"/>
+        <w:t xml:space="preserve">Los </w:t>
+      </w:r>
+      <w:proofErr w:type="spellStart"/>
       <w:r>
         <w:rPr>
           <w:rFonts w:cstheme="minorHAnsi"/>
@@ -26437,96 +29581,9 @@
           <w:szCs w:val="22"/>
           <w:lang w:val="es-ES"/>
         </w:rPr>
-        <w:t xml:space="preserve"> no mejoran la predicción de forma consistente.</w:t>
-      </w:r>
-      <w:r>
-        <w:rPr>
-          <w:rFonts w:cstheme="minorHAnsi"/>
-          <w:i/>
-          <w:iCs/>
-          <w:szCs w:val="22"/>
-          <w:lang w:val="es-ES"/>
-        </w:rPr>
-        <w:t xml:space="preserve"> Para Ridge, RF y GBR el RMSE permanece casi constante entre 0 y 4 </w:t>
-      </w:r>
-      <w:proofErr w:type="spellStart"/>
-      <w:r>
-        <w:rPr>
-          <w:rFonts w:cstheme="minorHAnsi"/>
-          <w:i/>
-          <w:iCs/>
-          <w:szCs w:val="22"/>
-          <w:lang w:val="es-ES"/>
-        </w:rPr>
         <w:t>lags</w:t>
       </w:r>
       <w:proofErr w:type="spellEnd"/>
-      <w:r>
-        <w:rPr>
-          <w:rFonts w:cstheme="minorHAnsi"/>
-          <w:i/>
-          <w:iCs/>
-          <w:szCs w:val="22"/>
-          <w:lang w:val="es-ES"/>
-        </w:rPr>
-        <w:t xml:space="preserve">. Esto tiene una interpretación financiera directa: los retornos semanales de estos </w:t>
-      </w:r>
-      <w:proofErr w:type="spellStart"/>
-      <w:r>
-        <w:rPr>
-          <w:rFonts w:cstheme="minorHAnsi"/>
-          <w:i/>
-          <w:iCs/>
-          <w:szCs w:val="22"/>
-          <w:lang w:val="es-ES"/>
-        </w:rPr>
-        <w:t>ETFs</w:t>
-      </w:r>
-      <w:proofErr w:type="spellEnd"/>
-      <w:r>
-        <w:rPr>
-          <w:rFonts w:cstheme="minorHAnsi"/>
-          <w:i/>
-          <w:iCs/>
-          <w:szCs w:val="22"/>
-          <w:lang w:val="es-ES"/>
-        </w:rPr>
-        <w:t xml:space="preserve"> no presentan autocorrelación explotable. La información de semanas pasadas no ayuda a predecir la semana siguiente, lo cual es consistente con la hipótesis de mercados eficientes en su forma débil. Para el TFM es una conclusión honesta y valiosa: no hay </w:t>
-      </w:r>
-      <w:proofErr w:type="spellStart"/>
-      <w:r>
-        <w:rPr>
-          <w:rFonts w:cstheme="minorHAnsi"/>
-          <w:i/>
-          <w:iCs/>
-          <w:szCs w:val="22"/>
-          <w:lang w:val="es-ES"/>
-        </w:rPr>
-        <w:t>momentum</w:t>
-      </w:r>
-      <w:proofErr w:type="spellEnd"/>
-      <w:r>
-        <w:rPr>
-          <w:rFonts w:cstheme="minorHAnsi"/>
-          <w:i/>
-          <w:iCs/>
-          <w:szCs w:val="22"/>
-          <w:lang w:val="es-ES"/>
-        </w:rPr>
-        <w:t xml:space="preserve"> semanal detectable con estos modelos.</w:t>
-      </w:r>
-    </w:p>
-    <w:p>
-      <w:pPr>
-        <w:pStyle w:val="NormalWeb"/>
-        <w:rPr>
-          <w:rFonts w:cstheme="minorHAnsi"/>
-          <w:i/>
-          <w:iCs/>
-          <w:szCs w:val="22"/>
-          <w:lang w:val="es-ES"/>
-        </w:rPr>
-      </w:pPr>
       <w:r>
         <w:rPr>
           <w:rFonts w:cstheme="minorHAnsi"/>
@@ -26537,9 +29594,96 @@
           <w:szCs w:val="22"/>
           <w:lang w:val="es-ES"/>
         </w:rPr>
-        <w:t xml:space="preserve">Los tres modelos buenos baten al </w:t>
+        <w:t xml:space="preserve"> no mejoran la predicción de forma consistente.</w:t>
+      </w:r>
+      <w:r>
+        <w:rPr>
+          <w:rFonts w:cstheme="minorHAnsi"/>
+          <w:i/>
+          <w:iCs/>
+          <w:szCs w:val="22"/>
+          <w:lang w:val="es-ES"/>
+        </w:rPr>
+        <w:t xml:space="preserve"> Para Ridge, RF y GBR el RMSE permanece casi constante entre 0 y 4 </w:t>
       </w:r>
       <w:proofErr w:type="spellStart"/>
+      <w:r>
+        <w:rPr>
+          <w:rFonts w:cstheme="minorHAnsi"/>
+          <w:i/>
+          <w:iCs/>
+          <w:szCs w:val="22"/>
+          <w:lang w:val="es-ES"/>
+        </w:rPr>
+        <w:t>lags</w:t>
+      </w:r>
+      <w:proofErr w:type="spellEnd"/>
+      <w:r>
+        <w:rPr>
+          <w:rFonts w:cstheme="minorHAnsi"/>
+          <w:i/>
+          <w:iCs/>
+          <w:szCs w:val="22"/>
+          <w:lang w:val="es-ES"/>
+        </w:rPr>
+        <w:t xml:space="preserve">. Esto tiene una interpretación financiera directa: los retornos semanales de estos </w:t>
+      </w:r>
+      <w:proofErr w:type="spellStart"/>
+      <w:r>
+        <w:rPr>
+          <w:rFonts w:cstheme="minorHAnsi"/>
+          <w:i/>
+          <w:iCs/>
+          <w:szCs w:val="22"/>
+          <w:lang w:val="es-ES"/>
+        </w:rPr>
+        <w:t>ETFs</w:t>
+      </w:r>
+      <w:proofErr w:type="spellEnd"/>
+      <w:r>
+        <w:rPr>
+          <w:rFonts w:cstheme="minorHAnsi"/>
+          <w:i/>
+          <w:iCs/>
+          <w:szCs w:val="22"/>
+          <w:lang w:val="es-ES"/>
+        </w:rPr>
+        <w:t xml:space="preserve"> no presentan autocorrelación explotable. La información de semanas pasadas no ayuda a predecir la semana siguiente, lo cual es consistente con la hipótesis de mercados eficientes en su forma débil. Para el TFM es una conclusión honesta y valiosa: no hay </w:t>
+      </w:r>
+      <w:proofErr w:type="spellStart"/>
+      <w:r>
+        <w:rPr>
+          <w:rFonts w:cstheme="minorHAnsi"/>
+          <w:i/>
+          <w:iCs/>
+          <w:szCs w:val="22"/>
+          <w:lang w:val="es-ES"/>
+        </w:rPr>
+        <w:t>momentum</w:t>
+      </w:r>
+      <w:proofErr w:type="spellEnd"/>
+      <w:r>
+        <w:rPr>
+          <w:rFonts w:cstheme="minorHAnsi"/>
+          <w:i/>
+          <w:iCs/>
+          <w:szCs w:val="22"/>
+          <w:lang w:val="es-ES"/>
+        </w:rPr>
+        <w:t xml:space="preserve"> semanal detectable con estos modelos.</w:t>
+      </w:r>
+    </w:p>
+    <w:p>
+      <w:pPr>
+        <w:pStyle w:val="NormalWeb"/>
+        <w:rPr>
+          <w:rFonts w:cstheme="minorHAnsi"/>
+          <w:i/>
+          <w:iCs/>
+          <w:szCs w:val="22"/>
+          <w:lang w:val="es-ES"/>
+        </w:rPr>
+      </w:pPr>
       <w:r>
         <w:rPr>
           <w:rFonts w:cstheme="minorHAnsi"/>
@@ -26550,9 +29694,9 @@
           <w:szCs w:val="22"/>
           <w:lang w:val="es-ES"/>
         </w:rPr>
-        <w:t>baseline</w:t>
-      </w:r>
-      <w:proofErr w:type="spellEnd"/>
+        <w:t xml:space="preserve">Los tres modelos buenos baten al </w:t>
+      </w:r>
+      <w:proofErr w:type="spellStart"/>
       <w:r>
         <w:rPr>
           <w:rFonts w:cstheme="minorHAnsi"/>
@@ -26563,9 +29707,9 @@
           <w:szCs w:val="22"/>
           <w:lang w:val="es-ES"/>
         </w:rPr>
-        <w:t xml:space="preserve"> </w:t>
-      </w:r>
-      <w:proofErr w:type="spellStart"/>
+        <w:t>baseline</w:t>
+      </w:r>
+      <w:proofErr w:type="spellEnd"/>
       <w:r>
         <w:rPr>
           <w:rFonts w:cstheme="minorHAnsi"/>
@@ -26576,9 +29720,9 @@
           <w:szCs w:val="22"/>
           <w:lang w:val="es-ES"/>
         </w:rPr>
-        <w:t>naive</w:t>
-      </w:r>
-      <w:proofErr w:type="spellEnd"/>
+        <w:t xml:space="preserve"> </w:t>
+      </w:r>
+      <w:proofErr w:type="spellStart"/>
       <w:r>
         <w:rPr>
           <w:rFonts w:cstheme="minorHAnsi"/>
@@ -26589,9 +29733,9 @@
           <w:szCs w:val="22"/>
           <w:lang w:val="es-ES"/>
         </w:rPr>
-        <w:t xml:space="preserve"> en el 100% de los </w:t>
-      </w:r>
-      <w:proofErr w:type="spellStart"/>
+        <w:t>naive</w:t>
+      </w:r>
+      <w:proofErr w:type="spellEnd"/>
       <w:r>
         <w:rPr>
           <w:rFonts w:cstheme="minorHAnsi"/>
@@ -26602,9 +29746,9 @@
           <w:szCs w:val="22"/>
           <w:lang w:val="es-ES"/>
         </w:rPr>
-        <w:t>ETFs</w:t>
-      </w:r>
-      <w:proofErr w:type="spellEnd"/>
+        <w:t xml:space="preserve"> en el 100% de los </w:t>
+      </w:r>
+      <w:proofErr w:type="spellStart"/>
       <w:r>
         <w:rPr>
           <w:rFonts w:cstheme="minorHAnsi"/>
@@ -26615,118 +29759,9 @@
           <w:szCs w:val="22"/>
           <w:lang w:val="es-ES"/>
         </w:rPr>
-        <w:t>.</w:t>
-      </w:r>
-      <w:r>
-        <w:rPr>
-          <w:rFonts w:cstheme="minorHAnsi"/>
-          <w:i/>
-          <w:iCs/>
-          <w:szCs w:val="22"/>
-          <w:lang w:val="es-ES"/>
-        </w:rPr>
-        <w:t xml:space="preserve"> Esto significa que siempre es mejor usar el modelo que predecir el retorno de la semana anterior. Sin embargo, la mejora vs </w:t>
-      </w:r>
-      <w:proofErr w:type="spellStart"/>
-      <w:r>
-        <w:rPr>
-          <w:rFonts w:cstheme="minorHAnsi"/>
-          <w:i/>
-          <w:iCs/>
-          <w:szCs w:val="22"/>
-          <w:lang w:val="es-ES"/>
-        </w:rPr>
-        <w:t>zeros</w:t>
+        <w:t>ETFs</w:t>
       </w:r>
       <w:proofErr w:type="spellEnd"/>
-      <w:r>
-        <w:rPr>
-          <w:rFonts w:cstheme="minorHAnsi"/>
-          <w:i/>
-          <w:iCs/>
-          <w:szCs w:val="22"/>
-          <w:lang w:val="es-ES"/>
-        </w:rPr>
-        <w:t xml:space="preserve"> es mucho más modesta: GBR solo bate al </w:t>
-      </w:r>
-      <w:proofErr w:type="spellStart"/>
-      <w:r>
-        <w:rPr>
-          <w:rFonts w:cstheme="minorHAnsi"/>
-          <w:i/>
-          <w:iCs/>
-          <w:szCs w:val="22"/>
-          <w:lang w:val="es-ES"/>
-        </w:rPr>
-        <w:t>zero</w:t>
-      </w:r>
-      <w:proofErr w:type="spellEnd"/>
-      <w:r>
-        <w:rPr>
-          <w:rFonts w:cstheme="minorHAnsi"/>
-          <w:i/>
-          <w:iCs/>
-          <w:szCs w:val="22"/>
-          <w:lang w:val="es-ES"/>
-        </w:rPr>
-        <w:t xml:space="preserve"> en el 52% de los casos, mientras que RF y Ridge lo hacen en el 63%. Esto significa </w:t>
-      </w:r>
-      <w:proofErr w:type="gramStart"/>
-      <w:r>
-        <w:rPr>
-          <w:rFonts w:cstheme="minorHAnsi"/>
-          <w:i/>
-          <w:iCs/>
-          <w:szCs w:val="22"/>
-          <w:lang w:val="es-ES"/>
-        </w:rPr>
-        <w:t>que</w:t>
-      </w:r>
-      <w:proofErr w:type="gramEnd"/>
-      <w:r>
-        <w:rPr>
-          <w:rFonts w:cstheme="minorHAnsi"/>
-          <w:i/>
-          <w:iCs/>
-          <w:szCs w:val="22"/>
-          <w:lang w:val="es-ES"/>
-        </w:rPr>
-        <w:t xml:space="preserve"> en casi la mitad de los </w:t>
-      </w:r>
-      <w:proofErr w:type="spellStart"/>
-      <w:r>
-        <w:rPr>
-          <w:rFonts w:cstheme="minorHAnsi"/>
-          <w:i/>
-          <w:iCs/>
-          <w:szCs w:val="22"/>
-          <w:lang w:val="es-ES"/>
-        </w:rPr>
-        <w:t>ETFs</w:t>
-      </w:r>
-      <w:proofErr w:type="spellEnd"/>
-      <w:r>
-        <w:rPr>
-          <w:rFonts w:cstheme="minorHAnsi"/>
-          <w:i/>
-          <w:iCs/>
-          <w:szCs w:val="22"/>
-          <w:lang w:val="es-ES"/>
-        </w:rPr>
-        <w:t>, el modelo no mejora a predecir retorno nulo. En mercados eficientes esto es esperable y no invalida el enfoque: lo que importa no es el error absoluto sino si la dirección es útil para Markowitz.</w:t>
-      </w:r>
-    </w:p>
-    <w:p>
-      <w:pPr>
-        <w:pStyle w:val="NormalWeb"/>
-        <w:rPr>
-          <w:rFonts w:cstheme="minorHAnsi"/>
-          <w:i/>
-          <w:iCs/>
-          <w:szCs w:val="22"/>
-          <w:lang w:val="es-ES"/>
-        </w:rPr>
-      </w:pPr>
       <w:r>
         <w:rPr>
           <w:rFonts w:cstheme="minorHAnsi"/>
@@ -26737,7 +29772,7 @@
           <w:szCs w:val="22"/>
           <w:lang w:val="es-ES"/>
         </w:rPr>
-        <w:t>Por grupos, hay patrones muy claros.</w:t>
+        <w:t>.</w:t>
       </w:r>
       <w:r>
         <w:rPr>
@@ -26747,7 +29782,7 @@
           <w:szCs w:val="22"/>
           <w:lang w:val="es-ES"/>
         </w:rPr>
-        <w:t xml:space="preserve"> La renta fija es el grupo más predecible con diferencia: TIP, HYG, JNK, BND y AGG tienen RMSE entre 0,00126 y 0,00202, muy por debajo del resto. Ridge domina este grupo, lo que tiene sentido porque los bonos responden a factores macroeconómicos lineales como tipos de interés. Las materias primas son las más difíciles: USO tiene RMSE de 0,01028 y SLV de 0,01250, entre dos y ocho veces el de los bonos. GBR domina en renta variable tanto americana como internacional, donde las relaciones no lineales entre activos aportan más valor. Los </w:t>
+        <w:t xml:space="preserve"> Esto significa que siempre es mejor usar el modelo que predecir el retorno de la semana anterior. Sin embargo, la mejora vs </w:t>
       </w:r>
       <w:proofErr w:type="spellStart"/>
       <w:r>
@@ -26758,7 +29793,7 @@
           <w:szCs w:val="22"/>
           <w:lang w:val="es-ES"/>
         </w:rPr>
-        <w:t>ETFs</w:t>
+        <w:t>zeros</w:t>
       </w:r>
       <w:proofErr w:type="spellEnd"/>
       <w:r>
@@ -26769,7 +29804,7 @@
           <w:szCs w:val="22"/>
           <w:lang w:val="es-ES"/>
         </w:rPr>
-        <w:t xml:space="preserve"> chinos FXI y MCHI son los más difíciles del grupo internacional, con mejora vs </w:t>
+        <w:t xml:space="preserve"> es mucho más modesta: GBR solo bate al </w:t>
       </w:r>
       <w:proofErr w:type="spellStart"/>
       <w:r>
@@ -26780,7 +29815,7 @@
           <w:szCs w:val="22"/>
           <w:lang w:val="es-ES"/>
         </w:rPr>
-        <w:t>zeros</w:t>
+        <w:t>zero</w:t>
       </w:r>
       <w:proofErr w:type="spellEnd"/>
       <w:r>
@@ -26791,17 +29826,62 @@
           <w:szCs w:val="22"/>
           <w:lang w:val="es-ES"/>
         </w:rPr>
-        <w:t xml:space="preserve"> negativa, lo que indica que estos activos tienen una dinámica que los modelos no capturan.</w:t>
-      </w:r>
-    </w:p>
-    <w:p>
-      <w:pPr>
-        <w:pStyle w:val="NormalWeb"/>
+        <w:t xml:space="preserve"> en el 52% de los casos, mientras que RF y Ridge lo hacen en el 63%. Esto significa </w:t>
+      </w:r>
+      <w:proofErr w:type="gramStart"/>
+      <w:r>
         <w:rPr>
           <w:rFonts w:cstheme="minorHAnsi"/>
           <w:i/>
           <w:iCs/>
           <w:szCs w:val="22"/>
+          <w:lang w:val="es-ES"/>
+        </w:rPr>
+        <w:t>que</w:t>
+      </w:r>
+      <w:proofErr w:type="gramEnd"/>
+      <w:r>
+        <w:rPr>
+          <w:rFonts w:cstheme="minorHAnsi"/>
+          <w:i/>
+          <w:iCs/>
+          <w:szCs w:val="22"/>
+          <w:lang w:val="es-ES"/>
+        </w:rPr>
+        <w:t xml:space="preserve"> en casi la mitad de los </w:t>
+      </w:r>
+      <w:proofErr w:type="spellStart"/>
+      <w:r>
+        <w:rPr>
+          <w:rFonts w:cstheme="minorHAnsi"/>
+          <w:i/>
+          <w:iCs/>
+          <w:szCs w:val="22"/>
+          <w:lang w:val="es-ES"/>
+        </w:rPr>
+        <w:t>ETFs</w:t>
+      </w:r>
+      <w:proofErr w:type="spellEnd"/>
+      <w:r>
+        <w:rPr>
+          <w:rFonts w:cstheme="minorHAnsi"/>
+          <w:i/>
+          <w:iCs/>
+          <w:szCs w:val="22"/>
+          <w:lang w:val="es-ES"/>
+        </w:rPr>
+        <w:t>, el modelo no mejora a predecir retorno nulo. En mercados eficientes esto es esperable y no invalida el enfoque: lo que importa no es el error absoluto sino si la dirección es útil para Markowitz.</w:t>
+      </w:r>
+    </w:p>
+    <w:p>
+      <w:pPr>
+        <w:pStyle w:val="NormalWeb"/>
+        <w:rPr>
+          <w:rFonts w:cstheme="minorHAnsi"/>
+          <w:i/>
+          <w:iCs/>
+          <w:szCs w:val="22"/>
+          <w:lang w:val="es-ES"/>
         </w:rPr>
       </w:pPr>
       <w:r>
@@ -26814,9 +29894,73 @@
           <w:szCs w:val="22"/>
           <w:lang w:val="es-ES"/>
         </w:rPr>
-        <w:t xml:space="preserve">El modelo ganador global es GBR con 0 </w:t>
+        <w:t>Por grupos, hay patrones muy claros.</w:t>
+      </w:r>
+      <w:r>
+        <w:rPr>
+          <w:rFonts w:cstheme="minorHAnsi"/>
+          <w:i/>
+          <w:iCs/>
+          <w:szCs w:val="22"/>
+          <w:lang w:val="es-ES"/>
+        </w:rPr>
+        <w:t xml:space="preserve"> La renta fija es el grupo más predecible con diferencia: TIP, HYG, JNK, BND y AGG tienen RMSE entre 0,00126 y 0,00202, muy por debajo del resto. Ridge domina este grupo, lo que tiene sentido porque los bonos responden a factores macroeconómicos lineales como tipos de interés. Las materias primas son las más difíciles: USO tiene RMSE de 0,01028 y SLV de 0,01250, entre dos y ocho veces el de los bonos. GBR domina en renta variable tanto americana como internacional, donde las relaciones no lineales entre activos aportan más valor. Los </w:t>
       </w:r>
       <w:proofErr w:type="spellStart"/>
+      <w:r>
+        <w:rPr>
+          <w:rFonts w:cstheme="minorHAnsi"/>
+          <w:i/>
+          <w:iCs/>
+          <w:szCs w:val="22"/>
+          <w:lang w:val="es-ES"/>
+        </w:rPr>
+        <w:t>ETFs</w:t>
+      </w:r>
+      <w:proofErr w:type="spellEnd"/>
+      <w:r>
+        <w:rPr>
+          <w:rFonts w:cstheme="minorHAnsi"/>
+          <w:i/>
+          <w:iCs/>
+          <w:szCs w:val="22"/>
+          <w:lang w:val="es-ES"/>
+        </w:rPr>
+        <w:t xml:space="preserve"> chinos FXI y MCHI son los más difíciles del grupo internacional, con mejora vs </w:t>
+      </w:r>
+      <w:proofErr w:type="spellStart"/>
+      <w:r>
+        <w:rPr>
+          <w:rFonts w:cstheme="minorHAnsi"/>
+          <w:i/>
+          <w:iCs/>
+          <w:szCs w:val="22"/>
+          <w:lang w:val="es-ES"/>
+        </w:rPr>
+        <w:t>zeros</w:t>
+      </w:r>
+      <w:proofErr w:type="spellEnd"/>
+      <w:r>
+        <w:rPr>
+          <w:rFonts w:cstheme="minorHAnsi"/>
+          <w:i/>
+          <w:iCs/>
+          <w:szCs w:val="22"/>
+          <w:lang w:val="es-ES"/>
+        </w:rPr>
+        <w:t xml:space="preserve"> negativa, lo que indica que estos activos tienen una dinámica que los modelos no capturan.</w:t>
+      </w:r>
+    </w:p>
+    <w:p>
+      <w:pPr>
+        <w:pStyle w:val="NormalWeb"/>
+        <w:rPr>
+          <w:rFonts w:cstheme="minorHAnsi"/>
+          <w:i/>
+          <w:iCs/>
+          <w:szCs w:val="22"/>
+        </w:rPr>
+      </w:pPr>
       <w:r>
         <w:rPr>
           <w:rFonts w:cstheme="minorHAnsi"/>
@@ -26827,86 +29971,10 @@
           <w:szCs w:val="22"/>
           <w:lang w:val="es-ES"/>
         </w:rPr>
-        <w:t>lags</w:t>
-      </w:r>
-      <w:proofErr w:type="spellEnd"/>
-      <w:r>
-        <w:rPr>
-          <w:rFonts w:cstheme="minorHAnsi"/>
-          <w:i/>
-          <w:iCs/>
-          <w:szCs w:val="22"/>
-          <w:lang w:val="es-ES"/>
-        </w:rPr>
-        <w:t xml:space="preserve">, aunque la diferencia con Ridge y RF es mínima. Para el Markowitz usarás GBR por ETF de renta variable y Ridge para renta fija, siguiendo el patrón que emerge </w:t>
-      </w:r>
-      <w:r>
-        <w:rPr>
-          <w:rFonts w:cstheme="minorHAnsi"/>
-          <w:i/>
-          <w:iCs/>
-          <w:szCs w:val="22"/>
-          <w:lang w:val="es-ES"/>
-        </w:rPr>
         <w:lastRenderedPageBreak/>
-        <w:t>de la Tabla 3.</w:t>
-      </w:r>
-      <w:r>
-        <w:rPr>
-          <w:rFonts w:ascii="Times New Roman" w:hAnsi="Times New Roman"/>
-          <w:sz w:val="24"/>
-        </w:rPr>
-        <w:t xml:space="preserve"> </w:t>
-      </w:r>
-      <w:r>
-        <w:rPr>
-          <w:rFonts w:cstheme="minorHAnsi"/>
-          <w:i/>
-          <w:iCs/>
-          <w:szCs w:val="22"/>
-        </w:rPr>
-        <w:t xml:space="preserve">Eliminar los </w:t>
+        <w:t xml:space="preserve">El modelo ganador global es GBR con 0 </w:t>
       </w:r>
       <w:proofErr w:type="spellStart"/>
-      <w:r>
-        <w:rPr>
-          <w:rFonts w:cstheme="minorHAnsi"/>
-          <w:i/>
-          <w:iCs/>
-          <w:szCs w:val="22"/>
-        </w:rPr>
-        <w:t>ETFs</w:t>
-      </w:r>
-      <w:proofErr w:type="spellEnd"/>
-      <w:r>
-        <w:rPr>
-          <w:rFonts w:cstheme="minorHAnsi"/>
-          <w:i/>
-          <w:iCs/>
-          <w:szCs w:val="22"/>
-        </w:rPr>
-        <w:t xml:space="preserve"> con mejora negativa vs </w:t>
-      </w:r>
-      <w:proofErr w:type="spellStart"/>
-      <w:r>
-        <w:rPr>
-          <w:rFonts w:cstheme="minorHAnsi"/>
-          <w:i/>
-          <w:iCs/>
-          <w:szCs w:val="22"/>
-        </w:rPr>
-        <w:t>zeros</w:t>
-      </w:r>
-      <w:proofErr w:type="spellEnd"/>
-      <w:r>
-        <w:rPr>
-          <w:rFonts w:cstheme="minorHAnsi"/>
-          <w:i/>
-          <w:iCs/>
-          <w:szCs w:val="22"/>
-        </w:rPr>
-        <w:t xml:space="preserve"> (FXI, MCHI, XLRE, AGG, IEF, LQD, TLT, VNQ) mejora el RMSE medio global, pero esto </w:t>
-      </w:r>
       <w:r>
         <w:rPr>
           <w:rFonts w:cstheme="minorHAnsi"/>
@@ -26915,83 +29983,76 @@
           <w:i/>
           <w:iCs/>
           <w:szCs w:val="22"/>
-        </w:rPr>
-        <w:t>no tiene sentido para Markowitz</w:t>
-      </w:r>
+          <w:lang w:val="es-ES"/>
+        </w:rPr>
+        <w:t>lags</w:t>
+      </w:r>
+      <w:proofErr w:type="spellEnd"/>
       <w:r>
         <w:rPr>
           <w:rFonts w:cstheme="minorHAnsi"/>
           <w:i/>
           <w:iCs/>
           <w:szCs w:val="22"/>
-        </w:rPr>
-        <w:t>: precisamente los bonos y activos defensivos que el modelo no mejora son los que dan estabilidad a la cartera. Un Markowitz sin renta fija sería una cartera solo de renta variable, lo cual distorsiona completamente la optimización.</w:t>
-      </w:r>
-    </w:p>
-    <w:p>
-      <w:pPr>
-        <w:pStyle w:val="NormalWeb"/>
+          <w:lang w:val="es-ES"/>
+        </w:rPr>
+        <w:t>, aunque la diferencia con Ridge y RF es mínima. Para el Markowitz usarás GBR por ETF de renta variable y Ridge para renta fija, siguiendo el patrón que emerge de la Tabla 3.</w:t>
+      </w:r>
+      <w:r>
+        <w:rPr>
+          <w:rFonts w:ascii="Times New Roman" w:hAnsi="Times New Roman"/>
+          <w:sz w:val="24"/>
+        </w:rPr>
+        <w:t xml:space="preserve"> </w:t>
+      </w:r>
+      <w:r>
         <w:rPr>
           <w:rFonts w:cstheme="minorHAnsi"/>
           <w:i/>
           <w:iCs/>
           <w:szCs w:val="22"/>
-          <w:lang w:val="es-ES"/>
-        </w:rPr>
-      </w:pPr>
+        </w:rPr>
+        <w:t xml:space="preserve">Eliminar los </w:t>
+      </w:r>
+      <w:proofErr w:type="spellStart"/>
       <w:r>
         <w:rPr>
           <w:rFonts w:cstheme="minorHAnsi"/>
           <w:i/>
           <w:iCs/>
           <w:szCs w:val="22"/>
-          <w:lang w:val="es-ES"/>
-        </w:rPr>
-        <w:t xml:space="preserve">La estrategia correcta para el TFM es la contraria: para los </w:t>
-      </w:r>
-      <w:proofErr w:type="spellStart"/>
+        </w:rPr>
+        <w:t>ETFs</w:t>
+      </w:r>
+      <w:proofErr w:type="spellEnd"/>
       <w:r>
         <w:rPr>
           <w:rFonts w:cstheme="minorHAnsi"/>
           <w:i/>
           <w:iCs/>
           <w:szCs w:val="22"/>
-          <w:lang w:val="es-ES"/>
-        </w:rPr>
-        <w:t>ETFs</w:t>
-      </w:r>
-      <w:proofErr w:type="spellEnd"/>
+        </w:rPr>
+        <w:t xml:space="preserve"> con mejora negativa vs </w:t>
+      </w:r>
+      <w:proofErr w:type="spellStart"/>
       <w:r>
         <w:rPr>
           <w:rFonts w:cstheme="minorHAnsi"/>
           <w:i/>
           <w:iCs/>
           <w:szCs w:val="22"/>
-          <w:lang w:val="es-ES"/>
-        </w:rPr>
-        <w:t xml:space="preserve"> donde el modelo no mejora al </w:t>
-      </w:r>
-      <w:proofErr w:type="spellStart"/>
+        </w:rPr>
+        <w:t>zeros</w:t>
+      </w:r>
+      <w:proofErr w:type="spellEnd"/>
       <w:r>
         <w:rPr>
           <w:rFonts w:cstheme="minorHAnsi"/>
           <w:i/>
           <w:iCs/>
           <w:szCs w:val="22"/>
-          <w:lang w:val="es-ES"/>
-        </w:rPr>
-        <w:t>zero</w:t>
-      </w:r>
-      <w:proofErr w:type="spellEnd"/>
-      <w:r>
-        <w:rPr>
-          <w:rFonts w:cstheme="minorHAnsi"/>
-          <w:i/>
-          <w:iCs/>
-          <w:szCs w:val="22"/>
-          <w:lang w:val="es-ES"/>
-        </w:rPr>
-        <w:t xml:space="preserve">, usar directamente </w:t>
+        </w:rPr>
+        <w:t xml:space="preserve"> (FXI, MCHI, XLRE, AGG, IEF, LQD, TLT, VNQ) mejora el RMSE medio global, pero esto </w:t>
       </w:r>
       <w:r>
         <w:rPr>
@@ -27001,6 +30062,92 @@
           <w:i/>
           <w:iCs/>
           <w:szCs w:val="22"/>
+        </w:rPr>
+        <w:t>no tiene sentido para Markowitz</w:t>
+      </w:r>
+      <w:r>
+        <w:rPr>
+          <w:rFonts w:cstheme="minorHAnsi"/>
+          <w:i/>
+          <w:iCs/>
+          <w:szCs w:val="22"/>
+        </w:rPr>
+        <w:t>: precisamente los bonos y activos defensivos que el modelo no mejora son los que dan estabilidad a la cartera. Un Markowitz sin renta fija sería una cartera solo de renta variable, lo cual distorsiona completamente la optimización.</w:t>
+      </w:r>
+    </w:p>
+    <w:p>
+      <w:pPr>
+        <w:pStyle w:val="NormalWeb"/>
+        <w:rPr>
+          <w:rFonts w:cstheme="minorHAnsi"/>
+          <w:i/>
+          <w:iCs/>
+          <w:szCs w:val="22"/>
+          <w:lang w:val="es-ES"/>
+        </w:rPr>
+      </w:pPr>
+      <w:r>
+        <w:rPr>
+          <w:rFonts w:cstheme="minorHAnsi"/>
+          <w:i/>
+          <w:iCs/>
+          <w:szCs w:val="22"/>
+          <w:lang w:val="es-ES"/>
+        </w:rPr>
+        <w:t xml:space="preserve">La estrategia correcta para el TFM es la contraria: para los </w:t>
+      </w:r>
+      <w:proofErr w:type="spellStart"/>
+      <w:r>
+        <w:rPr>
+          <w:rFonts w:cstheme="minorHAnsi"/>
+          <w:i/>
+          <w:iCs/>
+          <w:szCs w:val="22"/>
+          <w:lang w:val="es-ES"/>
+        </w:rPr>
+        <w:t>ETFs</w:t>
+      </w:r>
+      <w:proofErr w:type="spellEnd"/>
+      <w:r>
+        <w:rPr>
+          <w:rFonts w:cstheme="minorHAnsi"/>
+          <w:i/>
+          <w:iCs/>
+          <w:szCs w:val="22"/>
+          <w:lang w:val="es-ES"/>
+        </w:rPr>
+        <w:t xml:space="preserve"> donde el modelo no mejora al </w:t>
+      </w:r>
+      <w:proofErr w:type="spellStart"/>
+      <w:r>
+        <w:rPr>
+          <w:rFonts w:cstheme="minorHAnsi"/>
+          <w:i/>
+          <w:iCs/>
+          <w:szCs w:val="22"/>
+          <w:lang w:val="es-ES"/>
+        </w:rPr>
+        <w:t>zero</w:t>
+      </w:r>
+      <w:proofErr w:type="spellEnd"/>
+      <w:r>
+        <w:rPr>
+          <w:rFonts w:cstheme="minorHAnsi"/>
+          <w:i/>
+          <w:iCs/>
+          <w:szCs w:val="22"/>
+          <w:lang w:val="es-ES"/>
+        </w:rPr>
+        <w:t xml:space="preserve">, usar directamente </w:t>
+      </w:r>
+      <w:r>
+        <w:rPr>
+          <w:rFonts w:cstheme="minorHAnsi"/>
+          <w:b/>
+          <w:bCs/>
+          <w:i/>
+          <w:iCs/>
+          <w:szCs w:val="22"/>
           <w:lang w:val="es-ES"/>
         </w:rPr>
         <w:t>predicción de retorno cero</w:t>
@@ -27554,6 +30701,7 @@
           <w:szCs w:val="22"/>
           <w:lang w:val="es-ES"/>
         </w:rPr>
+        <w:lastRenderedPageBreak/>
         <w:t xml:space="preserve">La función </w:t>
       </w:r>
       <w:proofErr w:type="spellStart"/>
@@ -27592,16 +30740,7 @@
           <w:szCs w:val="22"/>
           <w:lang w:val="es-ES"/>
         </w:rPr>
-        <w:t xml:space="preserve">, comprueba que </w:t>
-      </w:r>
-      <w:r>
-        <w:rPr>
-          <w:rFonts w:cstheme="minorHAnsi"/>
-          <w:szCs w:val="22"/>
-          <w:lang w:val="es-ES"/>
-        </w:rPr>
-        <w:lastRenderedPageBreak/>
-        <w:t xml:space="preserve">empiece por </w:t>
+        <w:t xml:space="preserve">, comprueba que empiece por </w:t>
       </w:r>
       <w:proofErr w:type="spellStart"/>
       <w:r>
@@ -28043,7 +31182,7 @@
           <w:lang w:val="es-ES"/>
         </w:rPr>
       </w:pPr>
-      <w:bookmarkStart w:id="51" w:name="_Toc230365002"/>
+      <w:bookmarkStart w:id="49" w:name="_Toc231242664"/>
       <w:r>
         <w:rPr>
           <w:rFonts w:cstheme="minorHAnsi"/>
@@ -28062,7 +31201,7 @@
         </w:rPr>
         <w:t>Comparación entre ML y Series Temporales</w:t>
       </w:r>
-      <w:bookmarkEnd w:id="51"/>
+      <w:bookmarkEnd w:id="49"/>
     </w:p>
     <w:p>
       <w:pPr>
@@ -28276,7 +31415,6 @@
           <w:szCs w:val="22"/>
           <w:lang w:val="es-ES"/>
         </w:rPr>
-        <w:lastRenderedPageBreak/>
         <w:t xml:space="preserve">  sistemáticamente es el de 0 </w:t>
       </w:r>
       <w:proofErr w:type="spellStart"/>
@@ -28759,7 +31897,6 @@
           <w:szCs w:val="22"/>
           <w:lang w:val="es-ES"/>
         </w:rPr>
-        <w:lastRenderedPageBreak/>
         <w:t xml:space="preserve">   MA, queremos que el criterio de selección favorezca capturar esa</w:t>
       </w:r>
     </w:p>
@@ -29178,7 +32315,16 @@
           <w:szCs w:val="22"/>
           <w:lang w:val="es-ES"/>
         </w:rPr>
-        <w:t xml:space="preserve"> de los retornos. Por ejemplo, para predecir el retorno del ETF </w:t>
+        <w:t xml:space="preserve"> de los retornos. Por </w:t>
+      </w:r>
+      <w:r>
+        <w:rPr>
+          <w:rFonts w:cstheme="minorHAnsi"/>
+          <w:szCs w:val="22"/>
+          <w:lang w:val="es-ES"/>
+        </w:rPr>
+        <w:lastRenderedPageBreak/>
+        <w:t xml:space="preserve">ejemplo, para predecir el retorno del ETF </w:t>
       </w:r>
       <m:oMath>
         <m:r>
@@ -29510,7 +32656,16 @@
           <w:szCs w:val="22"/>
           <w:lang w:val="es-ES"/>
         </w:rPr>
-        <w:t>La diferencia fundamental aparece precisamente en esta componente MA, o de medias móviles. En un modelo ARIMA, la parte MA no utiliza los valores pasados de la serie como variables explicativas, sino los errores de predicción cometidos en periodos anteriores. Es decir, el modelo incorpora información sobre cuánto se equivocó al predecir en el pasado y utiliza esos errores para ajustar la predicción actual. Formalmente, una parte MA puede expresarse como:</w:t>
+        <w:t xml:space="preserve">La diferencia fundamental aparece precisamente en esta componente MA, o de medias móviles. En un modelo ARIMA, la parte MA no utiliza los valores pasados de la serie como variables explicativas, sino los errores de predicción cometidos en periodos anteriores. Es decir, el modelo incorpora </w:t>
+      </w:r>
+      <w:r>
+        <w:rPr>
+          <w:rFonts w:cstheme="minorHAnsi"/>
+          <w:szCs w:val="22"/>
+          <w:lang w:val="es-ES"/>
+        </w:rPr>
+        <w:lastRenderedPageBreak/>
+        <w:t>información sobre cuánto se equivocó al predecir en el pasado y utiliza esos errores para ajustar la predicción actual. Formalmente, una parte MA puede expresarse como:</w:t>
       </w:r>
     </w:p>
     <w:p>
@@ -30114,7 +33269,16 @@
           <w:szCs w:val="22"/>
           <w:lang w:val="es-ES"/>
         </w:rPr>
-        <w:t xml:space="preserve"> con retardos no consiguen mejoras claras. La mejora parece estar más relacionada con la componente MA. Esto sugiere que la información relevante para la predicción no se encuentra tanto en los retornos pasados directamente observados, sino en la estructura de los errores que deja el modelo al intentar predecir esos retornos.</w:t>
+        <w:t xml:space="preserve"> con retardos no consiguen mejoras claras. La mejora parece estar más relacionada con la componente MA. </w:t>
+      </w:r>
+      <w:r>
+        <w:rPr>
+          <w:rFonts w:cstheme="minorHAnsi"/>
+          <w:szCs w:val="22"/>
+          <w:lang w:val="es-ES"/>
+        </w:rPr>
+        <w:lastRenderedPageBreak/>
+        <w:t>Esto sugiere que la información relevante para la predicción no se encuentra tanto en los retornos pasados directamente observados, sino en la estructura de los errores que deja el modelo al intentar predecir esos retornos.</w:t>
       </w:r>
     </w:p>
     <w:p>
@@ -30132,7 +33296,6 @@
           <w:szCs w:val="22"/>
           <w:lang w:val="es-ES"/>
         </w:rPr>
-        <w:lastRenderedPageBreak/>
         <w:t xml:space="preserve">Esta interpretación también ayuda a explicar la elección del criterio AIC frente al criterio BIC en la selección de los modelos ARIMA. Ambos criterios se utilizan para comparar modelos estimados sobre los mismos datos y penalizan la complejidad del modelo. La diferencia está en la intensidad de esa penalización. El AIC penaliza cada parámetro adicional con una constante igual a 2, mientras que el BIC utiliza una penalización igual a </w:t>
       </w:r>
       <m:oMath>
@@ -30270,7 +33433,16 @@
           <w:szCs w:val="22"/>
           <w:lang w:val="es-ES"/>
         </w:rPr>
-        <w:t xml:space="preserve"> no se debe necesariamente a una mayor complejidad matemática, sino a que los modelos ARIMA incorporan una estructura que los modelos de Machine </w:t>
+        <w:t xml:space="preserve"> no se debe necesariamente a </w:t>
+      </w:r>
+      <w:r>
+        <w:rPr>
+          <w:rFonts w:cstheme="minorHAnsi"/>
+          <w:szCs w:val="22"/>
+          <w:lang w:val="es-ES"/>
+        </w:rPr>
+        <w:lastRenderedPageBreak/>
+        <w:t xml:space="preserve">una mayor complejidad matemática, sino a que los modelos ARIMA incorporan una estructura que los modelos de Machine </w:t>
       </w:r>
       <w:proofErr w:type="spellStart"/>
       <w:r>
@@ -30324,16 +33496,7 @@
           <w:szCs w:val="22"/>
           <w:lang w:val="es-ES"/>
         </w:rPr>
-        <w:t xml:space="preserve"> basados en retardos intentan predecir el retorno futuro a partir de retornos pasados, lo que equivale </w:t>
-      </w:r>
-      <w:r>
-        <w:rPr>
-          <w:rFonts w:cstheme="minorHAnsi"/>
-          <w:szCs w:val="22"/>
-          <w:lang w:val="es-ES"/>
-        </w:rPr>
-        <w:lastRenderedPageBreak/>
-        <w:t>conceptualmente a explotar una posible estructura autorregresiva. Sin embargo, los resultados muestran que esa estructura es débil. En cambio, los modelos ARIMA permiten incorporar también la información contenida en los errores anteriores mediante la parte MA. Esta información puede reflejar efectos no observados, shocks de mercado o variables externas no incluidas explícitamente en el modelo. Por ello, el componente MA se convierte en una parte clave para mejorar la predicción de los retornos.</w:t>
+        <w:t xml:space="preserve"> basados en retardos intentan predecir el retorno futuro a partir de retornos pasados, lo que equivale conceptualmente a explotar una posible estructura autorregresiva. Sin embargo, los resultados muestran que esa estructura es débil. En cambio, los modelos ARIMA permiten incorporar también la información contenida en los errores anteriores mediante la parte MA. Esta información puede reflejar efectos no observados, shocks de mercado o variables externas no incluidas explícitamente en el modelo. Por ello, el componente MA se convierte en una parte clave para mejorar la predicción de los retornos.</w:t>
       </w:r>
     </w:p>
     <w:p>
@@ -30392,7 +33555,7 @@
           <w:lang w:val="es-ES"/>
         </w:rPr>
       </w:pPr>
-      <w:bookmarkStart w:id="52" w:name="_Toc230365003"/>
+      <w:bookmarkStart w:id="50" w:name="_Toc231242665"/>
       <w:r>
         <w:rPr>
           <w:lang w:val="es-ES"/>
@@ -30405,7 +33568,7 @@
         </w:rPr>
         <w:t xml:space="preserve"> de los modelos</w:t>
       </w:r>
-      <w:bookmarkEnd w:id="52"/>
+      <w:bookmarkEnd w:id="50"/>
     </w:p>
     <w:p>
       <w:pPr>
@@ -30645,7 +33808,15 @@
           <w:rFonts w:cstheme="minorHAnsi"/>
           <w:szCs w:val="22"/>
         </w:rPr>
-        <w:t xml:space="preserve">Tras evaluar dos modelos candidatos para generar las predicciones semanales de retornos que alimentarán el vector de medias del optimizador de Markowitz —un modelo ARIMA y un modelo de Machine </w:t>
+        <w:t xml:space="preserve">Tras evaluar dos modelos candidatos para generar las predicciones semanales de retornos que alimentarán el vector de medias del optimizador de Markowitz —un modelo ARIMA y un modelo de </w:t>
+      </w:r>
+      <w:r>
+        <w:rPr>
+          <w:rFonts w:cstheme="minorHAnsi"/>
+          <w:szCs w:val="22"/>
+        </w:rPr>
+        <w:lastRenderedPageBreak/>
+        <w:t xml:space="preserve">Machine </w:t>
       </w:r>
       <w:proofErr w:type="spellStart"/>
       <w:r>
@@ -30737,7 +33908,6 @@
           <w:szCs w:val="22"/>
           <w:lang w:val="es-ES"/>
         </w:rPr>
-        <w:lastRenderedPageBreak/>
         <w:t xml:space="preserve">El </w:t>
       </w:r>
       <w:r>
@@ -30905,7 +34075,7 @@
           <w:lang w:val="es-ES"/>
         </w:rPr>
       </w:pPr>
-      <w:bookmarkStart w:id="53" w:name="_Toc230365004"/>
+      <w:bookmarkStart w:id="51" w:name="_Toc231242666"/>
       <w:r>
         <w:rPr>
           <w:lang w:val="es-ES"/>
@@ -30925,7 +34095,7 @@
         </w:rPr>
         <w:t>markowitz</w:t>
       </w:r>
-      <w:bookmarkEnd w:id="53"/>
+      <w:bookmarkEnd w:id="51"/>
       <w:proofErr w:type="spellEnd"/>
     </w:p>
     <w:p>
@@ -31052,7 +34222,7 @@
           <w:szCs w:val="22"/>
           <w:lang w:val="es-ES"/>
         </w:rPr>
-        <w:t xml:space="preserve">" (Michaud, 1989). Los errores de signo son los más dañinos: el optimizador da más peso a los activos que el modelo predice mal al alza y menos peso a los que predice mal a la baja, lo que genera carteras mal alineadas con la realidad del mercado. Un </w:t>
+        <w:t xml:space="preserve">" (Michaud, 1989). Los errores de signo son </w:t>
       </w:r>
       <w:r>
         <w:rPr>
@@ -31061,7 +34231,7 @@
           <w:lang w:val="es-ES"/>
         </w:rPr>
         <w:lastRenderedPageBreak/>
-        <w:t xml:space="preserve">modelo con kappa negativa en casi todos los activos, como Ridge, metería este sesgo en cada semana de </w:t>
+        <w:t xml:space="preserve">los más dañinos: el optimizador da más peso a los activos que el modelo predice mal al alza y menos peso a los que predice mal a la baja, lo que genera carteras mal alineadas con la realidad del mercado. Un modelo con kappa negativa en casi todos los activos, como Ridge, metería este sesgo en cada semana de </w:t>
       </w:r>
       <w:proofErr w:type="spellStart"/>
       <w:r>
@@ -31340,6 +34510,7 @@
         <w:pStyle w:val="Textoindependiente"/>
       </w:pPr>
       <w:r>
+        <w:lastRenderedPageBreak/>
         <w:t xml:space="preserve">RIDGE FILTRADO </w:t>
       </w:r>
     </w:p>
@@ -31351,7 +34522,6 @@
         <w:rPr>
           <w:noProof/>
         </w:rPr>
-        <w:lastRenderedPageBreak/>
         <w:drawing>
           <wp:inline distT="0" distB="0" distL="0" distR="0" wp14:anchorId="510C4E3B" wp14:editId="60220626">
             <wp:extent cx="2522706" cy="2219047"/>
@@ -31539,7 +34709,7 @@
       <w:pPr>
         <w:pStyle w:val="Ttulo1"/>
       </w:pPr>
-      <w:bookmarkStart w:id="54" w:name="_Toc230365005"/>
+      <w:bookmarkStart w:id="52" w:name="_Toc231242667"/>
       <w:r>
         <w:lastRenderedPageBreak/>
         <w:t>OPTIMIZACIÓN DE CARTERAS</w:t>
@@ -31547,7 +34717,7 @@
       <w:r>
         <w:t xml:space="preserve"> - MARKOWITZ</w:t>
       </w:r>
-      <w:bookmarkEnd w:id="54"/>
+      <w:bookmarkEnd w:id="52"/>
     </w:p>
     <w:p>
       <w:pPr>
@@ -32214,7 +35384,7 @@
           <w:lang w:val="es-ES"/>
         </w:rPr>
       </w:pPr>
-      <w:bookmarkStart w:id="55" w:name="_Toc230365006"/>
+      <w:bookmarkStart w:id="53" w:name="_Toc231242668"/>
       <w:r>
         <w:rPr>
           <w:lang w:val="es-ES"/>
@@ -32227,7 +35397,7 @@
         </w:rPr>
         <w:t xml:space="preserve"> comparadas</w:t>
       </w:r>
-      <w:bookmarkEnd w:id="55"/>
+      <w:bookmarkEnd w:id="53"/>
     </w:p>
     <w:p>
       <w:pPr>
@@ -32300,14 +35470,14 @@
           <w:lang w:val="es-ES"/>
         </w:rPr>
       </w:pPr>
-      <w:bookmarkStart w:id="56" w:name="_Toc230365007"/>
+      <w:bookmarkStart w:id="54" w:name="_Toc231242669"/>
       <w:r>
         <w:rPr>
           <w:lang w:val="es-ES"/>
         </w:rPr>
         <w:t>Estrategia 1: Markowitz con media histórica</w:t>
       </w:r>
-      <w:bookmarkEnd w:id="56"/>
+      <w:bookmarkEnd w:id="54"/>
     </w:p>
     <w:p>
       <w:pPr>
@@ -32453,14 +35623,14 @@
           <w:lang w:val="es-ES"/>
         </w:rPr>
       </w:pPr>
-      <w:bookmarkStart w:id="57" w:name="_Toc230365008"/>
+      <w:bookmarkStart w:id="55" w:name="_Toc231242670"/>
       <w:r>
         <w:rPr>
           <w:lang w:val="es-ES"/>
         </w:rPr>
         <w:t>Estrategia 2: Markowitz con último valor observado</w:t>
       </w:r>
-      <w:bookmarkEnd w:id="57"/>
+      <w:bookmarkEnd w:id="55"/>
     </w:p>
     <w:p>
       <w:pPr>
@@ -32533,14 +35703,14 @@
           <w:lang w:val="es-ES"/>
         </w:rPr>
       </w:pPr>
-      <w:bookmarkStart w:id="58" w:name="_Toc230365009"/>
+      <w:bookmarkStart w:id="56" w:name="_Toc231242671"/>
       <w:r>
         <w:rPr>
           <w:lang w:val="es-ES"/>
         </w:rPr>
         <w:t>Estrategia 3: Markowitz con predicciones ARIMA</w:t>
       </w:r>
-      <w:bookmarkEnd w:id="58"/>
+      <w:bookmarkEnd w:id="56"/>
     </w:p>
     <w:p>
       <w:pPr>
@@ -33013,7 +36183,7 @@
           <w:lang w:val="es-ES"/>
         </w:rPr>
       </w:pPr>
-      <w:bookmarkStart w:id="59" w:name="_Toc230365010"/>
+      <w:bookmarkStart w:id="57" w:name="_Toc231242672"/>
       <w:r>
         <w:rPr>
           <w:lang w:val="es-ES"/>
@@ -33026,7 +36196,7 @@
         </w:rPr>
         <w:t xml:space="preserve"> de covarianzas</w:t>
       </w:r>
-      <w:bookmarkEnd w:id="59"/>
+      <w:bookmarkEnd w:id="57"/>
     </w:p>
     <w:p>
       <w:pPr>
@@ -33153,14 +36323,14 @@
           <w:lang w:val="es-ES"/>
         </w:rPr>
       </w:pPr>
-      <w:bookmarkStart w:id="60" w:name="_Toc230365011"/>
+      <w:bookmarkStart w:id="58" w:name="_Toc231242673"/>
       <w:r>
         <w:rPr>
           <w:lang w:val="es-ES"/>
         </w:rPr>
         <w:t>Restricciones de la optimización</w:t>
       </w:r>
-      <w:bookmarkEnd w:id="60"/>
+      <w:bookmarkEnd w:id="58"/>
     </w:p>
     <w:p>
       <w:pPr>
@@ -33611,7 +36781,7 @@
           <w:lang w:val="es-ES"/>
         </w:rPr>
       </w:pPr>
-      <w:bookmarkStart w:id="61" w:name="_Toc230365012"/>
+      <w:bookmarkStart w:id="59" w:name="_Toc231242674"/>
       <w:r>
         <w:rPr>
           <w:lang w:val="es-ES"/>
@@ -33632,7 +36802,7 @@
         </w:rPr>
         <w:t xml:space="preserve"> semanal</w:t>
       </w:r>
-      <w:bookmarkEnd w:id="61"/>
+      <w:bookmarkEnd w:id="59"/>
     </w:p>
     <w:p>
       <w:pPr>
@@ -34493,14 +37663,14 @@
           <w:lang w:val="es-ES"/>
         </w:rPr>
       </w:pPr>
-      <w:bookmarkStart w:id="62" w:name="_Toc230365013"/>
+      <w:bookmarkStart w:id="60" w:name="_Toc231242675"/>
       <w:r>
         <w:rPr>
           <w:lang w:val="es-ES"/>
         </w:rPr>
         <w:t>Resultados Markowitz</w:t>
       </w:r>
-      <w:bookmarkEnd w:id="62"/>
+      <w:bookmarkEnd w:id="60"/>
     </w:p>
     <w:p>
       <w:pPr>
@@ -35746,7 +38916,7 @@
           <w:lang w:val="es-ES"/>
         </w:rPr>
       </w:pPr>
-      <w:bookmarkStart w:id="63" w:name="_Toc230365014"/>
+      <w:bookmarkStart w:id="61" w:name="_Toc231242676"/>
       <w:r>
         <w:rPr>
           <w:lang w:val="es-ES"/>
@@ -35754,7 +38924,7 @@
         <w:lastRenderedPageBreak/>
         <w:t>Explicación de las métricas principales</w:t>
       </w:r>
-      <w:bookmarkEnd w:id="63"/>
+      <w:bookmarkEnd w:id="61"/>
     </w:p>
     <w:p>
       <w:pPr>
@@ -40677,8 +43847,8 @@
           <w:lang w:val="es-ES"/>
         </w:rPr>
       </w:pPr>
-      <w:bookmarkStart w:id="64" w:name="_Ref11684775"/>
-      <w:bookmarkStart w:id="65" w:name="_Toc230365015"/>
+      <w:bookmarkStart w:id="62" w:name="_Ref11684775"/>
+      <w:bookmarkStart w:id="63" w:name="_Toc231242677"/>
       <w:r>
         <w:rPr>
           <w:rFonts w:cstheme="minorHAnsi"/>
@@ -40687,8 +43857,8 @@
         <w:lastRenderedPageBreak/>
         <w:t>Conclusiones y trabajo futuro</w:t>
       </w:r>
-      <w:bookmarkEnd w:id="64"/>
-      <w:bookmarkEnd w:id="65"/>
+      <w:bookmarkEnd w:id="62"/>
+      <w:bookmarkEnd w:id="63"/>
     </w:p>
     <w:p>
       <w:pPr>
@@ -40730,7 +43900,7 @@
           <w:lang w:val="en-US"/>
         </w:rPr>
       </w:pPr>
-      <w:bookmarkStart w:id="66" w:name="_Toc230365016"/>
+      <w:bookmarkStart w:id="64" w:name="_Toc231242678"/>
       <w:r>
         <w:rPr>
           <w:rFonts w:cstheme="minorHAnsi"/>
@@ -40739,7 +43909,7 @@
         <w:lastRenderedPageBreak/>
         <w:t>Introduction</w:t>
       </w:r>
-      <w:bookmarkEnd w:id="66"/>
+      <w:bookmarkEnd w:id="64"/>
     </w:p>
     <w:p>
       <w:pPr>
@@ -40852,7 +44022,7 @@
           <w:lang w:val="en-US"/>
         </w:rPr>
       </w:pPr>
-      <w:bookmarkStart w:id="67" w:name="_Toc230365017"/>
+      <w:bookmarkStart w:id="65" w:name="_Toc231242679"/>
       <w:r>
         <w:rPr>
           <w:rFonts w:cstheme="minorHAnsi"/>
@@ -40861,7 +44031,7 @@
         <w:lastRenderedPageBreak/>
         <w:t>Conclusions and future work</w:t>
       </w:r>
-      <w:bookmarkEnd w:id="67"/>
+      <w:bookmarkEnd w:id="65"/>
     </w:p>
     <w:p>
       <w:pPr>
@@ -41014,9 +44184,9 @@
           <w:lang w:val="es-ES_tradnl"/>
         </w:rPr>
       </w:pPr>
-      <w:bookmarkStart w:id="68" w:name="Bibliografía"/>
-      <w:bookmarkStart w:id="69" w:name="Apendices"/>
-      <w:bookmarkStart w:id="70" w:name="_Toc230365018"/>
+      <w:bookmarkStart w:id="66" w:name="Bibliografía"/>
+      <w:bookmarkStart w:id="67" w:name="Apendices"/>
+      <w:bookmarkStart w:id="68" w:name="_Toc231242680"/>
       <w:r>
         <w:rPr>
           <w:rFonts w:asciiTheme="minorHAnsi" w:hAnsiTheme="minorHAnsi" w:cstheme="minorHAnsi"/>
@@ -41025,8 +44195,8 @@
         <w:lastRenderedPageBreak/>
         <w:t>Bibliografía</w:t>
       </w:r>
+      <w:bookmarkEnd w:id="66"/>
       <w:bookmarkEnd w:id="68"/>
-      <w:bookmarkEnd w:id="70"/>
     </w:p>
     <w:p>
       <w:pPr>
@@ -41219,7 +44389,7 @@
           <w:rFonts w:asciiTheme="minorHAnsi" w:hAnsiTheme="minorHAnsi" w:cstheme="minorHAnsi"/>
         </w:rPr>
       </w:pPr>
-      <w:bookmarkStart w:id="71" w:name="_Toc230365019"/>
+      <w:bookmarkStart w:id="69" w:name="_Toc231242681"/>
       <w:r>
         <w:rPr>
           <w:rFonts w:asciiTheme="minorHAnsi" w:hAnsiTheme="minorHAnsi" w:cstheme="minorHAnsi"/>
@@ -41228,11 +44398,11 @@
         <w:lastRenderedPageBreak/>
         <w:t>Apéndices</w:t>
       </w:r>
-      <w:bookmarkStart w:id="72" w:name="_Toc267562109"/>
+      <w:bookmarkStart w:id="70" w:name="_Toc267562109"/>
+      <w:bookmarkEnd w:id="67"/>
       <w:bookmarkEnd w:id="69"/>
-      <w:bookmarkEnd w:id="71"/>
-    </w:p>
-    <w:bookmarkEnd w:id="72"/>
+    </w:p>
+    <w:bookmarkEnd w:id="70"/>
     <w:p>
       <w:pPr>
         <w:pStyle w:val="Ttulo6"/>
@@ -41983,7 +45153,7 @@
   <w:abstractNum w:abstractNumId="9" w15:restartNumberingAfterBreak="0">
     <w:nsid w:val="FFFFFF89"/>
     <w:multiLevelType w:val="singleLevel"/>
-    <w:tmpl w:val="284C39A2"/>
+    <w:tmpl w:val="95EE329E"/>
     <w:lvl w:ilvl="0">
       <w:start w:val="1"/>
       <w:numFmt w:val="bullet"/>
@@ -43251,9 +46421,9 @@
     </w:lvl>
   </w:abstractNum>
   <w:abstractNum w:abstractNumId="19" w15:restartNumberingAfterBreak="0">
-    <w:nsid w:val="2EEB21B9"/>
+    <w:nsid w:val="29711E55"/>
     <w:multiLevelType w:val="multilevel"/>
-    <w:tmpl w:val="E488E6B6"/>
+    <w:tmpl w:val="ABC0644A"/>
     <w:lvl w:ilvl="0">
       <w:start w:val="1"/>
       <w:numFmt w:val="bullet"/>
@@ -43400,6 +46570,155 @@
     </w:lvl>
   </w:abstractNum>
   <w:abstractNum w:abstractNumId="20" w15:restartNumberingAfterBreak="0">
+    <w:nsid w:val="2EEB21B9"/>
+    <w:multiLevelType w:val="multilevel"/>
+    <w:tmpl w:val="E488E6B6"/>
+    <w:lvl w:ilvl="0">
+      <w:start w:val="1"/>
+      <w:numFmt w:val="bullet"/>
+      <w:lvlText w:val=""/>
+      <w:lvlJc w:val="left"/>
+      <w:pPr>
+        <w:tabs>
+          <w:tab w:val="num" w:pos="720"/>
+        </w:tabs>
+        <w:ind w:left="720" w:hanging="360"/>
+      </w:pPr>
+      <w:rPr>
+        <w:rFonts w:ascii="Symbol" w:hAnsi="Symbol" w:hint="default"/>
+        <w:sz w:val="20"/>
+      </w:rPr>
+    </w:lvl>
+    <w:lvl w:ilvl="1" w:tentative="1">
+      <w:start w:val="1"/>
+      <w:numFmt w:val="bullet"/>
+      <w:lvlText w:val="o"/>
+      <w:lvlJc w:val="left"/>
+      <w:pPr>
+        <w:tabs>
+          <w:tab w:val="num" w:pos="1440"/>
+        </w:tabs>
+        <w:ind w:left="1440" w:hanging="360"/>
+      </w:pPr>
+      <w:rPr>
+        <w:rFonts w:ascii="Courier New" w:hAnsi="Courier New" w:hint="default"/>
+        <w:sz w:val="20"/>
+      </w:rPr>
+    </w:lvl>
+    <w:lvl w:ilvl="2" w:tentative="1">
+      <w:start w:val="1"/>
+      <w:numFmt w:val="bullet"/>
+      <w:lvlText w:val=""/>
+      <w:lvlJc w:val="left"/>
+      <w:pPr>
+        <w:tabs>
+          <w:tab w:val="num" w:pos="2160"/>
+        </w:tabs>
+        <w:ind w:left="2160" w:hanging="360"/>
+      </w:pPr>
+      <w:rPr>
+        <w:rFonts w:ascii="Wingdings" w:hAnsi="Wingdings" w:hint="default"/>
+        <w:sz w:val="20"/>
+      </w:rPr>
+    </w:lvl>
+    <w:lvl w:ilvl="3" w:tentative="1">
+      <w:start w:val="1"/>
+      <w:numFmt w:val="bullet"/>
+      <w:lvlText w:val=""/>
+      <w:lvlJc w:val="left"/>
+      <w:pPr>
+        <w:tabs>
+          <w:tab w:val="num" w:pos="2880"/>
+        </w:tabs>
+        <w:ind w:left="2880" w:hanging="360"/>
+      </w:pPr>
+      <w:rPr>
+        <w:rFonts w:ascii="Wingdings" w:hAnsi="Wingdings" w:hint="default"/>
+        <w:sz w:val="20"/>
+      </w:rPr>
+    </w:lvl>
+    <w:lvl w:ilvl="4" w:tentative="1">
+      <w:start w:val="1"/>
+      <w:numFmt w:val="bullet"/>
+      <w:lvlText w:val=""/>
+      <w:lvlJc w:val="left"/>
+      <w:pPr>
+        <w:tabs>
+          <w:tab w:val="num" w:pos="3600"/>
+        </w:tabs>
+        <w:ind w:left="3600" w:hanging="360"/>
+      </w:pPr>
+      <w:rPr>
+        <w:rFonts w:ascii="Wingdings" w:hAnsi="Wingdings" w:hint="default"/>
+        <w:sz w:val="20"/>
+      </w:rPr>
+    </w:lvl>
+    <w:lvl w:ilvl="5" w:tentative="1">
+      <w:start w:val="1"/>
+      <w:numFmt w:val="bullet"/>
+      <w:lvlText w:val=""/>
+      <w:lvlJc w:val="left"/>
+      <w:pPr>
+        <w:tabs>
+          <w:tab w:val="num" w:pos="4320"/>
+        </w:tabs>
+        <w:ind w:left="4320" w:hanging="360"/>
+      </w:pPr>
+      <w:rPr>
+        <w:rFonts w:ascii="Wingdings" w:hAnsi="Wingdings" w:hint="default"/>
+        <w:sz w:val="20"/>
+      </w:rPr>
+    </w:lvl>
+    <w:lvl w:ilvl="6" w:tentative="1">
+      <w:start w:val="1"/>
+      <w:numFmt w:val="bullet"/>
+      <w:lvlText w:val=""/>
+      <w:lvlJc w:val="left"/>
+      <w:pPr>
+        <w:tabs>
+          <w:tab w:val="num" w:pos="5040"/>
+        </w:tabs>
+        <w:ind w:left="5040" w:hanging="360"/>
+      </w:pPr>
+      <w:rPr>
+        <w:rFonts w:ascii="Wingdings" w:hAnsi="Wingdings" w:hint="default"/>
+        <w:sz w:val="20"/>
+      </w:rPr>
+    </w:lvl>
+    <w:lvl w:ilvl="7" w:tentative="1">
+      <w:start w:val="1"/>
+      <w:numFmt w:val="bullet"/>
+      <w:lvlText w:val=""/>
+      <w:lvlJc w:val="left"/>
+      <w:pPr>
+        <w:tabs>
+          <w:tab w:val="num" w:pos="5760"/>
+        </w:tabs>
+        <w:ind w:left="5760" w:hanging="360"/>
+      </w:pPr>
+      <w:rPr>
+        <w:rFonts w:ascii="Wingdings" w:hAnsi="Wingdings" w:hint="default"/>
+        <w:sz w:val="20"/>
+      </w:rPr>
+    </w:lvl>
+    <w:lvl w:ilvl="8" w:tentative="1">
+      <w:start w:val="1"/>
+      <w:numFmt w:val="bullet"/>
+      <w:lvlText w:val=""/>
+      <w:lvlJc w:val="left"/>
+      <w:pPr>
+        <w:tabs>
+          <w:tab w:val="num" w:pos="6480"/>
+        </w:tabs>
+        <w:ind w:left="6480" w:hanging="360"/>
+      </w:pPr>
+      <w:rPr>
+        <w:rFonts w:ascii="Wingdings" w:hAnsi="Wingdings" w:hint="default"/>
+        <w:sz w:val="20"/>
+      </w:rPr>
+    </w:lvl>
+  </w:abstractNum>
+  <w:abstractNum w:abstractNumId="21" w15:restartNumberingAfterBreak="0">
     <w:nsid w:val="321C0D15"/>
     <w:multiLevelType w:val="multilevel"/>
     <w:tmpl w:val="10C0183C"/>
@@ -43535,7 +46854,7 @@
       </w:rPr>
     </w:lvl>
   </w:abstractNum>
-  <w:abstractNum w:abstractNumId="21" w15:restartNumberingAfterBreak="0">
+  <w:abstractNum w:abstractNumId="22" w15:restartNumberingAfterBreak="0">
     <w:nsid w:val="32632DEB"/>
     <w:multiLevelType w:val="multilevel"/>
     <w:tmpl w:val="9C1664DA"/>
@@ -43684,7 +47003,7 @@
       </w:rPr>
     </w:lvl>
   </w:abstractNum>
-  <w:abstractNum w:abstractNumId="22" w15:restartNumberingAfterBreak="0">
+  <w:abstractNum w:abstractNumId="23" w15:restartNumberingAfterBreak="0">
     <w:nsid w:val="36603A2A"/>
     <w:multiLevelType w:val="multilevel"/>
     <w:tmpl w:val="5D502B30"/>
@@ -43797,7 +47116,7 @@
       </w:pPr>
     </w:lvl>
   </w:abstractNum>
-  <w:abstractNum w:abstractNumId="23" w15:restartNumberingAfterBreak="0">
+  <w:abstractNum w:abstractNumId="24" w15:restartNumberingAfterBreak="0">
     <w:nsid w:val="3AE92F88"/>
     <w:multiLevelType w:val="multilevel"/>
     <w:tmpl w:val="49B2AB0A"/>
@@ -43910,7 +47229,7 @@
       </w:pPr>
     </w:lvl>
   </w:abstractNum>
-  <w:abstractNum w:abstractNumId="24" w15:restartNumberingAfterBreak="0">
+  <w:abstractNum w:abstractNumId="25" w15:restartNumberingAfterBreak="0">
     <w:nsid w:val="3B137A3D"/>
     <w:multiLevelType w:val="multilevel"/>
     <w:tmpl w:val="B6F8B6D0"/>
@@ -44059,7 +47378,7 @@
       </w:rPr>
     </w:lvl>
   </w:abstractNum>
-  <w:abstractNum w:abstractNumId="25" w15:restartNumberingAfterBreak="0">
+  <w:abstractNum w:abstractNumId="26" w15:restartNumberingAfterBreak="0">
     <w:nsid w:val="3DB766B7"/>
     <w:multiLevelType w:val="multilevel"/>
     <w:tmpl w:val="830607E8"/>
@@ -44208,7 +47527,7 @@
       </w:rPr>
     </w:lvl>
   </w:abstractNum>
-  <w:abstractNum w:abstractNumId="26" w15:restartNumberingAfterBreak="0">
+  <w:abstractNum w:abstractNumId="27" w15:restartNumberingAfterBreak="0">
     <w:nsid w:val="3EC9591C"/>
     <w:multiLevelType w:val="multilevel"/>
     <w:tmpl w:val="6FD00CCC"/>
@@ -44357,7 +47676,7 @@
       </w:rPr>
     </w:lvl>
   </w:abstractNum>
-  <w:abstractNum w:abstractNumId="27" w15:restartNumberingAfterBreak="0">
+  <w:abstractNum w:abstractNumId="28" w15:restartNumberingAfterBreak="0">
     <w:nsid w:val="40065B18"/>
     <w:multiLevelType w:val="multilevel"/>
     <w:tmpl w:val="D1D09814"/>
@@ -44506,7 +47825,7 @@
       </w:rPr>
     </w:lvl>
   </w:abstractNum>
-  <w:abstractNum w:abstractNumId="28" w15:restartNumberingAfterBreak="0">
+  <w:abstractNum w:abstractNumId="29" w15:restartNumberingAfterBreak="0">
     <w:nsid w:val="4218464C"/>
     <w:multiLevelType w:val="multilevel"/>
     <w:tmpl w:val="6FD00CCC"/>
@@ -44655,7 +47974,7 @@
       </w:rPr>
     </w:lvl>
   </w:abstractNum>
-  <w:abstractNum w:abstractNumId="29" w15:restartNumberingAfterBreak="0">
+  <w:abstractNum w:abstractNumId="30" w15:restartNumberingAfterBreak="0">
     <w:nsid w:val="42CA6FF1"/>
     <w:multiLevelType w:val="multilevel"/>
     <w:tmpl w:val="92F656E6"/>
@@ -44768,7 +48087,7 @@
       </w:pPr>
     </w:lvl>
   </w:abstractNum>
-  <w:abstractNum w:abstractNumId="30" w15:restartNumberingAfterBreak="0">
+  <w:abstractNum w:abstractNumId="31" w15:restartNumberingAfterBreak="0">
     <w:nsid w:val="4EEE4D89"/>
     <w:multiLevelType w:val="multilevel"/>
     <w:tmpl w:val="6FD00CCC"/>
@@ -44917,7 +48236,7 @@
       </w:rPr>
     </w:lvl>
   </w:abstractNum>
-  <w:abstractNum w:abstractNumId="31" w15:restartNumberingAfterBreak="0">
+  <w:abstractNum w:abstractNumId="32" w15:restartNumberingAfterBreak="0">
     <w:nsid w:val="4FB75898"/>
     <w:multiLevelType w:val="multilevel"/>
     <w:tmpl w:val="2FD460EC"/>
@@ -45030,7 +48349,7 @@
       </w:pPr>
     </w:lvl>
   </w:abstractNum>
-  <w:abstractNum w:abstractNumId="32" w15:restartNumberingAfterBreak="0">
+  <w:abstractNum w:abstractNumId="33" w15:restartNumberingAfterBreak="0">
     <w:nsid w:val="52280BAE"/>
     <w:multiLevelType w:val="multilevel"/>
     <w:tmpl w:val="A934D922"/>
@@ -45179,7 +48498,7 @@
       </w:rPr>
     </w:lvl>
   </w:abstractNum>
-  <w:abstractNum w:abstractNumId="33" w15:restartNumberingAfterBreak="0">
+  <w:abstractNum w:abstractNumId="34" w15:restartNumberingAfterBreak="0">
     <w:nsid w:val="5A4C6E87"/>
     <w:multiLevelType w:val="multilevel"/>
     <w:tmpl w:val="0C80C502"/>
@@ -45328,7 +48647,7 @@
       </w:rPr>
     </w:lvl>
   </w:abstractNum>
-  <w:abstractNum w:abstractNumId="34" w15:restartNumberingAfterBreak="0">
+  <w:abstractNum w:abstractNumId="35" w15:restartNumberingAfterBreak="0">
     <w:nsid w:val="67127972"/>
     <w:multiLevelType w:val="hybridMultilevel"/>
     <w:tmpl w:val="5D2A7796"/>
@@ -45441,7 +48760,7 @@
       </w:rPr>
     </w:lvl>
   </w:abstractNum>
-  <w:abstractNum w:abstractNumId="35" w15:restartNumberingAfterBreak="0">
+  <w:abstractNum w:abstractNumId="36" w15:restartNumberingAfterBreak="0">
     <w:nsid w:val="6737049A"/>
     <w:multiLevelType w:val="multilevel"/>
     <w:tmpl w:val="79D68918"/>
@@ -45590,7 +48909,7 @@
       </w:rPr>
     </w:lvl>
   </w:abstractNum>
-  <w:abstractNum w:abstractNumId="36" w15:restartNumberingAfterBreak="0">
+  <w:abstractNum w:abstractNumId="37" w15:restartNumberingAfterBreak="0">
     <w:nsid w:val="6E91751D"/>
     <w:multiLevelType w:val="multilevel"/>
     <w:tmpl w:val="59A6CE32"/>
@@ -45703,7 +49022,7 @@
       </w:pPr>
     </w:lvl>
   </w:abstractNum>
-  <w:abstractNum w:abstractNumId="37" w15:restartNumberingAfterBreak="0">
+  <w:abstractNum w:abstractNumId="38" w15:restartNumberingAfterBreak="0">
     <w:nsid w:val="70024CB5"/>
     <w:multiLevelType w:val="multilevel"/>
     <w:tmpl w:val="DCDEE840"/>
@@ -45852,7 +49171,7 @@
       </w:rPr>
     </w:lvl>
   </w:abstractNum>
-  <w:abstractNum w:abstractNumId="38" w15:restartNumberingAfterBreak="0">
+  <w:abstractNum w:abstractNumId="39" w15:restartNumberingAfterBreak="0">
     <w:nsid w:val="712F647A"/>
     <w:multiLevelType w:val="multilevel"/>
     <w:tmpl w:val="EB40AFBC"/>
@@ -46001,7 +49320,7 @@
       </w:rPr>
     </w:lvl>
   </w:abstractNum>
-  <w:abstractNum w:abstractNumId="39" w15:restartNumberingAfterBreak="0">
+  <w:abstractNum w:abstractNumId="40" w15:restartNumberingAfterBreak="0">
     <w:nsid w:val="73C10AD9"/>
     <w:multiLevelType w:val="multilevel"/>
     <w:tmpl w:val="9028F77A"/>
@@ -46150,7 +49469,7 @@
       </w:rPr>
     </w:lvl>
   </w:abstractNum>
-  <w:abstractNum w:abstractNumId="40" w15:restartNumberingAfterBreak="0">
+  <w:abstractNum w:abstractNumId="41" w15:restartNumberingAfterBreak="0">
     <w:nsid w:val="7FF52DD0"/>
     <w:multiLevelType w:val="multilevel"/>
     <w:tmpl w:val="6FD00CCC"/>
@@ -46333,94 +49652,97 @@
     <w:abstractNumId w:val="17"/>
   </w:num>
   <w:num w:numId="12" w16cid:durableId="1181358284">
-    <w:abstractNumId w:val="20"/>
+    <w:abstractNumId w:val="21"/>
   </w:num>
   <w:num w:numId="13" w16cid:durableId="1845320026">
     <w:abstractNumId w:val="18"/>
   </w:num>
   <w:num w:numId="14" w16cid:durableId="1270891299">
+    <w:abstractNumId w:val="35"/>
+  </w:num>
+  <w:num w:numId="15" w16cid:durableId="1086927595">
+    <w:abstractNumId w:val="20"/>
+  </w:num>
+  <w:num w:numId="16" w16cid:durableId="1243486743">
+    <w:abstractNumId w:val="38"/>
+  </w:num>
+  <w:num w:numId="17" w16cid:durableId="1064523346">
     <w:abstractNumId w:val="34"/>
   </w:num>
-  <w:num w:numId="15" w16cid:durableId="1086927595">
-    <w:abstractNumId w:val="19"/>
-  </w:num>
-  <w:num w:numId="16" w16cid:durableId="1243486743">
-    <w:abstractNumId w:val="37"/>
-  </w:num>
-  <w:num w:numId="17" w16cid:durableId="1064523346">
-    <w:abstractNumId w:val="33"/>
-  </w:num>
   <w:num w:numId="18" w16cid:durableId="440342359">
-    <w:abstractNumId w:val="28"/>
+    <w:abstractNumId w:val="29"/>
   </w:num>
   <w:num w:numId="19" w16cid:durableId="1759862855">
     <w:abstractNumId w:val="15"/>
   </w:num>
   <w:num w:numId="20" w16cid:durableId="1100561251">
-    <w:abstractNumId w:val="30"/>
+    <w:abstractNumId w:val="31"/>
   </w:num>
   <w:num w:numId="21" w16cid:durableId="1771388127">
     <w:abstractNumId w:val="10"/>
   </w:num>
   <w:num w:numId="22" w16cid:durableId="1231966592">
-    <w:abstractNumId w:val="40"/>
+    <w:abstractNumId w:val="41"/>
   </w:num>
   <w:num w:numId="23" w16cid:durableId="964656145">
     <w:abstractNumId w:val="14"/>
   </w:num>
   <w:num w:numId="24" w16cid:durableId="1473328608">
+    <w:abstractNumId w:val="27"/>
+  </w:num>
+  <w:num w:numId="25" w16cid:durableId="1955364289">
+    <w:abstractNumId w:val="37"/>
+  </w:num>
+  <w:num w:numId="26" w16cid:durableId="1511797449">
+    <w:abstractNumId w:val="40"/>
+  </w:num>
+  <w:num w:numId="27" w16cid:durableId="236477535">
+    <w:abstractNumId w:val="23"/>
+  </w:num>
+  <w:num w:numId="28" w16cid:durableId="2045519317">
+    <w:abstractNumId w:val="25"/>
+  </w:num>
+  <w:num w:numId="29" w16cid:durableId="282465291">
+    <w:abstractNumId w:val="30"/>
+  </w:num>
+  <w:num w:numId="30" w16cid:durableId="1185094364">
     <w:abstractNumId w:val="26"/>
   </w:num>
-  <w:num w:numId="25" w16cid:durableId="1955364289">
-    <w:abstractNumId w:val="36"/>
-  </w:num>
-  <w:num w:numId="26" w16cid:durableId="1511797449">
-    <w:abstractNumId w:val="39"/>
-  </w:num>
-  <w:num w:numId="27" w16cid:durableId="236477535">
-    <w:abstractNumId w:val="22"/>
-  </w:num>
-  <w:num w:numId="28" w16cid:durableId="2045519317">
+  <w:num w:numId="31" w16cid:durableId="553542324">
     <w:abstractNumId w:val="24"/>
   </w:num>
-  <w:num w:numId="29" w16cid:durableId="282465291">
-    <w:abstractNumId w:val="29"/>
-  </w:num>
-  <w:num w:numId="30" w16cid:durableId="1185094364">
-    <w:abstractNumId w:val="25"/>
-  </w:num>
-  <w:num w:numId="31" w16cid:durableId="553542324">
-    <w:abstractNumId w:val="23"/>
-  </w:num>
   <w:num w:numId="32" w16cid:durableId="1578517292">
-    <w:abstractNumId w:val="31"/>
+    <w:abstractNumId w:val="32"/>
   </w:num>
   <w:num w:numId="33" w16cid:durableId="868491999">
     <w:abstractNumId w:val="16"/>
   </w:num>
   <w:num w:numId="34" w16cid:durableId="1257597752">
-    <w:abstractNumId w:val="21"/>
+    <w:abstractNumId w:val="22"/>
   </w:num>
   <w:num w:numId="35" w16cid:durableId="666059658">
     <w:abstractNumId w:val="12"/>
   </w:num>
   <w:num w:numId="36" w16cid:durableId="1036732713">
-    <w:abstractNumId w:val="32"/>
+    <w:abstractNumId w:val="33"/>
   </w:num>
   <w:num w:numId="37" w16cid:durableId="1927030140">
-    <w:abstractNumId w:val="35"/>
+    <w:abstractNumId w:val="36"/>
   </w:num>
   <w:num w:numId="38" w16cid:durableId="1605381272">
-    <w:abstractNumId w:val="27"/>
+    <w:abstractNumId w:val="28"/>
   </w:num>
   <w:num w:numId="39" w16cid:durableId="857038891">
-    <w:abstractNumId w:val="38"/>
+    <w:abstractNumId w:val="39"/>
   </w:num>
   <w:num w:numId="40" w16cid:durableId="942687520">
     <w:abstractNumId w:val="13"/>
   </w:num>
   <w:num w:numId="41" w16cid:durableId="1627543158">
     <w:abstractNumId w:val="11"/>
+  </w:num>
+  <w:num w:numId="42" w16cid:durableId="2064404144">
+    <w:abstractNumId w:val="19"/>
   </w:num>
   <w:numIdMacAtCleanup w:val="40"/>
 </w:numbering>
@@ -46734,7 +50056,7 @@
   <w:style w:type="paragraph" w:default="1" w:styleId="Normal">
     <w:name w:val="Normal"/>
     <w:qFormat/>
-    <w:rsid w:val="007D3CAC"/>
+    <w:rsid w:val="00742D36"/>
     <w:pPr>
       <w:spacing w:before="120" w:line="360" w:lineRule="auto"/>
       <w:ind w:firstLine="720"/>
@@ -46801,7 +50123,7 @@
     <w:next w:val="Textoindependiente"/>
     <w:link w:val="Ttulo3Car"/>
     <w:qFormat/>
-    <w:rsid w:val="003C7465"/>
+    <w:rsid w:val="0031262D"/>
     <w:pPr>
       <w:keepNext/>
       <w:numPr>
@@ -46937,7 +50259,6 @@
   <w:style w:type="character" w:default="1" w:styleId="Fuentedeprrafopredeter">
     <w:name w:val="Default Paragraph Font"/>
     <w:uiPriority w:val="1"/>
-    <w:semiHidden/>
     <w:unhideWhenUsed/>
   </w:style>
   <w:style w:type="table" w:default="1" w:styleId="Tablanormal">
@@ -48502,7 +51823,7 @@
     <w:name w:val="Título 3 Car"/>
     <w:basedOn w:val="Fuentedeprrafopredeter"/>
     <w:link w:val="Ttulo3"/>
-    <w:rsid w:val="003C7465"/>
+    <w:rsid w:val="0031262D"/>
     <w:rPr>
       <w:rFonts w:asciiTheme="minorHAnsi" w:hAnsiTheme="minorHAnsi" w:cs="Arial"/>
       <w:b/>
@@ -48769,6 +52090,7 @@
   </w:compat>
   <w:rsids>
     <w:rsidRoot w:val="00AF74E5"/>
+    <w:rsid w:val="00092851"/>
     <w:rsid w:val="003610F0"/>
     <w:rsid w:val="004B64FF"/>
     <w:rsid w:val="00763FB0"/>
@@ -48777,6 +52099,7 @@
     <w:rsid w:val="00AB356B"/>
     <w:rsid w:val="00AF74E5"/>
     <w:rsid w:val="00C86D21"/>
+    <w:rsid w:val="00F22CC9"/>
   </w:rsids>
   <m:mathPr>
     <m:mathFont m:val="Cambria Math"/>
